--- a/以西结书2025.docx
+++ b/以西结书2025.docx
@@ -60,11 +60,11 @@
           <w:r>
             <w:fldChar w:fldCharType="separate"/>
           </w:r>
-          <w:hyperlink w:anchor="_Toc215496962" w:history="1">
+          <w:hyperlink w:anchor="_Toc228177772" w:history="1">
             <w:r>
               <w:rPr>
                 <w:rStyle w:val="af2"/>
-                <w:rFonts w:ascii="Calibri" w:eastAsia="宋体" w:hAnsi="Calibri" w:cs="Times New Roman" w:hint="eastAsia"/>
+                <w:rFonts w:ascii="Calibri" w:eastAsia="宋体" w:hAnsi="Calibri" w:cs="Times New Roman"/>
                 <w:noProof/>
                 <w:kern w:val="0"/>
                 <w14:ligatures w14:val="none"/>
@@ -74,7 +74,7 @@
             <w:r>
               <w:rPr>
                 <w:rStyle w:val="af2"/>
-                <w:rFonts w:ascii="Calibri" w:eastAsia="宋体" w:hAnsi="Calibri" w:cs="Times New Roman" w:hint="eastAsia"/>
+                <w:rFonts w:ascii="Calibri" w:eastAsia="宋体" w:hAnsi="Calibri" w:cs="Times New Roman"/>
                 <w:noProof/>
                 <w:kern w:val="0"/>
                 <w14:ligatures w14:val="none"/>
@@ -84,7 +84,7 @@
             <w:r>
               <w:rPr>
                 <w:rStyle w:val="af2"/>
-                <w:rFonts w:ascii="Calibri" w:eastAsia="宋体" w:hAnsi="Calibri" w:cs="Times New Roman" w:hint="eastAsia"/>
+                <w:rFonts w:ascii="Calibri" w:eastAsia="宋体" w:hAnsi="Calibri" w:cs="Times New Roman"/>
                 <w:noProof/>
                 <w:kern w:val="0"/>
                 <w14:ligatures w14:val="none"/>
@@ -94,7 +94,7 @@
             <w:r>
               <w:rPr>
                 <w:rStyle w:val="af2"/>
-                <w:rFonts w:ascii="Calibri" w:eastAsia="宋体" w:hAnsi="Calibri" w:cs="Times New Roman" w:hint="eastAsia"/>
+                <w:rFonts w:ascii="Calibri" w:eastAsia="宋体" w:hAnsi="Calibri" w:cs="Times New Roman"/>
                 <w:noProof/>
                 <w:kern w:val="0"/>
                 <w14:ligatures w14:val="none"/>
@@ -104,7 +104,7 @@
             <w:r>
               <w:rPr>
                 <w:rStyle w:val="af2"/>
-                <w:rFonts w:ascii="Calibri" w:eastAsia="宋体" w:hAnsi="Calibri" w:cs="Times New Roman" w:hint="eastAsia"/>
+                <w:rFonts w:ascii="Calibri" w:eastAsia="宋体" w:hAnsi="Calibri" w:cs="Times New Roman"/>
                 <w:noProof/>
                 <w:kern w:val="0"/>
                 <w14:ligatures w14:val="none"/>
@@ -140,7 +140,7 @@
                 <w:noProof/>
                 <w:webHidden/>
               </w:rPr>
-              <w:instrText>PAGEREF _Toc215496962 \h</w:instrText>
+              <w:instrText>PAGEREF _Toc228177772 \h</w:instrText>
             </w:r>
             <w:r>
               <w:rPr>
@@ -194,11 +194,11 @@
               <w:noProof/>
             </w:rPr>
           </w:pPr>
-          <w:hyperlink w:anchor="_Toc215496963" w:history="1">
+          <w:hyperlink w:anchor="_Toc228177773" w:history="1">
             <w:r>
               <w:rPr>
                 <w:rStyle w:val="af2"/>
-                <w:rFonts w:ascii="Calibri" w:eastAsia="宋体" w:hAnsi="Calibri" w:cs="Times New Roman" w:hint="eastAsia"/>
+                <w:rFonts w:ascii="Calibri" w:eastAsia="宋体" w:hAnsi="Calibri" w:cs="Times New Roman"/>
                 <w:noProof/>
                 <w:kern w:val="0"/>
                 <w14:ligatures w14:val="none"/>
@@ -208,7 +208,7 @@
             <w:r>
               <w:rPr>
                 <w:rStyle w:val="af2"/>
-                <w:rFonts w:ascii="Calibri" w:eastAsia="宋体" w:hAnsi="Calibri" w:cs="Times New Roman" w:hint="eastAsia"/>
+                <w:rFonts w:ascii="Calibri" w:eastAsia="宋体" w:hAnsi="Calibri" w:cs="Times New Roman"/>
                 <w:noProof/>
                 <w:kern w:val="0"/>
                 <w14:ligatures w14:val="none"/>
@@ -218,7 +218,7 @@
             <w:r>
               <w:rPr>
                 <w:rStyle w:val="af2"/>
-                <w:rFonts w:ascii="Calibri" w:eastAsia="宋体" w:hAnsi="Calibri" w:cs="Times New Roman" w:hint="eastAsia"/>
+                <w:rFonts w:ascii="Calibri" w:eastAsia="宋体" w:hAnsi="Calibri" w:cs="Times New Roman"/>
                 <w:noProof/>
                 <w:kern w:val="0"/>
                 <w14:ligatures w14:val="none"/>
@@ -228,7 +228,7 @@
             <w:r>
               <w:rPr>
                 <w:rStyle w:val="af2"/>
-                <w:rFonts w:ascii="Calibri" w:eastAsia="宋体" w:hAnsi="Calibri" w:cs="Times New Roman" w:hint="eastAsia"/>
+                <w:rFonts w:ascii="Calibri" w:eastAsia="宋体" w:hAnsi="Calibri" w:cs="Times New Roman"/>
                 <w:noProof/>
                 <w:kern w:val="0"/>
                 <w14:ligatures w14:val="none"/>
@@ -238,7 +238,7 @@
             <w:r>
               <w:rPr>
                 <w:rStyle w:val="af2"/>
-                <w:rFonts w:ascii="Calibri" w:eastAsia="宋体" w:hAnsi="Calibri" w:cs="Times New Roman" w:hint="eastAsia"/>
+                <w:rFonts w:ascii="Calibri" w:eastAsia="宋体" w:hAnsi="Calibri" w:cs="Times New Roman"/>
                 <w:noProof/>
                 <w:kern w:val="0"/>
                 <w14:ligatures w14:val="none"/>
@@ -274,7 +274,7 @@
                 <w:noProof/>
                 <w:webHidden/>
               </w:rPr>
-              <w:instrText>PAGEREF _Toc215496963 \h</w:instrText>
+              <w:instrText>PAGEREF _Toc228177773 \h</w:instrText>
             </w:r>
             <w:r>
               <w:rPr>
@@ -328,11 +328,11 @@
               <w:noProof/>
             </w:rPr>
           </w:pPr>
-          <w:hyperlink w:anchor="_Toc215496964" w:history="1">
+          <w:hyperlink w:anchor="_Toc228177774" w:history="1">
             <w:r>
               <w:rPr>
                 <w:rStyle w:val="af2"/>
-                <w:rFonts w:ascii="Calibri" w:eastAsia="宋体" w:hAnsi="Calibri" w:cs="Times New Roman" w:hint="eastAsia"/>
+                <w:rFonts w:ascii="Calibri" w:eastAsia="宋体" w:hAnsi="Calibri" w:cs="Times New Roman"/>
                 <w:noProof/>
                 <w:kern w:val="0"/>
                 <w14:ligatures w14:val="none"/>
@@ -342,7 +342,7 @@
             <w:r>
               <w:rPr>
                 <w:rStyle w:val="af2"/>
-                <w:rFonts w:ascii="Calibri" w:eastAsia="宋体" w:hAnsi="Calibri" w:cs="Times New Roman" w:hint="eastAsia"/>
+                <w:rFonts w:ascii="Calibri" w:eastAsia="宋体" w:hAnsi="Calibri" w:cs="Times New Roman"/>
                 <w:noProof/>
                 <w:kern w:val="0"/>
                 <w14:ligatures w14:val="none"/>
@@ -352,7 +352,7 @@
             <w:r>
               <w:rPr>
                 <w:rStyle w:val="af2"/>
-                <w:rFonts w:ascii="Calibri" w:eastAsia="宋体" w:hAnsi="Calibri" w:cs="Times New Roman" w:hint="eastAsia"/>
+                <w:rFonts w:ascii="Calibri" w:eastAsia="宋体" w:hAnsi="Calibri" w:cs="Times New Roman"/>
                 <w:noProof/>
                 <w:kern w:val="0"/>
                 <w14:ligatures w14:val="none"/>
@@ -362,7 +362,7 @@
             <w:r>
               <w:rPr>
                 <w:rStyle w:val="af2"/>
-                <w:rFonts w:ascii="Calibri" w:eastAsia="宋体" w:hAnsi="Calibri" w:cs="Times New Roman" w:hint="eastAsia"/>
+                <w:rFonts w:ascii="Calibri" w:eastAsia="宋体" w:hAnsi="Calibri" w:cs="Times New Roman"/>
                 <w:noProof/>
                 <w:kern w:val="0"/>
                 <w14:ligatures w14:val="none"/>
@@ -372,7 +372,7 @@
             <w:r>
               <w:rPr>
                 <w:rStyle w:val="af2"/>
-                <w:rFonts w:ascii="Calibri" w:eastAsia="宋体" w:hAnsi="Calibri" w:cs="Times New Roman" w:hint="eastAsia"/>
+                <w:rFonts w:ascii="Calibri" w:eastAsia="宋体" w:hAnsi="Calibri" w:cs="Times New Roman"/>
                 <w:noProof/>
                 <w:kern w:val="0"/>
                 <w14:ligatures w14:val="none"/>
@@ -408,7 +408,7 @@
                 <w:noProof/>
                 <w:webHidden/>
               </w:rPr>
-              <w:instrText>PAGEREF _Toc215496964 \h</w:instrText>
+              <w:instrText>PAGEREF _Toc228177774 \h</w:instrText>
             </w:r>
             <w:r>
               <w:rPr>
@@ -462,11 +462,11 @@
               <w:noProof/>
             </w:rPr>
           </w:pPr>
-          <w:hyperlink w:anchor="_Toc215496965" w:history="1">
+          <w:hyperlink w:anchor="_Toc228177775" w:history="1">
             <w:r>
               <w:rPr>
                 <w:rStyle w:val="af2"/>
-                <w:rFonts w:ascii="Calibri" w:eastAsia="宋体" w:hAnsi="Calibri" w:cs="Times New Roman" w:hint="eastAsia"/>
+                <w:rFonts w:ascii="Calibri" w:eastAsia="宋体" w:hAnsi="Calibri" w:cs="Times New Roman"/>
                 <w:noProof/>
                 <w:kern w:val="0"/>
                 <w14:ligatures w14:val="none"/>
@@ -476,7 +476,7 @@
             <w:r>
               <w:rPr>
                 <w:rStyle w:val="af2"/>
-                <w:rFonts w:ascii="Calibri" w:eastAsia="宋体" w:hAnsi="Calibri" w:cs="Times New Roman" w:hint="eastAsia"/>
+                <w:rFonts w:ascii="Calibri" w:eastAsia="宋体" w:hAnsi="Calibri" w:cs="Times New Roman"/>
                 <w:noProof/>
                 <w:kern w:val="0"/>
                 <w14:ligatures w14:val="none"/>
@@ -486,7 +486,7 @@
             <w:r>
               <w:rPr>
                 <w:rStyle w:val="af2"/>
-                <w:rFonts w:ascii="Calibri" w:eastAsia="宋体" w:hAnsi="Calibri" w:cs="Times New Roman" w:hint="eastAsia"/>
+                <w:rFonts w:ascii="Calibri" w:eastAsia="宋体" w:hAnsi="Calibri" w:cs="Times New Roman"/>
                 <w:noProof/>
                 <w:kern w:val="0"/>
                 <w14:ligatures w14:val="none"/>
@@ -496,7 +496,7 @@
             <w:r>
               <w:rPr>
                 <w:rStyle w:val="af2"/>
-                <w:rFonts w:ascii="Calibri" w:eastAsia="宋体" w:hAnsi="Calibri" w:cs="Times New Roman" w:hint="eastAsia"/>
+                <w:rFonts w:ascii="Calibri" w:eastAsia="宋体" w:hAnsi="Calibri" w:cs="Times New Roman"/>
                 <w:noProof/>
                 <w:kern w:val="0"/>
                 <w14:ligatures w14:val="none"/>
@@ -506,7 +506,7 @@
             <w:r>
               <w:rPr>
                 <w:rStyle w:val="af2"/>
-                <w:rFonts w:ascii="Calibri" w:eastAsia="宋体" w:hAnsi="Calibri" w:cs="Times New Roman" w:hint="eastAsia"/>
+                <w:rFonts w:ascii="Calibri" w:eastAsia="宋体" w:hAnsi="Calibri" w:cs="Times New Roman"/>
                 <w:noProof/>
                 <w:kern w:val="0"/>
                 <w14:ligatures w14:val="none"/>
@@ -542,7 +542,7 @@
                 <w:noProof/>
                 <w:webHidden/>
               </w:rPr>
-              <w:instrText>PAGEREF _Toc215496965 \h</w:instrText>
+              <w:instrText>PAGEREF _Toc228177775 \h</w:instrText>
             </w:r>
             <w:r>
               <w:rPr>
@@ -596,11 +596,11 @@
               <w:noProof/>
             </w:rPr>
           </w:pPr>
-          <w:hyperlink w:anchor="_Toc215496966" w:history="1">
+          <w:hyperlink w:anchor="_Toc228177776" w:history="1">
             <w:r>
               <w:rPr>
                 <w:rStyle w:val="af2"/>
-                <w:rFonts w:ascii="Calibri" w:eastAsia="宋体" w:hAnsi="Calibri" w:cs="Times New Roman" w:hint="eastAsia"/>
+                <w:rFonts w:ascii="Calibri" w:eastAsia="宋体" w:hAnsi="Calibri" w:cs="Times New Roman"/>
                 <w:noProof/>
                 <w:kern w:val="0"/>
                 <w14:ligatures w14:val="none"/>
@@ -610,7 +610,7 @@
             <w:r>
               <w:rPr>
                 <w:rStyle w:val="af2"/>
-                <w:rFonts w:ascii="Calibri" w:eastAsia="宋体" w:hAnsi="Calibri" w:cs="Times New Roman" w:hint="eastAsia"/>
+                <w:rFonts w:ascii="Calibri" w:eastAsia="宋体" w:hAnsi="Calibri" w:cs="Times New Roman"/>
                 <w:noProof/>
                 <w:kern w:val="0"/>
                 <w14:ligatures w14:val="none"/>
@@ -620,7 +620,7 @@
             <w:r>
               <w:rPr>
                 <w:rStyle w:val="af2"/>
-                <w:rFonts w:ascii="Calibri" w:eastAsia="宋体" w:hAnsi="Calibri" w:cs="Times New Roman" w:hint="eastAsia"/>
+                <w:rFonts w:ascii="Calibri" w:eastAsia="宋体" w:hAnsi="Calibri" w:cs="Times New Roman"/>
                 <w:noProof/>
                 <w:kern w:val="0"/>
                 <w14:ligatures w14:val="none"/>
@@ -630,7 +630,7 @@
             <w:r>
               <w:rPr>
                 <w:rStyle w:val="af2"/>
-                <w:rFonts w:ascii="Calibri" w:eastAsia="宋体" w:hAnsi="Calibri" w:cs="Times New Roman" w:hint="eastAsia"/>
+                <w:rFonts w:ascii="Calibri" w:eastAsia="宋体" w:hAnsi="Calibri" w:cs="Times New Roman"/>
                 <w:noProof/>
                 <w:kern w:val="0"/>
                 <w14:ligatures w14:val="none"/>
@@ -640,7 +640,7 @@
             <w:r>
               <w:rPr>
                 <w:rStyle w:val="af2"/>
-                <w:rFonts w:ascii="Calibri" w:eastAsia="宋体" w:hAnsi="Calibri" w:cs="Times New Roman" w:hint="eastAsia"/>
+                <w:rFonts w:ascii="Calibri" w:eastAsia="宋体" w:hAnsi="Calibri" w:cs="Times New Roman"/>
                 <w:noProof/>
                 <w:kern w:val="0"/>
                 <w14:ligatures w14:val="none"/>
@@ -676,7 +676,7 @@
                 <w:noProof/>
                 <w:webHidden/>
               </w:rPr>
-              <w:instrText>PAGEREF _Toc215496966 \h</w:instrText>
+              <w:instrText>PAGEREF _Toc228177776 \h</w:instrText>
             </w:r>
             <w:r>
               <w:rPr>
@@ -730,11 +730,11 @@
               <w:noProof/>
             </w:rPr>
           </w:pPr>
-          <w:hyperlink w:anchor="_Toc215496967" w:history="1">
+          <w:hyperlink w:anchor="_Toc228177777" w:history="1">
             <w:r>
               <w:rPr>
                 <w:rStyle w:val="af2"/>
-                <w:rFonts w:ascii="Calibri" w:eastAsia="宋体" w:hAnsi="Calibri" w:cs="Times New Roman" w:hint="eastAsia"/>
+                <w:rFonts w:ascii="Calibri" w:eastAsia="宋体" w:hAnsi="Calibri" w:cs="Times New Roman"/>
                 <w:noProof/>
                 <w:kern w:val="0"/>
                 <w14:ligatures w14:val="none"/>
@@ -744,7 +744,7 @@
             <w:r>
               <w:rPr>
                 <w:rStyle w:val="af2"/>
-                <w:rFonts w:ascii="Calibri" w:eastAsia="宋体" w:hAnsi="Calibri" w:cs="Times New Roman" w:hint="eastAsia"/>
+                <w:rFonts w:ascii="Calibri" w:eastAsia="宋体" w:hAnsi="Calibri" w:cs="Times New Roman"/>
                 <w:noProof/>
                 <w:kern w:val="0"/>
                 <w14:ligatures w14:val="none"/>
@@ -754,7 +754,7 @@
             <w:r>
               <w:rPr>
                 <w:rStyle w:val="af2"/>
-                <w:rFonts w:ascii="Calibri" w:eastAsia="宋体" w:hAnsi="Calibri" w:cs="Times New Roman" w:hint="eastAsia"/>
+                <w:rFonts w:ascii="Calibri" w:eastAsia="宋体" w:hAnsi="Calibri" w:cs="Times New Roman"/>
                 <w:noProof/>
                 <w:kern w:val="0"/>
                 <w14:ligatures w14:val="none"/>
@@ -764,7 +764,7 @@
             <w:r>
               <w:rPr>
                 <w:rStyle w:val="af2"/>
-                <w:rFonts w:ascii="Calibri" w:eastAsia="宋体" w:hAnsi="Calibri" w:cs="Times New Roman" w:hint="eastAsia"/>
+                <w:rFonts w:ascii="Calibri" w:eastAsia="宋体" w:hAnsi="Calibri" w:cs="Times New Roman"/>
                 <w:noProof/>
                 <w:kern w:val="0"/>
                 <w14:ligatures w14:val="none"/>
@@ -774,7 +774,7 @@
             <w:r>
               <w:rPr>
                 <w:rStyle w:val="af2"/>
-                <w:rFonts w:ascii="Calibri" w:eastAsia="宋体" w:hAnsi="Calibri" w:cs="Times New Roman" w:hint="eastAsia"/>
+                <w:rFonts w:ascii="Calibri" w:eastAsia="宋体" w:hAnsi="Calibri" w:cs="Times New Roman"/>
                 <w:noProof/>
                 <w:kern w:val="0"/>
                 <w14:ligatures w14:val="none"/>
@@ -810,7 +810,7 @@
                 <w:noProof/>
                 <w:webHidden/>
               </w:rPr>
-              <w:instrText>PAGEREF _Toc215496967 \h</w:instrText>
+              <w:instrText>PAGEREF _Toc228177777 \h</w:instrText>
             </w:r>
             <w:r>
               <w:rPr>
@@ -864,11 +864,11 @@
               <w:noProof/>
             </w:rPr>
           </w:pPr>
-          <w:hyperlink w:anchor="_Toc215496968" w:history="1">
+          <w:hyperlink w:anchor="_Toc228177778" w:history="1">
             <w:r>
               <w:rPr>
                 <w:rStyle w:val="af2"/>
-                <w:rFonts w:ascii="Calibri" w:eastAsia="宋体" w:hAnsi="Calibri" w:cs="Times New Roman" w:hint="eastAsia"/>
+                <w:rFonts w:ascii="Calibri" w:eastAsia="宋体" w:hAnsi="Calibri" w:cs="Times New Roman"/>
                 <w:noProof/>
                 <w:kern w:val="0"/>
                 <w14:ligatures w14:val="none"/>
@@ -878,7 +878,7 @@
             <w:r>
               <w:rPr>
                 <w:rStyle w:val="af2"/>
-                <w:rFonts w:ascii="Calibri" w:eastAsia="宋体" w:hAnsi="Calibri" w:cs="Times New Roman" w:hint="eastAsia"/>
+                <w:rFonts w:ascii="Calibri" w:eastAsia="宋体" w:hAnsi="Calibri" w:cs="Times New Roman"/>
                 <w:noProof/>
                 <w:kern w:val="0"/>
                 <w14:ligatures w14:val="none"/>
@@ -888,7 +888,7 @@
             <w:r>
               <w:rPr>
                 <w:rStyle w:val="af2"/>
-                <w:rFonts w:ascii="Calibri" w:eastAsia="宋体" w:hAnsi="Calibri" w:cs="Times New Roman" w:hint="eastAsia"/>
+                <w:rFonts w:ascii="Calibri" w:eastAsia="宋体" w:hAnsi="Calibri" w:cs="Times New Roman"/>
                 <w:noProof/>
                 <w:kern w:val="0"/>
                 <w14:ligatures w14:val="none"/>
@@ -898,7 +898,7 @@
             <w:r>
               <w:rPr>
                 <w:rStyle w:val="af2"/>
-                <w:rFonts w:ascii="Calibri" w:eastAsia="宋体" w:hAnsi="Calibri" w:cs="Times New Roman" w:hint="eastAsia"/>
+                <w:rFonts w:ascii="Calibri" w:eastAsia="宋体" w:hAnsi="Calibri" w:cs="Times New Roman"/>
                 <w:noProof/>
                 <w:kern w:val="0"/>
                 <w14:ligatures w14:val="none"/>
@@ -908,7 +908,7 @@
             <w:r>
               <w:rPr>
                 <w:rStyle w:val="af2"/>
-                <w:rFonts w:ascii="Calibri" w:eastAsia="宋体" w:hAnsi="Calibri" w:cs="Times New Roman" w:hint="eastAsia"/>
+                <w:rFonts w:ascii="Calibri" w:eastAsia="宋体" w:hAnsi="Calibri" w:cs="Times New Roman"/>
                 <w:noProof/>
                 <w:kern w:val="0"/>
                 <w14:ligatures w14:val="none"/>
@@ -944,7 +944,7 @@
                 <w:noProof/>
                 <w:webHidden/>
               </w:rPr>
-              <w:instrText>PAGEREF _Toc215496968 \h</w:instrText>
+              <w:instrText>PAGEREF _Toc228177778 \h</w:instrText>
             </w:r>
             <w:r>
               <w:rPr>
@@ -998,11 +998,11 @@
               <w:noProof/>
             </w:rPr>
           </w:pPr>
-          <w:hyperlink w:anchor="_Toc215496969" w:history="1">
+          <w:hyperlink w:anchor="_Toc228177779" w:history="1">
             <w:r>
               <w:rPr>
                 <w:rStyle w:val="af2"/>
-                <w:rFonts w:ascii="Calibri" w:eastAsia="宋体" w:hAnsi="Calibri" w:cs="Times New Roman" w:hint="eastAsia"/>
+                <w:rFonts w:ascii="Calibri" w:eastAsia="宋体" w:hAnsi="Calibri" w:cs="Times New Roman"/>
                 <w:noProof/>
                 <w:kern w:val="0"/>
                 <w14:ligatures w14:val="none"/>
@@ -1012,7 +1012,7 @@
             <w:r>
               <w:rPr>
                 <w:rStyle w:val="af2"/>
-                <w:rFonts w:ascii="Calibri" w:eastAsia="宋体" w:hAnsi="Calibri" w:cs="Times New Roman" w:hint="eastAsia"/>
+                <w:rFonts w:ascii="Calibri" w:eastAsia="宋体" w:hAnsi="Calibri" w:cs="Times New Roman"/>
                 <w:noProof/>
                 <w:kern w:val="0"/>
                 <w14:ligatures w14:val="none"/>
@@ -1022,7 +1022,7 @@
             <w:r>
               <w:rPr>
                 <w:rStyle w:val="af2"/>
-                <w:rFonts w:ascii="Calibri" w:eastAsia="宋体" w:hAnsi="Calibri" w:cs="Times New Roman" w:hint="eastAsia"/>
+                <w:rFonts w:ascii="Calibri" w:eastAsia="宋体" w:hAnsi="Calibri" w:cs="Times New Roman"/>
                 <w:noProof/>
                 <w:kern w:val="0"/>
                 <w14:ligatures w14:val="none"/>
@@ -1032,7 +1032,7 @@
             <w:r>
               <w:rPr>
                 <w:rStyle w:val="af2"/>
-                <w:rFonts w:ascii="Calibri" w:eastAsia="宋体" w:hAnsi="Calibri" w:cs="Times New Roman" w:hint="eastAsia"/>
+                <w:rFonts w:ascii="Calibri" w:eastAsia="宋体" w:hAnsi="Calibri" w:cs="Times New Roman"/>
                 <w:noProof/>
                 <w:kern w:val="0"/>
                 <w14:ligatures w14:val="none"/>
@@ -1042,7 +1042,7 @@
             <w:r>
               <w:rPr>
                 <w:rStyle w:val="af2"/>
-                <w:rFonts w:ascii="Calibri" w:eastAsia="宋体" w:hAnsi="Calibri" w:cs="Times New Roman" w:hint="eastAsia"/>
+                <w:rFonts w:ascii="Calibri" w:eastAsia="宋体" w:hAnsi="Calibri" w:cs="Times New Roman"/>
                 <w:noProof/>
                 <w:kern w:val="0"/>
                 <w14:ligatures w14:val="none"/>
@@ -1078,7 +1078,7 @@
                 <w:noProof/>
                 <w:webHidden/>
               </w:rPr>
-              <w:instrText>PAGEREF _Toc215496969 \h</w:instrText>
+              <w:instrText>PAGEREF _Toc228177779 \h</w:instrText>
             </w:r>
             <w:r>
               <w:rPr>
@@ -1132,11 +1132,11 @@
               <w:noProof/>
             </w:rPr>
           </w:pPr>
-          <w:hyperlink w:anchor="_Toc215496970" w:history="1">
+          <w:hyperlink w:anchor="_Toc228177780" w:history="1">
             <w:r>
               <w:rPr>
                 <w:rStyle w:val="af2"/>
-                <w:rFonts w:ascii="Calibri" w:eastAsia="宋体" w:hAnsi="Calibri" w:cs="Times New Roman" w:hint="eastAsia"/>
+                <w:rFonts w:ascii="Calibri" w:eastAsia="宋体" w:hAnsi="Calibri" w:cs="Times New Roman"/>
                 <w:noProof/>
                 <w:kern w:val="0"/>
                 <w14:ligatures w14:val="none"/>
@@ -1146,7 +1146,7 @@
             <w:r>
               <w:rPr>
                 <w:rStyle w:val="af2"/>
-                <w:rFonts w:ascii="Calibri" w:eastAsia="宋体" w:hAnsi="Calibri" w:cs="Times New Roman" w:hint="eastAsia"/>
+                <w:rFonts w:ascii="Calibri" w:eastAsia="宋体" w:hAnsi="Calibri" w:cs="Times New Roman"/>
                 <w:noProof/>
                 <w:kern w:val="0"/>
                 <w14:ligatures w14:val="none"/>
@@ -1156,7 +1156,7 @@
             <w:r>
               <w:rPr>
                 <w:rStyle w:val="af2"/>
-                <w:rFonts w:ascii="Calibri" w:eastAsia="宋体" w:hAnsi="Calibri" w:cs="Times New Roman" w:hint="eastAsia"/>
+                <w:rFonts w:ascii="Calibri" w:eastAsia="宋体" w:hAnsi="Calibri" w:cs="Times New Roman"/>
                 <w:noProof/>
                 <w:kern w:val="0"/>
                 <w14:ligatures w14:val="none"/>
@@ -1166,7 +1166,7 @@
             <w:r>
               <w:rPr>
                 <w:rStyle w:val="af2"/>
-                <w:rFonts w:ascii="Calibri" w:eastAsia="宋体" w:hAnsi="Calibri" w:cs="Times New Roman" w:hint="eastAsia"/>
+                <w:rFonts w:ascii="Calibri" w:eastAsia="宋体" w:hAnsi="Calibri" w:cs="Times New Roman"/>
                 <w:noProof/>
                 <w:kern w:val="0"/>
                 <w14:ligatures w14:val="none"/>
@@ -1176,7 +1176,7 @@
             <w:r>
               <w:rPr>
                 <w:rStyle w:val="af2"/>
-                <w:rFonts w:ascii="Calibri" w:eastAsia="宋体" w:hAnsi="Calibri" w:cs="Times New Roman" w:hint="eastAsia"/>
+                <w:rFonts w:ascii="Calibri" w:eastAsia="宋体" w:hAnsi="Calibri" w:cs="Times New Roman"/>
                 <w:noProof/>
                 <w:kern w:val="0"/>
                 <w14:ligatures w14:val="none"/>
@@ -1212,7 +1212,7 @@
                 <w:noProof/>
                 <w:webHidden/>
               </w:rPr>
-              <w:instrText>PAGEREF _Toc215496970 \h</w:instrText>
+              <w:instrText>PAGEREF _Toc228177780 \h</w:instrText>
             </w:r>
             <w:r>
               <w:rPr>
@@ -1266,11 +1266,11 @@
               <w:noProof/>
             </w:rPr>
           </w:pPr>
-          <w:hyperlink w:anchor="_Toc215496971" w:history="1">
+          <w:hyperlink w:anchor="_Toc228177781" w:history="1">
             <w:r>
               <w:rPr>
                 <w:rStyle w:val="af2"/>
-                <w:rFonts w:ascii="Calibri" w:eastAsia="宋体" w:hAnsi="Calibri" w:cs="Times New Roman" w:hint="eastAsia"/>
+                <w:rFonts w:ascii="Calibri" w:eastAsia="宋体" w:hAnsi="Calibri" w:cs="Times New Roman"/>
                 <w:noProof/>
                 <w:kern w:val="0"/>
                 <w14:ligatures w14:val="none"/>
@@ -1280,7 +1280,7 @@
             <w:r>
               <w:rPr>
                 <w:rStyle w:val="af2"/>
-                <w:rFonts w:ascii="Calibri" w:eastAsia="宋体" w:hAnsi="Calibri" w:cs="Times New Roman" w:hint="eastAsia"/>
+                <w:rFonts w:ascii="Calibri" w:eastAsia="宋体" w:hAnsi="Calibri" w:cs="Times New Roman"/>
                 <w:noProof/>
                 <w:kern w:val="0"/>
                 <w14:ligatures w14:val="none"/>
@@ -1290,7 +1290,7 @@
             <w:r>
               <w:rPr>
                 <w:rStyle w:val="af2"/>
-                <w:rFonts w:ascii="Calibri" w:eastAsia="宋体" w:hAnsi="Calibri" w:cs="Times New Roman" w:hint="eastAsia"/>
+                <w:rFonts w:ascii="Calibri" w:eastAsia="宋体" w:hAnsi="Calibri" w:cs="Times New Roman"/>
                 <w:noProof/>
                 <w:kern w:val="0"/>
                 <w14:ligatures w14:val="none"/>
@@ -1300,7 +1300,7 @@
             <w:r>
               <w:rPr>
                 <w:rStyle w:val="af2"/>
-                <w:rFonts w:ascii="Calibri" w:eastAsia="宋体" w:hAnsi="Calibri" w:cs="Times New Roman" w:hint="eastAsia"/>
+                <w:rFonts w:ascii="Calibri" w:eastAsia="宋体" w:hAnsi="Calibri" w:cs="Times New Roman"/>
                 <w:noProof/>
                 <w:kern w:val="0"/>
                 <w14:ligatures w14:val="none"/>
@@ -1310,7 +1310,7 @@
             <w:r>
               <w:rPr>
                 <w:rStyle w:val="af2"/>
-                <w:rFonts w:ascii="Calibri" w:eastAsia="宋体" w:hAnsi="Calibri" w:cs="Times New Roman" w:hint="eastAsia"/>
+                <w:rFonts w:ascii="Calibri" w:eastAsia="宋体" w:hAnsi="Calibri" w:cs="Times New Roman"/>
                 <w:noProof/>
                 <w:kern w:val="0"/>
                 <w14:ligatures w14:val="none"/>
@@ -1346,7 +1346,7 @@
                 <w:noProof/>
                 <w:webHidden/>
               </w:rPr>
-              <w:instrText>PAGEREF _Toc215496971 \h</w:instrText>
+              <w:instrText>PAGEREF _Toc228177781 \h</w:instrText>
             </w:r>
             <w:r>
               <w:rPr>
@@ -1391,6 +1391,150 @@
         </w:p>
         <w:p>
           <w:pPr>
+            <w:pStyle w:val="TOC1"/>
+            <w:tabs>
+              <w:tab w:val="right" w:leader="dot" w:pos="8296"/>
+            </w:tabs>
+            <w:rPr>
+              <w:rFonts w:hint="eastAsia"/>
+              <w:noProof/>
+            </w:rPr>
+          </w:pPr>
+          <w:hyperlink w:anchor="_Toc228177782" w:history="1">
+            <w:r>
+              <w:rPr>
+                <w:rStyle w:val="af2"/>
+                <w:rFonts w:ascii="Calibri" w:eastAsia="宋体" w:hAnsi="Calibri" w:cs="Times New Roman"/>
+                <w:noProof/>
+                <w:kern w:val="0"/>
+                <w14:ligatures w14:val="none"/>
+              </w:rPr>
+              <w:t>以西结书（第</w:t>
+            </w:r>
+            <w:r>
+              <w:rPr>
+                <w:rStyle w:val="af2"/>
+                <w:rFonts w:ascii="Calibri" w:eastAsia="宋体" w:hAnsi="Calibri" w:cs="Times New Roman"/>
+                <w:noProof/>
+                <w:kern w:val="0"/>
+                <w14:ligatures w14:val="none"/>
+              </w:rPr>
+              <w:t>1</w:t>
+            </w:r>
+            <w:r>
+              <w:rPr>
+                <w:rStyle w:val="af2"/>
+                <w:rFonts w:ascii="Calibri" w:eastAsia="宋体" w:hAnsi="Calibri" w:cs="Times New Roman"/>
+                <w:noProof/>
+                <w:kern w:val="0"/>
+                <w14:ligatures w14:val="none"/>
+              </w:rPr>
+              <w:t>6</w:t>
+            </w:r>
+            <w:r>
+              <w:rPr>
+                <w:rStyle w:val="af2"/>
+                <w:rFonts w:ascii="Calibri" w:eastAsia="宋体" w:hAnsi="Calibri" w:cs="Times New Roman"/>
+                <w:noProof/>
+                <w:kern w:val="0"/>
+                <w14:ligatures w14:val="none"/>
+              </w:rPr>
+              <w:t>章）</w:t>
+            </w:r>
+            <w:r>
+              <w:rPr>
+                <w:rStyle w:val="af2"/>
+                <w:rFonts w:ascii="Calibri" w:eastAsia="宋体" w:hAnsi="Calibri" w:cs="Times New Roman"/>
+                <w:noProof/>
+                <w:kern w:val="0"/>
+                <w14:ligatures w14:val="none"/>
+              </w:rPr>
+              <w:t>~</w:t>
+            </w:r>
+            <w:r>
+              <w:rPr>
+                <w:rStyle w:val="af2"/>
+                <w:rFonts w:ascii="Calibri" w:eastAsia="宋体" w:hAnsi="Calibri" w:cs="Times New Roman"/>
+                <w:noProof/>
+                <w:kern w:val="0"/>
+                <w14:ligatures w14:val="none"/>
+              </w:rPr>
+              <w:t>以色列成为妓女</w:t>
+            </w:r>
+            <w:r>
+              <w:rPr>
+                <w:rFonts w:hint="eastAsia"/>
+                <w:noProof/>
+                <w:webHidden/>
+              </w:rPr>
+              <w:tab/>
+            </w:r>
+            <w:r>
+              <w:rPr>
+                <w:rFonts w:hint="eastAsia"/>
+                <w:noProof/>
+                <w:webHidden/>
+              </w:rPr>
+              <w:fldChar w:fldCharType="begin"/>
+            </w:r>
+            <w:r>
+              <w:rPr>
+                <w:rFonts w:hint="eastAsia"/>
+                <w:noProof/>
+                <w:webHidden/>
+              </w:rPr>
+              <w:instrText xml:space="preserve"> </w:instrText>
+            </w:r>
+            <w:r>
+              <w:rPr>
+                <w:noProof/>
+                <w:webHidden/>
+              </w:rPr>
+              <w:instrText>PAGEREF _Toc228177782 \h</w:instrText>
+            </w:r>
+            <w:r>
+              <w:rPr>
+                <w:rFonts w:hint="eastAsia"/>
+                <w:noProof/>
+                <w:webHidden/>
+              </w:rPr>
+              <w:instrText xml:space="preserve"> </w:instrText>
+            </w:r>
+            <w:r>
+              <w:rPr>
+                <w:rFonts w:hint="eastAsia"/>
+                <w:noProof/>
+                <w:webHidden/>
+              </w:rPr>
+            </w:r>
+            <w:r>
+              <w:rPr>
+                <w:rFonts w:hint="eastAsia"/>
+                <w:noProof/>
+                <w:webHidden/>
+              </w:rPr>
+              <w:fldChar w:fldCharType="separate"/>
+            </w:r>
+            <w:r>
+              <w:rPr>
+                <w:rFonts w:hint="eastAsia"/>
+                <w:noProof/>
+                <w:webHidden/>
+              </w:rPr>
+              <w:t>32</w:t>
+            </w:r>
+            <w:r>
+              <w:rPr>
+                <w:rFonts w:hint="eastAsia"/>
+                <w:noProof/>
+                <w:webHidden/>
+              </w:rPr>
+              <w:fldChar w:fldCharType="end"/>
+            </w:r>
+          </w:hyperlink>
+        </w:p>
+        <w:p>
+          <w:pPr>
             <w:rPr>
               <w:rFonts w:hint="eastAsia"/>
             </w:rPr>
@@ -1449,7 +1593,7 @@
           <w14:ligatures w14:val="none"/>
         </w:rPr>
       </w:pPr>
-      <w:bookmarkStart w:id="0" w:name="_Toc215496962"/>
+      <w:bookmarkStart w:id="0" w:name="_Toc228177772"/>
       <w:r>
         <w:rPr>
           <w:rFonts w:ascii="Calibri" w:eastAsia="宋体" w:hAnsi="Calibri" w:cs="Times New Roman" w:hint="eastAsia"/>
@@ -4349,7 +4493,7 @@
           <w14:ligatures w14:val="none"/>
         </w:rPr>
       </w:pPr>
-      <w:bookmarkStart w:id="2" w:name="_Toc215496963"/>
+      <w:bookmarkStart w:id="2" w:name="_Toc228177773"/>
       <w:r>
         <w:rPr>
           <w:rFonts w:ascii="Calibri" w:eastAsia="宋体" w:hAnsi="Calibri" w:cs="Times New Roman" w:hint="eastAsia"/>
@@ -6720,7 +6864,7 @@
           <w14:ligatures w14:val="none"/>
         </w:rPr>
       </w:pPr>
-      <w:bookmarkStart w:id="3" w:name="_Toc215496964"/>
+      <w:bookmarkStart w:id="3" w:name="_Toc228177774"/>
       <w:r>
         <w:rPr>
           <w:rFonts w:ascii="Calibri" w:eastAsia="宋体" w:hAnsi="Calibri" w:cs="Times New Roman" w:hint="eastAsia"/>
@@ -8617,7 +8761,7 @@
           <w14:ligatures w14:val="none"/>
         </w:rPr>
       </w:pPr>
-      <w:bookmarkStart w:id="4" w:name="_Toc215496965"/>
+      <w:bookmarkStart w:id="4" w:name="_Toc228177775"/>
       <w:r>
         <w:rPr>
           <w:rFonts w:ascii="Calibri" w:eastAsia="宋体" w:hAnsi="Calibri" w:cs="Times New Roman" w:hint="eastAsia"/>
@@ -10534,7 +10678,7 @@
           <w14:ligatures w14:val="none"/>
         </w:rPr>
       </w:pPr>
-      <w:bookmarkStart w:id="5" w:name="_Toc215496966"/>
+      <w:bookmarkStart w:id="5" w:name="_Toc228177776"/>
       <w:r>
         <w:rPr>
           <w:rFonts w:ascii="Calibri" w:eastAsia="宋体" w:hAnsi="Calibri" w:cs="Times New Roman" w:hint="eastAsia"/>
@@ -13423,7 +13567,7 @@
         </w:rPr>
         <w:br w:type="page"/>
       </w:r>
-      <w:bookmarkStart w:id="6" w:name="_Toc215496967"/>
+      <w:bookmarkStart w:id="6" w:name="_Toc228177777"/>
       <w:r>
         <w:rPr>
           <w:rFonts w:ascii="Calibri" w:eastAsia="宋体" w:hAnsi="Calibri" w:cs="Times New Roman" w:hint="eastAsia"/>
@@ -14667,6 +14811,7 @@
           <w:sz w:val="24"/>
           <w14:ligatures w14:val="none"/>
         </w:rPr>
+        <w:lastRenderedPageBreak/>
         <w:t xml:space="preserve">3）神的荣耀在祂的诫命中彰显（林后3:7） </w:t>
       </w:r>
     </w:p>
@@ -14695,7 +14840,6 @@
           <w:sz w:val="24"/>
           <w14:ligatures w14:val="none"/>
         </w:rPr>
-        <w:lastRenderedPageBreak/>
         <w:t xml:space="preserve"> </w:t>
       </w:r>
       <w:r>
@@ -15775,7 +15919,18 @@
           <w:sz w:val="24"/>
           <w14:ligatures w14:val="none"/>
         </w:rPr>
-        <w:t>我们从前将我们主耶稣基督的大能和他降临的事告诉你们，并不是随从乖巧捏造的虚言，乃是亲眼见过他的威荣。他从父　神得尊贵荣耀的时候，从极大荣光之中有声音出来，向他说：这是我的爱子，我所喜悦的。”我们同他在圣山的时候，亲自听见这声音从天上出来。</w:t>
+        <w:t>我们从前将我们主耶稣基督的大能和他降临的事告诉你们，并不是随从乖巧捏造的虚言，乃是亲眼见过他的威荣。他从父　神得尊贵荣耀的时候，从极大</w:t>
+      </w:r>
+      <w:r>
+        <w:rPr>
+          <w:rFonts w:ascii="宋体" w:eastAsia="宋体" w:hAnsi="宋体" w:cs="Times New Roman" w:hint="eastAsia"/>
+          <w:color w:val="000000"/>
+          <w:kern w:val="0"/>
+          <w:sz w:val="24"/>
+          <w14:ligatures w14:val="none"/>
+        </w:rPr>
+        <w:lastRenderedPageBreak/>
+        <w:t>荣光之中有声音出来，向他说：这是我的爱子，我所喜悦的。”我们同他在圣山的时候，亲自听见这声音从天上出来。</w:t>
       </w:r>
       <w:r>
         <w:rPr>
@@ -15836,7 +15991,6 @@
           <w:sz w:val="24"/>
           <w14:ligatures w14:val="none"/>
         </w:rPr>
-        <w:lastRenderedPageBreak/>
         <w:t>二、</w:t>
       </w:r>
       <w:r>
@@ -17003,7 +17157,7 @@
           <w14:ligatures w14:val="none"/>
         </w:rPr>
       </w:pPr>
-      <w:bookmarkStart w:id="7" w:name="_Toc215496968"/>
+      <w:bookmarkStart w:id="7" w:name="_Toc228177778"/>
       <w:r>
         <w:rPr>
           <w:rFonts w:ascii="Calibri" w:eastAsia="宋体" w:hAnsi="Calibri" w:cs="Times New Roman" w:hint="eastAsia"/>
@@ -19534,7 +19688,7 @@
           <w14:ligatures w14:val="none"/>
         </w:rPr>
       </w:pPr>
-      <w:bookmarkStart w:id="8" w:name="_Toc215496969"/>
+      <w:bookmarkStart w:id="8" w:name="_Toc228177779"/>
       <w:r>
         <w:rPr>
           <w:rFonts w:ascii="Calibri" w:eastAsia="宋体" w:hAnsi="Calibri" w:cs="Times New Roman" w:hint="eastAsia"/>
@@ -21534,7 +21688,7 @@
           <w14:ligatures w14:val="none"/>
         </w:rPr>
       </w:pPr>
-      <w:bookmarkStart w:id="9" w:name="_Toc215496970"/>
+      <w:bookmarkStart w:id="9" w:name="_Toc228177780"/>
       <w:r>
         <w:rPr>
           <w:rFonts w:ascii="Calibri" w:eastAsia="宋体" w:hAnsi="Calibri" w:cs="Times New Roman" w:hint="eastAsia"/>
@@ -23155,7 +23309,7 @@
           <w14:ligatures w14:val="none"/>
         </w:rPr>
       </w:pPr>
-      <w:bookmarkStart w:id="10" w:name="_Toc215496971"/>
+      <w:bookmarkStart w:id="10" w:name="_Toc228177781"/>
       <w:r>
         <w:rPr>
           <w:rFonts w:ascii="Calibri" w:eastAsia="宋体" w:hAnsi="Calibri" w:cs="Times New Roman" w:hint="eastAsia"/>
@@ -24851,19 +25005,1913 @@
     <w:p>
       <w:pPr>
         <w:widowControl/>
-        <w:tabs>
-          <w:tab w:val="left" w:pos="420"/>
-        </w:tabs>
-        <w:spacing w:after="120" w:line="257" w:lineRule="auto"/>
-        <w:jc w:val="both"/>
-        <w:rPr>
-          <w:rFonts w:ascii="宋体" w:eastAsia="宋体" w:hAnsi="宋体" w:cs="Times New Roman" w:hint="eastAsia"/>
-          <w:color w:val="000000"/>
-          <w:kern w:val="0"/>
-          <w:sz w:val="24"/>
-          <w14:ligatures w14:val="none"/>
-        </w:rPr>
-      </w:pPr>
+        <w:rPr>
+          <w:rFonts w:ascii="宋体" w:eastAsia="宋体" w:hAnsi="宋体" w:cs="Times New Roman" w:hint="eastAsia"/>
+          <w:color w:val="000000"/>
+          <w:kern w:val="0"/>
+          <w:sz w:val="24"/>
+          <w14:ligatures w14:val="none"/>
+        </w:rPr>
+      </w:pPr>
+      <w:r>
+        <w:rPr>
+          <w:rFonts w:ascii="宋体" w:eastAsia="宋体" w:hAnsi="宋体" w:cs="Times New Roman" w:hint="eastAsia"/>
+          <w:color w:val="000000"/>
+          <w:kern w:val="0"/>
+          <w:sz w:val="24"/>
+          <w14:ligatures w14:val="none"/>
+        </w:rPr>
+        <w:br w:type="page"/>
+      </w:r>
+    </w:p>
+    <w:p>
+      <w:pPr>
+        <w:keepNext/>
+        <w:keepLines/>
+        <w:widowControl/>
+        <w:pBdr>
+          <w:bottom w:val="single" w:sz="12" w:space="12" w:color="56152F"/>
+        </w:pBdr>
+        <w:spacing w:before="460" w:after="480" w:line="256" w:lineRule="auto"/>
+        <w:outlineLvl w:val="0"/>
+        <w:rPr>
+          <w:rFonts w:ascii="Calibri" w:eastAsia="宋体" w:hAnsi="Calibri" w:cs="Times New Roman"/>
+          <w:color w:val="731C3F"/>
+          <w:kern w:val="0"/>
+          <w:sz w:val="40"/>
+          <w:szCs w:val="32"/>
+          <w14:ligatures w14:val="none"/>
+        </w:rPr>
+      </w:pPr>
+      <w:bookmarkStart w:id="11" w:name="_Toc228177782"/>
+      <w:r>
+        <w:rPr>
+          <w:rFonts w:ascii="Calibri" w:eastAsia="宋体" w:hAnsi="Calibri" w:cs="Times New Roman" w:hint="eastAsia"/>
+          <w:color w:val="731C3F"/>
+          <w:kern w:val="0"/>
+          <w:sz w:val="40"/>
+          <w:szCs w:val="32"/>
+          <w14:ligatures w14:val="none"/>
+        </w:rPr>
+        <w:lastRenderedPageBreak/>
+        <w:t>以西结书</w:t>
+      </w:r>
+      <w:r>
+        <w:rPr>
+          <w:rFonts w:ascii="Calibri" w:eastAsia="宋体" w:hAnsi="Calibri" w:cs="Times New Roman" w:hint="eastAsia"/>
+          <w:color w:val="731C3F"/>
+          <w:kern w:val="0"/>
+          <w:sz w:val="40"/>
+          <w:szCs w:val="32"/>
+          <w14:ligatures w14:val="none"/>
+        </w:rPr>
+        <w:t>（</w:t>
+      </w:r>
+      <w:r>
+        <w:rPr>
+          <w:rFonts w:ascii="Calibri" w:eastAsia="宋体" w:hAnsi="Calibri" w:cs="Times New Roman" w:hint="eastAsia"/>
+          <w:color w:val="731C3F"/>
+          <w:kern w:val="0"/>
+          <w:sz w:val="40"/>
+          <w:szCs w:val="32"/>
+          <w14:ligatures w14:val="none"/>
+        </w:rPr>
+        <w:t>第</w:t>
+      </w:r>
+      <w:r>
+        <w:rPr>
+          <w:rFonts w:ascii="Calibri" w:eastAsia="宋体" w:hAnsi="Calibri" w:cs="Times New Roman" w:hint="eastAsia"/>
+          <w:color w:val="731C3F"/>
+          <w:kern w:val="0"/>
+          <w:sz w:val="40"/>
+          <w:szCs w:val="32"/>
+          <w14:ligatures w14:val="none"/>
+        </w:rPr>
+        <w:t>16</w:t>
+      </w:r>
+      <w:r>
+        <w:rPr>
+          <w:rFonts w:ascii="Calibri" w:eastAsia="宋体" w:hAnsi="Calibri" w:cs="Times New Roman" w:hint="eastAsia"/>
+          <w:color w:val="731C3F"/>
+          <w:kern w:val="0"/>
+          <w:sz w:val="40"/>
+          <w:szCs w:val="32"/>
+          <w14:ligatures w14:val="none"/>
+        </w:rPr>
+        <w:t>章</w:t>
+      </w:r>
+      <w:r>
+        <w:rPr>
+          <w:rFonts w:ascii="Calibri" w:eastAsia="宋体" w:hAnsi="Calibri" w:cs="Times New Roman" w:hint="eastAsia"/>
+          <w:color w:val="731C3F"/>
+          <w:kern w:val="0"/>
+          <w:sz w:val="40"/>
+          <w:szCs w:val="32"/>
+          <w14:ligatures w14:val="none"/>
+        </w:rPr>
+        <w:t>）</w:t>
+      </w:r>
+      <w:r>
+        <w:rPr>
+          <w:rFonts w:ascii="Calibri" w:eastAsia="宋体" w:hAnsi="Calibri" w:cs="Times New Roman"/>
+          <w:color w:val="731C3F"/>
+          <w:kern w:val="0"/>
+          <w:sz w:val="40"/>
+          <w:szCs w:val="32"/>
+          <w14:ligatures w14:val="none"/>
+        </w:rPr>
+        <w:t>~</w:t>
+      </w:r>
+      <w:r>
+        <w:rPr>
+          <w:rFonts w:ascii="Calibri" w:eastAsia="宋体" w:hAnsi="Calibri" w:cs="Times New Roman" w:hint="eastAsia"/>
+          <w:color w:val="731C3F"/>
+          <w:kern w:val="0"/>
+          <w:sz w:val="40"/>
+          <w:szCs w:val="32"/>
+          <w14:ligatures w14:val="none"/>
+        </w:rPr>
+        <w:t>以色列成为妓女</w:t>
+      </w:r>
+      <w:bookmarkEnd w:id="11"/>
+    </w:p>
+    <w:p>
+      <w:pPr>
+        <w:widowControl/>
+        <w:tabs>
+          <w:tab w:val="left" w:pos="420"/>
+        </w:tabs>
+        <w:spacing w:after="120" w:line="256" w:lineRule="auto"/>
+        <w:ind w:left="432" w:hanging="432"/>
+        <w:jc w:val="both"/>
+        <w:rPr>
+          <w:rFonts w:ascii="宋体" w:eastAsia="宋体" w:hAnsi="宋体" w:cs="Times New Roman" w:hint="eastAsia"/>
+          <w:color w:val="000000"/>
+          <w:kern w:val="0"/>
+          <w:sz w:val="24"/>
+          <w14:ligatures w14:val="none"/>
+        </w:rPr>
+      </w:pPr>
+      <w:r>
+        <w:rPr>
+          <w:rFonts w:ascii="宋体" w:eastAsia="宋体" w:hAnsi="宋体" w:cs="Times New Roman" w:hint="eastAsia"/>
+          <w:color w:val="000000"/>
+          <w:kern w:val="0"/>
+          <w:sz w:val="24"/>
+          <w14:ligatures w14:val="none"/>
+        </w:rPr>
+        <w:t>时间</w:t>
+      </w:r>
+      <w:r>
+        <w:rPr>
+          <w:rFonts w:ascii="宋体" w:eastAsia="宋体" w:hAnsi="宋体" w:cs="Times New Roman" w:hint="eastAsia"/>
+          <w:color w:val="000000"/>
+          <w:kern w:val="0"/>
+          <w:sz w:val="24"/>
+          <w14:ligatures w14:val="none"/>
+        </w:rPr>
+        <w:t>：</w:t>
+      </w:r>
+      <w:r>
+        <w:rPr>
+          <w:rFonts w:ascii="宋体" w:eastAsia="宋体" w:hAnsi="宋体" w:cs="Times New Roman" w:hint="eastAsia"/>
+          <w:color w:val="000000"/>
+          <w:kern w:val="0"/>
+          <w:sz w:val="24"/>
+          <w14:ligatures w14:val="none"/>
+        </w:rPr>
+        <w:t>202</w:t>
+      </w:r>
+      <w:r>
+        <w:rPr>
+          <w:rFonts w:ascii="宋体" w:eastAsia="宋体" w:hAnsi="宋体" w:cs="Times New Roman" w:hint="eastAsia"/>
+          <w:color w:val="000000"/>
+          <w:kern w:val="0"/>
+          <w:sz w:val="24"/>
+          <w14:ligatures w14:val="none"/>
+        </w:rPr>
+        <w:t>6</w:t>
+      </w:r>
+      <w:r>
+        <w:rPr>
+          <w:rFonts w:ascii="宋体" w:eastAsia="宋体" w:hAnsi="宋体" w:cs="Times New Roman" w:hint="eastAsia"/>
+          <w:color w:val="000000"/>
+          <w:kern w:val="0"/>
+          <w:sz w:val="24"/>
+          <w14:ligatures w14:val="none"/>
+        </w:rPr>
+        <w:t>年</w:t>
+      </w:r>
+      <w:r>
+        <w:rPr>
+          <w:rFonts w:ascii="宋体" w:eastAsia="宋体" w:hAnsi="宋体" w:cs="Times New Roman" w:hint="eastAsia"/>
+          <w:color w:val="000000"/>
+          <w:kern w:val="0"/>
+          <w:sz w:val="24"/>
+          <w14:ligatures w14:val="none"/>
+        </w:rPr>
+        <w:t>4</w:t>
+      </w:r>
+      <w:r>
+        <w:rPr>
+          <w:rFonts w:ascii="宋体" w:eastAsia="宋体" w:hAnsi="宋体" w:cs="Times New Roman" w:hint="eastAsia"/>
+          <w:color w:val="000000"/>
+          <w:kern w:val="0"/>
+          <w:sz w:val="24"/>
+          <w14:ligatures w14:val="none"/>
+        </w:rPr>
+        <w:t>月</w:t>
+      </w:r>
+      <w:r>
+        <w:rPr>
+          <w:rFonts w:ascii="宋体" w:eastAsia="宋体" w:hAnsi="宋体" w:cs="Times New Roman" w:hint="eastAsia"/>
+          <w:color w:val="000000"/>
+          <w:kern w:val="0"/>
+          <w:sz w:val="24"/>
+          <w14:ligatures w14:val="none"/>
+        </w:rPr>
+        <w:t>22</w:t>
+      </w:r>
+      <w:r>
+        <w:rPr>
+          <w:rFonts w:ascii="宋体" w:eastAsia="宋体" w:hAnsi="宋体" w:cs="Times New Roman" w:hint="eastAsia"/>
+          <w:color w:val="000000"/>
+          <w:kern w:val="0"/>
+          <w:sz w:val="24"/>
+          <w14:ligatures w14:val="none"/>
+        </w:rPr>
+        <w:t>日</w:t>
+      </w:r>
+    </w:p>
+    <w:p>
+      <w:pPr>
+        <w:widowControl/>
+        <w:tabs>
+          <w:tab w:val="left" w:pos="420"/>
+        </w:tabs>
+        <w:spacing w:after="120" w:line="256" w:lineRule="auto"/>
+        <w:ind w:left="432" w:hanging="432"/>
+        <w:jc w:val="both"/>
+        <w:rPr>
+          <w:rFonts w:ascii="宋体" w:eastAsia="宋体" w:hAnsi="宋体" w:cs="Times New Roman" w:hint="eastAsia"/>
+          <w:color w:val="000000"/>
+          <w:kern w:val="0"/>
+          <w:sz w:val="24"/>
+          <w14:ligatures w14:val="none"/>
+        </w:rPr>
+      </w:pPr>
+      <w:r>
+        <w:rPr>
+          <w:rFonts w:ascii="宋体" w:eastAsia="宋体" w:hAnsi="宋体" w:cs="Times New Roman" w:hint="eastAsia"/>
+          <w:color w:val="000000"/>
+          <w:kern w:val="0"/>
+          <w:sz w:val="24"/>
+          <w14:ligatures w14:val="none"/>
+        </w:rPr>
+        <w:t>相关经文：以西结书</w:t>
+      </w:r>
+      <w:r>
+        <w:rPr>
+          <w:rFonts w:ascii="宋体" w:eastAsia="宋体" w:hAnsi="宋体" w:cs="Times New Roman" w:hint="eastAsia"/>
+          <w:color w:val="000000"/>
+          <w:kern w:val="0"/>
+          <w:sz w:val="24"/>
+          <w14:ligatures w14:val="none"/>
+        </w:rPr>
+        <w:t>16</w:t>
+      </w:r>
+    </w:p>
+    <w:p>
+      <w:pPr>
+        <w:widowControl/>
+        <w:tabs>
+          <w:tab w:val="left" w:pos="420"/>
+        </w:tabs>
+        <w:spacing w:after="120" w:line="257" w:lineRule="auto"/>
+        <w:jc w:val="both"/>
+        <w:rPr>
+          <w:rFonts w:ascii="宋体" w:eastAsia="宋体" w:hAnsi="宋体" w:cs="Times New Roman" w:hint="eastAsia"/>
+          <w:color w:val="000000"/>
+          <w:kern w:val="0"/>
+          <w:sz w:val="24"/>
+          <w14:ligatures w14:val="none"/>
+        </w:rPr>
+      </w:pPr>
+      <w:r>
+        <w:rPr>
+          <w:rFonts w:ascii="宋体" w:eastAsia="宋体" w:hAnsi="宋体" w:cs="Times New Roman" w:hint="eastAsia"/>
+          <w:color w:val="000000"/>
+          <w:kern w:val="0"/>
+          <w:sz w:val="24"/>
+          <w14:ligatures w14:val="none"/>
+        </w:rPr>
+        <w:t>以西结的名字意为“神的能力”，神用以西结提醒是神赐给你我能力。「以西结书」完整讲述了以色列的过去、现在以及将来。主前597年以西结被掳到巴比伦，主前592年神呼召以西结成为祂的见证人写作这本书，当时犹太国还没有被灭国（主前586年犹太国被灭）。神让以西结向被掳到巴比伦的犹太人</w:t>
+      </w:r>
+      <w:r>
+        <w:rPr>
+          <w:rFonts w:ascii="宋体" w:eastAsia="宋体" w:hAnsi="宋体" w:cs="Times New Roman" w:hint="eastAsia"/>
+          <w:color w:val="000000"/>
+          <w:kern w:val="0"/>
+          <w:sz w:val="24"/>
+          <w14:ligatures w14:val="none"/>
+        </w:rPr>
+        <w:t>传讲对以色列的预言。</w:t>
+      </w:r>
+    </w:p>
+    <w:p>
+      <w:pPr>
+        <w:widowControl/>
+        <w:tabs>
+          <w:tab w:val="left" w:pos="420"/>
+        </w:tabs>
+        <w:spacing w:after="120" w:line="257" w:lineRule="auto"/>
+        <w:jc w:val="both"/>
+        <w:rPr>
+          <w:rFonts w:ascii="宋体" w:eastAsia="宋体" w:hAnsi="宋体" w:cs="Times New Roman" w:hint="eastAsia"/>
+          <w:b/>
+          <w:bCs/>
+          <w:color w:val="000000"/>
+          <w:kern w:val="0"/>
+          <w:sz w:val="24"/>
+          <w14:ligatures w14:val="none"/>
+        </w:rPr>
+      </w:pPr>
+      <w:r>
+        <w:rPr>
+          <w:rFonts w:ascii="宋体" w:eastAsia="宋体" w:hAnsi="宋体" w:cs="Times New Roman" w:hint="eastAsia"/>
+          <w:b/>
+          <w:bCs/>
+          <w:color w:val="000000"/>
+          <w:kern w:val="0"/>
+          <w:sz w:val="24"/>
+          <w14:ligatures w14:val="none"/>
+        </w:rPr>
+        <w:t>一、vv1-14  耶和华神对以色列表达爱的关系</w:t>
+      </w:r>
+    </w:p>
+    <w:p>
+      <w:pPr>
+        <w:widowControl/>
+        <w:tabs>
+          <w:tab w:val="left" w:pos="420"/>
+        </w:tabs>
+        <w:spacing w:after="120" w:line="257" w:lineRule="auto"/>
+        <w:jc w:val="both"/>
+        <w:rPr>
+          <w:rFonts w:ascii="宋体" w:eastAsia="宋体" w:hAnsi="宋体" w:cs="Times New Roman" w:hint="eastAsia"/>
+          <w:color w:val="000000"/>
+          <w:kern w:val="0"/>
+          <w:sz w:val="24"/>
+          <w14:ligatures w14:val="none"/>
+        </w:rPr>
+      </w:pPr>
+      <w:r>
+        <w:rPr>
+          <w:rFonts w:ascii="宋体" w:eastAsia="宋体" w:hAnsi="宋体" w:cs="Times New Roman" w:hint="eastAsia"/>
+          <w:color w:val="000000"/>
+          <w:kern w:val="0"/>
+          <w:sz w:val="24"/>
+          <w14:ligatures w14:val="none"/>
+        </w:rPr>
+        <w:t>神在世界中拣选以色列做祂的子民。</w:t>
+      </w:r>
+    </w:p>
+    <w:p>
+      <w:pPr>
+        <w:widowControl/>
+        <w:tabs>
+          <w:tab w:val="left" w:pos="420"/>
+        </w:tabs>
+        <w:spacing w:after="120" w:line="257" w:lineRule="auto"/>
+        <w:jc w:val="both"/>
+        <w:rPr>
+          <w:rFonts w:ascii="宋体" w:eastAsia="宋体" w:hAnsi="宋体" w:cs="Times New Roman" w:hint="eastAsia"/>
+          <w:color w:val="000000"/>
+          <w:kern w:val="0"/>
+          <w:sz w:val="24"/>
+          <w14:ligatures w14:val="none"/>
+        </w:rPr>
+      </w:pPr>
+      <w:r>
+        <w:rPr>
+          <w:rFonts w:ascii="宋体" w:eastAsia="宋体" w:hAnsi="宋体" w:cs="Times New Roman" w:hint="eastAsia"/>
+          <w:color w:val="000000"/>
+          <w:kern w:val="0"/>
+          <w:sz w:val="24"/>
+          <w14:ligatures w14:val="none"/>
+        </w:rPr>
+        <w:t>1、v2：神兴起以西结是为了“</w:t>
+      </w:r>
+      <w:r>
+        <w:rPr>
+          <w:rFonts w:ascii="宋体" w:eastAsia="宋体" w:hAnsi="宋体" w:cs="Times New Roman"/>
+          <w:color w:val="000000"/>
+          <w:kern w:val="0"/>
+          <w:sz w:val="24"/>
+          <w14:ligatures w14:val="none"/>
+        </w:rPr>
+        <w:t>使耶路撒冷知道她那些可憎的事</w:t>
+      </w:r>
+      <w:r>
+        <w:rPr>
+          <w:rFonts w:ascii="宋体" w:eastAsia="宋体" w:hAnsi="宋体" w:cs="Times New Roman" w:hint="eastAsia"/>
+          <w:color w:val="000000"/>
+          <w:kern w:val="0"/>
+          <w:sz w:val="24"/>
+          <w14:ligatures w14:val="none"/>
+        </w:rPr>
+        <w:t>”。“可憎的事情”出现了很多次，神把以色列比作自己的妻子，以色列是神创造的，神爱以色列。“耶路撒冷”在南国犹大地，神在这里用“耶路撒冷”指代整个以色列。</w:t>
+      </w:r>
+    </w:p>
+    <w:p>
+      <w:pPr>
+        <w:widowControl/>
+        <w:tabs>
+          <w:tab w:val="left" w:pos="420"/>
+        </w:tabs>
+        <w:spacing w:after="120" w:line="257" w:lineRule="auto"/>
+        <w:jc w:val="both"/>
+        <w:rPr>
+          <w:rFonts w:ascii="宋体" w:eastAsia="宋体" w:hAnsi="宋体" w:cs="Times New Roman" w:hint="eastAsia"/>
+          <w:color w:val="000000"/>
+          <w:kern w:val="0"/>
+          <w:sz w:val="24"/>
+          <w14:ligatures w14:val="none"/>
+        </w:rPr>
+      </w:pPr>
+      <w:r>
+        <w:rPr>
+          <w:rFonts w:ascii="宋体" w:eastAsia="宋体" w:hAnsi="宋体" w:cs="Times New Roman" w:hint="eastAsia"/>
+          <w:color w:val="000000"/>
+          <w:kern w:val="0"/>
+          <w:sz w:val="24"/>
+          <w14:ligatures w14:val="none"/>
+        </w:rPr>
+        <w:t>2、v3-7：神对以色列的怜悯。</w:t>
+      </w:r>
+    </w:p>
+    <w:p>
+      <w:pPr>
+        <w:widowControl/>
+        <w:tabs>
+          <w:tab w:val="left" w:pos="420"/>
+        </w:tabs>
+        <w:spacing w:after="120" w:line="257" w:lineRule="auto"/>
+        <w:jc w:val="both"/>
+        <w:rPr>
+          <w:rFonts w:ascii="宋体" w:eastAsia="宋体" w:hAnsi="宋体" w:cs="Times New Roman" w:hint="eastAsia"/>
+          <w:color w:val="000000"/>
+          <w:kern w:val="0"/>
+          <w:sz w:val="24"/>
+          <w14:ligatures w14:val="none"/>
+        </w:rPr>
+      </w:pPr>
+      <w:r>
+        <w:rPr>
+          <w:rFonts w:ascii="宋体" w:eastAsia="宋体" w:hAnsi="宋体" w:cs="Times New Roman" w:hint="eastAsia"/>
+          <w:color w:val="000000"/>
+          <w:kern w:val="0"/>
+          <w:sz w:val="24"/>
+          <w14:ligatures w14:val="none"/>
+        </w:rPr>
+        <w:t>v3-5</w:t>
+      </w:r>
+      <w:r>
+        <w:rPr>
+          <w:rFonts w:ascii="宋体" w:eastAsia="宋体" w:hAnsi="宋体" w:cs="Times New Roman" w:hint="eastAsia"/>
+          <w:color w:val="000000"/>
+          <w:kern w:val="0"/>
+          <w:sz w:val="24"/>
+          <w14:ligatures w14:val="none"/>
+        </w:rPr>
+        <w:t>“</w:t>
+      </w:r>
+      <w:r>
+        <w:rPr>
+          <w:rFonts w:ascii="宋体" w:eastAsia="宋体" w:hAnsi="宋体" w:cs="Times New Roman"/>
+          <w:color w:val="000000"/>
+          <w:kern w:val="0"/>
+          <w:sz w:val="24"/>
+          <w14:ligatures w14:val="none"/>
+        </w:rPr>
+        <w:t>你根本，你出世，是在迦南地；</w:t>
+      </w:r>
+      <w:r>
+        <w:rPr>
+          <w:rFonts w:ascii="宋体" w:eastAsia="宋体" w:hAnsi="宋体" w:cs="Times New Roman" w:hint="eastAsia"/>
+          <w:color w:val="000000"/>
+          <w:kern w:val="0"/>
+          <w:sz w:val="24"/>
+          <w14:ligatures w14:val="none"/>
+        </w:rPr>
+        <w:t>”迦南地是神给犹太人人的，也就是现在的 “巴勒斯坦”，说以色列占领这块巴勒斯坦人的土地，这是错误的。</w:t>
+      </w:r>
+    </w:p>
+    <w:p>
+      <w:pPr>
+        <w:widowControl/>
+        <w:tabs>
+          <w:tab w:val="left" w:pos="420"/>
+        </w:tabs>
+        <w:spacing w:after="120" w:line="257" w:lineRule="auto"/>
+        <w:ind w:leftChars="100" w:left="220"/>
+        <w:jc w:val="both"/>
+        <w:rPr>
+          <w:rFonts w:ascii="楷体" w:eastAsia="楷体" w:hAnsi="楷体" w:cs="Times New Roman" w:hint="eastAsia"/>
+          <w:color w:val="000000"/>
+          <w:kern w:val="0"/>
+          <w:sz w:val="24"/>
+          <w14:ligatures w14:val="none"/>
+        </w:rPr>
+      </w:pPr>
+      <w:r>
+        <w:rPr>
+          <w:rFonts w:ascii="楷体" w:eastAsia="楷体" w:hAnsi="楷体" w:cs="Times New Roman" w:hint="eastAsia"/>
+          <w:color w:val="000000"/>
+          <w:kern w:val="0"/>
+          <w:sz w:val="24"/>
+          <w14:ligatures w14:val="none"/>
+        </w:rPr>
+        <w:t>「创世纪12:1，6」：“</w:t>
+      </w:r>
+      <w:r>
+        <w:rPr>
+          <w:rFonts w:ascii="楷体" w:eastAsia="楷体" w:hAnsi="楷体" w:cs="Times New Roman"/>
+          <w:color w:val="000000"/>
+          <w:kern w:val="0"/>
+          <w:sz w:val="24"/>
+          <w14:ligatures w14:val="none"/>
+        </w:rPr>
+        <w:t>耶和华对亚伯兰说：「你要离开本地、本族、父家，往我所要指示你的地去。</w:t>
+      </w:r>
+      <w:r>
+        <w:rPr>
+          <w:rFonts w:ascii="楷体" w:eastAsia="楷体" w:hAnsi="楷体" w:cs="Times New Roman" w:hint="eastAsia"/>
+          <w:color w:val="000000"/>
+          <w:kern w:val="0"/>
+          <w:sz w:val="24"/>
+          <w14:ligatures w14:val="none"/>
+        </w:rPr>
+        <w:t>……</w:t>
+      </w:r>
+      <w:r>
+        <w:rPr>
+          <w:rFonts w:ascii="楷体" w:eastAsia="楷体" w:hAnsi="楷体" w:cs="Times New Roman"/>
+          <w:color w:val="000000"/>
+          <w:kern w:val="0"/>
+          <w:sz w:val="24"/>
+          <w14:ligatures w14:val="none"/>
+        </w:rPr>
+        <w:t>亚伯兰经过那地，到了示剑地方、摩利橡树那里。那时迦南人住在那地。</w:t>
+      </w:r>
+      <w:r>
+        <w:rPr>
+          <w:rFonts w:ascii="楷体" w:eastAsia="楷体" w:hAnsi="楷体" w:cs="Times New Roman" w:hint="eastAsia"/>
+          <w:color w:val="000000"/>
+          <w:kern w:val="0"/>
+          <w:sz w:val="24"/>
+          <w14:ligatures w14:val="none"/>
+        </w:rPr>
+        <w:t>”</w:t>
+      </w:r>
+    </w:p>
+    <w:p>
+      <w:pPr>
+        <w:widowControl/>
+        <w:tabs>
+          <w:tab w:val="left" w:pos="420"/>
+        </w:tabs>
+        <w:spacing w:after="120" w:line="257" w:lineRule="auto"/>
+        <w:jc w:val="both"/>
+        <w:rPr>
+          <w:rFonts w:ascii="宋体" w:eastAsia="宋体" w:hAnsi="宋体" w:cs="Times New Roman" w:hint="eastAsia"/>
+          <w:color w:val="000000"/>
+          <w:kern w:val="0"/>
+          <w:sz w:val="24"/>
+          <w14:ligatures w14:val="none"/>
+        </w:rPr>
+      </w:pPr>
+      <w:r>
+        <w:rPr>
+          <w:rFonts w:ascii="宋体" w:eastAsia="宋体" w:hAnsi="宋体" w:cs="Times New Roman" w:hint="eastAsia"/>
+          <w:color w:val="000000"/>
+          <w:kern w:val="0"/>
+          <w:sz w:val="24"/>
+          <w14:ligatures w14:val="none"/>
+        </w:rPr>
+        <w:t>神描述怎样从邪恶的迦南人手里拯救以色列。</w:t>
+      </w:r>
+      <w:r>
+        <w:rPr>
+          <w:rFonts w:ascii="宋体" w:eastAsia="宋体" w:hAnsi="宋体" w:cs="Times New Roman" w:hint="eastAsia"/>
+          <w:color w:val="000000"/>
+          <w:kern w:val="0"/>
+          <w:sz w:val="24"/>
+          <w14:ligatures w14:val="none"/>
+        </w:rPr>
+        <w:t>神曾吩咐以色列人灭掉迦南人，因为他们在神面前行了“可憎恶的事”。</w:t>
+      </w:r>
+    </w:p>
+    <w:p>
+      <w:pPr>
+        <w:widowControl/>
+        <w:tabs>
+          <w:tab w:val="left" w:pos="420"/>
+        </w:tabs>
+        <w:spacing w:after="120" w:line="257" w:lineRule="auto"/>
+        <w:ind w:leftChars="100" w:left="220"/>
+        <w:jc w:val="both"/>
+        <w:rPr>
+          <w:rFonts w:ascii="楷体" w:eastAsia="楷体" w:hAnsi="楷体" w:cs="Times New Roman" w:hint="eastAsia"/>
+          <w:color w:val="000000"/>
+          <w:kern w:val="0"/>
+          <w:sz w:val="24"/>
+          <w14:ligatures w14:val="none"/>
+        </w:rPr>
+      </w:pPr>
+      <w:r>
+        <w:rPr>
+          <w:rFonts w:ascii="楷体" w:eastAsia="楷体" w:hAnsi="楷体" w:cs="Times New Roman" w:hint="eastAsia"/>
+          <w:color w:val="000000"/>
+          <w:kern w:val="0"/>
+          <w:sz w:val="24"/>
+          <w14:ligatures w14:val="none"/>
+        </w:rPr>
+        <w:t>「申命记20:17-18」</w:t>
+      </w:r>
+      <w:r>
+        <w:rPr>
+          <w:rFonts w:ascii="楷体" w:eastAsia="楷体" w:hAnsi="楷体" w:cs="Times New Roman" w:hint="eastAsia"/>
+          <w:color w:val="000000"/>
+          <w:kern w:val="0"/>
+          <w:sz w:val="24"/>
+          <w14:ligatures w14:val="none"/>
+        </w:rPr>
+        <w:t>：“</w:t>
+      </w:r>
+      <w:r>
+        <w:rPr>
+          <w:rFonts w:ascii="楷体" w:eastAsia="楷体" w:hAnsi="楷体" w:cs="Times New Roman"/>
+          <w:color w:val="000000"/>
+          <w:kern w:val="0"/>
+          <w:sz w:val="24"/>
+          <w14:ligatures w14:val="none"/>
+        </w:rPr>
+        <w:t>只要照耶和华－你　神所吩咐的将这赫人、亚摩利人、迦南人、比利洗人、希未人、耶布斯人都灭绝净尽，免得他们教导你们学习一切可憎恶的事，就是他们向自己神所行的，以致你们得罪耶和华－你们的　神。</w:t>
+      </w:r>
+      <w:r>
+        <w:rPr>
+          <w:rFonts w:ascii="楷体" w:eastAsia="楷体" w:hAnsi="楷体" w:cs="Times New Roman" w:hint="eastAsia"/>
+          <w:color w:val="000000"/>
+          <w:kern w:val="0"/>
+          <w:sz w:val="24"/>
+          <w14:ligatures w14:val="none"/>
+        </w:rPr>
+        <w:t>”</w:t>
+      </w:r>
+    </w:p>
+    <w:p>
+      <w:pPr>
+        <w:widowControl/>
+        <w:tabs>
+          <w:tab w:val="left" w:pos="420"/>
+        </w:tabs>
+        <w:spacing w:after="120" w:line="257" w:lineRule="auto"/>
+        <w:jc w:val="both"/>
+        <w:rPr>
+          <w:rFonts w:ascii="宋体" w:eastAsia="宋体" w:hAnsi="宋体" w:cs="Times New Roman" w:hint="eastAsia"/>
+          <w:color w:val="000000"/>
+          <w:kern w:val="0"/>
+          <w:sz w:val="24"/>
+          <w14:ligatures w14:val="none"/>
+        </w:rPr>
+      </w:pPr>
+      <w:r>
+        <w:rPr>
+          <w:rFonts w:ascii="宋体" w:eastAsia="宋体" w:hAnsi="宋体" w:cs="Times New Roman" w:hint="eastAsia"/>
+          <w:color w:val="000000"/>
+          <w:kern w:val="0"/>
+          <w:sz w:val="24"/>
+          <w14:ligatures w14:val="none"/>
+        </w:rPr>
+        <w:t>可是正如「</w:t>
+      </w:r>
+      <w:r>
+        <w:rPr>
+          <w:rFonts w:ascii="宋体" w:eastAsia="宋体" w:hAnsi="宋体" w:cs="Times New Roman" w:hint="eastAsia"/>
+          <w:color w:val="000000"/>
+          <w:kern w:val="0"/>
+          <w:sz w:val="24"/>
+          <w14:ligatures w14:val="none"/>
+        </w:rPr>
+        <w:t>以西结书</w:t>
+      </w:r>
+      <w:r>
+        <w:rPr>
+          <w:rFonts w:ascii="宋体" w:eastAsia="宋体" w:hAnsi="宋体" w:cs="Times New Roman" w:hint="eastAsia"/>
+          <w:color w:val="000000"/>
+          <w:kern w:val="0"/>
+          <w:sz w:val="24"/>
+          <w14:ligatures w14:val="none"/>
+        </w:rPr>
+        <w:t>16:2」神指出的，以色列人也做了“</w:t>
+      </w:r>
+      <w:r>
+        <w:rPr>
+          <w:rFonts w:ascii="宋体" w:eastAsia="宋体" w:hAnsi="宋体" w:cs="Times New Roman"/>
+          <w:color w:val="000000"/>
+          <w:kern w:val="0"/>
+          <w:sz w:val="24"/>
+          <w14:ligatures w14:val="none"/>
+        </w:rPr>
+        <w:t>可憎的事</w:t>
+      </w:r>
+      <w:r>
+        <w:rPr>
+          <w:rFonts w:ascii="宋体" w:eastAsia="宋体" w:hAnsi="宋体" w:cs="Times New Roman" w:hint="eastAsia"/>
+          <w:color w:val="000000"/>
+          <w:kern w:val="0"/>
+          <w:sz w:val="24"/>
+          <w14:ligatures w14:val="none"/>
+        </w:rPr>
+        <w:t>”，甚至比迦南人更糟糕。</w:t>
+      </w:r>
+    </w:p>
+    <w:p>
+      <w:pPr>
+        <w:widowControl/>
+        <w:tabs>
+          <w:tab w:val="left" w:pos="420"/>
+        </w:tabs>
+        <w:spacing w:after="120" w:line="257" w:lineRule="auto"/>
+        <w:jc w:val="both"/>
+        <w:rPr>
+          <w:rFonts w:ascii="宋体" w:eastAsia="宋体" w:hAnsi="宋体" w:cs="Times New Roman" w:hint="eastAsia"/>
+          <w:color w:val="000000"/>
+          <w:kern w:val="0"/>
+          <w:sz w:val="24"/>
+          <w14:ligatures w14:val="none"/>
+        </w:rPr>
+      </w:pPr>
+      <w:r>
+        <w:rPr>
+          <w:rFonts w:ascii="宋体" w:eastAsia="宋体" w:hAnsi="宋体" w:cs="Times New Roman" w:hint="eastAsia"/>
+          <w:color w:val="000000"/>
+          <w:kern w:val="0"/>
+          <w:sz w:val="24"/>
+          <w14:ligatures w14:val="none"/>
+        </w:rPr>
+        <w:t>v6神拣选、帮助、塑造以色列这个民族，应允他们：“</w:t>
+      </w:r>
+      <w:r>
+        <w:rPr>
+          <w:rFonts w:ascii="宋体" w:eastAsia="宋体" w:hAnsi="宋体" w:cs="Times New Roman"/>
+          <w:color w:val="000000"/>
+          <w:kern w:val="0"/>
+          <w:sz w:val="24"/>
+          <w14:ligatures w14:val="none"/>
+        </w:rPr>
+        <w:t>你虽在血中，仍可存活</w:t>
+      </w:r>
+      <w:r>
+        <w:rPr>
+          <w:rFonts w:ascii="宋体" w:eastAsia="宋体" w:hAnsi="宋体" w:cs="Times New Roman" w:hint="eastAsia"/>
+          <w:color w:val="000000"/>
+          <w:kern w:val="0"/>
+          <w:sz w:val="24"/>
+          <w14:ligatures w14:val="none"/>
+        </w:rPr>
+        <w:t>”。v7是对妻子的语气，显示神像丈夫照顾妻子一样，呵护以色列，</w:t>
+      </w:r>
+      <w:r>
+        <w:rPr>
+          <w:rFonts w:ascii="宋体" w:eastAsia="宋体" w:hAnsi="宋体" w:cs="Times New Roman" w:hint="eastAsia"/>
+          <w:color w:val="000000"/>
+          <w:kern w:val="0"/>
+          <w:sz w:val="24"/>
+          <w14:ligatures w14:val="none"/>
+        </w:rPr>
+        <w:t>带领</w:t>
+      </w:r>
+      <w:r>
+        <w:rPr>
+          <w:rFonts w:ascii="宋体" w:eastAsia="宋体" w:hAnsi="宋体" w:cs="Times New Roman" w:hint="eastAsia"/>
+          <w:color w:val="000000"/>
+          <w:kern w:val="0"/>
+          <w:sz w:val="24"/>
+          <w14:ligatures w14:val="none"/>
+        </w:rPr>
+        <w:t>他们</w:t>
+      </w:r>
+      <w:r>
+        <w:rPr>
+          <w:rFonts w:ascii="宋体" w:eastAsia="宋体" w:hAnsi="宋体" w:cs="Times New Roman" w:hint="eastAsia"/>
+          <w:color w:val="000000"/>
+          <w:kern w:val="0"/>
+          <w:sz w:val="24"/>
+          <w14:ligatures w14:val="none"/>
+        </w:rPr>
+        <w:t>成长。神借以西结，要以色列人看到他们当初的光景，知道神为他们做了什么，看清自己所行的一切邪恶的事，知道悔改。</w:t>
+      </w:r>
+    </w:p>
+    <w:p>
+      <w:pPr>
+        <w:widowControl/>
+        <w:tabs>
+          <w:tab w:val="left" w:pos="420"/>
+        </w:tabs>
+        <w:spacing w:after="120" w:line="257" w:lineRule="auto"/>
+        <w:jc w:val="both"/>
+        <w:rPr>
+          <w:rFonts w:ascii="宋体" w:eastAsia="宋体" w:hAnsi="宋体" w:cs="Times New Roman" w:hint="eastAsia"/>
+          <w:color w:val="000000"/>
+          <w:kern w:val="0"/>
+          <w:sz w:val="24"/>
+          <w14:ligatures w14:val="none"/>
+        </w:rPr>
+      </w:pPr>
+      <w:r>
+        <w:rPr>
+          <w:rFonts w:ascii="宋体" w:eastAsia="宋体" w:hAnsi="宋体" w:cs="Times New Roman" w:hint="eastAsia"/>
+          <w:color w:val="000000"/>
+          <w:kern w:val="0"/>
+          <w:sz w:val="24"/>
+          <w14:ligatures w14:val="none"/>
+        </w:rPr>
+        <w:t>v8 “</w:t>
+      </w:r>
+      <w:r>
+        <w:rPr>
+          <w:rFonts w:ascii="宋体" w:eastAsia="宋体" w:hAnsi="宋体" w:cs="Times New Roman"/>
+          <w:color w:val="000000"/>
+          <w:kern w:val="0"/>
+          <w:sz w:val="24"/>
+          <w14:ligatures w14:val="none"/>
+        </w:rPr>
+        <w:t>用衣襟搭在你身上</w:t>
+      </w:r>
+      <w:r>
+        <w:rPr>
+          <w:rFonts w:ascii="宋体" w:eastAsia="宋体" w:hAnsi="宋体" w:cs="Times New Roman" w:hint="eastAsia"/>
+          <w:color w:val="000000"/>
+          <w:kern w:val="0"/>
+          <w:sz w:val="24"/>
+          <w14:ligatures w14:val="none"/>
+        </w:rPr>
+        <w:t>”，表示你是我的妻子，正如波阿斯遮盖路德。“</w:t>
+      </w:r>
+      <w:r>
+        <w:rPr>
+          <w:rFonts w:ascii="宋体" w:eastAsia="宋体" w:hAnsi="宋体" w:cs="Times New Roman"/>
+          <w:color w:val="000000"/>
+          <w:kern w:val="0"/>
+          <w:sz w:val="24"/>
+          <w14:ligatures w14:val="none"/>
+        </w:rPr>
+        <w:t>又向你起誓，与你结盟，</w:t>
+      </w:r>
+      <w:r>
+        <w:rPr>
+          <w:rFonts w:ascii="宋体" w:eastAsia="宋体" w:hAnsi="宋体" w:cs="Times New Roman" w:hint="eastAsia"/>
+          <w:color w:val="000000"/>
+          <w:kern w:val="0"/>
+          <w:sz w:val="24"/>
+          <w14:ligatures w14:val="none"/>
+        </w:rPr>
+        <w:t>”以色列不仅是神眼中的妻子，更是祂所爱的，并与</w:t>
+      </w:r>
+      <w:r>
+        <w:rPr>
+          <w:rFonts w:ascii="宋体" w:eastAsia="宋体" w:hAnsi="宋体" w:cs="Times New Roman" w:hint="eastAsia"/>
+          <w:color w:val="000000"/>
+          <w:kern w:val="0"/>
+          <w:sz w:val="24"/>
+          <w14:ligatures w14:val="none"/>
+        </w:rPr>
+        <w:t>他们</w:t>
+      </w:r>
+      <w:r>
+        <w:rPr>
+          <w:rFonts w:ascii="宋体" w:eastAsia="宋体" w:hAnsi="宋体" w:cs="Times New Roman" w:hint="eastAsia"/>
+          <w:color w:val="000000"/>
+          <w:kern w:val="0"/>
+          <w:sz w:val="24"/>
+          <w14:ligatures w14:val="none"/>
+        </w:rPr>
+        <w:t>立下</w:t>
+      </w:r>
+      <w:r>
+        <w:rPr>
+          <w:rFonts w:ascii="宋体" w:eastAsia="宋体" w:hAnsi="宋体" w:cs="Times New Roman" w:hint="eastAsia"/>
+          <w:color w:val="000000"/>
+          <w:kern w:val="0"/>
+          <w:sz w:val="24"/>
+          <w14:ligatures w14:val="none"/>
+        </w:rPr>
+        <w:t>永远的</w:t>
+      </w:r>
+      <w:r>
+        <w:rPr>
+          <w:rFonts w:ascii="宋体" w:eastAsia="宋体" w:hAnsi="宋体" w:cs="Times New Roman" w:hint="eastAsia"/>
+          <w:color w:val="000000"/>
+          <w:kern w:val="0"/>
+          <w:sz w:val="24"/>
+          <w14:ligatures w14:val="none"/>
+        </w:rPr>
+        <w:t>“婚约</w:t>
+      </w:r>
+      <w:r>
+        <w:rPr>
+          <w:rFonts w:ascii="宋体" w:eastAsia="宋体" w:hAnsi="宋体" w:cs="Times New Roman" w:hint="eastAsia"/>
+          <w:color w:val="000000"/>
+          <w:kern w:val="0"/>
+          <w:sz w:val="24"/>
+          <w14:ligatures w14:val="none"/>
+        </w:rPr>
+        <w:t>”</w:t>
+      </w:r>
+      <w:r>
+        <w:rPr>
+          <w:rFonts w:ascii="宋体" w:eastAsia="宋体" w:hAnsi="宋体" w:cs="Times New Roman" w:hint="eastAsia"/>
+          <w:color w:val="000000"/>
+          <w:kern w:val="0"/>
+          <w:sz w:val="24"/>
+          <w14:ligatures w14:val="none"/>
+        </w:rPr>
+        <w:t>。</w:t>
+      </w:r>
+    </w:p>
+    <w:p>
+      <w:pPr>
+        <w:widowControl/>
+        <w:tabs>
+          <w:tab w:val="left" w:pos="420"/>
+        </w:tabs>
+        <w:spacing w:after="120" w:line="257" w:lineRule="auto"/>
+        <w:ind w:leftChars="100" w:left="220"/>
+        <w:jc w:val="both"/>
+        <w:rPr>
+          <w:rFonts w:ascii="楷体" w:eastAsia="楷体" w:hAnsi="楷体" w:cs="Times New Roman" w:hint="eastAsia"/>
+          <w:color w:val="000000"/>
+          <w:kern w:val="0"/>
+          <w:sz w:val="24"/>
+          <w14:ligatures w14:val="none"/>
+        </w:rPr>
+      </w:pPr>
+      <w:r>
+        <w:rPr>
+          <w:rFonts w:ascii="楷体" w:eastAsia="楷体" w:hAnsi="楷体" w:cs="Times New Roman" w:hint="eastAsia"/>
+          <w:color w:val="000000"/>
+          <w:kern w:val="0"/>
+          <w:sz w:val="24"/>
+          <w14:ligatures w14:val="none"/>
+        </w:rPr>
+        <w:lastRenderedPageBreak/>
+        <w:t>「耶利米书31:35」：“那使太阳白日发光，使星月有定例，黑夜发亮，又搅动大海，使海中波浪匉訇的，万军之耶和华是他的名。他如此说：这些定例若能在我面前废掉，以色列的后裔也就在我面前断绝，永远不再成国。这是耶和华说的耶和华如此说：若能量度上天，寻察下地的根基，我就因以色列后裔一切所行的弃绝他们。这是耶和华说的。”</w:t>
+      </w:r>
+    </w:p>
+    <w:p>
+      <w:pPr>
+        <w:widowControl/>
+        <w:tabs>
+          <w:tab w:val="left" w:pos="420"/>
+        </w:tabs>
+        <w:spacing w:after="120" w:line="257" w:lineRule="auto"/>
+        <w:jc w:val="both"/>
+        <w:rPr>
+          <w:rFonts w:ascii="宋体" w:eastAsia="宋体" w:hAnsi="宋体" w:cs="Times New Roman" w:hint="eastAsia"/>
+          <w:color w:val="000000"/>
+          <w:kern w:val="0"/>
+          <w:sz w:val="24"/>
+          <w14:ligatures w14:val="none"/>
+        </w:rPr>
+      </w:pPr>
+      <w:r>
+        <w:rPr>
+          <w:rFonts w:ascii="宋体" w:eastAsia="宋体" w:hAnsi="宋体" w:cs="Times New Roman" w:hint="eastAsia"/>
+          <w:color w:val="000000"/>
+          <w:kern w:val="0"/>
+          <w:sz w:val="24"/>
+          <w14:ligatures w14:val="none"/>
+        </w:rPr>
+        <w:t>v9-14 神通过以西结提醒以色列人，祂曾经如何洁净打扮以色列，带它成长，显示祂对以色列的爱。“</w:t>
+      </w:r>
+      <w:r>
+        <w:rPr>
+          <w:rFonts w:ascii="宋体" w:eastAsia="宋体" w:hAnsi="宋体" w:cs="Times New Roman"/>
+          <w:color w:val="000000"/>
+          <w:kern w:val="0"/>
+          <w:sz w:val="24"/>
+          <w14:ligatures w14:val="none"/>
+        </w:rPr>
+        <w:t>你美貌的名声传在列邦中，你十分美貌，是因我加在你身上的威荣。</w:t>
+      </w:r>
+      <w:r>
+        <w:rPr>
+          <w:rFonts w:ascii="宋体" w:eastAsia="宋体" w:hAnsi="宋体" w:cs="Times New Roman" w:hint="eastAsia"/>
+          <w:color w:val="000000"/>
+          <w:kern w:val="0"/>
+          <w:sz w:val="24"/>
+          <w14:ligatures w14:val="none"/>
+        </w:rPr>
+        <w:t>”以色列因神的爱，远超周围的国家。正如今日以色列远远领先于中东地区其他各国。神应许给亚伯拉罕、以撒、雅各的是从埃及尼罗河到幼发拉底河中间的那块地，包括约旦、叙利亚、黎巴嫩、伊拉克，现在的以色列国远小于神的应许。但到千禧年，那块地将会归属于以色列。</w:t>
+      </w:r>
+    </w:p>
+    <w:p>
+      <w:pPr>
+        <w:widowControl/>
+        <w:tabs>
+          <w:tab w:val="left" w:pos="420"/>
+        </w:tabs>
+        <w:spacing w:after="120" w:line="257" w:lineRule="auto"/>
+        <w:jc w:val="both"/>
+        <w:rPr>
+          <w:rFonts w:ascii="宋体" w:eastAsia="宋体" w:hAnsi="宋体" w:cs="Times New Roman" w:hint="eastAsia"/>
+          <w:b/>
+          <w:bCs/>
+          <w:color w:val="000000"/>
+          <w:kern w:val="0"/>
+          <w:sz w:val="24"/>
+          <w14:ligatures w14:val="none"/>
+        </w:rPr>
+      </w:pPr>
+      <w:r>
+        <w:rPr>
+          <w:rFonts w:ascii="宋体" w:eastAsia="宋体" w:hAnsi="宋体" w:cs="Times New Roman" w:hint="eastAsia"/>
+          <w:b/>
+          <w:bCs/>
+          <w:color w:val="000000"/>
+          <w:kern w:val="0"/>
+          <w:sz w:val="24"/>
+          <w14:ligatures w14:val="none"/>
+        </w:rPr>
+        <w:t>二、vv15-34  以色列人不断的叛逆，玷污了他们与耶和华神之间拥有的特殊关系</w:t>
+      </w:r>
+    </w:p>
+    <w:p>
+      <w:pPr>
+        <w:widowControl/>
+        <w:tabs>
+          <w:tab w:val="left" w:pos="420"/>
+        </w:tabs>
+        <w:spacing w:after="120" w:line="257" w:lineRule="auto"/>
+        <w:jc w:val="both"/>
+        <w:rPr>
+          <w:rFonts w:ascii="宋体" w:eastAsia="宋体" w:hAnsi="宋体" w:cs="Times New Roman" w:hint="eastAsia"/>
+          <w:color w:val="000000"/>
+          <w:kern w:val="0"/>
+          <w:sz w:val="24"/>
+          <w14:ligatures w14:val="none"/>
+        </w:rPr>
+      </w:pPr>
+      <w:r>
+        <w:rPr>
+          <w:rFonts w:ascii="宋体" w:eastAsia="宋体" w:hAnsi="宋体" w:cs="Times New Roman" w:hint="eastAsia"/>
+          <w:color w:val="000000"/>
+          <w:kern w:val="0"/>
+          <w:sz w:val="24"/>
+          <w14:ligatures w14:val="none"/>
+        </w:rPr>
+        <w:t>神爱世人，给人自由，可是以色列人却用神赐给他们的悖逆了神。“</w:t>
+      </w:r>
+      <w:r>
+        <w:rPr>
+          <w:rFonts w:ascii="宋体" w:eastAsia="宋体" w:hAnsi="宋体" w:cs="Times New Roman"/>
+          <w:color w:val="000000"/>
+          <w:kern w:val="0"/>
+          <w:sz w:val="24"/>
+          <w14:ligatures w14:val="none"/>
+        </w:rPr>
+        <w:t>仗着自己的美貌</w:t>
+      </w:r>
+      <w:r>
+        <w:rPr>
+          <w:rFonts w:ascii="宋体" w:eastAsia="宋体" w:hAnsi="宋体" w:cs="Times New Roman" w:hint="eastAsia"/>
+          <w:color w:val="000000"/>
+          <w:kern w:val="0"/>
+          <w:sz w:val="24"/>
+          <w14:ligatures w14:val="none"/>
+        </w:rPr>
+        <w:t>”，“</w:t>
+      </w:r>
+      <w:r>
+        <w:rPr>
+          <w:rFonts w:ascii="宋体" w:eastAsia="宋体" w:hAnsi="宋体" w:cs="Times New Roman"/>
+          <w:color w:val="000000"/>
+          <w:kern w:val="0"/>
+          <w:sz w:val="24"/>
+          <w14:ligatures w14:val="none"/>
+        </w:rPr>
+        <w:t>我所给你那华美的金银、宝器</w:t>
+      </w:r>
+      <w:r>
+        <w:rPr>
+          <w:rFonts w:ascii="宋体" w:eastAsia="宋体" w:hAnsi="宋体" w:cs="Times New Roman" w:hint="eastAsia"/>
+          <w:color w:val="000000"/>
+          <w:kern w:val="0"/>
+          <w:sz w:val="24"/>
+          <w14:ligatures w14:val="none"/>
+        </w:rPr>
+        <w:t>”制造偶像，“</w:t>
+      </w:r>
+      <w:r>
+        <w:rPr>
+          <w:rFonts w:ascii="宋体" w:eastAsia="宋体" w:hAnsi="宋体" w:cs="Times New Roman"/>
+          <w:color w:val="000000"/>
+          <w:kern w:val="0"/>
+          <w:sz w:val="24"/>
+          <w14:ligatures w14:val="none"/>
+        </w:rPr>
+        <w:t>我赐给你的食物</w:t>
+      </w:r>
+      <w:r>
+        <w:rPr>
+          <w:rFonts w:ascii="宋体" w:eastAsia="宋体" w:hAnsi="宋体" w:cs="Times New Roman" w:hint="eastAsia"/>
+          <w:color w:val="000000"/>
+          <w:kern w:val="0"/>
+          <w:sz w:val="24"/>
+          <w14:ligatures w14:val="none"/>
+        </w:rPr>
+        <w:t>”先给偶像，用“</w:t>
+      </w:r>
+      <w:r>
+        <w:rPr>
+          <w:rFonts w:ascii="宋体" w:eastAsia="宋体" w:hAnsi="宋体" w:cs="Times New Roman"/>
+          <w:color w:val="000000"/>
+          <w:kern w:val="0"/>
+          <w:sz w:val="24"/>
+          <w14:ligatures w14:val="none"/>
+        </w:rPr>
+        <w:t>给我所生的儿女</w:t>
+      </w:r>
+      <w:r>
+        <w:rPr>
+          <w:rFonts w:ascii="宋体" w:eastAsia="宋体" w:hAnsi="宋体" w:cs="Times New Roman" w:hint="eastAsia"/>
+          <w:color w:val="000000"/>
+          <w:kern w:val="0"/>
+          <w:sz w:val="24"/>
+          <w14:ligatures w14:val="none"/>
+        </w:rPr>
+        <w:t>”献给巴力神。以色列人全然不顾念神对他们的看顾。</w:t>
+      </w:r>
+    </w:p>
+    <w:p>
+      <w:pPr>
+        <w:widowControl/>
+        <w:tabs>
+          <w:tab w:val="left" w:pos="420"/>
+        </w:tabs>
+        <w:spacing w:after="120" w:line="257" w:lineRule="auto"/>
+        <w:ind w:leftChars="100" w:left="220"/>
+        <w:jc w:val="both"/>
+        <w:rPr>
+          <w:rFonts w:ascii="楷体" w:eastAsia="楷体" w:hAnsi="楷体" w:cs="Times New Roman" w:hint="eastAsia"/>
+          <w:color w:val="000000"/>
+          <w:kern w:val="0"/>
+          <w:sz w:val="24"/>
+          <w14:ligatures w14:val="none"/>
+        </w:rPr>
+      </w:pPr>
+      <w:r>
+        <w:rPr>
+          <w:rFonts w:ascii="楷体" w:eastAsia="楷体" w:hAnsi="楷体" w:cs="Times New Roman" w:hint="eastAsia"/>
+          <w:color w:val="000000"/>
+          <w:kern w:val="0"/>
+          <w:sz w:val="24"/>
+          <w14:ligatures w14:val="none"/>
+        </w:rPr>
+        <w:t>「耶利米书19:5」：“</w:t>
+      </w:r>
+      <w:r>
+        <w:rPr>
+          <w:rFonts w:ascii="楷体" w:eastAsia="楷体" w:hAnsi="楷体" w:cs="Times New Roman"/>
+          <w:color w:val="000000"/>
+          <w:kern w:val="0"/>
+          <w:sz w:val="24"/>
+          <w14:ligatures w14:val="none"/>
+        </w:rPr>
+        <w:t>又建筑巴力的邱坛，好在火中焚烧自己的儿子，作为燔祭献给巴力。这不是我所吩咐的，不是我所提说的，也不是我心所起的意。</w:t>
+      </w:r>
+      <w:r>
+        <w:rPr>
+          <w:rFonts w:ascii="楷体" w:eastAsia="楷体" w:hAnsi="楷体" w:cs="Times New Roman" w:hint="eastAsia"/>
+          <w:color w:val="000000"/>
+          <w:kern w:val="0"/>
+          <w:sz w:val="24"/>
+          <w14:ligatures w14:val="none"/>
+        </w:rPr>
+        <w:t>”</w:t>
+      </w:r>
+    </w:p>
+    <w:p>
+      <w:pPr>
+        <w:widowControl/>
+        <w:tabs>
+          <w:tab w:val="left" w:pos="420"/>
+        </w:tabs>
+        <w:spacing w:after="120" w:line="257" w:lineRule="auto"/>
+        <w:jc w:val="both"/>
+        <w:rPr>
+          <w:rFonts w:ascii="宋体" w:eastAsia="宋体" w:hAnsi="宋体" w:cs="Times New Roman" w:hint="eastAsia"/>
+          <w:color w:val="000000"/>
+          <w:kern w:val="0"/>
+          <w:sz w:val="24"/>
+          <w14:ligatures w14:val="none"/>
+        </w:rPr>
+      </w:pPr>
+      <w:r>
+        <w:rPr>
+          <w:rFonts w:ascii="宋体" w:eastAsia="宋体" w:hAnsi="宋体" w:cs="Times New Roman" w:hint="eastAsia"/>
+          <w:color w:val="000000"/>
+          <w:kern w:val="0"/>
+          <w:sz w:val="24"/>
+          <w14:ligatures w14:val="none"/>
+        </w:rPr>
+        <w:t>神要以色列人回想当初的窘况，追念祂对他们的拯救。</w:t>
+      </w:r>
+    </w:p>
+    <w:p>
+      <w:pPr>
+        <w:widowControl/>
+        <w:tabs>
+          <w:tab w:val="left" w:pos="420"/>
+        </w:tabs>
+        <w:spacing w:after="120" w:line="257" w:lineRule="auto"/>
+        <w:jc w:val="both"/>
+        <w:rPr>
+          <w:rFonts w:ascii="宋体" w:eastAsia="宋体" w:hAnsi="宋体" w:cs="Times New Roman" w:hint="eastAsia"/>
+          <w:color w:val="000000"/>
+          <w:kern w:val="0"/>
+          <w:sz w:val="24"/>
+          <w14:ligatures w14:val="none"/>
+        </w:rPr>
+      </w:pPr>
+      <w:r>
+        <w:rPr>
+          <w:rFonts w:ascii="宋体" w:eastAsia="宋体" w:hAnsi="宋体" w:cs="Times New Roman" w:hint="eastAsia"/>
+          <w:color w:val="000000"/>
+          <w:kern w:val="0"/>
+          <w:sz w:val="24"/>
+          <w14:ligatures w14:val="none"/>
+        </w:rPr>
+        <w:t>“……</w:t>
+      </w:r>
+      <w:r>
+        <w:rPr>
+          <w:rFonts w:ascii="宋体" w:eastAsia="宋体" w:hAnsi="宋体" w:cs="Times New Roman"/>
+          <w:color w:val="000000"/>
+          <w:kern w:val="0"/>
+          <w:sz w:val="24"/>
+          <w14:ligatures w14:val="none"/>
+        </w:rPr>
+        <w:t>在各街上做了高台</w:t>
+      </w:r>
+      <w:r>
+        <w:rPr>
+          <w:rFonts w:ascii="宋体" w:eastAsia="宋体" w:hAnsi="宋体" w:cs="Times New Roman" w:hint="eastAsia"/>
+          <w:color w:val="000000"/>
+          <w:kern w:val="0"/>
+          <w:sz w:val="24"/>
+          <w14:ligatures w14:val="none"/>
+        </w:rPr>
+        <w:t>……</w:t>
+      </w:r>
+      <w:r>
+        <w:rPr>
+          <w:rFonts w:ascii="宋体" w:eastAsia="宋体" w:hAnsi="宋体" w:cs="Times New Roman"/>
+          <w:color w:val="000000"/>
+          <w:kern w:val="0"/>
+          <w:sz w:val="24"/>
+          <w14:ligatures w14:val="none"/>
+        </w:rPr>
+        <w:t>又与一切过路的多行淫乱</w:t>
+      </w:r>
+      <w:r>
+        <w:rPr>
+          <w:rFonts w:ascii="宋体" w:eastAsia="宋体" w:hAnsi="宋体" w:cs="Times New Roman" w:hint="eastAsia"/>
+          <w:color w:val="000000"/>
+          <w:kern w:val="0"/>
+          <w:sz w:val="24"/>
+          <w14:ligatures w14:val="none"/>
+        </w:rPr>
+        <w:t>”，以色列本应只把自己开放给神，可是他们却讨好周遭的列国，周围的所有人。巴比伦人攻打他们，他们不依靠神，却去请求埃及人、亚述人的帮助。</w:t>
+      </w:r>
+    </w:p>
+    <w:p>
+      <w:pPr>
+        <w:widowControl/>
+        <w:tabs>
+          <w:tab w:val="left" w:pos="420"/>
+        </w:tabs>
+        <w:spacing w:after="120" w:line="257" w:lineRule="auto"/>
+        <w:jc w:val="both"/>
+        <w:rPr>
+          <w:rFonts w:ascii="宋体" w:eastAsia="宋体" w:hAnsi="宋体" w:cs="Times New Roman" w:hint="eastAsia"/>
+          <w:color w:val="000000"/>
+          <w:kern w:val="0"/>
+          <w:sz w:val="24"/>
+          <w14:ligatures w14:val="none"/>
+        </w:rPr>
+      </w:pPr>
+      <w:r>
+        <w:rPr>
+          <w:rFonts w:ascii="宋体" w:eastAsia="宋体" w:hAnsi="宋体" w:cs="Times New Roman" w:hint="eastAsia"/>
+          <w:color w:val="000000"/>
+          <w:kern w:val="0"/>
+          <w:sz w:val="24"/>
+          <w14:ligatures w14:val="none"/>
+        </w:rPr>
+        <w:t>而且以色列还把神赐给他们的送给别人。“</w:t>
+      </w:r>
+      <w:r>
+        <w:rPr>
+          <w:rFonts w:ascii="宋体" w:eastAsia="宋体" w:hAnsi="宋体" w:cs="Times New Roman"/>
+          <w:color w:val="000000"/>
+          <w:kern w:val="0"/>
+          <w:sz w:val="24"/>
+          <w14:ligatures w14:val="none"/>
+        </w:rPr>
+        <w:t>凡妓女是得人赠送，你反倒赠送你所爱的人，贿赂他们从四围来与你行淫。</w:t>
+      </w:r>
+      <w:r>
+        <w:rPr>
+          <w:rFonts w:ascii="宋体" w:eastAsia="宋体" w:hAnsi="宋体" w:cs="Times New Roman" w:hint="eastAsia"/>
+          <w:color w:val="000000"/>
+          <w:kern w:val="0"/>
+          <w:sz w:val="24"/>
+          <w14:ligatures w14:val="none"/>
+        </w:rPr>
+        <w:t>”1948年以色列复国时，仅有小小的一块土地，但在之后的几次战争中拿回了很多本属于他们的土地。可后来以色列又把西奈半岛、加沙等地还给别人，</w:t>
+      </w:r>
+      <w:r>
+        <w:rPr>
+          <w:rFonts w:ascii="宋体" w:eastAsia="宋体" w:hAnsi="宋体" w:cs="Times New Roman" w:hint="eastAsia"/>
+          <w:color w:val="000000"/>
+          <w:kern w:val="0"/>
+          <w:sz w:val="24"/>
+          <w14:ligatures w14:val="none"/>
+        </w:rPr>
+        <w:t>去讨好人，</w:t>
+      </w:r>
+      <w:r>
+        <w:rPr>
+          <w:rFonts w:ascii="宋体" w:eastAsia="宋体" w:hAnsi="宋体" w:cs="Times New Roman" w:hint="eastAsia"/>
+          <w:color w:val="000000"/>
+          <w:kern w:val="0"/>
+          <w:sz w:val="24"/>
+          <w14:ligatures w14:val="none"/>
+        </w:rPr>
+        <w:t>这是神所不喜悦的。他们以为会有平安，但并没有，因为这是神给他们的土地。</w:t>
+      </w:r>
+    </w:p>
+    <w:p>
+      <w:pPr>
+        <w:widowControl/>
+        <w:tabs>
+          <w:tab w:val="left" w:pos="420"/>
+        </w:tabs>
+        <w:spacing w:after="120" w:line="257" w:lineRule="auto"/>
+        <w:jc w:val="both"/>
+        <w:rPr>
+          <w:rFonts w:ascii="宋体" w:eastAsia="宋体" w:hAnsi="宋体" w:cs="Times New Roman" w:hint="eastAsia"/>
+          <w:b/>
+          <w:bCs/>
+          <w:color w:val="000000"/>
+          <w:kern w:val="0"/>
+          <w:sz w:val="24"/>
+          <w14:ligatures w14:val="none"/>
+        </w:rPr>
+      </w:pPr>
+      <w:r>
+        <w:rPr>
+          <w:rFonts w:ascii="宋体" w:eastAsia="宋体" w:hAnsi="宋体" w:cs="Times New Roman" w:hint="eastAsia"/>
+          <w:b/>
+          <w:bCs/>
+          <w:color w:val="000000"/>
+          <w:kern w:val="0"/>
+          <w:sz w:val="24"/>
+          <w14:ligatures w14:val="none"/>
+        </w:rPr>
+        <w:t>三、vv35-43  耶和华神必须对祂的选民以色列采取的行动和结果</w:t>
+      </w:r>
+    </w:p>
+    <w:p>
+      <w:pPr>
+        <w:widowControl/>
+        <w:tabs>
+          <w:tab w:val="left" w:pos="420"/>
+        </w:tabs>
+        <w:spacing w:after="120" w:line="257" w:lineRule="auto"/>
+        <w:jc w:val="both"/>
+        <w:rPr>
+          <w:rFonts w:ascii="宋体" w:eastAsia="宋体" w:hAnsi="宋体" w:cs="Times New Roman"/>
+          <w:color w:val="000000"/>
+          <w:kern w:val="0"/>
+          <w:sz w:val="24"/>
+          <w14:ligatures w14:val="none"/>
+        </w:rPr>
+      </w:pPr>
+      <w:r>
+        <w:rPr>
+          <w:rFonts w:ascii="宋体" w:eastAsia="宋体" w:hAnsi="宋体" w:cs="Times New Roman" w:hint="eastAsia"/>
+          <w:color w:val="000000"/>
+          <w:kern w:val="0"/>
+          <w:sz w:val="24"/>
+          <w14:ligatures w14:val="none"/>
+        </w:rPr>
+        <w:t>v35-38：以色列悖逆神，神要向他们讨罪。</w:t>
+      </w:r>
+    </w:p>
+    <w:p>
+      <w:pPr>
+        <w:widowControl/>
+        <w:tabs>
+          <w:tab w:val="left" w:pos="420"/>
+        </w:tabs>
+        <w:spacing w:after="120" w:line="257" w:lineRule="auto"/>
+        <w:jc w:val="both"/>
+        <w:rPr>
+          <w:rFonts w:ascii="宋体" w:eastAsia="宋体" w:hAnsi="宋体" w:cs="Times New Roman"/>
+          <w:color w:val="000000"/>
+          <w:kern w:val="0"/>
+          <w:sz w:val="24"/>
+          <w14:ligatures w14:val="none"/>
+        </w:rPr>
+      </w:pPr>
+      <w:r>
+        <w:rPr>
+          <w:rFonts w:ascii="宋体" w:eastAsia="宋体" w:hAnsi="宋体" w:cs="Times New Roman" w:hint="eastAsia"/>
+          <w:color w:val="000000"/>
+          <w:kern w:val="0"/>
+          <w:sz w:val="24"/>
+          <w14:ligatures w14:val="none"/>
+        </w:rPr>
+        <w:t>v39-41a：神用以色列的敌人攻击他们，如最近的哈马斯，历史上的巴比伦、罗马帝国。</w:t>
+      </w:r>
+    </w:p>
+    <w:p>
+      <w:pPr>
+        <w:widowControl/>
+        <w:tabs>
+          <w:tab w:val="left" w:pos="420"/>
+        </w:tabs>
+        <w:spacing w:after="120" w:line="257" w:lineRule="auto"/>
+        <w:jc w:val="both"/>
+        <w:rPr>
+          <w:rFonts w:ascii="宋体" w:eastAsia="宋体" w:hAnsi="宋体" w:cs="Times New Roman"/>
+          <w:color w:val="000000"/>
+          <w:kern w:val="0"/>
+          <w:sz w:val="24"/>
+          <w14:ligatures w14:val="none"/>
+        </w:rPr>
+      </w:pPr>
+      <w:r>
+        <w:rPr>
+          <w:rFonts w:ascii="宋体" w:eastAsia="宋体" w:hAnsi="宋体" w:cs="Times New Roman" w:hint="eastAsia"/>
+          <w:color w:val="000000"/>
+          <w:kern w:val="0"/>
+          <w:sz w:val="24"/>
+          <w14:ligatures w14:val="none"/>
+        </w:rPr>
+        <w:t>v41b-v4</w:t>
+      </w:r>
+      <w:r>
+        <w:rPr>
+          <w:rFonts w:ascii="宋体" w:eastAsia="宋体" w:hAnsi="宋体" w:cs="Times New Roman" w:hint="eastAsia"/>
+          <w:color w:val="000000"/>
+          <w:kern w:val="0"/>
+          <w:sz w:val="24"/>
+          <w14:ligatures w14:val="none"/>
+        </w:rPr>
+        <w:t>3</w:t>
+      </w:r>
+      <w:r>
+        <w:rPr>
+          <w:rFonts w:ascii="宋体" w:eastAsia="宋体" w:hAnsi="宋体" w:cs="Times New Roman" w:hint="eastAsia"/>
+          <w:color w:val="000000"/>
+          <w:kern w:val="0"/>
+          <w:sz w:val="24"/>
+          <w14:ligatures w14:val="none"/>
+        </w:rPr>
+        <w:t>：还要发生在将来</w:t>
+      </w:r>
+    </w:p>
+    <w:p>
+      <w:pPr>
+        <w:widowControl/>
+        <w:tabs>
+          <w:tab w:val="left" w:pos="420"/>
+        </w:tabs>
+        <w:spacing w:after="120" w:line="257" w:lineRule="auto"/>
+        <w:jc w:val="both"/>
+        <w:rPr>
+          <w:rFonts w:ascii="宋体" w:eastAsia="宋体" w:hAnsi="宋体" w:cs="Times New Roman" w:hint="eastAsia"/>
+          <w:color w:val="000000"/>
+          <w:kern w:val="0"/>
+          <w:sz w:val="24"/>
+          <w14:ligatures w14:val="none"/>
+        </w:rPr>
+      </w:pPr>
+      <w:r>
+        <w:rPr>
+          <w:rFonts w:ascii="宋体" w:eastAsia="宋体" w:hAnsi="宋体" w:cs="Times New Roman" w:hint="eastAsia"/>
+          <w:color w:val="000000"/>
+          <w:kern w:val="0"/>
+          <w:sz w:val="24"/>
+          <w14:ligatures w14:val="none"/>
+        </w:rPr>
+        <w:t>如今的教会也是耶和华的新妇，我们也要追念当初，不要悖逆神。</w:t>
+      </w:r>
+    </w:p>
+    <w:p>
+      <w:pPr>
+        <w:widowControl/>
+        <w:tabs>
+          <w:tab w:val="left" w:pos="420"/>
+        </w:tabs>
+        <w:spacing w:after="120" w:line="257" w:lineRule="auto"/>
+        <w:jc w:val="both"/>
+        <w:rPr>
+          <w:rFonts w:ascii="宋体" w:eastAsia="宋体" w:hAnsi="宋体" w:cs="Times New Roman" w:hint="eastAsia"/>
+          <w:b/>
+          <w:bCs/>
+          <w:color w:val="000000"/>
+          <w:kern w:val="0"/>
+          <w:sz w:val="24"/>
+          <w14:ligatures w14:val="none"/>
+        </w:rPr>
+      </w:pPr>
+      <w:r>
+        <w:rPr>
+          <w:rFonts w:ascii="宋体" w:eastAsia="宋体" w:hAnsi="宋体" w:cs="Times New Roman" w:hint="eastAsia"/>
+          <w:b/>
+          <w:bCs/>
+          <w:color w:val="000000"/>
+          <w:kern w:val="0"/>
+          <w:sz w:val="24"/>
+          <w14:ligatures w14:val="none"/>
+        </w:rPr>
+        <w:t>四、vv44-59  以色列的亲属从未犯下像以色列那可憎的罪行</w:t>
+      </w:r>
+    </w:p>
+    <w:p>
+      <w:pPr>
+        <w:widowControl/>
+        <w:tabs>
+          <w:tab w:val="left" w:pos="420"/>
+        </w:tabs>
+        <w:spacing w:after="120" w:line="257" w:lineRule="auto"/>
+        <w:jc w:val="both"/>
+        <w:rPr>
+          <w:rFonts w:ascii="宋体" w:eastAsia="宋体" w:hAnsi="宋体" w:cs="Times New Roman"/>
+          <w:color w:val="000000"/>
+          <w:kern w:val="0"/>
+          <w:sz w:val="24"/>
+          <w14:ligatures w14:val="none"/>
+        </w:rPr>
+      </w:pPr>
+      <w:r>
+        <w:rPr>
+          <w:rFonts w:ascii="宋体" w:eastAsia="宋体" w:hAnsi="宋体" w:cs="Times New Roman" w:hint="eastAsia"/>
+          <w:color w:val="000000"/>
+          <w:kern w:val="0"/>
+          <w:sz w:val="24"/>
+          <w14:ligatures w14:val="none"/>
+        </w:rPr>
+        <w:lastRenderedPageBreak/>
+        <w:t>v44-52：神把迦南送给以色列，但以色列所做的比原先住在迦南的人更糟糕。神所说的以色列的姐妹，撒玛利亚在以色列的北面，所多玛在以色列的南面。所以神让他们灭国，把他们赶到世界各国。</w:t>
+      </w:r>
+    </w:p>
+    <w:p>
+      <w:pPr>
+        <w:widowControl/>
+        <w:tabs>
+          <w:tab w:val="left" w:pos="420"/>
+        </w:tabs>
+        <w:spacing w:after="120" w:line="257" w:lineRule="auto"/>
+        <w:jc w:val="both"/>
+        <w:rPr>
+          <w:rFonts w:ascii="宋体" w:eastAsia="宋体" w:hAnsi="宋体" w:cs="Times New Roman"/>
+          <w:color w:val="000000"/>
+          <w:kern w:val="0"/>
+          <w:sz w:val="24"/>
+          <w14:ligatures w14:val="none"/>
+        </w:rPr>
+      </w:pPr>
+      <w:r>
+        <w:rPr>
+          <w:rFonts w:ascii="宋体" w:eastAsia="宋体" w:hAnsi="宋体" w:cs="Times New Roman" w:hint="eastAsia"/>
+          <w:color w:val="000000"/>
+          <w:kern w:val="0"/>
+          <w:sz w:val="24"/>
+          <w14:ligatures w14:val="none"/>
+        </w:rPr>
+        <w:t>v53-55：神借着以西结的口告诉他们，神要复兴以色列，还要复兴撒玛利亚、所多玛，因为神有怜悯。</w:t>
+      </w:r>
+    </w:p>
+    <w:p>
+      <w:pPr>
+        <w:widowControl/>
+        <w:tabs>
+          <w:tab w:val="left" w:pos="420"/>
+        </w:tabs>
+        <w:spacing w:after="120" w:line="257" w:lineRule="auto"/>
+        <w:jc w:val="both"/>
+        <w:rPr>
+          <w:rFonts w:ascii="宋体" w:eastAsia="宋体" w:hAnsi="宋体" w:cs="Times New Roman"/>
+          <w:color w:val="000000"/>
+          <w:kern w:val="0"/>
+          <w:sz w:val="24"/>
+          <w14:ligatures w14:val="none"/>
+        </w:rPr>
+      </w:pPr>
+      <w:r>
+        <w:rPr>
+          <w:rFonts w:ascii="宋体" w:eastAsia="宋体" w:hAnsi="宋体" w:cs="Times New Roman" w:hint="eastAsia"/>
+          <w:color w:val="000000"/>
+          <w:kern w:val="0"/>
+          <w:sz w:val="24"/>
+          <w14:ligatures w14:val="none"/>
+        </w:rPr>
+        <w:t>v56-5</w:t>
+      </w:r>
+      <w:r>
+        <w:rPr>
+          <w:rFonts w:ascii="宋体" w:eastAsia="宋体" w:hAnsi="宋体" w:cs="Times New Roman" w:hint="eastAsia"/>
+          <w:color w:val="000000"/>
+          <w:kern w:val="0"/>
+          <w:sz w:val="24"/>
+          <w14:ligatures w14:val="none"/>
+        </w:rPr>
+        <w:t>8：神惩罚以色列人，所以以色列的敌人都嘲笑他们。</w:t>
+      </w:r>
+    </w:p>
+    <w:p>
+      <w:pPr>
+        <w:widowControl/>
+        <w:tabs>
+          <w:tab w:val="left" w:pos="420"/>
+        </w:tabs>
+        <w:spacing w:after="120" w:line="257" w:lineRule="auto"/>
+        <w:jc w:val="both"/>
+        <w:rPr>
+          <w:rFonts w:ascii="宋体" w:eastAsia="宋体" w:hAnsi="宋体" w:cs="Times New Roman"/>
+          <w:color w:val="000000"/>
+          <w:kern w:val="0"/>
+          <w:sz w:val="24"/>
+          <w14:ligatures w14:val="none"/>
+        </w:rPr>
+      </w:pPr>
+      <w:r>
+        <w:rPr>
+          <w:rFonts w:ascii="宋体" w:eastAsia="宋体" w:hAnsi="宋体" w:cs="Times New Roman" w:hint="eastAsia"/>
+          <w:color w:val="000000"/>
+          <w:kern w:val="0"/>
+          <w:sz w:val="24"/>
+          <w14:ligatures w14:val="none"/>
+        </w:rPr>
+        <w:t>v59：神是因为以色列人的罪孽惩罚他们。犯罪有后果，以色列人要承担后果。</w:t>
+      </w:r>
+    </w:p>
+    <w:p>
+      <w:pPr>
+        <w:widowControl/>
+        <w:tabs>
+          <w:tab w:val="left" w:pos="420"/>
+        </w:tabs>
+        <w:spacing w:after="120" w:line="257" w:lineRule="auto"/>
+        <w:jc w:val="both"/>
+        <w:rPr>
+          <w:rFonts w:ascii="宋体" w:eastAsia="宋体" w:hAnsi="宋体" w:cs="Times New Roman"/>
+          <w:b/>
+          <w:bCs/>
+          <w:color w:val="000000"/>
+          <w:kern w:val="0"/>
+          <w:sz w:val="24"/>
+          <w14:ligatures w14:val="none"/>
+        </w:rPr>
+      </w:pPr>
+      <w:r>
+        <w:rPr>
+          <w:rFonts w:ascii="宋体" w:eastAsia="宋体" w:hAnsi="宋体" w:cs="Times New Roman" w:hint="eastAsia"/>
+          <w:b/>
+          <w:bCs/>
+          <w:color w:val="000000"/>
+          <w:kern w:val="0"/>
+          <w:sz w:val="24"/>
+          <w14:ligatures w14:val="none"/>
+        </w:rPr>
+        <w:t>五、vv60-63  耶和华神纪念祂与以色列所立的约，必带来饶恕和洁净</w:t>
+      </w:r>
+    </w:p>
+    <w:p>
+      <w:pPr>
+        <w:widowControl/>
+        <w:tabs>
+          <w:tab w:val="left" w:pos="420"/>
+        </w:tabs>
+        <w:spacing w:after="120" w:line="257" w:lineRule="auto"/>
+        <w:jc w:val="both"/>
+        <w:rPr>
+          <w:rFonts w:ascii="宋体" w:eastAsia="宋体" w:hAnsi="宋体" w:cs="Times New Roman"/>
+          <w:color w:val="000000"/>
+          <w:kern w:val="0"/>
+          <w:sz w:val="24"/>
+          <w14:ligatures w14:val="none"/>
+        </w:rPr>
+      </w:pPr>
+      <w:r>
+        <w:rPr>
+          <w:rFonts w:ascii="宋体" w:eastAsia="宋体" w:hAnsi="宋体" w:cs="Times New Roman" w:hint="eastAsia"/>
+          <w:color w:val="000000"/>
+          <w:kern w:val="0"/>
+          <w:sz w:val="24"/>
+          <w14:ligatures w14:val="none"/>
+        </w:rPr>
+        <w:t>v60：神救以色列人，是因为祂纪念与过去以色列人立过的约，并要在将来</w:t>
+      </w:r>
+      <w:r>
+        <w:rPr>
+          <w:rFonts w:ascii="宋体" w:eastAsia="宋体" w:hAnsi="宋体" w:cs="Times New Roman" w:hint="eastAsia"/>
+          <w:color w:val="000000"/>
+          <w:kern w:val="0"/>
+          <w:sz w:val="24"/>
+          <w14:ligatures w14:val="none"/>
+        </w:rPr>
+        <w:t>，也就是最后七年</w:t>
+      </w:r>
+      <w:r>
+        <w:rPr>
+          <w:rFonts w:ascii="宋体" w:eastAsia="宋体" w:hAnsi="宋体" w:cs="Times New Roman" w:hint="eastAsia"/>
+          <w:color w:val="000000"/>
+          <w:kern w:val="0"/>
+          <w:sz w:val="24"/>
+          <w14:ligatures w14:val="none"/>
+        </w:rPr>
+        <w:t>，立定新约。</w:t>
+      </w:r>
+    </w:p>
+    <w:p>
+      <w:pPr>
+        <w:widowControl/>
+        <w:tabs>
+          <w:tab w:val="left" w:pos="420"/>
+        </w:tabs>
+        <w:spacing w:after="120" w:line="257" w:lineRule="auto"/>
+        <w:ind w:leftChars="100" w:left="220"/>
+        <w:jc w:val="both"/>
+        <w:rPr>
+          <w:rFonts w:ascii="楷体" w:eastAsia="楷体" w:hAnsi="楷体" w:cs="Times New Roman"/>
+          <w:color w:val="000000"/>
+          <w:kern w:val="0"/>
+          <w:sz w:val="24"/>
+          <w14:ligatures w14:val="none"/>
+        </w:rPr>
+      </w:pPr>
+      <w:r>
+        <w:rPr>
+          <w:rFonts w:ascii="楷体" w:eastAsia="楷体" w:hAnsi="楷体" w:cs="Times New Roman" w:hint="eastAsia"/>
+          <w:color w:val="000000"/>
+          <w:kern w:val="0"/>
+          <w:sz w:val="24"/>
+          <w14:ligatures w14:val="none"/>
+        </w:rPr>
+        <w:t>「耶利米书31:31</w:t>
+      </w:r>
+      <w:r>
+        <w:rPr>
+          <w:rFonts w:ascii="楷体" w:eastAsia="楷体" w:hAnsi="楷体" w:cs="Times New Roman" w:hint="eastAsia"/>
+          <w:color w:val="000000"/>
+          <w:kern w:val="0"/>
+          <w:sz w:val="24"/>
+          <w14:ligatures w14:val="none"/>
+        </w:rPr>
+        <w:t>-34</w:t>
+      </w:r>
+      <w:r>
+        <w:rPr>
+          <w:rFonts w:ascii="楷体" w:eastAsia="楷体" w:hAnsi="楷体" w:cs="Times New Roman" w:hint="eastAsia"/>
+          <w:color w:val="000000"/>
+          <w:kern w:val="0"/>
+          <w:sz w:val="24"/>
+          <w14:ligatures w14:val="none"/>
+        </w:rPr>
+        <w:t>」：“</w:t>
+      </w:r>
+      <w:r>
+        <w:rPr>
+          <w:rFonts w:ascii="楷体" w:eastAsia="楷体" w:hAnsi="楷体" w:cs="Times New Roman"/>
+          <w:color w:val="000000"/>
+          <w:kern w:val="0"/>
+          <w:sz w:val="24"/>
+          <w14:ligatures w14:val="none"/>
+        </w:rPr>
+        <w:t>耶和华说：「日子将到，我要与以色列家和犹大家另立新约，不像我拉着他们祖宗的手，领他们出埃及地的时候，与他们所立的约。我虽作他们的丈夫，他们却背了我的约。这是耶和华说的。」耶和华说：「那些日子以后，我与以色列家所立的约乃是这样：我要将我的律法放在他们里面，写在他们心上。我要作他们的　神，他们要作我的子民。他们各人不再教导自己的邻舍和自己的弟兄说：『你该认识耶和华』，因为他们从最小的到至大的都必认识我。我要赦免他们的罪孽，不再记念他们的罪恶。这是耶和华说的。」</w:t>
+      </w:r>
+      <w:r>
+        <w:rPr>
+          <w:rFonts w:ascii="楷体" w:eastAsia="楷体" w:hAnsi="楷体" w:cs="Times New Roman" w:hint="eastAsia"/>
+          <w:color w:val="000000"/>
+          <w:kern w:val="0"/>
+          <w:sz w:val="24"/>
+          <w14:ligatures w14:val="none"/>
+        </w:rPr>
+        <w:t>”</w:t>
+      </w:r>
+    </w:p>
+    <w:p>
+      <w:pPr>
+        <w:widowControl/>
+        <w:tabs>
+          <w:tab w:val="left" w:pos="420"/>
+        </w:tabs>
+        <w:spacing w:after="120" w:line="257" w:lineRule="auto"/>
+        <w:jc w:val="both"/>
+        <w:rPr>
+          <w:rFonts w:ascii="宋体" w:eastAsia="宋体" w:hAnsi="宋体" w:cs="Times New Roman"/>
+          <w:color w:val="000000"/>
+          <w:kern w:val="0"/>
+          <w:sz w:val="24"/>
+          <w14:ligatures w14:val="none"/>
+        </w:rPr>
+      </w:pPr>
+      <w:r>
+        <w:rPr>
+          <w:rFonts w:ascii="宋体" w:eastAsia="宋体" w:hAnsi="宋体" w:cs="Times New Roman" w:hint="eastAsia"/>
+          <w:color w:val="000000"/>
+          <w:kern w:val="0"/>
+          <w:sz w:val="24"/>
+          <w14:ligatures w14:val="none"/>
+        </w:rPr>
+        <w:t>v6</w:t>
+      </w:r>
+      <w:r>
+        <w:rPr>
+          <w:rFonts w:ascii="宋体" w:eastAsia="宋体" w:hAnsi="宋体" w:cs="Times New Roman" w:hint="eastAsia"/>
+          <w:color w:val="000000"/>
+          <w:kern w:val="0"/>
+          <w:sz w:val="24"/>
+          <w14:ligatures w14:val="none"/>
+        </w:rPr>
+        <w:t>1-63</w:t>
+      </w:r>
+      <w:r>
+        <w:rPr>
+          <w:rFonts w:ascii="宋体" w:eastAsia="宋体" w:hAnsi="宋体" w:cs="Times New Roman" w:hint="eastAsia"/>
+          <w:color w:val="000000"/>
+          <w:kern w:val="0"/>
+          <w:sz w:val="24"/>
+          <w14:ligatures w14:val="none"/>
+        </w:rPr>
+        <w:t>：</w:t>
+      </w:r>
+      <w:r>
+        <w:rPr>
+          <w:rFonts w:ascii="宋体" w:eastAsia="宋体" w:hAnsi="宋体" w:cs="Times New Roman" w:hint="eastAsia"/>
+          <w:color w:val="000000"/>
+          <w:kern w:val="0"/>
+          <w:sz w:val="24"/>
+          <w14:ligatures w14:val="none"/>
+        </w:rPr>
+        <w:t>到将来犹太人的第七十个七年，以色列人的赎罪日到了，他们要醒悟忏悔赎罪。</w:t>
+      </w:r>
+    </w:p>
+    <w:p>
+      <w:pPr>
+        <w:widowControl/>
+        <w:tabs>
+          <w:tab w:val="left" w:pos="420"/>
+        </w:tabs>
+        <w:spacing w:after="120" w:line="257" w:lineRule="auto"/>
+        <w:jc w:val="both"/>
+        <w:rPr>
+          <w:rFonts w:ascii="宋体" w:eastAsia="宋体" w:hAnsi="宋体" w:cs="Times New Roman" w:hint="eastAsia"/>
+          <w:color w:val="000000"/>
+          <w:kern w:val="0"/>
+          <w:sz w:val="24"/>
+          <w14:ligatures w14:val="none"/>
+        </w:rPr>
+      </w:pPr>
+      <w:r>
+        <w:rPr>
+          <w:rFonts w:ascii="宋体" w:eastAsia="宋体" w:hAnsi="宋体" w:cs="Times New Roman" w:hint="eastAsia"/>
+          <w:color w:val="000000"/>
+          <w:kern w:val="0"/>
+          <w:sz w:val="24"/>
+          <w14:ligatures w14:val="none"/>
+        </w:rPr>
+        <w:t>这一章神向世人宣告以色列的罪孽。</w:t>
+      </w:r>
+      <w:r>
+        <w:rPr>
+          <w:rFonts w:ascii="宋体" w:eastAsia="宋体" w:hAnsi="宋体" w:cs="Times New Roman" w:hint="eastAsia"/>
+          <w:color w:val="000000"/>
+          <w:kern w:val="0"/>
+          <w:sz w:val="24"/>
+          <w14:ligatures w14:val="none"/>
+        </w:rPr>
+        <w:t>但神已经与他们立约，所以1948年，以色列一天就复国了。当下的伊朗战争很快就会平息，以色列会有安然居住的日子，但根据「以西结38-39」另一场更大的战争就要来临。</w:t>
+      </w:r>
     </w:p>
     <w:sectPr>
       <w:pgSz w:w="11906" w:h="16838"/>

--- a/以西结书2025.docx
+++ b/以西结书2025.docx
@@ -60,7 +60,7 @@
           <w:r>
             <w:fldChar w:fldCharType="separate"/>
           </w:r>
-          <w:hyperlink w:anchor="_Toc228177772" w:history="1">
+          <w:hyperlink w:anchor="_Toc228477377" w:history="1">
             <w:r>
               <w:rPr>
                 <w:rStyle w:val="af2"/>
@@ -140,7 +140,7 @@
                 <w:noProof/>
                 <w:webHidden/>
               </w:rPr>
-              <w:instrText>PAGEREF _Toc228177772 \h</w:instrText>
+              <w:instrText>PAGEREF _Toc228477377 \h</w:instrText>
             </w:r>
             <w:r>
               <w:rPr>
@@ -194,7 +194,7 @@
               <w:noProof/>
             </w:rPr>
           </w:pPr>
-          <w:hyperlink w:anchor="_Toc228177773" w:history="1">
+          <w:hyperlink w:anchor="_Toc228477378" w:history="1">
             <w:r>
               <w:rPr>
                 <w:rStyle w:val="af2"/>
@@ -274,7 +274,7 @@
                 <w:noProof/>
                 <w:webHidden/>
               </w:rPr>
-              <w:instrText>PAGEREF _Toc228177773 \h</w:instrText>
+              <w:instrText>PAGEREF _Toc228477378 \h</w:instrText>
             </w:r>
             <w:r>
               <w:rPr>
@@ -328,7 +328,7 @@
               <w:noProof/>
             </w:rPr>
           </w:pPr>
-          <w:hyperlink w:anchor="_Toc228177774" w:history="1">
+          <w:hyperlink w:anchor="_Toc228477379" w:history="1">
             <w:r>
               <w:rPr>
                 <w:rStyle w:val="af2"/>
@@ -408,7 +408,7 @@
                 <w:noProof/>
                 <w:webHidden/>
               </w:rPr>
-              <w:instrText>PAGEREF _Toc228177774 \h</w:instrText>
+              <w:instrText>PAGEREF _Toc228477379 \h</w:instrText>
             </w:r>
             <w:r>
               <w:rPr>
@@ -462,7 +462,7 @@
               <w:noProof/>
             </w:rPr>
           </w:pPr>
-          <w:hyperlink w:anchor="_Toc228177775" w:history="1">
+          <w:hyperlink w:anchor="_Toc228477380" w:history="1">
             <w:r>
               <w:rPr>
                 <w:rStyle w:val="af2"/>
@@ -542,7 +542,7 @@
                 <w:noProof/>
                 <w:webHidden/>
               </w:rPr>
-              <w:instrText>PAGEREF _Toc228177775 \h</w:instrText>
+              <w:instrText>PAGEREF _Toc228477380 \h</w:instrText>
             </w:r>
             <w:r>
               <w:rPr>
@@ -596,7 +596,7 @@
               <w:noProof/>
             </w:rPr>
           </w:pPr>
-          <w:hyperlink w:anchor="_Toc228177776" w:history="1">
+          <w:hyperlink w:anchor="_Toc228477381" w:history="1">
             <w:r>
               <w:rPr>
                 <w:rStyle w:val="af2"/>
@@ -676,7 +676,7 @@
                 <w:noProof/>
                 <w:webHidden/>
               </w:rPr>
-              <w:instrText>PAGEREF _Toc228177776 \h</w:instrText>
+              <w:instrText>PAGEREF _Toc228477381 \h</w:instrText>
             </w:r>
             <w:r>
               <w:rPr>
@@ -730,7 +730,7 @@
               <w:noProof/>
             </w:rPr>
           </w:pPr>
-          <w:hyperlink w:anchor="_Toc228177777" w:history="1">
+          <w:hyperlink w:anchor="_Toc228477382" w:history="1">
             <w:r>
               <w:rPr>
                 <w:rStyle w:val="af2"/>
@@ -810,7 +810,7 @@
                 <w:noProof/>
                 <w:webHidden/>
               </w:rPr>
-              <w:instrText>PAGEREF _Toc228177777 \h</w:instrText>
+              <w:instrText>PAGEREF _Toc228477382 \h</w:instrText>
             </w:r>
             <w:r>
               <w:rPr>
@@ -864,7 +864,7 @@
               <w:noProof/>
             </w:rPr>
           </w:pPr>
-          <w:hyperlink w:anchor="_Toc228177778" w:history="1">
+          <w:hyperlink w:anchor="_Toc228477383" w:history="1">
             <w:r>
               <w:rPr>
                 <w:rStyle w:val="af2"/>
@@ -944,7 +944,7 @@
                 <w:noProof/>
                 <w:webHidden/>
               </w:rPr>
-              <w:instrText>PAGEREF _Toc228177778 \h</w:instrText>
+              <w:instrText>PAGEREF _Toc228477383 \h</w:instrText>
             </w:r>
             <w:r>
               <w:rPr>
@@ -998,7 +998,7 @@
               <w:noProof/>
             </w:rPr>
           </w:pPr>
-          <w:hyperlink w:anchor="_Toc228177779" w:history="1">
+          <w:hyperlink w:anchor="_Toc228477384" w:history="1">
             <w:r>
               <w:rPr>
                 <w:rStyle w:val="af2"/>
@@ -1078,7 +1078,7 @@
                 <w:noProof/>
                 <w:webHidden/>
               </w:rPr>
-              <w:instrText>PAGEREF _Toc228177779 \h</w:instrText>
+              <w:instrText>PAGEREF _Toc228477384 \h</w:instrText>
             </w:r>
             <w:r>
               <w:rPr>
@@ -1132,7 +1132,7 @@
               <w:noProof/>
             </w:rPr>
           </w:pPr>
-          <w:hyperlink w:anchor="_Toc228177780" w:history="1">
+          <w:hyperlink w:anchor="_Toc228477385" w:history="1">
             <w:r>
               <w:rPr>
                 <w:rStyle w:val="af2"/>
@@ -1212,7 +1212,7 @@
                 <w:noProof/>
                 <w:webHidden/>
               </w:rPr>
-              <w:instrText>PAGEREF _Toc228177780 \h</w:instrText>
+              <w:instrText>PAGEREF _Toc228477385 \h</w:instrText>
             </w:r>
             <w:r>
               <w:rPr>
@@ -1266,7 +1266,7 @@
               <w:noProof/>
             </w:rPr>
           </w:pPr>
-          <w:hyperlink w:anchor="_Toc228177781" w:history="1">
+          <w:hyperlink w:anchor="_Toc228477386" w:history="1">
             <w:r>
               <w:rPr>
                 <w:rStyle w:val="af2"/>
@@ -1346,7 +1346,7 @@
                 <w:noProof/>
                 <w:webHidden/>
               </w:rPr>
-              <w:instrText>PAGEREF _Toc228177781 \h</w:instrText>
+              <w:instrText>PAGEREF _Toc228477386 \h</w:instrText>
             </w:r>
             <w:r>
               <w:rPr>
@@ -1400,7 +1400,7 @@
               <w:noProof/>
             </w:rPr>
           </w:pPr>
-          <w:hyperlink w:anchor="_Toc228177782" w:history="1">
+          <w:hyperlink w:anchor="_Toc228477387" w:history="1">
             <w:r>
               <w:rPr>
                 <w:rStyle w:val="af2"/>
@@ -1419,17 +1419,7 @@
                 <w:kern w:val="0"/>
                 <w14:ligatures w14:val="none"/>
               </w:rPr>
-              <w:t>1</w:t>
-            </w:r>
-            <w:r>
-              <w:rPr>
-                <w:rStyle w:val="af2"/>
-                <w:rFonts w:ascii="Calibri" w:eastAsia="宋体" w:hAnsi="Calibri" w:cs="Times New Roman"/>
-                <w:noProof/>
-                <w:kern w:val="0"/>
-                <w14:ligatures w14:val="none"/>
-              </w:rPr>
-              <w:t>6</w:t>
+              <w:t>16</w:t>
             </w:r>
             <w:r>
               <w:rPr>
@@ -1490,7 +1480,7 @@
                 <w:noProof/>
                 <w:webHidden/>
               </w:rPr>
-              <w:instrText>PAGEREF _Toc228177782 \h</w:instrText>
+              <w:instrText>PAGEREF _Toc228477387 \h</w:instrText>
             </w:r>
             <w:r>
               <w:rPr>
@@ -1535,6 +1525,100 @@
         </w:p>
         <w:p>
           <w:pPr>
+            <w:pStyle w:val="TOC1"/>
+            <w:tabs>
+              <w:tab w:val="right" w:leader="dot" w:pos="8296"/>
+            </w:tabs>
+            <w:rPr>
+              <w:rFonts w:hint="eastAsia"/>
+              <w:noProof/>
+            </w:rPr>
+          </w:pPr>
+          <w:hyperlink w:anchor="_Toc228477388" w:history="1">
+            <w:r>
+              <w:rPr>
+                <w:rStyle w:val="af2"/>
+                <w:rFonts w:ascii="Calibri" w:eastAsia="宋体" w:hAnsi="Calibri" w:cs="Times New Roman"/>
+                <w:noProof/>
+                <w:kern w:val="0"/>
+                <w14:ligatures w14:val="none"/>
+              </w:rPr>
+              <w:t>篇外：以色列、美国、伊朗战争与圣经预言</w:t>
+            </w:r>
+            <w:r>
+              <w:rPr>
+                <w:rFonts w:hint="eastAsia"/>
+                <w:noProof/>
+                <w:webHidden/>
+              </w:rPr>
+              <w:tab/>
+            </w:r>
+            <w:r>
+              <w:rPr>
+                <w:rFonts w:hint="eastAsia"/>
+                <w:noProof/>
+                <w:webHidden/>
+              </w:rPr>
+              <w:fldChar w:fldCharType="begin"/>
+            </w:r>
+            <w:r>
+              <w:rPr>
+                <w:rFonts w:hint="eastAsia"/>
+                <w:noProof/>
+                <w:webHidden/>
+              </w:rPr>
+              <w:instrText xml:space="preserve"> </w:instrText>
+            </w:r>
+            <w:r>
+              <w:rPr>
+                <w:noProof/>
+                <w:webHidden/>
+              </w:rPr>
+              <w:instrText>PAGEREF _Toc228477388 \h</w:instrText>
+            </w:r>
+            <w:r>
+              <w:rPr>
+                <w:rFonts w:hint="eastAsia"/>
+                <w:noProof/>
+                <w:webHidden/>
+              </w:rPr>
+              <w:instrText xml:space="preserve"> </w:instrText>
+            </w:r>
+            <w:r>
+              <w:rPr>
+                <w:rFonts w:hint="eastAsia"/>
+                <w:noProof/>
+                <w:webHidden/>
+              </w:rPr>
+            </w:r>
+            <w:r>
+              <w:rPr>
+                <w:rFonts w:hint="eastAsia"/>
+                <w:noProof/>
+                <w:webHidden/>
+              </w:rPr>
+              <w:fldChar w:fldCharType="separate"/>
+            </w:r>
+            <w:r>
+              <w:rPr>
+                <w:rFonts w:hint="eastAsia"/>
+                <w:noProof/>
+                <w:webHidden/>
+              </w:rPr>
+              <w:t>35</w:t>
+            </w:r>
+            <w:r>
+              <w:rPr>
+                <w:rFonts w:hint="eastAsia"/>
+                <w:noProof/>
+                <w:webHidden/>
+              </w:rPr>
+              <w:fldChar w:fldCharType="end"/>
+            </w:r>
+          </w:hyperlink>
+        </w:p>
+        <w:p>
+          <w:pPr>
             <w:rPr>
               <w:rFonts w:hint="eastAsia"/>
             </w:rPr>
@@ -1593,7 +1677,7 @@
           <w14:ligatures w14:val="none"/>
         </w:rPr>
       </w:pPr>
-      <w:bookmarkStart w:id="0" w:name="_Toc228177772"/>
+      <w:bookmarkStart w:id="0" w:name="_Toc228477377"/>
       <w:r>
         <w:rPr>
           <w:rFonts w:ascii="Calibri" w:eastAsia="宋体" w:hAnsi="Calibri" w:cs="Times New Roman" w:hint="eastAsia"/>
@@ -4493,7 +4577,7 @@
           <w14:ligatures w14:val="none"/>
         </w:rPr>
       </w:pPr>
-      <w:bookmarkStart w:id="2" w:name="_Toc228177773"/>
+      <w:bookmarkStart w:id="2" w:name="_Toc228477378"/>
       <w:r>
         <w:rPr>
           <w:rFonts w:ascii="Calibri" w:eastAsia="宋体" w:hAnsi="Calibri" w:cs="Times New Roman" w:hint="eastAsia"/>
@@ -6864,7 +6948,7 @@
           <w14:ligatures w14:val="none"/>
         </w:rPr>
       </w:pPr>
-      <w:bookmarkStart w:id="3" w:name="_Toc228177774"/>
+      <w:bookmarkStart w:id="3" w:name="_Toc228477379"/>
       <w:r>
         <w:rPr>
           <w:rFonts w:ascii="Calibri" w:eastAsia="宋体" w:hAnsi="Calibri" w:cs="Times New Roman" w:hint="eastAsia"/>
@@ -8761,7 +8845,7 @@
           <w14:ligatures w14:val="none"/>
         </w:rPr>
       </w:pPr>
-      <w:bookmarkStart w:id="4" w:name="_Toc228177775"/>
+      <w:bookmarkStart w:id="4" w:name="_Toc228477380"/>
       <w:r>
         <w:rPr>
           <w:rFonts w:ascii="Calibri" w:eastAsia="宋体" w:hAnsi="Calibri" w:cs="Times New Roman" w:hint="eastAsia"/>
@@ -10678,7 +10762,7 @@
           <w14:ligatures w14:val="none"/>
         </w:rPr>
       </w:pPr>
-      <w:bookmarkStart w:id="5" w:name="_Toc228177776"/>
+      <w:bookmarkStart w:id="5" w:name="_Toc228477381"/>
       <w:r>
         <w:rPr>
           <w:rFonts w:ascii="Calibri" w:eastAsia="宋体" w:hAnsi="Calibri" w:cs="Times New Roman" w:hint="eastAsia"/>
@@ -13567,7 +13651,7 @@
         </w:rPr>
         <w:br w:type="page"/>
       </w:r>
-      <w:bookmarkStart w:id="6" w:name="_Toc228177777"/>
+      <w:bookmarkStart w:id="6" w:name="_Toc228477382"/>
       <w:r>
         <w:rPr>
           <w:rFonts w:ascii="Calibri" w:eastAsia="宋体" w:hAnsi="Calibri" w:cs="Times New Roman" w:hint="eastAsia"/>
@@ -17157,7 +17241,7 @@
           <w14:ligatures w14:val="none"/>
         </w:rPr>
       </w:pPr>
-      <w:bookmarkStart w:id="7" w:name="_Toc228177778"/>
+      <w:bookmarkStart w:id="7" w:name="_Toc228477383"/>
       <w:r>
         <w:rPr>
           <w:rFonts w:ascii="Calibri" w:eastAsia="宋体" w:hAnsi="Calibri" w:cs="Times New Roman" w:hint="eastAsia"/>
@@ -19688,7 +19772,7 @@
           <w14:ligatures w14:val="none"/>
         </w:rPr>
       </w:pPr>
-      <w:bookmarkStart w:id="8" w:name="_Toc228177779"/>
+      <w:bookmarkStart w:id="8" w:name="_Toc228477384"/>
       <w:r>
         <w:rPr>
           <w:rFonts w:ascii="Calibri" w:eastAsia="宋体" w:hAnsi="Calibri" w:cs="Times New Roman" w:hint="eastAsia"/>
@@ -21688,7 +21772,7 @@
           <w14:ligatures w14:val="none"/>
         </w:rPr>
       </w:pPr>
-      <w:bookmarkStart w:id="9" w:name="_Toc228177780"/>
+      <w:bookmarkStart w:id="9" w:name="_Toc228477385"/>
       <w:r>
         <w:rPr>
           <w:rFonts w:ascii="Calibri" w:eastAsia="宋体" w:hAnsi="Calibri" w:cs="Times New Roman" w:hint="eastAsia"/>
@@ -23309,7 +23393,7 @@
           <w14:ligatures w14:val="none"/>
         </w:rPr>
       </w:pPr>
-      <w:bookmarkStart w:id="10" w:name="_Toc228177781"/>
+      <w:bookmarkStart w:id="10" w:name="_Toc228477386"/>
       <w:r>
         <w:rPr>
           <w:rFonts w:ascii="Calibri" w:eastAsia="宋体" w:hAnsi="Calibri" w:cs="Times New Roman" w:hint="eastAsia"/>
@@ -25043,7 +25127,7 @@
           <w14:ligatures w14:val="none"/>
         </w:rPr>
       </w:pPr>
-      <w:bookmarkStart w:id="11" w:name="_Toc228177782"/>
+      <w:bookmarkStart w:id="11" w:name="_Toc228477387"/>
       <w:r>
         <w:rPr>
           <w:rFonts w:ascii="Calibri" w:eastAsia="宋体" w:hAnsi="Calibri" w:cs="Times New Roman" w:hint="eastAsia"/>
@@ -25152,6 +25236,7 @@
           <w14:ligatures w14:val="none"/>
         </w:rPr>
       </w:pPr>
+      <w:bookmarkStart w:id="12" w:name="OLE_LINK1"/>
       <w:r>
         <w:rPr>
           <w:rFonts w:ascii="宋体" w:eastAsia="宋体" w:hAnsi="宋体" w:cs="Times New Roman" w:hint="eastAsia"/>
@@ -25243,6 +25328,7 @@
         <w:t>日</w:t>
       </w:r>
     </w:p>
+    <w:bookmarkEnd w:id="12"/>
     <w:p>
       <w:pPr>
         <w:widowControl/>
@@ -26404,7 +26490,7 @@
         <w:spacing w:after="120" w:line="257" w:lineRule="auto"/>
         <w:jc w:val="both"/>
         <w:rPr>
-          <w:rFonts w:ascii="宋体" w:eastAsia="宋体" w:hAnsi="宋体" w:cs="Times New Roman"/>
+          <w:rFonts w:ascii="宋体" w:eastAsia="宋体" w:hAnsi="宋体" w:cs="Times New Roman" w:hint="eastAsia"/>
           <w:color w:val="000000"/>
           <w:kern w:val="0"/>
           <w:sz w:val="24"/>
@@ -26431,7 +26517,7 @@
         <w:spacing w:after="120" w:line="257" w:lineRule="auto"/>
         <w:jc w:val="both"/>
         <w:rPr>
-          <w:rFonts w:ascii="宋体" w:eastAsia="宋体" w:hAnsi="宋体" w:cs="Times New Roman"/>
+          <w:rFonts w:ascii="宋体" w:eastAsia="宋体" w:hAnsi="宋体" w:cs="Times New Roman" w:hint="eastAsia"/>
           <w:color w:val="000000"/>
           <w:kern w:val="0"/>
           <w:sz w:val="24"/>
@@ -26458,7 +26544,7 @@
         <w:spacing w:after="120" w:line="257" w:lineRule="auto"/>
         <w:jc w:val="both"/>
         <w:rPr>
-          <w:rFonts w:ascii="宋体" w:eastAsia="宋体" w:hAnsi="宋体" w:cs="Times New Roman"/>
+          <w:rFonts w:ascii="宋体" w:eastAsia="宋体" w:hAnsi="宋体" w:cs="Times New Roman" w:hint="eastAsia"/>
           <w:color w:val="000000"/>
           <w:kern w:val="0"/>
           <w:sz w:val="24"/>
@@ -26563,7 +26649,7 @@
         <w:spacing w:after="120" w:line="257" w:lineRule="auto"/>
         <w:jc w:val="both"/>
         <w:rPr>
-          <w:rFonts w:ascii="宋体" w:eastAsia="宋体" w:hAnsi="宋体" w:cs="Times New Roman"/>
+          <w:rFonts w:ascii="宋体" w:eastAsia="宋体" w:hAnsi="宋体" w:cs="Times New Roman" w:hint="eastAsia"/>
           <w:color w:val="000000"/>
           <w:kern w:val="0"/>
           <w:sz w:val="24"/>
@@ -26591,6 +26677,343 @@
         <w:spacing w:after="120" w:line="257" w:lineRule="auto"/>
         <w:jc w:val="both"/>
         <w:rPr>
+          <w:rFonts w:ascii="宋体" w:eastAsia="宋体" w:hAnsi="宋体" w:cs="Times New Roman" w:hint="eastAsia"/>
+          <w:color w:val="000000"/>
+          <w:kern w:val="0"/>
+          <w:sz w:val="24"/>
+          <w14:ligatures w14:val="none"/>
+        </w:rPr>
+      </w:pPr>
+      <w:r>
+        <w:rPr>
+          <w:rFonts w:ascii="宋体" w:eastAsia="宋体" w:hAnsi="宋体" w:cs="Times New Roman" w:hint="eastAsia"/>
+          <w:color w:val="000000"/>
+          <w:kern w:val="0"/>
+          <w:sz w:val="24"/>
+          <w14:ligatures w14:val="none"/>
+        </w:rPr>
+        <w:t>v53-55：神借着以西结的口告诉他们，神要复兴以色列，还要复兴撒玛利亚、所多玛，因为神有怜悯。</w:t>
+      </w:r>
+    </w:p>
+    <w:p>
+      <w:pPr>
+        <w:widowControl/>
+        <w:tabs>
+          <w:tab w:val="left" w:pos="420"/>
+        </w:tabs>
+        <w:spacing w:after="120" w:line="257" w:lineRule="auto"/>
+        <w:jc w:val="both"/>
+        <w:rPr>
+          <w:rFonts w:ascii="宋体" w:eastAsia="宋体" w:hAnsi="宋体" w:cs="Times New Roman" w:hint="eastAsia"/>
+          <w:color w:val="000000"/>
+          <w:kern w:val="0"/>
+          <w:sz w:val="24"/>
+          <w14:ligatures w14:val="none"/>
+        </w:rPr>
+      </w:pPr>
+      <w:r>
+        <w:rPr>
+          <w:rFonts w:ascii="宋体" w:eastAsia="宋体" w:hAnsi="宋体" w:cs="Times New Roman" w:hint="eastAsia"/>
+          <w:color w:val="000000"/>
+          <w:kern w:val="0"/>
+          <w:sz w:val="24"/>
+          <w14:ligatures w14:val="none"/>
+        </w:rPr>
+        <w:t>v56-5</w:t>
+      </w:r>
+      <w:r>
+        <w:rPr>
+          <w:rFonts w:ascii="宋体" w:eastAsia="宋体" w:hAnsi="宋体" w:cs="Times New Roman" w:hint="eastAsia"/>
+          <w:color w:val="000000"/>
+          <w:kern w:val="0"/>
+          <w:sz w:val="24"/>
+          <w14:ligatures w14:val="none"/>
+        </w:rPr>
+        <w:t>8：神惩罚以色列人，所以以色列的敌人都嘲笑他们。</w:t>
+      </w:r>
+    </w:p>
+    <w:p>
+      <w:pPr>
+        <w:widowControl/>
+        <w:tabs>
+          <w:tab w:val="left" w:pos="420"/>
+        </w:tabs>
+        <w:spacing w:after="120" w:line="257" w:lineRule="auto"/>
+        <w:jc w:val="both"/>
+        <w:rPr>
+          <w:rFonts w:ascii="宋体" w:eastAsia="宋体" w:hAnsi="宋体" w:cs="Times New Roman" w:hint="eastAsia"/>
+          <w:color w:val="000000"/>
+          <w:kern w:val="0"/>
+          <w:sz w:val="24"/>
+          <w14:ligatures w14:val="none"/>
+        </w:rPr>
+      </w:pPr>
+      <w:r>
+        <w:rPr>
+          <w:rFonts w:ascii="宋体" w:eastAsia="宋体" w:hAnsi="宋体" w:cs="Times New Roman" w:hint="eastAsia"/>
+          <w:color w:val="000000"/>
+          <w:kern w:val="0"/>
+          <w:sz w:val="24"/>
+          <w14:ligatures w14:val="none"/>
+        </w:rPr>
+        <w:t>v59：神是因为以色列人的罪孽惩罚他们。犯罪有后果，以色列人要承担后果。</w:t>
+      </w:r>
+    </w:p>
+    <w:p>
+      <w:pPr>
+        <w:widowControl/>
+        <w:tabs>
+          <w:tab w:val="left" w:pos="420"/>
+        </w:tabs>
+        <w:spacing w:after="120" w:line="257" w:lineRule="auto"/>
+        <w:jc w:val="both"/>
+        <w:rPr>
+          <w:rFonts w:ascii="宋体" w:eastAsia="宋体" w:hAnsi="宋体" w:cs="Times New Roman" w:hint="eastAsia"/>
+          <w:b/>
+          <w:bCs/>
+          <w:color w:val="000000"/>
+          <w:kern w:val="0"/>
+          <w:sz w:val="24"/>
+          <w14:ligatures w14:val="none"/>
+        </w:rPr>
+      </w:pPr>
+      <w:r>
+        <w:rPr>
+          <w:rFonts w:ascii="宋体" w:eastAsia="宋体" w:hAnsi="宋体" w:cs="Times New Roman" w:hint="eastAsia"/>
+          <w:b/>
+          <w:bCs/>
+          <w:color w:val="000000"/>
+          <w:kern w:val="0"/>
+          <w:sz w:val="24"/>
+          <w14:ligatures w14:val="none"/>
+        </w:rPr>
+        <w:t>五、vv60-63  耶和华神纪念祂与以色列所立的约，必带来饶恕和洁净</w:t>
+      </w:r>
+    </w:p>
+    <w:p>
+      <w:pPr>
+        <w:widowControl/>
+        <w:tabs>
+          <w:tab w:val="left" w:pos="420"/>
+        </w:tabs>
+        <w:spacing w:after="120" w:line="257" w:lineRule="auto"/>
+        <w:jc w:val="both"/>
+        <w:rPr>
+          <w:rFonts w:ascii="宋体" w:eastAsia="宋体" w:hAnsi="宋体" w:cs="Times New Roman" w:hint="eastAsia"/>
+          <w:color w:val="000000"/>
+          <w:kern w:val="0"/>
+          <w:sz w:val="24"/>
+          <w14:ligatures w14:val="none"/>
+        </w:rPr>
+      </w:pPr>
+      <w:r>
+        <w:rPr>
+          <w:rFonts w:ascii="宋体" w:eastAsia="宋体" w:hAnsi="宋体" w:cs="Times New Roman" w:hint="eastAsia"/>
+          <w:color w:val="000000"/>
+          <w:kern w:val="0"/>
+          <w:sz w:val="24"/>
+          <w14:ligatures w14:val="none"/>
+        </w:rPr>
+        <w:t>v60：神救以色列人，是因为祂纪念与过去以色列人立过的约，并要在将来，也就是最后七年，立定新约。</w:t>
+      </w:r>
+    </w:p>
+    <w:p>
+      <w:pPr>
+        <w:widowControl/>
+        <w:tabs>
+          <w:tab w:val="left" w:pos="420"/>
+        </w:tabs>
+        <w:spacing w:after="120" w:line="257" w:lineRule="auto"/>
+        <w:ind w:leftChars="100" w:left="220"/>
+        <w:jc w:val="both"/>
+        <w:rPr>
+          <w:rFonts w:ascii="楷体" w:eastAsia="楷体" w:hAnsi="楷体" w:cs="Times New Roman" w:hint="eastAsia"/>
+          <w:color w:val="000000"/>
+          <w:kern w:val="0"/>
+          <w:sz w:val="24"/>
+          <w14:ligatures w14:val="none"/>
+        </w:rPr>
+      </w:pPr>
+      <w:r>
+        <w:rPr>
+          <w:rFonts w:ascii="楷体" w:eastAsia="楷体" w:hAnsi="楷体" w:cs="Times New Roman" w:hint="eastAsia"/>
+          <w:color w:val="000000"/>
+          <w:kern w:val="0"/>
+          <w:sz w:val="24"/>
+          <w14:ligatures w14:val="none"/>
+        </w:rPr>
+        <w:t>「耶利米书31:31</w:t>
+      </w:r>
+      <w:r>
+        <w:rPr>
+          <w:rFonts w:ascii="楷体" w:eastAsia="楷体" w:hAnsi="楷体" w:cs="Times New Roman" w:hint="eastAsia"/>
+          <w:color w:val="000000"/>
+          <w:kern w:val="0"/>
+          <w:sz w:val="24"/>
+          <w14:ligatures w14:val="none"/>
+        </w:rPr>
+        <w:t>-34</w:t>
+      </w:r>
+      <w:r>
+        <w:rPr>
+          <w:rFonts w:ascii="楷体" w:eastAsia="楷体" w:hAnsi="楷体" w:cs="Times New Roman" w:hint="eastAsia"/>
+          <w:color w:val="000000"/>
+          <w:kern w:val="0"/>
+          <w:sz w:val="24"/>
+          <w14:ligatures w14:val="none"/>
+        </w:rPr>
+        <w:t>」：“</w:t>
+      </w:r>
+      <w:r>
+        <w:rPr>
+          <w:rFonts w:ascii="楷体" w:eastAsia="楷体" w:hAnsi="楷体" w:cs="Times New Roman"/>
+          <w:color w:val="000000"/>
+          <w:kern w:val="0"/>
+          <w:sz w:val="24"/>
+          <w14:ligatures w14:val="none"/>
+        </w:rPr>
+        <w:t>耶和华说：「日子将到，我要与以色列家和犹大家另立新约，不像我拉着他们祖宗的手，领他们出埃及地的时候，与他们所立的约。我虽作他们的丈夫，他们却背了我的约。这是耶和华说的。」耶和华说：「那些日子以后，我与以色列家所立的约乃是这样：我要将我的律法放在他们里面，写在他们心上。我要作他们的　神，他们要作我的子民。他们各人不再教导自己的邻舍和自己的弟兄说：『你该认识耶和华』，因为他们从最小的到至大的都必认识我。我要赦免他们的罪孽，不再记念他们的罪恶。这是耶和华说的。」</w:t>
+      </w:r>
+      <w:r>
+        <w:rPr>
+          <w:rFonts w:ascii="楷体" w:eastAsia="楷体" w:hAnsi="楷体" w:cs="Times New Roman" w:hint="eastAsia"/>
+          <w:color w:val="000000"/>
+          <w:kern w:val="0"/>
+          <w:sz w:val="24"/>
+          <w14:ligatures w14:val="none"/>
+        </w:rPr>
+        <w:t>”</w:t>
+      </w:r>
+    </w:p>
+    <w:p>
+      <w:pPr>
+        <w:widowControl/>
+        <w:tabs>
+          <w:tab w:val="left" w:pos="420"/>
+        </w:tabs>
+        <w:spacing w:after="120" w:line="257" w:lineRule="auto"/>
+        <w:jc w:val="both"/>
+        <w:rPr>
+          <w:rFonts w:ascii="宋体" w:eastAsia="宋体" w:hAnsi="宋体" w:cs="Times New Roman" w:hint="eastAsia"/>
+          <w:color w:val="000000"/>
+          <w:kern w:val="0"/>
+          <w:sz w:val="24"/>
+          <w14:ligatures w14:val="none"/>
+        </w:rPr>
+      </w:pPr>
+      <w:r>
+        <w:rPr>
+          <w:rFonts w:ascii="宋体" w:eastAsia="宋体" w:hAnsi="宋体" w:cs="Times New Roman" w:hint="eastAsia"/>
+          <w:color w:val="000000"/>
+          <w:kern w:val="0"/>
+          <w:sz w:val="24"/>
+          <w14:ligatures w14:val="none"/>
+        </w:rPr>
+        <w:t>v61-63：到将来犹太人的第七十个七年，以色列人的赎罪日到了，他们要醒悟忏悔赎罪。</w:t>
+      </w:r>
+    </w:p>
+    <w:p>
+      <w:pPr>
+        <w:widowControl/>
+        <w:tabs>
+          <w:tab w:val="left" w:pos="420"/>
+        </w:tabs>
+        <w:spacing w:after="120" w:line="257" w:lineRule="auto"/>
+        <w:jc w:val="both"/>
+        <w:rPr>
+          <w:rFonts w:ascii="宋体" w:eastAsia="宋体" w:hAnsi="宋体" w:cs="Times New Roman" w:hint="eastAsia"/>
+          <w:color w:val="000000"/>
+          <w:kern w:val="0"/>
+          <w:sz w:val="24"/>
+          <w14:ligatures w14:val="none"/>
+        </w:rPr>
+      </w:pPr>
+      <w:r>
+        <w:rPr>
+          <w:rFonts w:ascii="宋体" w:eastAsia="宋体" w:hAnsi="宋体" w:cs="Times New Roman" w:hint="eastAsia"/>
+          <w:color w:val="000000"/>
+          <w:kern w:val="0"/>
+          <w:sz w:val="24"/>
+          <w14:ligatures w14:val="none"/>
+        </w:rPr>
+        <w:t>这一章神向世人宣告以色列的罪孽。</w:t>
+      </w:r>
+      <w:r>
+        <w:rPr>
+          <w:rFonts w:ascii="宋体" w:eastAsia="宋体" w:hAnsi="宋体" w:cs="Times New Roman" w:hint="eastAsia"/>
+          <w:color w:val="000000"/>
+          <w:kern w:val="0"/>
+          <w:sz w:val="24"/>
+          <w14:ligatures w14:val="none"/>
+        </w:rPr>
+        <w:t>但神已经与他们立约，所以1948年，以色列一天就复国了。当下的伊朗战争很快就会平息，以色列会有安然居住的日子，但根据「以西结38-39」另一场更大的战争就要来临。</w:t>
+      </w:r>
+    </w:p>
+    <w:p>
+      <w:pPr>
+        <w:widowControl/>
+        <w:rPr>
+          <w:rFonts w:ascii="宋体" w:eastAsia="宋体" w:hAnsi="宋体" w:cs="Times New Roman" w:hint="eastAsia"/>
+          <w:color w:val="000000"/>
+          <w:kern w:val="0"/>
+          <w:sz w:val="24"/>
+          <w14:ligatures w14:val="none"/>
+        </w:rPr>
+      </w:pPr>
+      <w:r>
+        <w:rPr>
+          <w:rFonts w:ascii="宋体" w:eastAsia="宋体" w:hAnsi="宋体" w:cs="Times New Roman" w:hint="eastAsia"/>
+          <w:color w:val="000000"/>
+          <w:kern w:val="0"/>
+          <w:sz w:val="24"/>
+          <w14:ligatures w14:val="none"/>
+        </w:rPr>
+        <w:br w:type="page"/>
+      </w:r>
+    </w:p>
+    <w:p>
+      <w:pPr>
+        <w:keepNext/>
+        <w:keepLines/>
+        <w:widowControl/>
+        <w:pBdr>
+          <w:bottom w:val="single" w:sz="12" w:space="12" w:color="56152F"/>
+        </w:pBdr>
+        <w:spacing w:before="460" w:after="480" w:line="256" w:lineRule="auto"/>
+        <w:outlineLvl w:val="0"/>
+        <w:rPr>
+          <w:rFonts w:ascii="Calibri" w:eastAsia="宋体" w:hAnsi="Calibri" w:cs="Times New Roman"/>
+          <w:color w:val="731C3F"/>
+          <w:kern w:val="0"/>
+          <w:sz w:val="40"/>
+          <w:szCs w:val="32"/>
+          <w14:ligatures w14:val="none"/>
+        </w:rPr>
+      </w:pPr>
+      <w:bookmarkStart w:id="13" w:name="_Toc228477388"/>
+      <w:r>
+        <w:rPr>
+          <w:rFonts w:ascii="Calibri" w:eastAsia="宋体" w:hAnsi="Calibri" w:cs="Times New Roman" w:hint="eastAsia"/>
+          <w:color w:val="731C3F"/>
+          <w:kern w:val="0"/>
+          <w:sz w:val="40"/>
+          <w:szCs w:val="32"/>
+          <w14:ligatures w14:val="none"/>
+        </w:rPr>
+        <w:lastRenderedPageBreak/>
+        <w:t>篇外：以色列、美国、伊朗战争与圣经预言</w:t>
+      </w:r>
+      <w:bookmarkEnd w:id="13"/>
+    </w:p>
+    <w:p>
+      <w:pPr>
+        <w:widowControl/>
+        <w:tabs>
+          <w:tab w:val="left" w:pos="420"/>
+        </w:tabs>
+        <w:spacing w:after="120" w:line="257" w:lineRule="auto"/>
+        <w:jc w:val="both"/>
+        <w:rPr>
           <w:rFonts w:ascii="宋体" w:eastAsia="宋体" w:hAnsi="宋体" w:cs="Times New Roman"/>
           <w:color w:val="000000"/>
           <w:kern w:val="0"/>
@@ -26600,60 +27023,25 @@
       </w:pPr>
       <w:r>
         <w:rPr>
-          <w:rFonts w:ascii="宋体" w:eastAsia="宋体" w:hAnsi="宋体" w:cs="Times New Roman" w:hint="eastAsia"/>
-          <w:color w:val="000000"/>
-          <w:kern w:val="0"/>
-          <w:sz w:val="24"/>
-          <w14:ligatures w14:val="none"/>
-        </w:rPr>
-        <w:t>v53-55：神借着以西结的口告诉他们，神要复兴以色列，还要复兴撒玛利亚、所多玛，因为神有怜悯。</w:t>
-      </w:r>
-    </w:p>
-    <w:p>
-      <w:pPr>
-        <w:widowControl/>
-        <w:tabs>
-          <w:tab w:val="left" w:pos="420"/>
-        </w:tabs>
-        <w:spacing w:after="120" w:line="257" w:lineRule="auto"/>
-        <w:jc w:val="both"/>
-        <w:rPr>
           <w:rFonts w:ascii="宋体" w:eastAsia="宋体" w:hAnsi="宋体" w:cs="Times New Roman"/>
           <w:color w:val="000000"/>
           <w:kern w:val="0"/>
           <w:sz w:val="24"/>
           <w14:ligatures w14:val="none"/>
         </w:rPr>
-      </w:pPr>
-      <w:r>
-        <w:rPr>
-          <w:rFonts w:ascii="宋体" w:eastAsia="宋体" w:hAnsi="宋体" w:cs="Times New Roman" w:hint="eastAsia"/>
-          <w:color w:val="000000"/>
-          <w:kern w:val="0"/>
-          <w:sz w:val="24"/>
-          <w14:ligatures w14:val="none"/>
-        </w:rPr>
-        <w:t>v56-5</w:t>
-      </w:r>
-      <w:r>
-        <w:rPr>
-          <w:rFonts w:ascii="宋体" w:eastAsia="宋体" w:hAnsi="宋体" w:cs="Times New Roman" w:hint="eastAsia"/>
-          <w:color w:val="000000"/>
-          <w:kern w:val="0"/>
-          <w:sz w:val="24"/>
-          <w14:ligatures w14:val="none"/>
-        </w:rPr>
-        <w:t>8：神惩罚以色列人，所以以色列的敌人都嘲笑他们。</w:t>
-      </w:r>
-    </w:p>
-    <w:p>
-      <w:pPr>
-        <w:widowControl/>
-        <w:tabs>
-          <w:tab w:val="left" w:pos="420"/>
-        </w:tabs>
-        <w:spacing w:after="120" w:line="257" w:lineRule="auto"/>
-        <w:jc w:val="both"/>
+        <w:t>时间：2026年4月</w:t>
+      </w:r>
+      <w:r>
+        <w:rPr>
+          <w:rFonts w:ascii="宋体" w:eastAsia="宋体" w:hAnsi="宋体" w:cs="Times New Roman" w:hint="eastAsia"/>
+          <w:color w:val="000000"/>
+          <w:kern w:val="0"/>
+          <w:sz w:val="24"/>
+          <w14:ligatures w14:val="none"/>
+        </w:rPr>
+        <w:t>29</w:t>
+      </w:r>
+      <w:r>
         <w:rPr>
           <w:rFonts w:ascii="宋体" w:eastAsia="宋体" w:hAnsi="宋体" w:cs="Times New Roman"/>
           <w:color w:val="000000"/>
@@ -26661,26 +27049,4557 @@
           <w:sz w:val="24"/>
           <w14:ligatures w14:val="none"/>
         </w:rPr>
-      </w:pPr>
-      <w:r>
-        <w:rPr>
-          <w:rFonts w:ascii="宋体" w:eastAsia="宋体" w:hAnsi="宋体" w:cs="Times New Roman" w:hint="eastAsia"/>
-          <w:color w:val="000000"/>
-          <w:kern w:val="0"/>
-          <w:sz w:val="24"/>
-          <w14:ligatures w14:val="none"/>
-        </w:rPr>
-        <w:t>v59：神是因为以色列人的罪孽惩罚他们。犯罪有后果，以色列人要承担后果。</w:t>
-      </w:r>
-    </w:p>
-    <w:p>
-      <w:pPr>
-        <w:widowControl/>
-        <w:tabs>
-          <w:tab w:val="left" w:pos="420"/>
-        </w:tabs>
-        <w:spacing w:after="120" w:line="257" w:lineRule="auto"/>
-        <w:jc w:val="both"/>
+        <w:t>日</w:t>
+      </w:r>
+    </w:p>
+    <w:p>
+      <w:pPr>
+        <w:widowControl/>
+        <w:tabs>
+          <w:tab w:val="left" w:pos="420"/>
+        </w:tabs>
+        <w:spacing w:after="120" w:line="257" w:lineRule="auto"/>
+        <w:jc w:val="both"/>
+        <w:rPr>
+          <w:rFonts w:ascii="宋体" w:eastAsia="宋体" w:hAnsi="宋体" w:cs="Times New Roman"/>
+          <w:color w:val="000000"/>
+          <w:kern w:val="0"/>
+          <w:sz w:val="24"/>
+          <w14:ligatures w14:val="none"/>
+        </w:rPr>
+      </w:pPr>
+    </w:p>
+    <w:p>
+      <w:pPr>
+        <w:widowControl/>
+        <w:tabs>
+          <w:tab w:val="left" w:pos="420"/>
+        </w:tabs>
+        <w:spacing w:after="120" w:line="257" w:lineRule="auto"/>
+        <w:jc w:val="both"/>
+        <w:rPr>
+          <w:rFonts w:ascii="宋体" w:eastAsia="宋体" w:hAnsi="宋体" w:cs="Times New Roman" w:hint="eastAsia"/>
+          <w:color w:val="000000"/>
+          <w:kern w:val="0"/>
+          <w:sz w:val="24"/>
+          <w14:ligatures w14:val="none"/>
+        </w:rPr>
+      </w:pPr>
+      <w:r>
+        <w:rPr>
+          <w:rFonts w:ascii="宋体" w:eastAsia="宋体" w:hAnsi="宋体" w:cs="Times New Roman" w:hint="eastAsia"/>
+          <w:color w:val="000000"/>
+          <w:kern w:val="0"/>
+          <w:sz w:val="24"/>
+          <w14:ligatures w14:val="none"/>
+        </w:rPr>
+        <w:t>伊朗战争已经进行两个月了</w:t>
+      </w:r>
+      <w:r>
+        <w:rPr>
+          <w:rFonts w:ascii="宋体" w:eastAsia="宋体" w:hAnsi="宋体" w:cs="Times New Roman" w:hint="eastAsia"/>
+          <w:color w:val="000000"/>
+          <w:kern w:val="0"/>
+          <w:sz w:val="24"/>
+          <w14:ligatures w14:val="none"/>
+        </w:rPr>
+        <w:t>（2026年2月</w:t>
+      </w:r>
+      <w:r>
+        <w:rPr>
+          <w:rFonts w:ascii="宋体" w:eastAsia="宋体" w:hAnsi="宋体" w:cs="Times New Roman" w:hint="eastAsia"/>
+          <w:color w:val="000000"/>
+          <w:kern w:val="0"/>
+          <w:sz w:val="24"/>
+          <w14:ligatures w14:val="none"/>
+        </w:rPr>
+        <w:t>28日</w:t>
+      </w:r>
+      <w:r>
+        <w:rPr>
+          <w:rFonts w:ascii="宋体" w:eastAsia="宋体" w:hAnsi="宋体" w:cs="Times New Roman" w:hint="eastAsia"/>
+          <w:color w:val="000000"/>
+          <w:kern w:val="0"/>
+          <w:sz w:val="24"/>
+          <w14:ligatures w14:val="none"/>
+        </w:rPr>
+        <w:t>）</w:t>
+      </w:r>
+      <w:r>
+        <w:rPr>
+          <w:rFonts w:ascii="宋体" w:eastAsia="宋体" w:hAnsi="宋体" w:cs="Times New Roman" w:hint="eastAsia"/>
+          <w:color w:val="000000"/>
+          <w:kern w:val="0"/>
+          <w:sz w:val="24"/>
+          <w14:ligatures w14:val="none"/>
+        </w:rPr>
+        <w:t>，未来会怎样发展，我们要从圣经预言</w:t>
+      </w:r>
+      <w:r>
+        <w:rPr>
+          <w:rFonts w:ascii="宋体" w:eastAsia="宋体" w:hAnsi="宋体" w:cs="Times New Roman" w:hint="eastAsia"/>
+          <w:color w:val="000000"/>
+          <w:kern w:val="0"/>
+          <w:sz w:val="24"/>
+          <w14:ligatures w14:val="none"/>
+        </w:rPr>
+        <w:t>和耶稣的话</w:t>
+      </w:r>
+      <w:r>
+        <w:rPr>
+          <w:rFonts w:ascii="宋体" w:eastAsia="宋体" w:hAnsi="宋体" w:cs="Times New Roman" w:hint="eastAsia"/>
+          <w:color w:val="000000"/>
+          <w:kern w:val="0"/>
+          <w:sz w:val="24"/>
+          <w14:ligatures w14:val="none"/>
+        </w:rPr>
+        <w:t>中来看</w:t>
+      </w:r>
+      <w:r>
+        <w:rPr>
+          <w:rFonts w:ascii="宋体" w:eastAsia="宋体" w:hAnsi="宋体" w:cs="Times New Roman" w:hint="eastAsia"/>
+          <w:color w:val="000000"/>
+          <w:kern w:val="0"/>
+          <w:sz w:val="24"/>
+          <w14:ligatures w14:val="none"/>
+        </w:rPr>
+        <w:t>。</w:t>
+      </w:r>
+    </w:p>
+    <w:p>
+      <w:pPr>
+        <w:widowControl/>
+        <w:tabs>
+          <w:tab w:val="left" w:pos="420"/>
+        </w:tabs>
+        <w:spacing w:after="120" w:line="257" w:lineRule="auto"/>
+        <w:jc w:val="both"/>
+        <w:rPr>
+          <w:rFonts w:ascii="宋体" w:eastAsia="宋体" w:hAnsi="宋体" w:cs="Times New Roman" w:hint="eastAsia"/>
+          <w:color w:val="000000"/>
+          <w:kern w:val="0"/>
+          <w:sz w:val="24"/>
+          <w14:ligatures w14:val="none"/>
+        </w:rPr>
+      </w:pPr>
+      <w:r>
+        <w:rPr>
+          <w:rFonts w:ascii="宋体" w:eastAsia="宋体" w:hAnsi="宋体" w:cs="Times New Roman" w:hint="eastAsia"/>
+          <w:color w:val="000000"/>
+          <w:kern w:val="0"/>
+          <w:sz w:val="24"/>
+          <w14:ligatures w14:val="none"/>
+        </w:rPr>
+        <w:t>一、重温圣经中的相关预言</w:t>
+      </w:r>
+    </w:p>
+    <w:p>
+      <w:pPr>
+        <w:widowControl/>
+        <w:tabs>
+          <w:tab w:val="left" w:pos="420"/>
+        </w:tabs>
+        <w:spacing w:after="120" w:line="257" w:lineRule="auto"/>
+        <w:ind w:leftChars="100" w:left="220"/>
+        <w:jc w:val="both"/>
+        <w:rPr>
+          <w:rFonts w:ascii="楷体" w:eastAsia="楷体" w:hAnsi="楷体" w:cs="Times New Roman" w:hint="eastAsia"/>
+          <w:color w:val="000000"/>
+          <w:kern w:val="0"/>
+          <w:sz w:val="24"/>
+          <w14:ligatures w14:val="none"/>
+        </w:rPr>
+      </w:pPr>
+      <w:r>
+        <w:rPr>
+          <w:rFonts w:ascii="楷体" w:eastAsia="楷体" w:hAnsi="楷体" w:cs="Times New Roman" w:hint="eastAsia"/>
+          <w:color w:val="000000"/>
+          <w:kern w:val="0"/>
+          <w:sz w:val="24"/>
+          <w14:ligatures w14:val="none"/>
+        </w:rPr>
+        <w:t>「以赛亚书46:10」：</w:t>
+      </w:r>
+      <w:r>
+        <w:rPr>
+          <w:rFonts w:ascii="楷体" w:eastAsia="楷体" w:hAnsi="楷体" w:cs="Times New Roman" w:hint="eastAsia"/>
+          <w:color w:val="000000"/>
+          <w:kern w:val="0"/>
+          <w:sz w:val="24"/>
+          <w14:ligatures w14:val="none"/>
+        </w:rPr>
+        <w:t>我从起初指明末后的事，从古时言明未成的事，说：我的筹算必立定；凡我所喜悦的，我必成就。</w:t>
+      </w:r>
+    </w:p>
+    <w:p>
+      <w:pPr>
+        <w:widowControl/>
+        <w:tabs>
+          <w:tab w:val="left" w:pos="420"/>
+        </w:tabs>
+        <w:spacing w:after="120" w:line="257" w:lineRule="auto"/>
+        <w:jc w:val="both"/>
+        <w:rPr>
+          <w:rFonts w:ascii="宋体" w:eastAsia="宋体" w:hAnsi="宋体" w:cs="Times New Roman" w:hint="eastAsia"/>
+          <w:color w:val="000000"/>
+          <w:kern w:val="0"/>
+          <w:sz w:val="24"/>
+          <w14:ligatures w14:val="none"/>
+        </w:rPr>
+      </w:pPr>
+      <w:r>
+        <w:rPr>
+          <w:rFonts w:ascii="宋体" w:eastAsia="宋体" w:hAnsi="宋体" w:cs="Times New Roman" w:hint="eastAsia"/>
+          <w:color w:val="000000"/>
+          <w:kern w:val="0"/>
+          <w:sz w:val="24"/>
+          <w14:ligatures w14:val="none"/>
+        </w:rPr>
+        <w:t>神要成就“祂所喜悦的”</w:t>
+      </w:r>
+      <w:r>
+        <w:rPr>
+          <w:rFonts w:ascii="宋体" w:eastAsia="宋体" w:hAnsi="宋体" w:cs="Times New Roman" w:hint="eastAsia"/>
+          <w:color w:val="000000"/>
+          <w:kern w:val="0"/>
+          <w:sz w:val="24"/>
+          <w14:ligatures w14:val="none"/>
+        </w:rPr>
+        <w:t>。</w:t>
+      </w:r>
+    </w:p>
+    <w:p>
+      <w:pPr>
+        <w:widowControl/>
+        <w:tabs>
+          <w:tab w:val="left" w:pos="420"/>
+        </w:tabs>
+        <w:spacing w:after="120" w:line="257" w:lineRule="auto"/>
+        <w:ind w:leftChars="100" w:left="220"/>
+        <w:jc w:val="both"/>
+        <w:rPr>
+          <w:rFonts w:ascii="楷体" w:eastAsia="楷体" w:hAnsi="楷体" w:cs="Times New Roman" w:hint="eastAsia"/>
+          <w:color w:val="000000"/>
+          <w:kern w:val="0"/>
+          <w:sz w:val="24"/>
+          <w14:ligatures w14:val="none"/>
+        </w:rPr>
+      </w:pPr>
+      <w:r>
+        <w:rPr>
+          <w:rFonts w:ascii="楷体" w:eastAsia="楷体" w:hAnsi="楷体" w:cs="Times New Roman" w:hint="eastAsia"/>
+          <w:color w:val="000000"/>
+          <w:kern w:val="0"/>
+          <w:sz w:val="24"/>
+          <w14:ligatures w14:val="none"/>
+        </w:rPr>
+        <w:t>「路加福音24:13-27」</w:t>
+      </w:r>
+      <w:r>
+        <w:rPr>
+          <w:rFonts w:ascii="楷体" w:eastAsia="楷体" w:hAnsi="楷体" w:cs="Times New Roman" w:hint="eastAsia"/>
+          <w:color w:val="000000"/>
+          <w:kern w:val="0"/>
+          <w:sz w:val="24"/>
+          <w14:ligatures w14:val="none"/>
+        </w:rPr>
+        <w:t>：“……</w:t>
+      </w:r>
+      <w:r>
+        <w:rPr>
+          <w:rFonts w:ascii="楷体" w:eastAsia="楷体" w:hAnsi="楷体" w:cs="Times New Roman"/>
+          <w:color w:val="000000"/>
+          <w:kern w:val="0"/>
+          <w:sz w:val="24"/>
+          <w14:ligatures w14:val="none"/>
+        </w:rPr>
+        <w:t>耶稣对他们说：「无知的人哪，先知所说的一切话，你们的心信得太迟钝了。</w:t>
+      </w:r>
+      <w:r>
+        <w:rPr>
+          <w:rFonts w:ascii="楷体" w:eastAsia="楷体" w:hAnsi="楷体" w:cs="Times New Roman" w:hint="eastAsia"/>
+          <w:color w:val="000000"/>
+          <w:kern w:val="0"/>
+          <w:sz w:val="24"/>
+          <w14:ligatures w14:val="none"/>
+        </w:rPr>
+        <w:t>……”</w:t>
+      </w:r>
+    </w:p>
+    <w:p>
+      <w:pPr>
+        <w:widowControl/>
+        <w:tabs>
+          <w:tab w:val="left" w:pos="420"/>
+        </w:tabs>
+        <w:spacing w:after="120" w:line="257" w:lineRule="auto"/>
+        <w:jc w:val="both"/>
+        <w:rPr>
+          <w:rFonts w:ascii="宋体" w:eastAsia="宋体" w:hAnsi="宋体" w:cs="Times New Roman" w:hint="eastAsia"/>
+          <w:color w:val="000000"/>
+          <w:kern w:val="0"/>
+          <w:sz w:val="24"/>
+          <w14:ligatures w14:val="none"/>
+        </w:rPr>
+      </w:pPr>
+      <w:r>
+        <w:rPr>
+          <w:rFonts w:ascii="宋体" w:eastAsia="宋体" w:hAnsi="宋体" w:cs="Times New Roman" w:hint="eastAsia"/>
+          <w:color w:val="000000"/>
+          <w:kern w:val="0"/>
+          <w:sz w:val="24"/>
+          <w14:ligatures w14:val="none"/>
+        </w:rPr>
+        <w:t>耶稣明明白白的说，</w:t>
+      </w:r>
+      <w:r>
+        <w:rPr>
+          <w:rFonts w:ascii="宋体" w:eastAsia="宋体" w:hAnsi="宋体" w:cs="Times New Roman" w:hint="eastAsia"/>
+          <w:color w:val="000000"/>
+          <w:kern w:val="0"/>
+          <w:sz w:val="24"/>
+          <w14:ligatures w14:val="none"/>
+        </w:rPr>
+        <w:t>先知已经预告耶稣第一次</w:t>
+      </w:r>
+      <w:r>
+        <w:rPr>
+          <w:rFonts w:ascii="宋体" w:eastAsia="宋体" w:hAnsi="宋体" w:cs="Times New Roman" w:hint="eastAsia"/>
+          <w:color w:val="000000"/>
+          <w:kern w:val="0"/>
+          <w:sz w:val="24"/>
+          <w14:ligatures w14:val="none"/>
+        </w:rPr>
+        <w:t>道成肉身</w:t>
+      </w:r>
+      <w:r>
+        <w:rPr>
+          <w:rFonts w:ascii="宋体" w:eastAsia="宋体" w:hAnsi="宋体" w:cs="Times New Roman" w:hint="eastAsia"/>
+          <w:color w:val="000000"/>
+          <w:kern w:val="0"/>
+          <w:sz w:val="24"/>
+          <w14:ligatures w14:val="none"/>
+        </w:rPr>
+        <w:t>来到世上</w:t>
+      </w:r>
+      <w:r>
+        <w:rPr>
+          <w:rFonts w:ascii="宋体" w:eastAsia="宋体" w:hAnsi="宋体" w:cs="Times New Roman" w:hint="eastAsia"/>
+          <w:color w:val="000000"/>
+          <w:kern w:val="0"/>
+          <w:sz w:val="24"/>
+          <w14:ligatures w14:val="none"/>
+        </w:rPr>
+        <w:t>，</w:t>
+      </w:r>
+      <w:r>
+        <w:rPr>
+          <w:rFonts w:ascii="宋体" w:eastAsia="宋体" w:hAnsi="宋体" w:cs="Times New Roman" w:hint="eastAsia"/>
+          <w:color w:val="000000"/>
+          <w:kern w:val="0"/>
+          <w:sz w:val="24"/>
+          <w14:ligatures w14:val="none"/>
+        </w:rPr>
+        <w:t>受害被钉死。</w:t>
+      </w:r>
+      <w:r>
+        <w:rPr>
+          <w:rFonts w:ascii="宋体" w:eastAsia="宋体" w:hAnsi="宋体" w:cs="Times New Roman" w:hint="eastAsia"/>
+          <w:color w:val="000000"/>
+          <w:kern w:val="0"/>
+          <w:sz w:val="24"/>
+          <w14:ligatures w14:val="none"/>
+        </w:rPr>
+        <w:t>正如</w:t>
+      </w:r>
+      <w:r>
+        <w:rPr>
+          <w:rFonts w:ascii="宋体" w:eastAsia="宋体" w:hAnsi="宋体" w:cs="Times New Roman" w:hint="eastAsia"/>
+          <w:color w:val="000000"/>
+          <w:kern w:val="0"/>
+          <w:sz w:val="24"/>
+          <w14:ligatures w14:val="none"/>
+        </w:rPr>
+        <w:t>「以赛亚书</w:t>
+      </w:r>
+      <w:r>
+        <w:rPr>
+          <w:rFonts w:ascii="宋体" w:eastAsia="宋体" w:hAnsi="宋体" w:cs="Times New Roman" w:hint="eastAsia"/>
+          <w:color w:val="000000"/>
+          <w:kern w:val="0"/>
+          <w:sz w:val="24"/>
+          <w14:ligatures w14:val="none"/>
+        </w:rPr>
+        <w:t>53</w:t>
+      </w:r>
+      <w:r>
+        <w:rPr>
+          <w:rFonts w:ascii="宋体" w:eastAsia="宋体" w:hAnsi="宋体" w:cs="Times New Roman" w:hint="eastAsia"/>
+          <w:color w:val="000000"/>
+          <w:kern w:val="0"/>
+          <w:sz w:val="24"/>
+          <w14:ligatures w14:val="none"/>
+        </w:rPr>
+        <w:t>」</w:t>
+      </w:r>
+      <w:r>
+        <w:rPr>
+          <w:rFonts w:ascii="宋体" w:eastAsia="宋体" w:hAnsi="宋体" w:cs="Times New Roman" w:hint="eastAsia"/>
+          <w:color w:val="000000"/>
+          <w:kern w:val="0"/>
+          <w:sz w:val="24"/>
+          <w14:ligatures w14:val="none"/>
+        </w:rPr>
+        <w:t>的</w:t>
+      </w:r>
+      <w:r>
+        <w:rPr>
+          <w:rFonts w:ascii="宋体" w:eastAsia="宋体" w:hAnsi="宋体" w:cs="Times New Roman" w:hint="eastAsia"/>
+          <w:color w:val="000000"/>
+          <w:kern w:val="0"/>
+          <w:sz w:val="24"/>
+          <w14:ligatures w14:val="none"/>
+        </w:rPr>
+        <w:t>详细预言</w:t>
+      </w:r>
+      <w:r>
+        <w:rPr>
+          <w:rFonts w:ascii="宋体" w:eastAsia="宋体" w:hAnsi="宋体" w:cs="Times New Roman" w:hint="eastAsia"/>
+          <w:color w:val="000000"/>
+          <w:kern w:val="0"/>
+          <w:sz w:val="24"/>
+          <w14:ligatures w14:val="none"/>
+        </w:rPr>
+        <w:t>。</w:t>
+      </w:r>
+      <w:r>
+        <w:rPr>
+          <w:rFonts w:ascii="宋体" w:eastAsia="宋体" w:hAnsi="宋体" w:cs="Times New Roman" w:hint="eastAsia"/>
+          <w:color w:val="000000"/>
+          <w:kern w:val="0"/>
+          <w:sz w:val="24"/>
+          <w14:ligatures w14:val="none"/>
+        </w:rPr>
+        <w:t>「撒迦利亚书9:9」已经预言耶稣第一次来会骑着驴驹进入耶路撒冷，宣告他要作王，不是骑马。</w:t>
+      </w:r>
+      <w:r>
+        <w:rPr>
+          <w:rFonts w:ascii="宋体" w:eastAsia="宋体" w:hAnsi="宋体" w:cs="Times New Roman" w:hint="eastAsia"/>
+          <w:color w:val="000000"/>
+          <w:kern w:val="0"/>
+          <w:sz w:val="24"/>
+          <w14:ligatures w14:val="none"/>
+        </w:rPr>
+        <w:t>耶稣责备他们信得太迟了。</w:t>
+      </w:r>
+    </w:p>
+    <w:p>
+      <w:pPr>
+        <w:widowControl/>
+        <w:tabs>
+          <w:tab w:val="left" w:pos="420"/>
+        </w:tabs>
+        <w:spacing w:after="120" w:line="257" w:lineRule="auto"/>
+        <w:ind w:leftChars="100" w:left="220"/>
+        <w:jc w:val="both"/>
+        <w:rPr>
+          <w:rFonts w:ascii="楷体" w:eastAsia="楷体" w:hAnsi="楷体" w:cs="Times New Roman" w:hint="eastAsia"/>
+          <w:color w:val="000000"/>
+          <w:kern w:val="0"/>
+          <w:sz w:val="24"/>
+          <w14:ligatures w14:val="none"/>
+        </w:rPr>
+      </w:pPr>
+      <w:r>
+        <w:rPr>
+          <w:rFonts w:ascii="楷体" w:eastAsia="楷体" w:hAnsi="楷体" w:cs="Times New Roman" w:hint="eastAsia"/>
+          <w:color w:val="000000"/>
+          <w:kern w:val="0"/>
+          <w:sz w:val="24"/>
+          <w14:ligatures w14:val="none"/>
+        </w:rPr>
+        <w:t>「以赛亚书53:1」</w:t>
+      </w:r>
+      <w:r>
+        <w:rPr>
+          <w:rFonts w:ascii="楷体" w:eastAsia="楷体" w:hAnsi="楷体" w:cs="Times New Roman" w:hint="eastAsia"/>
+          <w:color w:val="000000"/>
+          <w:kern w:val="0"/>
+          <w:sz w:val="24"/>
+          <w14:ligatures w14:val="none"/>
+        </w:rPr>
+        <w:t>：“他像羊羔被牵到宰杀之地，又像羊在剪毛的人手下无声，他也是这样不开口。因受欺压和审判，他被夺去，至于他同世的人，谁想他受鞭打、从活人之地被剪除，是因我百姓的罪过呢？”</w:t>
+      </w:r>
+    </w:p>
+    <w:p>
+      <w:pPr>
+        <w:widowControl/>
+        <w:tabs>
+          <w:tab w:val="left" w:pos="420"/>
+        </w:tabs>
+        <w:spacing w:after="120" w:line="257" w:lineRule="auto"/>
+        <w:ind w:leftChars="100" w:left="220"/>
+        <w:jc w:val="both"/>
+        <w:rPr>
+          <w:rFonts w:ascii="楷体" w:eastAsia="楷体" w:hAnsi="楷体" w:cs="Times New Roman" w:hint="eastAsia"/>
+          <w:color w:val="000000"/>
+          <w:kern w:val="0"/>
+          <w:sz w:val="24"/>
+          <w14:ligatures w14:val="none"/>
+        </w:rPr>
+      </w:pPr>
+      <w:r>
+        <w:rPr>
+          <w:rFonts w:ascii="楷体" w:eastAsia="楷体" w:hAnsi="楷体" w:cs="Times New Roman" w:hint="eastAsia"/>
+          <w:color w:val="000000"/>
+          <w:kern w:val="0"/>
+          <w:sz w:val="24"/>
+          <w14:ligatures w14:val="none"/>
+        </w:rPr>
+        <w:t>「撒迦利亚书9:9」</w:t>
+      </w:r>
+      <w:r>
+        <w:rPr>
+          <w:rFonts w:ascii="楷体" w:eastAsia="楷体" w:hAnsi="楷体" w:cs="Times New Roman" w:hint="eastAsia"/>
+          <w:color w:val="000000"/>
+          <w:kern w:val="0"/>
+          <w:sz w:val="24"/>
+          <w14:ligatures w14:val="none"/>
+        </w:rPr>
+        <w:t>：“他是公义的，并且施行拯救，谦谦和和地骑着驴，就是骑着驴的驹子。”</w:t>
+      </w:r>
+    </w:p>
+    <w:p>
+      <w:pPr>
+        <w:widowControl/>
+        <w:tabs>
+          <w:tab w:val="left" w:pos="420"/>
+        </w:tabs>
+        <w:spacing w:after="120" w:line="257" w:lineRule="auto"/>
+        <w:jc w:val="both"/>
+        <w:rPr>
+          <w:rFonts w:ascii="宋体" w:eastAsia="宋体" w:hAnsi="宋体" w:cs="Times New Roman" w:hint="eastAsia"/>
+          <w:color w:val="000000"/>
+          <w:kern w:val="0"/>
+          <w:sz w:val="24"/>
+          <w14:ligatures w14:val="none"/>
+        </w:rPr>
+      </w:pPr>
+      <w:r>
+        <w:rPr>
+          <w:rFonts w:ascii="宋体" w:eastAsia="宋体" w:hAnsi="宋体" w:cs="Times New Roman" w:hint="eastAsia"/>
+          <w:color w:val="000000"/>
+          <w:kern w:val="0"/>
+          <w:sz w:val="24"/>
+          <w14:ligatures w14:val="none"/>
+        </w:rPr>
+        <w:t>圣经66卷书，每一卷多多少少都有关于未来的预言</w:t>
+      </w:r>
+      <w:r>
+        <w:rPr>
+          <w:rFonts w:ascii="宋体" w:eastAsia="宋体" w:hAnsi="宋体" w:cs="Times New Roman" w:hint="eastAsia"/>
+          <w:color w:val="000000"/>
+          <w:kern w:val="0"/>
+          <w:sz w:val="24"/>
+          <w14:ligatures w14:val="none"/>
+        </w:rPr>
+        <w:t>，整体来说约1/3都是预言</w:t>
+      </w:r>
+      <w:r>
+        <w:rPr>
+          <w:rFonts w:ascii="宋体" w:eastAsia="宋体" w:hAnsi="宋体" w:cs="Times New Roman" w:hint="eastAsia"/>
+          <w:color w:val="000000"/>
+          <w:kern w:val="0"/>
+          <w:sz w:val="24"/>
+          <w14:ligatures w14:val="none"/>
+        </w:rPr>
+        <w:t>。现在很多神学家却把「启示录」当作历史书，其实这本书都是关于将来。「但以理书」、「以西结」、小先知书，都是一部分关于历史，更多都是关于将来。</w:t>
+      </w:r>
+      <w:r>
+        <w:rPr>
+          <w:rFonts w:ascii="宋体" w:eastAsia="宋体" w:hAnsi="宋体" w:cs="Times New Roman" w:hint="eastAsia"/>
+          <w:color w:val="000000"/>
+          <w:kern w:val="0"/>
+          <w:sz w:val="24"/>
+          <w14:ligatures w14:val="none"/>
+        </w:rPr>
+        <w:t>可惜现在教会不会传讲这部分内容，所以耶稣说“</w:t>
+      </w:r>
+      <w:r>
+        <w:rPr>
+          <w:rFonts w:ascii="宋体" w:eastAsia="宋体" w:hAnsi="宋体" w:cs="Times New Roman"/>
+          <w:color w:val="000000"/>
+          <w:kern w:val="0"/>
+          <w:sz w:val="24"/>
+          <w14:ligatures w14:val="none"/>
+        </w:rPr>
+        <w:t>无知的人哪，先知所说的一切话，你们的心信得太迟钝了</w:t>
+      </w:r>
+      <w:r>
+        <w:rPr>
+          <w:rFonts w:ascii="宋体" w:eastAsia="宋体" w:hAnsi="宋体" w:cs="Times New Roman" w:hint="eastAsia"/>
+          <w:color w:val="000000"/>
+          <w:kern w:val="0"/>
+          <w:sz w:val="24"/>
+          <w14:ligatures w14:val="none"/>
+        </w:rPr>
+        <w:t>”。</w:t>
+      </w:r>
+    </w:p>
+    <w:p>
+      <w:pPr>
+        <w:widowControl/>
+        <w:tabs>
+          <w:tab w:val="left" w:pos="420"/>
+        </w:tabs>
+        <w:spacing w:after="120" w:line="257" w:lineRule="auto"/>
+        <w:ind w:leftChars="100" w:left="220"/>
+        <w:jc w:val="both"/>
+        <w:rPr>
+          <w:rFonts w:ascii="楷体" w:eastAsia="楷体" w:hAnsi="楷体" w:cs="Times New Roman" w:hint="eastAsia"/>
+          <w:color w:val="000000"/>
+          <w:kern w:val="0"/>
+          <w:sz w:val="24"/>
+          <w14:ligatures w14:val="none"/>
+        </w:rPr>
+      </w:pPr>
+      <w:r>
+        <w:rPr>
+          <w:rFonts w:ascii="楷体" w:eastAsia="楷体" w:hAnsi="楷体" w:cs="Times New Roman" w:hint="eastAsia"/>
+          <w:color w:val="000000"/>
+          <w:kern w:val="0"/>
+          <w:sz w:val="24"/>
+          <w14:ligatures w14:val="none"/>
+        </w:rPr>
+        <w:t>「马太福音24:1-12」：</w:t>
+      </w:r>
+      <w:r>
+        <w:rPr>
+          <w:rFonts w:ascii="楷体" w:eastAsia="楷体" w:hAnsi="楷体" w:cs="Times New Roman" w:hint="eastAsia"/>
+          <w:color w:val="000000"/>
+          <w:kern w:val="0"/>
+          <w:sz w:val="24"/>
+          <w14:ligatures w14:val="none"/>
+        </w:rPr>
+        <w:t>“……</w:t>
+      </w:r>
+      <w:r>
+        <w:rPr>
+          <w:rFonts w:ascii="楷体" w:eastAsia="楷体" w:hAnsi="楷体" w:cs="Times New Roman"/>
+          <w:color w:val="000000"/>
+          <w:kern w:val="0"/>
+          <w:sz w:val="24"/>
+          <w14:ligatures w14:val="none"/>
+        </w:rPr>
+        <w:t>耶稣对他们说：「你们不是看见这殿宇吗？我实在告诉你们，将来在这里没有一块石头留在石头上，不被拆毁了。」</w:t>
+      </w:r>
+      <w:r>
+        <w:rPr>
+          <w:rFonts w:ascii="楷体" w:eastAsia="楷体" w:hAnsi="楷体" w:cs="Times New Roman"/>
+          <w:color w:val="000000"/>
+          <w:kern w:val="0"/>
+          <w:sz w:val="24"/>
+          <w14:ligatures w14:val="none"/>
+        </w:rPr>
+        <w:t>耶稣在橄榄山上坐着，门徒暗暗地来说：「请告诉我们，什么时候有这些事？你降临和世界的末了有什么预兆呢？」</w:t>
+      </w:r>
+      <w:r>
+        <w:rPr>
+          <w:rFonts w:ascii="楷体" w:eastAsia="楷体" w:hAnsi="楷体" w:cs="Times New Roman"/>
+          <w:color w:val="000000"/>
+          <w:kern w:val="0"/>
+          <w:sz w:val="24"/>
+          <w14:ligatures w14:val="none"/>
+        </w:rPr>
+        <w:t>耶稣回答说：「你们要谨慎，免得有人迷惑你们。</w:t>
+      </w:r>
+      <w:r>
+        <w:rPr>
+          <w:rFonts w:ascii="Calibri" w:eastAsia="楷体" w:hAnsi="Calibri" w:cs="Calibri"/>
+          <w:color w:val="000000"/>
+          <w:kern w:val="0"/>
+          <w:sz w:val="24"/>
+          <w14:ligatures w14:val="none"/>
+        </w:rPr>
+        <w:t> </w:t>
+      </w:r>
+      <w:r>
+        <w:rPr>
+          <w:rFonts w:ascii="楷体" w:eastAsia="楷体" w:hAnsi="楷体" w:cs="Times New Roman"/>
+          <w:color w:val="000000"/>
+          <w:kern w:val="0"/>
+          <w:sz w:val="24"/>
+          <w14:ligatures w14:val="none"/>
+        </w:rPr>
+        <w:t>因为将来有好些人冒我的名来，说：『我是基督』，并且要迷惑许多人。</w:t>
+      </w:r>
+      <w:r>
+        <w:rPr>
+          <w:rFonts w:ascii="楷体" w:eastAsia="楷体" w:hAnsi="楷体" w:cs="Times New Roman"/>
+          <w:color w:val="000000"/>
+          <w:kern w:val="0"/>
+          <w:sz w:val="24"/>
+          <w14:ligatures w14:val="none"/>
+        </w:rPr>
+        <w:t>你们也要听见打仗和打仗的风声，总不要惊慌；因为这些事是必须有的，只是末期还没有到。民要攻打民，国要攻打国；多处必有饥荒、地震。这都是灾难的起头。</w:t>
+      </w:r>
+      <w:r>
+        <w:rPr>
+          <w:rFonts w:ascii="楷体" w:eastAsia="楷体" w:hAnsi="楷体" w:cs="Times New Roman"/>
+          <w:color w:val="000000"/>
+          <w:kern w:val="0"/>
+          <w:sz w:val="24"/>
+          <w14:ligatures w14:val="none"/>
+        </w:rPr>
+        <w:t>那时，人要把你们陷在患难里，也要杀害你们；你们又要为我的名被万民恨恶。那时，必有许多人跌倒，也要彼此陷害，彼此恨恶； 11且有好些假先知起来，迷惑多人。只因不法的事增多，许多人的爱心才渐渐冷淡了。 13</w:t>
+      </w:r>
+      <w:r>
+        <w:rPr>
+          <w:rFonts w:ascii="楷体" w:eastAsia="楷体" w:hAnsi="楷体" w:cs="Times New Roman"/>
+          <w:color w:val="000000"/>
+          <w:kern w:val="0"/>
+          <w:sz w:val="24"/>
+          <w14:ligatures w14:val="none"/>
+        </w:rPr>
+        <w:lastRenderedPageBreak/>
+        <w:t>惟有忍耐到底的，必然得救。 14这天国的福音要传遍天下，对万民作见证，然后末期才来到。」</w:t>
+      </w:r>
+      <w:r>
+        <w:rPr>
+          <w:rFonts w:ascii="楷体" w:eastAsia="楷体" w:hAnsi="楷体" w:cs="Times New Roman" w:hint="eastAsia"/>
+          <w:color w:val="000000"/>
+          <w:kern w:val="0"/>
+          <w:sz w:val="24"/>
+          <w14:ligatures w14:val="none"/>
+        </w:rPr>
+        <w:t>”</w:t>
+      </w:r>
+    </w:p>
+    <w:p>
+      <w:pPr>
+        <w:widowControl/>
+        <w:tabs>
+          <w:tab w:val="left" w:pos="420"/>
+        </w:tabs>
+        <w:spacing w:after="120" w:line="257" w:lineRule="auto"/>
+        <w:jc w:val="both"/>
+        <w:rPr>
+          <w:rFonts w:ascii="宋体" w:eastAsia="宋体" w:hAnsi="宋体" w:cs="Times New Roman" w:hint="eastAsia"/>
+          <w:color w:val="000000"/>
+          <w:kern w:val="0"/>
+          <w:sz w:val="24"/>
+          <w14:ligatures w14:val="none"/>
+        </w:rPr>
+      </w:pPr>
+      <w:r>
+        <w:rPr>
+          <w:rFonts w:ascii="宋体" w:eastAsia="宋体" w:hAnsi="宋体" w:cs="Times New Roman" w:hint="eastAsia"/>
+          <w:color w:val="000000"/>
+          <w:kern w:val="0"/>
+          <w:sz w:val="24"/>
+          <w14:ligatures w14:val="none"/>
+        </w:rPr>
+        <w:t>在这段经文中，</w:t>
+      </w:r>
+      <w:r>
+        <w:rPr>
+          <w:rFonts w:ascii="宋体" w:eastAsia="宋体" w:hAnsi="宋体" w:cs="Times New Roman" w:hint="eastAsia"/>
+          <w:color w:val="000000"/>
+          <w:kern w:val="0"/>
+          <w:sz w:val="24"/>
+          <w14:ligatures w14:val="none"/>
+        </w:rPr>
+        <w:t>有几个层面的预言；首先，</w:t>
+      </w:r>
+      <w:r>
+        <w:rPr>
+          <w:rFonts w:ascii="宋体" w:eastAsia="宋体" w:hAnsi="宋体" w:cs="Times New Roman" w:hint="eastAsia"/>
+          <w:color w:val="000000"/>
+          <w:kern w:val="0"/>
+          <w:sz w:val="24"/>
+          <w14:ligatures w14:val="none"/>
+        </w:rPr>
+        <w:t>耶稣</w:t>
+      </w:r>
+      <w:r>
+        <w:rPr>
+          <w:rFonts w:ascii="宋体" w:eastAsia="宋体" w:hAnsi="宋体" w:cs="Times New Roman" w:hint="eastAsia"/>
+          <w:color w:val="000000"/>
+          <w:kern w:val="0"/>
+          <w:sz w:val="24"/>
+          <w14:ligatures w14:val="none"/>
+        </w:rPr>
+        <w:t>先</w:t>
+      </w:r>
+      <w:r>
+        <w:rPr>
+          <w:rFonts w:ascii="宋体" w:eastAsia="宋体" w:hAnsi="宋体" w:cs="Times New Roman" w:hint="eastAsia"/>
+          <w:color w:val="000000"/>
+          <w:kern w:val="0"/>
+          <w:sz w:val="24"/>
+          <w14:ligatures w14:val="none"/>
+        </w:rPr>
+        <w:t>预言第二圣殿被毁</w:t>
+      </w:r>
+      <w:r>
+        <w:rPr>
+          <w:rFonts w:ascii="宋体" w:eastAsia="宋体" w:hAnsi="宋体" w:cs="Times New Roman" w:hint="eastAsia"/>
+          <w:color w:val="000000"/>
+          <w:kern w:val="0"/>
+          <w:sz w:val="24"/>
+          <w14:ligatures w14:val="none"/>
+        </w:rPr>
+        <w:t>。</w:t>
+      </w:r>
+      <w:r>
+        <w:rPr>
+          <w:rFonts w:ascii="宋体" w:eastAsia="宋体" w:hAnsi="宋体" w:cs="Times New Roman" w:hint="eastAsia"/>
+          <w:color w:val="000000"/>
+          <w:kern w:val="0"/>
+          <w:sz w:val="24"/>
+          <w14:ligatures w14:val="none"/>
+        </w:rPr>
+        <w:t>「路加福音」中详细记载了耶稣对这件事的预言，并且</w:t>
+      </w:r>
+      <w:r>
+        <w:rPr>
+          <w:rFonts w:ascii="宋体" w:eastAsia="宋体" w:hAnsi="宋体" w:cs="Times New Roman" w:hint="eastAsia"/>
+          <w:color w:val="000000"/>
+          <w:kern w:val="0"/>
+          <w:sz w:val="24"/>
+          <w14:ligatures w14:val="none"/>
+        </w:rPr>
+        <w:t>再次强调“</w:t>
+      </w:r>
+      <w:r>
+        <w:rPr>
+          <w:rFonts w:ascii="宋体" w:eastAsia="宋体" w:hAnsi="宋体" w:cs="Times New Roman"/>
+          <w:color w:val="000000"/>
+          <w:kern w:val="0"/>
+          <w:sz w:val="24"/>
+          <w14:ligatures w14:val="none"/>
+        </w:rPr>
+        <w:t>经上所写的都得应验</w:t>
+      </w:r>
+      <w:r>
+        <w:rPr>
+          <w:rFonts w:ascii="宋体" w:eastAsia="宋体" w:hAnsi="宋体" w:cs="Times New Roman" w:hint="eastAsia"/>
+          <w:color w:val="000000"/>
+          <w:kern w:val="0"/>
+          <w:sz w:val="24"/>
+          <w14:ligatures w14:val="none"/>
+        </w:rPr>
+        <w:t>”：罗马帝国毁灭耶路撒冷，犹太人大流散，二战时期犹太人被迫害。这些</w:t>
+      </w:r>
+      <w:r>
+        <w:rPr>
+          <w:rFonts w:ascii="宋体" w:eastAsia="宋体" w:hAnsi="宋体" w:cs="Times New Roman" w:hint="eastAsia"/>
+          <w:color w:val="000000"/>
+          <w:kern w:val="0"/>
+          <w:sz w:val="24"/>
+          <w14:ligatures w14:val="none"/>
+        </w:rPr>
+        <w:t>在耶稣时代都还没有发生，都是预言。</w:t>
+      </w:r>
+      <w:r>
+        <w:rPr>
+          <w:rFonts w:ascii="宋体" w:eastAsia="宋体" w:hAnsi="宋体" w:cs="Times New Roman" w:hint="eastAsia"/>
+          <w:color w:val="000000"/>
+          <w:kern w:val="0"/>
+          <w:sz w:val="24"/>
+          <w14:ligatures w14:val="none"/>
+        </w:rPr>
+        <w:t>“</w:t>
+      </w:r>
+      <w:r>
+        <w:rPr>
+          <w:rFonts w:ascii="宋体" w:eastAsia="宋体" w:hAnsi="宋体" w:cs="Times New Roman"/>
+          <w:color w:val="000000"/>
+          <w:kern w:val="0"/>
+          <w:sz w:val="24"/>
+          <w14:ligatures w14:val="none"/>
+        </w:rPr>
+        <w:t>耶路撒冷要被外邦人践踏</w:t>
+      </w:r>
+      <w:r>
+        <w:rPr>
+          <w:rFonts w:ascii="宋体" w:eastAsia="宋体" w:hAnsi="宋体" w:cs="Times New Roman" w:hint="eastAsia"/>
+          <w:color w:val="000000"/>
+          <w:kern w:val="0"/>
+          <w:sz w:val="24"/>
+          <w14:ligatures w14:val="none"/>
+        </w:rPr>
+        <w:t>”，指圣殿山要在外邦人的掌控之下，直到如今还是如此。</w:t>
+      </w:r>
+      <w:r>
+        <w:rPr>
+          <w:rFonts w:ascii="宋体" w:eastAsia="宋体" w:hAnsi="宋体" w:cs="Times New Roman" w:hint="eastAsia"/>
+          <w:color w:val="000000"/>
+          <w:kern w:val="0"/>
+          <w:sz w:val="24"/>
+          <w14:ligatures w14:val="none"/>
+        </w:rPr>
+        <w:t>直到</w:t>
+      </w:r>
+      <w:r>
+        <w:rPr>
+          <w:rFonts w:ascii="宋体" w:eastAsia="宋体" w:hAnsi="宋体" w:cs="Times New Roman" w:hint="eastAsia"/>
+          <w:color w:val="000000"/>
+          <w:kern w:val="0"/>
+          <w:sz w:val="24"/>
+          <w14:ligatures w14:val="none"/>
+        </w:rPr>
+        <w:t>“</w:t>
+      </w:r>
+      <w:r>
+        <w:rPr>
+          <w:rFonts w:ascii="宋体" w:eastAsia="宋体" w:hAnsi="宋体" w:cs="Times New Roman"/>
+          <w:color w:val="000000"/>
+          <w:kern w:val="0"/>
+          <w:sz w:val="24"/>
+          <w14:ligatures w14:val="none"/>
+        </w:rPr>
+        <w:t>外邦人的日期满了</w:t>
+      </w:r>
+      <w:r>
+        <w:rPr>
+          <w:rFonts w:ascii="宋体" w:eastAsia="宋体" w:hAnsi="宋体" w:cs="Times New Roman" w:hint="eastAsia"/>
+          <w:color w:val="000000"/>
+          <w:kern w:val="0"/>
+          <w:sz w:val="24"/>
+          <w14:ligatures w14:val="none"/>
+        </w:rPr>
+        <w:t>”，也就是犹太人的“七十个七年”。</w:t>
+      </w:r>
+      <w:r>
+        <w:rPr>
+          <w:rFonts w:ascii="宋体" w:eastAsia="宋体" w:hAnsi="宋体" w:cs="Times New Roman" w:hint="eastAsia"/>
+          <w:color w:val="000000"/>
+          <w:kern w:val="0"/>
+          <w:sz w:val="24"/>
+          <w14:ligatures w14:val="none"/>
+        </w:rPr>
+        <w:t>接着耶稣基督回答门徒关于他“</w:t>
+      </w:r>
+      <w:r>
+        <w:rPr>
+          <w:rFonts w:ascii="宋体" w:eastAsia="宋体" w:hAnsi="宋体" w:cs="Times New Roman"/>
+          <w:color w:val="000000"/>
+          <w:kern w:val="0"/>
+          <w:sz w:val="24"/>
+          <w14:ligatures w14:val="none"/>
+        </w:rPr>
+        <w:t>降临和世界的末了</w:t>
+      </w:r>
+      <w:r>
+        <w:rPr>
+          <w:rFonts w:ascii="宋体" w:eastAsia="宋体" w:hAnsi="宋体" w:cs="Times New Roman" w:hint="eastAsia"/>
+          <w:color w:val="000000"/>
+          <w:kern w:val="0"/>
+          <w:sz w:val="24"/>
+          <w14:ligatures w14:val="none"/>
+        </w:rPr>
+        <w:t>”的问题。他提醒门徒到时会有迷惑人的事情，正如现在媒体的混乱。而且还会有战争，但不要惊慌，因为这些事情必须会发生。饥荒地震我们已经看到了，全球的饥荒，日本的地震，Covid这样的世界性瘟疫，而这一切是刚刚开始，接下来还有更大的灾难。第三，他对门徒那些犹太人讲，“</w:t>
+      </w:r>
+      <w:r>
+        <w:rPr>
+          <w:rFonts w:ascii="宋体" w:eastAsia="宋体" w:hAnsi="宋体" w:cs="Times New Roman"/>
+          <w:color w:val="000000"/>
+          <w:kern w:val="0"/>
+          <w:sz w:val="24"/>
+          <w14:ligatures w14:val="none"/>
+        </w:rPr>
+        <w:t>人要把你们陷在患难里，也要杀害你们</w:t>
+      </w:r>
+      <w:r>
+        <w:rPr>
+          <w:rFonts w:ascii="宋体" w:eastAsia="宋体" w:hAnsi="宋体" w:cs="Times New Roman" w:hint="eastAsia"/>
+          <w:color w:val="000000"/>
+          <w:kern w:val="0"/>
+          <w:sz w:val="24"/>
+          <w14:ligatures w14:val="none"/>
+        </w:rPr>
+        <w:t>，</w:t>
+      </w:r>
+      <w:r>
+        <w:rPr>
+          <w:rFonts w:ascii="宋体" w:eastAsia="宋体" w:hAnsi="宋体" w:cs="Times New Roman"/>
+          <w:color w:val="000000"/>
+          <w:kern w:val="0"/>
+          <w:sz w:val="24"/>
+          <w14:ligatures w14:val="none"/>
+        </w:rPr>
+        <w:t>你们又要为我的名被万民恨恶</w:t>
+      </w:r>
+      <w:r>
+        <w:rPr>
+          <w:rFonts w:ascii="宋体" w:eastAsia="宋体" w:hAnsi="宋体" w:cs="Times New Roman" w:hint="eastAsia"/>
+          <w:color w:val="000000"/>
+          <w:kern w:val="0"/>
+          <w:sz w:val="24"/>
+          <w14:ligatures w14:val="none"/>
+        </w:rPr>
+        <w:t>”，我们已经看到了，世界恨犹太人，恨基督徒；“</w:t>
+      </w:r>
+      <w:r>
+        <w:rPr>
+          <w:rFonts w:ascii="宋体" w:eastAsia="宋体" w:hAnsi="宋体" w:cs="Times New Roman"/>
+          <w:color w:val="000000"/>
+          <w:kern w:val="0"/>
+          <w:sz w:val="24"/>
+          <w14:ligatures w14:val="none"/>
+        </w:rPr>
+        <w:t>必有许多人跌倒</w:t>
+      </w:r>
+      <w:r>
+        <w:rPr>
+          <w:rFonts w:ascii="宋体" w:eastAsia="宋体" w:hAnsi="宋体" w:cs="Times New Roman" w:hint="eastAsia"/>
+          <w:color w:val="000000"/>
+          <w:kern w:val="0"/>
+          <w:sz w:val="24"/>
+          <w14:ligatures w14:val="none"/>
+        </w:rPr>
+        <w:t>”；越到耶稣再回来的时候，还要有很多“不法的事情”，很多人心因此渐渐冷了。</w:t>
+      </w:r>
+    </w:p>
+    <w:p>
+      <w:pPr>
+        <w:widowControl/>
+        <w:tabs>
+          <w:tab w:val="left" w:pos="420"/>
+        </w:tabs>
+        <w:spacing w:after="120" w:line="257" w:lineRule="auto"/>
+        <w:ind w:leftChars="100" w:left="220"/>
+        <w:jc w:val="both"/>
+        <w:rPr>
+          <w:rFonts w:ascii="楷体" w:eastAsia="楷体" w:hAnsi="楷体" w:cs="Times New Roman" w:hint="eastAsia"/>
+          <w:color w:val="000000"/>
+          <w:kern w:val="0"/>
+          <w:sz w:val="24"/>
+          <w14:ligatures w14:val="none"/>
+        </w:rPr>
+      </w:pPr>
+      <w:r>
+        <w:rPr>
+          <w:rFonts w:ascii="楷体" w:eastAsia="楷体" w:hAnsi="楷体" w:cs="Times New Roman" w:hint="eastAsia"/>
+          <w:color w:val="000000"/>
+          <w:kern w:val="0"/>
+          <w:sz w:val="24"/>
+          <w14:ligatures w14:val="none"/>
+        </w:rPr>
+        <w:t>「路加福音21:20-24」：“</w:t>
+      </w:r>
+      <w:r>
+        <w:rPr>
+          <w:rFonts w:ascii="楷体" w:eastAsia="楷体" w:hAnsi="楷体" w:cs="Times New Roman"/>
+          <w:color w:val="000000"/>
+          <w:kern w:val="0"/>
+          <w:sz w:val="24"/>
+          <w14:ligatures w14:val="none"/>
+        </w:rPr>
+        <w:t>「你们看见耶路撒冷被兵围困，就可知道它成荒场的日子近了。 那时，在犹太的应当逃到山上；在城里的应当出来；在乡下的不要进城；因为这是报应的日子，</w:t>
+      </w:r>
+      <w:r>
+        <w:rPr>
+          <w:rFonts w:ascii="楷体" w:eastAsia="楷体" w:hAnsi="楷体" w:cs="Times New Roman"/>
+          <w:b/>
+          <w:bCs/>
+          <w:color w:val="000000"/>
+          <w:kern w:val="0"/>
+          <w:sz w:val="24"/>
+          <w14:ligatures w14:val="none"/>
+        </w:rPr>
+        <w:t>使经上所写的都得应验。</w:t>
+      </w:r>
+      <w:r>
+        <w:rPr>
+          <w:rFonts w:ascii="楷体" w:eastAsia="楷体" w:hAnsi="楷体" w:cs="Times New Roman"/>
+          <w:b/>
+          <w:bCs/>
+          <w:color w:val="000000"/>
+          <w:kern w:val="0"/>
+          <w:sz w:val="24"/>
+          <w14:ligatures w14:val="none"/>
+        </w:rPr>
+        <w:t>当那些日子，</w:t>
+      </w:r>
+      <w:r>
+        <w:rPr>
+          <w:rFonts w:ascii="楷体" w:eastAsia="楷体" w:hAnsi="楷体" w:cs="Times New Roman"/>
+          <w:color w:val="000000"/>
+          <w:kern w:val="0"/>
+          <w:sz w:val="24"/>
+          <w14:ligatures w14:val="none"/>
+        </w:rPr>
+        <w:t>怀孕的和奶孩子的有祸了！因为将有大灾难降在这地方，也有震怒临到这百姓。他们要倒在刀下，又被掳到各国去。</w:t>
+      </w:r>
+      <w:r>
+        <w:rPr>
+          <w:rFonts w:ascii="楷体" w:eastAsia="楷体" w:hAnsi="楷体" w:cs="Times New Roman"/>
+          <w:b/>
+          <w:bCs/>
+          <w:color w:val="000000"/>
+          <w:kern w:val="0"/>
+          <w:sz w:val="24"/>
+          <w14:ligatures w14:val="none"/>
+        </w:rPr>
+        <w:t>耶路撒冷要被外邦人践踏，直到外邦人的日期满了。</w:t>
+      </w:r>
+      <w:r>
+        <w:rPr>
+          <w:rFonts w:ascii="楷体" w:eastAsia="楷体" w:hAnsi="楷体" w:cs="Times New Roman"/>
+          <w:color w:val="000000"/>
+          <w:kern w:val="0"/>
+          <w:sz w:val="24"/>
+          <w14:ligatures w14:val="none"/>
+        </w:rPr>
+        <w:t>」</w:t>
+      </w:r>
+      <w:r>
+        <w:rPr>
+          <w:rFonts w:ascii="楷体" w:eastAsia="楷体" w:hAnsi="楷体" w:cs="Times New Roman" w:hint="eastAsia"/>
+          <w:color w:val="000000"/>
+          <w:kern w:val="0"/>
+          <w:sz w:val="24"/>
+          <w14:ligatures w14:val="none"/>
+        </w:rPr>
+        <w:t>”</w:t>
+      </w:r>
+    </w:p>
+    <w:p>
+      <w:pPr>
+        <w:widowControl/>
+        <w:tabs>
+          <w:tab w:val="left" w:pos="420"/>
+        </w:tabs>
+        <w:spacing w:after="120" w:line="257" w:lineRule="auto"/>
+        <w:jc w:val="both"/>
+        <w:rPr>
+          <w:rFonts w:ascii="宋体" w:eastAsia="宋体" w:hAnsi="宋体" w:cs="Times New Roman" w:hint="eastAsia"/>
+          <w:color w:val="000000"/>
+          <w:kern w:val="0"/>
+          <w:sz w:val="24"/>
+          <w14:ligatures w14:val="none"/>
+        </w:rPr>
+      </w:pPr>
+      <w:r>
+        <w:rPr>
+          <w:rFonts w:ascii="宋体" w:eastAsia="宋体" w:hAnsi="宋体" w:cs="Times New Roman" w:hint="eastAsia"/>
+          <w:color w:val="000000"/>
+          <w:kern w:val="0"/>
+          <w:sz w:val="24"/>
+          <w14:ligatures w14:val="none"/>
+        </w:rPr>
+        <w:t>“当那些日子”是什么时候呢？彼得在五旬节</w:t>
+      </w:r>
+      <w:r>
+        <w:rPr>
+          <w:rFonts w:ascii="宋体" w:eastAsia="宋体" w:hAnsi="宋体" w:cs="Times New Roman" w:hint="eastAsia"/>
+          <w:color w:val="000000"/>
+          <w:kern w:val="0"/>
+          <w:sz w:val="24"/>
+          <w14:ligatures w14:val="none"/>
+        </w:rPr>
+        <w:t>借用</w:t>
+      </w:r>
+      <w:r>
+        <w:rPr>
+          <w:rFonts w:ascii="宋体" w:eastAsia="宋体" w:hAnsi="宋体" w:cs="Times New Roman" w:hint="eastAsia"/>
+          <w:color w:val="000000"/>
+          <w:kern w:val="0"/>
+          <w:sz w:val="24"/>
+          <w14:ligatures w14:val="none"/>
+        </w:rPr>
+        <w:t>「约珥书3」中的先知预言强调一个时间段，</w:t>
+      </w:r>
+      <w:r>
+        <w:rPr>
+          <w:rFonts w:ascii="宋体" w:eastAsia="宋体" w:hAnsi="宋体" w:cs="Times New Roman" w:hint="eastAsia"/>
+          <w:color w:val="000000"/>
+          <w:kern w:val="0"/>
+          <w:sz w:val="24"/>
+          <w14:ligatures w14:val="none"/>
+        </w:rPr>
+        <w:t>即</w:t>
+      </w:r>
+      <w:r>
+        <w:rPr>
+          <w:rFonts w:ascii="宋体" w:eastAsia="宋体" w:hAnsi="宋体" w:cs="Times New Roman" w:hint="eastAsia"/>
+          <w:color w:val="000000"/>
+          <w:kern w:val="0"/>
+          <w:sz w:val="24"/>
+          <w14:ligatures w14:val="none"/>
+        </w:rPr>
+        <w:t>从“末后的日子”到 “</w:t>
+      </w:r>
+      <w:r>
+        <w:rPr>
+          <w:rFonts w:ascii="宋体" w:eastAsia="宋体" w:hAnsi="宋体" w:cs="Times New Roman"/>
+          <w:color w:val="000000"/>
+          <w:kern w:val="0"/>
+          <w:sz w:val="24"/>
+          <w14:ligatures w14:val="none"/>
+        </w:rPr>
+        <w:t>主大而明显的日子</w:t>
+      </w:r>
+      <w:r>
+        <w:rPr>
+          <w:rFonts w:ascii="宋体" w:eastAsia="宋体" w:hAnsi="宋体" w:cs="Times New Roman" w:hint="eastAsia"/>
+          <w:color w:val="000000"/>
+          <w:kern w:val="0"/>
+          <w:sz w:val="24"/>
+          <w14:ligatures w14:val="none"/>
+        </w:rPr>
+        <w:t>”</w:t>
+      </w:r>
+      <w:r>
+        <w:rPr>
+          <w:rFonts w:ascii="宋体" w:eastAsia="宋体" w:hAnsi="宋体" w:cs="Times New Roman" w:hint="eastAsia"/>
+          <w:color w:val="000000"/>
+          <w:kern w:val="0"/>
+          <w:sz w:val="24"/>
+          <w14:ligatures w14:val="none"/>
+        </w:rPr>
+        <w:t>。末后的日子</w:t>
+      </w:r>
+      <w:r>
+        <w:rPr>
+          <w:rFonts w:ascii="宋体" w:eastAsia="宋体" w:hAnsi="宋体" w:cs="Times New Roman" w:hint="eastAsia"/>
+          <w:color w:val="000000"/>
+          <w:kern w:val="0"/>
+          <w:sz w:val="24"/>
+          <w14:ligatures w14:val="none"/>
+        </w:rPr>
+        <w:t>”也就是教会开始的时候，</w:t>
+      </w:r>
+      <w:r>
+        <w:rPr>
+          <w:rFonts w:ascii="宋体" w:eastAsia="宋体" w:hAnsi="宋体" w:cs="Times New Roman" w:hint="eastAsia"/>
+          <w:color w:val="000000"/>
+          <w:kern w:val="0"/>
+          <w:sz w:val="24"/>
+          <w14:ligatures w14:val="none"/>
+        </w:rPr>
+        <w:t>耶稣</w:t>
+      </w:r>
+      <w:r>
+        <w:rPr>
+          <w:rFonts w:ascii="宋体" w:eastAsia="宋体" w:hAnsi="宋体" w:cs="Times New Roman" w:hint="eastAsia"/>
+          <w:color w:val="000000"/>
+          <w:kern w:val="0"/>
+          <w:sz w:val="24"/>
+          <w14:ligatures w14:val="none"/>
+        </w:rPr>
+        <w:t>被钉死后第三天复活</w:t>
+      </w:r>
+      <w:r>
+        <w:rPr>
+          <w:rFonts w:ascii="宋体" w:eastAsia="宋体" w:hAnsi="宋体" w:cs="Times New Roman" w:hint="eastAsia"/>
+          <w:color w:val="000000"/>
+          <w:kern w:val="0"/>
+          <w:sz w:val="24"/>
+          <w14:ligatures w14:val="none"/>
+        </w:rPr>
+        <w:t>后第五十天</w:t>
+      </w:r>
+      <w:r>
+        <w:rPr>
+          <w:rFonts w:ascii="宋体" w:eastAsia="宋体" w:hAnsi="宋体" w:cs="Times New Roman" w:hint="eastAsia"/>
+          <w:color w:val="000000"/>
+          <w:kern w:val="0"/>
+          <w:sz w:val="24"/>
+          <w14:ligatures w14:val="none"/>
+        </w:rPr>
+        <w:t>，或升天后第十天，圣灵降临，教会开始。</w:t>
+      </w:r>
+      <w:r>
+        <w:rPr>
+          <w:rFonts w:ascii="宋体" w:eastAsia="宋体" w:hAnsi="宋体" w:cs="Times New Roman" w:hint="eastAsia"/>
+          <w:color w:val="000000"/>
+          <w:kern w:val="0"/>
+          <w:sz w:val="24"/>
+          <w14:ligatures w14:val="none"/>
+        </w:rPr>
+        <w:t>而“</w:t>
+      </w:r>
+      <w:r>
+        <w:rPr>
+          <w:rFonts w:ascii="宋体" w:eastAsia="宋体" w:hAnsi="宋体" w:cs="Times New Roman"/>
+          <w:color w:val="000000"/>
+          <w:kern w:val="0"/>
+          <w:sz w:val="24"/>
+          <w14:ligatures w14:val="none"/>
+        </w:rPr>
+        <w:t>主大而明显的日子</w:t>
+      </w:r>
+      <w:r>
+        <w:rPr>
+          <w:rFonts w:ascii="宋体" w:eastAsia="宋体" w:hAnsi="宋体" w:cs="Times New Roman" w:hint="eastAsia"/>
+          <w:color w:val="000000"/>
+          <w:kern w:val="0"/>
+          <w:sz w:val="24"/>
+          <w14:ligatures w14:val="none"/>
+        </w:rPr>
+        <w:t>”就是犹太人的“七十个七年”。</w:t>
+      </w:r>
+    </w:p>
+    <w:p>
+      <w:pPr>
+        <w:widowControl/>
+        <w:tabs>
+          <w:tab w:val="left" w:pos="420"/>
+        </w:tabs>
+        <w:spacing w:after="120" w:line="257" w:lineRule="auto"/>
+        <w:ind w:leftChars="100" w:left="220"/>
+        <w:jc w:val="both"/>
+        <w:rPr>
+          <w:rFonts w:ascii="楷体" w:eastAsia="楷体" w:hAnsi="楷体" w:cs="Times New Roman" w:hint="eastAsia"/>
+          <w:color w:val="000000"/>
+          <w:kern w:val="0"/>
+          <w:sz w:val="24"/>
+          <w14:ligatures w14:val="none"/>
+        </w:rPr>
+      </w:pPr>
+      <w:r>
+        <w:rPr>
+          <w:rFonts w:ascii="楷体" w:eastAsia="楷体" w:hAnsi="楷体" w:cs="Times New Roman" w:hint="eastAsia"/>
+          <w:color w:val="000000"/>
+          <w:kern w:val="0"/>
+          <w:sz w:val="24"/>
+          <w14:ligatures w14:val="none"/>
+        </w:rPr>
+        <w:t>「使徒行传2:1</w:t>
+      </w:r>
+      <w:r>
+        <w:rPr>
+          <w:rFonts w:ascii="楷体" w:eastAsia="楷体" w:hAnsi="楷体" w:cs="Times New Roman" w:hint="eastAsia"/>
+          <w:color w:val="000000"/>
+          <w:kern w:val="0"/>
+          <w:sz w:val="24"/>
+          <w14:ligatures w14:val="none"/>
+        </w:rPr>
+        <w:t>7-21</w:t>
+      </w:r>
+      <w:r>
+        <w:rPr>
+          <w:rFonts w:ascii="楷体" w:eastAsia="楷体" w:hAnsi="楷体" w:cs="Times New Roman" w:hint="eastAsia"/>
+          <w:color w:val="000000"/>
+          <w:kern w:val="0"/>
+          <w:sz w:val="24"/>
+          <w14:ligatures w14:val="none"/>
+        </w:rPr>
+        <w:t>」</w:t>
+      </w:r>
+      <w:r>
+        <w:rPr>
+          <w:rFonts w:ascii="楷体" w:eastAsia="楷体" w:hAnsi="楷体" w:cs="Times New Roman" w:hint="eastAsia"/>
+          <w:color w:val="000000"/>
+          <w:kern w:val="0"/>
+          <w:sz w:val="24"/>
+          <w14:ligatures w14:val="none"/>
+        </w:rPr>
+        <w:t>：“</w:t>
+      </w:r>
+      <w:r>
+        <w:rPr>
+          <w:rFonts w:ascii="楷体" w:eastAsia="楷体" w:hAnsi="楷体" w:cs="Times New Roman" w:hint="eastAsia"/>
+          <w:color w:val="000000"/>
+          <w:kern w:val="0"/>
+          <w:sz w:val="24"/>
+          <w14:ligatures w14:val="none"/>
+        </w:rPr>
+        <w:t>（</w:t>
+      </w:r>
+      <w:r>
+        <w:rPr>
+          <w:rFonts w:ascii="楷体" w:eastAsia="楷体" w:hAnsi="楷体" w:cs="Times New Roman"/>
+          <w:color w:val="000000"/>
+          <w:kern w:val="0"/>
+          <w:sz w:val="24"/>
+          <w14:ligatures w14:val="none"/>
+        </w:rPr>
+        <w:t>彼得和十一个使徒站起，高声说：</w:t>
+      </w:r>
+      <w:r>
+        <w:rPr>
+          <w:rFonts w:ascii="楷体" w:eastAsia="楷体" w:hAnsi="楷体" w:cs="Times New Roman" w:hint="eastAsia"/>
+          <w:color w:val="000000"/>
+          <w:kern w:val="0"/>
+          <w:sz w:val="24"/>
+          <w14:ligatures w14:val="none"/>
+        </w:rPr>
+        <w:t>……）神说：</w:t>
+      </w:r>
+      <w:r>
+        <w:rPr>
+          <w:rFonts w:ascii="楷体" w:eastAsia="楷体" w:hAnsi="楷体" w:cs="Times New Roman" w:hint="eastAsia"/>
+          <w:b/>
+          <w:bCs/>
+          <w:color w:val="000000"/>
+          <w:kern w:val="0"/>
+          <w:sz w:val="24"/>
+          <w14:ligatures w14:val="none"/>
+        </w:rPr>
+        <w:t>在末后的日子，</w:t>
+      </w:r>
+      <w:r>
+        <w:rPr>
+          <w:rFonts w:ascii="楷体" w:eastAsia="楷体" w:hAnsi="楷体" w:cs="Times New Roman" w:hint="eastAsia"/>
+          <w:color w:val="000000"/>
+          <w:kern w:val="0"/>
+          <w:sz w:val="24"/>
+          <w14:ligatures w14:val="none"/>
+        </w:rPr>
+        <w:t>我要将我的灵浇灌凡有血气的。你们的儿女要说预言；你们的少年人要见异象；老年人要做异梦。在那些日子，我要将我的灵浇灌我的仆人和使女，他们就要说预言。在天上，我要显出奇事；在地下，我要显出神迹；有血，有火，有烟雾。日头要变为黑暗，月亮要变为血；</w:t>
+      </w:r>
+      <w:r>
+        <w:rPr>
+          <w:rFonts w:ascii="楷体" w:eastAsia="楷体" w:hAnsi="楷体" w:cs="Times New Roman" w:hint="eastAsia"/>
+          <w:b/>
+          <w:bCs/>
+          <w:color w:val="000000"/>
+          <w:kern w:val="0"/>
+          <w:sz w:val="24"/>
+          <w14:ligatures w14:val="none"/>
+        </w:rPr>
+        <w:t>这都在主大而明显的日子未到以前。</w:t>
+      </w:r>
+      <w:r>
+        <w:rPr>
+          <w:rFonts w:ascii="楷体" w:eastAsia="楷体" w:hAnsi="楷体" w:cs="Times New Roman" w:hint="eastAsia"/>
+          <w:color w:val="000000"/>
+          <w:kern w:val="0"/>
+          <w:sz w:val="24"/>
+          <w14:ligatures w14:val="none"/>
+        </w:rPr>
+        <w:t>到那时候，凡求告主名的，就必得救。</w:t>
+      </w:r>
+      <w:r>
+        <w:rPr>
+          <w:rFonts w:ascii="楷体" w:eastAsia="楷体" w:hAnsi="楷体" w:cs="Times New Roman" w:hint="eastAsia"/>
+          <w:color w:val="000000"/>
+          <w:kern w:val="0"/>
+          <w:sz w:val="24"/>
+          <w14:ligatures w14:val="none"/>
+        </w:rPr>
+        <w:t>”</w:t>
+      </w:r>
+    </w:p>
+    <w:p>
+      <w:pPr>
+        <w:widowControl/>
+        <w:tabs>
+          <w:tab w:val="left" w:pos="420"/>
+        </w:tabs>
+        <w:spacing w:after="120" w:line="257" w:lineRule="auto"/>
+        <w:jc w:val="both"/>
+        <w:rPr>
+          <w:rFonts w:ascii="宋体" w:eastAsia="宋体" w:hAnsi="宋体" w:cs="Times New Roman" w:hint="eastAsia"/>
+          <w:color w:val="000000"/>
+          <w:kern w:val="0"/>
+          <w:sz w:val="24"/>
+          <w14:ligatures w14:val="none"/>
+        </w:rPr>
+      </w:pPr>
+      <w:r>
+        <w:rPr>
+          <w:rFonts w:ascii="宋体" w:eastAsia="宋体" w:hAnsi="宋体" w:cs="Times New Roman" w:hint="eastAsia"/>
+          <w:color w:val="000000"/>
+          <w:kern w:val="0"/>
+          <w:sz w:val="24"/>
+          <w14:ligatures w14:val="none"/>
+        </w:rPr>
+        <w:t>又</w:t>
+      </w:r>
+      <w:r>
+        <w:rPr>
+          <w:rFonts w:ascii="宋体" w:eastAsia="宋体" w:hAnsi="宋体" w:cs="Times New Roman" w:hint="eastAsia"/>
+          <w:color w:val="000000"/>
+          <w:kern w:val="0"/>
+          <w:sz w:val="24"/>
+          <w14:ligatures w14:val="none"/>
+        </w:rPr>
+        <w:t>如「希伯来书」</w:t>
+      </w:r>
+      <w:r>
+        <w:rPr>
+          <w:rFonts w:ascii="宋体" w:eastAsia="宋体" w:hAnsi="宋体" w:cs="Times New Roman" w:hint="eastAsia"/>
+          <w:color w:val="000000"/>
+          <w:kern w:val="0"/>
+          <w:sz w:val="24"/>
+          <w14:ligatures w14:val="none"/>
+        </w:rPr>
+        <w:t>所讲：</w:t>
+      </w:r>
+    </w:p>
+    <w:p>
+      <w:pPr>
+        <w:widowControl/>
+        <w:tabs>
+          <w:tab w:val="left" w:pos="420"/>
+        </w:tabs>
+        <w:spacing w:after="120" w:line="257" w:lineRule="auto"/>
+        <w:ind w:leftChars="100" w:left="220"/>
+        <w:jc w:val="both"/>
+        <w:rPr>
+          <w:rFonts w:ascii="楷体" w:eastAsia="楷体" w:hAnsi="楷体" w:cs="Times New Roman" w:hint="eastAsia"/>
+          <w:color w:val="000000"/>
+          <w:kern w:val="0"/>
+          <w:sz w:val="24"/>
+          <w14:ligatures w14:val="none"/>
+        </w:rPr>
+      </w:pPr>
+      <w:r>
+        <w:rPr>
+          <w:rFonts w:ascii="楷体" w:eastAsia="楷体" w:hAnsi="楷体" w:cs="Times New Roman" w:hint="eastAsia"/>
+          <w:color w:val="000000"/>
+          <w:kern w:val="0"/>
+          <w:sz w:val="24"/>
+          <w14:ligatures w14:val="none"/>
+        </w:rPr>
+        <w:t>「希伯来书1:1-2」：“</w:t>
+      </w:r>
+      <w:r>
+        <w:rPr>
+          <w:rFonts w:ascii="楷体" w:eastAsia="楷体" w:hAnsi="楷体" w:cs="Times New Roman"/>
+          <w:color w:val="000000"/>
+          <w:kern w:val="0"/>
+          <w:sz w:val="24"/>
+          <w14:ligatures w14:val="none"/>
+        </w:rPr>
+        <w:t>神既在古时藉着众先知多次多方地晓谕列祖，就</w:t>
+      </w:r>
+      <w:r>
+        <w:rPr>
+          <w:rFonts w:ascii="楷体" w:eastAsia="楷体" w:hAnsi="楷体" w:cs="Times New Roman"/>
+          <w:b/>
+          <w:bCs/>
+          <w:color w:val="000000"/>
+          <w:kern w:val="0"/>
+          <w:sz w:val="24"/>
+          <w14:ligatures w14:val="none"/>
+        </w:rPr>
+        <w:t>在这末世藉着他儿子晓谕我们</w:t>
+      </w:r>
+      <w:r>
+        <w:rPr>
+          <w:rFonts w:ascii="楷体" w:eastAsia="楷体" w:hAnsi="楷体" w:cs="Times New Roman"/>
+          <w:color w:val="000000"/>
+          <w:kern w:val="0"/>
+          <w:sz w:val="24"/>
+          <w14:ligatures w14:val="none"/>
+        </w:rPr>
+        <w:t>；又早已立他为承受万有的，也曾藉着他创造诸世界。</w:t>
+      </w:r>
+      <w:r>
+        <w:rPr>
+          <w:rFonts w:ascii="楷体" w:eastAsia="楷体" w:hAnsi="楷体" w:cs="Times New Roman" w:hint="eastAsia"/>
+          <w:color w:val="000000"/>
+          <w:kern w:val="0"/>
+          <w:sz w:val="24"/>
+          <w14:ligatures w14:val="none"/>
+        </w:rPr>
+        <w:t>”</w:t>
+      </w:r>
+    </w:p>
+    <w:p>
+      <w:pPr>
+        <w:widowControl/>
+        <w:tabs>
+          <w:tab w:val="left" w:pos="420"/>
+        </w:tabs>
+        <w:spacing w:after="120" w:line="257" w:lineRule="auto"/>
+        <w:jc w:val="both"/>
+        <w:rPr>
+          <w:rFonts w:ascii="宋体" w:eastAsia="宋体" w:hAnsi="宋体" w:cs="Times New Roman" w:hint="eastAsia"/>
+          <w:color w:val="000000"/>
+          <w:kern w:val="0"/>
+          <w:sz w:val="24"/>
+          <w14:ligatures w14:val="none"/>
+        </w:rPr>
+      </w:pPr>
+      <w:r>
+        <w:rPr>
+          <w:rFonts w:ascii="宋体" w:eastAsia="宋体" w:hAnsi="宋体" w:cs="Times New Roman" w:hint="eastAsia"/>
+          <w:color w:val="000000"/>
+          <w:kern w:val="0"/>
+          <w:sz w:val="24"/>
+          <w14:ligatures w14:val="none"/>
+        </w:rPr>
+        <w:t>这里明确说</w:t>
+      </w:r>
+      <w:r>
+        <w:rPr>
+          <w:rFonts w:ascii="宋体" w:eastAsia="宋体" w:hAnsi="宋体" w:cs="Times New Roman" w:hint="eastAsia"/>
+          <w:color w:val="000000"/>
+          <w:kern w:val="0"/>
+          <w:sz w:val="24"/>
+          <w14:ligatures w14:val="none"/>
+        </w:rPr>
+        <w:t>“末世”</w:t>
+      </w:r>
+      <w:r>
+        <w:rPr>
+          <w:rFonts w:ascii="宋体" w:eastAsia="宋体" w:hAnsi="宋体" w:cs="Times New Roman" w:hint="eastAsia"/>
+          <w:color w:val="000000"/>
+          <w:kern w:val="0"/>
+          <w:sz w:val="24"/>
+          <w14:ligatures w14:val="none"/>
+        </w:rPr>
+        <w:t>就是耶稣</w:t>
+      </w:r>
+      <w:r>
+        <w:rPr>
+          <w:rFonts w:ascii="宋体" w:eastAsia="宋体" w:hAnsi="宋体" w:cs="Times New Roman" w:hint="eastAsia"/>
+          <w:color w:val="000000"/>
+          <w:kern w:val="0"/>
+          <w:sz w:val="24"/>
+          <w14:ligatures w14:val="none"/>
+        </w:rPr>
+        <w:t>第一次降临的</w:t>
+      </w:r>
+      <w:r>
+        <w:rPr>
+          <w:rFonts w:ascii="宋体" w:eastAsia="宋体" w:hAnsi="宋体" w:cs="Times New Roman" w:hint="eastAsia"/>
+          <w:color w:val="000000"/>
+          <w:kern w:val="0"/>
+          <w:sz w:val="24"/>
+          <w14:ligatures w14:val="none"/>
+        </w:rPr>
+        <w:t>日子，神</w:t>
+      </w:r>
+      <w:r>
+        <w:rPr>
+          <w:rFonts w:ascii="宋体" w:eastAsia="宋体" w:hAnsi="宋体" w:cs="Times New Roman" w:hint="eastAsia"/>
+          <w:color w:val="000000"/>
+          <w:kern w:val="0"/>
+          <w:sz w:val="24"/>
+          <w14:ligatures w14:val="none"/>
+        </w:rPr>
+        <w:t>借着耶稣基督讲话，正如旧约时代</w:t>
+      </w:r>
+      <w:r>
+        <w:rPr>
+          <w:rFonts w:ascii="宋体" w:eastAsia="宋体" w:hAnsi="宋体" w:cs="Times New Roman" w:hint="eastAsia"/>
+          <w:color w:val="000000"/>
+          <w:kern w:val="0"/>
+          <w:sz w:val="24"/>
+          <w14:ligatures w14:val="none"/>
+        </w:rPr>
+        <w:t>祂</w:t>
+      </w:r>
+      <w:r>
+        <w:rPr>
+          <w:rFonts w:ascii="宋体" w:eastAsia="宋体" w:hAnsi="宋体" w:cs="Times New Roman" w:hint="eastAsia"/>
+          <w:color w:val="000000"/>
+          <w:kern w:val="0"/>
+          <w:sz w:val="24"/>
+          <w14:ligatures w14:val="none"/>
+        </w:rPr>
+        <w:t>借着先知讲话。</w:t>
+      </w:r>
+    </w:p>
+    <w:p>
+      <w:pPr>
+        <w:widowControl/>
+        <w:tabs>
+          <w:tab w:val="left" w:pos="420"/>
+        </w:tabs>
+        <w:spacing w:after="120" w:line="257" w:lineRule="auto"/>
+        <w:jc w:val="both"/>
+        <w:rPr>
+          <w:rFonts w:ascii="宋体" w:eastAsia="宋体" w:hAnsi="宋体" w:cs="Times New Roman" w:hint="eastAsia"/>
+          <w:color w:val="000000"/>
+          <w:kern w:val="0"/>
+          <w:sz w:val="24"/>
+          <w14:ligatures w14:val="none"/>
+        </w:rPr>
+      </w:pPr>
+      <w:r>
+        <w:rPr>
+          <w:rFonts w:ascii="宋体" w:eastAsia="宋体" w:hAnsi="宋体" w:cs="Times New Roman" w:hint="eastAsia"/>
+          <w:color w:val="000000"/>
+          <w:kern w:val="0"/>
+          <w:sz w:val="24"/>
+          <w14:ligatures w14:val="none"/>
+        </w:rPr>
+        <w:t>到如今，“末后的日子”开始已经有两千多年了，离“七十个七”还有多久呢？</w:t>
+      </w:r>
+      <w:r>
+        <w:rPr>
+          <w:rFonts w:ascii="宋体" w:eastAsia="宋体" w:hAnsi="宋体" w:cs="Times New Roman" w:hint="eastAsia"/>
+          <w:color w:val="000000"/>
+          <w:kern w:val="0"/>
+          <w:sz w:val="24"/>
+          <w14:ligatures w14:val="none"/>
+        </w:rPr>
+        <w:t>末后的</w:t>
+      </w:r>
+      <w:r>
+        <w:rPr>
+          <w:rFonts w:ascii="宋体" w:eastAsia="宋体" w:hAnsi="宋体" w:cs="Times New Roman" w:hint="eastAsia"/>
+          <w:color w:val="000000"/>
+          <w:kern w:val="0"/>
+          <w:sz w:val="24"/>
+          <w14:ligatures w14:val="none"/>
+        </w:rPr>
+        <w:t>末后</w:t>
+      </w:r>
+      <w:r>
+        <w:rPr>
+          <w:rFonts w:ascii="宋体" w:eastAsia="宋体" w:hAnsi="宋体" w:cs="Times New Roman" w:hint="eastAsia"/>
+          <w:color w:val="000000"/>
+          <w:kern w:val="0"/>
+          <w:sz w:val="24"/>
+          <w14:ligatures w14:val="none"/>
+        </w:rPr>
+        <w:t>还会发生什么事情呢？</w:t>
+      </w:r>
+    </w:p>
+    <w:p>
+      <w:pPr>
+        <w:widowControl/>
+        <w:tabs>
+          <w:tab w:val="left" w:pos="420"/>
+        </w:tabs>
+        <w:spacing w:after="120" w:line="257" w:lineRule="auto"/>
+        <w:ind w:leftChars="100" w:left="220"/>
+        <w:jc w:val="both"/>
+        <w:rPr>
+          <w:rFonts w:ascii="楷体" w:eastAsia="楷体" w:hAnsi="楷体" w:cs="Times New Roman" w:hint="eastAsia"/>
+          <w:color w:val="000000"/>
+          <w:kern w:val="0"/>
+          <w:sz w:val="24"/>
+          <w14:ligatures w14:val="none"/>
+        </w:rPr>
+      </w:pPr>
+      <w:r>
+        <w:rPr>
+          <w:rFonts w:ascii="楷体" w:eastAsia="楷体" w:hAnsi="楷体" w:cs="Times New Roman" w:hint="eastAsia"/>
+          <w:color w:val="000000"/>
+          <w:kern w:val="0"/>
+          <w:sz w:val="24"/>
+          <w14:ligatures w14:val="none"/>
+        </w:rPr>
+        <w:lastRenderedPageBreak/>
+        <w:t>「提摩太后书3:1」：“</w:t>
+      </w:r>
+      <w:r>
+        <w:rPr>
+          <w:rFonts w:ascii="楷体" w:eastAsia="楷体" w:hAnsi="楷体" w:cs="Times New Roman"/>
+          <w:color w:val="000000"/>
+          <w:kern w:val="0"/>
+          <w:sz w:val="24"/>
+          <w14:ligatures w14:val="none"/>
+        </w:rPr>
+        <w:t>你该知道，末世必有危险的日子来到。因为那时，人要专顾自己，贪爱钱财，自夸，狂傲，谤</w:t>
+      </w:r>
+      <w:r>
+        <w:rPr>
+          <w:rFonts w:ascii="楷体" w:eastAsia="楷体" w:hAnsi="楷体" w:cs="Times New Roman" w:hint="eastAsia"/>
+          <w:color w:val="000000"/>
+          <w:kern w:val="0"/>
+          <w:sz w:val="24"/>
+          <w14:ligatures w14:val="none"/>
+        </w:rPr>
+        <w:t>渎</w:t>
+      </w:r>
+      <w:r>
+        <w:rPr>
+          <w:rFonts w:ascii="楷体" w:eastAsia="楷体" w:hAnsi="楷体" w:cs="Times New Roman"/>
+          <w:color w:val="000000"/>
+          <w:kern w:val="0"/>
+          <w:sz w:val="24"/>
+          <w14:ligatures w14:val="none"/>
+        </w:rPr>
+        <w:t>，违背父母，忘恩负义，心不圣洁，无亲情，不解怨，好说谗言，不能自约，性情凶暴，不爱良善，卖主卖友，任意妄为，自高自大，爱宴乐，不爱　神</w:t>
+      </w:r>
+      <w:r>
+        <w:rPr>
+          <w:rFonts w:ascii="楷体" w:eastAsia="楷体" w:hAnsi="楷体" w:cs="Times New Roman" w:hint="eastAsia"/>
+          <w:color w:val="000000"/>
+          <w:kern w:val="0"/>
+          <w:sz w:val="24"/>
+          <w14:ligatures w14:val="none"/>
+        </w:rPr>
+        <w:t>”</w:t>
+      </w:r>
+    </w:p>
+    <w:p>
+      <w:pPr>
+        <w:widowControl/>
+        <w:tabs>
+          <w:tab w:val="left" w:pos="420"/>
+        </w:tabs>
+        <w:spacing w:after="120" w:line="257" w:lineRule="auto"/>
+        <w:ind w:leftChars="100" w:left="220"/>
+        <w:jc w:val="both"/>
+        <w:rPr>
+          <w:rFonts w:ascii="楷体" w:eastAsia="楷体" w:hAnsi="楷体" w:cs="Times New Roman" w:hint="eastAsia"/>
+          <w:color w:val="000000"/>
+          <w:kern w:val="0"/>
+          <w:sz w:val="24"/>
+          <w14:ligatures w14:val="none"/>
+        </w:rPr>
+      </w:pPr>
+      <w:r>
+        <w:rPr>
+          <w:rFonts w:ascii="楷体" w:eastAsia="楷体" w:hAnsi="楷体" w:cs="Times New Roman" w:hint="eastAsia"/>
+          <w:color w:val="000000"/>
+          <w:kern w:val="0"/>
+          <w:sz w:val="24"/>
+          <w14:ligatures w14:val="none"/>
+        </w:rPr>
+        <w:t>「提摩太后书4:3-5」：“</w:t>
+      </w:r>
+      <w:r>
+        <w:rPr>
+          <w:rFonts w:ascii="楷体" w:eastAsia="楷体" w:hAnsi="楷体" w:cs="Times New Roman"/>
+          <w:color w:val="000000"/>
+          <w:kern w:val="0"/>
+          <w:sz w:val="24"/>
+          <w14:ligatures w14:val="none"/>
+        </w:rPr>
+        <w:t>因为时候要到，人必厌烦纯正的道理，耳朵发痒，就随从自己情欲，增添好些师傅，并且掩耳不听真道，偏向荒渺的言语。</w:t>
+      </w:r>
+      <w:r>
+        <w:rPr>
+          <w:rFonts w:ascii="楷体" w:eastAsia="楷体" w:hAnsi="楷体" w:cs="Times New Roman"/>
+          <w:color w:val="000000"/>
+          <w:kern w:val="0"/>
+          <w:sz w:val="24"/>
+          <w14:ligatures w14:val="none"/>
+        </w:rPr>
+        <w:t>你却要凡事谨慎，忍受苦难，做传道的工夫，尽你的职分。</w:t>
+      </w:r>
+      <w:r>
+        <w:rPr>
+          <w:rFonts w:ascii="楷体" w:eastAsia="楷体" w:hAnsi="楷体" w:cs="Times New Roman" w:hint="eastAsia"/>
+          <w:color w:val="000000"/>
+          <w:kern w:val="0"/>
+          <w:sz w:val="24"/>
+          <w14:ligatures w14:val="none"/>
+        </w:rPr>
+        <w:t>”</w:t>
+      </w:r>
+    </w:p>
+    <w:p>
+      <w:pPr>
+        <w:widowControl/>
+        <w:tabs>
+          <w:tab w:val="left" w:pos="420"/>
+        </w:tabs>
+        <w:spacing w:after="120" w:line="257" w:lineRule="auto"/>
+        <w:jc w:val="both"/>
+        <w:rPr>
+          <w:rFonts w:ascii="宋体" w:eastAsia="宋体" w:hAnsi="宋体" w:cs="Times New Roman" w:hint="eastAsia"/>
+          <w:color w:val="000000"/>
+          <w:kern w:val="0"/>
+          <w:sz w:val="24"/>
+          <w14:ligatures w14:val="none"/>
+        </w:rPr>
+      </w:pPr>
+      <w:r>
+        <w:rPr>
+          <w:rFonts w:ascii="宋体" w:eastAsia="宋体" w:hAnsi="宋体" w:cs="Times New Roman" w:hint="eastAsia"/>
+          <w:color w:val="000000"/>
+          <w:kern w:val="0"/>
+          <w:sz w:val="24"/>
+          <w14:ligatures w14:val="none"/>
+        </w:rPr>
+        <w:t>现如今</w:t>
+      </w:r>
+      <w:r>
+        <w:rPr>
+          <w:rFonts w:ascii="宋体" w:eastAsia="宋体" w:hAnsi="宋体" w:cs="Times New Roman" w:hint="eastAsia"/>
+          <w:color w:val="000000"/>
+          <w:kern w:val="0"/>
+          <w:sz w:val="24"/>
+          <w14:ligatures w14:val="none"/>
+        </w:rPr>
+        <w:t>这些事已经发生了。</w:t>
+      </w:r>
+    </w:p>
+    <w:p>
+      <w:pPr>
+        <w:widowControl/>
+        <w:tabs>
+          <w:tab w:val="left" w:pos="420"/>
+        </w:tabs>
+        <w:spacing w:after="120" w:line="257" w:lineRule="auto"/>
+        <w:jc w:val="both"/>
+        <w:rPr>
+          <w:rFonts w:ascii="宋体" w:eastAsia="宋体" w:hAnsi="宋体" w:cs="Times New Roman" w:hint="eastAsia"/>
+          <w:color w:val="000000"/>
+          <w:kern w:val="0"/>
+          <w:sz w:val="24"/>
+          <w14:ligatures w14:val="none"/>
+        </w:rPr>
+      </w:pPr>
+      <w:r>
+        <w:rPr>
+          <w:rFonts w:ascii="宋体" w:eastAsia="宋体" w:hAnsi="宋体" w:cs="Times New Roman" w:hint="eastAsia"/>
+          <w:color w:val="000000"/>
+          <w:kern w:val="0"/>
+          <w:sz w:val="24"/>
+          <w14:ligatures w14:val="none"/>
+        </w:rPr>
+        <w:t>但以理与以西结同时代</w:t>
+      </w:r>
+      <w:r>
+        <w:rPr>
+          <w:rFonts w:ascii="宋体" w:eastAsia="宋体" w:hAnsi="宋体" w:cs="Times New Roman" w:hint="eastAsia"/>
+          <w:color w:val="000000"/>
+          <w:kern w:val="0"/>
+          <w:sz w:val="24"/>
+          <w14:ligatures w14:val="none"/>
+        </w:rPr>
+        <w:t>被掳到巴比伦，他看耶利米书预言被掳七十年后会回归耶路撒冷，他在即将到七十年后向神祷告。神给他启示：</w:t>
+      </w:r>
+    </w:p>
+    <w:p>
+      <w:pPr>
+        <w:widowControl/>
+        <w:tabs>
+          <w:tab w:val="left" w:pos="420"/>
+        </w:tabs>
+        <w:spacing w:after="120" w:line="257" w:lineRule="auto"/>
+        <w:ind w:leftChars="100" w:left="220"/>
+        <w:jc w:val="both"/>
+        <w:rPr>
+          <w:rFonts w:ascii="楷体" w:eastAsia="楷体" w:hAnsi="楷体" w:cs="Times New Roman" w:hint="eastAsia"/>
+          <w:color w:val="000000"/>
+          <w:kern w:val="0"/>
+          <w:sz w:val="24"/>
+          <w14:ligatures w14:val="none"/>
+        </w:rPr>
+      </w:pPr>
+      <w:r>
+        <w:rPr>
+          <w:rFonts w:ascii="楷体" w:eastAsia="楷体" w:hAnsi="楷体" w:cs="Times New Roman" w:hint="eastAsia"/>
+          <w:color w:val="000000"/>
+          <w:kern w:val="0"/>
+          <w:sz w:val="24"/>
+          <w14:ligatures w14:val="none"/>
+        </w:rPr>
+        <w:t>「但以理书9:25」：</w:t>
+      </w:r>
+      <w:r>
+        <w:rPr>
+          <w:rFonts w:ascii="楷体" w:eastAsia="楷体" w:hAnsi="楷体" w:cs="Times New Roman" w:hint="eastAsia"/>
+          <w:color w:val="000000"/>
+          <w:kern w:val="0"/>
+          <w:sz w:val="24"/>
+          <w14:ligatures w14:val="none"/>
+        </w:rPr>
+        <w:t>“</w:t>
+      </w:r>
+      <w:r>
+        <w:rPr>
+          <w:rFonts w:ascii="楷体" w:eastAsia="楷体" w:hAnsi="楷体" w:cs="Times New Roman"/>
+          <w:color w:val="000000"/>
+          <w:kern w:val="0"/>
+          <w:sz w:val="24"/>
+          <w14:ligatures w14:val="none"/>
+        </w:rPr>
+        <w:t>你当知道，当明白，从出令重新建造耶路撒冷，直到有受膏君的时候，必有七个七和六十二个七。正在艰难的时候，耶路撒冷城连街带濠都必重新建造。</w:t>
+      </w:r>
+      <w:r>
+        <w:rPr>
+          <w:rFonts w:ascii="楷体" w:eastAsia="楷体" w:hAnsi="楷体" w:cs="Times New Roman" w:hint="eastAsia"/>
+          <w:color w:val="000000"/>
+          <w:kern w:val="0"/>
+          <w:sz w:val="24"/>
+          <w14:ligatures w14:val="none"/>
+        </w:rPr>
+        <w:t>”</w:t>
+      </w:r>
+    </w:p>
+    <w:p>
+      <w:pPr>
+        <w:widowControl/>
+        <w:tabs>
+          <w:tab w:val="left" w:pos="420"/>
+        </w:tabs>
+        <w:spacing w:after="120" w:line="257" w:lineRule="auto"/>
+        <w:jc w:val="both"/>
+        <w:rPr>
+          <w:rFonts w:ascii="宋体" w:eastAsia="宋体" w:hAnsi="宋体" w:cs="Times New Roman" w:hint="eastAsia"/>
+          <w:color w:val="000000"/>
+          <w:kern w:val="0"/>
+          <w:sz w:val="24"/>
+          <w14:ligatures w14:val="none"/>
+        </w:rPr>
+      </w:pPr>
+      <w:r>
+        <w:rPr>
+          <w:rFonts w:ascii="宋体" w:eastAsia="宋体" w:hAnsi="宋体" w:cs="Times New Roman" w:hint="eastAsia"/>
+          <w:color w:val="000000"/>
+          <w:kern w:val="0"/>
+          <w:sz w:val="24"/>
+          <w14:ligatures w14:val="none"/>
+        </w:rPr>
+        <w:t>“</w:t>
+      </w:r>
+      <w:r>
+        <w:rPr>
+          <w:rFonts w:ascii="宋体" w:eastAsia="宋体" w:hAnsi="宋体" w:cs="Times New Roman"/>
+          <w:color w:val="000000"/>
+          <w:kern w:val="0"/>
+          <w:sz w:val="24"/>
+          <w14:ligatures w14:val="none"/>
+        </w:rPr>
+        <w:t>出令重新建造耶路撒冷</w:t>
+      </w:r>
+      <w:r>
+        <w:rPr>
+          <w:rFonts w:ascii="宋体" w:eastAsia="宋体" w:hAnsi="宋体" w:cs="Times New Roman" w:hint="eastAsia"/>
+          <w:color w:val="000000"/>
+          <w:kern w:val="0"/>
+          <w:sz w:val="24"/>
+          <w14:ligatures w14:val="none"/>
+        </w:rPr>
+        <w:t>”，指</w:t>
+      </w:r>
+      <w:r>
+        <w:rPr>
+          <w:rFonts w:ascii="宋体" w:eastAsia="宋体" w:hAnsi="宋体" w:cs="Times New Roman" w:hint="eastAsia"/>
+          <w:color w:val="000000"/>
+          <w:kern w:val="0"/>
+          <w:sz w:val="24"/>
+          <w14:ligatures w14:val="none"/>
+        </w:rPr>
+        <w:t>主前445年3月14日</w:t>
+      </w:r>
+      <w:r>
+        <w:rPr>
+          <w:rFonts w:ascii="宋体" w:eastAsia="宋体" w:hAnsi="宋体" w:cs="Times New Roman" w:hint="eastAsia"/>
+          <w:color w:val="000000"/>
+          <w:kern w:val="0"/>
+          <w:sz w:val="24"/>
+          <w14:ligatures w14:val="none"/>
+        </w:rPr>
+        <w:t>尼希米重新建造耶路撒冷城墙</w:t>
+      </w:r>
+      <w:r>
+        <w:rPr>
+          <w:rFonts w:ascii="宋体" w:eastAsia="宋体" w:hAnsi="宋体" w:cs="Times New Roman" w:hint="eastAsia"/>
+          <w:color w:val="000000"/>
+          <w:kern w:val="0"/>
+          <w:sz w:val="24"/>
+          <w14:ligatures w14:val="none"/>
+        </w:rPr>
+        <w:t>。“</w:t>
+      </w:r>
+      <w:r>
+        <w:rPr>
+          <w:rFonts w:ascii="宋体" w:eastAsia="宋体" w:hAnsi="宋体" w:cs="Times New Roman"/>
+          <w:color w:val="000000"/>
+          <w:kern w:val="0"/>
+          <w:sz w:val="24"/>
+          <w14:ligatures w14:val="none"/>
+        </w:rPr>
+        <w:t>直到有受膏君的时候</w:t>
+      </w:r>
+      <w:r>
+        <w:rPr>
+          <w:rFonts w:ascii="宋体" w:eastAsia="宋体" w:hAnsi="宋体" w:cs="Times New Roman" w:hint="eastAsia"/>
+          <w:color w:val="000000"/>
+          <w:kern w:val="0"/>
+          <w:sz w:val="24"/>
+          <w14:ligatures w14:val="none"/>
+        </w:rPr>
+        <w:t>”即耶稣骑着驴驹进入耶路撒冷</w:t>
+      </w:r>
+      <w:r>
+        <w:rPr>
+          <w:rFonts w:ascii="宋体" w:eastAsia="宋体" w:hAnsi="宋体" w:cs="Times New Roman" w:hint="eastAsia"/>
+          <w:color w:val="000000"/>
+          <w:kern w:val="0"/>
+          <w:sz w:val="24"/>
+          <w14:ligatures w14:val="none"/>
+        </w:rPr>
+        <w:t>宣告他是弥撒亚，这期间长达69个七年。这已经被历史验证了。</w:t>
+      </w:r>
+    </w:p>
+    <w:p>
+      <w:pPr>
+        <w:widowControl/>
+        <w:tabs>
+          <w:tab w:val="left" w:pos="420"/>
+        </w:tabs>
+        <w:spacing w:after="120" w:line="257" w:lineRule="auto"/>
+        <w:ind w:leftChars="100" w:left="220"/>
+        <w:jc w:val="both"/>
+        <w:rPr>
+          <w:rFonts w:ascii="楷体" w:eastAsia="楷体" w:hAnsi="楷体" w:cs="Times New Roman" w:hint="eastAsia"/>
+          <w:color w:val="000000"/>
+          <w:kern w:val="0"/>
+          <w:sz w:val="24"/>
+          <w14:ligatures w14:val="none"/>
+        </w:rPr>
+      </w:pPr>
+      <w:r>
+        <w:rPr>
+          <w:rFonts w:ascii="楷体" w:eastAsia="楷体" w:hAnsi="楷体" w:cs="Times New Roman" w:hint="eastAsia"/>
+          <w:color w:val="000000"/>
+          <w:kern w:val="0"/>
+          <w:sz w:val="24"/>
+          <w14:ligatures w14:val="none"/>
+        </w:rPr>
+        <w:t>「但以理书9:2</w:t>
+      </w:r>
+      <w:r>
+        <w:rPr>
+          <w:rFonts w:ascii="楷体" w:eastAsia="楷体" w:hAnsi="楷体" w:cs="Times New Roman" w:hint="eastAsia"/>
+          <w:color w:val="000000"/>
+          <w:kern w:val="0"/>
+          <w:sz w:val="24"/>
+          <w14:ligatures w14:val="none"/>
+        </w:rPr>
+        <w:t>6</w:t>
+      </w:r>
+      <w:r>
+        <w:rPr>
+          <w:rFonts w:ascii="楷体" w:eastAsia="楷体" w:hAnsi="楷体" w:cs="Times New Roman" w:hint="eastAsia"/>
+          <w:color w:val="000000"/>
+          <w:kern w:val="0"/>
+          <w:sz w:val="24"/>
+          <w14:ligatures w14:val="none"/>
+        </w:rPr>
+        <w:t>」：</w:t>
+      </w:r>
+      <w:r>
+        <w:rPr>
+          <w:rFonts w:ascii="楷体" w:eastAsia="楷体" w:hAnsi="楷体" w:cs="Times New Roman" w:hint="eastAsia"/>
+          <w:color w:val="000000"/>
+          <w:kern w:val="0"/>
+          <w:sz w:val="24"/>
+          <w14:ligatures w14:val="none"/>
+        </w:rPr>
+        <w:t>“</w:t>
+      </w:r>
+      <w:r>
+        <w:rPr>
+          <w:rFonts w:ascii="楷体" w:eastAsia="楷体" w:hAnsi="楷体" w:cs="Times New Roman"/>
+          <w:color w:val="000000"/>
+          <w:kern w:val="0"/>
+          <w:sz w:val="24"/>
+          <w14:ligatures w14:val="none"/>
+        </w:rPr>
+        <w:t>过了六十二个七，那受膏者必被剪除，一无所有；必有一王的民来毁灭这城和圣所，至终必如洪水冲没。必有争战，一直到底，</w:t>
+      </w:r>
+      <w:r>
+        <w:rPr>
+          <w:rFonts w:ascii="楷体" w:eastAsia="楷体" w:hAnsi="楷体" w:cs="Times New Roman"/>
+          <w:color w:val="000000"/>
+          <w:kern w:val="0"/>
+          <w:sz w:val="24"/>
+          <w14:ligatures w14:val="none"/>
+        </w:rPr>
+        <w:t>荒凉的事已经定了。</w:t>
+      </w:r>
+      <w:r>
+        <w:rPr>
+          <w:rFonts w:ascii="楷体" w:eastAsia="楷体" w:hAnsi="楷体" w:cs="Times New Roman" w:hint="eastAsia"/>
+          <w:color w:val="000000"/>
+          <w:kern w:val="0"/>
+          <w:sz w:val="24"/>
+          <w14:ligatures w14:val="none"/>
+        </w:rPr>
+        <w:t>”</w:t>
+      </w:r>
+    </w:p>
+    <w:p>
+      <w:pPr>
+        <w:widowControl/>
+        <w:tabs>
+          <w:tab w:val="left" w:pos="420"/>
+        </w:tabs>
+        <w:spacing w:after="120" w:line="257" w:lineRule="auto"/>
+        <w:jc w:val="both"/>
+        <w:rPr>
+          <w:rFonts w:ascii="宋体" w:eastAsia="宋体" w:hAnsi="宋体" w:cs="Times New Roman" w:hint="eastAsia"/>
+          <w:color w:val="000000"/>
+          <w:kern w:val="0"/>
+          <w:sz w:val="24"/>
+          <w14:ligatures w14:val="none"/>
+        </w:rPr>
+      </w:pPr>
+      <w:r>
+        <w:rPr>
+          <w:rFonts w:ascii="宋体" w:eastAsia="宋体" w:hAnsi="宋体" w:cs="Times New Roman" w:hint="eastAsia"/>
+          <w:color w:val="000000"/>
+          <w:kern w:val="0"/>
+          <w:sz w:val="24"/>
+          <w14:ligatures w14:val="none"/>
+        </w:rPr>
+        <w:t>“</w:t>
+      </w:r>
+      <w:r>
+        <w:rPr>
+          <w:rFonts w:ascii="宋体" w:eastAsia="宋体" w:hAnsi="宋体" w:cs="Times New Roman"/>
+          <w:color w:val="000000"/>
+          <w:kern w:val="0"/>
+          <w:sz w:val="24"/>
+          <w14:ligatures w14:val="none"/>
+        </w:rPr>
+        <w:t>六十二个七</w:t>
+      </w:r>
+      <w:r>
+        <w:rPr>
+          <w:rFonts w:ascii="宋体" w:eastAsia="宋体" w:hAnsi="宋体" w:cs="Times New Roman" w:hint="eastAsia"/>
+          <w:color w:val="000000"/>
+          <w:kern w:val="0"/>
+          <w:sz w:val="24"/>
+          <w14:ligatures w14:val="none"/>
+        </w:rPr>
+        <w:t>”，耶稣基督被钉死</w:t>
+      </w:r>
+      <w:r>
+        <w:rPr>
+          <w:rFonts w:ascii="宋体" w:eastAsia="宋体" w:hAnsi="宋体" w:cs="Times New Roman" w:hint="eastAsia"/>
+          <w:color w:val="000000"/>
+          <w:kern w:val="0"/>
+          <w:sz w:val="24"/>
+          <w14:ligatures w14:val="none"/>
+        </w:rPr>
+        <w:t>，</w:t>
+      </w:r>
+      <w:r>
+        <w:rPr>
+          <w:rFonts w:ascii="宋体" w:eastAsia="宋体" w:hAnsi="宋体" w:cs="Times New Roman"/>
+          <w:color w:val="000000"/>
+          <w:kern w:val="0"/>
+          <w:sz w:val="24"/>
+          <w14:ligatures w14:val="none"/>
+        </w:rPr>
+        <w:t>受膏者必被剪除</w:t>
+      </w:r>
+      <w:r>
+        <w:rPr>
+          <w:rFonts w:ascii="宋体" w:eastAsia="宋体" w:hAnsi="宋体" w:cs="Times New Roman" w:hint="eastAsia"/>
+          <w:color w:val="000000"/>
+          <w:kern w:val="0"/>
+          <w:sz w:val="24"/>
+          <w14:ligatures w14:val="none"/>
+        </w:rPr>
+        <w:t>。“</w:t>
+      </w:r>
+      <w:r>
+        <w:rPr>
+          <w:rFonts w:ascii="宋体" w:eastAsia="宋体" w:hAnsi="宋体" w:cs="Times New Roman"/>
+          <w:color w:val="000000"/>
+          <w:kern w:val="0"/>
+          <w:sz w:val="24"/>
+          <w14:ligatures w14:val="none"/>
+        </w:rPr>
+        <w:t>必有一王的民</w:t>
+      </w:r>
+      <w:r>
+        <w:rPr>
+          <w:rFonts w:ascii="宋体" w:eastAsia="宋体" w:hAnsi="宋体" w:cs="Times New Roman" w:hint="eastAsia"/>
+          <w:color w:val="000000"/>
+          <w:kern w:val="0"/>
+          <w:sz w:val="24"/>
+          <w14:ligatures w14:val="none"/>
+        </w:rPr>
+        <w:t>”</w:t>
+      </w:r>
+      <w:r>
+        <w:rPr>
+          <w:rFonts w:ascii="宋体" w:eastAsia="宋体" w:hAnsi="宋体" w:cs="Times New Roman" w:hint="eastAsia"/>
+          <w:color w:val="000000"/>
+          <w:kern w:val="0"/>
+          <w:sz w:val="24"/>
+          <w14:ligatures w14:val="none"/>
+        </w:rPr>
+        <w:t>，指的就是罗马帝国的提多将军。</w:t>
+      </w:r>
+      <w:r>
+        <w:rPr>
+          <w:rFonts w:ascii="宋体" w:eastAsia="宋体" w:hAnsi="宋体" w:cs="Times New Roman" w:hint="eastAsia"/>
+          <w:color w:val="000000"/>
+          <w:kern w:val="0"/>
+          <w:sz w:val="24"/>
+          <w14:ligatures w14:val="none"/>
+        </w:rPr>
+        <w:t>耶路撒冷</w:t>
+      </w:r>
+      <w:r>
+        <w:rPr>
+          <w:rFonts w:ascii="宋体" w:eastAsia="宋体" w:hAnsi="宋体" w:cs="Times New Roman" w:hint="eastAsia"/>
+          <w:color w:val="000000"/>
+          <w:kern w:val="0"/>
+          <w:sz w:val="24"/>
+          <w14:ligatures w14:val="none"/>
+        </w:rPr>
+        <w:t>被他率军</w:t>
+      </w:r>
+      <w:r>
+        <w:rPr>
+          <w:rFonts w:ascii="宋体" w:eastAsia="宋体" w:hAnsi="宋体" w:cs="Times New Roman" w:hint="eastAsia"/>
+          <w:color w:val="000000"/>
+          <w:kern w:val="0"/>
+          <w:sz w:val="24"/>
+          <w14:ligatures w14:val="none"/>
+        </w:rPr>
+        <w:t>被毁</w:t>
+      </w:r>
+      <w:r>
+        <w:rPr>
+          <w:rFonts w:ascii="宋体" w:eastAsia="宋体" w:hAnsi="宋体" w:cs="Times New Roman" w:hint="eastAsia"/>
+          <w:color w:val="000000"/>
+          <w:kern w:val="0"/>
+          <w:sz w:val="24"/>
+          <w14:ligatures w14:val="none"/>
+        </w:rPr>
+        <w:t>，“</w:t>
+      </w:r>
+      <w:r>
+        <w:rPr>
+          <w:rFonts w:ascii="宋体" w:eastAsia="宋体" w:hAnsi="宋体" w:cs="Times New Roman"/>
+          <w:color w:val="000000"/>
+          <w:kern w:val="0"/>
+          <w:sz w:val="24"/>
+          <w14:ligatures w14:val="none"/>
+        </w:rPr>
+        <w:t>荒凉的事已经定了。</w:t>
+      </w:r>
+      <w:r>
+        <w:rPr>
+          <w:rFonts w:ascii="宋体" w:eastAsia="宋体" w:hAnsi="宋体" w:cs="Times New Roman" w:hint="eastAsia"/>
+          <w:color w:val="000000"/>
+          <w:kern w:val="0"/>
+          <w:sz w:val="24"/>
+          <w14:ligatures w14:val="none"/>
+        </w:rPr>
+        <w:t>”</w:t>
+      </w:r>
+      <w:r>
+        <w:rPr>
+          <w:rFonts w:ascii="宋体" w:eastAsia="宋体" w:hAnsi="宋体" w:cs="Times New Roman" w:hint="eastAsia"/>
+          <w:color w:val="000000"/>
+          <w:kern w:val="0"/>
+          <w:sz w:val="24"/>
+          <w14:ligatures w14:val="none"/>
+        </w:rPr>
+        <w:t>之后要经过一段空白的时间，就是末后的日子</w:t>
+      </w:r>
+      <w:r>
+        <w:rPr>
+          <w:rFonts w:ascii="宋体" w:eastAsia="宋体" w:hAnsi="宋体" w:cs="Times New Roman" w:hint="eastAsia"/>
+          <w:color w:val="000000"/>
+          <w:kern w:val="0"/>
+          <w:sz w:val="24"/>
+          <w14:ligatures w14:val="none"/>
+        </w:rPr>
+        <w:t>，</w:t>
+      </w:r>
+      <w:r>
+        <w:rPr>
+          <w:rFonts w:ascii="宋体" w:eastAsia="宋体" w:hAnsi="宋体" w:cs="Times New Roman" w:hint="eastAsia"/>
+          <w:color w:val="000000"/>
+          <w:kern w:val="0"/>
+          <w:sz w:val="24"/>
+          <w14:ligatures w14:val="none"/>
+        </w:rPr>
+        <w:t>“</w:t>
+      </w:r>
+      <w:r>
+        <w:rPr>
+          <w:rFonts w:ascii="宋体" w:eastAsia="宋体" w:hAnsi="宋体" w:cs="Times New Roman"/>
+          <w:color w:val="000000"/>
+          <w:kern w:val="0"/>
+          <w:sz w:val="24"/>
+          <w14:ligatures w14:val="none"/>
+        </w:rPr>
+        <w:t>民要攻打民，国要攻打国；多处必有饥荒、地震。这都是灾难的起头。</w:t>
+      </w:r>
+      <w:r>
+        <w:rPr>
+          <w:rFonts w:ascii="宋体" w:eastAsia="宋体" w:hAnsi="宋体" w:cs="Times New Roman" w:hint="eastAsia"/>
+          <w:color w:val="000000"/>
+          <w:kern w:val="0"/>
+          <w:sz w:val="24"/>
+          <w14:ligatures w14:val="none"/>
+        </w:rPr>
+        <w:t>”</w:t>
+      </w:r>
+      <w:r>
+        <w:rPr>
+          <w:rFonts w:ascii="宋体" w:eastAsia="宋体" w:hAnsi="宋体" w:cs="Times New Roman"/>
+          <w:color w:val="000000"/>
+          <w:kern w:val="0"/>
+          <w:sz w:val="24"/>
+          <w14:ligatures w14:val="none"/>
+        </w:rPr>
+        <w:t xml:space="preserve"> 这</w:t>
+      </w:r>
+      <w:r>
+        <w:rPr>
+          <w:rFonts w:ascii="宋体" w:eastAsia="宋体" w:hAnsi="宋体" w:cs="Times New Roman" w:hint="eastAsia"/>
+          <w:color w:val="000000"/>
+          <w:kern w:val="0"/>
+          <w:sz w:val="24"/>
+          <w14:ligatures w14:val="none"/>
+        </w:rPr>
+        <w:t>仅仅是</w:t>
+      </w:r>
+      <w:r>
+        <w:rPr>
+          <w:rFonts w:ascii="宋体" w:eastAsia="宋体" w:hAnsi="宋体" w:cs="Times New Roman"/>
+          <w:color w:val="000000"/>
+          <w:kern w:val="0"/>
+          <w:sz w:val="24"/>
+          <w14:ligatures w14:val="none"/>
+        </w:rPr>
+        <w:t>灾难的起头。</w:t>
+      </w:r>
+      <w:r>
+        <w:rPr>
+          <w:rFonts w:ascii="宋体" w:eastAsia="宋体" w:hAnsi="宋体" w:cs="Times New Roman" w:hint="eastAsia"/>
+          <w:color w:val="000000"/>
+          <w:kern w:val="0"/>
+          <w:sz w:val="24"/>
+          <w14:ligatures w14:val="none"/>
+        </w:rPr>
+        <w:t>然后</w:t>
+      </w:r>
+      <w:r>
+        <w:rPr>
+          <w:rFonts w:ascii="宋体" w:eastAsia="宋体" w:hAnsi="宋体" w:cs="Times New Roman" w:hint="eastAsia"/>
+          <w:color w:val="000000"/>
+          <w:kern w:val="0"/>
+          <w:sz w:val="24"/>
+          <w14:ligatures w14:val="none"/>
+        </w:rPr>
+        <w:t>才</w:t>
+      </w:r>
+      <w:r>
+        <w:rPr>
+          <w:rFonts w:ascii="宋体" w:eastAsia="宋体" w:hAnsi="宋体" w:cs="Times New Roman" w:hint="eastAsia"/>
+          <w:color w:val="000000"/>
+          <w:kern w:val="0"/>
+          <w:sz w:val="24"/>
+          <w14:ligatures w14:val="none"/>
+        </w:rPr>
+        <w:t>是最后七年。</w:t>
+      </w:r>
+    </w:p>
+    <w:p>
+      <w:pPr>
+        <w:widowControl/>
+        <w:tabs>
+          <w:tab w:val="left" w:pos="420"/>
+        </w:tabs>
+        <w:spacing w:after="120" w:line="257" w:lineRule="auto"/>
+        <w:ind w:leftChars="100" w:left="220"/>
+        <w:jc w:val="both"/>
+        <w:rPr>
+          <w:rFonts w:ascii="楷体" w:eastAsia="楷体" w:hAnsi="楷体" w:cs="Times New Roman" w:hint="eastAsia"/>
+          <w:color w:val="000000"/>
+          <w:kern w:val="0"/>
+          <w:sz w:val="24"/>
+          <w14:ligatures w14:val="none"/>
+        </w:rPr>
+      </w:pPr>
+      <w:r>
+        <w:rPr>
+          <w:rFonts w:ascii="楷体" w:eastAsia="楷体" w:hAnsi="楷体" w:cs="Times New Roman" w:hint="eastAsia"/>
+          <w:color w:val="000000"/>
+          <w:kern w:val="0"/>
+          <w:sz w:val="24"/>
+          <w14:ligatures w14:val="none"/>
+        </w:rPr>
+        <w:t>「但以理书9:2</w:t>
+      </w:r>
+      <w:r>
+        <w:rPr>
+          <w:rFonts w:ascii="楷体" w:eastAsia="楷体" w:hAnsi="楷体" w:cs="Times New Roman" w:hint="eastAsia"/>
+          <w:color w:val="000000"/>
+          <w:kern w:val="0"/>
+          <w:sz w:val="24"/>
+          <w14:ligatures w14:val="none"/>
+        </w:rPr>
+        <w:t>7</w:t>
+      </w:r>
+      <w:r>
+        <w:rPr>
+          <w:rFonts w:ascii="楷体" w:eastAsia="楷体" w:hAnsi="楷体" w:cs="Times New Roman" w:hint="eastAsia"/>
+          <w:color w:val="000000"/>
+          <w:kern w:val="0"/>
+          <w:sz w:val="24"/>
+          <w14:ligatures w14:val="none"/>
+        </w:rPr>
+        <w:t>」：</w:t>
+      </w:r>
+      <w:r>
+        <w:rPr>
+          <w:rFonts w:ascii="楷体" w:eastAsia="楷体" w:hAnsi="楷体" w:cs="Times New Roman" w:hint="eastAsia"/>
+          <w:color w:val="000000"/>
+          <w:kern w:val="0"/>
+          <w:sz w:val="24"/>
+          <w14:ligatures w14:val="none"/>
+        </w:rPr>
+        <w:t>“</w:t>
+      </w:r>
+      <w:r>
+        <w:rPr>
+          <w:rFonts w:ascii="楷体" w:eastAsia="楷体" w:hAnsi="楷体" w:cs="Times New Roman"/>
+          <w:color w:val="000000"/>
+          <w:kern w:val="0"/>
+          <w:sz w:val="24"/>
+          <w14:ligatures w14:val="none"/>
+        </w:rPr>
+        <w:t>一七之内，他必与许多人坚定盟约；一七之半，他必使祭祀与供献止息。那行毁坏可憎的如飞而来，并且有</w:t>
+      </w:r>
+      <w:r>
+        <w:rPr>
+          <w:rFonts w:ascii="楷体" w:eastAsia="楷体" w:hAnsi="楷体" w:cs="Times New Roman"/>
+          <w:color w:val="000000"/>
+          <w:kern w:val="0"/>
+          <w:sz w:val="24"/>
+          <w14:ligatures w14:val="none"/>
+        </w:rPr>
+        <w:t>忿怒</w:t>
+      </w:r>
+      <w:r>
+        <w:rPr>
+          <w:rFonts w:ascii="楷体" w:eastAsia="楷体" w:hAnsi="楷体" w:cs="Times New Roman"/>
+          <w:color w:val="000000"/>
+          <w:kern w:val="0"/>
+          <w:sz w:val="24"/>
+          <w14:ligatures w14:val="none"/>
+        </w:rPr>
+        <w:t>倾在那行毁坏的身上，直到所定的结局。</w:t>
+      </w:r>
+      <w:r>
+        <w:rPr>
+          <w:rFonts w:ascii="楷体" w:eastAsia="楷体" w:hAnsi="楷体" w:cs="Times New Roman" w:hint="eastAsia"/>
+          <w:color w:val="000000"/>
+          <w:kern w:val="0"/>
+          <w:sz w:val="24"/>
+          <w14:ligatures w14:val="none"/>
+        </w:rPr>
+        <w:t>”</w:t>
+      </w:r>
+    </w:p>
+    <w:p>
+      <w:pPr>
+        <w:widowControl/>
+        <w:tabs>
+          <w:tab w:val="left" w:pos="420"/>
+        </w:tabs>
+        <w:spacing w:after="120" w:line="257" w:lineRule="auto"/>
+        <w:jc w:val="both"/>
+        <w:rPr>
+          <w:rFonts w:ascii="宋体" w:eastAsia="宋体" w:hAnsi="宋体" w:cs="Times New Roman" w:hint="eastAsia"/>
+          <w:color w:val="000000"/>
+          <w:kern w:val="0"/>
+          <w:sz w:val="24"/>
+          <w14:ligatures w14:val="none"/>
+        </w:rPr>
+      </w:pPr>
+      <w:r>
+        <w:rPr>
+          <w:rFonts w:ascii="宋体" w:eastAsia="宋体" w:hAnsi="宋体" w:cs="Times New Roman" w:hint="eastAsia"/>
+          <w:color w:val="000000"/>
+          <w:kern w:val="0"/>
+          <w:sz w:val="24"/>
+          <w14:ligatures w14:val="none"/>
+        </w:rPr>
+        <w:t>末后的日子里，“</w:t>
+      </w:r>
+      <w:r>
+        <w:rPr>
+          <w:rFonts w:ascii="宋体" w:eastAsia="宋体" w:hAnsi="宋体" w:cs="Times New Roman"/>
+          <w:color w:val="000000"/>
+          <w:kern w:val="0"/>
+          <w:sz w:val="24"/>
+          <w14:ligatures w14:val="none"/>
+        </w:rPr>
+        <w:t>民要攻打民，国要攻打国；多处必有饥荒、地震。这都是灾难的起头。</w:t>
+      </w:r>
+      <w:r>
+        <w:rPr>
+          <w:rFonts w:ascii="宋体" w:eastAsia="宋体" w:hAnsi="宋体" w:cs="Times New Roman" w:hint="eastAsia"/>
+          <w:color w:val="000000"/>
+          <w:kern w:val="0"/>
+          <w:sz w:val="24"/>
+          <w14:ligatures w14:val="none"/>
+        </w:rPr>
+        <w:t>”</w:t>
+      </w:r>
+      <w:r>
+        <w:rPr>
+          <w:rFonts w:ascii="宋体" w:eastAsia="宋体" w:hAnsi="宋体" w:cs="Times New Roman"/>
+          <w:color w:val="000000"/>
+          <w:kern w:val="0"/>
+          <w:sz w:val="24"/>
+          <w14:ligatures w14:val="none"/>
+        </w:rPr>
+        <w:t xml:space="preserve"> 这</w:t>
+      </w:r>
+      <w:r>
+        <w:rPr>
+          <w:rFonts w:ascii="宋体" w:eastAsia="宋体" w:hAnsi="宋体" w:cs="Times New Roman" w:hint="eastAsia"/>
+          <w:color w:val="000000"/>
+          <w:kern w:val="0"/>
+          <w:sz w:val="24"/>
+          <w14:ligatures w14:val="none"/>
+        </w:rPr>
+        <w:t>仅仅是</w:t>
+      </w:r>
+      <w:r>
+        <w:rPr>
+          <w:rFonts w:ascii="宋体" w:eastAsia="宋体" w:hAnsi="宋体" w:cs="Times New Roman"/>
+          <w:color w:val="000000"/>
+          <w:kern w:val="0"/>
+          <w:sz w:val="24"/>
+          <w14:ligatures w14:val="none"/>
+        </w:rPr>
+        <w:t>灾难的起头。</w:t>
+      </w:r>
+      <w:r>
+        <w:rPr>
+          <w:rFonts w:ascii="宋体" w:eastAsia="宋体" w:hAnsi="宋体" w:cs="Times New Roman" w:hint="eastAsia"/>
+          <w:color w:val="000000"/>
+          <w:kern w:val="0"/>
+          <w:sz w:val="24"/>
+          <w14:ligatures w14:val="none"/>
+        </w:rPr>
+        <w:t>然后才是最后七年，</w:t>
+      </w:r>
+      <w:r>
+        <w:rPr>
+          <w:rFonts w:ascii="宋体" w:eastAsia="宋体" w:hAnsi="宋体" w:cs="Times New Roman" w:hint="eastAsia"/>
+          <w:color w:val="000000"/>
+          <w:kern w:val="0"/>
+          <w:sz w:val="24"/>
+          <w14:ligatures w14:val="none"/>
+        </w:rPr>
+        <w:t>“雅各遭难的日子”</w:t>
+      </w:r>
+    </w:p>
+    <w:p>
+      <w:pPr>
+        <w:widowControl/>
+        <w:tabs>
+          <w:tab w:val="left" w:pos="420"/>
+        </w:tabs>
+        <w:spacing w:after="120" w:line="257" w:lineRule="auto"/>
+        <w:jc w:val="both"/>
+        <w:rPr>
+          <w:rFonts w:ascii="宋体" w:eastAsia="宋体" w:hAnsi="宋体" w:cs="Times New Roman" w:hint="eastAsia"/>
+          <w:color w:val="000000"/>
+          <w:kern w:val="0"/>
+          <w:sz w:val="24"/>
+          <w14:ligatures w14:val="none"/>
+        </w:rPr>
+      </w:pPr>
+      <w:r>
+        <w:rPr>
+          <w:rFonts w:ascii="宋体" w:eastAsia="宋体" w:hAnsi="宋体" w:cs="Times New Roman" w:hint="eastAsia"/>
+          <w:color w:val="000000"/>
+          <w:kern w:val="0"/>
+          <w:sz w:val="24"/>
+          <w14:ligatures w14:val="none"/>
+        </w:rPr>
+        <w:t>二、从圣经预言看以色列、美国与伊朗之间的战争</w:t>
+      </w:r>
+    </w:p>
+    <w:p>
+      <w:pPr>
+        <w:widowControl/>
+        <w:tabs>
+          <w:tab w:val="left" w:pos="420"/>
+        </w:tabs>
+        <w:spacing w:after="120" w:line="257" w:lineRule="auto"/>
+        <w:jc w:val="both"/>
+        <w:rPr>
+          <w:rFonts w:ascii="宋体" w:eastAsia="宋体" w:hAnsi="宋体" w:cs="Times New Roman" w:hint="eastAsia"/>
+          <w:color w:val="000000"/>
+          <w:kern w:val="0"/>
+          <w:sz w:val="24"/>
+          <w14:ligatures w14:val="none"/>
+        </w:rPr>
+      </w:pPr>
+      <w:r>
+        <w:rPr>
+          <w:rFonts w:ascii="宋体" w:eastAsia="宋体" w:hAnsi="宋体" w:cs="Times New Roman" w:hint="eastAsia"/>
+          <w:color w:val="000000"/>
+          <w:kern w:val="0"/>
+          <w:sz w:val="24"/>
+          <w14:ligatures w14:val="none"/>
+        </w:rPr>
+        <w:t>这些</w:t>
+      </w:r>
+      <w:r>
+        <w:rPr>
+          <w:rFonts w:ascii="宋体" w:eastAsia="宋体" w:hAnsi="宋体" w:cs="Times New Roman" w:hint="eastAsia"/>
+          <w:color w:val="000000"/>
+          <w:kern w:val="0"/>
+          <w:sz w:val="24"/>
+          <w14:ligatures w14:val="none"/>
+        </w:rPr>
+        <w:t>圣经</w:t>
+      </w:r>
+      <w:r>
+        <w:rPr>
+          <w:rFonts w:ascii="宋体" w:eastAsia="宋体" w:hAnsi="宋体" w:cs="Times New Roman" w:hint="eastAsia"/>
+          <w:color w:val="000000"/>
+          <w:kern w:val="0"/>
+          <w:sz w:val="24"/>
+          <w14:ligatures w14:val="none"/>
+        </w:rPr>
+        <w:t>预言与</w:t>
+      </w:r>
+      <w:r>
+        <w:rPr>
+          <w:rFonts w:ascii="宋体" w:eastAsia="宋体" w:hAnsi="宋体" w:cs="Times New Roman" w:hint="eastAsia"/>
+          <w:color w:val="000000"/>
+          <w:kern w:val="0"/>
+          <w:sz w:val="24"/>
+          <w14:ligatures w14:val="none"/>
+        </w:rPr>
+        <w:t>如今的以色列、美国与伊朗之间的战争有什么关系？</w:t>
+      </w:r>
+    </w:p>
+    <w:p>
+      <w:pPr>
+        <w:widowControl/>
+        <w:tabs>
+          <w:tab w:val="left" w:pos="420"/>
+        </w:tabs>
+        <w:spacing w:after="120" w:line="257" w:lineRule="auto"/>
+        <w:jc w:val="both"/>
+        <w:rPr>
+          <w:rFonts w:ascii="宋体" w:eastAsia="宋体" w:hAnsi="宋体" w:cs="Times New Roman" w:hint="eastAsia"/>
+          <w:color w:val="000000"/>
+          <w:kern w:val="0"/>
+          <w:sz w:val="24"/>
+          <w14:ligatures w14:val="none"/>
+        </w:rPr>
+      </w:pPr>
+      <w:r>
+        <w:rPr>
+          <w:rFonts w:ascii="宋体" w:eastAsia="宋体" w:hAnsi="宋体" w:cs="Times New Roman" w:hint="eastAsia"/>
+          <w:color w:val="000000"/>
+          <w:kern w:val="0"/>
+          <w:sz w:val="24"/>
+          <w14:ligatures w14:val="none"/>
+        </w:rPr>
+        <w:t>今天的伊朗伊斯兰共和国是1979年开始。伊朗就是古时候的波斯，1935年才改名为伊朗，</w:t>
+      </w:r>
+      <w:r>
+        <w:rPr>
+          <w:rFonts w:ascii="宋体" w:eastAsia="宋体" w:hAnsi="宋体" w:cs="Times New Roman" w:hint="eastAsia"/>
+          <w:color w:val="000000"/>
+          <w:kern w:val="0"/>
+          <w:sz w:val="24"/>
+          <w14:ligatures w14:val="none"/>
+        </w:rPr>
+        <w:t>1979年霍梅尼推翻巴列维王朝，改名为伊朗伊斯兰共和国，建国才四十多年。</w:t>
+      </w:r>
+      <w:r>
+        <w:rPr>
+          <w:rFonts w:ascii="宋体" w:eastAsia="宋体" w:hAnsi="宋体" w:cs="Times New Roman" w:hint="eastAsia"/>
+          <w:color w:val="000000"/>
+          <w:kern w:val="0"/>
+          <w:sz w:val="24"/>
+          <w14:ligatures w14:val="none"/>
+        </w:rPr>
+        <w:t>伊朗伊斯兰政权领袖以消灭以色列</w:t>
+      </w:r>
+      <w:r>
+        <w:rPr>
+          <w:rFonts w:ascii="宋体" w:eastAsia="宋体" w:hAnsi="宋体" w:cs="Times New Roman" w:hint="eastAsia"/>
+          <w:color w:val="000000"/>
+          <w:kern w:val="0"/>
+          <w:sz w:val="24"/>
+          <w14:ligatures w14:val="none"/>
+        </w:rPr>
+        <w:t>、夺取以色列第</w:t>
+      </w:r>
+      <w:r>
+        <w:rPr>
+          <w:rFonts w:ascii="宋体" w:eastAsia="宋体" w:hAnsi="宋体" w:cs="Times New Roman" w:hint="eastAsia"/>
+          <w:color w:val="000000"/>
+          <w:kern w:val="0"/>
+          <w:sz w:val="24"/>
+          <w14:ligatures w14:val="none"/>
+        </w:rPr>
+        <w:t>为目的</w:t>
+      </w:r>
+      <w:r>
+        <w:rPr>
+          <w:rFonts w:ascii="宋体" w:eastAsia="宋体" w:hAnsi="宋体" w:cs="Times New Roman" w:hint="eastAsia"/>
+          <w:color w:val="000000"/>
+          <w:kern w:val="0"/>
+          <w:sz w:val="24"/>
+          <w14:ligatures w14:val="none"/>
+        </w:rPr>
+        <w:t>。</w:t>
+      </w:r>
+    </w:p>
+    <w:p>
+      <w:pPr>
+        <w:widowControl/>
+        <w:tabs>
+          <w:tab w:val="left" w:pos="420"/>
+        </w:tabs>
+        <w:spacing w:after="120" w:line="257" w:lineRule="auto"/>
+        <w:jc w:val="both"/>
+        <w:rPr>
+          <w:rFonts w:ascii="宋体" w:eastAsia="宋体" w:hAnsi="宋体" w:cs="Times New Roman" w:hint="eastAsia"/>
+          <w:b/>
+          <w:bCs/>
+          <w:color w:val="000000"/>
+          <w:kern w:val="0"/>
+          <w:sz w:val="24"/>
+          <w14:ligatures w14:val="none"/>
+        </w:rPr>
+      </w:pPr>
+      <w:r>
+        <w:rPr>
+          <w:rFonts w:ascii="宋体" w:eastAsia="宋体" w:hAnsi="宋体" w:cs="Times New Roman" w:hint="eastAsia"/>
+          <w:color w:val="000000"/>
+          <w:kern w:val="0"/>
+          <w:sz w:val="24"/>
+          <w14:ligatures w14:val="none"/>
+        </w:rPr>
+        <w:t>然而</w:t>
+      </w:r>
+      <w:r>
+        <w:rPr>
+          <w:rFonts w:ascii="宋体" w:eastAsia="宋体" w:hAnsi="宋体" w:cs="Times New Roman" w:hint="eastAsia"/>
+          <w:color w:val="000000"/>
+          <w:kern w:val="0"/>
+          <w:sz w:val="24"/>
+          <w14:ligatures w14:val="none"/>
+        </w:rPr>
+        <w:t>复兴以色列</w:t>
+      </w:r>
+      <w:r>
+        <w:rPr>
+          <w:rFonts w:ascii="宋体" w:eastAsia="宋体" w:hAnsi="宋体" w:cs="Times New Roman" w:hint="eastAsia"/>
+          <w:color w:val="000000"/>
+          <w:kern w:val="0"/>
+          <w:sz w:val="24"/>
+          <w14:ligatures w14:val="none"/>
+        </w:rPr>
+        <w:t>是神的旨意</w:t>
+      </w:r>
+      <w:r>
+        <w:rPr>
+          <w:rFonts w:ascii="宋体" w:eastAsia="宋体" w:hAnsi="宋体" w:cs="Times New Roman" w:hint="eastAsia"/>
+          <w:color w:val="000000"/>
+          <w:kern w:val="0"/>
+          <w:sz w:val="24"/>
+          <w14:ligatures w14:val="none"/>
+        </w:rPr>
+        <w:t>。祂借以西结宣告，祂要为以色列人准备这块地</w:t>
+      </w:r>
+    </w:p>
+    <w:p>
+      <w:pPr>
+        <w:widowControl/>
+        <w:tabs>
+          <w:tab w:val="left" w:pos="420"/>
+        </w:tabs>
+        <w:spacing w:after="120" w:line="257" w:lineRule="auto"/>
+        <w:ind w:leftChars="100" w:left="220"/>
+        <w:jc w:val="both"/>
+        <w:rPr>
+          <w:rFonts w:ascii="楷体" w:eastAsia="楷体" w:hAnsi="楷体" w:cs="Times New Roman" w:hint="eastAsia"/>
+          <w:color w:val="000000"/>
+          <w:kern w:val="0"/>
+          <w:sz w:val="24"/>
+          <w14:ligatures w14:val="none"/>
+        </w:rPr>
+      </w:pPr>
+      <w:r>
+        <w:rPr>
+          <w:rFonts w:ascii="楷体" w:eastAsia="楷体" w:hAnsi="楷体" w:cs="Times New Roman" w:hint="eastAsia"/>
+          <w:color w:val="000000"/>
+          <w:kern w:val="0"/>
+          <w:sz w:val="24"/>
+          <w14:ligatures w14:val="none"/>
+        </w:rPr>
+        <w:lastRenderedPageBreak/>
+        <w:t>「以西结书36:</w:t>
+      </w:r>
+      <w:r>
+        <w:rPr>
+          <w:rFonts w:ascii="楷体" w:eastAsia="楷体" w:hAnsi="楷体" w:cs="Times New Roman" w:hint="eastAsia"/>
+          <w:color w:val="000000"/>
+          <w:kern w:val="0"/>
+          <w:sz w:val="24"/>
+          <w14:ligatures w14:val="none"/>
+        </w:rPr>
+        <w:t>8-15</w:t>
+      </w:r>
+      <w:r>
+        <w:rPr>
+          <w:rFonts w:ascii="楷体" w:eastAsia="楷体" w:hAnsi="楷体" w:cs="Times New Roman" w:hint="eastAsia"/>
+          <w:color w:val="000000"/>
+          <w:kern w:val="0"/>
+          <w:sz w:val="24"/>
+          <w14:ligatures w14:val="none"/>
+        </w:rPr>
+        <w:t>」：</w:t>
+      </w:r>
+      <w:r>
+        <w:rPr>
+          <w:rFonts w:ascii="楷体" w:eastAsia="楷体" w:hAnsi="楷体" w:cs="Times New Roman" w:hint="eastAsia"/>
+          <w:color w:val="000000"/>
+          <w:kern w:val="0"/>
+          <w:sz w:val="24"/>
+          <w14:ligatures w14:val="none"/>
+        </w:rPr>
+        <w:t>“</w:t>
+      </w:r>
+      <w:r>
+        <w:rPr>
+          <w:rFonts w:ascii="楷体" w:eastAsia="楷体" w:hAnsi="楷体" w:cs="Times New Roman"/>
+          <w:color w:val="000000"/>
+          <w:kern w:val="0"/>
+          <w:sz w:val="24"/>
+          <w14:ligatures w14:val="none"/>
+        </w:rPr>
+        <w:t>以色列山哪，你必发枝条，为我的民以色列结果子，因为他们快要来到。看哪，我是帮助你的，也必向你转意，使你得以耕种。</w:t>
+      </w:r>
+      <w:r>
+        <w:rPr>
+          <w:rFonts w:ascii="楷体" w:eastAsia="楷体" w:hAnsi="楷体" w:cs="Times New Roman" w:hint="eastAsia"/>
+          <w:color w:val="000000"/>
+          <w:kern w:val="0"/>
+          <w:sz w:val="24"/>
+          <w14:ligatures w14:val="none"/>
+        </w:rPr>
+        <w:t>……</w:t>
+      </w:r>
+      <w:r>
+        <w:rPr>
+          <w:rFonts w:ascii="楷体" w:eastAsia="楷体" w:hAnsi="楷体" w:cs="Times New Roman"/>
+          <w:color w:val="000000"/>
+          <w:kern w:val="0"/>
+          <w:sz w:val="24"/>
+          <w14:ligatures w14:val="none"/>
+        </w:rPr>
+        <w:t>我要使你照旧有人居住，并要赐福与你比先前更多，你就知道我是耶和华。</w:t>
+      </w:r>
+      <w:r>
+        <w:rPr>
+          <w:rFonts w:ascii="Calibri" w:eastAsia="楷体" w:hAnsi="Calibri" w:cs="Calibri"/>
+          <w:color w:val="000000"/>
+          <w:kern w:val="0"/>
+          <w:sz w:val="24"/>
+          <w14:ligatures w14:val="none"/>
+        </w:rPr>
+        <w:t> </w:t>
+      </w:r>
+      <w:r>
+        <w:rPr>
+          <w:rFonts w:ascii="楷体" w:eastAsia="楷体" w:hAnsi="楷体" w:cs="Times New Roman" w:hint="eastAsia"/>
+          <w:color w:val="000000"/>
+          <w:kern w:val="0"/>
+          <w:sz w:val="24"/>
+          <w14:ligatures w14:val="none"/>
+        </w:rPr>
+        <w:t>……</w:t>
+      </w:r>
+      <w:r>
+        <w:rPr>
+          <w:rFonts w:ascii="楷体" w:eastAsia="楷体" w:hAnsi="楷体" w:cs="Times New Roman"/>
+          <w:color w:val="000000"/>
+          <w:kern w:val="0"/>
+          <w:sz w:val="24"/>
+          <w14:ligatures w14:val="none"/>
+        </w:rPr>
+        <w:t>所以主耶和华说：你必不再吞吃人，也不再使国民丧子。 15我使你不再听见各国的羞辱，不再受万民的辱骂，也不再使国民绊跌。这是主耶和华说的。</w:t>
+      </w:r>
+      <w:r>
+        <w:rPr>
+          <w:rFonts w:ascii="楷体" w:eastAsia="楷体" w:hAnsi="楷体" w:cs="Times New Roman" w:hint="eastAsia"/>
+          <w:color w:val="000000"/>
+          <w:kern w:val="0"/>
+          <w:sz w:val="24"/>
+          <w14:ligatures w14:val="none"/>
+        </w:rPr>
+        <w:t>”</w:t>
+      </w:r>
+    </w:p>
+    <w:p>
+      <w:pPr>
+        <w:widowControl/>
+        <w:tabs>
+          <w:tab w:val="left" w:pos="420"/>
+        </w:tabs>
+        <w:spacing w:after="120" w:line="257" w:lineRule="auto"/>
+        <w:jc w:val="both"/>
+        <w:rPr>
+          <w:rFonts w:ascii="宋体" w:eastAsia="宋体" w:hAnsi="宋体" w:cs="Times New Roman" w:hint="eastAsia"/>
+          <w:color w:val="000000"/>
+          <w:kern w:val="0"/>
+          <w:sz w:val="24"/>
+          <w14:ligatures w14:val="none"/>
+        </w:rPr>
+      </w:pPr>
+      <w:r>
+        <w:rPr>
+          <w:rFonts w:ascii="宋体" w:eastAsia="宋体" w:hAnsi="宋体" w:cs="Times New Roman" w:hint="eastAsia"/>
+          <w:color w:val="000000"/>
+          <w:kern w:val="0"/>
+          <w:sz w:val="24"/>
+          <w14:ligatures w14:val="none"/>
+        </w:rPr>
+        <w:t>罗马帝国皇帝哈德良很犹太人，把以色列地改名为“巴勒斯坦”，</w:t>
+      </w:r>
+      <w:r>
+        <w:rPr>
+          <w:rFonts w:ascii="宋体" w:eastAsia="宋体" w:hAnsi="宋体" w:cs="Times New Roman" w:hint="eastAsia"/>
+          <w:color w:val="000000"/>
+          <w:kern w:val="0"/>
+          <w:sz w:val="24"/>
+          <w14:ligatures w14:val="none"/>
+        </w:rPr>
+        <w:t>杀害</w:t>
+      </w:r>
+      <w:r>
+        <w:rPr>
+          <w:rFonts w:ascii="宋体" w:eastAsia="宋体" w:hAnsi="宋体" w:cs="Times New Roman" w:hint="eastAsia"/>
+          <w:color w:val="000000"/>
+          <w:kern w:val="0"/>
+          <w:sz w:val="24"/>
+          <w14:ligatures w14:val="none"/>
+        </w:rPr>
+        <w:t>犹太人</w:t>
+      </w:r>
+      <w:r>
+        <w:rPr>
+          <w:rFonts w:ascii="宋体" w:eastAsia="宋体" w:hAnsi="宋体" w:cs="Times New Roman" w:hint="eastAsia"/>
+          <w:color w:val="000000"/>
+          <w:kern w:val="0"/>
+          <w:sz w:val="24"/>
+          <w14:ligatures w14:val="none"/>
+        </w:rPr>
+        <w:t>，并把剩余的人</w:t>
+      </w:r>
+      <w:r>
+        <w:rPr>
+          <w:rFonts w:ascii="宋体" w:eastAsia="宋体" w:hAnsi="宋体" w:cs="Times New Roman" w:hint="eastAsia"/>
+          <w:color w:val="000000"/>
+          <w:kern w:val="0"/>
+          <w:sz w:val="24"/>
+          <w14:ligatures w14:val="none"/>
+        </w:rPr>
+        <w:t>赶出耶路撒冷，在圣殿山盖希腊神庙。之后</w:t>
+      </w:r>
+      <w:r>
+        <w:rPr>
+          <w:rFonts w:ascii="宋体" w:eastAsia="宋体" w:hAnsi="宋体" w:cs="Times New Roman" w:hint="eastAsia"/>
+          <w:color w:val="000000"/>
+          <w:kern w:val="0"/>
+          <w:sz w:val="24"/>
+          <w14:ligatures w14:val="none"/>
+        </w:rPr>
+        <w:t>是拜占庭时代，伊斯兰占领以色列，在圣殿山上建清真寺。接下来是十字军，然后又是伊斯兰。然后是奥斯曼土耳其占领四百年。直到一战中英国占领。</w:t>
+      </w:r>
+      <w:r>
+        <w:rPr>
+          <w:rFonts w:ascii="宋体" w:eastAsia="宋体" w:hAnsi="宋体" w:cs="Times New Roman" w:hint="eastAsia"/>
+          <w:color w:val="000000"/>
+          <w:kern w:val="0"/>
+          <w:sz w:val="24"/>
+          <w14:ligatures w14:val="none"/>
+        </w:rPr>
+        <w:t>在这一千多年中，没有任何政权能长期占领这块地，因为这块地荒凉，“</w:t>
+      </w:r>
+      <w:r>
+        <w:rPr>
+          <w:rFonts w:ascii="宋体" w:eastAsia="宋体" w:hAnsi="宋体" w:cs="Times New Roman"/>
+          <w:color w:val="000000"/>
+          <w:kern w:val="0"/>
+          <w:sz w:val="24"/>
+          <w14:ligatures w14:val="none"/>
+        </w:rPr>
+        <w:t>是吞吃人的，又使国民丧子</w:t>
+      </w:r>
+      <w:r>
+        <w:rPr>
+          <w:rFonts w:ascii="宋体" w:eastAsia="宋体" w:hAnsi="宋体" w:cs="Times New Roman" w:hint="eastAsia"/>
+          <w:color w:val="000000"/>
+          <w:kern w:val="0"/>
+          <w:sz w:val="24"/>
+          <w14:ligatures w14:val="none"/>
+        </w:rPr>
+        <w:t>”</w:t>
+      </w:r>
+      <w:r>
+        <w:rPr>
+          <w:rFonts w:ascii="宋体" w:eastAsia="宋体" w:hAnsi="宋体" w:cs="Times New Roman" w:hint="eastAsia"/>
+          <w:color w:val="000000"/>
+          <w:kern w:val="0"/>
+          <w:sz w:val="24"/>
+          <w14:ligatures w14:val="none"/>
+        </w:rPr>
+        <w:t>。</w:t>
+      </w:r>
+      <w:r>
+        <w:rPr>
+          <w:rFonts w:ascii="宋体" w:eastAsia="宋体" w:hAnsi="宋体" w:cs="Times New Roman" w:hint="eastAsia"/>
+          <w:color w:val="000000"/>
+          <w:kern w:val="0"/>
+          <w:sz w:val="24"/>
+          <w14:ligatures w14:val="none"/>
+        </w:rPr>
+        <w:t>神最终要把以色列人带回这块地。</w:t>
+      </w:r>
+      <w:r>
+        <w:rPr>
+          <w:rFonts w:ascii="宋体" w:eastAsia="宋体" w:hAnsi="宋体" w:cs="Times New Roman" w:hint="eastAsia"/>
+          <w:color w:val="000000"/>
+          <w:kern w:val="0"/>
+          <w:sz w:val="24"/>
+          <w14:ligatures w14:val="none"/>
+        </w:rPr>
+        <w:t>他借着以西结发预言：</w:t>
+      </w:r>
+    </w:p>
+    <w:p>
+      <w:pPr>
+        <w:widowControl/>
+        <w:tabs>
+          <w:tab w:val="left" w:pos="420"/>
+        </w:tabs>
+        <w:spacing w:after="120" w:line="257" w:lineRule="auto"/>
+        <w:ind w:leftChars="100" w:left="220"/>
+        <w:jc w:val="both"/>
+        <w:rPr>
+          <w:rFonts w:ascii="楷体" w:eastAsia="楷体" w:hAnsi="楷体" w:cs="Times New Roman" w:hint="eastAsia"/>
+          <w:color w:val="000000"/>
+          <w:kern w:val="0"/>
+          <w:sz w:val="24"/>
+          <w14:ligatures w14:val="none"/>
+        </w:rPr>
+      </w:pPr>
+      <w:r>
+        <w:rPr>
+          <w:rFonts w:ascii="楷体" w:eastAsia="楷体" w:hAnsi="楷体" w:cs="Times New Roman" w:hint="eastAsia"/>
+          <w:color w:val="000000"/>
+          <w:kern w:val="0"/>
+          <w:sz w:val="24"/>
+          <w14:ligatures w14:val="none"/>
+        </w:rPr>
+        <w:t>「以西结书37:11-14」：“</w:t>
+      </w:r>
+      <w:r>
+        <w:rPr>
+          <w:rFonts w:ascii="楷体" w:eastAsia="楷体" w:hAnsi="楷体" w:cs="Times New Roman" w:hint="eastAsia"/>
+          <w:color w:val="000000"/>
+          <w:kern w:val="0"/>
+          <w:sz w:val="24"/>
+          <w14:ligatures w14:val="none"/>
+        </w:rPr>
+        <w:t>……</w:t>
+      </w:r>
+      <w:r>
+        <w:rPr>
+          <w:rFonts w:ascii="楷体" w:eastAsia="楷体" w:hAnsi="楷体" w:cs="Times New Roman"/>
+          <w:color w:val="000000"/>
+          <w:kern w:val="0"/>
+          <w:sz w:val="24"/>
+          <w14:ligatures w14:val="none"/>
+        </w:rPr>
+        <w:t>我的民哪，我必开你们的坟墓，使你们从坟墓中出来，领你们进入</w:t>
+      </w:r>
+      <w:r>
+        <w:rPr>
+          <w:rFonts w:ascii="楷体" w:eastAsia="楷体" w:hAnsi="楷体" w:cs="Times New Roman"/>
+          <w:b/>
+          <w:bCs/>
+          <w:color w:val="000000"/>
+          <w:kern w:val="0"/>
+          <w:sz w:val="24"/>
+          <w14:ligatures w14:val="none"/>
+        </w:rPr>
+        <w:t>以色列地</w:t>
+      </w:r>
+      <w:r>
+        <w:rPr>
+          <w:rFonts w:ascii="楷体" w:eastAsia="楷体" w:hAnsi="楷体" w:cs="Times New Roman"/>
+          <w:color w:val="000000"/>
+          <w:kern w:val="0"/>
+          <w:sz w:val="24"/>
+          <w14:ligatures w14:val="none"/>
+        </w:rPr>
+        <w:t>。我的民哪，我开你们的坟墓，使你们从坟墓中出来，你们就知道我是耶和华。我必将我的灵放在你们里面，你们就要活了。我将你们安置在本地，你们就知道我－耶和华如此说，也如此成就了。这是耶和华说的。</w:t>
+      </w:r>
+      <w:r>
+        <w:rPr>
+          <w:rFonts w:ascii="楷体" w:eastAsia="楷体" w:hAnsi="楷体" w:cs="Times New Roman" w:hint="eastAsia"/>
+          <w:color w:val="000000"/>
+          <w:kern w:val="0"/>
+          <w:sz w:val="24"/>
+          <w14:ligatures w14:val="none"/>
+        </w:rPr>
+        <w:t>”</w:t>
+      </w:r>
+    </w:p>
+    <w:p>
+      <w:pPr>
+        <w:widowControl/>
+        <w:tabs>
+          <w:tab w:val="left" w:pos="420"/>
+        </w:tabs>
+        <w:spacing w:after="120" w:line="257" w:lineRule="auto"/>
+        <w:jc w:val="both"/>
+        <w:rPr>
+          <w:rFonts w:ascii="宋体" w:eastAsia="宋体" w:hAnsi="宋体" w:cs="Times New Roman" w:hint="eastAsia"/>
+          <w:color w:val="000000"/>
+          <w:kern w:val="0"/>
+          <w:sz w:val="24"/>
+          <w14:ligatures w14:val="none"/>
+        </w:rPr>
+      </w:pPr>
+      <w:r>
+        <w:rPr>
+          <w:rFonts w:ascii="宋体" w:eastAsia="宋体" w:hAnsi="宋体" w:cs="Times New Roman" w:hint="eastAsia"/>
+          <w:color w:val="000000"/>
+          <w:kern w:val="0"/>
+          <w:sz w:val="24"/>
+          <w14:ligatures w14:val="none"/>
+        </w:rPr>
+        <w:t>注意，这块地叫“以色列地”，这是神说的，不是哈德良命名的“巴勒斯坦”</w:t>
+      </w:r>
+      <w:r>
+        <w:rPr>
+          <w:rFonts w:ascii="宋体" w:eastAsia="宋体" w:hAnsi="宋体" w:cs="Times New Roman" w:hint="eastAsia"/>
+          <w:color w:val="000000"/>
+          <w:kern w:val="0"/>
+          <w:sz w:val="24"/>
+          <w14:ligatures w14:val="none"/>
+        </w:rPr>
+        <w:t>。</w:t>
+      </w:r>
+    </w:p>
+    <w:p>
+      <w:pPr>
+        <w:widowControl/>
+        <w:tabs>
+          <w:tab w:val="left" w:pos="420"/>
+        </w:tabs>
+        <w:spacing w:after="120" w:line="257" w:lineRule="auto"/>
+        <w:ind w:leftChars="100" w:left="220"/>
+        <w:jc w:val="both"/>
+        <w:rPr>
+          <w:rFonts w:ascii="楷体" w:eastAsia="楷体" w:hAnsi="楷体" w:cs="Times New Roman" w:hint="eastAsia"/>
+          <w:color w:val="000000"/>
+          <w:kern w:val="0"/>
+          <w:sz w:val="24"/>
+          <w14:ligatures w14:val="none"/>
+        </w:rPr>
+      </w:pPr>
+      <w:r>
+        <w:rPr>
+          <w:rFonts w:ascii="楷体" w:eastAsia="楷体" w:hAnsi="楷体" w:cs="Times New Roman" w:hint="eastAsia"/>
+          <w:color w:val="000000"/>
+          <w:kern w:val="0"/>
+          <w:sz w:val="24"/>
+          <w14:ligatures w14:val="none"/>
+        </w:rPr>
+        <w:t>「以西结书37:</w:t>
+      </w:r>
+      <w:r>
+        <w:rPr>
+          <w:rFonts w:ascii="楷体" w:eastAsia="楷体" w:hAnsi="楷体" w:cs="Times New Roman" w:hint="eastAsia"/>
+          <w:color w:val="000000"/>
+          <w:kern w:val="0"/>
+          <w:sz w:val="24"/>
+          <w14:ligatures w14:val="none"/>
+        </w:rPr>
+        <w:t>21</w:t>
+      </w:r>
+      <w:r>
+        <w:rPr>
+          <w:rFonts w:ascii="楷体" w:eastAsia="楷体" w:hAnsi="楷体" w:cs="Times New Roman" w:hint="eastAsia"/>
+          <w:color w:val="000000"/>
+          <w:kern w:val="0"/>
+          <w:sz w:val="24"/>
+          <w14:ligatures w14:val="none"/>
+        </w:rPr>
+        <w:t>」：</w:t>
+      </w:r>
+      <w:r>
+        <w:rPr>
+          <w:rFonts w:ascii="楷体" w:eastAsia="楷体" w:hAnsi="楷体" w:cs="Times New Roman" w:hint="eastAsia"/>
+          <w:color w:val="000000"/>
+          <w:kern w:val="0"/>
+          <w:sz w:val="24"/>
+          <w14:ligatures w14:val="none"/>
+        </w:rPr>
+        <w:t>“</w:t>
+      </w:r>
+      <w:r>
+        <w:rPr>
+          <w:rFonts w:ascii="楷体" w:eastAsia="楷体" w:hAnsi="楷体" w:cs="Times New Roman" w:hint="eastAsia"/>
+          <w:color w:val="000000"/>
+          <w:kern w:val="0"/>
+          <w:sz w:val="24"/>
+          <w14:ligatures w14:val="none"/>
+        </w:rPr>
+        <w:t>……</w:t>
+      </w:r>
+      <w:r>
+        <w:rPr>
+          <w:rFonts w:ascii="楷体" w:eastAsia="楷体" w:hAnsi="楷体" w:cs="Times New Roman"/>
+          <w:color w:val="000000"/>
+          <w:kern w:val="0"/>
+          <w:sz w:val="24"/>
+          <w14:ligatures w14:val="none"/>
+        </w:rPr>
+        <w:t>主耶和华如此说：</w:t>
+      </w:r>
+      <w:r>
+        <w:rPr>
+          <w:rFonts w:ascii="楷体" w:eastAsia="楷体" w:hAnsi="楷体" w:cs="Times New Roman"/>
+          <w:b/>
+          <w:bCs/>
+          <w:color w:val="000000"/>
+          <w:kern w:val="0"/>
+          <w:sz w:val="24"/>
+          <w14:ligatures w14:val="none"/>
+        </w:rPr>
+        <w:t>我要将以色列人从他们所到的各国收取，又从四围聚集他们，引导他们归回本地。</w:t>
+      </w:r>
+      <w:r>
+        <w:rPr>
+          <w:rFonts w:ascii="楷体" w:eastAsia="楷体" w:hAnsi="楷体" w:cs="Times New Roman"/>
+          <w:color w:val="000000"/>
+          <w:kern w:val="0"/>
+          <w:sz w:val="24"/>
+          <w14:ligatures w14:val="none"/>
+        </w:rPr>
+        <w:t>我要使他们在那地，</w:t>
+      </w:r>
+      <w:r>
+        <w:rPr>
+          <w:rFonts w:ascii="楷体" w:eastAsia="楷体" w:hAnsi="楷体" w:cs="Times New Roman"/>
+          <w:b/>
+          <w:bCs/>
+          <w:color w:val="000000"/>
+          <w:kern w:val="0"/>
+          <w:sz w:val="24"/>
+          <w14:ligatures w14:val="none"/>
+        </w:rPr>
+        <w:t>在以色列山上成为一国，有一王作他们众民的王。</w:t>
+      </w:r>
+      <w:r>
+        <w:rPr>
+          <w:rFonts w:ascii="楷体" w:eastAsia="楷体" w:hAnsi="楷体" w:cs="Times New Roman"/>
+          <w:color w:val="000000"/>
+          <w:kern w:val="0"/>
+          <w:sz w:val="24"/>
+          <w14:ligatures w14:val="none"/>
+        </w:rPr>
+        <w:t>他们不再为二国，决不再分为二国；也不再因偶像和可憎的物，并一切的罪过玷污自己。我却要救他们出离一切的住处，就是他们犯罪的地方；我要洁净他们，如此，他们要作我的子民，我要作他们的　神。</w:t>
+      </w:r>
+      <w:r>
+        <w:rPr>
+          <w:rFonts w:ascii="楷体" w:eastAsia="楷体" w:hAnsi="楷体" w:cs="Times New Roman" w:hint="eastAsia"/>
+          <w:color w:val="000000"/>
+          <w:kern w:val="0"/>
+          <w:sz w:val="24"/>
+          <w14:ligatures w14:val="none"/>
+        </w:rPr>
+        <w:t>”</w:t>
+      </w:r>
+    </w:p>
+    <w:p>
+      <w:pPr>
+        <w:widowControl/>
+        <w:tabs>
+          <w:tab w:val="left" w:pos="420"/>
+        </w:tabs>
+        <w:spacing w:after="120" w:line="257" w:lineRule="auto"/>
+        <w:jc w:val="both"/>
+        <w:rPr>
+          <w:rFonts w:ascii="宋体" w:eastAsia="宋体" w:hAnsi="宋体" w:cs="Times New Roman" w:hint="eastAsia"/>
+          <w:color w:val="000000"/>
+          <w:kern w:val="0"/>
+          <w:sz w:val="24"/>
+          <w14:ligatures w14:val="none"/>
+        </w:rPr>
+      </w:pPr>
+      <w:r>
+        <w:rPr>
+          <w:rFonts w:ascii="宋体" w:eastAsia="宋体" w:hAnsi="宋体" w:cs="Times New Roman" w:hint="eastAsia"/>
+          <w:color w:val="000000"/>
+          <w:kern w:val="0"/>
+          <w:sz w:val="24"/>
+          <w14:ligatures w14:val="none"/>
+        </w:rPr>
+        <w:t>神要让以色列成为一国，而不是二国。</w:t>
+      </w:r>
+      <w:r>
+        <w:rPr>
+          <w:rFonts w:ascii="宋体" w:eastAsia="宋体" w:hAnsi="宋体" w:cs="Times New Roman" w:hint="eastAsia"/>
+          <w:color w:val="000000"/>
+          <w:kern w:val="0"/>
+          <w:sz w:val="24"/>
+          <w14:ligatures w14:val="none"/>
+        </w:rPr>
+        <w:t>神借着以赛亚预言，以色列会在</w:t>
+      </w:r>
+      <w:r>
+        <w:rPr>
+          <w:rFonts w:ascii="宋体" w:eastAsia="宋体" w:hAnsi="宋体" w:cs="Times New Roman" w:hint="eastAsia"/>
+          <w:color w:val="000000"/>
+          <w:kern w:val="0"/>
+          <w:sz w:val="24"/>
+          <w14:ligatures w14:val="none"/>
+        </w:rPr>
+        <w:t>一日之内复国</w:t>
+      </w:r>
+    </w:p>
+    <w:p>
+      <w:pPr>
+        <w:widowControl/>
+        <w:tabs>
+          <w:tab w:val="left" w:pos="420"/>
+        </w:tabs>
+        <w:spacing w:after="120" w:line="257" w:lineRule="auto"/>
+        <w:ind w:leftChars="100" w:left="220"/>
+        <w:jc w:val="both"/>
+        <w:rPr>
+          <w:rFonts w:ascii="楷体" w:eastAsia="楷体" w:hAnsi="楷体" w:cs="Times New Roman" w:hint="eastAsia"/>
+          <w:color w:val="000000"/>
+          <w:kern w:val="0"/>
+          <w:sz w:val="24"/>
+          <w14:ligatures w14:val="none"/>
+        </w:rPr>
+      </w:pPr>
+      <w:r>
+        <w:rPr>
+          <w:rFonts w:ascii="楷体" w:eastAsia="楷体" w:hAnsi="楷体" w:cs="Times New Roman" w:hint="eastAsia"/>
+          <w:color w:val="000000"/>
+          <w:kern w:val="0"/>
+          <w:sz w:val="24"/>
+          <w14:ligatures w14:val="none"/>
+        </w:rPr>
+        <w:t>「以赛亚书</w:t>
+      </w:r>
+      <w:r>
+        <w:rPr>
+          <w:rFonts w:ascii="楷体" w:eastAsia="楷体" w:hAnsi="楷体" w:cs="Times New Roman" w:hint="eastAsia"/>
+          <w:color w:val="000000"/>
+          <w:kern w:val="0"/>
+          <w:sz w:val="24"/>
+          <w14:ligatures w14:val="none"/>
+        </w:rPr>
+        <w:t>66:7</w:t>
+      </w:r>
+      <w:r>
+        <w:rPr>
+          <w:rFonts w:ascii="楷体" w:eastAsia="楷体" w:hAnsi="楷体" w:cs="Times New Roman" w:hint="eastAsia"/>
+          <w:color w:val="000000"/>
+          <w:kern w:val="0"/>
+          <w:sz w:val="24"/>
+          <w14:ligatures w14:val="none"/>
+        </w:rPr>
+        <w:t>-9</w:t>
+      </w:r>
+      <w:r>
+        <w:rPr>
+          <w:rFonts w:ascii="楷体" w:eastAsia="楷体" w:hAnsi="楷体" w:cs="Times New Roman" w:hint="eastAsia"/>
+          <w:color w:val="000000"/>
+          <w:kern w:val="0"/>
+          <w:sz w:val="24"/>
+          <w14:ligatures w14:val="none"/>
+        </w:rPr>
+        <w:t>」：“</w:t>
+      </w:r>
+      <w:r>
+        <w:rPr>
+          <w:rFonts w:ascii="楷体" w:eastAsia="楷体" w:hAnsi="楷体" w:cs="Times New Roman" w:hint="eastAsia"/>
+          <w:color w:val="000000"/>
+          <w:kern w:val="0"/>
+          <w:sz w:val="24"/>
+          <w14:ligatures w14:val="none"/>
+        </w:rPr>
+        <w:t>锡安未曾劬劳就生产，未觉疼痛就生出男孩。</w:t>
+      </w:r>
+      <w:r>
+        <w:rPr>
+          <w:rFonts w:ascii="楷体" w:eastAsia="楷体" w:hAnsi="楷体" w:cs="Times New Roman" w:hint="eastAsia"/>
+          <w:b/>
+          <w:bCs/>
+          <w:color w:val="000000"/>
+          <w:kern w:val="0"/>
+          <w:sz w:val="24"/>
+          <w14:ligatures w14:val="none"/>
+        </w:rPr>
+        <w:t>国岂能一日而生？</w:t>
+      </w:r>
+      <w:r>
+        <w:rPr>
+          <w:rFonts w:ascii="楷体" w:eastAsia="楷体" w:hAnsi="楷体" w:cs="Times New Roman" w:hint="eastAsia"/>
+          <w:color w:val="000000"/>
+          <w:kern w:val="0"/>
+          <w:sz w:val="24"/>
+          <w14:ligatures w14:val="none"/>
+        </w:rPr>
+        <w:t>民岂能一时而产？因为锡安一劬劳便生下儿女，这样的事谁曾听见谁曾看见呢？耶和华说：我既使她临产，岂不使她生产呢？你的　神说：我既使她生产，岂能使她闭胎不生呢？</w:t>
+      </w:r>
+      <w:r>
+        <w:rPr>
+          <w:rFonts w:ascii="楷体" w:eastAsia="楷体" w:hAnsi="楷体" w:cs="Times New Roman" w:hint="eastAsia"/>
+          <w:color w:val="000000"/>
+          <w:kern w:val="0"/>
+          <w:sz w:val="24"/>
+          <w14:ligatures w14:val="none"/>
+        </w:rPr>
+        <w:t>”</w:t>
+      </w:r>
+    </w:p>
+    <w:p>
+      <w:pPr>
+        <w:widowControl/>
+        <w:tabs>
+          <w:tab w:val="left" w:pos="420"/>
+        </w:tabs>
+        <w:spacing w:after="120" w:line="257" w:lineRule="auto"/>
+        <w:jc w:val="both"/>
+        <w:rPr>
+          <w:rFonts w:ascii="宋体" w:eastAsia="宋体" w:hAnsi="宋体" w:cs="Times New Roman" w:hint="eastAsia"/>
+          <w:color w:val="000000"/>
+          <w:kern w:val="0"/>
+          <w:sz w:val="24"/>
+          <w14:ligatures w14:val="none"/>
+        </w:rPr>
+      </w:pPr>
+      <w:r>
+        <w:rPr>
+          <w:rFonts w:ascii="宋体" w:eastAsia="宋体" w:hAnsi="宋体" w:cs="Times New Roman" w:hint="eastAsia"/>
+          <w:color w:val="000000"/>
+          <w:kern w:val="0"/>
+          <w:sz w:val="24"/>
+          <w14:ligatures w14:val="none"/>
+        </w:rPr>
+        <w:t>1948年5月14日以色列一日之内复国，</w:t>
+      </w:r>
+      <w:r>
+        <w:rPr>
+          <w:rFonts w:ascii="宋体" w:eastAsia="宋体" w:hAnsi="宋体" w:cs="Times New Roman" w:hint="eastAsia"/>
+          <w:color w:val="000000"/>
+          <w:kern w:val="0"/>
+          <w:sz w:val="24"/>
+          <w14:ligatures w14:val="none"/>
+        </w:rPr>
+        <w:t>这块地又成为“以色列地”</w:t>
+      </w:r>
+      <w:r>
+        <w:rPr>
+          <w:rFonts w:ascii="宋体" w:eastAsia="宋体" w:hAnsi="宋体" w:cs="Times New Roman" w:hint="eastAsia"/>
+          <w:color w:val="000000"/>
+          <w:kern w:val="0"/>
+          <w:sz w:val="24"/>
+          <w14:ligatures w14:val="none"/>
+        </w:rPr>
+        <w:t>神的预言</w:t>
+      </w:r>
+      <w:r>
+        <w:rPr>
+          <w:rFonts w:ascii="宋体" w:eastAsia="宋体" w:hAnsi="宋体" w:cs="Times New Roman" w:hint="eastAsia"/>
+          <w:color w:val="000000"/>
+          <w:kern w:val="0"/>
+          <w:sz w:val="24"/>
+          <w14:ligatures w14:val="none"/>
+        </w:rPr>
+        <w:t>实现了。第二天周围的国家就攻打以色列，之后战争一直没有</w:t>
+      </w:r>
+      <w:r>
+        <w:rPr>
+          <w:rFonts w:ascii="宋体" w:eastAsia="宋体" w:hAnsi="宋体" w:cs="Times New Roman" w:hint="eastAsia"/>
+          <w:color w:val="000000"/>
+          <w:kern w:val="0"/>
+          <w:sz w:val="24"/>
+          <w14:ligatures w14:val="none"/>
+        </w:rPr>
+        <w:t>停止。</w:t>
+      </w:r>
+    </w:p>
+    <w:p>
+      <w:pPr>
+        <w:widowControl/>
+        <w:tabs>
+          <w:tab w:val="left" w:pos="420"/>
+        </w:tabs>
+        <w:spacing w:after="120" w:line="257" w:lineRule="auto"/>
+        <w:ind w:leftChars="100" w:left="220"/>
+        <w:jc w:val="both"/>
+        <w:rPr>
+          <w:rFonts w:ascii="楷体" w:eastAsia="楷体" w:hAnsi="楷体" w:cs="Times New Roman" w:hint="eastAsia"/>
+          <w:color w:val="000000"/>
+          <w:kern w:val="0"/>
+          <w:sz w:val="24"/>
+          <w14:ligatures w14:val="none"/>
+        </w:rPr>
+      </w:pPr>
+      <w:r>
+        <w:rPr>
+          <w:rFonts w:ascii="楷体" w:eastAsia="楷体" w:hAnsi="楷体" w:cs="Times New Roman" w:hint="eastAsia"/>
+          <w:color w:val="000000"/>
+          <w:kern w:val="0"/>
+          <w:sz w:val="24"/>
+          <w14:ligatures w14:val="none"/>
+        </w:rPr>
+        <w:t>「诗篇83:1-8」：“</w:t>
+      </w:r>
+      <w:r>
+        <w:rPr>
+          <w:rFonts w:ascii="楷体" w:eastAsia="楷体" w:hAnsi="楷体" w:cs="Times New Roman" w:hint="eastAsia"/>
+          <w:color w:val="000000"/>
+          <w:kern w:val="0"/>
+          <w:sz w:val="24"/>
+          <w14:ligatures w14:val="none"/>
+        </w:rPr>
+        <w:t xml:space="preserve">　神啊，求你不要静默！　神啊，求你不要闭口，也不要不作声！因为你的仇敌喧嚷，恨你的抬起头来。</w:t>
+      </w:r>
+      <w:r>
+        <w:rPr>
+          <w:rFonts w:ascii="楷体" w:eastAsia="楷体" w:hAnsi="楷体" w:cs="Times New Roman" w:hint="eastAsia"/>
+          <w:color w:val="000000"/>
+          <w:kern w:val="0"/>
+          <w:sz w:val="24"/>
+          <w14:ligatures w14:val="none"/>
+        </w:rPr>
+        <w:t>他们同谋奸诈要害你的百姓，彼此商议要害你所隐藏的人。他们说：来吧，我们将他们剪灭，使他们不再成国！使以色列的名不再被人记念！他们同心商议，彼此结盟，要抵挡你，就是住帐棚的以东人和以实玛利人，摩押和夏甲人，迦巴勒、亚扪，和亚玛力、非利士并泰尔的居民。亚述也与他们连合；他们作罗得子孙的帮手。</w:t>
+      </w:r>
+      <w:r>
+        <w:rPr>
+          <w:rFonts w:ascii="楷体" w:eastAsia="楷体" w:hAnsi="楷体" w:cs="Times New Roman" w:hint="eastAsia"/>
+          <w:color w:val="000000"/>
+          <w:kern w:val="0"/>
+          <w:sz w:val="24"/>
+          <w14:ligatures w14:val="none"/>
+        </w:rPr>
+        <w:t>”</w:t>
+      </w:r>
+    </w:p>
+    <w:p>
+      <w:pPr>
+        <w:widowControl/>
+        <w:tabs>
+          <w:tab w:val="left" w:pos="420"/>
+        </w:tabs>
+        <w:spacing w:after="120" w:line="257" w:lineRule="auto"/>
+        <w:jc w:val="both"/>
+        <w:rPr>
+          <w:rFonts w:ascii="宋体" w:eastAsia="宋体" w:hAnsi="宋体" w:cs="Times New Roman" w:hint="eastAsia"/>
+          <w:color w:val="000000"/>
+          <w:kern w:val="0"/>
+          <w:sz w:val="24"/>
+          <w14:ligatures w14:val="none"/>
+        </w:rPr>
+      </w:pPr>
+      <w:r>
+        <w:rPr>
+          <w:rFonts w:ascii="宋体" w:eastAsia="宋体" w:hAnsi="宋体" w:cs="Times New Roman" w:hint="eastAsia"/>
+          <w:color w:val="000000"/>
+          <w:kern w:val="0"/>
+          <w:sz w:val="24"/>
+          <w14:ligatures w14:val="none"/>
+        </w:rPr>
+        <w:lastRenderedPageBreak/>
+        <w:t>2023年10月</w:t>
+      </w:r>
+      <w:r>
+        <w:rPr>
+          <w:rFonts w:ascii="宋体" w:eastAsia="宋体" w:hAnsi="宋体" w:cs="Times New Roman" w:hint="eastAsia"/>
+          <w:color w:val="000000"/>
+          <w:kern w:val="0"/>
+          <w:sz w:val="24"/>
+          <w14:ligatures w14:val="none"/>
+        </w:rPr>
+        <w:t>7</w:t>
+      </w:r>
+      <w:r>
+        <w:rPr>
+          <w:rFonts w:ascii="宋体" w:eastAsia="宋体" w:hAnsi="宋体" w:cs="Times New Roman" w:hint="eastAsia"/>
+          <w:color w:val="000000"/>
+          <w:kern w:val="0"/>
+          <w:sz w:val="24"/>
+          <w14:ligatures w14:val="none"/>
+        </w:rPr>
+        <w:t>日，伊朗支持的恐怖分子——哈马斯、真主党、</w:t>
+      </w:r>
+      <w:r>
+        <w:rPr>
+          <w:rFonts w:ascii="宋体" w:eastAsia="宋体" w:hAnsi="宋体" w:cs="Times New Roman" w:hint="eastAsia"/>
+          <w:color w:val="000000"/>
+          <w:kern w:val="0"/>
+          <w:sz w:val="24"/>
+          <w14:ligatures w14:val="none"/>
+        </w:rPr>
+        <w:t>胡塞武装——突袭以色列，</w:t>
+      </w:r>
+      <w:r>
+        <w:rPr>
+          <w:rFonts w:ascii="宋体" w:eastAsia="宋体" w:hAnsi="宋体" w:cs="Times New Roman" w:hint="eastAsia"/>
+          <w:color w:val="000000"/>
+          <w:kern w:val="0"/>
+          <w:sz w:val="24"/>
+          <w14:ligatures w14:val="none"/>
+        </w:rPr>
+        <w:t>战争持续至今。我们看看圣经中关于伊朗的预言。</w:t>
+      </w:r>
+    </w:p>
+    <w:p>
+      <w:pPr>
+        <w:widowControl/>
+        <w:tabs>
+          <w:tab w:val="left" w:pos="420"/>
+        </w:tabs>
+        <w:spacing w:after="120" w:line="257" w:lineRule="auto"/>
+        <w:ind w:leftChars="100" w:left="220"/>
+        <w:jc w:val="both"/>
+        <w:rPr>
+          <w:rFonts w:ascii="宋体" w:eastAsia="宋体" w:hAnsi="宋体" w:cs="Times New Roman" w:hint="eastAsia"/>
+          <w:color w:val="000000"/>
+          <w:kern w:val="0"/>
+          <w:sz w:val="24"/>
+          <w14:ligatures w14:val="none"/>
+        </w:rPr>
+      </w:pPr>
+      <w:r>
+        <w:rPr>
+          <w:rFonts w:ascii="楷体" w:eastAsia="楷体" w:hAnsi="楷体" w:cs="Times New Roman" w:hint="eastAsia"/>
+          <w:color w:val="000000"/>
+          <w:kern w:val="0"/>
+          <w:sz w:val="24"/>
+          <w14:ligatures w14:val="none"/>
+        </w:rPr>
+        <w:t>「阿摩司书9:14-15」：“</w:t>
+      </w:r>
+      <w:r>
+        <w:rPr>
+          <w:rFonts w:ascii="楷体" w:eastAsia="楷体" w:hAnsi="楷体" w:cs="Times New Roman" w:hint="eastAsia"/>
+          <w:color w:val="000000"/>
+          <w:kern w:val="0"/>
+          <w:sz w:val="24"/>
+          <w14:ligatures w14:val="none"/>
+        </w:rPr>
+        <w:t>我必使我民以色列被掳的归回；他们必重修荒废的城邑居住，栽种葡萄园，喝其中所出的酒，修造果木园，吃其中的果子。我要将他们栽于本地，他们不再从我所赐给他们的地上拔出来。这是耶和华－你的　神说的。</w:t>
+      </w:r>
+      <w:r>
+        <w:rPr>
+          <w:rFonts w:ascii="楷体" w:eastAsia="楷体" w:hAnsi="楷体" w:cs="Times New Roman" w:hint="eastAsia"/>
+          <w:color w:val="000000"/>
+          <w:kern w:val="0"/>
+          <w:sz w:val="24"/>
+          <w14:ligatures w14:val="none"/>
+        </w:rPr>
+        <w:t>”</w:t>
+      </w:r>
+    </w:p>
+    <w:p>
+      <w:pPr>
+        <w:widowControl/>
+        <w:tabs>
+          <w:tab w:val="left" w:pos="420"/>
+        </w:tabs>
+        <w:spacing w:after="120" w:line="257" w:lineRule="auto"/>
+        <w:ind w:leftChars="100" w:left="220"/>
+        <w:jc w:val="both"/>
+        <w:rPr>
+          <w:rFonts w:ascii="楷体" w:eastAsia="楷体" w:hAnsi="楷体" w:cs="Times New Roman" w:hint="eastAsia"/>
+          <w:color w:val="000000"/>
+          <w:kern w:val="0"/>
+          <w:sz w:val="24"/>
+          <w14:ligatures w14:val="none"/>
+        </w:rPr>
+      </w:pPr>
+      <w:r>
+        <w:rPr>
+          <w:rFonts w:ascii="楷体" w:eastAsia="楷体" w:hAnsi="楷体" w:cs="Times New Roman" w:hint="eastAsia"/>
+          <w:color w:val="000000"/>
+          <w:kern w:val="0"/>
+          <w:sz w:val="24"/>
+          <w14:ligatures w14:val="none"/>
+        </w:rPr>
+        <w:t>「耶利米书31:35-37」：“那使太阳白日发光，使星月有定例，黑夜发亮，又搅动大海，使海中波浪匉訇的，万军之耶和华是他的名。他如此说：</w:t>
+      </w:r>
+      <w:r>
+        <w:rPr>
+          <w:rFonts w:ascii="楷体" w:eastAsia="楷体" w:hAnsi="楷体" w:cs="Times New Roman" w:hint="eastAsia"/>
+          <w:b/>
+          <w:bCs/>
+          <w:color w:val="000000"/>
+          <w:kern w:val="0"/>
+          <w:sz w:val="24"/>
+          <w14:ligatures w14:val="none"/>
+        </w:rPr>
+        <w:t>这些定例若能在我面前废掉，</w:t>
+      </w:r>
+      <w:r>
+        <w:rPr>
+          <w:rFonts w:ascii="楷体" w:eastAsia="楷体" w:hAnsi="楷体" w:cs="Times New Roman" w:hint="eastAsia"/>
+          <w:color w:val="000000"/>
+          <w:kern w:val="0"/>
+          <w:sz w:val="24"/>
+          <w14:ligatures w14:val="none"/>
+        </w:rPr>
+        <w:t>以色列的后裔也就在我面前断绝，永远不再成国。</w:t>
+      </w:r>
+      <w:r>
+        <w:rPr>
+          <w:rFonts w:ascii="楷体" w:eastAsia="楷体" w:hAnsi="楷体" w:cs="Times New Roman" w:hint="eastAsia"/>
+          <w:color w:val="000000"/>
+          <w:kern w:val="0"/>
+          <w:sz w:val="24"/>
+          <w14:ligatures w14:val="none"/>
+        </w:rPr>
+        <w:t>这是耶和华说的。耶和华如此说：</w:t>
+      </w:r>
+      <w:r>
+        <w:rPr>
+          <w:rFonts w:ascii="楷体" w:eastAsia="楷体" w:hAnsi="楷体" w:cs="Times New Roman" w:hint="eastAsia"/>
+          <w:b/>
+          <w:bCs/>
+          <w:color w:val="000000"/>
+          <w:kern w:val="0"/>
+          <w:sz w:val="24"/>
+          <w14:ligatures w14:val="none"/>
+        </w:rPr>
+        <w:t>若能量度上天，</w:t>
+      </w:r>
+      <w:r>
+        <w:rPr>
+          <w:rFonts w:ascii="楷体" w:eastAsia="楷体" w:hAnsi="楷体" w:cs="Times New Roman" w:hint="eastAsia"/>
+          <w:color w:val="000000"/>
+          <w:kern w:val="0"/>
+          <w:sz w:val="24"/>
+          <w14:ligatures w14:val="none"/>
+        </w:rPr>
+        <w:t>寻察下地的根基，我就因以色列后裔一切所行的弃绝他们。这是耶和华说的。”</w:t>
+      </w:r>
+    </w:p>
+    <w:p>
+      <w:pPr>
+        <w:widowControl/>
+        <w:tabs>
+          <w:tab w:val="left" w:pos="420"/>
+        </w:tabs>
+        <w:spacing w:after="120" w:line="257" w:lineRule="auto"/>
+        <w:jc w:val="both"/>
+        <w:rPr>
+          <w:rFonts w:ascii="宋体" w:eastAsia="宋体" w:hAnsi="宋体" w:cs="Times New Roman" w:hint="eastAsia"/>
+          <w:color w:val="000000"/>
+          <w:kern w:val="0"/>
+          <w:sz w:val="24"/>
+          <w14:ligatures w14:val="none"/>
+        </w:rPr>
+      </w:pPr>
+      <w:r>
+        <w:rPr>
+          <w:rFonts w:ascii="宋体" w:eastAsia="宋体" w:hAnsi="宋体" w:cs="Times New Roman" w:hint="eastAsia"/>
+          <w:color w:val="000000"/>
+          <w:kern w:val="0"/>
+          <w:sz w:val="24"/>
+          <w14:ligatures w14:val="none"/>
+        </w:rPr>
+        <w:t>神应许以色列不会再被灭国，“</w:t>
+      </w:r>
+      <w:r>
+        <w:rPr>
+          <w:rFonts w:ascii="宋体" w:eastAsia="宋体" w:hAnsi="宋体" w:cs="Times New Roman"/>
+          <w:color w:val="000000"/>
+          <w:kern w:val="0"/>
+          <w:sz w:val="24"/>
+          <w14:ligatures w14:val="none"/>
+        </w:rPr>
+        <w:t>不再从我所赐给他们的地上拔出来</w:t>
+      </w:r>
+      <w:r>
+        <w:rPr>
+          <w:rFonts w:ascii="宋体" w:eastAsia="宋体" w:hAnsi="宋体" w:cs="Times New Roman" w:hint="eastAsia"/>
+          <w:color w:val="000000"/>
+          <w:kern w:val="0"/>
+          <w:sz w:val="24"/>
+          <w14:ligatures w14:val="none"/>
+        </w:rPr>
+        <w:t>”</w:t>
+      </w:r>
+      <w:r>
+        <w:rPr>
+          <w:rFonts w:ascii="宋体" w:eastAsia="宋体" w:hAnsi="宋体" w:cs="Times New Roman" w:hint="eastAsia"/>
+          <w:color w:val="000000"/>
+          <w:kern w:val="0"/>
+          <w:sz w:val="24"/>
+          <w14:ligatures w14:val="none"/>
+        </w:rPr>
+        <w:t>。</w:t>
+      </w:r>
+      <w:r>
+        <w:rPr>
+          <w:rFonts w:ascii="宋体" w:eastAsia="宋体" w:hAnsi="宋体" w:cs="Times New Roman" w:hint="eastAsia"/>
+          <w:color w:val="000000"/>
+          <w:kern w:val="0"/>
+          <w:sz w:val="24"/>
+          <w14:ligatures w14:val="none"/>
+        </w:rPr>
+        <w:t>神还应允永不弃绝以色</w:t>
+      </w:r>
+      <w:r>
+        <w:rPr>
+          <w:rFonts w:ascii="宋体" w:eastAsia="宋体" w:hAnsi="宋体" w:cs="Times New Roman" w:hint="eastAsia"/>
+          <w:color w:val="000000"/>
+          <w:kern w:val="0"/>
+          <w:sz w:val="24"/>
+          <w14:ligatures w14:val="none"/>
+        </w:rPr>
+        <w:t>列。所以</w:t>
+      </w:r>
+      <w:r>
+        <w:rPr>
+          <w:rFonts w:ascii="宋体" w:eastAsia="宋体" w:hAnsi="宋体" w:cs="Times New Roman" w:hint="eastAsia"/>
+          <w:color w:val="000000"/>
+          <w:kern w:val="0"/>
+          <w:sz w:val="24"/>
+          <w14:ligatures w14:val="none"/>
+        </w:rPr>
+        <w:t>在过去47年间，伊朗要制造导弹核弹，要与神作对消灭以色列，</w:t>
+      </w:r>
+      <w:r>
+        <w:rPr>
+          <w:rFonts w:ascii="宋体" w:eastAsia="宋体" w:hAnsi="宋体" w:cs="Times New Roman" w:hint="eastAsia"/>
+          <w:b/>
+          <w:bCs/>
+          <w:color w:val="000000"/>
+          <w:kern w:val="0"/>
+          <w:sz w:val="24"/>
+          <w14:ligatures w14:val="none"/>
+        </w:rPr>
+        <w:t>从圣经的预言看，伊朗不可能打败以色列</w:t>
+      </w:r>
+      <w:r>
+        <w:rPr>
+          <w:rFonts w:ascii="宋体" w:eastAsia="宋体" w:hAnsi="宋体" w:cs="Times New Roman" w:hint="eastAsia"/>
+          <w:color w:val="000000"/>
+          <w:kern w:val="0"/>
+          <w:sz w:val="24"/>
+          <w14:ligatures w14:val="none"/>
+        </w:rPr>
+        <w:t>。</w:t>
+      </w:r>
+    </w:p>
+    <w:p>
+      <w:pPr>
+        <w:widowControl/>
+        <w:tabs>
+          <w:tab w:val="left" w:pos="420"/>
+        </w:tabs>
+        <w:spacing w:after="120" w:line="257" w:lineRule="auto"/>
+        <w:jc w:val="both"/>
+        <w:rPr>
+          <w:rFonts w:ascii="宋体" w:eastAsia="宋体" w:hAnsi="宋体" w:cs="Times New Roman" w:hint="eastAsia"/>
+          <w:color w:val="000000"/>
+          <w:kern w:val="0"/>
+          <w:sz w:val="24"/>
+          <w14:ligatures w14:val="none"/>
+        </w:rPr>
+      </w:pPr>
+      <w:r>
+        <w:rPr>
+          <w:rFonts w:ascii="宋体" w:eastAsia="宋体" w:hAnsi="宋体" w:cs="Times New Roman" w:hint="eastAsia"/>
+          <w:color w:val="000000"/>
+          <w:kern w:val="0"/>
+          <w:sz w:val="24"/>
+          <w14:ligatures w14:val="none"/>
+        </w:rPr>
+        <w:t>这场战争会怎样发展呢？</w:t>
+      </w:r>
+      <w:r>
+        <w:rPr>
+          <w:rFonts w:ascii="宋体" w:eastAsia="宋体" w:hAnsi="宋体" w:cs="Times New Roman" w:hint="eastAsia"/>
+          <w:color w:val="000000"/>
+          <w:kern w:val="0"/>
+          <w:sz w:val="24"/>
+          <w14:ligatures w14:val="none"/>
+        </w:rPr>
+        <w:t>它其实是下一场更大战争的前奏</w:t>
+      </w:r>
+      <w:r>
+        <w:rPr>
+          <w:rFonts w:ascii="宋体" w:eastAsia="宋体" w:hAnsi="宋体" w:cs="Times New Roman" w:hint="eastAsia"/>
+          <w:color w:val="000000"/>
+          <w:kern w:val="0"/>
+          <w:sz w:val="24"/>
+          <w14:ligatures w14:val="none"/>
+        </w:rPr>
+        <w:t>，伊朗会参与俄罗斯联盟再来攻打以色列。</w:t>
+      </w:r>
+    </w:p>
+    <w:p>
+      <w:pPr>
+        <w:widowControl/>
+        <w:tabs>
+          <w:tab w:val="left" w:pos="420"/>
+        </w:tabs>
+        <w:spacing w:after="120" w:line="257" w:lineRule="auto"/>
+        <w:ind w:leftChars="100" w:left="220"/>
+        <w:jc w:val="both"/>
+        <w:rPr>
+          <w:rFonts w:ascii="楷体" w:eastAsia="楷体" w:hAnsi="楷体" w:cs="Times New Roman" w:hint="eastAsia"/>
+          <w:color w:val="000000"/>
+          <w:kern w:val="0"/>
+          <w:sz w:val="24"/>
+          <w14:ligatures w14:val="none"/>
+        </w:rPr>
+      </w:pPr>
+      <w:r>
+        <w:rPr>
+          <w:rFonts w:ascii="楷体" w:eastAsia="楷体" w:hAnsi="楷体" w:cs="Times New Roman" w:hint="eastAsia"/>
+          <w:color w:val="000000"/>
+          <w:kern w:val="0"/>
+          <w:sz w:val="24"/>
+          <w14:ligatures w14:val="none"/>
+        </w:rPr>
+        <w:t>「以西结38:1-4」</w:t>
+      </w:r>
+      <w:r>
+        <w:rPr>
+          <w:rFonts w:ascii="楷体" w:eastAsia="楷体" w:hAnsi="楷体" w:cs="Times New Roman" w:hint="eastAsia"/>
+          <w:color w:val="000000"/>
+          <w:kern w:val="0"/>
+          <w:sz w:val="24"/>
+          <w14:ligatures w14:val="none"/>
+        </w:rPr>
+        <w:t>：“</w:t>
+      </w:r>
+      <w:r>
+        <w:rPr>
+          <w:rFonts w:ascii="楷体" w:eastAsia="楷体" w:hAnsi="楷体" w:cs="Times New Roman" w:hint="eastAsia"/>
+          <w:color w:val="000000"/>
+          <w:kern w:val="0"/>
+          <w:sz w:val="24"/>
+          <w14:ligatures w14:val="none"/>
+        </w:rPr>
+        <w:t>……</w:t>
+      </w:r>
+      <w:r>
+        <w:rPr>
+          <w:rFonts w:ascii="楷体" w:eastAsia="楷体" w:hAnsi="楷体" w:cs="Times New Roman"/>
+          <w:color w:val="000000"/>
+          <w:kern w:val="0"/>
+          <w:sz w:val="24"/>
+          <w14:ligatures w14:val="none"/>
+        </w:rPr>
+        <w:t>人子啊，你要面向</w:t>
+      </w:r>
+      <w:r>
+        <w:rPr>
+          <w:rFonts w:ascii="楷体" w:eastAsia="楷体" w:hAnsi="楷体" w:cs="Times New Roman"/>
+          <w:b/>
+          <w:bCs/>
+          <w:color w:val="000000"/>
+          <w:kern w:val="0"/>
+          <w:sz w:val="24"/>
+          <w14:ligatures w14:val="none"/>
+        </w:rPr>
+        <w:t>玛各地的歌革</w:t>
+      </w:r>
+      <w:r>
+        <w:rPr>
+          <w:rFonts w:ascii="楷体" w:eastAsia="楷体" w:hAnsi="楷体" w:cs="Times New Roman"/>
+          <w:color w:val="000000"/>
+          <w:kern w:val="0"/>
+          <w:sz w:val="24"/>
+          <w14:ligatures w14:val="none"/>
+        </w:rPr>
+        <w:t>，</w:t>
+      </w:r>
+      <w:r>
+        <w:rPr>
+          <w:rFonts w:ascii="楷体" w:eastAsia="楷体" w:hAnsi="楷体" w:cs="Times New Roman"/>
+          <w:color w:val="000000"/>
+          <w:kern w:val="0"/>
+          <w:sz w:val="24"/>
+          <w14:ligatures w14:val="none"/>
+        </w:rPr>
+        <w:t>人子啊，你要面向玛各地的歌革，就是罗施、米设、土巴的王发预言攻击他，说主耶和华如此说：罗施、米设、土巴的王歌革啊，我与你为敌。我必用钩子钩住你的腮颊，调转你，将你和你的军兵、马匹、马兵带出来，都披挂整齐，成了大队，有大小盾牌，各拿刀剑。波斯人、古实人，和弗人，各拿盾牌，头上戴盔；歌篾人和他的军队，北方极处的陀迦玛族和他的军队，这许多国的民都同着你。</w:t>
+      </w:r>
+      <w:r>
+        <w:rPr>
+          <w:rFonts w:ascii="楷体" w:eastAsia="楷体" w:hAnsi="楷体" w:cs="Times New Roman"/>
+          <w:color w:val="000000"/>
+          <w:kern w:val="0"/>
+          <w:sz w:val="24"/>
+          <w14:ligatures w14:val="none"/>
+        </w:rPr>
+        <w:t>那聚集到你这里的各队都当准备；你自己也要准备，作他们的大帅。过了多日，你必被差派。</w:t>
+      </w:r>
+      <w:r>
+        <w:rPr>
+          <w:rFonts w:ascii="楷体" w:eastAsia="楷体" w:hAnsi="楷体" w:cs="Times New Roman"/>
+          <w:b/>
+          <w:bCs/>
+          <w:color w:val="000000"/>
+          <w:kern w:val="0"/>
+          <w:sz w:val="24"/>
+          <w14:ligatures w14:val="none"/>
+        </w:rPr>
+        <w:t>到末后之年，</w:t>
+      </w:r>
+      <w:r>
+        <w:rPr>
+          <w:rFonts w:ascii="楷体" w:eastAsia="楷体" w:hAnsi="楷体" w:cs="Times New Roman"/>
+          <w:color w:val="000000"/>
+          <w:kern w:val="0"/>
+          <w:sz w:val="24"/>
+          <w14:ligatures w14:val="none"/>
+        </w:rPr>
+        <w:t>你必来到脱离刀剑从列国收回之地，到以色列常久荒凉的山上；</w:t>
+      </w:r>
+      <w:r>
+        <w:rPr>
+          <w:rFonts w:ascii="楷体" w:eastAsia="楷体" w:hAnsi="楷体" w:cs="Times New Roman"/>
+          <w:b/>
+          <w:bCs/>
+          <w:color w:val="000000"/>
+          <w:kern w:val="0"/>
+          <w:sz w:val="24"/>
+          <w14:ligatures w14:val="none"/>
+        </w:rPr>
+        <w:t>但那从列国中招聚出来的必在其上安然居住</w:t>
+      </w:r>
+      <w:r>
+        <w:rPr>
+          <w:rFonts w:ascii="楷体" w:eastAsia="楷体" w:hAnsi="楷体" w:cs="Times New Roman"/>
+          <w:color w:val="000000"/>
+          <w:kern w:val="0"/>
+          <w:sz w:val="24"/>
+          <w14:ligatures w14:val="none"/>
+        </w:rPr>
+        <w:t>。你和你的军队，并同着你许多国的民，必如暴风上来，如密云遮盖地面。</w:t>
+      </w:r>
+      <w:r>
+        <w:rPr>
+          <w:rFonts w:ascii="楷体" w:eastAsia="楷体" w:hAnsi="楷体" w:cs="Times New Roman" w:hint="eastAsia"/>
+          <w:color w:val="000000"/>
+          <w:kern w:val="0"/>
+          <w:sz w:val="24"/>
+          <w14:ligatures w14:val="none"/>
+        </w:rPr>
+        <w:t>……</w:t>
+      </w:r>
+      <w:r>
+        <w:rPr>
+          <w:rFonts w:ascii="楷体" w:eastAsia="楷体" w:hAnsi="楷体" w:cs="Times New Roman"/>
+          <w:color w:val="000000"/>
+          <w:kern w:val="0"/>
+          <w:sz w:val="24"/>
+          <w14:ligatures w14:val="none"/>
+        </w:rPr>
+        <w:t>到那时，你心必起意念，图谋恶计，说：『我要上那无城墙的乡村，我要到那安静的民那里，他们都没有城墙，</w:t>
+      </w:r>
+      <w:r>
+        <w:rPr>
+          <w:rFonts w:ascii="楷体" w:eastAsia="楷体" w:hAnsi="楷体" w:cs="Times New Roman"/>
+          <w:b/>
+          <w:bCs/>
+          <w:color w:val="000000"/>
+          <w:kern w:val="0"/>
+          <w:sz w:val="24"/>
+          <w14:ligatures w14:val="none"/>
+        </w:rPr>
+        <w:t>无门、无闩，安然居住</w:t>
+      </w:r>
+      <w:r>
+        <w:rPr>
+          <w:rFonts w:ascii="楷体" w:eastAsia="楷体" w:hAnsi="楷体" w:cs="Times New Roman"/>
+          <w:color w:val="000000"/>
+          <w:kern w:val="0"/>
+          <w:sz w:val="24"/>
+          <w14:ligatures w14:val="none"/>
+        </w:rPr>
+        <w:t>。我去要抢财为掳物，夺货为掠物，反手攻击那从前荒凉、现在有人居住之地，又攻击那住世界中间、从列国招聚、得了牲畜财货的民。』示巴人、底但人、他施的客商，和其间的少壮狮子都必问你说：『你来要抢财为掳物吗？你聚集军队要夺货为掠物吗？要夺取金银，掳去牲畜、财货吗？要抢夺许多财宝为掳物吗？</w:t>
+      </w:r>
+      <w:r>
+        <w:rPr>
+          <w:rFonts w:ascii="楷体" w:eastAsia="楷体" w:hAnsi="楷体" w:cs="Times New Roman" w:hint="eastAsia"/>
+          <w:color w:val="000000"/>
+          <w:kern w:val="0"/>
+          <w:sz w:val="24"/>
+          <w14:ligatures w14:val="none"/>
+        </w:rPr>
+        <w:t>”</w:t>
+      </w:r>
+    </w:p>
+    <w:p>
+      <w:pPr>
+        <w:widowControl/>
+        <w:tabs>
+          <w:tab w:val="left" w:pos="420"/>
+        </w:tabs>
+        <w:spacing w:after="120" w:line="257" w:lineRule="auto"/>
+        <w:jc w:val="both"/>
+        <w:rPr>
+          <w:rFonts w:ascii="宋体" w:eastAsia="宋体" w:hAnsi="宋体" w:cs="Times New Roman" w:hint="eastAsia"/>
+          <w:color w:val="000000"/>
+          <w:kern w:val="0"/>
+          <w:sz w:val="24"/>
+          <w14:ligatures w14:val="none"/>
+        </w:rPr>
+      </w:pPr>
+      <w:r>
+        <w:rPr>
+          <w:rFonts w:ascii="宋体" w:eastAsia="宋体" w:hAnsi="宋体" w:cs="Times New Roman" w:hint="eastAsia"/>
+          <w:color w:val="000000"/>
+          <w:kern w:val="0"/>
+          <w:sz w:val="24"/>
+          <w14:ligatures w14:val="none"/>
+        </w:rPr>
+        <w:t>这场大战什么时候开始？</w:t>
+      </w:r>
+      <w:r>
+        <w:rPr>
+          <w:rFonts w:ascii="宋体" w:eastAsia="宋体" w:hAnsi="宋体" w:cs="Times New Roman" w:hint="eastAsia"/>
+          <w:color w:val="000000"/>
+          <w:kern w:val="0"/>
+          <w:sz w:val="24"/>
+          <w14:ligatures w14:val="none"/>
+        </w:rPr>
+        <w:t>“</w:t>
+      </w:r>
+      <w:r>
+        <w:rPr>
+          <w:rFonts w:ascii="宋体" w:eastAsia="宋体" w:hAnsi="宋体" w:cs="Times New Roman"/>
+          <w:color w:val="000000"/>
+          <w:kern w:val="0"/>
+          <w:sz w:val="24"/>
+          <w14:ligatures w14:val="none"/>
+        </w:rPr>
+        <w:t>玛各地</w:t>
+      </w:r>
+      <w:r>
+        <w:rPr>
+          <w:rFonts w:ascii="宋体" w:eastAsia="宋体" w:hAnsi="宋体" w:cs="Times New Roman" w:hint="eastAsia"/>
+          <w:color w:val="000000"/>
+          <w:kern w:val="0"/>
+          <w:sz w:val="24"/>
+          <w14:ligatures w14:val="none"/>
+        </w:rPr>
+        <w:t>”就是俄罗斯，“</w:t>
+      </w:r>
+      <w:r>
+        <w:rPr>
+          <w:rFonts w:ascii="宋体" w:eastAsia="宋体" w:hAnsi="宋体" w:cs="Times New Roman"/>
+          <w:color w:val="000000"/>
+          <w:kern w:val="0"/>
+          <w:sz w:val="24"/>
+          <w14:ligatures w14:val="none"/>
+        </w:rPr>
+        <w:t>歌革</w:t>
+      </w:r>
+      <w:r>
+        <w:rPr>
+          <w:rFonts w:ascii="宋体" w:eastAsia="宋体" w:hAnsi="宋体" w:cs="Times New Roman" w:hint="eastAsia"/>
+          <w:color w:val="000000"/>
+          <w:kern w:val="0"/>
+          <w:sz w:val="24"/>
+          <w14:ligatures w14:val="none"/>
+        </w:rPr>
+        <w:t>”在今天是普京</w:t>
+      </w:r>
+      <w:r>
+        <w:rPr>
+          <w:rFonts w:ascii="宋体" w:eastAsia="宋体" w:hAnsi="宋体" w:cs="Times New Roman" w:hint="eastAsia"/>
+          <w:color w:val="000000"/>
+          <w:kern w:val="0"/>
+          <w:sz w:val="24"/>
+          <w14:ligatures w14:val="none"/>
+        </w:rPr>
+        <w:t>，“</w:t>
+      </w:r>
+      <w:r>
+        <w:rPr>
+          <w:rFonts w:ascii="宋体" w:eastAsia="宋体" w:hAnsi="宋体" w:cs="Times New Roman"/>
+          <w:color w:val="000000"/>
+          <w:kern w:val="0"/>
+          <w:sz w:val="24"/>
+          <w14:ligatures w14:val="none"/>
+        </w:rPr>
+        <w:t>罗施、米设、土巴</w:t>
+      </w:r>
+      <w:r>
+        <w:rPr>
+          <w:rFonts w:ascii="宋体" w:eastAsia="宋体" w:hAnsi="宋体" w:cs="Times New Roman" w:hint="eastAsia"/>
+          <w:color w:val="000000"/>
+          <w:kern w:val="0"/>
+          <w:sz w:val="24"/>
+          <w14:ligatures w14:val="none"/>
+        </w:rPr>
+        <w:t>”都在里海周边。</w:t>
+      </w:r>
+      <w:r>
+        <w:rPr>
+          <w:rFonts w:ascii="宋体" w:eastAsia="宋体" w:hAnsi="宋体" w:cs="Times New Roman" w:hint="eastAsia"/>
+          <w:color w:val="000000"/>
+          <w:kern w:val="0"/>
+          <w:sz w:val="24"/>
+          <w14:ligatures w14:val="none"/>
+        </w:rPr>
+        <w:t>“</w:t>
+      </w:r>
+      <w:r>
+        <w:rPr>
+          <w:rFonts w:ascii="宋体" w:eastAsia="宋体" w:hAnsi="宋体" w:cs="Times New Roman"/>
+          <w:color w:val="000000"/>
+          <w:kern w:val="0"/>
+          <w:sz w:val="24"/>
+          <w14:ligatures w14:val="none"/>
+        </w:rPr>
+        <w:t>我必用钩子钩住你的腮颊</w:t>
+      </w:r>
+      <w:r>
+        <w:rPr>
+          <w:rFonts w:ascii="宋体" w:eastAsia="宋体" w:hAnsi="宋体" w:cs="Times New Roman" w:hint="eastAsia"/>
+          <w:color w:val="000000"/>
+          <w:kern w:val="0"/>
+          <w:sz w:val="24"/>
+          <w14:ligatures w14:val="none"/>
+        </w:rPr>
+        <w:t>，</w:t>
+      </w:r>
+      <w:r>
+        <w:rPr>
+          <w:rFonts w:ascii="宋体" w:eastAsia="宋体" w:hAnsi="宋体" w:cs="Times New Roman"/>
+          <w:color w:val="000000"/>
+          <w:kern w:val="0"/>
+          <w:sz w:val="24"/>
+          <w14:ligatures w14:val="none"/>
+        </w:rPr>
+        <w:t>调转你</w:t>
+      </w:r>
+      <w:r>
+        <w:rPr>
+          <w:rFonts w:ascii="宋体" w:eastAsia="宋体" w:hAnsi="宋体" w:cs="Times New Roman" w:hint="eastAsia"/>
+          <w:color w:val="000000"/>
+          <w:kern w:val="0"/>
+          <w:sz w:val="24"/>
+          <w14:ligatures w14:val="none"/>
+        </w:rPr>
+        <w:t>……”，这里是指今天俄罗斯在乌克兰的战争，</w:t>
+      </w:r>
+      <w:r>
+        <w:rPr>
+          <w:rFonts w:ascii="宋体" w:eastAsia="宋体" w:hAnsi="宋体" w:cs="Times New Roman" w:hint="eastAsia"/>
+          <w:color w:val="000000"/>
+          <w:kern w:val="0"/>
+          <w:sz w:val="24"/>
+          <w14:ligatures w14:val="none"/>
+        </w:rPr>
+        <w:t>消耗了它的实力。“波斯人”就是伊朗，“</w:t>
+      </w:r>
+      <w:r>
+        <w:rPr>
+          <w:rFonts w:ascii="宋体" w:eastAsia="宋体" w:hAnsi="宋体" w:cs="Times New Roman"/>
+          <w:color w:val="000000"/>
+          <w:kern w:val="0"/>
+          <w:sz w:val="24"/>
+          <w14:ligatures w14:val="none"/>
+        </w:rPr>
+        <w:t>古实</w:t>
+      </w:r>
+      <w:r>
+        <w:rPr>
+          <w:rFonts w:ascii="宋体" w:eastAsia="宋体" w:hAnsi="宋体" w:cs="Times New Roman" w:hint="eastAsia"/>
+          <w:color w:val="000000"/>
+          <w:kern w:val="0"/>
+          <w:sz w:val="24"/>
+          <w14:ligatures w14:val="none"/>
+        </w:rPr>
+        <w:t>人”是苏丹，“</w:t>
+      </w:r>
+      <w:r>
+        <w:rPr>
+          <w:rFonts w:ascii="宋体" w:eastAsia="宋体" w:hAnsi="宋体" w:cs="Times New Roman"/>
+          <w:color w:val="000000"/>
+          <w:kern w:val="0"/>
+          <w:sz w:val="24"/>
+          <w14:ligatures w14:val="none"/>
+        </w:rPr>
+        <w:t>弗人</w:t>
+      </w:r>
+      <w:r>
+        <w:rPr>
+          <w:rFonts w:ascii="宋体" w:eastAsia="宋体" w:hAnsi="宋体" w:cs="Times New Roman" w:hint="eastAsia"/>
+          <w:color w:val="000000"/>
+          <w:kern w:val="0"/>
+          <w:sz w:val="24"/>
+          <w14:ligatures w14:val="none"/>
+        </w:rPr>
+        <w:t>”是利比亚</w:t>
+      </w:r>
+      <w:r>
+        <w:rPr>
+          <w:rFonts w:ascii="宋体" w:eastAsia="宋体" w:hAnsi="宋体" w:cs="Times New Roman" w:hint="eastAsia"/>
+          <w:color w:val="000000"/>
+          <w:kern w:val="0"/>
+          <w:sz w:val="24"/>
+          <w14:ligatures w14:val="none"/>
+        </w:rPr>
+        <w:t>，“</w:t>
+      </w:r>
+      <w:r>
+        <w:rPr>
+          <w:rFonts w:ascii="宋体" w:eastAsia="宋体" w:hAnsi="宋体" w:cs="Times New Roman"/>
+          <w:color w:val="000000"/>
+          <w:kern w:val="0"/>
+          <w:sz w:val="24"/>
+          <w14:ligatures w14:val="none"/>
+        </w:rPr>
+        <w:t>歌篾人</w:t>
+      </w:r>
+      <w:r>
+        <w:rPr>
+          <w:rFonts w:ascii="宋体" w:eastAsia="宋体" w:hAnsi="宋体" w:cs="Times New Roman" w:hint="eastAsia"/>
+          <w:color w:val="000000"/>
+          <w:kern w:val="0"/>
+          <w:sz w:val="24"/>
+          <w14:ligatures w14:val="none"/>
+        </w:rPr>
+        <w:t>”和“</w:t>
+      </w:r>
+      <w:r>
+        <w:rPr>
+          <w:rFonts w:ascii="宋体" w:eastAsia="宋体" w:hAnsi="宋体" w:cs="Times New Roman"/>
+          <w:color w:val="000000"/>
+          <w:kern w:val="0"/>
+          <w:sz w:val="24"/>
+          <w14:ligatures w14:val="none"/>
+        </w:rPr>
+        <w:t>陀迦玛</w:t>
+      </w:r>
+      <w:r>
+        <w:rPr>
+          <w:rFonts w:ascii="宋体" w:eastAsia="宋体" w:hAnsi="宋体" w:cs="Times New Roman" w:hint="eastAsia"/>
+          <w:color w:val="000000"/>
+          <w:kern w:val="0"/>
+          <w:sz w:val="24"/>
+          <w14:ligatures w14:val="none"/>
+        </w:rPr>
+        <w:t>”都是土耳其。</w:t>
+      </w:r>
+      <w:r>
+        <w:rPr>
+          <w:rFonts w:ascii="宋体" w:eastAsia="宋体" w:hAnsi="宋体" w:cs="Times New Roman" w:hint="eastAsia"/>
+          <w:color w:val="000000"/>
+          <w:kern w:val="0"/>
+          <w:sz w:val="24"/>
+          <w14:ligatures w14:val="none"/>
+        </w:rPr>
+        <w:t>这个联盟很早就形成了，都是</w:t>
+      </w:r>
+      <w:r>
+        <w:rPr>
+          <w:rFonts w:ascii="宋体" w:eastAsia="宋体" w:hAnsi="宋体" w:cs="Times New Roman" w:hint="eastAsia"/>
+          <w:color w:val="000000"/>
+          <w:kern w:val="0"/>
+          <w:sz w:val="24"/>
+          <w14:ligatures w14:val="none"/>
+        </w:rPr>
+        <w:t>以色列的敌人。这里</w:t>
+      </w:r>
+      <w:r>
+        <w:rPr>
+          <w:rFonts w:ascii="宋体" w:eastAsia="宋体" w:hAnsi="宋体" w:cs="Times New Roman" w:hint="eastAsia"/>
+          <w:color w:val="000000"/>
+          <w:kern w:val="0"/>
+          <w:sz w:val="24"/>
+          <w14:ligatures w14:val="none"/>
+        </w:rPr>
+        <w:t>又</w:t>
+      </w:r>
+      <w:r>
+        <w:rPr>
+          <w:rFonts w:ascii="宋体" w:eastAsia="宋体" w:hAnsi="宋体" w:cs="Times New Roman" w:hint="eastAsia"/>
+          <w:color w:val="000000"/>
+          <w:kern w:val="0"/>
+          <w:sz w:val="24"/>
+          <w14:ligatures w14:val="none"/>
+        </w:rPr>
+        <w:t>强调“</w:t>
+      </w:r>
+      <w:r>
+        <w:rPr>
+          <w:rFonts w:ascii="宋体" w:eastAsia="宋体" w:hAnsi="宋体" w:cs="Times New Roman"/>
+          <w:color w:val="000000"/>
+          <w:kern w:val="0"/>
+          <w:sz w:val="24"/>
+          <w14:ligatures w14:val="none"/>
+        </w:rPr>
+        <w:t>末后之年</w:t>
+      </w:r>
+      <w:r>
+        <w:rPr>
+          <w:rFonts w:ascii="宋体" w:eastAsia="宋体" w:hAnsi="宋体" w:cs="Times New Roman" w:hint="eastAsia"/>
+          <w:color w:val="000000"/>
+          <w:kern w:val="0"/>
+          <w:sz w:val="24"/>
+          <w14:ligatures w14:val="none"/>
+        </w:rPr>
+        <w:t>”</w:t>
+      </w:r>
+      <w:r>
+        <w:rPr>
+          <w:rFonts w:ascii="宋体" w:eastAsia="宋体" w:hAnsi="宋体" w:cs="Times New Roman" w:hint="eastAsia"/>
+          <w:color w:val="000000"/>
+          <w:kern w:val="0"/>
+          <w:sz w:val="24"/>
+          <w14:ligatures w14:val="none"/>
+        </w:rPr>
+        <w:t>，从教会开始到最后七年</w:t>
+      </w:r>
+      <w:r>
+        <w:rPr>
+          <w:rFonts w:ascii="宋体" w:eastAsia="宋体" w:hAnsi="宋体" w:cs="Times New Roman" w:hint="eastAsia"/>
+          <w:color w:val="000000"/>
+          <w:kern w:val="0"/>
+          <w:sz w:val="24"/>
+          <w14:ligatures w14:val="none"/>
+        </w:rPr>
+        <w:t>这之间两千多年的时间。</w:t>
+      </w:r>
+      <w:r>
+        <w:rPr>
+          <w:rFonts w:ascii="宋体" w:eastAsia="宋体" w:hAnsi="宋体" w:cs="Times New Roman" w:hint="eastAsia"/>
+          <w:b/>
+          <w:bCs/>
+          <w:color w:val="000000"/>
+          <w:kern w:val="0"/>
+          <w:sz w:val="24"/>
+          <w14:ligatures w14:val="none"/>
+        </w:rPr>
+        <w:t>这场大战要在以色列</w:t>
+      </w:r>
+      <w:r>
+        <w:rPr>
+          <w:rFonts w:ascii="宋体" w:eastAsia="宋体" w:hAnsi="宋体" w:cs="Times New Roman" w:hint="eastAsia"/>
+          <w:b/>
+          <w:bCs/>
+          <w:color w:val="000000"/>
+          <w:kern w:val="0"/>
+          <w:sz w:val="24"/>
+          <w14:ligatures w14:val="none"/>
+        </w:rPr>
+        <w:t>“</w:t>
+      </w:r>
+      <w:r>
         <w:rPr>
           <w:rFonts w:ascii="宋体" w:eastAsia="宋体" w:hAnsi="宋体" w:cs="Times New Roman"/>
           <w:b/>
@@ -26690,7 +31609,8 @@
           <w:sz w:val="24"/>
           <w14:ligatures w14:val="none"/>
         </w:rPr>
-      </w:pPr>
+        <w:t>必在其上安然居住</w:t>
+      </w:r>
       <w:r>
         <w:rPr>
           <w:rFonts w:ascii="宋体" w:eastAsia="宋体" w:hAnsi="宋体" w:cs="Times New Roman" w:hint="eastAsia"/>
@@ -26701,17 +31621,67 @@
           <w:sz w:val="24"/>
           <w14:ligatures w14:val="none"/>
         </w:rPr>
-        <w:t>五、vv60-63  耶和华神纪念祂与以色列所立的约，必带来饶恕和洁净</w:t>
-      </w:r>
-    </w:p>
-    <w:p>
-      <w:pPr>
-        <w:widowControl/>
-        <w:tabs>
-          <w:tab w:val="left" w:pos="420"/>
-        </w:tabs>
-        <w:spacing w:after="120" w:line="257" w:lineRule="auto"/>
-        <w:jc w:val="both"/>
+        <w:t>”</w:t>
+      </w:r>
+      <w:r>
+        <w:rPr>
+          <w:rFonts w:ascii="宋体" w:eastAsia="宋体" w:hAnsi="宋体" w:cs="Times New Roman" w:hint="eastAsia"/>
+          <w:b/>
+          <w:bCs/>
+          <w:color w:val="000000"/>
+          <w:kern w:val="0"/>
+          <w:sz w:val="24"/>
+          <w14:ligatures w14:val="none"/>
+        </w:rPr>
+        <w:t>之后</w:t>
+      </w:r>
+      <w:r>
+        <w:rPr>
+          <w:rFonts w:ascii="宋体" w:eastAsia="宋体" w:hAnsi="宋体" w:cs="Times New Roman" w:hint="eastAsia"/>
+          <w:b/>
+          <w:bCs/>
+          <w:color w:val="000000"/>
+          <w:kern w:val="0"/>
+          <w:sz w:val="24"/>
+          <w14:ligatures w14:val="none"/>
+        </w:rPr>
+        <w:t>，</w:t>
+      </w:r>
+      <w:r>
+        <w:rPr>
+          <w:rFonts w:ascii="宋体" w:eastAsia="宋体" w:hAnsi="宋体" w:cs="Times New Roman" w:hint="eastAsia"/>
+          <w:b/>
+          <w:bCs/>
+          <w:color w:val="000000"/>
+          <w:kern w:val="0"/>
+          <w:sz w:val="24"/>
+          <w14:ligatures w14:val="none"/>
+        </w:rPr>
+        <w:t>以色列一直打仗，还没有安全居住，</w:t>
+      </w:r>
+      <w:r>
+        <w:rPr>
+          <w:rFonts w:ascii="宋体" w:eastAsia="宋体" w:hAnsi="宋体" w:cs="Times New Roman" w:hint="eastAsia"/>
+          <w:b/>
+          <w:bCs/>
+          <w:color w:val="000000"/>
+          <w:kern w:val="0"/>
+          <w:sz w:val="24"/>
+          <w14:ligatures w14:val="none"/>
+        </w:rPr>
+        <w:t>所以现在还没开始。</w:t>
+      </w:r>
+      <w:r>
+        <w:rPr>
+          <w:rFonts w:ascii="宋体" w:eastAsia="宋体" w:hAnsi="宋体" w:cs="Times New Roman" w:hint="eastAsia"/>
+          <w:color w:val="000000"/>
+          <w:kern w:val="0"/>
+          <w:sz w:val="24"/>
+          <w14:ligatures w14:val="none"/>
+        </w:rPr>
+        <w:t>“</w:t>
+      </w:r>
+      <w:r>
         <w:rPr>
           <w:rFonts w:ascii="宋体" w:eastAsia="宋体" w:hAnsi="宋体" w:cs="Times New Roman"/>
           <w:color w:val="000000"/>
@@ -26719,36 +31689,98 @@
           <w:sz w:val="24"/>
           <w14:ligatures w14:val="none"/>
         </w:rPr>
-      </w:pPr>
-      <w:r>
-        <w:rPr>
-          <w:rFonts w:ascii="宋体" w:eastAsia="宋体" w:hAnsi="宋体" w:cs="Times New Roman" w:hint="eastAsia"/>
-          <w:color w:val="000000"/>
-          <w:kern w:val="0"/>
-          <w:sz w:val="24"/>
-          <w14:ligatures w14:val="none"/>
-        </w:rPr>
-        <w:t>v60：神救以色列人，是因为祂纪念与过去以色列人立过的约，并要在将来</w:t>
-      </w:r>
-      <w:r>
-        <w:rPr>
-          <w:rFonts w:ascii="宋体" w:eastAsia="宋体" w:hAnsi="宋体" w:cs="Times New Roman" w:hint="eastAsia"/>
-          <w:color w:val="000000"/>
-          <w:kern w:val="0"/>
-          <w:sz w:val="24"/>
-          <w14:ligatures w14:val="none"/>
-        </w:rPr>
-        <w:t>，也就是最后七年</w:t>
-      </w:r>
-      <w:r>
-        <w:rPr>
-          <w:rFonts w:ascii="宋体" w:eastAsia="宋体" w:hAnsi="宋体" w:cs="Times New Roman" w:hint="eastAsia"/>
-          <w:color w:val="000000"/>
-          <w:kern w:val="0"/>
-          <w:sz w:val="24"/>
-          <w14:ligatures w14:val="none"/>
-        </w:rPr>
-        <w:t>，立定新约。</w:t>
+        <w:t>示巴人、</w:t>
+      </w:r>
+      <w:r>
+        <w:rPr>
+          <w:rFonts w:ascii="宋体" w:eastAsia="宋体" w:hAnsi="宋体" w:cs="Times New Roman"/>
+          <w:color w:val="000000"/>
+          <w:kern w:val="0"/>
+          <w:sz w:val="24"/>
+          <w14:ligatures w14:val="none"/>
+        </w:rPr>
+        <w:lastRenderedPageBreak/>
+        <w:t>底但人、他施</w:t>
+      </w:r>
+      <w:r>
+        <w:rPr>
+          <w:rFonts w:ascii="宋体" w:eastAsia="宋体" w:hAnsi="宋体" w:cs="Times New Roman" w:hint="eastAsia"/>
+          <w:color w:val="000000"/>
+          <w:kern w:val="0"/>
+          <w:sz w:val="24"/>
+          <w14:ligatures w14:val="none"/>
+        </w:rPr>
+        <w:t>”分别指沙特、阿联酋、欧洲，特别注意“</w:t>
+      </w:r>
+      <w:r>
+        <w:rPr>
+          <w:rFonts w:ascii="宋体" w:eastAsia="宋体" w:hAnsi="宋体" w:cs="Times New Roman"/>
+          <w:color w:val="000000"/>
+          <w:kern w:val="0"/>
+          <w:sz w:val="24"/>
+          <w14:ligatures w14:val="none"/>
+        </w:rPr>
+        <w:t>其间的少壮狮子</w:t>
+      </w:r>
+      <w:r>
+        <w:rPr>
+          <w:rFonts w:ascii="宋体" w:eastAsia="宋体" w:hAnsi="宋体" w:cs="Times New Roman" w:hint="eastAsia"/>
+          <w:color w:val="000000"/>
+          <w:kern w:val="0"/>
+          <w:sz w:val="24"/>
+          <w14:ligatures w14:val="none"/>
+        </w:rPr>
+        <w:t>”很可能指的是美国</w:t>
+      </w:r>
+      <w:r>
+        <w:rPr>
+          <w:rFonts w:ascii="宋体" w:eastAsia="宋体" w:hAnsi="宋体" w:cs="Times New Roman" w:hint="eastAsia"/>
+          <w:color w:val="000000"/>
+          <w:kern w:val="0"/>
+          <w:sz w:val="24"/>
+          <w14:ligatures w14:val="none"/>
+        </w:rPr>
+        <w:t>，这些国家都不会参与这场</w:t>
+      </w:r>
+      <w:r>
+        <w:rPr>
+          <w:rFonts w:ascii="宋体" w:eastAsia="宋体" w:hAnsi="宋体" w:cs="Times New Roman" w:hint="eastAsia"/>
+          <w:color w:val="000000"/>
+          <w:kern w:val="0"/>
+          <w:sz w:val="24"/>
+          <w14:ligatures w14:val="none"/>
+        </w:rPr>
+        <w:t>战争</w:t>
+      </w:r>
+      <w:r>
+        <w:rPr>
+          <w:rFonts w:ascii="宋体" w:eastAsia="宋体" w:hAnsi="宋体" w:cs="Times New Roman" w:hint="eastAsia"/>
+          <w:color w:val="000000"/>
+          <w:kern w:val="0"/>
+          <w:sz w:val="24"/>
+          <w14:ligatures w14:val="none"/>
+        </w:rPr>
+        <w:t>。</w:t>
+      </w:r>
+      <w:r>
+        <w:rPr>
+          <w:rFonts w:ascii="宋体" w:eastAsia="宋体" w:hAnsi="宋体" w:cs="Times New Roman" w:hint="eastAsia"/>
+          <w:color w:val="000000"/>
+          <w:kern w:val="0"/>
+          <w:sz w:val="24"/>
+          <w14:ligatures w14:val="none"/>
+        </w:rPr>
+        <w:t>如今整个欧洲都没有力量了，那时候美国可能也已经衰落，只能</w:t>
+      </w:r>
+      <w:r>
+        <w:rPr>
+          <w:rFonts w:ascii="宋体" w:eastAsia="宋体" w:hAnsi="宋体" w:cs="Times New Roman" w:hint="eastAsia"/>
+          <w:color w:val="000000"/>
+          <w:kern w:val="0"/>
+          <w:sz w:val="24"/>
+          <w14:ligatures w14:val="none"/>
+        </w:rPr>
+        <w:t>发言。</w:t>
       </w:r>
     </w:p>
     <w:p>
@@ -26761,13 +31793,33 @@
         <w:ind w:leftChars="100" w:left="220"/>
         <w:jc w:val="both"/>
         <w:rPr>
+          <w:rFonts w:ascii="楷体" w:eastAsia="楷体" w:hAnsi="楷体" w:cs="Times New Roman" w:hint="eastAsia"/>
+          <w:color w:val="000000"/>
+          <w:kern w:val="0"/>
+          <w:sz w:val="24"/>
+          <w14:ligatures w14:val="none"/>
+        </w:rPr>
+      </w:pPr>
+      <w:r>
+        <w:rPr>
+          <w:rFonts w:ascii="楷体" w:eastAsia="楷体" w:hAnsi="楷体" w:cs="Times New Roman" w:hint="eastAsia"/>
+          <w:color w:val="000000"/>
+          <w:kern w:val="0"/>
+          <w:sz w:val="24"/>
+          <w14:ligatures w14:val="none"/>
+        </w:rPr>
+        <w:t>「</w:t>
+      </w:r>
+      <w:r>
+        <w:rPr>
           <w:rFonts w:ascii="楷体" w:eastAsia="楷体" w:hAnsi="楷体" w:cs="Times New Roman"/>
           <w:color w:val="000000"/>
           <w:kern w:val="0"/>
           <w:sz w:val="24"/>
           <w14:ligatures w14:val="none"/>
         </w:rPr>
-      </w:pPr>
+        <w:t>以西结3</w:t>
+      </w:r>
       <w:r>
         <w:rPr>
           <w:rFonts w:ascii="楷体" w:eastAsia="楷体" w:hAnsi="楷体" w:cs="Times New Roman" w:hint="eastAsia"/>
@@ -26776,7 +31828,17 @@
           <w:sz w:val="24"/>
           <w14:ligatures w14:val="none"/>
         </w:rPr>
-        <w:t>「耶利米书31:31</w:t>
+        <w:t>9</w:t>
+      </w:r>
+      <w:r>
+        <w:rPr>
+          <w:rFonts w:ascii="楷体" w:eastAsia="楷体" w:hAnsi="楷体" w:cs="Times New Roman"/>
+          <w:color w:val="000000"/>
+          <w:kern w:val="0"/>
+          <w:sz w:val="24"/>
+          <w14:ligatures w14:val="none"/>
+        </w:rPr>
+        <w:t>:1-</w:t>
       </w:r>
       <w:r>
         <w:rPr>
@@ -26786,7 +31848,7 @@
           <w:sz w:val="24"/>
           <w14:ligatures w14:val="none"/>
         </w:rPr>
-        <w:t>-34</w:t>
+        <w:t>9」</w:t>
       </w:r>
       <w:r>
         <w:rPr>
@@ -26796,7 +31858,7 @@
           <w:sz w:val="24"/>
           <w14:ligatures w14:val="none"/>
         </w:rPr>
-        <w:t>」：“</w:t>
+        <w:t>：“</w:t>
       </w:r>
       <w:r>
         <w:rPr>
@@ -26806,7 +31868,17 @@
           <w:sz w:val="24"/>
           <w14:ligatures w14:val="none"/>
         </w:rPr>
-        <w:t>耶和华说：「日子将到，我要与以色列家和犹大家另立新约，不像我拉着他们祖宗的手，领他们出埃及地的时候，与他们所立的约。我虽作他们的丈夫，他们却背了我的约。这是耶和华说的。」耶和华说：「那些日子以后，我与以色列家所立的约乃是这样：我要将我的律法放在他们里面，写在他们心上。我要作他们的　神，他们要作我的子民。他们各人不再教导自己的邻舍和自己的弟兄说：『你该认识耶和华』，因为他们从最小的到至大的都必认识我。我要赦免他们的罪孽，不再记念他们的罪恶。这是耶和华说的。」</w:t>
+        <w:t>人子啊，你要向歌革发预言攻击他，说主耶和华如此说：罗施、米设、土巴的王歌革啊，我与你为敌。我必调转你，领你前往，使你从北方的极处上来，带你到以色列的山上。</w:t>
+      </w:r>
+      <w:r>
+        <w:rPr>
+          <w:rFonts w:ascii="楷体" w:eastAsia="楷体" w:hAnsi="楷体" w:cs="Times New Roman"/>
+          <w:color w:val="000000"/>
+          <w:kern w:val="0"/>
+          <w:sz w:val="24"/>
+          <w14:ligatures w14:val="none"/>
+        </w:rPr>
+        <w:t>我必从你左手打落你的弓，从你右手打掉你的箭。你和你的军队，并同着你的列国人，都必倒在以色列的山上。我必将你给各类的鸷鸟和田野的走兽作食物。你必倒在田野，因为我曾说过。这是主耶和华说的。我要降火在玛各和海岛安然居住的人身上，他们就知道我是耶和华</w:t>
       </w:r>
       <w:r>
         <w:rPr>
@@ -26816,6 +31888,16 @@
           <w:sz w:val="24"/>
           <w14:ligatures w14:val="none"/>
         </w:rPr>
+        <w:t>「我要在我民以色列中显出我的圣名，也不容我的圣名再被亵渎，列国人就知道我是耶和华－以色列中的圣者。主耶和华说：这日事情临近，也必成就，乃是我所说的日子。「住以色列城邑的人必出去和捡器械，就是大小盾牌、弓箭、梃杖、枪矛，都当柴烧火，直烧七年，甚至他们不必从田野捡柴，也不必从树林伐木；因为他们要用器械烧火，并且抢夺那抢夺他们的人，掳掠那掳掠他们的人。这是主耶和华说的。」</w:t>
+      </w:r>
+      <w:r>
+        <w:rPr>
+          <w:rFonts w:ascii="楷体" w:eastAsia="楷体" w:hAnsi="楷体" w:cs="Times New Roman" w:hint="eastAsia"/>
+          <w:color w:val="000000"/>
+          <w:kern w:val="0"/>
+          <w:sz w:val="24"/>
+          <w14:ligatures w14:val="none"/>
+        </w:rPr>
         <w:t>”</w:t>
       </w:r>
     </w:p>
@@ -26828,89 +31910,245 @@
         <w:spacing w:after="120" w:line="257" w:lineRule="auto"/>
         <w:jc w:val="both"/>
         <w:rPr>
+          <w:rFonts w:ascii="宋体" w:eastAsia="宋体" w:hAnsi="宋体" w:cs="Times New Roman" w:hint="eastAsia"/>
+          <w:color w:val="000000"/>
+          <w:kern w:val="0"/>
+          <w:sz w:val="24"/>
+          <w14:ligatures w14:val="none"/>
+        </w:rPr>
+      </w:pPr>
+      <w:r>
+        <w:rPr>
+          <w:rFonts w:ascii="宋体" w:eastAsia="宋体" w:hAnsi="宋体" w:cs="Times New Roman" w:hint="eastAsia"/>
+          <w:color w:val="000000"/>
+          <w:kern w:val="0"/>
+          <w:sz w:val="24"/>
+          <w14:ligatures w14:val="none"/>
+        </w:rPr>
+        <w:t>到那时只有神能拯救以色列</w:t>
+      </w:r>
+      <w:r>
+        <w:rPr>
+          <w:rFonts w:ascii="宋体" w:eastAsia="宋体" w:hAnsi="宋体" w:cs="Times New Roman" w:hint="eastAsia"/>
+          <w:color w:val="000000"/>
+          <w:kern w:val="0"/>
+          <w:sz w:val="24"/>
+          <w14:ligatures w14:val="none"/>
+        </w:rPr>
+        <w:t>，在这场战争后，神会消灭</w:t>
+      </w:r>
+      <w:r>
+        <w:rPr>
           <w:rFonts w:ascii="宋体" w:eastAsia="宋体" w:hAnsi="宋体" w:cs="Times New Roman"/>
           <w:color w:val="000000"/>
           <w:kern w:val="0"/>
           <w:sz w:val="24"/>
           <w14:ligatures w14:val="none"/>
         </w:rPr>
-      </w:pPr>
-      <w:r>
-        <w:rPr>
-          <w:rFonts w:ascii="宋体" w:eastAsia="宋体" w:hAnsi="宋体" w:cs="Times New Roman" w:hint="eastAsia"/>
-          <w:color w:val="000000"/>
-          <w:kern w:val="0"/>
-          <w:sz w:val="24"/>
-          <w14:ligatures w14:val="none"/>
-        </w:rPr>
-        <w:t>v6</w:t>
-      </w:r>
-      <w:r>
-        <w:rPr>
-          <w:rFonts w:ascii="宋体" w:eastAsia="宋体" w:hAnsi="宋体" w:cs="Times New Roman" w:hint="eastAsia"/>
-          <w:color w:val="000000"/>
-          <w:kern w:val="0"/>
-          <w:sz w:val="24"/>
-          <w14:ligatures w14:val="none"/>
-        </w:rPr>
-        <w:t>1-63</w:t>
-      </w:r>
-      <w:r>
-        <w:rPr>
-          <w:rFonts w:ascii="宋体" w:eastAsia="宋体" w:hAnsi="宋体" w:cs="Times New Roman" w:hint="eastAsia"/>
-          <w:color w:val="000000"/>
-          <w:kern w:val="0"/>
-          <w:sz w:val="24"/>
-          <w14:ligatures w14:val="none"/>
-        </w:rPr>
-        <w:t>：</w:t>
-      </w:r>
-      <w:r>
-        <w:rPr>
-          <w:rFonts w:ascii="宋体" w:eastAsia="宋体" w:hAnsi="宋体" w:cs="Times New Roman" w:hint="eastAsia"/>
-          <w:color w:val="000000"/>
-          <w:kern w:val="0"/>
-          <w:sz w:val="24"/>
-          <w14:ligatures w14:val="none"/>
-        </w:rPr>
-        <w:t>到将来犹太人的第七十个七年，以色列人的赎罪日到了，他们要醒悟忏悔赎罪。</w:t>
-      </w:r>
-    </w:p>
-    <w:p>
-      <w:pPr>
-        <w:widowControl/>
-        <w:tabs>
-          <w:tab w:val="left" w:pos="420"/>
-        </w:tabs>
-        <w:spacing w:after="120" w:line="257" w:lineRule="auto"/>
-        <w:jc w:val="both"/>
-        <w:rPr>
-          <w:rFonts w:ascii="宋体" w:eastAsia="宋体" w:hAnsi="宋体" w:cs="Times New Roman" w:hint="eastAsia"/>
-          <w:color w:val="000000"/>
-          <w:kern w:val="0"/>
-          <w:sz w:val="24"/>
-          <w14:ligatures w14:val="none"/>
-        </w:rPr>
-      </w:pPr>
-      <w:r>
-        <w:rPr>
-          <w:rFonts w:ascii="宋体" w:eastAsia="宋体" w:hAnsi="宋体" w:cs="Times New Roman" w:hint="eastAsia"/>
-          <w:color w:val="000000"/>
-          <w:kern w:val="0"/>
-          <w:sz w:val="24"/>
-          <w14:ligatures w14:val="none"/>
-        </w:rPr>
-        <w:t>这一章神向世人宣告以色列的罪孽。</w:t>
-      </w:r>
-      <w:r>
-        <w:rPr>
-          <w:rFonts w:ascii="宋体" w:eastAsia="宋体" w:hAnsi="宋体" w:cs="Times New Roman" w:hint="eastAsia"/>
-          <w:color w:val="000000"/>
-          <w:kern w:val="0"/>
-          <w:sz w:val="24"/>
-          <w14:ligatures w14:val="none"/>
-        </w:rPr>
-        <w:t>但神已经与他们立约，所以1948年，以色列一天就复国了。当下的伊朗战争很快就会平息，以色列会有安然居住的日子，但根据「以西结38-39」另一场更大的战争就要来临。</w:t>
+        <w:t>玛各地的歌革</w:t>
+      </w:r>
+      <w:r>
+        <w:rPr>
+          <w:rFonts w:ascii="宋体" w:eastAsia="宋体" w:hAnsi="宋体" w:cs="Times New Roman" w:hint="eastAsia"/>
+          <w:color w:val="000000"/>
+          <w:kern w:val="0"/>
+          <w:sz w:val="24"/>
+          <w14:ligatures w14:val="none"/>
+        </w:rPr>
+        <w:t>，从天上降下火来，烧毁他们的武器。注意“</w:t>
+      </w:r>
+      <w:r>
+        <w:rPr>
+          <w:rFonts w:ascii="宋体" w:eastAsia="宋体" w:hAnsi="宋体" w:cs="Times New Roman"/>
+          <w:color w:val="000000"/>
+          <w:kern w:val="0"/>
+          <w:sz w:val="24"/>
+          <w14:ligatures w14:val="none"/>
+        </w:rPr>
+        <w:t>直烧七年</w:t>
+      </w:r>
+      <w:r>
+        <w:rPr>
+          <w:rFonts w:ascii="宋体" w:eastAsia="宋体" w:hAnsi="宋体" w:cs="Times New Roman" w:hint="eastAsia"/>
+          <w:color w:val="000000"/>
+          <w:kern w:val="0"/>
+          <w:sz w:val="24"/>
+          <w14:ligatures w14:val="none"/>
+        </w:rPr>
+        <w:t>”，</w:t>
+      </w:r>
+      <w:r>
+        <w:rPr>
+          <w:rFonts w:ascii="宋体" w:eastAsia="宋体" w:hAnsi="宋体" w:cs="Times New Roman" w:hint="eastAsia"/>
+          <w:color w:val="000000"/>
+          <w:kern w:val="0"/>
+          <w:sz w:val="24"/>
+          <w14:ligatures w14:val="none"/>
+        </w:rPr>
+        <w:t>也就是以色列的“七十个七”。所以这场大战要在</w:t>
+      </w:r>
+      <w:r>
+        <w:rPr>
+          <w:rFonts w:ascii="宋体" w:eastAsia="宋体" w:hAnsi="宋体" w:cs="Times New Roman" w:hint="eastAsia"/>
+          <w:color w:val="000000"/>
+          <w:kern w:val="0"/>
+          <w:sz w:val="24"/>
+          <w14:ligatures w14:val="none"/>
+        </w:rPr>
+        <w:t>“七十个七”年开始。“七十个七”是属于犹太人的，到时教会已经被提，</w:t>
+      </w:r>
+      <w:r>
+        <w:rPr>
+          <w:rFonts w:ascii="宋体" w:eastAsia="宋体" w:hAnsi="宋体" w:cs="Times New Roman" w:hint="eastAsia"/>
+          <w:color w:val="000000"/>
+          <w:kern w:val="0"/>
+          <w:sz w:val="24"/>
+          <w14:ligatures w14:val="none"/>
+        </w:rPr>
+        <w:t>战争才会开始。</w:t>
+      </w:r>
+    </w:p>
+    <w:p>
+      <w:pPr>
+        <w:widowControl/>
+        <w:tabs>
+          <w:tab w:val="left" w:pos="420"/>
+        </w:tabs>
+        <w:spacing w:after="120" w:line="257" w:lineRule="auto"/>
+        <w:jc w:val="both"/>
+        <w:rPr>
+          <w:rFonts w:ascii="宋体" w:eastAsia="宋体" w:hAnsi="宋体" w:cs="Times New Roman" w:hint="eastAsia"/>
+          <w:b/>
+          <w:bCs/>
+          <w:color w:val="000000"/>
+          <w:kern w:val="0"/>
+          <w:sz w:val="24"/>
+          <w14:ligatures w14:val="none"/>
+        </w:rPr>
+      </w:pPr>
+      <w:r>
+        <w:rPr>
+          <w:rFonts w:ascii="宋体" w:eastAsia="宋体" w:hAnsi="宋体" w:cs="Times New Roman" w:hint="eastAsia"/>
+          <w:color w:val="000000"/>
+          <w:kern w:val="0"/>
+          <w:sz w:val="24"/>
+          <w14:ligatures w14:val="none"/>
+        </w:rPr>
+        <w:t>最近会有大事发生，</w:t>
+      </w:r>
+      <w:r>
+        <w:rPr>
+          <w:rFonts w:ascii="宋体" w:eastAsia="宋体" w:hAnsi="宋体" w:cs="Times New Roman" w:hint="eastAsia"/>
+          <w:color w:val="000000"/>
+          <w:kern w:val="0"/>
+          <w:sz w:val="24"/>
+          <w14:ligatures w14:val="none"/>
+        </w:rPr>
+        <w:t>本来应该在巴基斯坦参与谈判的</w:t>
+      </w:r>
+      <w:r>
+        <w:rPr>
+          <w:rFonts w:ascii="宋体" w:eastAsia="宋体" w:hAnsi="宋体" w:cs="Times New Roman" w:hint="eastAsia"/>
+          <w:color w:val="000000"/>
+          <w:kern w:val="0"/>
+          <w:sz w:val="24"/>
+          <w14:ligatures w14:val="none"/>
+        </w:rPr>
+        <w:t>伊朗外长</w:t>
+      </w:r>
+      <w:r>
+        <w:rPr>
+          <w:rFonts w:ascii="宋体" w:eastAsia="宋体" w:hAnsi="宋体" w:cs="Times New Roman" w:hint="eastAsia"/>
+          <w:color w:val="000000"/>
+          <w:kern w:val="0"/>
+          <w:sz w:val="24"/>
+          <w14:ligatures w14:val="none"/>
+        </w:rPr>
+        <w:t>去</w:t>
+      </w:r>
+      <w:r>
+        <w:rPr>
+          <w:rFonts w:ascii="宋体" w:eastAsia="宋体" w:hAnsi="宋体" w:cs="Times New Roman" w:hint="eastAsia"/>
+          <w:color w:val="000000"/>
+          <w:kern w:val="0"/>
+          <w:sz w:val="24"/>
+          <w14:ligatures w14:val="none"/>
+        </w:rPr>
+        <w:t>俄罗斯</w:t>
+      </w:r>
+      <w:r>
+        <w:rPr>
+          <w:rFonts w:ascii="宋体" w:eastAsia="宋体" w:hAnsi="宋体" w:cs="Times New Roman" w:hint="eastAsia"/>
+          <w:color w:val="000000"/>
+          <w:kern w:val="0"/>
+          <w:sz w:val="24"/>
+          <w14:ligatures w14:val="none"/>
+        </w:rPr>
+        <w:t>向</w:t>
+      </w:r>
+      <w:r>
+        <w:rPr>
+          <w:rFonts w:ascii="宋体" w:eastAsia="宋体" w:hAnsi="宋体" w:cs="Times New Roman" w:hint="eastAsia"/>
+          <w:color w:val="000000"/>
+          <w:kern w:val="0"/>
+          <w:sz w:val="24"/>
+          <w14:ligatures w14:val="none"/>
+        </w:rPr>
+        <w:t>普京</w:t>
+      </w:r>
+      <w:r>
+        <w:rPr>
+          <w:rFonts w:ascii="宋体" w:eastAsia="宋体" w:hAnsi="宋体" w:cs="Times New Roman" w:hint="eastAsia"/>
+          <w:color w:val="000000"/>
+          <w:kern w:val="0"/>
+          <w:sz w:val="24"/>
+          <w14:ligatures w14:val="none"/>
+        </w:rPr>
+        <w:t>求</w:t>
+      </w:r>
+      <w:r>
+        <w:rPr>
+          <w:rFonts w:ascii="宋体" w:eastAsia="宋体" w:hAnsi="宋体" w:cs="Times New Roman" w:hint="eastAsia"/>
+          <w:color w:val="000000"/>
+          <w:kern w:val="0"/>
+          <w:sz w:val="24"/>
+          <w14:ligatures w14:val="none"/>
+        </w:rPr>
+        <w:t>助，</w:t>
+      </w:r>
+      <w:r>
+        <w:rPr>
+          <w:rFonts w:ascii="宋体" w:eastAsia="宋体" w:hAnsi="宋体" w:cs="Times New Roman" w:hint="eastAsia"/>
+          <w:color w:val="000000"/>
+          <w:kern w:val="0"/>
+          <w:sz w:val="24"/>
+          <w14:ligatures w14:val="none"/>
+        </w:rPr>
+        <w:t>可见这个反以联盟已经形成。</w:t>
+      </w:r>
+      <w:r>
+        <w:rPr>
+          <w:rFonts w:ascii="宋体" w:eastAsia="宋体" w:hAnsi="宋体" w:cs="Times New Roman" w:hint="eastAsia"/>
+          <w:b/>
+          <w:bCs/>
+          <w:color w:val="000000"/>
+          <w:kern w:val="0"/>
+          <w:sz w:val="24"/>
+          <w14:ligatures w14:val="none"/>
+        </w:rPr>
+        <w:t>这场战争会结束，到时伊朗的经济军事力量已经垮掉，他没有钱支持恐怖分子，</w:t>
+      </w:r>
+      <w:r>
+        <w:rPr>
+          <w:rFonts w:ascii="宋体" w:eastAsia="宋体" w:hAnsi="宋体" w:cs="Times New Roman" w:hint="eastAsia"/>
+          <w:b/>
+          <w:bCs/>
+          <w:color w:val="000000"/>
+          <w:kern w:val="0"/>
+          <w:sz w:val="24"/>
+          <w14:ligatures w14:val="none"/>
+        </w:rPr>
+        <w:t>以色列会有一段安然居住的时间，直到更大一场战争的开始。</w:t>
       </w:r>
     </w:p>
     <w:sectPr>
@@ -27592,7 +32830,6 @@
   <w:style w:type="character" w:default="1" w:styleId="a0">
     <w:name w:val="Default Paragraph Font"/>
     <w:uiPriority w:val="1"/>
-    <w:semiHidden/>
     <w:unhideWhenUsed/>
   </w:style>
   <w:style w:type="table" w:default="1" w:styleId="a1">

--- a/以西结书2025.docx
+++ b/以西结书2025.docx
@@ -35662,8 +35662,8 @@
           <w14:ligatures w14:val="none"/>
         </w:rPr>
       </w:pPr>
-      <w:bookmarkStart w:id="15" w:name="OLE_LINK85"/>
-      <w:bookmarkStart w:id="16" w:name="_Toc230362817"/>
+      <w:bookmarkStart w:id="15" w:name="_Toc230362817"/>
+      <w:bookmarkStart w:id="16" w:name="OLE_LINK85"/>
       <w:r>
         <w:rPr>
           <w:rFonts w:ascii="Calibri" w:eastAsia="宋体" w:hAnsi="Calibri" w:cs="Times New Roman" w:hint="eastAsia"/>
@@ -35753,7 +35753,7 @@
         </w:rPr>
         <w:t>吃酸葡萄牙必酸倒</w:t>
       </w:r>
-      <w:bookmarkEnd w:id="16"/>
+      <w:bookmarkEnd w:id="15"/>
     </w:p>
     <w:p>
       <w:pPr>
@@ -35901,7 +35901,7 @@
         <w:t>18-19</w:t>
       </w:r>
     </w:p>
-    <w:bookmarkEnd w:id="15"/>
+    <w:bookmarkEnd w:id="16"/>
     <w:p>
       <w:pPr>
         <w:widowControl/>
@@ -38988,6 +38988,17 @@
         <w:spacing w:before="460" w:after="480" w:line="256" w:lineRule="auto"/>
         <w:outlineLvl w:val="0"/>
         <w:rPr>
+          <w:rFonts w:ascii="Calibri" w:eastAsia="宋体" w:hAnsi="Calibri" w:cs="Times New Roman"/>
+          <w:color w:val="731C3F"/>
+          <w:kern w:val="0"/>
+          <w:sz w:val="40"/>
+          <w:szCs w:val="32"/>
+          <w14:ligatures w14:val="none"/>
+        </w:rPr>
+      </w:pPr>
+      <w:bookmarkStart w:id="17" w:name="_Toc230362818"/>
+      <w:r>
+        <w:rPr>
           <w:rFonts w:ascii="Calibri" w:eastAsia="宋体" w:hAnsi="Calibri" w:cs="Times New Roman" w:hint="eastAsia"/>
           <w:color w:val="731C3F"/>
           <w:kern w:val="0"/>
@@ -38995,8 +39006,9 @@
           <w:szCs w:val="32"/>
           <w14:ligatures w14:val="none"/>
         </w:rPr>
-      </w:pPr>
-      <w:bookmarkStart w:id="17" w:name="_Toc230362818"/>
+        <w:lastRenderedPageBreak/>
+        <w:t>以西结书</w:t>
+      </w:r>
       <w:r>
         <w:rPr>
           <w:rFonts w:ascii="Calibri" w:eastAsia="宋体" w:hAnsi="Calibri" w:cs="Times New Roman" w:hint="eastAsia"/>
@@ -39006,8 +39018,7 @@
           <w:szCs w:val="32"/>
           <w14:ligatures w14:val="none"/>
         </w:rPr>
-        <w:lastRenderedPageBreak/>
-        <w:t>以西结书</w:t>
+        <w:t>（</w:t>
       </w:r>
       <w:r>
         <w:rPr>
@@ -39018,7 +39029,7 @@
           <w:szCs w:val="32"/>
           <w14:ligatures w14:val="none"/>
         </w:rPr>
-        <w:t>（</w:t>
+        <w:t>第</w:t>
       </w:r>
       <w:r>
         <w:rPr>
@@ -39029,7 +39040,7 @@
           <w:szCs w:val="32"/>
           <w14:ligatures w14:val="none"/>
         </w:rPr>
-        <w:t>第</w:t>
+        <w:t>20</w:t>
       </w:r>
       <w:r>
         <w:rPr>
@@ -39040,7 +39051,7 @@
           <w:szCs w:val="32"/>
           <w14:ligatures w14:val="none"/>
         </w:rPr>
-        <w:t>20</w:t>
+        <w:t>章</w:t>
       </w:r>
       <w:r>
         <w:rPr>
@@ -39051,7 +39062,18 @@
           <w:szCs w:val="32"/>
           <w14:ligatures w14:val="none"/>
         </w:rPr>
-        <w:t>章</w:t>
+        <w:t>）</w:t>
+      </w:r>
+      <w:r>
+        <w:rPr>
+          <w:rFonts w:ascii="Calibri" w:eastAsia="宋体" w:hAnsi="Calibri" w:cs="Times New Roman"/>
+          <w:color w:val="731C3F"/>
+          <w:kern w:val="0"/>
+          <w:sz w:val="40"/>
+          <w:szCs w:val="32"/>
+          <w14:ligatures w14:val="none"/>
+        </w:rPr>
+        <w:t>~</w:t>
       </w:r>
       <w:r>
         <w:rPr>
@@ -39062,28 +39084,6 @@
           <w:szCs w:val="32"/>
           <w14:ligatures w14:val="none"/>
         </w:rPr>
-        <w:t>）</w:t>
-      </w:r>
-      <w:r>
-        <w:rPr>
-          <w:rFonts w:ascii="Calibri" w:eastAsia="宋体" w:hAnsi="Calibri" w:cs="Times New Roman"/>
-          <w:color w:val="731C3F"/>
-          <w:kern w:val="0"/>
-          <w:sz w:val="40"/>
-          <w:szCs w:val="32"/>
-          <w14:ligatures w14:val="none"/>
-        </w:rPr>
-        <w:t>~</w:t>
-      </w:r>
-      <w:r>
-        <w:rPr>
-          <w:rFonts w:ascii="Calibri" w:eastAsia="宋体" w:hAnsi="Calibri" w:cs="Times New Roman" w:hint="eastAsia"/>
-          <w:color w:val="731C3F"/>
-          <w:kern w:val="0"/>
-          <w:sz w:val="40"/>
-          <w:szCs w:val="32"/>
-          <w14:ligatures w14:val="none"/>
-        </w:rPr>
         <w:t>以色列要从杖下经过</w:t>
       </w:r>
       <w:bookmarkEnd w:id="17"/>
@@ -39183,17 +39183,7 @@
           <w:sz w:val="24"/>
           <w14:ligatures w14:val="none"/>
         </w:rPr>
-        <w:t>1</w:t>
-      </w:r>
-      <w:r>
-        <w:rPr>
-          <w:rFonts w:ascii="宋体" w:eastAsia="宋体" w:hAnsi="宋体" w:cs="Times New Roman" w:hint="eastAsia"/>
-          <w:color w:val="000000"/>
-          <w:kern w:val="0"/>
-          <w:sz w:val="24"/>
-          <w14:ligatures w14:val="none"/>
-        </w:rPr>
-        <w:t>9日</w:t>
+        <w:t>19日</w:t>
       </w:r>
     </w:p>
     <w:p>
@@ -39206,7 +39196,7 @@
         <w:ind w:left="432" w:hanging="432"/>
         <w:jc w:val="both"/>
         <w:rPr>
-          <w:rFonts w:ascii="宋体" w:eastAsia="宋体" w:hAnsi="宋体" w:cs="Times New Roman"/>
+          <w:rFonts w:ascii="宋体" w:eastAsia="宋体" w:hAnsi="宋体" w:cs="Times New Roman" w:hint="eastAsia"/>
           <w:color w:val="000000"/>
           <w:kern w:val="0"/>
           <w:sz w:val="24"/>
@@ -39244,7 +39234,7 @@
         <w:ind w:firstLine="198"/>
         <w:jc w:val="both"/>
         <w:rPr>
-          <w:rFonts w:ascii="宋体" w:eastAsia="宋体" w:hAnsi="宋体" w:cs="Times New Roman"/>
+          <w:rFonts w:ascii="宋体" w:eastAsia="宋体" w:hAnsi="宋体" w:cs="Times New Roman" w:hint="eastAsia"/>
           <w:color w:val="000000"/>
           <w:kern w:val="0"/>
           <w:sz w:val="24"/>
@@ -39370,22 +39360,1240 @@
         <w:ind w:left="432" w:hanging="432"/>
         <w:jc w:val="both"/>
         <w:rPr>
+          <w:rFonts w:ascii="宋体" w:eastAsia="宋体" w:hAnsi="宋体" w:cs="Times New Roman" w:hint="eastAsia"/>
+          <w:color w:val="000000"/>
+          <w:kern w:val="0"/>
+          <w:sz w:val="24"/>
+          <w14:ligatures w14:val="none"/>
+        </w:rPr>
+      </w:pPr>
+    </w:p>
+    <w:p>
+      <w:pPr>
+        <w:widowControl/>
+        <w:tabs>
+          <w:tab w:val="left" w:pos="420"/>
+        </w:tabs>
+        <w:spacing w:after="120" w:line="257" w:lineRule="auto"/>
+        <w:jc w:val="both"/>
+        <w:rPr>
+          <w:rFonts w:ascii="宋体" w:eastAsia="宋体" w:hAnsi="宋体" w:cs="Times New Roman" w:hint="eastAsia"/>
+          <w:b/>
+          <w:bCs/>
+          <w:color w:val="000000"/>
+          <w:kern w:val="0"/>
+          <w:sz w:val="24"/>
+          <w14:ligatures w14:val="none"/>
+        </w:rPr>
+      </w:pPr>
+      <w:r>
+        <w:rPr>
+          <w:rFonts w:ascii="宋体" w:eastAsia="宋体" w:hAnsi="宋体" w:cs="Times New Roman" w:hint="eastAsia"/>
+          <w:b/>
+          <w:bCs/>
+          <w:color w:val="000000"/>
+          <w:kern w:val="0"/>
+          <w:sz w:val="24"/>
+          <w14:ligatures w14:val="none"/>
+        </w:rPr>
+        <w:t>一、</w:t>
+      </w:r>
+      <w:r>
+        <w:rPr>
+          <w:rFonts w:ascii="宋体" w:eastAsia="宋体" w:hAnsi="宋体" w:cs="Times New Roman" w:hint="eastAsia"/>
+          <w:b/>
+          <w:bCs/>
+          <w:color w:val="000000"/>
+          <w:kern w:val="0"/>
+          <w:sz w:val="24"/>
+          <w14:ligatures w14:val="none"/>
+        </w:rPr>
+        <w:t>vv1-4  以色列长老们来到以西结面前</w:t>
+      </w:r>
+    </w:p>
+    <w:p>
+      <w:pPr>
+        <w:widowControl/>
+        <w:tabs>
+          <w:tab w:val="left" w:pos="420"/>
+        </w:tabs>
+        <w:spacing w:after="120" w:line="257" w:lineRule="auto"/>
+        <w:ind w:firstLine="198"/>
+        <w:jc w:val="both"/>
+        <w:rPr>
+          <w:rFonts w:ascii="宋体" w:eastAsia="宋体" w:hAnsi="宋体" w:cs="Times New Roman" w:hint="eastAsia"/>
+          <w:color w:val="000000"/>
+          <w:kern w:val="0"/>
+          <w:sz w:val="24"/>
+          <w14:ligatures w14:val="none"/>
+        </w:rPr>
+      </w:pPr>
+      <w:r>
+        <w:rPr>
+          <w:rFonts w:ascii="宋体" w:eastAsia="宋体" w:hAnsi="宋体" w:cs="Times New Roman" w:hint="eastAsia"/>
+          <w:color w:val="000000"/>
+          <w:kern w:val="0"/>
+          <w:sz w:val="24"/>
+          <w14:ligatures w14:val="none"/>
+        </w:rPr>
+        <w:t>v1：“</w:t>
+      </w:r>
+      <w:r>
+        <w:rPr>
           <w:rFonts w:ascii="宋体" w:eastAsia="宋体" w:hAnsi="宋体" w:cs="Times New Roman"/>
           <w:color w:val="000000"/>
           <w:kern w:val="0"/>
           <w:sz w:val="24"/>
           <w14:ligatures w14:val="none"/>
         </w:rPr>
-      </w:pPr>
-    </w:p>
-    <w:p>
-      <w:pPr>
-        <w:widowControl/>
-        <w:tabs>
-          <w:tab w:val="left" w:pos="420"/>
-        </w:tabs>
-        <w:spacing w:after="120" w:line="257" w:lineRule="auto"/>
-        <w:jc w:val="both"/>
+        <w:t>第七年五月初十日</w:t>
+      </w:r>
+      <w:r>
+        <w:rPr>
+          <w:rFonts w:ascii="宋体" w:eastAsia="宋体" w:hAnsi="宋体" w:cs="Times New Roman" w:hint="eastAsia"/>
+          <w:color w:val="000000"/>
+          <w:kern w:val="0"/>
+          <w:sz w:val="24"/>
+          <w14:ligatures w14:val="none"/>
+        </w:rPr>
+        <w:t>”，这是</w:t>
+      </w:r>
+      <w:bookmarkStart w:id="18" w:name="OLE_LINK86"/>
+      <w:r>
+        <w:rPr>
+          <w:rFonts w:ascii="宋体" w:eastAsia="宋体" w:hAnsi="宋体" w:cs="Times New Roman" w:hint="eastAsia"/>
+          <w:color w:val="000000"/>
+          <w:kern w:val="0"/>
+          <w:sz w:val="24"/>
+          <w14:ligatures w14:val="none"/>
+        </w:rPr>
+        <w:t>主前591年</w:t>
+      </w:r>
+      <w:bookmarkEnd w:id="18"/>
+      <w:r>
+        <w:rPr>
+          <w:rFonts w:ascii="宋体" w:eastAsia="宋体" w:hAnsi="宋体" w:cs="Times New Roman" w:hint="eastAsia"/>
+          <w:color w:val="000000"/>
+          <w:kern w:val="0"/>
+          <w:sz w:val="24"/>
+          <w14:ligatures w14:val="none"/>
+        </w:rPr>
+        <w:t>，距离以西结（</w:t>
+      </w:r>
+      <w:r>
+        <w:rPr>
+          <w:rFonts w:ascii="宋体" w:eastAsia="宋体" w:hAnsi="宋体" w:cs="Times New Roman"/>
+          <w:color w:val="000000"/>
+          <w:kern w:val="0"/>
+          <w:sz w:val="24"/>
+          <w14:ligatures w14:val="none"/>
+        </w:rPr>
+        <w:t>主前59</w:t>
+      </w:r>
+      <w:r>
+        <w:rPr>
+          <w:rFonts w:ascii="宋体" w:eastAsia="宋体" w:hAnsi="宋体" w:cs="Times New Roman" w:hint="eastAsia"/>
+          <w:color w:val="000000"/>
+          <w:kern w:val="0"/>
+          <w:sz w:val="24"/>
+          <w14:ligatures w14:val="none"/>
+        </w:rPr>
+        <w:t>7</w:t>
+      </w:r>
+      <w:r>
+        <w:rPr>
+          <w:rFonts w:ascii="宋体" w:eastAsia="宋体" w:hAnsi="宋体" w:cs="Times New Roman"/>
+          <w:color w:val="000000"/>
+          <w:kern w:val="0"/>
+          <w:sz w:val="24"/>
+          <w14:ligatures w14:val="none"/>
+        </w:rPr>
+        <w:t>年</w:t>
+      </w:r>
+      <w:r>
+        <w:rPr>
+          <w:rFonts w:ascii="宋体" w:eastAsia="宋体" w:hAnsi="宋体" w:cs="Times New Roman" w:hint="eastAsia"/>
+          <w:color w:val="000000"/>
+          <w:kern w:val="0"/>
+          <w:sz w:val="24"/>
+          <w14:ligatures w14:val="none"/>
+        </w:rPr>
+        <w:t>）被掳已经过去6年了。“</w:t>
+      </w:r>
+      <w:r>
+        <w:rPr>
+          <w:rFonts w:ascii="宋体" w:eastAsia="宋体" w:hAnsi="宋体" w:cs="Times New Roman"/>
+          <w:color w:val="000000"/>
+          <w:kern w:val="0"/>
+          <w:sz w:val="24"/>
+          <w14:ligatures w14:val="none"/>
+        </w:rPr>
+        <w:t>以色列的几个长老来求问</w:t>
+      </w:r>
+      <w:r>
+        <w:rPr>
+          <w:rFonts w:ascii="宋体" w:eastAsia="宋体" w:hAnsi="宋体" w:cs="Times New Roman" w:hint="eastAsia"/>
+          <w:color w:val="000000"/>
+          <w:kern w:val="0"/>
+          <w:sz w:val="24"/>
+          <w14:ligatures w14:val="none"/>
+        </w:rPr>
+        <w:t>”，并非出于善意，而是遇到生活中的困境</w:t>
+      </w:r>
+      <w:r>
+        <w:rPr>
+          <w:rFonts w:ascii="宋体" w:eastAsia="宋体" w:hAnsi="宋体" w:cs="Times New Roman" w:hint="eastAsia"/>
+          <w:color w:val="000000"/>
+          <w:kern w:val="0"/>
+          <w:sz w:val="24"/>
+          <w14:ligatures w14:val="none"/>
+        </w:rPr>
+        <w:t>而来。</w:t>
+      </w:r>
+    </w:p>
+    <w:p>
+      <w:pPr>
+        <w:widowControl/>
+        <w:tabs>
+          <w:tab w:val="left" w:pos="420"/>
+        </w:tabs>
+        <w:spacing w:after="120" w:line="257" w:lineRule="auto"/>
+        <w:ind w:firstLine="198"/>
+        <w:jc w:val="both"/>
+        <w:rPr>
+          <w:rFonts w:ascii="宋体" w:eastAsia="宋体" w:hAnsi="宋体" w:cs="Times New Roman" w:hint="eastAsia"/>
+          <w:color w:val="000000"/>
+          <w:kern w:val="0"/>
+          <w:sz w:val="24"/>
+          <w14:ligatures w14:val="none"/>
+        </w:rPr>
+      </w:pPr>
+      <w:r>
+        <w:rPr>
+          <w:rFonts w:ascii="宋体" w:eastAsia="宋体" w:hAnsi="宋体" w:cs="Times New Roman" w:hint="eastAsia"/>
+          <w:color w:val="000000"/>
+          <w:kern w:val="0"/>
+          <w:sz w:val="24"/>
+          <w14:ligatures w14:val="none"/>
+        </w:rPr>
+        <w:t>v2-3：“</w:t>
+      </w:r>
+      <w:r>
+        <w:rPr>
+          <w:rFonts w:ascii="宋体" w:eastAsia="宋体" w:hAnsi="宋体" w:cs="Times New Roman"/>
+          <w:color w:val="000000"/>
+          <w:kern w:val="0"/>
+          <w:sz w:val="24"/>
+          <w14:ligatures w14:val="none"/>
+        </w:rPr>
+        <w:t>你们来是求问我吗？</w:t>
+      </w:r>
+      <w:r>
+        <w:rPr>
+          <w:rFonts w:ascii="宋体" w:eastAsia="宋体" w:hAnsi="宋体" w:cs="Times New Roman" w:hint="eastAsia"/>
+          <w:color w:val="000000"/>
+          <w:kern w:val="0"/>
+          <w:sz w:val="24"/>
+          <w14:ligatures w14:val="none"/>
+        </w:rPr>
+        <w:t>”主耶和华知道他们的心，知道他们假冒为善，所以拒绝回答他们。</w:t>
+      </w:r>
+    </w:p>
+    <w:p>
+      <w:pPr>
+        <w:widowControl/>
+        <w:tabs>
+          <w:tab w:val="left" w:pos="420"/>
+        </w:tabs>
+        <w:spacing w:after="120" w:line="257" w:lineRule="auto"/>
+        <w:ind w:firstLine="198"/>
+        <w:jc w:val="both"/>
+        <w:rPr>
+          <w:rFonts w:ascii="宋体" w:eastAsia="宋体" w:hAnsi="宋体" w:cs="Times New Roman" w:hint="eastAsia"/>
+          <w:color w:val="000000"/>
+          <w:kern w:val="0"/>
+          <w:sz w:val="24"/>
+          <w14:ligatures w14:val="none"/>
+        </w:rPr>
+      </w:pPr>
+      <w:r>
+        <w:rPr>
+          <w:rFonts w:ascii="宋体" w:eastAsia="宋体" w:hAnsi="宋体" w:cs="Times New Roman"/>
+          <w:color w:val="000000"/>
+          <w:kern w:val="0"/>
+          <w:sz w:val="24"/>
+          <w14:ligatures w14:val="none"/>
+        </w:rPr>
+        <w:t>v</w:t>
+      </w:r>
+      <w:r>
+        <w:rPr>
+          <w:rFonts w:ascii="宋体" w:eastAsia="宋体" w:hAnsi="宋体" w:cs="Times New Roman" w:hint="eastAsia"/>
+          <w:color w:val="000000"/>
+          <w:kern w:val="0"/>
+          <w:sz w:val="24"/>
+          <w14:ligatures w14:val="none"/>
+        </w:rPr>
+        <w:t>4</w:t>
+      </w:r>
+      <w:r>
+        <w:rPr>
+          <w:rFonts w:ascii="宋体" w:eastAsia="宋体" w:hAnsi="宋体" w:cs="Times New Roman"/>
+          <w:color w:val="000000"/>
+          <w:kern w:val="0"/>
+          <w:sz w:val="24"/>
+          <w14:ligatures w14:val="none"/>
+        </w:rPr>
+        <w:t>：“</w:t>
+      </w:r>
+      <w:r>
+        <w:rPr>
+          <w:rFonts w:ascii="宋体" w:eastAsia="宋体" w:hAnsi="宋体" w:cs="Times New Roman"/>
+          <w:color w:val="000000"/>
+          <w:kern w:val="0"/>
+          <w:sz w:val="24"/>
+          <w14:ligatures w14:val="none"/>
+        </w:rPr>
+        <w:t>你当使他们知道他们列祖那些可憎的事</w:t>
+      </w:r>
+      <w:r>
+        <w:rPr>
+          <w:rFonts w:ascii="宋体" w:eastAsia="宋体" w:hAnsi="宋体" w:cs="Times New Roman"/>
+          <w:color w:val="000000"/>
+          <w:kern w:val="0"/>
+          <w:sz w:val="24"/>
+          <w14:ligatures w14:val="none"/>
+        </w:rPr>
+        <w:t>”</w:t>
+      </w:r>
+      <w:r>
+        <w:rPr>
+          <w:rFonts w:ascii="宋体" w:eastAsia="宋体" w:hAnsi="宋体" w:cs="Times New Roman" w:hint="eastAsia"/>
+          <w:color w:val="000000"/>
+          <w:kern w:val="0"/>
+          <w:sz w:val="24"/>
+          <w14:ligatures w14:val="none"/>
+        </w:rPr>
+        <w:t>：</w:t>
+      </w:r>
+      <w:r>
+        <w:rPr>
+          <w:rFonts w:ascii="宋体" w:eastAsia="宋体" w:hAnsi="宋体" w:cs="Times New Roman"/>
+          <w:color w:val="000000"/>
+          <w:kern w:val="0"/>
+          <w:sz w:val="24"/>
+          <w14:ligatures w14:val="none"/>
+        </w:rPr>
+        <w:t>要让这些长老认识到祖先的悖逆</w:t>
+      </w:r>
+      <w:r>
+        <w:rPr>
+          <w:rFonts w:ascii="宋体" w:eastAsia="宋体" w:hAnsi="宋体" w:cs="Times New Roman" w:hint="eastAsia"/>
+          <w:color w:val="000000"/>
+          <w:kern w:val="0"/>
+          <w:sz w:val="24"/>
+          <w14:ligatures w14:val="none"/>
+        </w:rPr>
+        <w:t>，不要重复他们列祖的行为，例如前面提到的：“</w:t>
+      </w:r>
+      <w:r>
+        <w:rPr>
+          <w:rFonts w:ascii="宋体" w:eastAsia="宋体" w:hAnsi="宋体" w:cs="Times New Roman"/>
+          <w:color w:val="000000"/>
+          <w:kern w:val="0"/>
+          <w:sz w:val="24"/>
+          <w14:ligatures w14:val="none"/>
+        </w:rPr>
+        <w:t>用这俗语说『父亲吃了酸葡萄，儿子的牙酸倒了』</w:t>
+      </w:r>
+      <w:r>
+        <w:rPr>
+          <w:rFonts w:ascii="宋体" w:eastAsia="宋体" w:hAnsi="宋体" w:cs="Times New Roman" w:hint="eastAsia"/>
+          <w:color w:val="000000"/>
+          <w:kern w:val="0"/>
+          <w:sz w:val="24"/>
+          <w14:ligatures w14:val="none"/>
+        </w:rPr>
+        <w:t>”。</w:t>
+      </w:r>
+      <w:r>
+        <w:rPr>
+          <w:rFonts w:ascii="宋体" w:eastAsia="宋体" w:hAnsi="宋体" w:cs="Times New Roman"/>
+          <w:color w:val="000000"/>
+          <w:kern w:val="0"/>
+          <w:sz w:val="24"/>
+          <w14:ligatures w14:val="none"/>
+        </w:rPr>
+        <w:t>这些长老还没有意识到自己为什么被掳。所以神要审问他们</w:t>
+      </w:r>
+      <w:r>
+        <w:rPr>
+          <w:rFonts w:ascii="宋体" w:eastAsia="宋体" w:hAnsi="宋体" w:cs="Times New Roman" w:hint="eastAsia"/>
+          <w:color w:val="000000"/>
+          <w:kern w:val="0"/>
+          <w:sz w:val="24"/>
+          <w14:ligatures w14:val="none"/>
+        </w:rPr>
+        <w:t>,“</w:t>
+      </w:r>
+      <w:r>
+        <w:rPr>
+          <w:rFonts w:ascii="宋体" w:eastAsia="宋体" w:hAnsi="宋体" w:cs="Times New Roman"/>
+          <w:color w:val="000000"/>
+          <w:kern w:val="0"/>
+          <w:sz w:val="24"/>
+          <w14:ligatures w14:val="none"/>
+        </w:rPr>
+        <w:t>要审问审问他们吗？</w:t>
+      </w:r>
+      <w:r>
+        <w:rPr>
+          <w:rFonts w:ascii="宋体" w:eastAsia="宋体" w:hAnsi="宋体" w:cs="Times New Roman" w:hint="eastAsia"/>
+          <w:color w:val="000000"/>
+          <w:kern w:val="0"/>
+          <w:sz w:val="24"/>
+          <w14:ligatures w14:val="none"/>
+        </w:rPr>
+        <w:t>”</w:t>
+      </w:r>
+      <w:r>
+        <w:rPr>
+          <w:rFonts w:ascii="宋体" w:eastAsia="宋体" w:hAnsi="宋体" w:cs="Times New Roman" w:hint="eastAsia"/>
+          <w:color w:val="000000"/>
+          <w:kern w:val="0"/>
+          <w:sz w:val="24"/>
+          <w14:ligatures w14:val="none"/>
+        </w:rPr>
+        <w:t>神不会因为父亲的罪惩罚儿子，反之亦然。</w:t>
+      </w:r>
+      <w:r>
+        <w:rPr>
+          <w:rFonts w:ascii="宋体" w:eastAsia="宋体" w:hAnsi="宋体" w:cs="Times New Roman" w:hint="eastAsia"/>
+          <w:color w:val="000000"/>
+          <w:kern w:val="0"/>
+          <w:sz w:val="24"/>
+          <w14:ligatures w14:val="none"/>
+        </w:rPr>
+        <w:t>谁犯罪，谁承担后果。</w:t>
+      </w:r>
+    </w:p>
+    <w:p>
+      <w:pPr>
+        <w:widowControl/>
+        <w:tabs>
+          <w:tab w:val="left" w:pos="420"/>
+        </w:tabs>
+        <w:spacing w:after="120" w:line="257" w:lineRule="auto"/>
+        <w:ind w:firstLine="198"/>
+        <w:jc w:val="both"/>
+        <w:rPr>
+          <w:rFonts w:ascii="宋体" w:eastAsia="宋体" w:hAnsi="宋体" w:cs="Times New Roman" w:hint="eastAsia"/>
+          <w:color w:val="000000"/>
+          <w:kern w:val="0"/>
+          <w:sz w:val="24"/>
+          <w14:ligatures w14:val="none"/>
+        </w:rPr>
+      </w:pPr>
+      <w:r>
+        <w:rPr>
+          <w:rFonts w:ascii="宋体" w:eastAsia="宋体" w:hAnsi="宋体" w:cs="Times New Roman"/>
+          <w:color w:val="000000"/>
+          <w:kern w:val="0"/>
+          <w:sz w:val="24"/>
+          <w14:ligatures w14:val="none"/>
+        </w:rPr>
+        <w:t>神提醒他们，神安排</w:t>
+      </w:r>
+      <w:r>
+        <w:rPr>
+          <w:rFonts w:ascii="宋体" w:eastAsia="宋体" w:hAnsi="宋体" w:cs="Times New Roman" w:hint="eastAsia"/>
+          <w:color w:val="000000"/>
+          <w:kern w:val="0"/>
+          <w:sz w:val="24"/>
+          <w14:ligatures w14:val="none"/>
+        </w:rPr>
+        <w:t>雅各和他们的家人</w:t>
+      </w:r>
+      <w:r>
+        <w:rPr>
+          <w:rFonts w:ascii="宋体" w:eastAsia="宋体" w:hAnsi="宋体" w:cs="Times New Roman"/>
+          <w:color w:val="000000"/>
+          <w:kern w:val="0"/>
+          <w:sz w:val="24"/>
+          <w14:ligatures w14:val="none"/>
+        </w:rPr>
+        <w:t>下埃及，他们却爱上了埃及的神，悖逆神，还不悔改。</w:t>
+      </w:r>
+      <w:r>
+        <w:rPr>
+          <w:rFonts w:ascii="宋体" w:eastAsia="宋体" w:hAnsi="宋体" w:cs="Times New Roman" w:hint="eastAsia"/>
+          <w:color w:val="000000"/>
+          <w:kern w:val="0"/>
+          <w:sz w:val="24"/>
+          <w14:ligatures w14:val="none"/>
+        </w:rPr>
+        <w:t>当初他们只有七十个人，到他们出埃及时，人数扩增了</w:t>
+      </w:r>
+      <w:r>
+        <w:rPr>
+          <w:rFonts w:ascii="宋体" w:eastAsia="宋体" w:hAnsi="宋体" w:cs="Times New Roman" w:hint="eastAsia"/>
+          <w:color w:val="000000"/>
+          <w:kern w:val="0"/>
+          <w:sz w:val="24"/>
+          <w14:ligatures w14:val="none"/>
+        </w:rPr>
+        <w:t>几万</w:t>
+      </w:r>
+      <w:r>
+        <w:rPr>
+          <w:rFonts w:ascii="宋体" w:eastAsia="宋体" w:hAnsi="宋体" w:cs="Times New Roman" w:hint="eastAsia"/>
+          <w:color w:val="000000"/>
+          <w:kern w:val="0"/>
+          <w:sz w:val="24"/>
+          <w14:ligatures w14:val="none"/>
+        </w:rPr>
+        <w:t>倍。</w:t>
+      </w:r>
+      <w:r>
+        <w:rPr>
+          <w:rFonts w:ascii="宋体" w:eastAsia="宋体" w:hAnsi="宋体" w:cs="Times New Roman" w:hint="eastAsia"/>
+          <w:color w:val="000000"/>
+          <w:kern w:val="0"/>
+          <w:sz w:val="24"/>
+          <w14:ligatures w14:val="none"/>
+        </w:rPr>
+        <w:t>神要提醒这些被掳到巴比伦的以色列人，提醒他们要悔改。</w:t>
+      </w:r>
+    </w:p>
+    <w:p>
+      <w:pPr>
+        <w:widowControl/>
+        <w:tabs>
+          <w:tab w:val="left" w:pos="420"/>
+        </w:tabs>
+        <w:spacing w:after="120" w:line="257" w:lineRule="auto"/>
+        <w:ind w:leftChars="100" w:left="220"/>
+        <w:jc w:val="both"/>
+        <w:rPr>
+          <w:rFonts w:ascii="楷体" w:eastAsia="楷体" w:hAnsi="楷体" w:cs="Times New Roman" w:hint="eastAsia"/>
+          <w:color w:val="000000"/>
+          <w:kern w:val="0"/>
+          <w:sz w:val="24"/>
+          <w14:ligatures w14:val="none"/>
+        </w:rPr>
+      </w:pPr>
+      <w:r>
+        <w:rPr>
+          <w:rFonts w:ascii="楷体" w:eastAsia="楷体" w:hAnsi="楷体" w:cs="Times New Roman" w:hint="eastAsia"/>
+          <w:color w:val="000000"/>
+          <w:kern w:val="0"/>
+          <w:sz w:val="24"/>
+          <w14:ligatures w14:val="none"/>
+        </w:rPr>
+        <w:t>「民数记1:44-46」：“……</w:t>
+      </w:r>
+      <w:r>
+        <w:rPr>
+          <w:rFonts w:ascii="楷体" w:eastAsia="楷体" w:hAnsi="楷体" w:cs="Times New Roman"/>
+          <w:color w:val="000000"/>
+          <w:kern w:val="0"/>
+          <w:sz w:val="24"/>
+          <w14:ligatures w14:val="none"/>
+        </w:rPr>
+        <w:t>凡以色列人中被数的，照着宗族，从二十岁以外，能出去打仗、被数的，共有六十万零三千五百五十名</w:t>
+      </w:r>
+      <w:r>
+        <w:rPr>
+          <w:rFonts w:ascii="楷体" w:eastAsia="楷体" w:hAnsi="楷体" w:cs="Times New Roman" w:hint="eastAsia"/>
+          <w:color w:val="000000"/>
+          <w:kern w:val="0"/>
+          <w:sz w:val="24"/>
+          <w14:ligatures w14:val="none"/>
+        </w:rPr>
+        <w:t>”</w:t>
+      </w:r>
+    </w:p>
+    <w:p>
+      <w:pPr>
+        <w:widowControl/>
+        <w:tabs>
+          <w:tab w:val="left" w:pos="420"/>
+        </w:tabs>
+        <w:spacing w:after="120" w:line="257" w:lineRule="auto"/>
+        <w:ind w:firstLine="198"/>
+        <w:jc w:val="both"/>
+        <w:rPr>
+          <w:rFonts w:ascii="宋体" w:eastAsia="宋体" w:hAnsi="宋体" w:cs="Times New Roman" w:hint="eastAsia"/>
+          <w:color w:val="000000"/>
+          <w:kern w:val="0"/>
+          <w:sz w:val="24"/>
+          <w14:ligatures w14:val="none"/>
+        </w:rPr>
+      </w:pPr>
+    </w:p>
+    <w:p>
+      <w:pPr>
+        <w:widowControl/>
+        <w:tabs>
+          <w:tab w:val="left" w:pos="420"/>
+        </w:tabs>
+        <w:spacing w:after="120" w:line="257" w:lineRule="auto"/>
+        <w:jc w:val="both"/>
+        <w:rPr>
+          <w:rFonts w:ascii="宋体" w:eastAsia="宋体" w:hAnsi="宋体" w:cs="Times New Roman" w:hint="eastAsia"/>
+          <w:b/>
+          <w:bCs/>
+          <w:color w:val="000000"/>
+          <w:kern w:val="0"/>
+          <w:sz w:val="24"/>
+          <w14:ligatures w14:val="none"/>
+        </w:rPr>
+      </w:pPr>
+      <w:r>
+        <w:rPr>
+          <w:rFonts w:ascii="宋体" w:eastAsia="宋体" w:hAnsi="宋体" w:cs="Times New Roman" w:hint="eastAsia"/>
+          <w:b/>
+          <w:bCs/>
+          <w:color w:val="000000"/>
+          <w:kern w:val="0"/>
+          <w:sz w:val="24"/>
+          <w14:ligatures w14:val="none"/>
+        </w:rPr>
+        <w:t>二、</w:t>
+      </w:r>
+      <w:r>
+        <w:rPr>
+          <w:rFonts w:ascii="宋体" w:eastAsia="宋体" w:hAnsi="宋体" w:cs="Times New Roman" w:hint="eastAsia"/>
+          <w:b/>
+          <w:bCs/>
+          <w:color w:val="000000"/>
+          <w:kern w:val="0"/>
+          <w:sz w:val="24"/>
+          <w14:ligatures w14:val="none"/>
+        </w:rPr>
+        <w:t>vv5-9  神安排以色列人在埃及，他们却爱上埃及的偶像，悖逆神而不愿意悔改</w:t>
+      </w:r>
+    </w:p>
+    <w:p>
+      <w:pPr>
+        <w:widowControl/>
+        <w:tabs>
+          <w:tab w:val="left" w:pos="420"/>
+        </w:tabs>
+        <w:spacing w:after="120" w:line="257" w:lineRule="auto"/>
+        <w:ind w:firstLine="198"/>
+        <w:jc w:val="both"/>
+        <w:rPr>
+          <w:rFonts w:ascii="宋体" w:eastAsia="宋体" w:hAnsi="宋体" w:cs="Times New Roman" w:hint="eastAsia"/>
+          <w:color w:val="000000"/>
+          <w:kern w:val="0"/>
+          <w:sz w:val="24"/>
+          <w14:ligatures w14:val="none"/>
+        </w:rPr>
+      </w:pPr>
+      <w:r>
+        <w:rPr>
+          <w:rFonts w:ascii="宋体" w:eastAsia="宋体" w:hAnsi="宋体" w:cs="Times New Roman"/>
+          <w:color w:val="000000"/>
+          <w:kern w:val="0"/>
+          <w:sz w:val="24"/>
+          <w14:ligatures w14:val="none"/>
+        </w:rPr>
+        <w:t>v</w:t>
+      </w:r>
+      <w:r>
+        <w:rPr>
+          <w:rFonts w:ascii="宋体" w:eastAsia="宋体" w:hAnsi="宋体" w:cs="Times New Roman" w:hint="eastAsia"/>
+          <w:color w:val="000000"/>
+          <w:kern w:val="0"/>
+          <w:sz w:val="24"/>
+          <w14:ligatures w14:val="none"/>
+        </w:rPr>
+        <w:t>5</w:t>
+      </w:r>
+      <w:r>
+        <w:rPr>
+          <w:rFonts w:ascii="宋体" w:eastAsia="宋体" w:hAnsi="宋体" w:cs="Times New Roman"/>
+          <w:color w:val="000000"/>
+          <w:kern w:val="0"/>
+          <w:sz w:val="24"/>
+          <w14:ligatures w14:val="none"/>
+        </w:rPr>
+        <w:t>：</w:t>
+      </w:r>
+      <w:r>
+        <w:rPr>
+          <w:rFonts w:ascii="宋体" w:eastAsia="宋体" w:hAnsi="宋体" w:cs="Times New Roman" w:hint="eastAsia"/>
+          <w:color w:val="000000"/>
+          <w:kern w:val="0"/>
+          <w:sz w:val="24"/>
+          <w14:ligatures w14:val="none"/>
+        </w:rPr>
+        <w:t>“</w:t>
+      </w:r>
+      <w:r>
+        <w:rPr>
+          <w:rFonts w:ascii="宋体" w:eastAsia="宋体" w:hAnsi="宋体" w:cs="Times New Roman"/>
+          <w:color w:val="000000"/>
+          <w:kern w:val="0"/>
+          <w:sz w:val="24"/>
+          <w14:ligatures w14:val="none"/>
+        </w:rPr>
+        <w:t>在埃及地将自己向他们显现</w:t>
+      </w:r>
+      <w:r>
+        <w:rPr>
+          <w:rFonts w:ascii="宋体" w:eastAsia="宋体" w:hAnsi="宋体" w:cs="Times New Roman" w:hint="eastAsia"/>
+          <w:color w:val="000000"/>
+          <w:kern w:val="0"/>
+          <w:sz w:val="24"/>
+          <w14:ligatures w14:val="none"/>
+        </w:rPr>
+        <w:t>”，指神降下十灾。</w:t>
+      </w:r>
+    </w:p>
+    <w:p>
+      <w:pPr>
+        <w:widowControl/>
+        <w:tabs>
+          <w:tab w:val="left" w:pos="420"/>
+        </w:tabs>
+        <w:spacing w:after="120" w:line="257" w:lineRule="auto"/>
+        <w:ind w:firstLine="198"/>
+        <w:jc w:val="both"/>
+        <w:rPr>
+          <w:rFonts w:ascii="宋体" w:eastAsia="宋体" w:hAnsi="宋体" w:cs="Times New Roman" w:hint="eastAsia"/>
+          <w:color w:val="000000"/>
+          <w:kern w:val="0"/>
+          <w:sz w:val="24"/>
+          <w14:ligatures w14:val="none"/>
+        </w:rPr>
+      </w:pPr>
+      <w:r>
+        <w:rPr>
+          <w:rFonts w:ascii="宋体" w:eastAsia="宋体" w:hAnsi="宋体" w:cs="Times New Roman"/>
+          <w:color w:val="000000"/>
+          <w:kern w:val="0"/>
+          <w:sz w:val="24"/>
+          <w14:ligatures w14:val="none"/>
+        </w:rPr>
+        <w:t>v</w:t>
+      </w:r>
+      <w:r>
+        <w:rPr>
+          <w:rFonts w:ascii="宋体" w:eastAsia="宋体" w:hAnsi="宋体" w:cs="Times New Roman" w:hint="eastAsia"/>
+          <w:color w:val="000000"/>
+          <w:kern w:val="0"/>
+          <w:sz w:val="24"/>
+          <w14:ligatures w14:val="none"/>
+        </w:rPr>
+        <w:t>6</w:t>
+      </w:r>
+      <w:r>
+        <w:rPr>
+          <w:rFonts w:ascii="宋体" w:eastAsia="宋体" w:hAnsi="宋体" w:cs="Times New Roman"/>
+          <w:color w:val="000000"/>
+          <w:kern w:val="0"/>
+          <w:sz w:val="24"/>
+          <w14:ligatures w14:val="none"/>
+        </w:rPr>
+        <w:t>：</w:t>
+      </w:r>
+      <w:r>
+        <w:rPr>
+          <w:rFonts w:ascii="宋体" w:eastAsia="宋体" w:hAnsi="宋体" w:cs="Times New Roman" w:hint="eastAsia"/>
+          <w:color w:val="000000"/>
+          <w:kern w:val="0"/>
+          <w:sz w:val="24"/>
+          <w14:ligatures w14:val="none"/>
+        </w:rPr>
+        <w:t>“</w:t>
+      </w:r>
+      <w:r>
+        <w:rPr>
+          <w:rFonts w:ascii="宋体" w:eastAsia="宋体" w:hAnsi="宋体" w:cs="Times New Roman"/>
+          <w:color w:val="000000"/>
+          <w:kern w:val="0"/>
+          <w:sz w:val="24"/>
+          <w14:ligatures w14:val="none"/>
+        </w:rPr>
+        <w:t>流奶与蜜之地；那地在万国中是有荣耀的</w:t>
+      </w:r>
+      <w:r>
+        <w:rPr>
+          <w:rFonts w:ascii="宋体" w:eastAsia="宋体" w:hAnsi="宋体" w:cs="Times New Roman" w:hint="eastAsia"/>
+          <w:color w:val="000000"/>
+          <w:kern w:val="0"/>
+          <w:sz w:val="24"/>
+          <w14:ligatures w14:val="none"/>
+        </w:rPr>
+        <w:t>”，迦南地是神对以色列人的应许，那块肥美的土地是有荣耀的。</w:t>
+      </w:r>
+    </w:p>
+    <w:p>
+      <w:pPr>
+        <w:widowControl/>
+        <w:tabs>
+          <w:tab w:val="left" w:pos="420"/>
+        </w:tabs>
+        <w:spacing w:after="120" w:line="257" w:lineRule="auto"/>
+        <w:ind w:firstLine="198"/>
+        <w:jc w:val="both"/>
+        <w:rPr>
+          <w:rFonts w:ascii="宋体" w:eastAsia="宋体" w:hAnsi="宋体" w:cs="Times New Roman" w:hint="eastAsia"/>
+          <w:color w:val="000000"/>
+          <w:kern w:val="0"/>
+          <w:sz w:val="24"/>
+          <w14:ligatures w14:val="none"/>
+        </w:rPr>
+      </w:pPr>
+      <w:r>
+        <w:rPr>
+          <w:rFonts w:ascii="宋体" w:eastAsia="宋体" w:hAnsi="宋体" w:cs="Times New Roman" w:hint="eastAsia"/>
+          <w:color w:val="000000"/>
+          <w:kern w:val="0"/>
+          <w:sz w:val="24"/>
+          <w14:ligatures w14:val="none"/>
+        </w:rPr>
+        <w:lastRenderedPageBreak/>
+        <w:t>v7：“</w:t>
+      </w:r>
+      <w:r>
+        <w:rPr>
+          <w:rFonts w:ascii="宋体" w:eastAsia="宋体" w:hAnsi="宋体" w:cs="Times New Roman"/>
+          <w:color w:val="000000"/>
+          <w:kern w:val="0"/>
+          <w:sz w:val="24"/>
+          <w14:ligatures w14:val="none"/>
+        </w:rPr>
+        <w:t>你们各人要抛弃眼所喜爱那可憎之物，不可因埃及的偶像玷污自己</w:t>
+      </w:r>
+      <w:r>
+        <w:rPr>
+          <w:rFonts w:ascii="宋体" w:eastAsia="宋体" w:hAnsi="宋体" w:cs="Times New Roman" w:hint="eastAsia"/>
+          <w:color w:val="000000"/>
+          <w:kern w:val="0"/>
+          <w:sz w:val="24"/>
+          <w14:ligatures w14:val="none"/>
+        </w:rPr>
+        <w:t>”，</w:t>
+      </w:r>
+      <w:r>
+        <w:rPr>
+          <w:rFonts w:ascii="宋体" w:eastAsia="宋体" w:hAnsi="宋体" w:cs="Times New Roman" w:hint="eastAsia"/>
+          <w:color w:val="000000"/>
+          <w:kern w:val="0"/>
+          <w:sz w:val="24"/>
+          <w14:ligatures w14:val="none"/>
+        </w:rPr>
+        <w:t>他们拜埃及的偶像，在旷野中拜金牛犊。</w:t>
+      </w:r>
+      <w:r>
+        <w:rPr>
+          <w:rFonts w:ascii="宋体" w:eastAsia="宋体" w:hAnsi="宋体" w:cs="Times New Roman" w:hint="eastAsia"/>
+          <w:color w:val="000000"/>
+          <w:kern w:val="0"/>
+          <w:sz w:val="24"/>
+          <w14:ligatures w14:val="none"/>
+        </w:rPr>
+        <w:t>神要求问祂回想他们是如何行神眼中可憎的事情。</w:t>
+      </w:r>
+    </w:p>
+    <w:p>
+      <w:pPr>
+        <w:widowControl/>
+        <w:tabs>
+          <w:tab w:val="left" w:pos="420"/>
+        </w:tabs>
+        <w:spacing w:after="120" w:line="257" w:lineRule="auto"/>
+        <w:ind w:firstLine="198"/>
+        <w:jc w:val="both"/>
+        <w:rPr>
+          <w:rFonts w:ascii="宋体" w:eastAsia="宋体" w:hAnsi="宋体" w:cs="Times New Roman" w:hint="eastAsia"/>
+          <w:color w:val="000000"/>
+          <w:kern w:val="0"/>
+          <w:sz w:val="24"/>
+          <w14:ligatures w14:val="none"/>
+        </w:rPr>
+      </w:pPr>
+      <w:r>
+        <w:rPr>
+          <w:rFonts w:ascii="宋体" w:eastAsia="宋体" w:hAnsi="宋体" w:cs="Times New Roman" w:hint="eastAsia"/>
+          <w:color w:val="000000"/>
+          <w:kern w:val="0"/>
+          <w:sz w:val="24"/>
+          <w14:ligatures w14:val="none"/>
+        </w:rPr>
+        <w:t>v8：“</w:t>
+      </w:r>
+      <w:r>
+        <w:rPr>
+          <w:rFonts w:ascii="宋体" w:eastAsia="宋体" w:hAnsi="宋体" w:cs="Times New Roman"/>
+          <w:color w:val="000000"/>
+          <w:kern w:val="0"/>
+          <w:sz w:val="24"/>
+          <w14:ligatures w14:val="none"/>
+        </w:rPr>
+        <w:t>我要将我的忿怒倾在他们身上，</w:t>
+      </w:r>
+      <w:r>
+        <w:rPr>
+          <w:rFonts w:ascii="宋体" w:eastAsia="宋体" w:hAnsi="宋体" w:cs="Times New Roman" w:hint="eastAsia"/>
+          <w:color w:val="000000"/>
+          <w:kern w:val="0"/>
+          <w:sz w:val="24"/>
+          <w14:ligatures w14:val="none"/>
+        </w:rPr>
+        <w:t>”神让求问的长老回顾以色列人的祖先出埃及的历史，借以西结预告神的审判要临到耶路撒冷</w:t>
+      </w:r>
+      <w:r>
+        <w:rPr>
+          <w:rFonts w:ascii="宋体" w:eastAsia="宋体" w:hAnsi="宋体" w:cs="Times New Roman" w:hint="eastAsia"/>
+          <w:color w:val="000000"/>
+          <w:kern w:val="0"/>
+          <w:sz w:val="24"/>
+          <w14:ligatures w14:val="none"/>
+        </w:rPr>
+        <w:t>，还没有被掳的以色列人也将要被掳。</w:t>
+      </w:r>
+    </w:p>
+    <w:p>
+      <w:pPr>
+        <w:widowControl/>
+        <w:tabs>
+          <w:tab w:val="left" w:pos="420"/>
+        </w:tabs>
+        <w:spacing w:after="120" w:line="257" w:lineRule="auto"/>
+        <w:ind w:firstLine="198"/>
+        <w:jc w:val="both"/>
+        <w:rPr>
+          <w:rFonts w:ascii="宋体" w:eastAsia="宋体" w:hAnsi="宋体" w:cs="Times New Roman" w:hint="eastAsia"/>
+          <w:color w:val="000000"/>
+          <w:kern w:val="0"/>
+          <w:sz w:val="24"/>
+          <w14:ligatures w14:val="none"/>
+        </w:rPr>
+      </w:pPr>
+      <w:r>
+        <w:rPr>
+          <w:rFonts w:ascii="宋体" w:eastAsia="宋体" w:hAnsi="宋体" w:cs="Times New Roman" w:hint="eastAsia"/>
+          <w:color w:val="000000"/>
+          <w:kern w:val="0"/>
+          <w:sz w:val="24"/>
+          <w14:ligatures w14:val="none"/>
+        </w:rPr>
+        <w:t>v9</w:t>
+      </w:r>
+      <w:r>
+        <w:rPr>
+          <w:rFonts w:ascii="宋体" w:eastAsia="宋体" w:hAnsi="宋体" w:cs="Times New Roman"/>
+          <w:color w:val="000000"/>
+          <w:kern w:val="0"/>
+          <w:sz w:val="24"/>
+          <w14:ligatures w14:val="none"/>
+        </w:rPr>
+        <w:t>：</w:t>
+      </w:r>
+      <w:r>
+        <w:rPr>
+          <w:rFonts w:ascii="宋体" w:eastAsia="宋体" w:hAnsi="宋体" w:cs="Times New Roman"/>
+          <w:color w:val="000000"/>
+          <w:kern w:val="0"/>
+          <w:sz w:val="24"/>
+          <w14:ligatures w14:val="none"/>
+        </w:rPr>
+        <w:t>“</w:t>
+      </w:r>
+      <w:r>
+        <w:rPr>
+          <w:rFonts w:ascii="宋体" w:eastAsia="宋体" w:hAnsi="宋体" w:cs="Times New Roman"/>
+          <w:color w:val="000000"/>
+          <w:kern w:val="0"/>
+          <w:sz w:val="24"/>
+          <w14:ligatures w14:val="none"/>
+        </w:rPr>
+        <w:t>我却为我名的缘故</w:t>
+      </w:r>
+      <w:r>
+        <w:rPr>
+          <w:rFonts w:ascii="宋体" w:eastAsia="宋体" w:hAnsi="宋体" w:cs="Times New Roman" w:hint="eastAsia"/>
+          <w:color w:val="000000"/>
+          <w:kern w:val="0"/>
+          <w:sz w:val="24"/>
+          <w14:ligatures w14:val="none"/>
+        </w:rPr>
+        <w:t>……</w:t>
+      </w:r>
+      <w:r>
+        <w:rPr>
+          <w:rFonts w:ascii="宋体" w:eastAsia="宋体" w:hAnsi="宋体" w:cs="Times New Roman"/>
+          <w:color w:val="000000"/>
+          <w:kern w:val="0"/>
+          <w:sz w:val="24"/>
+          <w14:ligatures w14:val="none"/>
+        </w:rPr>
+        <w:t>”</w:t>
+      </w:r>
+      <w:r>
+        <w:rPr>
+          <w:rFonts w:ascii="宋体" w:eastAsia="宋体" w:hAnsi="宋体" w:cs="Times New Roman" w:hint="eastAsia"/>
+          <w:color w:val="000000"/>
+          <w:kern w:val="0"/>
+          <w:sz w:val="24"/>
+          <w14:ligatures w14:val="none"/>
+        </w:rPr>
+        <w:t>，这句话在这一章中出现很多次。神应许不撇弃犹太人，他们</w:t>
+      </w:r>
+      <w:r>
+        <w:rPr>
+          <w:rFonts w:ascii="宋体" w:eastAsia="宋体" w:hAnsi="宋体" w:cs="Times New Roman"/>
+          <w:color w:val="000000"/>
+          <w:kern w:val="0"/>
+          <w:sz w:val="24"/>
+          <w14:ligatures w14:val="none"/>
+        </w:rPr>
+        <w:t>仍然是神的选民。</w:t>
+      </w:r>
+      <w:r>
+        <w:rPr>
+          <w:rFonts w:ascii="宋体" w:eastAsia="宋体" w:hAnsi="宋体" w:cs="Times New Roman" w:hint="eastAsia"/>
+          <w:color w:val="000000"/>
+          <w:kern w:val="0"/>
+          <w:sz w:val="24"/>
+          <w14:ligatures w14:val="none"/>
+        </w:rPr>
+        <w:t>神爱他们，所以没有降下愤怒，消灭他们。</w:t>
+      </w:r>
+    </w:p>
+    <w:p>
+      <w:pPr>
+        <w:widowControl/>
+        <w:tabs>
+          <w:tab w:val="left" w:pos="420"/>
+        </w:tabs>
+        <w:spacing w:after="120" w:line="257" w:lineRule="auto"/>
+        <w:ind w:firstLine="198"/>
+        <w:jc w:val="both"/>
+        <w:rPr>
+          <w:rFonts w:ascii="宋体" w:eastAsia="宋体" w:hAnsi="宋体" w:cs="Times New Roman" w:hint="eastAsia"/>
+          <w:color w:val="000000"/>
+          <w:kern w:val="0"/>
+          <w:sz w:val="24"/>
+          <w14:ligatures w14:val="none"/>
+        </w:rPr>
+      </w:pPr>
+      <w:r>
+        <w:rPr>
+          <w:rFonts w:ascii="宋体" w:eastAsia="宋体" w:hAnsi="宋体" w:cs="Times New Roman"/>
+          <w:color w:val="000000"/>
+          <w:kern w:val="0"/>
+          <w:sz w:val="24"/>
+          <w14:ligatures w14:val="none"/>
+        </w:rPr>
+        <w:t>神</w:t>
+      </w:r>
+      <w:r>
+        <w:rPr>
+          <w:rFonts w:ascii="宋体" w:eastAsia="宋体" w:hAnsi="宋体" w:cs="Times New Roman" w:hint="eastAsia"/>
+          <w:color w:val="000000"/>
+          <w:kern w:val="0"/>
+          <w:sz w:val="24"/>
+          <w14:ligatures w14:val="none"/>
+        </w:rPr>
+        <w:t>拣选以色列人</w:t>
+      </w:r>
+      <w:r>
+        <w:rPr>
+          <w:rFonts w:ascii="宋体" w:eastAsia="宋体" w:hAnsi="宋体" w:cs="Times New Roman" w:hint="eastAsia"/>
+          <w:color w:val="000000"/>
+          <w:kern w:val="0"/>
+          <w:sz w:val="24"/>
+          <w14:ligatures w14:val="none"/>
+        </w:rPr>
+        <w:t>，</w:t>
+      </w:r>
+      <w:r>
+        <w:rPr>
+          <w:rFonts w:ascii="宋体" w:eastAsia="宋体" w:hAnsi="宋体" w:cs="Times New Roman" w:hint="eastAsia"/>
+          <w:color w:val="000000"/>
+          <w:kern w:val="0"/>
+          <w:sz w:val="24"/>
+          <w14:ligatures w14:val="none"/>
+        </w:rPr>
+        <w:t>为了让世人从他们身上认识神。</w:t>
+      </w:r>
+      <w:r>
+        <w:rPr>
+          <w:rFonts w:ascii="宋体" w:eastAsia="宋体" w:hAnsi="宋体" w:cs="Times New Roman"/>
+          <w:color w:val="000000"/>
+          <w:kern w:val="0"/>
+          <w:sz w:val="24"/>
+          <w14:ligatures w14:val="none"/>
+        </w:rPr>
+        <w:t>所以在</w:t>
+      </w:r>
+      <w:r>
+        <w:rPr>
+          <w:rFonts w:ascii="宋体" w:eastAsia="宋体" w:hAnsi="宋体" w:cs="Times New Roman" w:hint="eastAsia"/>
+          <w:color w:val="000000"/>
+          <w:kern w:val="0"/>
+          <w:sz w:val="24"/>
+          <w14:ligatures w14:val="none"/>
+        </w:rPr>
+        <w:t>20</w:t>
+      </w:r>
+      <w:r>
+        <w:rPr>
+          <w:rFonts w:ascii="宋体" w:eastAsia="宋体" w:hAnsi="宋体" w:cs="Times New Roman"/>
+          <w:color w:val="000000"/>
+          <w:kern w:val="0"/>
+          <w:sz w:val="24"/>
+          <w14:ligatures w14:val="none"/>
+        </w:rPr>
+        <w:t>章中，神要让以色列人经过祂的杖下，把他们与世人分开。</w:t>
+      </w:r>
+    </w:p>
+    <w:p>
+      <w:pPr>
+        <w:widowControl/>
+        <w:tabs>
+          <w:tab w:val="left" w:pos="420"/>
+        </w:tabs>
+        <w:spacing w:after="120" w:line="257" w:lineRule="auto"/>
+        <w:ind w:leftChars="100" w:left="220"/>
+        <w:jc w:val="both"/>
+        <w:rPr>
+          <w:rFonts w:ascii="楷体" w:eastAsia="楷体" w:hAnsi="楷体" w:cs="Times New Roman" w:hint="eastAsia"/>
+          <w:color w:val="000000"/>
+          <w:kern w:val="0"/>
+          <w:sz w:val="24"/>
+          <w14:ligatures w14:val="none"/>
+        </w:rPr>
+      </w:pPr>
+      <w:r>
+        <w:rPr>
+          <w:rFonts w:ascii="楷体" w:eastAsia="楷体" w:hAnsi="楷体" w:cs="Times New Roman" w:hint="eastAsia"/>
+          <w:color w:val="000000"/>
+          <w:kern w:val="0"/>
+          <w:sz w:val="24"/>
+          <w14:ligatures w14:val="none"/>
+        </w:rPr>
+        <w:t>「耶利米哀歌3:22-23」：“我们不致消灭，是出于耶和华诸般的慈爱；是因他的怜悯不致断绝。每早晨，这都是新的；你的诚实极其广大！”</w:t>
+      </w:r>
+    </w:p>
+    <w:p>
+      <w:pPr>
+        <w:widowControl/>
+        <w:tabs>
+          <w:tab w:val="left" w:pos="420"/>
+        </w:tabs>
+        <w:spacing w:after="120" w:line="257" w:lineRule="auto"/>
+        <w:jc w:val="both"/>
+        <w:rPr>
+          <w:rFonts w:ascii="宋体" w:eastAsia="宋体" w:hAnsi="宋体" w:cs="Times New Roman" w:hint="eastAsia"/>
+          <w:b/>
+          <w:bCs/>
+          <w:color w:val="000000"/>
+          <w:kern w:val="0"/>
+          <w:sz w:val="24"/>
+          <w14:ligatures w14:val="none"/>
+        </w:rPr>
+      </w:pPr>
+      <w:r>
+        <w:rPr>
+          <w:rFonts w:ascii="宋体" w:eastAsia="宋体" w:hAnsi="宋体" w:cs="Times New Roman" w:hint="eastAsia"/>
+          <w:b/>
+          <w:bCs/>
+          <w:color w:val="000000"/>
+          <w:kern w:val="0"/>
+          <w:sz w:val="24"/>
+          <w14:ligatures w14:val="none"/>
+        </w:rPr>
+        <w:t>三、</w:t>
+      </w:r>
+      <w:r>
+        <w:rPr>
+          <w:rFonts w:ascii="宋体" w:eastAsia="宋体" w:hAnsi="宋体" w:cs="Times New Roman" w:hint="eastAsia"/>
+          <w:b/>
+          <w:bCs/>
+          <w:color w:val="000000"/>
+          <w:kern w:val="0"/>
+          <w:sz w:val="24"/>
+          <w14:ligatures w14:val="none"/>
+        </w:rPr>
+        <w:t>v10-26  神把以色列人带到旷野，又赐下律例典章与他们，他们却厌弃神的律例典章而不愿意悔改</w:t>
+      </w:r>
+    </w:p>
+    <w:p>
+      <w:pPr>
+        <w:widowControl/>
+        <w:tabs>
+          <w:tab w:val="left" w:pos="420"/>
+        </w:tabs>
+        <w:spacing w:after="120" w:line="257" w:lineRule="auto"/>
+        <w:ind w:firstLine="198"/>
+        <w:jc w:val="both"/>
+        <w:rPr>
+          <w:rFonts w:ascii="宋体" w:eastAsia="宋体" w:hAnsi="宋体" w:cs="Times New Roman" w:hint="eastAsia"/>
+          <w:color w:val="000000"/>
+          <w:kern w:val="0"/>
+          <w:sz w:val="24"/>
+          <w14:ligatures w14:val="none"/>
+        </w:rPr>
+      </w:pPr>
+      <w:r>
+        <w:rPr>
+          <w:rFonts w:ascii="宋体" w:eastAsia="宋体" w:hAnsi="宋体" w:cs="Times New Roman"/>
+          <w:color w:val="000000"/>
+          <w:kern w:val="0"/>
+          <w:sz w:val="24"/>
+          <w14:ligatures w14:val="none"/>
+        </w:rPr>
+        <w:t>神把</w:t>
+      </w:r>
+      <w:r>
+        <w:rPr>
+          <w:rFonts w:ascii="宋体" w:eastAsia="宋体" w:hAnsi="宋体" w:cs="Times New Roman" w:hint="eastAsia"/>
+          <w:color w:val="000000"/>
+          <w:kern w:val="0"/>
+          <w:sz w:val="24"/>
+          <w14:ligatures w14:val="none"/>
+        </w:rPr>
+        <w:t>以色列人带离埃及，但他们的心还在埃及。</w:t>
+      </w:r>
+    </w:p>
+    <w:p>
+      <w:pPr>
+        <w:widowControl/>
+        <w:tabs>
+          <w:tab w:val="left" w:pos="420"/>
+        </w:tabs>
+        <w:spacing w:after="120" w:line="257" w:lineRule="auto"/>
+        <w:ind w:firstLine="198"/>
+        <w:jc w:val="both"/>
+        <w:rPr>
+          <w:rFonts w:ascii="宋体" w:eastAsia="宋体" w:hAnsi="宋体" w:cs="Times New Roman" w:hint="eastAsia"/>
+          <w:b/>
+          <w:bCs/>
+          <w:color w:val="000000"/>
+          <w:kern w:val="0"/>
+          <w:sz w:val="24"/>
+          <w14:ligatures w14:val="none"/>
+        </w:rPr>
+      </w:pPr>
+      <w:r>
+        <w:rPr>
+          <w:rFonts w:ascii="宋体" w:eastAsia="宋体" w:hAnsi="宋体" w:cs="Times New Roman" w:hint="eastAsia"/>
+          <w:b/>
+          <w:bCs/>
+          <w:color w:val="000000"/>
+          <w:kern w:val="0"/>
+          <w:sz w:val="24"/>
+          <w14:ligatures w14:val="none"/>
+        </w:rPr>
+        <w:t>1、</w:t>
+      </w:r>
+      <w:r>
         <w:rPr>
           <w:rFonts w:ascii="宋体" w:eastAsia="宋体" w:hAnsi="宋体" w:cs="Times New Roman"/>
           <w:b/>
@@ -39395,7 +40603,8 @@
           <w:sz w:val="24"/>
           <w14:ligatures w14:val="none"/>
         </w:rPr>
-      </w:pPr>
+        <w:t>v</w:t>
+      </w:r>
       <w:r>
         <w:rPr>
           <w:rFonts w:ascii="宋体" w:eastAsia="宋体" w:hAnsi="宋体" w:cs="Times New Roman" w:hint="eastAsia"/>
@@ -39406,639 +40615,9 @@
           <w:sz w:val="24"/>
           <w14:ligatures w14:val="none"/>
         </w:rPr>
-        <w:t>一、</w:t>
-      </w:r>
-      <w:r>
-        <w:rPr>
-          <w:rFonts w:ascii="宋体" w:eastAsia="宋体" w:hAnsi="宋体" w:cs="Times New Roman" w:hint="eastAsia"/>
-          <w:b/>
-          <w:bCs/>
-          <w:color w:val="000000"/>
-          <w:kern w:val="0"/>
-          <w:sz w:val="24"/>
-          <w14:ligatures w14:val="none"/>
-        </w:rPr>
-        <w:t>vv1-4  以色列长老们来到以西结面前</w:t>
-      </w:r>
-    </w:p>
-    <w:p>
-      <w:pPr>
-        <w:widowControl/>
-        <w:tabs>
-          <w:tab w:val="left" w:pos="420"/>
-        </w:tabs>
-        <w:spacing w:after="120" w:line="257" w:lineRule="auto"/>
-        <w:ind w:firstLine="198"/>
-        <w:jc w:val="both"/>
-        <w:rPr>
-          <w:rFonts w:ascii="宋体" w:eastAsia="宋体" w:hAnsi="宋体" w:cs="Times New Roman"/>
-          <w:color w:val="000000"/>
-          <w:kern w:val="0"/>
-          <w:sz w:val="24"/>
-          <w14:ligatures w14:val="none"/>
-        </w:rPr>
-      </w:pPr>
-      <w:r>
-        <w:rPr>
-          <w:rFonts w:ascii="宋体" w:eastAsia="宋体" w:hAnsi="宋体" w:cs="Times New Roman" w:hint="eastAsia"/>
-          <w:color w:val="000000"/>
-          <w:kern w:val="0"/>
-          <w:sz w:val="24"/>
-          <w14:ligatures w14:val="none"/>
-        </w:rPr>
-        <w:t>v1：“</w:t>
-      </w:r>
-      <w:r>
-        <w:rPr>
-          <w:rFonts w:ascii="宋体" w:eastAsia="宋体" w:hAnsi="宋体" w:cs="Times New Roman"/>
-          <w:color w:val="000000"/>
-          <w:kern w:val="0"/>
-          <w:sz w:val="24"/>
-          <w14:ligatures w14:val="none"/>
-        </w:rPr>
-        <w:t>第七年五月初十日</w:t>
-      </w:r>
-      <w:r>
-        <w:rPr>
-          <w:rFonts w:ascii="宋体" w:eastAsia="宋体" w:hAnsi="宋体" w:cs="Times New Roman" w:hint="eastAsia"/>
-          <w:color w:val="000000"/>
-          <w:kern w:val="0"/>
-          <w:sz w:val="24"/>
-          <w14:ligatures w14:val="none"/>
-        </w:rPr>
-        <w:t>”，这是</w:t>
-      </w:r>
-      <w:bookmarkStart w:id="18" w:name="OLE_LINK86"/>
-      <w:r>
-        <w:rPr>
-          <w:rFonts w:ascii="宋体" w:eastAsia="宋体" w:hAnsi="宋体" w:cs="Times New Roman" w:hint="eastAsia"/>
-          <w:color w:val="000000"/>
-          <w:kern w:val="0"/>
-          <w:sz w:val="24"/>
-          <w14:ligatures w14:val="none"/>
-        </w:rPr>
-        <w:t>主前591年</w:t>
-      </w:r>
-      <w:bookmarkEnd w:id="18"/>
-      <w:r>
-        <w:rPr>
-          <w:rFonts w:ascii="宋体" w:eastAsia="宋体" w:hAnsi="宋体" w:cs="Times New Roman" w:hint="eastAsia"/>
-          <w:color w:val="000000"/>
-          <w:kern w:val="0"/>
-          <w:sz w:val="24"/>
-          <w14:ligatures w14:val="none"/>
-        </w:rPr>
-        <w:t>，距离以西结（</w:t>
-      </w:r>
-      <w:r>
-        <w:rPr>
-          <w:rFonts w:ascii="宋体" w:eastAsia="宋体" w:hAnsi="宋体" w:cs="Times New Roman"/>
-          <w:color w:val="000000"/>
-          <w:kern w:val="0"/>
-          <w:sz w:val="24"/>
-          <w14:ligatures w14:val="none"/>
-        </w:rPr>
-        <w:t>主前59</w:t>
-      </w:r>
-      <w:r>
-        <w:rPr>
-          <w:rFonts w:ascii="宋体" w:eastAsia="宋体" w:hAnsi="宋体" w:cs="Times New Roman" w:hint="eastAsia"/>
-          <w:color w:val="000000"/>
-          <w:kern w:val="0"/>
-          <w:sz w:val="24"/>
-          <w14:ligatures w14:val="none"/>
-        </w:rPr>
-        <w:t>7</w:t>
-      </w:r>
-      <w:r>
-        <w:rPr>
-          <w:rFonts w:ascii="宋体" w:eastAsia="宋体" w:hAnsi="宋体" w:cs="Times New Roman"/>
-          <w:color w:val="000000"/>
-          <w:kern w:val="0"/>
-          <w:sz w:val="24"/>
-          <w14:ligatures w14:val="none"/>
-        </w:rPr>
-        <w:t>年</w:t>
-      </w:r>
-      <w:r>
-        <w:rPr>
-          <w:rFonts w:ascii="宋体" w:eastAsia="宋体" w:hAnsi="宋体" w:cs="Times New Roman" w:hint="eastAsia"/>
-          <w:color w:val="000000"/>
-          <w:kern w:val="0"/>
-          <w:sz w:val="24"/>
-          <w14:ligatures w14:val="none"/>
-        </w:rPr>
-        <w:t>）被掳已经过去6年了。“</w:t>
-      </w:r>
-      <w:r>
-        <w:rPr>
-          <w:rFonts w:ascii="宋体" w:eastAsia="宋体" w:hAnsi="宋体" w:cs="Times New Roman"/>
-          <w:color w:val="000000"/>
-          <w:kern w:val="0"/>
-          <w:sz w:val="24"/>
-          <w14:ligatures w14:val="none"/>
-        </w:rPr>
-        <w:t>以色列的几个长老来求问</w:t>
-      </w:r>
-      <w:r>
-        <w:rPr>
-          <w:rFonts w:ascii="宋体" w:eastAsia="宋体" w:hAnsi="宋体" w:cs="Times New Roman" w:hint="eastAsia"/>
-          <w:color w:val="000000"/>
-          <w:kern w:val="0"/>
-          <w:sz w:val="24"/>
-          <w14:ligatures w14:val="none"/>
-        </w:rPr>
-        <w:t>”，并非出于善意，而是遇到生活中的困境</w:t>
-      </w:r>
-      <w:r>
-        <w:rPr>
-          <w:rFonts w:ascii="宋体" w:eastAsia="宋体" w:hAnsi="宋体" w:cs="Times New Roman" w:hint="eastAsia"/>
-          <w:color w:val="000000"/>
-          <w:kern w:val="0"/>
-          <w:sz w:val="24"/>
-          <w14:ligatures w14:val="none"/>
-        </w:rPr>
-        <w:t>而来。</w:t>
-      </w:r>
-    </w:p>
-    <w:p>
-      <w:pPr>
-        <w:widowControl/>
-        <w:tabs>
-          <w:tab w:val="left" w:pos="420"/>
-        </w:tabs>
-        <w:spacing w:after="120" w:line="257" w:lineRule="auto"/>
-        <w:ind w:firstLine="198"/>
-        <w:jc w:val="both"/>
-        <w:rPr>
-          <w:rFonts w:ascii="宋体" w:eastAsia="宋体" w:hAnsi="宋体" w:cs="Times New Roman"/>
-          <w:color w:val="000000"/>
-          <w:kern w:val="0"/>
-          <w:sz w:val="24"/>
-          <w14:ligatures w14:val="none"/>
-        </w:rPr>
-      </w:pPr>
-      <w:r>
-        <w:rPr>
-          <w:rFonts w:ascii="宋体" w:eastAsia="宋体" w:hAnsi="宋体" w:cs="Times New Roman" w:hint="eastAsia"/>
-          <w:color w:val="000000"/>
-          <w:kern w:val="0"/>
-          <w:sz w:val="24"/>
-          <w14:ligatures w14:val="none"/>
-        </w:rPr>
-        <w:t>v2-3：“</w:t>
-      </w:r>
-      <w:r>
-        <w:rPr>
-          <w:rFonts w:ascii="宋体" w:eastAsia="宋体" w:hAnsi="宋体" w:cs="Times New Roman"/>
-          <w:color w:val="000000"/>
-          <w:kern w:val="0"/>
-          <w:sz w:val="24"/>
-          <w14:ligatures w14:val="none"/>
-        </w:rPr>
-        <w:t>你们来是求问我吗？</w:t>
-      </w:r>
-      <w:r>
-        <w:rPr>
-          <w:rFonts w:ascii="宋体" w:eastAsia="宋体" w:hAnsi="宋体" w:cs="Times New Roman" w:hint="eastAsia"/>
-          <w:color w:val="000000"/>
-          <w:kern w:val="0"/>
-          <w:sz w:val="24"/>
-          <w14:ligatures w14:val="none"/>
-        </w:rPr>
-        <w:t>”主耶和华知道他们的心，知道他们假冒为善，所以拒绝回答他们。</w:t>
-      </w:r>
-    </w:p>
-    <w:p>
-      <w:pPr>
-        <w:widowControl/>
-        <w:tabs>
-          <w:tab w:val="left" w:pos="420"/>
-        </w:tabs>
-        <w:spacing w:after="120" w:line="257" w:lineRule="auto"/>
-        <w:ind w:firstLine="198"/>
-        <w:jc w:val="both"/>
-        <w:rPr>
-          <w:rFonts w:ascii="宋体" w:eastAsia="宋体" w:hAnsi="宋体" w:cs="Times New Roman" w:hint="eastAsia"/>
-          <w:color w:val="000000"/>
-          <w:kern w:val="0"/>
-          <w:sz w:val="24"/>
-          <w14:ligatures w14:val="none"/>
-        </w:rPr>
-      </w:pPr>
-      <w:r>
-        <w:rPr>
-          <w:rFonts w:ascii="宋体" w:eastAsia="宋体" w:hAnsi="宋体" w:cs="Times New Roman"/>
-          <w:color w:val="000000"/>
-          <w:kern w:val="0"/>
-          <w:sz w:val="24"/>
-          <w14:ligatures w14:val="none"/>
-        </w:rPr>
-        <w:t>v</w:t>
-      </w:r>
-      <w:r>
-        <w:rPr>
-          <w:rFonts w:ascii="宋体" w:eastAsia="宋体" w:hAnsi="宋体" w:cs="Times New Roman" w:hint="eastAsia"/>
-          <w:color w:val="000000"/>
-          <w:kern w:val="0"/>
-          <w:sz w:val="24"/>
-          <w14:ligatures w14:val="none"/>
-        </w:rPr>
-        <w:t>4</w:t>
-      </w:r>
-      <w:r>
-        <w:rPr>
-          <w:rFonts w:ascii="宋体" w:eastAsia="宋体" w:hAnsi="宋体" w:cs="Times New Roman"/>
-          <w:color w:val="000000"/>
-          <w:kern w:val="0"/>
-          <w:sz w:val="24"/>
-          <w14:ligatures w14:val="none"/>
-        </w:rPr>
-        <w:t>：“</w:t>
-      </w:r>
-      <w:r>
-        <w:rPr>
-          <w:rFonts w:ascii="宋体" w:eastAsia="宋体" w:hAnsi="宋体" w:cs="Times New Roman"/>
-          <w:color w:val="000000"/>
-          <w:kern w:val="0"/>
-          <w:sz w:val="24"/>
-          <w14:ligatures w14:val="none"/>
-        </w:rPr>
-        <w:t>你当使他们知道他们列祖那些可憎的事</w:t>
-      </w:r>
-      <w:r>
-        <w:rPr>
-          <w:rFonts w:ascii="宋体" w:eastAsia="宋体" w:hAnsi="宋体" w:cs="Times New Roman"/>
-          <w:color w:val="000000"/>
-          <w:kern w:val="0"/>
-          <w:sz w:val="24"/>
-          <w14:ligatures w14:val="none"/>
-        </w:rPr>
-        <w:t>”</w:t>
-      </w:r>
-      <w:r>
-        <w:rPr>
-          <w:rFonts w:ascii="宋体" w:eastAsia="宋体" w:hAnsi="宋体" w:cs="Times New Roman" w:hint="eastAsia"/>
-          <w:color w:val="000000"/>
-          <w:kern w:val="0"/>
-          <w:sz w:val="24"/>
-          <w14:ligatures w14:val="none"/>
-        </w:rPr>
-        <w:t>：</w:t>
-      </w:r>
-      <w:r>
-        <w:rPr>
-          <w:rFonts w:ascii="宋体" w:eastAsia="宋体" w:hAnsi="宋体" w:cs="Times New Roman"/>
-          <w:color w:val="000000"/>
-          <w:kern w:val="0"/>
-          <w:sz w:val="24"/>
-          <w14:ligatures w14:val="none"/>
-        </w:rPr>
-        <w:t>要让这些长老认识到祖先的悖逆</w:t>
-      </w:r>
-      <w:r>
-        <w:rPr>
-          <w:rFonts w:ascii="宋体" w:eastAsia="宋体" w:hAnsi="宋体" w:cs="Times New Roman" w:hint="eastAsia"/>
-          <w:color w:val="000000"/>
-          <w:kern w:val="0"/>
-          <w:sz w:val="24"/>
-          <w14:ligatures w14:val="none"/>
-        </w:rPr>
-        <w:t>，</w:t>
-      </w:r>
-      <w:r>
-        <w:rPr>
-          <w:rFonts w:ascii="宋体" w:eastAsia="宋体" w:hAnsi="宋体" w:cs="Times New Roman" w:hint="eastAsia"/>
-          <w:color w:val="000000"/>
-          <w:kern w:val="0"/>
-          <w:sz w:val="24"/>
-          <w14:ligatures w14:val="none"/>
-        </w:rPr>
-        <w:t>不要</w:t>
-      </w:r>
-      <w:r>
-        <w:rPr>
-          <w:rFonts w:ascii="宋体" w:eastAsia="宋体" w:hAnsi="宋体" w:cs="Times New Roman" w:hint="eastAsia"/>
-          <w:color w:val="000000"/>
-          <w:kern w:val="0"/>
-          <w:sz w:val="24"/>
-          <w14:ligatures w14:val="none"/>
-        </w:rPr>
-        <w:t>重复</w:t>
-      </w:r>
-      <w:r>
-        <w:rPr>
-          <w:rFonts w:ascii="宋体" w:eastAsia="宋体" w:hAnsi="宋体" w:cs="Times New Roman" w:hint="eastAsia"/>
-          <w:color w:val="000000"/>
-          <w:kern w:val="0"/>
-          <w:sz w:val="24"/>
-          <w14:ligatures w14:val="none"/>
-        </w:rPr>
-        <w:t>他们列祖</w:t>
-      </w:r>
-      <w:r>
-        <w:rPr>
-          <w:rFonts w:ascii="宋体" w:eastAsia="宋体" w:hAnsi="宋体" w:cs="Times New Roman" w:hint="eastAsia"/>
-          <w:color w:val="000000"/>
-          <w:kern w:val="0"/>
-          <w:sz w:val="24"/>
-          <w14:ligatures w14:val="none"/>
-        </w:rPr>
-        <w:t>的</w:t>
-      </w:r>
-      <w:r>
-        <w:rPr>
-          <w:rFonts w:ascii="宋体" w:eastAsia="宋体" w:hAnsi="宋体" w:cs="Times New Roman" w:hint="eastAsia"/>
-          <w:color w:val="000000"/>
-          <w:kern w:val="0"/>
-          <w:sz w:val="24"/>
-          <w14:ligatures w14:val="none"/>
-        </w:rPr>
-        <w:t>行为</w:t>
-      </w:r>
-      <w:r>
-        <w:rPr>
-          <w:rFonts w:ascii="宋体" w:eastAsia="宋体" w:hAnsi="宋体" w:cs="Times New Roman" w:hint="eastAsia"/>
-          <w:color w:val="000000"/>
-          <w:kern w:val="0"/>
-          <w:sz w:val="24"/>
-          <w14:ligatures w14:val="none"/>
-        </w:rPr>
-        <w:t>，</w:t>
-      </w:r>
-      <w:r>
-        <w:rPr>
-          <w:rFonts w:ascii="宋体" w:eastAsia="宋体" w:hAnsi="宋体" w:cs="Times New Roman" w:hint="eastAsia"/>
-          <w:color w:val="000000"/>
-          <w:kern w:val="0"/>
-          <w:sz w:val="24"/>
-          <w14:ligatures w14:val="none"/>
-        </w:rPr>
-        <w:t>例如</w:t>
-      </w:r>
-      <w:r>
-        <w:rPr>
-          <w:rFonts w:ascii="宋体" w:eastAsia="宋体" w:hAnsi="宋体" w:cs="Times New Roman" w:hint="eastAsia"/>
-          <w:color w:val="000000"/>
-          <w:kern w:val="0"/>
-          <w:sz w:val="24"/>
-          <w14:ligatures w14:val="none"/>
-        </w:rPr>
-        <w:t>前面提到的</w:t>
-      </w:r>
-      <w:r>
-        <w:rPr>
-          <w:rFonts w:ascii="宋体" w:eastAsia="宋体" w:hAnsi="宋体" w:cs="Times New Roman" w:hint="eastAsia"/>
-          <w:color w:val="000000"/>
-          <w:kern w:val="0"/>
-          <w:sz w:val="24"/>
-          <w14:ligatures w14:val="none"/>
-        </w:rPr>
-        <w:t>：“</w:t>
-      </w:r>
-      <w:r>
-        <w:rPr>
-          <w:rFonts w:ascii="宋体" w:eastAsia="宋体" w:hAnsi="宋体" w:cs="Times New Roman"/>
-          <w:color w:val="000000"/>
-          <w:kern w:val="0"/>
-          <w:sz w:val="24"/>
-          <w14:ligatures w14:val="none"/>
-        </w:rPr>
-        <w:t>用这俗语说『父亲吃了酸葡萄，儿子的牙酸倒了』</w:t>
-      </w:r>
-      <w:r>
-        <w:rPr>
-          <w:rFonts w:ascii="宋体" w:eastAsia="宋体" w:hAnsi="宋体" w:cs="Times New Roman" w:hint="eastAsia"/>
-          <w:color w:val="000000"/>
-          <w:kern w:val="0"/>
-          <w:sz w:val="24"/>
-          <w14:ligatures w14:val="none"/>
-        </w:rPr>
-        <w:t>”。</w:t>
-      </w:r>
-      <w:r>
-        <w:rPr>
-          <w:rFonts w:ascii="宋体" w:eastAsia="宋体" w:hAnsi="宋体" w:cs="Times New Roman"/>
-          <w:color w:val="000000"/>
-          <w:kern w:val="0"/>
-          <w:sz w:val="24"/>
-          <w14:ligatures w14:val="none"/>
-        </w:rPr>
-        <w:t>这些长老还没有意识到自己为什么被掳。所以神要审问他们</w:t>
-      </w:r>
-      <w:r>
-        <w:rPr>
-          <w:rFonts w:ascii="宋体" w:eastAsia="宋体" w:hAnsi="宋体" w:cs="Times New Roman" w:hint="eastAsia"/>
-          <w:color w:val="000000"/>
-          <w:kern w:val="0"/>
-          <w:sz w:val="24"/>
-          <w14:ligatures w14:val="none"/>
-        </w:rPr>
-        <w:t>,“</w:t>
-      </w:r>
-      <w:r>
-        <w:rPr>
-          <w:rFonts w:ascii="宋体" w:eastAsia="宋体" w:hAnsi="宋体" w:cs="Times New Roman"/>
-          <w:color w:val="000000"/>
-          <w:kern w:val="0"/>
-          <w:sz w:val="24"/>
-          <w14:ligatures w14:val="none"/>
-        </w:rPr>
-        <w:t>要审问审问他们吗？</w:t>
-      </w:r>
-      <w:r>
-        <w:rPr>
-          <w:rFonts w:ascii="宋体" w:eastAsia="宋体" w:hAnsi="宋体" w:cs="Times New Roman" w:hint="eastAsia"/>
-          <w:color w:val="000000"/>
-          <w:kern w:val="0"/>
-          <w:sz w:val="24"/>
-          <w14:ligatures w14:val="none"/>
-        </w:rPr>
-        <w:t>”</w:t>
-      </w:r>
-      <w:r>
-        <w:rPr>
-          <w:rFonts w:ascii="宋体" w:eastAsia="宋体" w:hAnsi="宋体" w:cs="Times New Roman" w:hint="eastAsia"/>
-          <w:color w:val="000000"/>
-          <w:kern w:val="0"/>
-          <w:sz w:val="24"/>
-          <w14:ligatures w14:val="none"/>
-        </w:rPr>
-        <w:t>神不会因为父亲的罪惩罚儿子，反之亦然。</w:t>
-      </w:r>
-      <w:r>
-        <w:rPr>
-          <w:rFonts w:ascii="宋体" w:eastAsia="宋体" w:hAnsi="宋体" w:cs="Times New Roman" w:hint="eastAsia"/>
-          <w:color w:val="000000"/>
-          <w:kern w:val="0"/>
-          <w:sz w:val="24"/>
-          <w14:ligatures w14:val="none"/>
-        </w:rPr>
-        <w:t>谁犯罪，谁承担后果。</w:t>
-      </w:r>
-    </w:p>
-    <w:p>
-      <w:pPr>
-        <w:widowControl/>
-        <w:tabs>
-          <w:tab w:val="left" w:pos="420"/>
-        </w:tabs>
-        <w:spacing w:after="120" w:line="257" w:lineRule="auto"/>
-        <w:ind w:firstLine="198"/>
-        <w:jc w:val="both"/>
-        <w:rPr>
-          <w:rFonts w:ascii="宋体" w:eastAsia="宋体" w:hAnsi="宋体" w:cs="Times New Roman"/>
-          <w:color w:val="000000"/>
-          <w:kern w:val="0"/>
-          <w:sz w:val="24"/>
-          <w14:ligatures w14:val="none"/>
-        </w:rPr>
-      </w:pPr>
-      <w:r>
-        <w:rPr>
-          <w:rFonts w:ascii="宋体" w:eastAsia="宋体" w:hAnsi="宋体" w:cs="Times New Roman"/>
-          <w:color w:val="000000"/>
-          <w:kern w:val="0"/>
-          <w:sz w:val="24"/>
-          <w14:ligatures w14:val="none"/>
-        </w:rPr>
-        <w:t>神提醒他们，神安排</w:t>
-      </w:r>
-      <w:r>
-        <w:rPr>
-          <w:rFonts w:ascii="宋体" w:eastAsia="宋体" w:hAnsi="宋体" w:cs="Times New Roman" w:hint="eastAsia"/>
-          <w:color w:val="000000"/>
-          <w:kern w:val="0"/>
-          <w:sz w:val="24"/>
-          <w14:ligatures w14:val="none"/>
-        </w:rPr>
-        <w:t>雅各和他们的家人</w:t>
-      </w:r>
-      <w:r>
-        <w:rPr>
-          <w:rFonts w:ascii="宋体" w:eastAsia="宋体" w:hAnsi="宋体" w:cs="Times New Roman"/>
-          <w:color w:val="000000"/>
-          <w:kern w:val="0"/>
-          <w:sz w:val="24"/>
-          <w14:ligatures w14:val="none"/>
-        </w:rPr>
-        <w:t>下埃及，他们却爱上了埃及的神，悖逆神，还不悔改。</w:t>
-      </w:r>
-      <w:r>
-        <w:rPr>
-          <w:rFonts w:ascii="宋体" w:eastAsia="宋体" w:hAnsi="宋体" w:cs="Times New Roman" w:hint="eastAsia"/>
-          <w:color w:val="000000"/>
-          <w:kern w:val="0"/>
-          <w:sz w:val="24"/>
-          <w14:ligatures w14:val="none"/>
-        </w:rPr>
-        <w:t>当初他们只有七十个人，到他们出埃及时，人数扩增了</w:t>
-      </w:r>
-      <w:r>
-        <w:rPr>
-          <w:rFonts w:ascii="宋体" w:eastAsia="宋体" w:hAnsi="宋体" w:cs="Times New Roman" w:hint="eastAsia"/>
-          <w:color w:val="000000"/>
-          <w:kern w:val="0"/>
-          <w:sz w:val="24"/>
-          <w14:ligatures w14:val="none"/>
-        </w:rPr>
-        <w:t>几万</w:t>
-      </w:r>
-      <w:r>
-        <w:rPr>
-          <w:rFonts w:ascii="宋体" w:eastAsia="宋体" w:hAnsi="宋体" w:cs="Times New Roman" w:hint="eastAsia"/>
-          <w:color w:val="000000"/>
-          <w:kern w:val="0"/>
-          <w:sz w:val="24"/>
-          <w14:ligatures w14:val="none"/>
-        </w:rPr>
-        <w:t>倍。</w:t>
-      </w:r>
-      <w:r>
-        <w:rPr>
-          <w:rFonts w:ascii="宋体" w:eastAsia="宋体" w:hAnsi="宋体" w:cs="Times New Roman" w:hint="eastAsia"/>
-          <w:color w:val="000000"/>
-          <w:kern w:val="0"/>
-          <w:sz w:val="24"/>
-          <w14:ligatures w14:val="none"/>
-        </w:rPr>
-        <w:t>神要提醒这些被掳到巴比伦的以色列人，提醒他们要悔改。</w:t>
-      </w:r>
-    </w:p>
-    <w:p>
-      <w:pPr>
-        <w:widowControl/>
-        <w:tabs>
-          <w:tab w:val="left" w:pos="420"/>
-        </w:tabs>
-        <w:spacing w:after="120" w:line="257" w:lineRule="auto"/>
-        <w:ind w:leftChars="100" w:left="220"/>
-        <w:jc w:val="both"/>
-        <w:rPr>
-          <w:rFonts w:ascii="楷体" w:eastAsia="楷体" w:hAnsi="楷体" w:cs="Times New Roman" w:hint="eastAsia"/>
-          <w:color w:val="000000"/>
-          <w:kern w:val="0"/>
-          <w:sz w:val="24"/>
-          <w14:ligatures w14:val="none"/>
-        </w:rPr>
-      </w:pPr>
-      <w:r>
-        <w:rPr>
-          <w:rFonts w:ascii="楷体" w:eastAsia="楷体" w:hAnsi="楷体" w:cs="Times New Roman" w:hint="eastAsia"/>
-          <w:color w:val="000000"/>
-          <w:kern w:val="0"/>
-          <w:sz w:val="24"/>
-          <w14:ligatures w14:val="none"/>
-        </w:rPr>
-        <w:t>「民数记1:44-46」：“……</w:t>
-      </w:r>
-      <w:r>
-        <w:rPr>
-          <w:rFonts w:ascii="楷体" w:eastAsia="楷体" w:hAnsi="楷体" w:cs="Times New Roman"/>
-          <w:color w:val="000000"/>
-          <w:kern w:val="0"/>
-          <w:sz w:val="24"/>
-          <w14:ligatures w14:val="none"/>
-        </w:rPr>
-        <w:t>凡以色列人中被数的，照着宗族，从二十岁以外，能出去打仗、被数的，共有六十万零三千五百五十名</w:t>
-      </w:r>
-      <w:r>
-        <w:rPr>
-          <w:rFonts w:ascii="楷体" w:eastAsia="楷体" w:hAnsi="楷体" w:cs="Times New Roman" w:hint="eastAsia"/>
-          <w:color w:val="000000"/>
-          <w:kern w:val="0"/>
-          <w:sz w:val="24"/>
-          <w14:ligatures w14:val="none"/>
-        </w:rPr>
-        <w:t>”</w:t>
-      </w:r>
-    </w:p>
-    <w:p>
-      <w:pPr>
-        <w:widowControl/>
-        <w:tabs>
-          <w:tab w:val="left" w:pos="420"/>
-        </w:tabs>
-        <w:spacing w:after="120" w:line="257" w:lineRule="auto"/>
-        <w:ind w:firstLine="198"/>
-        <w:jc w:val="both"/>
-        <w:rPr>
-          <w:rFonts w:ascii="宋体" w:eastAsia="宋体" w:hAnsi="宋体" w:cs="Times New Roman" w:hint="eastAsia"/>
-          <w:color w:val="000000"/>
-          <w:kern w:val="0"/>
-          <w:sz w:val="24"/>
-          <w14:ligatures w14:val="none"/>
-        </w:rPr>
-      </w:pPr>
-    </w:p>
-    <w:p>
-      <w:pPr>
-        <w:widowControl/>
-        <w:tabs>
-          <w:tab w:val="left" w:pos="420"/>
-        </w:tabs>
-        <w:spacing w:after="120" w:line="257" w:lineRule="auto"/>
-        <w:jc w:val="both"/>
+        <w:t>10-17</w:t>
+      </w:r>
+      <w:r>
         <w:rPr>
           <w:rFonts w:ascii="宋体" w:eastAsia="宋体" w:hAnsi="宋体" w:cs="Times New Roman"/>
           <w:b/>
@@ -40048,8 +40627,326 @@
           <w:sz w:val="24"/>
           <w14:ligatures w14:val="none"/>
         </w:rPr>
-      </w:pPr>
-      <w:r>
+        <w:t>：第一批离开埃及的人在旷野中的行为。</w:t>
+      </w:r>
+    </w:p>
+    <w:p>
+      <w:pPr>
+        <w:widowControl/>
+        <w:tabs>
+          <w:tab w:val="left" w:pos="420"/>
+        </w:tabs>
+        <w:spacing w:after="120" w:line="257" w:lineRule="auto"/>
+        <w:ind w:firstLine="198"/>
+        <w:jc w:val="both"/>
+        <w:rPr>
+          <w:rFonts w:ascii="宋体" w:eastAsia="宋体" w:hAnsi="宋体" w:cs="Times New Roman" w:hint="eastAsia"/>
+          <w:color w:val="000000"/>
+          <w:kern w:val="0"/>
+          <w:sz w:val="24"/>
+          <w14:ligatures w14:val="none"/>
+        </w:rPr>
+      </w:pPr>
+      <w:r>
+        <w:rPr>
+          <w:rFonts w:ascii="宋体" w:eastAsia="宋体" w:hAnsi="宋体" w:cs="Times New Roman" w:hint="eastAsia"/>
+          <w:color w:val="000000"/>
+          <w:kern w:val="0"/>
+          <w:sz w:val="24"/>
+          <w14:ligatures w14:val="none"/>
+        </w:rPr>
+        <w:t>“</w:t>
+      </w:r>
+      <w:r>
+        <w:rPr>
+          <w:rFonts w:ascii="宋体" w:eastAsia="宋体" w:hAnsi="宋体" w:cs="Times New Roman"/>
+          <w:color w:val="000000"/>
+          <w:kern w:val="0"/>
+          <w:sz w:val="24"/>
+          <w14:ligatures w14:val="none"/>
+        </w:rPr>
+        <w:t>将我的律例赐给他们，将我的典章指示他们</w:t>
+      </w:r>
+      <w:r>
+        <w:rPr>
+          <w:rFonts w:ascii="宋体" w:eastAsia="宋体" w:hAnsi="宋体" w:cs="Times New Roman" w:hint="eastAsia"/>
+          <w:color w:val="000000"/>
+          <w:kern w:val="0"/>
+          <w:sz w:val="24"/>
+          <w14:ligatures w14:val="none"/>
+        </w:rPr>
+        <w:t>”，神赐给以色列人神的话语，告诉他们如何过分别为圣的生活。</w:t>
+      </w:r>
+    </w:p>
+    <w:p>
+      <w:pPr>
+        <w:widowControl/>
+        <w:tabs>
+          <w:tab w:val="left" w:pos="420"/>
+        </w:tabs>
+        <w:spacing w:after="120" w:line="257" w:lineRule="auto"/>
+        <w:ind w:firstLine="198"/>
+        <w:jc w:val="both"/>
+        <w:rPr>
+          <w:rFonts w:ascii="宋体" w:eastAsia="宋体" w:hAnsi="宋体" w:cs="Times New Roman" w:hint="eastAsia"/>
+          <w:color w:val="000000"/>
+          <w:kern w:val="0"/>
+          <w:sz w:val="24"/>
+          <w14:ligatures w14:val="none"/>
+        </w:rPr>
+      </w:pPr>
+      <w:r>
+        <w:rPr>
+          <w:rFonts w:ascii="宋体" w:eastAsia="宋体" w:hAnsi="宋体" w:cs="Times New Roman" w:hint="eastAsia"/>
+          <w:color w:val="000000"/>
+          <w:kern w:val="0"/>
+          <w:sz w:val="24"/>
+          <w14:ligatures w14:val="none"/>
+        </w:rPr>
+        <w:t>“</w:t>
+      </w:r>
+      <w:r>
+        <w:rPr>
+          <w:rFonts w:ascii="宋体" w:eastAsia="宋体" w:hAnsi="宋体" w:cs="Times New Roman"/>
+          <w:color w:val="000000"/>
+          <w:kern w:val="0"/>
+          <w:sz w:val="24"/>
+          <w14:ligatures w14:val="none"/>
+        </w:rPr>
+        <w:t>人若遵行就必因此活着</w:t>
+      </w:r>
+      <w:r>
+        <w:rPr>
+          <w:rFonts w:ascii="宋体" w:eastAsia="宋体" w:hAnsi="宋体" w:cs="Times New Roman"/>
+          <w:color w:val="000000"/>
+          <w:kern w:val="0"/>
+          <w:sz w:val="24"/>
+          <w14:ligatures w14:val="none"/>
+        </w:rPr>
+        <w:t>”</w:t>
+      </w:r>
+      <w:r>
+        <w:rPr>
+          <w:rFonts w:ascii="宋体" w:eastAsia="宋体" w:hAnsi="宋体" w:cs="Times New Roman" w:hint="eastAsia"/>
+          <w:color w:val="000000"/>
+          <w:kern w:val="0"/>
+          <w:sz w:val="24"/>
+          <w14:ligatures w14:val="none"/>
+        </w:rPr>
+        <w:t>，如果这些人顺从神，就会蒙福。</w:t>
+      </w:r>
+    </w:p>
+    <w:p>
+      <w:pPr>
+        <w:widowControl/>
+        <w:tabs>
+          <w:tab w:val="left" w:pos="420"/>
+        </w:tabs>
+        <w:spacing w:after="120" w:line="257" w:lineRule="auto"/>
+        <w:ind w:firstLine="198"/>
+        <w:jc w:val="both"/>
+        <w:rPr>
+          <w:rFonts w:ascii="宋体" w:eastAsia="宋体" w:hAnsi="宋体" w:cs="Times New Roman" w:hint="eastAsia"/>
+          <w:color w:val="000000"/>
+          <w:kern w:val="0"/>
+          <w:sz w:val="24"/>
+          <w14:ligatures w14:val="none"/>
+        </w:rPr>
+      </w:pPr>
+      <w:r>
+        <w:rPr>
+          <w:rFonts w:ascii="宋体" w:eastAsia="宋体" w:hAnsi="宋体" w:cs="Times New Roman" w:hint="eastAsia"/>
+          <w:color w:val="000000"/>
+          <w:kern w:val="0"/>
+          <w:sz w:val="24"/>
+          <w14:ligatures w14:val="none"/>
+        </w:rPr>
+        <w:t>“安息日”</w:t>
+      </w:r>
+      <w:r>
+        <w:rPr>
+          <w:rFonts w:ascii="宋体" w:eastAsia="宋体" w:hAnsi="宋体" w:cs="Times New Roman" w:hint="eastAsia"/>
+          <w:color w:val="000000"/>
+          <w:kern w:val="0"/>
+          <w:sz w:val="24"/>
+          <w14:ligatures w14:val="none"/>
+        </w:rPr>
+        <w:t>是神应许“他们成为圣”的证据。</w:t>
+      </w:r>
+    </w:p>
+    <w:p>
+      <w:pPr>
+        <w:widowControl/>
+        <w:tabs>
+          <w:tab w:val="left" w:pos="420"/>
+        </w:tabs>
+        <w:spacing w:after="120" w:line="257" w:lineRule="auto"/>
+        <w:ind w:firstLine="198"/>
+        <w:jc w:val="both"/>
+        <w:rPr>
+          <w:rFonts w:ascii="宋体" w:eastAsia="宋体" w:hAnsi="宋体" w:cs="Times New Roman" w:hint="eastAsia"/>
+          <w:color w:val="000000"/>
+          <w:kern w:val="0"/>
+          <w:sz w:val="24"/>
+          <w14:ligatures w14:val="none"/>
+        </w:rPr>
+      </w:pPr>
+      <w:r>
+        <w:rPr>
+          <w:rFonts w:ascii="宋体" w:eastAsia="宋体" w:hAnsi="宋体" w:cs="Times New Roman" w:hint="eastAsia"/>
+          <w:color w:val="000000"/>
+          <w:kern w:val="0"/>
+          <w:sz w:val="24"/>
+          <w14:ligatures w14:val="none"/>
+        </w:rPr>
+        <w:t>“</w:t>
+      </w:r>
+      <w:r>
+        <w:rPr>
+          <w:rFonts w:ascii="宋体" w:eastAsia="宋体" w:hAnsi="宋体" w:cs="Times New Roman"/>
+          <w:color w:val="000000"/>
+          <w:kern w:val="0"/>
+          <w:sz w:val="24"/>
+          <w14:ligatures w14:val="none"/>
+        </w:rPr>
+        <w:t>要在旷野</w:t>
+      </w:r>
+      <w:r>
+        <w:rPr>
+          <w:rFonts w:ascii="宋体" w:eastAsia="宋体" w:hAnsi="宋体" w:cs="Times New Roman" w:hint="eastAsia"/>
+          <w:color w:val="000000"/>
+          <w:kern w:val="0"/>
+          <w:sz w:val="24"/>
+          <w14:ligatures w14:val="none"/>
+        </w:rPr>
+        <w:t>……灭绝他们”，神在旷野本就要消灭这些人。</w:t>
+      </w:r>
+    </w:p>
+    <w:p>
+      <w:pPr>
+        <w:widowControl/>
+        <w:tabs>
+          <w:tab w:val="left" w:pos="420"/>
+        </w:tabs>
+        <w:spacing w:after="120" w:line="257" w:lineRule="auto"/>
+        <w:ind w:firstLine="198"/>
+        <w:jc w:val="both"/>
+        <w:rPr>
+          <w:rFonts w:ascii="宋体" w:eastAsia="宋体" w:hAnsi="宋体" w:cs="Times New Roman" w:hint="eastAsia"/>
+          <w:color w:val="000000"/>
+          <w:kern w:val="0"/>
+          <w:sz w:val="24"/>
+          <w14:ligatures w14:val="none"/>
+        </w:rPr>
+      </w:pPr>
+      <w:r>
+        <w:rPr>
+          <w:rFonts w:ascii="宋体" w:eastAsia="宋体" w:hAnsi="宋体" w:cs="Times New Roman" w:hint="eastAsia"/>
+          <w:color w:val="000000"/>
+          <w:kern w:val="0"/>
+          <w:sz w:val="24"/>
+          <w14:ligatures w14:val="none"/>
+        </w:rPr>
+        <w:t>“</w:t>
+      </w:r>
+      <w:r>
+        <w:rPr>
+          <w:rFonts w:ascii="宋体" w:eastAsia="宋体" w:hAnsi="宋体" w:cs="Times New Roman"/>
+          <w:color w:val="000000"/>
+          <w:kern w:val="0"/>
+          <w:sz w:val="24"/>
+          <w14:ligatures w14:val="none"/>
+        </w:rPr>
+        <w:t>免得我的名在我领他们出埃及的列国人眼前被亵渎</w:t>
+      </w:r>
+      <w:r>
+        <w:rPr>
+          <w:rFonts w:ascii="宋体" w:eastAsia="宋体" w:hAnsi="宋体" w:cs="Times New Roman" w:hint="eastAsia"/>
+          <w:color w:val="000000"/>
+          <w:kern w:val="0"/>
+          <w:sz w:val="24"/>
+          <w14:ligatures w14:val="none"/>
+        </w:rPr>
+        <w:t>”，如果神把他们消灭掉，埃及人会说神没有力量把他们带出埃及，还会认为神是残忍的。</w:t>
+      </w:r>
+    </w:p>
+    <w:p>
+      <w:pPr>
+        <w:widowControl/>
+        <w:tabs>
+          <w:tab w:val="left" w:pos="420"/>
+        </w:tabs>
+        <w:spacing w:after="120" w:line="257" w:lineRule="auto"/>
+        <w:ind w:firstLine="198"/>
+        <w:jc w:val="both"/>
+        <w:rPr>
+          <w:rFonts w:ascii="宋体" w:eastAsia="宋体" w:hAnsi="宋体" w:cs="Times New Roman" w:hint="eastAsia"/>
+          <w:color w:val="000000"/>
+          <w:kern w:val="0"/>
+          <w:sz w:val="24"/>
+          <w14:ligatures w14:val="none"/>
+        </w:rPr>
+      </w:pPr>
+      <w:r>
+        <w:rPr>
+          <w:rFonts w:ascii="宋体" w:eastAsia="宋体" w:hAnsi="宋体" w:cs="Times New Roman" w:hint="eastAsia"/>
+          <w:color w:val="000000"/>
+          <w:kern w:val="0"/>
+          <w:sz w:val="24"/>
+          <w14:ligatures w14:val="none"/>
+        </w:rPr>
+        <w:t>“</w:t>
+      </w:r>
+      <w:r>
+        <w:rPr>
+          <w:rFonts w:ascii="宋体" w:eastAsia="宋体" w:hAnsi="宋体" w:cs="Times New Roman"/>
+          <w:color w:val="000000"/>
+          <w:kern w:val="0"/>
+          <w:sz w:val="24"/>
+          <w14:ligatures w14:val="none"/>
+        </w:rPr>
+        <w:t>必不领他们进入我所赐给他们流奶与蜜之地</w:t>
+      </w:r>
+      <w:r>
+        <w:rPr>
+          <w:rFonts w:ascii="宋体" w:eastAsia="宋体" w:hAnsi="宋体" w:cs="Times New Roman" w:hint="eastAsia"/>
+          <w:color w:val="000000"/>
+          <w:kern w:val="0"/>
+          <w:sz w:val="24"/>
+          <w14:ligatures w14:val="none"/>
+        </w:rPr>
+        <w:t>”：第一批出埃及的人都没有进入迦南地。“</w:t>
+      </w:r>
+      <w:r>
+        <w:rPr>
+          <w:rFonts w:ascii="宋体" w:eastAsia="宋体" w:hAnsi="宋体" w:cs="Times New Roman"/>
+          <w:color w:val="000000"/>
+          <w:kern w:val="0"/>
+          <w:sz w:val="24"/>
+          <w14:ligatures w14:val="none"/>
+        </w:rPr>
+        <w:t>不在旷野将他们灭绝净尽</w:t>
+      </w:r>
+      <w:r>
+        <w:rPr>
+          <w:rFonts w:ascii="宋体" w:eastAsia="宋体" w:hAnsi="宋体" w:cs="Times New Roman" w:hint="eastAsia"/>
+          <w:color w:val="000000"/>
+          <w:kern w:val="0"/>
+          <w:sz w:val="24"/>
+          <w14:ligatures w14:val="none"/>
+        </w:rPr>
+        <w:t>”，但神没有消灭他们。</w:t>
+      </w:r>
+    </w:p>
+    <w:p>
+      <w:pPr>
+        <w:widowControl/>
+        <w:tabs>
+          <w:tab w:val="left" w:pos="420"/>
+        </w:tabs>
+        <w:spacing w:after="120" w:line="257" w:lineRule="auto"/>
+        <w:ind w:firstLine="198"/>
+        <w:jc w:val="both"/>
         <w:rPr>
           <w:rFonts w:ascii="宋体" w:eastAsia="宋体" w:hAnsi="宋体" w:cs="Times New Roman" w:hint="eastAsia"/>
           <w:b/>
@@ -40059,8 +40956,7 @@
           <w:sz w:val="24"/>
           <w14:ligatures w14:val="none"/>
         </w:rPr>
-        <w:t>二、</w:t>
-      </w:r>
+      </w:pPr>
       <w:r>
         <w:rPr>
           <w:rFonts w:ascii="宋体" w:eastAsia="宋体" w:hAnsi="宋体" w:cs="Times New Roman" w:hint="eastAsia"/>
@@ -40071,544 +40967,9 @@
           <w:sz w:val="24"/>
           <w14:ligatures w14:val="none"/>
         </w:rPr>
-        <w:t>vv5-9  神安排以色列人在埃及，他们却爱上埃及的偶像，悖逆神而不愿意悔改</w:t>
-      </w:r>
-    </w:p>
-    <w:p>
-      <w:pPr>
-        <w:widowControl/>
-        <w:tabs>
-          <w:tab w:val="left" w:pos="420"/>
-        </w:tabs>
-        <w:spacing w:after="120" w:line="257" w:lineRule="auto"/>
-        <w:ind w:firstLine="198"/>
-        <w:jc w:val="both"/>
-        <w:rPr>
-          <w:rFonts w:ascii="宋体" w:eastAsia="宋体" w:hAnsi="宋体" w:cs="Times New Roman"/>
-          <w:color w:val="000000"/>
-          <w:kern w:val="0"/>
-          <w:sz w:val="24"/>
-          <w14:ligatures w14:val="none"/>
-        </w:rPr>
-      </w:pPr>
-      <w:r>
-        <w:rPr>
-          <w:rFonts w:ascii="宋体" w:eastAsia="宋体" w:hAnsi="宋体" w:cs="Times New Roman"/>
-          <w:color w:val="000000"/>
-          <w:kern w:val="0"/>
-          <w:sz w:val="24"/>
-          <w14:ligatures w14:val="none"/>
-        </w:rPr>
-        <w:t>v</w:t>
-      </w:r>
-      <w:r>
-        <w:rPr>
-          <w:rFonts w:ascii="宋体" w:eastAsia="宋体" w:hAnsi="宋体" w:cs="Times New Roman" w:hint="eastAsia"/>
-          <w:color w:val="000000"/>
-          <w:kern w:val="0"/>
-          <w:sz w:val="24"/>
-          <w14:ligatures w14:val="none"/>
-        </w:rPr>
-        <w:t>5</w:t>
-      </w:r>
-      <w:r>
-        <w:rPr>
-          <w:rFonts w:ascii="宋体" w:eastAsia="宋体" w:hAnsi="宋体" w:cs="Times New Roman"/>
-          <w:color w:val="000000"/>
-          <w:kern w:val="0"/>
-          <w:sz w:val="24"/>
-          <w14:ligatures w14:val="none"/>
-        </w:rPr>
-        <w:t>：</w:t>
-      </w:r>
-      <w:r>
-        <w:rPr>
-          <w:rFonts w:ascii="宋体" w:eastAsia="宋体" w:hAnsi="宋体" w:cs="Times New Roman" w:hint="eastAsia"/>
-          <w:color w:val="000000"/>
-          <w:kern w:val="0"/>
-          <w:sz w:val="24"/>
-          <w14:ligatures w14:val="none"/>
-        </w:rPr>
-        <w:t>“</w:t>
-      </w:r>
-      <w:r>
-        <w:rPr>
-          <w:rFonts w:ascii="宋体" w:eastAsia="宋体" w:hAnsi="宋体" w:cs="Times New Roman"/>
-          <w:color w:val="000000"/>
-          <w:kern w:val="0"/>
-          <w:sz w:val="24"/>
-          <w14:ligatures w14:val="none"/>
-        </w:rPr>
-        <w:t>在埃及地将自己向他们显现</w:t>
-      </w:r>
-      <w:r>
-        <w:rPr>
-          <w:rFonts w:ascii="宋体" w:eastAsia="宋体" w:hAnsi="宋体" w:cs="Times New Roman" w:hint="eastAsia"/>
-          <w:color w:val="000000"/>
-          <w:kern w:val="0"/>
-          <w:sz w:val="24"/>
-          <w14:ligatures w14:val="none"/>
-        </w:rPr>
-        <w:t>”，指神降下十灾。</w:t>
-      </w:r>
-    </w:p>
-    <w:p>
-      <w:pPr>
-        <w:widowControl/>
-        <w:tabs>
-          <w:tab w:val="left" w:pos="420"/>
-        </w:tabs>
-        <w:spacing w:after="120" w:line="257" w:lineRule="auto"/>
-        <w:ind w:firstLine="198"/>
-        <w:jc w:val="both"/>
-        <w:rPr>
-          <w:rFonts w:ascii="宋体" w:eastAsia="宋体" w:hAnsi="宋体" w:cs="Times New Roman"/>
-          <w:color w:val="000000"/>
-          <w:kern w:val="0"/>
-          <w:sz w:val="24"/>
-          <w14:ligatures w14:val="none"/>
-        </w:rPr>
-      </w:pPr>
-      <w:r>
-        <w:rPr>
-          <w:rFonts w:ascii="宋体" w:eastAsia="宋体" w:hAnsi="宋体" w:cs="Times New Roman"/>
-          <w:color w:val="000000"/>
-          <w:kern w:val="0"/>
-          <w:sz w:val="24"/>
-          <w14:ligatures w14:val="none"/>
-        </w:rPr>
-        <w:t>v</w:t>
-      </w:r>
-      <w:r>
-        <w:rPr>
-          <w:rFonts w:ascii="宋体" w:eastAsia="宋体" w:hAnsi="宋体" w:cs="Times New Roman" w:hint="eastAsia"/>
-          <w:color w:val="000000"/>
-          <w:kern w:val="0"/>
-          <w:sz w:val="24"/>
-          <w14:ligatures w14:val="none"/>
-        </w:rPr>
-        <w:t>6</w:t>
-      </w:r>
-      <w:r>
-        <w:rPr>
-          <w:rFonts w:ascii="宋体" w:eastAsia="宋体" w:hAnsi="宋体" w:cs="Times New Roman"/>
-          <w:color w:val="000000"/>
-          <w:kern w:val="0"/>
-          <w:sz w:val="24"/>
-          <w14:ligatures w14:val="none"/>
-        </w:rPr>
-        <w:t>：</w:t>
-      </w:r>
-      <w:r>
-        <w:rPr>
-          <w:rFonts w:ascii="宋体" w:eastAsia="宋体" w:hAnsi="宋体" w:cs="Times New Roman" w:hint="eastAsia"/>
-          <w:color w:val="000000"/>
-          <w:kern w:val="0"/>
-          <w:sz w:val="24"/>
-          <w14:ligatures w14:val="none"/>
-        </w:rPr>
-        <w:t>“</w:t>
-      </w:r>
-      <w:r>
-        <w:rPr>
-          <w:rFonts w:ascii="宋体" w:eastAsia="宋体" w:hAnsi="宋体" w:cs="Times New Roman"/>
-          <w:color w:val="000000"/>
-          <w:kern w:val="0"/>
-          <w:sz w:val="24"/>
-          <w14:ligatures w14:val="none"/>
-        </w:rPr>
-        <w:t>流奶与蜜之地；那地在万国中是有荣耀的</w:t>
-      </w:r>
-      <w:r>
-        <w:rPr>
-          <w:rFonts w:ascii="宋体" w:eastAsia="宋体" w:hAnsi="宋体" w:cs="Times New Roman" w:hint="eastAsia"/>
-          <w:color w:val="000000"/>
-          <w:kern w:val="0"/>
-          <w:sz w:val="24"/>
-          <w14:ligatures w14:val="none"/>
-        </w:rPr>
-        <w:t>”，迦南地是神对以色列人的应许，那块肥美的土地是有荣耀的。</w:t>
-      </w:r>
-    </w:p>
-    <w:p>
-      <w:pPr>
-        <w:widowControl/>
-        <w:tabs>
-          <w:tab w:val="left" w:pos="420"/>
-        </w:tabs>
-        <w:spacing w:after="120" w:line="257" w:lineRule="auto"/>
-        <w:ind w:firstLine="198"/>
-        <w:jc w:val="both"/>
-        <w:rPr>
-          <w:rFonts w:ascii="宋体" w:eastAsia="宋体" w:hAnsi="宋体" w:cs="Times New Roman"/>
-          <w:color w:val="000000"/>
-          <w:kern w:val="0"/>
-          <w:sz w:val="24"/>
-          <w14:ligatures w14:val="none"/>
-        </w:rPr>
-      </w:pPr>
-      <w:r>
-        <w:rPr>
-          <w:rFonts w:ascii="宋体" w:eastAsia="宋体" w:hAnsi="宋体" w:cs="Times New Roman" w:hint="eastAsia"/>
-          <w:color w:val="000000"/>
-          <w:kern w:val="0"/>
-          <w:sz w:val="24"/>
-          <w14:ligatures w14:val="none"/>
-        </w:rPr>
-        <w:lastRenderedPageBreak/>
-        <w:t>v7：“</w:t>
-      </w:r>
-      <w:r>
-        <w:rPr>
-          <w:rFonts w:ascii="宋体" w:eastAsia="宋体" w:hAnsi="宋体" w:cs="Times New Roman"/>
-          <w:color w:val="000000"/>
-          <w:kern w:val="0"/>
-          <w:sz w:val="24"/>
-          <w14:ligatures w14:val="none"/>
-        </w:rPr>
-        <w:t>你们各人要抛弃眼所喜爱那可憎之物，不可因埃及的偶像玷污自己</w:t>
-      </w:r>
-      <w:r>
-        <w:rPr>
-          <w:rFonts w:ascii="宋体" w:eastAsia="宋体" w:hAnsi="宋体" w:cs="Times New Roman" w:hint="eastAsia"/>
-          <w:color w:val="000000"/>
-          <w:kern w:val="0"/>
-          <w:sz w:val="24"/>
-          <w14:ligatures w14:val="none"/>
-        </w:rPr>
-        <w:t>”，</w:t>
-      </w:r>
-      <w:r>
-        <w:rPr>
-          <w:rFonts w:ascii="宋体" w:eastAsia="宋体" w:hAnsi="宋体" w:cs="Times New Roman" w:hint="eastAsia"/>
-          <w:color w:val="000000"/>
-          <w:kern w:val="0"/>
-          <w:sz w:val="24"/>
-          <w14:ligatures w14:val="none"/>
-        </w:rPr>
-        <w:t>他们拜埃及的偶像，在旷野中拜金牛犊。</w:t>
-      </w:r>
-      <w:r>
-        <w:rPr>
-          <w:rFonts w:ascii="宋体" w:eastAsia="宋体" w:hAnsi="宋体" w:cs="Times New Roman" w:hint="eastAsia"/>
-          <w:color w:val="000000"/>
-          <w:kern w:val="0"/>
-          <w:sz w:val="24"/>
-          <w14:ligatures w14:val="none"/>
-        </w:rPr>
-        <w:t>神要求问祂回想他们是如何行神眼中可憎的事情。</w:t>
-      </w:r>
-    </w:p>
-    <w:p>
-      <w:pPr>
-        <w:widowControl/>
-        <w:tabs>
-          <w:tab w:val="left" w:pos="420"/>
-        </w:tabs>
-        <w:spacing w:after="120" w:line="257" w:lineRule="auto"/>
-        <w:ind w:firstLine="198"/>
-        <w:jc w:val="both"/>
-        <w:rPr>
-          <w:rFonts w:ascii="宋体" w:eastAsia="宋体" w:hAnsi="宋体" w:cs="Times New Roman" w:hint="eastAsia"/>
-          <w:color w:val="000000"/>
-          <w:kern w:val="0"/>
-          <w:sz w:val="24"/>
-          <w14:ligatures w14:val="none"/>
-        </w:rPr>
-      </w:pPr>
-      <w:r>
-        <w:rPr>
-          <w:rFonts w:ascii="宋体" w:eastAsia="宋体" w:hAnsi="宋体" w:cs="Times New Roman" w:hint="eastAsia"/>
-          <w:color w:val="000000"/>
-          <w:kern w:val="0"/>
-          <w:sz w:val="24"/>
-          <w14:ligatures w14:val="none"/>
-        </w:rPr>
-        <w:t>v8：“</w:t>
-      </w:r>
-      <w:r>
-        <w:rPr>
-          <w:rFonts w:ascii="宋体" w:eastAsia="宋体" w:hAnsi="宋体" w:cs="Times New Roman"/>
-          <w:color w:val="000000"/>
-          <w:kern w:val="0"/>
-          <w:sz w:val="24"/>
-          <w14:ligatures w14:val="none"/>
-        </w:rPr>
-        <w:t>我要将我的忿怒倾在他们身上，</w:t>
-      </w:r>
-      <w:r>
-        <w:rPr>
-          <w:rFonts w:ascii="宋体" w:eastAsia="宋体" w:hAnsi="宋体" w:cs="Times New Roman" w:hint="eastAsia"/>
-          <w:color w:val="000000"/>
-          <w:kern w:val="0"/>
-          <w:sz w:val="24"/>
-          <w14:ligatures w14:val="none"/>
-        </w:rPr>
-        <w:t>”神让求问的长老回顾以色列人的祖先出埃及的历史，借以西结预告神的审判要临到耶路撒冷</w:t>
-      </w:r>
-      <w:r>
-        <w:rPr>
-          <w:rFonts w:ascii="宋体" w:eastAsia="宋体" w:hAnsi="宋体" w:cs="Times New Roman" w:hint="eastAsia"/>
-          <w:color w:val="000000"/>
-          <w:kern w:val="0"/>
-          <w:sz w:val="24"/>
-          <w14:ligatures w14:val="none"/>
-        </w:rPr>
-        <w:t>，还没有被掳的以色列人也将要被掳。</w:t>
-      </w:r>
-    </w:p>
-    <w:p>
-      <w:pPr>
-        <w:widowControl/>
-        <w:tabs>
-          <w:tab w:val="left" w:pos="420"/>
-        </w:tabs>
-        <w:spacing w:after="120" w:line="257" w:lineRule="auto"/>
-        <w:ind w:firstLine="198"/>
-        <w:jc w:val="both"/>
-        <w:rPr>
-          <w:rFonts w:ascii="宋体" w:eastAsia="宋体" w:hAnsi="宋体" w:cs="Times New Roman"/>
-          <w:color w:val="000000"/>
-          <w:kern w:val="0"/>
-          <w:sz w:val="24"/>
-          <w14:ligatures w14:val="none"/>
-        </w:rPr>
-      </w:pPr>
-      <w:r>
-        <w:rPr>
-          <w:rFonts w:ascii="宋体" w:eastAsia="宋体" w:hAnsi="宋体" w:cs="Times New Roman" w:hint="eastAsia"/>
-          <w:color w:val="000000"/>
-          <w:kern w:val="0"/>
-          <w:sz w:val="24"/>
-          <w14:ligatures w14:val="none"/>
-        </w:rPr>
-        <w:t>v9</w:t>
-      </w:r>
-      <w:r>
-        <w:rPr>
-          <w:rFonts w:ascii="宋体" w:eastAsia="宋体" w:hAnsi="宋体" w:cs="Times New Roman"/>
-          <w:color w:val="000000"/>
-          <w:kern w:val="0"/>
-          <w:sz w:val="24"/>
-          <w14:ligatures w14:val="none"/>
-        </w:rPr>
-        <w:t>：</w:t>
-      </w:r>
-      <w:r>
-        <w:rPr>
-          <w:rFonts w:ascii="宋体" w:eastAsia="宋体" w:hAnsi="宋体" w:cs="Times New Roman"/>
-          <w:color w:val="000000"/>
-          <w:kern w:val="0"/>
-          <w:sz w:val="24"/>
-          <w14:ligatures w14:val="none"/>
-        </w:rPr>
-        <w:t>“</w:t>
-      </w:r>
-      <w:r>
-        <w:rPr>
-          <w:rFonts w:ascii="宋体" w:eastAsia="宋体" w:hAnsi="宋体" w:cs="Times New Roman"/>
-          <w:color w:val="000000"/>
-          <w:kern w:val="0"/>
-          <w:sz w:val="24"/>
-          <w14:ligatures w14:val="none"/>
-        </w:rPr>
-        <w:t>我却为我名的缘故</w:t>
-      </w:r>
-      <w:r>
-        <w:rPr>
-          <w:rFonts w:ascii="宋体" w:eastAsia="宋体" w:hAnsi="宋体" w:cs="Times New Roman" w:hint="eastAsia"/>
-          <w:color w:val="000000"/>
-          <w:kern w:val="0"/>
-          <w:sz w:val="24"/>
-          <w14:ligatures w14:val="none"/>
-        </w:rPr>
-        <w:t>……</w:t>
-      </w:r>
-      <w:r>
-        <w:rPr>
-          <w:rFonts w:ascii="宋体" w:eastAsia="宋体" w:hAnsi="宋体" w:cs="Times New Roman"/>
-          <w:color w:val="000000"/>
-          <w:kern w:val="0"/>
-          <w:sz w:val="24"/>
-          <w14:ligatures w14:val="none"/>
-        </w:rPr>
-        <w:t>”</w:t>
-      </w:r>
-      <w:r>
-        <w:rPr>
-          <w:rFonts w:ascii="宋体" w:eastAsia="宋体" w:hAnsi="宋体" w:cs="Times New Roman" w:hint="eastAsia"/>
-          <w:color w:val="000000"/>
-          <w:kern w:val="0"/>
-          <w:sz w:val="24"/>
-          <w14:ligatures w14:val="none"/>
-        </w:rPr>
-        <w:t>，这句话在这一章中出现很多次。神应许不撇弃犹太人，他们</w:t>
-      </w:r>
-      <w:r>
-        <w:rPr>
-          <w:rFonts w:ascii="宋体" w:eastAsia="宋体" w:hAnsi="宋体" w:cs="Times New Roman"/>
-          <w:color w:val="000000"/>
-          <w:kern w:val="0"/>
-          <w:sz w:val="24"/>
-          <w14:ligatures w14:val="none"/>
-        </w:rPr>
-        <w:t>仍然是神的选民。</w:t>
-      </w:r>
-      <w:r>
-        <w:rPr>
-          <w:rFonts w:ascii="宋体" w:eastAsia="宋体" w:hAnsi="宋体" w:cs="Times New Roman" w:hint="eastAsia"/>
-          <w:color w:val="000000"/>
-          <w:kern w:val="0"/>
-          <w:sz w:val="24"/>
-          <w14:ligatures w14:val="none"/>
-        </w:rPr>
-        <w:t>神爱他们，所以没有降下愤怒，消灭他们。</w:t>
-      </w:r>
-    </w:p>
-    <w:p>
-      <w:pPr>
-        <w:widowControl/>
-        <w:tabs>
-          <w:tab w:val="left" w:pos="420"/>
-        </w:tabs>
-        <w:spacing w:after="120" w:line="257" w:lineRule="auto"/>
-        <w:ind w:firstLine="198"/>
-        <w:jc w:val="both"/>
-        <w:rPr>
-          <w:rFonts w:ascii="宋体" w:eastAsia="宋体" w:hAnsi="宋体" w:cs="Times New Roman"/>
-          <w:color w:val="000000"/>
-          <w:kern w:val="0"/>
-          <w:sz w:val="24"/>
-          <w14:ligatures w14:val="none"/>
-        </w:rPr>
-      </w:pPr>
-      <w:r>
-        <w:rPr>
-          <w:rFonts w:ascii="宋体" w:eastAsia="宋体" w:hAnsi="宋体" w:cs="Times New Roman"/>
-          <w:color w:val="000000"/>
-          <w:kern w:val="0"/>
-          <w:sz w:val="24"/>
-          <w14:ligatures w14:val="none"/>
-        </w:rPr>
-        <w:t>神</w:t>
-      </w:r>
-      <w:r>
-        <w:rPr>
-          <w:rFonts w:ascii="宋体" w:eastAsia="宋体" w:hAnsi="宋体" w:cs="Times New Roman" w:hint="eastAsia"/>
-          <w:color w:val="000000"/>
-          <w:kern w:val="0"/>
-          <w:sz w:val="24"/>
-          <w14:ligatures w14:val="none"/>
-        </w:rPr>
-        <w:t>拣选以色列人</w:t>
-      </w:r>
-      <w:r>
-        <w:rPr>
-          <w:rFonts w:ascii="宋体" w:eastAsia="宋体" w:hAnsi="宋体" w:cs="Times New Roman" w:hint="eastAsia"/>
-          <w:color w:val="000000"/>
-          <w:kern w:val="0"/>
-          <w:sz w:val="24"/>
-          <w14:ligatures w14:val="none"/>
-        </w:rPr>
-        <w:t>，</w:t>
-      </w:r>
-      <w:r>
-        <w:rPr>
-          <w:rFonts w:ascii="宋体" w:eastAsia="宋体" w:hAnsi="宋体" w:cs="Times New Roman" w:hint="eastAsia"/>
-          <w:color w:val="000000"/>
-          <w:kern w:val="0"/>
-          <w:sz w:val="24"/>
-          <w14:ligatures w14:val="none"/>
-        </w:rPr>
-        <w:t>为了让世人从他们身上认识神。</w:t>
-      </w:r>
-      <w:r>
-        <w:rPr>
-          <w:rFonts w:ascii="宋体" w:eastAsia="宋体" w:hAnsi="宋体" w:cs="Times New Roman"/>
-          <w:color w:val="000000"/>
-          <w:kern w:val="0"/>
-          <w:sz w:val="24"/>
-          <w14:ligatures w14:val="none"/>
-        </w:rPr>
-        <w:t>所以在</w:t>
-      </w:r>
-      <w:r>
-        <w:rPr>
-          <w:rFonts w:ascii="宋体" w:eastAsia="宋体" w:hAnsi="宋体" w:cs="Times New Roman" w:hint="eastAsia"/>
-          <w:color w:val="000000"/>
-          <w:kern w:val="0"/>
-          <w:sz w:val="24"/>
-          <w14:ligatures w14:val="none"/>
-        </w:rPr>
-        <w:t>20</w:t>
-      </w:r>
-      <w:r>
-        <w:rPr>
-          <w:rFonts w:ascii="宋体" w:eastAsia="宋体" w:hAnsi="宋体" w:cs="Times New Roman"/>
-          <w:color w:val="000000"/>
-          <w:kern w:val="0"/>
-          <w:sz w:val="24"/>
-          <w14:ligatures w14:val="none"/>
-        </w:rPr>
-        <w:t>章中，神要让以色列人经过祂的杖下，把他们与世人分开。</w:t>
-      </w:r>
-    </w:p>
-    <w:p>
-      <w:pPr>
-        <w:widowControl/>
-        <w:tabs>
-          <w:tab w:val="left" w:pos="420"/>
-        </w:tabs>
-        <w:spacing w:after="120" w:line="257" w:lineRule="auto"/>
-        <w:ind w:leftChars="100" w:left="220"/>
-        <w:jc w:val="both"/>
-        <w:rPr>
-          <w:rFonts w:ascii="楷体" w:eastAsia="楷体" w:hAnsi="楷体" w:cs="Times New Roman" w:hint="eastAsia"/>
-          <w:color w:val="000000"/>
-          <w:kern w:val="0"/>
-          <w:sz w:val="24"/>
-          <w14:ligatures w14:val="none"/>
-        </w:rPr>
-      </w:pPr>
-      <w:r>
-        <w:rPr>
-          <w:rFonts w:ascii="楷体" w:eastAsia="楷体" w:hAnsi="楷体" w:cs="Times New Roman" w:hint="eastAsia"/>
-          <w:color w:val="000000"/>
-          <w:kern w:val="0"/>
-          <w:sz w:val="24"/>
-          <w14:ligatures w14:val="none"/>
-        </w:rPr>
-        <w:t>「耶利米哀歌3:22-23」：“</w:t>
-      </w:r>
-      <w:r>
-        <w:rPr>
-          <w:rFonts w:ascii="楷体" w:eastAsia="楷体" w:hAnsi="楷体" w:cs="Times New Roman" w:hint="eastAsia"/>
-          <w:color w:val="000000"/>
-          <w:kern w:val="0"/>
-          <w:sz w:val="24"/>
-          <w14:ligatures w14:val="none"/>
-        </w:rPr>
-        <w:t>我们不致消灭，是出于耶和华诸般的慈爱；是因他的怜悯不致断绝。每早晨，这都是新的；你的诚实极其广大！</w:t>
-      </w:r>
-      <w:r>
-        <w:rPr>
-          <w:rFonts w:ascii="楷体" w:eastAsia="楷体" w:hAnsi="楷体" w:cs="Times New Roman" w:hint="eastAsia"/>
-          <w:color w:val="000000"/>
-          <w:kern w:val="0"/>
-          <w:sz w:val="24"/>
-          <w14:ligatures w14:val="none"/>
-        </w:rPr>
-        <w:t>”</w:t>
-      </w:r>
-    </w:p>
-    <w:p>
-      <w:pPr>
-        <w:widowControl/>
-        <w:tabs>
-          <w:tab w:val="left" w:pos="420"/>
-        </w:tabs>
-        <w:spacing w:after="120" w:line="257" w:lineRule="auto"/>
-        <w:jc w:val="both"/>
+        <w:t>2、</w:t>
+      </w:r>
+      <w:r>
         <w:rPr>
           <w:rFonts w:ascii="宋体" w:eastAsia="宋体" w:hAnsi="宋体" w:cs="Times New Roman"/>
           <w:b/>
@@ -40618,7 +40979,8 @@
           <w:sz w:val="24"/>
           <w14:ligatures w14:val="none"/>
         </w:rPr>
-      </w:pPr>
+        <w:t>v</w:t>
+      </w:r>
       <w:r>
         <w:rPr>
           <w:rFonts w:ascii="宋体" w:eastAsia="宋体" w:hAnsi="宋体" w:cs="Times New Roman" w:hint="eastAsia"/>
@@ -40629,68 +40991,9 @@
           <w:sz w:val="24"/>
           <w14:ligatures w14:val="none"/>
         </w:rPr>
-        <w:t>三、</w:t>
-      </w:r>
-      <w:r>
-        <w:rPr>
-          <w:rFonts w:ascii="宋体" w:eastAsia="宋体" w:hAnsi="宋体" w:cs="Times New Roman" w:hint="eastAsia"/>
-          <w:b/>
-          <w:bCs/>
-          <w:color w:val="000000"/>
-          <w:kern w:val="0"/>
-          <w:sz w:val="24"/>
-          <w14:ligatures w14:val="none"/>
-        </w:rPr>
-        <w:t>v10-26  神把以色列人带到旷野，又赐下律例典章与他们，他们却厌弃神的律例典章而不愿意悔改</w:t>
-      </w:r>
-    </w:p>
-    <w:p>
-      <w:pPr>
-        <w:widowControl/>
-        <w:tabs>
-          <w:tab w:val="left" w:pos="420"/>
-        </w:tabs>
-        <w:spacing w:after="120" w:line="257" w:lineRule="auto"/>
-        <w:ind w:firstLine="198"/>
-        <w:jc w:val="both"/>
-        <w:rPr>
-          <w:rFonts w:ascii="宋体" w:eastAsia="宋体" w:hAnsi="宋体" w:cs="Times New Roman"/>
-          <w:color w:val="000000"/>
-          <w:kern w:val="0"/>
-          <w:sz w:val="24"/>
-          <w14:ligatures w14:val="none"/>
-        </w:rPr>
-      </w:pPr>
-      <w:r>
-        <w:rPr>
-          <w:rFonts w:ascii="宋体" w:eastAsia="宋体" w:hAnsi="宋体" w:cs="Times New Roman"/>
-          <w:color w:val="000000"/>
-          <w:kern w:val="0"/>
-          <w:sz w:val="24"/>
-          <w14:ligatures w14:val="none"/>
-        </w:rPr>
-        <w:t>神把</w:t>
-      </w:r>
-      <w:r>
-        <w:rPr>
-          <w:rFonts w:ascii="宋体" w:eastAsia="宋体" w:hAnsi="宋体" w:cs="Times New Roman" w:hint="eastAsia"/>
-          <w:color w:val="000000"/>
-          <w:kern w:val="0"/>
-          <w:sz w:val="24"/>
-          <w14:ligatures w14:val="none"/>
-        </w:rPr>
-        <w:t>以色列人带离埃及，但他们的心还在埃及。</w:t>
-      </w:r>
-    </w:p>
-    <w:p>
-      <w:pPr>
-        <w:widowControl/>
-        <w:tabs>
-          <w:tab w:val="left" w:pos="420"/>
-        </w:tabs>
-        <w:spacing w:after="120" w:line="257" w:lineRule="auto"/>
-        <w:ind w:firstLine="198"/>
-        <w:jc w:val="both"/>
+        <w:t>18-26</w:t>
+      </w:r>
+      <w:r>
         <w:rPr>
           <w:rFonts w:ascii="宋体" w:eastAsia="宋体" w:hAnsi="宋体" w:cs="Times New Roman"/>
           <w:b/>
@@ -40700,7 +41003,8 @@
           <w:sz w:val="24"/>
           <w14:ligatures w14:val="none"/>
         </w:rPr>
-      </w:pPr>
+        <w:t>：这些人的儿女</w:t>
+      </w:r>
       <w:r>
         <w:rPr>
           <w:rFonts w:ascii="宋体" w:eastAsia="宋体" w:hAnsi="宋体" w:cs="Times New Roman" w:hint="eastAsia"/>
@@ -40711,7 +41015,7 @@
           <w:sz w:val="24"/>
           <w14:ligatures w14:val="none"/>
         </w:rPr>
-        <w:t>1、</w:t>
+        <w:t>重复</w:t>
       </w:r>
       <w:r>
         <w:rPr>
@@ -40723,7 +41027,7 @@
           <w:sz w:val="24"/>
           <w14:ligatures w14:val="none"/>
         </w:rPr>
-        <w:t>v</w:t>
+        <w:t>他们父母</w:t>
       </w:r>
       <w:r>
         <w:rPr>
@@ -40735,7 +41039,7 @@
           <w:sz w:val="24"/>
           <w14:ligatures w14:val="none"/>
         </w:rPr>
-        <w:t>10-17</w:t>
+        <w:t>的悖逆</w:t>
       </w:r>
       <w:r>
         <w:rPr>
@@ -40747,7 +41051,7 @@
           <w:sz w:val="24"/>
           <w14:ligatures w14:val="none"/>
         </w:rPr>
-        <w:t>：第一批离开埃及的人在旷野中的行为。</w:t>
+        <w:t>。</w:t>
       </w:r>
     </w:p>
     <w:p>
@@ -40760,12 +41064,80 @@
         <w:ind w:firstLine="198"/>
         <w:jc w:val="both"/>
         <w:rPr>
+          <w:rFonts w:ascii="宋体" w:eastAsia="宋体" w:hAnsi="宋体" w:cs="Times New Roman" w:hint="eastAsia"/>
+          <w:color w:val="000000"/>
+          <w:kern w:val="0"/>
+          <w:sz w:val="24"/>
+          <w14:ligatures w14:val="none"/>
+        </w:rPr>
+      </w:pPr>
+      <w:r>
+        <w:rPr>
+          <w:rFonts w:ascii="宋体" w:eastAsia="宋体" w:hAnsi="宋体" w:cs="Times New Roman" w:hint="eastAsia"/>
+          <w:color w:val="000000"/>
+          <w:kern w:val="0"/>
+          <w:sz w:val="24"/>
+          <w14:ligatures w14:val="none"/>
+        </w:rPr>
+        <w:t>“</w:t>
+      </w:r>
+      <w:r>
+        <w:rPr>
           <w:rFonts w:ascii="宋体" w:eastAsia="宋体" w:hAnsi="宋体" w:cs="Times New Roman"/>
           <w:color w:val="000000"/>
           <w:kern w:val="0"/>
           <w:sz w:val="24"/>
           <w14:ligatures w14:val="none"/>
         </w:rPr>
+        <w:t>我在旷野对他们的儿女说</w:t>
+      </w:r>
+      <w:r>
+        <w:rPr>
+          <w:rFonts w:ascii="宋体" w:eastAsia="宋体" w:hAnsi="宋体" w:cs="Times New Roman" w:hint="eastAsia"/>
+          <w:color w:val="000000"/>
+          <w:kern w:val="0"/>
+          <w:sz w:val="24"/>
+          <w14:ligatures w14:val="none"/>
+        </w:rPr>
+        <w:t>”，神警告</w:t>
+      </w:r>
+      <w:r>
+        <w:rPr>
+          <w:rFonts w:ascii="宋体" w:eastAsia="宋体" w:hAnsi="宋体" w:cs="Times New Roman" w:hint="eastAsia"/>
+          <w:color w:val="000000"/>
+          <w:kern w:val="0"/>
+          <w:sz w:val="24"/>
+          <w14:ligatures w14:val="none"/>
+        </w:rPr>
+        <w:t>下一代</w:t>
+      </w:r>
+      <w:r>
+        <w:rPr>
+          <w:rFonts w:ascii="宋体" w:eastAsia="宋体" w:hAnsi="宋体" w:cs="Times New Roman" w:hint="eastAsia"/>
+          <w:color w:val="000000"/>
+          <w:kern w:val="0"/>
+          <w:sz w:val="24"/>
+          <w14:ligatures w14:val="none"/>
+        </w:rPr>
+        <w:t>，可他们还是效法他们的父亲。</w:t>
+      </w:r>
+    </w:p>
+    <w:p>
+      <w:pPr>
+        <w:widowControl/>
+        <w:tabs>
+          <w:tab w:val="left" w:pos="420"/>
+        </w:tabs>
+        <w:spacing w:after="120" w:line="257" w:lineRule="auto"/>
+        <w:ind w:firstLine="198"/>
+        <w:jc w:val="both"/>
+        <w:rPr>
+          <w:rFonts w:ascii="宋体" w:eastAsia="宋体" w:hAnsi="宋体" w:cs="Times New Roman" w:hint="eastAsia"/>
+          <w:color w:val="000000"/>
+          <w:kern w:val="0"/>
+          <w:sz w:val="24"/>
+          <w14:ligatures w14:val="none"/>
+        </w:rPr>
       </w:pPr>
       <w:r>
         <w:rPr>
@@ -40785,27 +41157,17 @@
           <w:sz w:val="24"/>
           <w14:ligatures w14:val="none"/>
         </w:rPr>
-        <w:t>将我的律例赐给他们，将我的典章指示他们</w:t>
-      </w:r>
-      <w:r>
-        <w:rPr>
-          <w:rFonts w:ascii="宋体" w:eastAsia="宋体" w:hAnsi="宋体" w:cs="Times New Roman" w:hint="eastAsia"/>
-          <w:color w:val="000000"/>
-          <w:kern w:val="0"/>
-          <w:sz w:val="24"/>
-          <w14:ligatures w14:val="none"/>
-        </w:rPr>
-        <w:t>”</w:t>
-      </w:r>
-      <w:r>
-        <w:rPr>
-          <w:rFonts w:ascii="宋体" w:eastAsia="宋体" w:hAnsi="宋体" w:cs="Times New Roman" w:hint="eastAsia"/>
-          <w:color w:val="000000"/>
-          <w:kern w:val="0"/>
-          <w:sz w:val="24"/>
-          <w14:ligatures w14:val="none"/>
-        </w:rPr>
-        <w:t>，神赐给以色列人神的话语，告诉他们如何过分别为圣的生活。</w:t>
+        <w:t>并且我在旷野向他们起誓，必将他们分散在列国，四散在列邦；</w:t>
+      </w:r>
+      <w:r>
+        <w:rPr>
+          <w:rFonts w:ascii="宋体" w:eastAsia="宋体" w:hAnsi="宋体" w:cs="Times New Roman" w:hint="eastAsia"/>
+          <w:color w:val="000000"/>
+          <w:kern w:val="0"/>
+          <w:sz w:val="24"/>
+          <w14:ligatures w14:val="none"/>
+        </w:rPr>
+        <w:t>”他们要承担悖逆的后果。只有听神的话，才有力量有盼望。</w:t>
       </w:r>
     </w:p>
     <w:p>
@@ -40818,21 +41180,21 @@
         <w:ind w:firstLine="198"/>
         <w:jc w:val="both"/>
         <w:rPr>
+          <w:rFonts w:ascii="宋体" w:eastAsia="宋体" w:hAnsi="宋体" w:cs="Times New Roman" w:hint="eastAsia"/>
+          <w:color w:val="000000"/>
+          <w:kern w:val="0"/>
+          <w:sz w:val="24"/>
+          <w14:ligatures w14:val="none"/>
+        </w:rPr>
+      </w:pPr>
+      <w:r>
+        <w:rPr>
           <w:rFonts w:ascii="宋体" w:eastAsia="宋体" w:hAnsi="宋体" w:cs="Times New Roman"/>
           <w:color w:val="000000"/>
           <w:kern w:val="0"/>
           <w:sz w:val="24"/>
           <w14:ligatures w14:val="none"/>
         </w:rPr>
-      </w:pPr>
-      <w:r>
-        <w:rPr>
-          <w:rFonts w:ascii="宋体" w:eastAsia="宋体" w:hAnsi="宋体" w:cs="Times New Roman" w:hint="eastAsia"/>
-          <w:color w:val="000000"/>
-          <w:kern w:val="0"/>
-          <w:sz w:val="24"/>
-          <w14:ligatures w14:val="none"/>
-        </w:rPr>
         <w:t>“</w:t>
       </w:r>
       <w:r>
@@ -40843,7 +41205,7 @@
           <w:sz w:val="24"/>
           <w14:ligatures w14:val="none"/>
         </w:rPr>
-        <w:t>人若遵行就必因此活着</w:t>
+        <w:t>他们将一切头生的经火</w:t>
       </w:r>
       <w:r>
         <w:rPr>
@@ -40853,28 +41215,19 @@
           <w:sz w:val="24"/>
           <w14:ligatures w14:val="none"/>
         </w:rPr>
-        <w:t>”</w:t>
-      </w:r>
-      <w:r>
-        <w:rPr>
-          <w:rFonts w:ascii="宋体" w:eastAsia="宋体" w:hAnsi="宋体" w:cs="Times New Roman" w:hint="eastAsia"/>
-          <w:color w:val="000000"/>
-          <w:kern w:val="0"/>
-          <w:sz w:val="24"/>
-          <w14:ligatures w14:val="none"/>
-        </w:rPr>
-        <w:t>，如果这些人顺从神，就会蒙福。</w:t>
-      </w:r>
-    </w:p>
-    <w:p>
-      <w:pPr>
-        <w:widowControl/>
-        <w:tabs>
-          <w:tab w:val="left" w:pos="420"/>
-        </w:tabs>
-        <w:spacing w:after="120" w:line="257" w:lineRule="auto"/>
-        <w:ind w:firstLine="198"/>
-        <w:jc w:val="both"/>
+        <w:t>”，</w:t>
+      </w:r>
+      <w:r>
+        <w:rPr>
+          <w:rFonts w:ascii="宋体" w:eastAsia="宋体" w:hAnsi="宋体" w:cs="Times New Roman" w:hint="eastAsia"/>
+          <w:color w:val="000000"/>
+          <w:kern w:val="0"/>
+          <w:sz w:val="24"/>
+          <w14:ligatures w14:val="none"/>
+        </w:rPr>
+        <w:t>神例举</w:t>
+      </w:r>
+      <w:r>
         <w:rPr>
           <w:rFonts w:ascii="宋体" w:eastAsia="宋体" w:hAnsi="宋体" w:cs="Times New Roman"/>
           <w:color w:val="000000"/>
@@ -40882,200 +41235,16 @@
           <w:sz w:val="24"/>
           <w14:ligatures w14:val="none"/>
         </w:rPr>
-      </w:pPr>
-      <w:r>
-        <w:rPr>
-          <w:rFonts w:ascii="宋体" w:eastAsia="宋体" w:hAnsi="宋体" w:cs="Times New Roman" w:hint="eastAsia"/>
-          <w:color w:val="000000"/>
-          <w:kern w:val="0"/>
-          <w:sz w:val="24"/>
-          <w14:ligatures w14:val="none"/>
-        </w:rPr>
-        <w:t>“安息日”</w:t>
-      </w:r>
-      <w:r>
-        <w:rPr>
-          <w:rFonts w:ascii="宋体" w:eastAsia="宋体" w:hAnsi="宋体" w:cs="Times New Roman" w:hint="eastAsia"/>
-          <w:color w:val="000000"/>
-          <w:kern w:val="0"/>
-          <w:sz w:val="24"/>
-          <w14:ligatures w14:val="none"/>
-        </w:rPr>
-        <w:t>是神应许“他们成为圣”的证据。</w:t>
-      </w:r>
-    </w:p>
-    <w:p>
-      <w:pPr>
-        <w:widowControl/>
-        <w:tabs>
-          <w:tab w:val="left" w:pos="420"/>
-        </w:tabs>
-        <w:spacing w:after="120" w:line="257" w:lineRule="auto"/>
-        <w:ind w:firstLine="198"/>
-        <w:jc w:val="both"/>
-        <w:rPr>
-          <w:rFonts w:ascii="宋体" w:eastAsia="宋体" w:hAnsi="宋体" w:cs="Times New Roman"/>
-          <w:color w:val="000000"/>
-          <w:kern w:val="0"/>
-          <w:sz w:val="24"/>
-          <w14:ligatures w14:val="none"/>
-        </w:rPr>
-      </w:pPr>
-      <w:r>
-        <w:rPr>
-          <w:rFonts w:ascii="宋体" w:eastAsia="宋体" w:hAnsi="宋体" w:cs="Times New Roman" w:hint="eastAsia"/>
-          <w:color w:val="000000"/>
-          <w:kern w:val="0"/>
-          <w:sz w:val="24"/>
-          <w14:ligatures w14:val="none"/>
-        </w:rPr>
-        <w:t>“</w:t>
-      </w:r>
-      <w:r>
-        <w:rPr>
-          <w:rFonts w:ascii="宋体" w:eastAsia="宋体" w:hAnsi="宋体" w:cs="Times New Roman"/>
-          <w:color w:val="000000"/>
-          <w:kern w:val="0"/>
-          <w:sz w:val="24"/>
-          <w14:ligatures w14:val="none"/>
-        </w:rPr>
-        <w:t>要在旷野</w:t>
-      </w:r>
-      <w:r>
-        <w:rPr>
-          <w:rFonts w:ascii="宋体" w:eastAsia="宋体" w:hAnsi="宋体" w:cs="Times New Roman" w:hint="eastAsia"/>
-          <w:color w:val="000000"/>
-          <w:kern w:val="0"/>
-          <w:sz w:val="24"/>
-          <w14:ligatures w14:val="none"/>
-        </w:rPr>
-        <w:t>……灭绝他们”，神在旷野本就要消灭这些人。</w:t>
-      </w:r>
-    </w:p>
-    <w:p>
-      <w:pPr>
-        <w:widowControl/>
-        <w:tabs>
-          <w:tab w:val="left" w:pos="420"/>
-        </w:tabs>
-        <w:spacing w:after="120" w:line="257" w:lineRule="auto"/>
-        <w:ind w:firstLine="198"/>
-        <w:jc w:val="both"/>
-        <w:rPr>
-          <w:rFonts w:ascii="宋体" w:eastAsia="宋体" w:hAnsi="宋体" w:cs="Times New Roman"/>
-          <w:color w:val="000000"/>
-          <w:kern w:val="0"/>
-          <w:sz w:val="24"/>
-          <w14:ligatures w14:val="none"/>
-        </w:rPr>
-      </w:pPr>
-      <w:r>
-        <w:rPr>
-          <w:rFonts w:ascii="宋体" w:eastAsia="宋体" w:hAnsi="宋体" w:cs="Times New Roman" w:hint="eastAsia"/>
-          <w:color w:val="000000"/>
-          <w:kern w:val="0"/>
-          <w:sz w:val="24"/>
-          <w14:ligatures w14:val="none"/>
-        </w:rPr>
-        <w:t>“</w:t>
-      </w:r>
-      <w:r>
-        <w:rPr>
-          <w:rFonts w:ascii="宋体" w:eastAsia="宋体" w:hAnsi="宋体" w:cs="Times New Roman"/>
-          <w:color w:val="000000"/>
-          <w:kern w:val="0"/>
-          <w:sz w:val="24"/>
-          <w14:ligatures w14:val="none"/>
-        </w:rPr>
-        <w:t>免得我的名在我领他们出埃及的列国人眼前被亵渎</w:t>
-      </w:r>
-      <w:r>
-        <w:rPr>
-          <w:rFonts w:ascii="宋体" w:eastAsia="宋体" w:hAnsi="宋体" w:cs="Times New Roman" w:hint="eastAsia"/>
-          <w:color w:val="000000"/>
-          <w:kern w:val="0"/>
-          <w:sz w:val="24"/>
-          <w14:ligatures w14:val="none"/>
-        </w:rPr>
-        <w:t>”，如果神把他们消灭掉，埃及人会说神没有力量把他们带出埃及，还会认为神是残忍的。</w:t>
-      </w:r>
-    </w:p>
-    <w:p>
-      <w:pPr>
-        <w:widowControl/>
-        <w:tabs>
-          <w:tab w:val="left" w:pos="420"/>
-        </w:tabs>
-        <w:spacing w:after="120" w:line="257" w:lineRule="auto"/>
-        <w:ind w:firstLine="198"/>
-        <w:jc w:val="both"/>
-        <w:rPr>
-          <w:rFonts w:ascii="宋体" w:eastAsia="宋体" w:hAnsi="宋体" w:cs="Times New Roman" w:hint="eastAsia"/>
-          <w:color w:val="000000"/>
-          <w:kern w:val="0"/>
-          <w:sz w:val="24"/>
-          <w14:ligatures w14:val="none"/>
-        </w:rPr>
-      </w:pPr>
-      <w:r>
-        <w:rPr>
-          <w:rFonts w:ascii="宋体" w:eastAsia="宋体" w:hAnsi="宋体" w:cs="Times New Roman" w:hint="eastAsia"/>
-          <w:color w:val="000000"/>
-          <w:kern w:val="0"/>
-          <w:sz w:val="24"/>
-          <w14:ligatures w14:val="none"/>
-        </w:rPr>
-        <w:t>“</w:t>
-      </w:r>
-      <w:r>
-        <w:rPr>
-          <w:rFonts w:ascii="宋体" w:eastAsia="宋体" w:hAnsi="宋体" w:cs="Times New Roman"/>
-          <w:color w:val="000000"/>
-          <w:kern w:val="0"/>
-          <w:sz w:val="24"/>
-          <w14:ligatures w14:val="none"/>
-        </w:rPr>
-        <w:t>必不领他们进入我所赐给他们流奶与蜜之地</w:t>
-      </w:r>
-      <w:r>
-        <w:rPr>
-          <w:rFonts w:ascii="宋体" w:eastAsia="宋体" w:hAnsi="宋体" w:cs="Times New Roman" w:hint="eastAsia"/>
-          <w:color w:val="000000"/>
-          <w:kern w:val="0"/>
-          <w:sz w:val="24"/>
-          <w14:ligatures w14:val="none"/>
-        </w:rPr>
-        <w:t>”：第一批出埃及的人都没有进入迦南地。“</w:t>
-      </w:r>
-      <w:r>
-        <w:rPr>
-          <w:rFonts w:ascii="宋体" w:eastAsia="宋体" w:hAnsi="宋体" w:cs="Times New Roman"/>
-          <w:color w:val="000000"/>
-          <w:kern w:val="0"/>
-          <w:sz w:val="24"/>
-          <w14:ligatures w14:val="none"/>
-        </w:rPr>
-        <w:t>不在旷野将他们灭绝净尽</w:t>
-      </w:r>
-      <w:r>
-        <w:rPr>
-          <w:rFonts w:ascii="宋体" w:eastAsia="宋体" w:hAnsi="宋体" w:cs="Times New Roman" w:hint="eastAsia"/>
-          <w:color w:val="000000"/>
-          <w:kern w:val="0"/>
-          <w:sz w:val="24"/>
-          <w14:ligatures w14:val="none"/>
-        </w:rPr>
-        <w:t>”，但神没有消灭他们。</w:t>
-      </w:r>
-    </w:p>
-    <w:p>
-      <w:pPr>
-        <w:widowControl/>
-        <w:tabs>
-          <w:tab w:val="left" w:pos="420"/>
-        </w:tabs>
-        <w:spacing w:after="120" w:line="257" w:lineRule="auto"/>
-        <w:ind w:firstLine="198"/>
+        <w:t>以色列人所行的可憎的事情。</w:t>
+      </w:r>
+    </w:p>
+    <w:p>
+      <w:pPr>
+        <w:widowControl/>
+        <w:tabs>
+          <w:tab w:val="left" w:pos="420"/>
+        </w:tabs>
+        <w:spacing w:after="120" w:line="257" w:lineRule="auto"/>
         <w:jc w:val="both"/>
         <w:rPr>
           <w:rFonts w:ascii="宋体" w:eastAsia="宋体" w:hAnsi="宋体" w:cs="Times New Roman" w:hint="eastAsia"/>
@@ -41097,9 +41266,1650 @@
           <w:sz w:val="24"/>
           <w14:ligatures w14:val="none"/>
         </w:rPr>
-        <w:t>2、</w:t>
-      </w:r>
-      <w:r>
+        <w:t>四、</w:t>
+      </w:r>
+      <w:r>
+        <w:rPr>
+          <w:rFonts w:ascii="宋体" w:eastAsia="宋体" w:hAnsi="宋体" w:cs="Times New Roman" w:hint="eastAsia"/>
+          <w:b/>
+          <w:bCs/>
+          <w:color w:val="000000"/>
+          <w:kern w:val="0"/>
+          <w:sz w:val="24"/>
+          <w14:ligatures w14:val="none"/>
+        </w:rPr>
+        <w:t>v27-32  神将以色列人带进应许之地他们也不愿意改变他们的恶行、悔改归向神</w:t>
+      </w:r>
+    </w:p>
+    <w:p>
+      <w:pPr>
+        <w:widowControl/>
+        <w:tabs>
+          <w:tab w:val="left" w:pos="420"/>
+        </w:tabs>
+        <w:spacing w:after="120" w:line="257" w:lineRule="auto"/>
+        <w:ind w:firstLine="198"/>
+        <w:jc w:val="both"/>
+        <w:rPr>
+          <w:rFonts w:ascii="宋体" w:eastAsia="宋体" w:hAnsi="宋体" w:cs="Times New Roman" w:hint="eastAsia"/>
+          <w:color w:val="000000"/>
+          <w:kern w:val="0"/>
+          <w:sz w:val="24"/>
+          <w14:ligatures w14:val="none"/>
+        </w:rPr>
+      </w:pPr>
+      <w:r>
+        <w:rPr>
+          <w:rFonts w:ascii="宋体" w:eastAsia="宋体" w:hAnsi="宋体" w:cs="Times New Roman" w:hint="eastAsia"/>
+          <w:color w:val="000000"/>
+          <w:kern w:val="0"/>
+          <w:sz w:val="24"/>
+          <w14:ligatures w14:val="none"/>
+        </w:rPr>
+        <w:t>以色列人</w:t>
+      </w:r>
+      <w:r>
+        <w:rPr>
+          <w:rFonts w:ascii="宋体" w:eastAsia="宋体" w:hAnsi="宋体" w:cs="Times New Roman" w:hint="eastAsia"/>
+          <w:color w:val="000000"/>
+          <w:kern w:val="0"/>
+          <w:sz w:val="24"/>
+          <w14:ligatures w14:val="none"/>
+        </w:rPr>
+        <w:t>进了迦南美地，又模仿祭拜当地人的偶像。现在也是一样，很多基督徒模仿世人。</w:t>
+      </w:r>
+    </w:p>
+    <w:p>
+      <w:pPr>
+        <w:widowControl/>
+        <w:tabs>
+          <w:tab w:val="left" w:pos="420"/>
+        </w:tabs>
+        <w:spacing w:after="120" w:line="257" w:lineRule="auto"/>
+        <w:ind w:firstLine="198"/>
+        <w:jc w:val="both"/>
+        <w:rPr>
+          <w:rFonts w:ascii="宋体" w:eastAsia="宋体" w:hAnsi="宋体" w:cs="Times New Roman" w:hint="eastAsia"/>
+          <w:color w:val="000000"/>
+          <w:kern w:val="0"/>
+          <w:sz w:val="24"/>
+          <w14:ligatures w14:val="none"/>
+        </w:rPr>
+      </w:pPr>
+      <w:r>
+        <w:rPr>
+          <w:rFonts w:ascii="宋体" w:eastAsia="宋体" w:hAnsi="宋体" w:cs="Times New Roman" w:hint="eastAsia"/>
+          <w:color w:val="000000"/>
+          <w:kern w:val="0"/>
+          <w:sz w:val="24"/>
+          <w14:ligatures w14:val="none"/>
+        </w:rPr>
+        <w:lastRenderedPageBreak/>
+        <w:t>“</w:t>
+      </w:r>
+      <w:r>
+        <w:rPr>
+          <w:rFonts w:ascii="宋体" w:eastAsia="宋体" w:hAnsi="宋体" w:cs="Times New Roman"/>
+          <w:color w:val="000000"/>
+          <w:kern w:val="0"/>
+          <w:sz w:val="24"/>
+          <w14:ligatures w14:val="none"/>
+        </w:rPr>
+        <w:t>那高处的名字叫巴麻直到今日。</w:t>
+      </w:r>
+      <w:r>
+        <w:rPr>
+          <w:rFonts w:ascii="宋体" w:eastAsia="宋体" w:hAnsi="宋体" w:cs="Times New Roman" w:hint="eastAsia"/>
+          <w:color w:val="000000"/>
+          <w:kern w:val="0"/>
+          <w:sz w:val="24"/>
+          <w14:ligatures w14:val="none"/>
+        </w:rPr>
+        <w:t>”“巴麻”表面的意思是高的地方，“麻”是“什么”的意思，“巴”是“去”的意思。神用这个名字质问以色列人，你们到哪里去干什么呢？亦即：你们是在做错的事情。</w:t>
+      </w:r>
+    </w:p>
+    <w:p>
+      <w:pPr>
+        <w:widowControl/>
+        <w:tabs>
+          <w:tab w:val="left" w:pos="420"/>
+        </w:tabs>
+        <w:spacing w:after="120" w:line="257" w:lineRule="auto"/>
+        <w:ind w:firstLine="198"/>
+        <w:jc w:val="both"/>
+        <w:rPr>
+          <w:rFonts w:ascii="宋体" w:eastAsia="宋体" w:hAnsi="宋体" w:cs="Times New Roman" w:hint="eastAsia"/>
+          <w:color w:val="000000"/>
+          <w:kern w:val="0"/>
+          <w:sz w:val="24"/>
+          <w14:ligatures w14:val="none"/>
+        </w:rPr>
+      </w:pPr>
+      <w:r>
+        <w:rPr>
+          <w:rFonts w:ascii="宋体" w:eastAsia="宋体" w:hAnsi="宋体" w:cs="Times New Roman" w:hint="eastAsia"/>
+          <w:color w:val="000000"/>
+          <w:kern w:val="0"/>
+          <w:sz w:val="24"/>
+          <w14:ligatures w14:val="none"/>
+        </w:rPr>
+        <w:t>“</w:t>
+      </w:r>
+      <w:r>
+        <w:rPr>
+          <w:rFonts w:ascii="宋体" w:eastAsia="宋体" w:hAnsi="宋体" w:cs="Times New Roman"/>
+          <w:color w:val="000000"/>
+          <w:kern w:val="0"/>
+          <w:sz w:val="24"/>
+          <w14:ligatures w14:val="none"/>
+        </w:rPr>
+        <w:t>我必不被你们求问</w:t>
+      </w:r>
+      <w:r>
+        <w:rPr>
+          <w:rFonts w:ascii="宋体" w:eastAsia="宋体" w:hAnsi="宋体" w:cs="Times New Roman" w:hint="eastAsia"/>
+          <w:color w:val="000000"/>
+          <w:kern w:val="0"/>
+          <w:sz w:val="24"/>
+          <w14:ligatures w14:val="none"/>
+        </w:rPr>
+        <w:t>……</w:t>
+      </w:r>
+      <w:r>
+        <w:rPr>
+          <w:rFonts w:ascii="宋体" w:eastAsia="宋体" w:hAnsi="宋体" w:cs="Times New Roman"/>
+          <w:color w:val="000000"/>
+          <w:kern w:val="0"/>
+          <w:sz w:val="24"/>
+          <w14:ligatures w14:val="none"/>
+        </w:rPr>
+        <w:t>你们所起的这心意万不能成就。</w:t>
+      </w:r>
+      <w:r>
+        <w:rPr>
+          <w:rFonts w:ascii="宋体" w:eastAsia="宋体" w:hAnsi="宋体" w:cs="Times New Roman" w:hint="eastAsia"/>
+          <w:color w:val="000000"/>
+          <w:kern w:val="0"/>
+          <w:sz w:val="24"/>
+          <w14:ligatures w14:val="none"/>
+        </w:rPr>
+        <w:t>”</w:t>
+      </w:r>
+      <w:r>
+        <w:rPr>
+          <w:rFonts w:ascii="宋体" w:eastAsia="宋体" w:hAnsi="宋体" w:cs="Times New Roman" w:hint="eastAsia"/>
+          <w:color w:val="000000"/>
+          <w:kern w:val="0"/>
+          <w:sz w:val="24"/>
+          <w14:ligatures w14:val="none"/>
+        </w:rPr>
+        <w:t>现在</w:t>
+      </w:r>
+      <w:r>
+        <w:rPr>
+          <w:rFonts w:ascii="宋体" w:eastAsia="宋体" w:hAnsi="宋体" w:cs="Times New Roman" w:hint="eastAsia"/>
+          <w:color w:val="000000"/>
+          <w:kern w:val="0"/>
+          <w:sz w:val="24"/>
+          <w14:ligatures w14:val="none"/>
+        </w:rPr>
+        <w:t>很多人</w:t>
+      </w:r>
+      <w:r>
+        <w:rPr>
+          <w:rFonts w:ascii="宋体" w:eastAsia="宋体" w:hAnsi="宋体" w:cs="Times New Roman" w:hint="eastAsia"/>
+          <w:color w:val="000000"/>
+          <w:kern w:val="0"/>
+          <w:sz w:val="24"/>
+          <w14:ligatures w14:val="none"/>
+        </w:rPr>
+        <w:t>就是这样，</w:t>
+      </w:r>
+      <w:r>
+        <w:rPr>
+          <w:rFonts w:ascii="宋体" w:eastAsia="宋体" w:hAnsi="宋体" w:cs="Times New Roman" w:hint="eastAsia"/>
+          <w:color w:val="000000"/>
+          <w:kern w:val="0"/>
+          <w:sz w:val="24"/>
+          <w14:ligatures w14:val="none"/>
+        </w:rPr>
+        <w:t>平时悖逆，遇事采取教堂求主。这样的人是假冒为善。</w:t>
+      </w:r>
+    </w:p>
+    <w:p>
+      <w:pPr>
+        <w:widowControl/>
+        <w:tabs>
+          <w:tab w:val="left" w:pos="420"/>
+        </w:tabs>
+        <w:spacing w:after="120" w:line="257" w:lineRule="auto"/>
+        <w:ind w:leftChars="100" w:left="220"/>
+        <w:jc w:val="both"/>
+        <w:rPr>
+          <w:rFonts w:ascii="楷体" w:eastAsia="楷体" w:hAnsi="楷体" w:cs="Times New Roman" w:hint="eastAsia"/>
+          <w:color w:val="000000"/>
+          <w:kern w:val="0"/>
+          <w:sz w:val="24"/>
+          <w14:ligatures w14:val="none"/>
+        </w:rPr>
+      </w:pPr>
+      <w:r>
+        <w:rPr>
+          <w:rFonts w:ascii="楷体" w:eastAsia="楷体" w:hAnsi="楷体" w:cs="Times New Roman" w:hint="eastAsia"/>
+          <w:color w:val="000000"/>
+          <w:kern w:val="0"/>
+          <w:sz w:val="24"/>
+          <w14:ligatures w14:val="none"/>
+        </w:rPr>
+        <w:t>「诗篇66:18」：“我若心里注重罪孽，主必不听。”</w:t>
+      </w:r>
+    </w:p>
+    <w:p>
+      <w:pPr>
+        <w:widowControl/>
+        <w:tabs>
+          <w:tab w:val="left" w:pos="420"/>
+        </w:tabs>
+        <w:spacing w:after="120" w:line="257" w:lineRule="auto"/>
+        <w:jc w:val="both"/>
+        <w:rPr>
+          <w:rFonts w:ascii="宋体" w:eastAsia="宋体" w:hAnsi="宋体" w:cs="Times New Roman" w:hint="eastAsia"/>
+          <w:b/>
+          <w:bCs/>
+          <w:color w:val="000000"/>
+          <w:kern w:val="0"/>
+          <w:sz w:val="24"/>
+          <w14:ligatures w14:val="none"/>
+        </w:rPr>
+      </w:pPr>
+      <w:r>
+        <w:rPr>
+          <w:rFonts w:ascii="宋体" w:eastAsia="宋体" w:hAnsi="宋体" w:cs="Times New Roman" w:hint="eastAsia"/>
+          <w:b/>
+          <w:bCs/>
+          <w:color w:val="000000"/>
+          <w:kern w:val="0"/>
+          <w:sz w:val="24"/>
+          <w14:ligatures w14:val="none"/>
+        </w:rPr>
+        <w:t>五、</w:t>
+      </w:r>
+      <w:r>
+        <w:rPr>
+          <w:rFonts w:ascii="宋体" w:eastAsia="宋体" w:hAnsi="宋体" w:cs="Times New Roman" w:hint="eastAsia"/>
+          <w:b/>
+          <w:bCs/>
+          <w:color w:val="000000"/>
+          <w:kern w:val="0"/>
+          <w:sz w:val="24"/>
+          <w14:ligatures w14:val="none"/>
+        </w:rPr>
+        <w:t>v33-39  神最终的审判必临到所有悖逆之子</w:t>
+      </w:r>
+    </w:p>
+    <w:p>
+      <w:pPr>
+        <w:widowControl/>
+        <w:tabs>
+          <w:tab w:val="left" w:pos="420"/>
+        </w:tabs>
+        <w:spacing w:after="120" w:line="257" w:lineRule="auto"/>
+        <w:ind w:firstLine="198"/>
+        <w:jc w:val="both"/>
+        <w:rPr>
+          <w:rFonts w:ascii="宋体" w:eastAsia="宋体" w:hAnsi="宋体" w:cs="Times New Roman" w:hint="eastAsia"/>
+          <w:color w:val="000000"/>
+          <w:kern w:val="0"/>
+          <w:sz w:val="24"/>
+          <w14:ligatures w14:val="none"/>
+        </w:rPr>
+      </w:pPr>
+      <w:r>
+        <w:rPr>
+          <w:rFonts w:ascii="宋体" w:eastAsia="宋体" w:hAnsi="宋体" w:cs="Times New Roman" w:hint="eastAsia"/>
+          <w:color w:val="000000"/>
+          <w:kern w:val="0"/>
+          <w:sz w:val="24"/>
+          <w14:ligatures w14:val="none"/>
+        </w:rPr>
+        <w:t>“</w:t>
+      </w:r>
+      <w:r>
+        <w:rPr>
+          <w:rFonts w:ascii="宋体" w:eastAsia="宋体" w:hAnsi="宋体" w:cs="Times New Roman"/>
+          <w:color w:val="000000"/>
+          <w:kern w:val="0"/>
+          <w:sz w:val="24"/>
+          <w14:ligatures w14:val="none"/>
+        </w:rPr>
+        <w:t>将你们从万民中领出来，从分散的列国内聚集你们</w:t>
+      </w:r>
+      <w:r>
+        <w:rPr>
+          <w:rFonts w:ascii="宋体" w:eastAsia="宋体" w:hAnsi="宋体" w:cs="Times New Roman" w:hint="eastAsia"/>
+          <w:color w:val="000000"/>
+          <w:kern w:val="0"/>
+          <w:sz w:val="24"/>
+          <w14:ligatures w14:val="none"/>
+        </w:rPr>
+        <w:t>”</w:t>
+      </w:r>
+      <w:r>
+        <w:rPr>
+          <w:rFonts w:ascii="宋体" w:eastAsia="宋体" w:hAnsi="宋体" w:cs="Times New Roman" w:hint="eastAsia"/>
+          <w:color w:val="000000"/>
+          <w:kern w:val="0"/>
+          <w:sz w:val="24"/>
+          <w14:ligatures w14:val="none"/>
+        </w:rPr>
+        <w:t>，神为什么这样做？</w:t>
+      </w:r>
+    </w:p>
+    <w:p>
+      <w:pPr>
+        <w:widowControl/>
+        <w:tabs>
+          <w:tab w:val="left" w:pos="420"/>
+        </w:tabs>
+        <w:spacing w:after="120" w:line="257" w:lineRule="auto"/>
+        <w:ind w:firstLine="198"/>
+        <w:jc w:val="both"/>
+        <w:rPr>
+          <w:rFonts w:ascii="宋体" w:eastAsia="宋体" w:hAnsi="宋体" w:cs="Times New Roman" w:hint="eastAsia"/>
+          <w:color w:val="000000"/>
+          <w:kern w:val="0"/>
+          <w:sz w:val="24"/>
+          <w14:ligatures w14:val="none"/>
+        </w:rPr>
+      </w:pPr>
+      <w:r>
+        <w:rPr>
+          <w:rFonts w:ascii="宋体" w:eastAsia="宋体" w:hAnsi="宋体" w:cs="Times New Roman" w:hint="eastAsia"/>
+          <w:color w:val="000000"/>
+          <w:kern w:val="0"/>
+          <w:sz w:val="24"/>
+          <w14:ligatures w14:val="none"/>
+        </w:rPr>
+        <w:t>“</w:t>
+      </w:r>
+      <w:r>
+        <w:rPr>
+          <w:rFonts w:ascii="宋体" w:eastAsia="宋体" w:hAnsi="宋体" w:cs="Times New Roman"/>
+          <w:color w:val="000000"/>
+          <w:kern w:val="0"/>
+          <w:sz w:val="24"/>
+          <w14:ligatures w14:val="none"/>
+        </w:rPr>
+        <w:t>我必带你们到外邦人的旷野，</w:t>
+      </w:r>
+      <w:r>
+        <w:rPr>
+          <w:rFonts w:ascii="宋体" w:eastAsia="宋体" w:hAnsi="宋体" w:cs="Times New Roman" w:hint="eastAsia"/>
+          <w:color w:val="000000"/>
+          <w:kern w:val="0"/>
+          <w:sz w:val="24"/>
+          <w14:ligatures w14:val="none"/>
+        </w:rPr>
+        <w:t>……”，如今已经应验。</w:t>
+      </w:r>
+    </w:p>
+    <w:p>
+      <w:pPr>
+        <w:widowControl/>
+        <w:tabs>
+          <w:tab w:val="left" w:pos="420"/>
+        </w:tabs>
+        <w:spacing w:after="120" w:line="257" w:lineRule="auto"/>
+        <w:ind w:firstLine="198"/>
+        <w:jc w:val="both"/>
+        <w:rPr>
+          <w:rFonts w:ascii="宋体" w:eastAsia="宋体" w:hAnsi="宋体" w:cs="Times New Roman" w:hint="eastAsia"/>
+          <w:color w:val="000000"/>
+          <w:kern w:val="0"/>
+          <w:sz w:val="24"/>
+          <w14:ligatures w14:val="none"/>
+        </w:rPr>
+      </w:pPr>
+      <w:r>
+        <w:rPr>
+          <w:rFonts w:ascii="宋体" w:eastAsia="宋体" w:hAnsi="宋体" w:cs="Times New Roman" w:hint="eastAsia"/>
+          <w:color w:val="000000"/>
+          <w:kern w:val="0"/>
+          <w:sz w:val="24"/>
+          <w14:ligatures w14:val="none"/>
+        </w:rPr>
+        <w:t>“</w:t>
+      </w:r>
+      <w:r>
+        <w:rPr>
+          <w:rFonts w:ascii="宋体" w:eastAsia="宋体" w:hAnsi="宋体" w:cs="Times New Roman"/>
+          <w:color w:val="000000"/>
+          <w:kern w:val="0"/>
+          <w:sz w:val="24"/>
+          <w14:ligatures w14:val="none"/>
+        </w:rPr>
+        <w:t>在那里当面刑罚你们。我怎样在埃及地的旷野刑罚你们的列祖，也必照样刑罚你们。</w:t>
+      </w:r>
+      <w:r>
+        <w:rPr>
+          <w:rFonts w:ascii="宋体" w:eastAsia="宋体" w:hAnsi="宋体" w:cs="Times New Roman" w:hint="eastAsia"/>
+          <w:color w:val="000000"/>
+          <w:kern w:val="0"/>
+          <w:sz w:val="24"/>
+          <w14:ligatures w14:val="none"/>
+        </w:rPr>
+        <w:t>”这还要发生在将来。</w:t>
+      </w:r>
+    </w:p>
+    <w:p>
+      <w:pPr>
+        <w:widowControl/>
+        <w:tabs>
+          <w:tab w:val="left" w:pos="420"/>
+        </w:tabs>
+        <w:spacing w:after="120" w:line="257" w:lineRule="auto"/>
+        <w:ind w:firstLine="198"/>
+        <w:jc w:val="both"/>
+        <w:rPr>
+          <w:rFonts w:ascii="宋体" w:eastAsia="宋体" w:hAnsi="宋体" w:cs="Times New Roman" w:hint="eastAsia"/>
+          <w:color w:val="000000"/>
+          <w:kern w:val="0"/>
+          <w:sz w:val="24"/>
+          <w14:ligatures w14:val="none"/>
+        </w:rPr>
+      </w:pPr>
+      <w:r>
+        <w:rPr>
+          <w:rFonts w:ascii="宋体" w:eastAsia="宋体" w:hAnsi="宋体" w:cs="Times New Roman"/>
+          <w:color w:val="000000"/>
+          <w:kern w:val="0"/>
+          <w:sz w:val="24"/>
+          <w14:ligatures w14:val="none"/>
+        </w:rPr>
+        <w:t>“</w:t>
+      </w:r>
+      <w:r>
+        <w:rPr>
+          <w:rFonts w:ascii="宋体" w:eastAsia="宋体" w:hAnsi="宋体" w:cs="Times New Roman"/>
+          <w:color w:val="000000"/>
+          <w:kern w:val="0"/>
+          <w:sz w:val="24"/>
+          <w14:ligatures w14:val="none"/>
+        </w:rPr>
+        <w:t>我必使你们从杖下经过，</w:t>
+      </w:r>
+      <w:r>
+        <w:rPr>
+          <w:rFonts w:ascii="宋体" w:eastAsia="宋体" w:hAnsi="宋体" w:cs="Times New Roman" w:hint="eastAsia"/>
+          <w:color w:val="000000"/>
+          <w:kern w:val="0"/>
+          <w:sz w:val="24"/>
+          <w14:ligatures w14:val="none"/>
+        </w:rPr>
+        <w:t>……</w:t>
+      </w:r>
+      <w:r>
+        <w:rPr>
+          <w:rFonts w:ascii="宋体" w:eastAsia="宋体" w:hAnsi="宋体" w:cs="Times New Roman"/>
+          <w:color w:val="000000"/>
+          <w:kern w:val="0"/>
+          <w:sz w:val="24"/>
+          <w14:ligatures w14:val="none"/>
+        </w:rPr>
+        <w:t>”</w:t>
+      </w:r>
+      <w:r>
+        <w:rPr>
+          <w:rFonts w:ascii="宋体" w:eastAsia="宋体" w:hAnsi="宋体" w:cs="Times New Roman" w:hint="eastAsia"/>
+          <w:color w:val="000000"/>
+          <w:kern w:val="0"/>
+          <w:sz w:val="24"/>
+          <w14:ligatures w14:val="none"/>
+        </w:rPr>
+        <w:t>“杖”是牧羊人的杖，把受伤的、好斗的与其他羊分开。</w:t>
+      </w:r>
+      <w:r>
+        <w:rPr>
+          <w:rFonts w:ascii="宋体" w:eastAsia="宋体" w:hAnsi="宋体" w:cs="Times New Roman" w:hint="eastAsia"/>
+          <w:color w:val="000000"/>
+          <w:kern w:val="0"/>
+          <w:sz w:val="24"/>
+          <w14:ligatures w14:val="none"/>
+        </w:rPr>
+        <w:t>神要把“</w:t>
+      </w:r>
+      <w:r>
+        <w:rPr>
+          <w:rFonts w:ascii="宋体" w:eastAsia="宋体" w:hAnsi="宋体" w:cs="Times New Roman"/>
+          <w:color w:val="000000"/>
+          <w:kern w:val="0"/>
+          <w:sz w:val="24"/>
+          <w14:ligatures w14:val="none"/>
+        </w:rPr>
+        <w:t>除净叛逆和得罪我的人，将他们从所寄居的地方领出来</w:t>
+      </w:r>
+      <w:r>
+        <w:rPr>
+          <w:rFonts w:ascii="宋体" w:eastAsia="宋体" w:hAnsi="宋体" w:cs="Times New Roman" w:hint="eastAsia"/>
+          <w:color w:val="000000"/>
+          <w:kern w:val="0"/>
+          <w:sz w:val="24"/>
+          <w14:ligatures w14:val="none"/>
+        </w:rPr>
+        <w:t>”，要从杖下经过，与其他人分开，“</w:t>
+      </w:r>
+      <w:r>
+        <w:rPr>
+          <w:rFonts w:ascii="宋体" w:eastAsia="宋体" w:hAnsi="宋体" w:cs="Times New Roman"/>
+          <w:color w:val="000000"/>
+          <w:kern w:val="0"/>
+          <w:sz w:val="24"/>
+          <w14:ligatures w14:val="none"/>
+        </w:rPr>
+        <w:t>使你们被约拘束</w:t>
+      </w:r>
+      <w:r>
+        <w:rPr>
+          <w:rFonts w:ascii="宋体" w:eastAsia="宋体" w:hAnsi="宋体" w:cs="Times New Roman" w:hint="eastAsia"/>
+          <w:color w:val="000000"/>
+          <w:kern w:val="0"/>
+          <w:sz w:val="24"/>
+          <w14:ligatures w14:val="none"/>
+        </w:rPr>
+        <w:t>”，对他们施行审判</w:t>
+      </w:r>
+      <w:r>
+        <w:rPr>
+          <w:rFonts w:ascii="宋体" w:eastAsia="宋体" w:hAnsi="宋体" w:cs="Times New Roman" w:hint="eastAsia"/>
+          <w:color w:val="000000"/>
+          <w:kern w:val="0"/>
+          <w:sz w:val="24"/>
+          <w14:ligatures w14:val="none"/>
+        </w:rPr>
+        <w:t>，“</w:t>
+      </w:r>
+      <w:r>
+        <w:rPr>
+          <w:rFonts w:ascii="宋体" w:eastAsia="宋体" w:hAnsi="宋体" w:cs="Times New Roman"/>
+          <w:color w:val="000000"/>
+          <w:kern w:val="0"/>
+          <w:sz w:val="24"/>
+          <w14:ligatures w14:val="none"/>
+        </w:rPr>
+        <w:t>他们却不得入以色列地。</w:t>
+      </w:r>
+      <w:r>
+        <w:rPr>
+          <w:rFonts w:ascii="宋体" w:eastAsia="宋体" w:hAnsi="宋体" w:cs="Times New Roman" w:hint="eastAsia"/>
+          <w:color w:val="000000"/>
+          <w:kern w:val="0"/>
+          <w:sz w:val="24"/>
+          <w14:ligatures w14:val="none"/>
+        </w:rPr>
+        <w:t>”</w:t>
+      </w:r>
+      <w:r>
+        <w:rPr>
+          <w:rFonts w:ascii="宋体" w:eastAsia="宋体" w:hAnsi="宋体" w:cs="Times New Roman" w:hint="eastAsia"/>
+          <w:color w:val="000000"/>
+          <w:kern w:val="0"/>
+          <w:sz w:val="24"/>
+          <w14:ligatures w14:val="none"/>
+        </w:rPr>
+        <w:t>。神要拯救一部分人</w:t>
+      </w:r>
+      <w:r>
+        <w:rPr>
+          <w:rFonts w:ascii="宋体" w:eastAsia="宋体" w:hAnsi="宋体" w:cs="Times New Roman" w:hint="eastAsia"/>
+          <w:color w:val="000000"/>
+          <w:kern w:val="0"/>
+          <w:sz w:val="24"/>
+          <w14:ligatures w14:val="none"/>
+        </w:rPr>
+        <w:t>，只有三分之一能经过神的杖，剩下的三分之二都被消灭掉了</w:t>
+      </w:r>
+      <w:r>
+        <w:rPr>
+          <w:rFonts w:ascii="宋体" w:eastAsia="宋体" w:hAnsi="宋体" w:cs="Times New Roman" w:hint="eastAsia"/>
+          <w:color w:val="000000"/>
+          <w:kern w:val="0"/>
+          <w:sz w:val="24"/>
+          <w14:ligatures w14:val="none"/>
+        </w:rPr>
+        <w:t>。</w:t>
+      </w:r>
+    </w:p>
+    <w:p>
+      <w:pPr>
+        <w:widowControl/>
+        <w:tabs>
+          <w:tab w:val="left" w:pos="420"/>
+        </w:tabs>
+        <w:spacing w:after="120" w:line="257" w:lineRule="auto"/>
+        <w:ind w:leftChars="100" w:left="220"/>
+        <w:jc w:val="both"/>
+        <w:rPr>
+          <w:rFonts w:ascii="楷体" w:eastAsia="楷体" w:hAnsi="楷体" w:cs="Times New Roman" w:hint="eastAsia"/>
+          <w:color w:val="000000"/>
+          <w:kern w:val="0"/>
+          <w:sz w:val="24"/>
+          <w14:ligatures w14:val="none"/>
+        </w:rPr>
+      </w:pPr>
+      <w:r>
+        <w:rPr>
+          <w:rFonts w:ascii="楷体" w:eastAsia="楷体" w:hAnsi="楷体" w:cs="Times New Roman" w:hint="eastAsia"/>
+          <w:color w:val="000000"/>
+          <w:kern w:val="0"/>
+          <w:sz w:val="24"/>
+          <w14:ligatures w14:val="none"/>
+        </w:rPr>
+        <w:t>「利未记27:32」：“</w:t>
+      </w:r>
+      <w:r>
+        <w:rPr>
+          <w:rFonts w:ascii="楷体" w:eastAsia="楷体" w:hAnsi="楷体" w:cs="Times New Roman"/>
+          <w:color w:val="000000"/>
+          <w:kern w:val="0"/>
+          <w:sz w:val="24"/>
+          <w14:ligatures w14:val="none"/>
+        </w:rPr>
+        <w:t>凡牛群羊群中，一切从杖下经过的，每第十只要归给耶和华为圣。</w:t>
+      </w:r>
+      <w:r>
+        <w:rPr>
+          <w:rFonts w:ascii="楷体" w:eastAsia="楷体" w:hAnsi="楷体" w:cs="Times New Roman" w:hint="eastAsia"/>
+          <w:color w:val="000000"/>
+          <w:kern w:val="0"/>
+          <w:sz w:val="24"/>
+          <w14:ligatures w14:val="none"/>
+        </w:rPr>
+        <w:t>”</w:t>
+      </w:r>
+    </w:p>
+    <w:p>
+      <w:pPr>
+        <w:widowControl/>
+        <w:tabs>
+          <w:tab w:val="left" w:pos="420"/>
+        </w:tabs>
+        <w:spacing w:after="120" w:line="257" w:lineRule="auto"/>
+        <w:ind w:firstLine="198"/>
+        <w:jc w:val="both"/>
+        <w:rPr>
+          <w:rFonts w:ascii="宋体" w:eastAsia="宋体" w:hAnsi="宋体" w:cs="Times New Roman" w:hint="eastAsia"/>
+          <w:color w:val="000000"/>
+          <w:kern w:val="0"/>
+          <w:sz w:val="24"/>
+          <w14:ligatures w14:val="none"/>
+        </w:rPr>
+      </w:pPr>
+      <w:r>
+        <w:rPr>
+          <w:rFonts w:ascii="宋体" w:eastAsia="宋体" w:hAnsi="宋体" w:cs="Times New Roman" w:hint="eastAsia"/>
+          <w:color w:val="000000"/>
+          <w:kern w:val="0"/>
+          <w:sz w:val="24"/>
+          <w14:ligatures w14:val="none"/>
+        </w:rPr>
+        <w:t>“</w:t>
+      </w:r>
+      <w:r>
+        <w:rPr>
+          <w:rFonts w:ascii="宋体" w:eastAsia="宋体" w:hAnsi="宋体" w:cs="Times New Roman"/>
+          <w:color w:val="000000"/>
+          <w:kern w:val="0"/>
+          <w:sz w:val="24"/>
+          <w14:ligatures w14:val="none"/>
+        </w:rPr>
+        <w:t>以色列家啊，</w:t>
+      </w:r>
+      <w:r>
+        <w:rPr>
+          <w:rFonts w:ascii="宋体" w:eastAsia="宋体" w:hAnsi="宋体" w:cs="Times New Roman"/>
+          <w:color w:val="000000"/>
+          <w:kern w:val="0"/>
+          <w:sz w:val="24"/>
+          <w14:ligatures w14:val="none"/>
+        </w:rPr>
+        <w:t>……</w:t>
+      </w:r>
+      <w:r>
+        <w:rPr>
+          <w:rFonts w:ascii="宋体" w:eastAsia="宋体" w:hAnsi="宋体" w:cs="Times New Roman"/>
+          <w:color w:val="000000"/>
+          <w:kern w:val="0"/>
+          <w:sz w:val="24"/>
+          <w14:ligatures w14:val="none"/>
+        </w:rPr>
+        <w:t>就任凭你们</w:t>
+      </w:r>
+      <w:r>
+        <w:rPr>
+          <w:rFonts w:ascii="宋体" w:eastAsia="宋体" w:hAnsi="宋体" w:cs="Times New Roman"/>
+          <w:color w:val="000000"/>
+          <w:kern w:val="0"/>
+          <w:sz w:val="24"/>
+          <w14:ligatures w14:val="none"/>
+        </w:rPr>
+        <w:t>……</w:t>
+      </w:r>
+      <w:r>
+        <w:rPr>
+          <w:rFonts w:ascii="宋体" w:eastAsia="宋体" w:hAnsi="宋体" w:cs="Times New Roman"/>
+          <w:color w:val="000000"/>
+          <w:kern w:val="0"/>
+          <w:sz w:val="24"/>
+          <w14:ligatures w14:val="none"/>
+        </w:rPr>
+        <w:t>以后若不听从我，</w:t>
+      </w:r>
+      <w:r>
+        <w:rPr>
+          <w:rFonts w:ascii="宋体" w:eastAsia="宋体" w:hAnsi="宋体" w:cs="Times New Roman" w:hint="eastAsia"/>
+          <w:color w:val="000000"/>
+          <w:kern w:val="0"/>
+          <w:sz w:val="24"/>
+          <w14:ligatures w14:val="none"/>
+        </w:rPr>
+        <w:t>”这节经文是转折，神再次警告今天的以色列人。</w:t>
+      </w:r>
+    </w:p>
+    <w:p>
+      <w:pPr>
+        <w:widowControl/>
+        <w:tabs>
+          <w:tab w:val="left" w:pos="420"/>
+        </w:tabs>
+        <w:spacing w:after="120" w:line="257" w:lineRule="auto"/>
+        <w:jc w:val="both"/>
+        <w:rPr>
+          <w:rFonts w:ascii="宋体" w:eastAsia="宋体" w:hAnsi="宋体" w:cs="Times New Roman" w:hint="eastAsia"/>
+          <w:b/>
+          <w:bCs/>
+          <w:color w:val="000000"/>
+          <w:kern w:val="0"/>
+          <w:sz w:val="24"/>
+          <w14:ligatures w14:val="none"/>
+        </w:rPr>
+      </w:pPr>
+      <w:r>
+        <w:rPr>
+          <w:rFonts w:ascii="宋体" w:eastAsia="宋体" w:hAnsi="宋体" w:cs="Times New Roman" w:hint="eastAsia"/>
+          <w:b/>
+          <w:bCs/>
+          <w:color w:val="000000"/>
+          <w:kern w:val="0"/>
+          <w:sz w:val="24"/>
+          <w14:ligatures w14:val="none"/>
+        </w:rPr>
+        <w:t>六、</w:t>
+      </w:r>
+      <w:r>
+        <w:rPr>
+          <w:rFonts w:ascii="宋体" w:eastAsia="宋体" w:hAnsi="宋体" w:cs="Times New Roman" w:hint="eastAsia"/>
+          <w:b/>
+          <w:bCs/>
+          <w:color w:val="000000"/>
+          <w:kern w:val="0"/>
+          <w:sz w:val="24"/>
+          <w14:ligatures w14:val="none"/>
+        </w:rPr>
+        <w:t>v40-44  神将复兴以色列，因为曾对亚伯拉罕、以撒和雅各的应许</w:t>
+      </w:r>
+    </w:p>
+    <w:p>
+      <w:pPr>
+        <w:widowControl/>
+        <w:tabs>
+          <w:tab w:val="left" w:pos="420"/>
+        </w:tabs>
+        <w:spacing w:after="120" w:line="257" w:lineRule="auto"/>
+        <w:ind w:firstLine="198"/>
+        <w:jc w:val="both"/>
+        <w:rPr>
+          <w:rFonts w:ascii="宋体" w:eastAsia="宋体" w:hAnsi="宋体" w:cs="Times New Roman" w:hint="eastAsia"/>
+          <w:color w:val="000000"/>
+          <w:kern w:val="0"/>
+          <w:sz w:val="24"/>
+          <w14:ligatures w14:val="none"/>
+        </w:rPr>
+      </w:pPr>
+      <w:r>
+        <w:rPr>
+          <w:rFonts w:ascii="宋体" w:eastAsia="宋体" w:hAnsi="宋体" w:cs="Times New Roman" w:hint="eastAsia"/>
+          <w:color w:val="000000"/>
+          <w:kern w:val="0"/>
+          <w:sz w:val="24"/>
+          <w14:ligatures w14:val="none"/>
+        </w:rPr>
+        <w:t>神宣告审判后也给以色列一个盼望</w:t>
+      </w:r>
+      <w:r>
+        <w:rPr>
+          <w:rFonts w:ascii="宋体" w:eastAsia="宋体" w:hAnsi="宋体" w:cs="Times New Roman" w:hint="eastAsia"/>
+          <w:color w:val="000000"/>
+          <w:kern w:val="0"/>
+          <w:sz w:val="24"/>
+          <w14:ligatures w14:val="none"/>
+        </w:rPr>
+        <w:t>，这个预言还要在将来。</w:t>
+      </w:r>
+    </w:p>
+    <w:p>
+      <w:pPr>
+        <w:widowControl/>
+        <w:tabs>
+          <w:tab w:val="left" w:pos="420"/>
+        </w:tabs>
+        <w:spacing w:after="120" w:line="257" w:lineRule="auto"/>
+        <w:ind w:firstLine="198"/>
+        <w:jc w:val="both"/>
+        <w:rPr>
+          <w:rFonts w:ascii="宋体" w:eastAsia="宋体" w:hAnsi="宋体" w:cs="Times New Roman" w:hint="eastAsia"/>
+          <w:color w:val="000000"/>
+          <w:kern w:val="0"/>
+          <w:sz w:val="24"/>
+          <w14:ligatures w14:val="none"/>
+        </w:rPr>
+      </w:pPr>
+      <w:r>
+        <w:rPr>
+          <w:rFonts w:ascii="宋体" w:eastAsia="宋体" w:hAnsi="宋体" w:cs="Times New Roman" w:hint="eastAsia"/>
+          <w:color w:val="000000"/>
+          <w:kern w:val="0"/>
+          <w:sz w:val="24"/>
+          <w14:ligatures w14:val="none"/>
+        </w:rPr>
+        <w:t>“</w:t>
+      </w:r>
+      <w:r>
+        <w:rPr>
+          <w:rFonts w:ascii="宋体" w:eastAsia="宋体" w:hAnsi="宋体" w:cs="Times New Roman"/>
+          <w:color w:val="000000"/>
+          <w:kern w:val="0"/>
+          <w:sz w:val="24"/>
+          <w14:ligatures w14:val="none"/>
+        </w:rPr>
+        <w:t>在我的圣山，就是以色列高处的山，所有以色列的全家都要事奉我。</w:t>
+      </w:r>
+      <w:r>
+        <w:rPr>
+          <w:rFonts w:ascii="宋体" w:eastAsia="宋体" w:hAnsi="宋体" w:cs="Times New Roman" w:hint="eastAsia"/>
+          <w:color w:val="000000"/>
+          <w:kern w:val="0"/>
+          <w:sz w:val="24"/>
+          <w14:ligatures w14:val="none"/>
+        </w:rPr>
+        <w:t xml:space="preserve">” </w:t>
+      </w:r>
+      <w:r>
+        <w:rPr>
+          <w:rFonts w:ascii="宋体" w:eastAsia="宋体" w:hAnsi="宋体" w:cs="Times New Roman" w:hint="eastAsia"/>
+          <w:color w:val="000000"/>
+          <w:kern w:val="0"/>
+          <w:sz w:val="24"/>
+          <w14:ligatures w14:val="none"/>
+        </w:rPr>
+        <w:t>神应许将要带以色列人再回到以色列地，复兴以色列。以前以色列人在高山上拜偶像献祭，而将来他们都要在以色列的山侍奉耶和华。</w:t>
+      </w:r>
+    </w:p>
+    <w:p>
+      <w:pPr>
+        <w:widowControl/>
+        <w:tabs>
+          <w:tab w:val="left" w:pos="420"/>
+        </w:tabs>
+        <w:spacing w:after="120" w:line="257" w:lineRule="auto"/>
+        <w:ind w:leftChars="100" w:left="220"/>
+        <w:jc w:val="both"/>
+        <w:rPr>
+          <w:rFonts w:ascii="楷体" w:eastAsia="楷体" w:hAnsi="楷体" w:cs="Times New Roman" w:hint="eastAsia"/>
+          <w:color w:val="000000"/>
+          <w:kern w:val="0"/>
+          <w:sz w:val="24"/>
+          <w14:ligatures w14:val="none"/>
+        </w:rPr>
+      </w:pPr>
+      <w:r>
+        <w:rPr>
+          <w:rFonts w:ascii="楷体" w:eastAsia="楷体" w:hAnsi="楷体" w:cs="Times New Roman" w:hint="eastAsia"/>
+          <w:color w:val="000000"/>
+          <w:kern w:val="0"/>
+          <w:sz w:val="24"/>
+          <w14:ligatures w14:val="none"/>
+        </w:rPr>
+        <w:t>「以赛亚书2:1」：“末后的日子，耶和华殿的山必坚立，超乎诸山，高举过于万岭；万民都要流归这山。必有许多国的民前往，说：来吧，我们登耶和华的山，奔雅各 　神的殿。主必将他的道教训我们；我们也要行他的路。因为训诲必出于锡安；耶和华的言语必出于耶路撒冷。”</w:t>
+      </w:r>
+    </w:p>
+    <w:p>
+      <w:pPr>
+        <w:widowControl/>
+        <w:tabs>
+          <w:tab w:val="left" w:pos="420"/>
+        </w:tabs>
+        <w:spacing w:after="120" w:line="257" w:lineRule="auto"/>
+        <w:ind w:firstLine="198"/>
+        <w:jc w:val="both"/>
+        <w:rPr>
+          <w:rFonts w:ascii="宋体" w:eastAsia="宋体" w:hAnsi="宋体" w:cs="Times New Roman" w:hint="eastAsia"/>
+          <w:color w:val="000000"/>
+          <w:kern w:val="0"/>
+          <w:sz w:val="24"/>
+          <w14:ligatures w14:val="none"/>
+        </w:rPr>
+      </w:pPr>
+      <w:r>
+        <w:rPr>
+          <w:rFonts w:ascii="宋体" w:eastAsia="宋体" w:hAnsi="宋体" w:cs="Times New Roman"/>
+          <w:color w:val="000000"/>
+          <w:kern w:val="0"/>
+          <w:sz w:val="24"/>
+          <w14:ligatures w14:val="none"/>
+        </w:rPr>
+        <w:t>“</w:t>
+      </w:r>
+      <w:r>
+        <w:rPr>
+          <w:rFonts w:ascii="宋体" w:eastAsia="宋体" w:hAnsi="宋体" w:cs="Times New Roman"/>
+          <w:color w:val="000000"/>
+          <w:kern w:val="0"/>
+          <w:sz w:val="24"/>
+          <w14:ligatures w14:val="none"/>
+        </w:rPr>
+        <w:t>我从万民中领你们出来，从分散的列国内聚集你们，</w:t>
+      </w:r>
+      <w:r>
+        <w:rPr>
+          <w:rFonts w:ascii="宋体" w:eastAsia="宋体" w:hAnsi="宋体" w:cs="Times New Roman" w:hint="eastAsia"/>
+          <w:color w:val="000000"/>
+          <w:kern w:val="0"/>
+          <w:sz w:val="24"/>
+          <w14:ligatures w14:val="none"/>
+        </w:rPr>
+        <w:t>……</w:t>
+      </w:r>
+      <w:r>
+        <w:rPr>
+          <w:rFonts w:ascii="宋体" w:eastAsia="宋体" w:hAnsi="宋体" w:cs="Times New Roman"/>
+          <w:color w:val="000000"/>
+          <w:kern w:val="0"/>
+          <w:sz w:val="24"/>
+          <w14:ligatures w14:val="none"/>
+        </w:rPr>
+        <w:t>我领你们进入以色列地</w:t>
+      </w:r>
+      <w:r>
+        <w:rPr>
+          <w:rFonts w:ascii="宋体" w:eastAsia="宋体" w:hAnsi="宋体" w:cs="Times New Roman"/>
+          <w:color w:val="000000"/>
+          <w:kern w:val="0"/>
+          <w:sz w:val="24"/>
+          <w14:ligatures w14:val="none"/>
+        </w:rPr>
+        <w:t>”</w:t>
+      </w:r>
+      <w:r>
+        <w:rPr>
+          <w:rFonts w:ascii="宋体" w:eastAsia="宋体" w:hAnsi="宋体" w:cs="Times New Roman" w:hint="eastAsia"/>
+          <w:color w:val="000000"/>
+          <w:kern w:val="0"/>
+          <w:sz w:val="24"/>
+          <w14:ligatures w14:val="none"/>
+        </w:rPr>
+        <w:t>。新约中也有同样的预言：</w:t>
+      </w:r>
+    </w:p>
+    <w:p>
+      <w:pPr>
+        <w:widowControl/>
+        <w:tabs>
+          <w:tab w:val="left" w:pos="420"/>
+        </w:tabs>
+        <w:spacing w:after="120" w:line="257" w:lineRule="auto"/>
+        <w:ind w:leftChars="100" w:left="220"/>
+        <w:jc w:val="both"/>
+        <w:rPr>
+          <w:rFonts w:ascii="楷体" w:eastAsia="楷体" w:hAnsi="楷体" w:cs="Times New Roman" w:hint="eastAsia"/>
+          <w:color w:val="000000"/>
+          <w:kern w:val="0"/>
+          <w:sz w:val="24"/>
+          <w14:ligatures w14:val="none"/>
+        </w:rPr>
+      </w:pPr>
+      <w:r>
+        <w:rPr>
+          <w:rFonts w:ascii="楷体" w:eastAsia="楷体" w:hAnsi="楷体" w:cs="Times New Roman" w:hint="eastAsia"/>
+          <w:color w:val="000000"/>
+          <w:kern w:val="0"/>
+          <w:sz w:val="24"/>
+          <w14:ligatures w14:val="none"/>
+        </w:rPr>
+        <w:t>「罗马书11:25-26」</w:t>
+      </w:r>
+      <w:r>
+        <w:rPr>
+          <w:rFonts w:ascii="楷体" w:eastAsia="楷体" w:hAnsi="楷体" w:cs="Times New Roman" w:hint="eastAsia"/>
+          <w:color w:val="000000"/>
+          <w:kern w:val="0"/>
+          <w:sz w:val="24"/>
+          <w14:ligatures w14:val="none"/>
+        </w:rPr>
+        <w:t>：“弟兄们，我不愿意你们不知道这奥秘（恐怕你们自以为聪明），就是以色列人有几分是硬心的，等到外邦人的数目添满了，于是以色列全家都要得救。如经上所记：必有一位救主从锡安出来，要消除雅各家的一切罪恶；”</w:t>
+      </w:r>
+    </w:p>
+    <w:p>
+      <w:pPr>
+        <w:widowControl/>
+        <w:tabs>
+          <w:tab w:val="left" w:pos="420"/>
+        </w:tabs>
+        <w:spacing w:after="120" w:line="257" w:lineRule="auto"/>
+        <w:ind w:leftChars="100" w:left="220"/>
+        <w:jc w:val="both"/>
+        <w:rPr>
+          <w:rFonts w:ascii="楷体" w:eastAsia="楷体" w:hAnsi="楷体" w:cs="Times New Roman" w:hint="eastAsia"/>
+          <w:color w:val="000000"/>
+          <w:kern w:val="0"/>
+          <w:sz w:val="24"/>
+          <w14:ligatures w14:val="none"/>
+        </w:rPr>
+      </w:pPr>
+      <w:r>
+        <w:rPr>
+          <w:rFonts w:ascii="楷体" w:eastAsia="楷体" w:hAnsi="楷体" w:cs="Times New Roman" w:hint="eastAsia"/>
+          <w:color w:val="000000"/>
+          <w:kern w:val="0"/>
+          <w:sz w:val="24"/>
+          <w14:ligatures w14:val="none"/>
+        </w:rPr>
+        <w:lastRenderedPageBreak/>
+        <w:t>「马太福音24:31」：“</w:t>
+      </w:r>
+      <w:r>
+        <w:rPr>
+          <w:rFonts w:ascii="楷体" w:eastAsia="楷体" w:hAnsi="楷体" w:cs="Times New Roman"/>
+          <w:color w:val="000000"/>
+          <w:kern w:val="0"/>
+          <w:sz w:val="24"/>
+          <w14:ligatures w14:val="none"/>
+        </w:rPr>
+        <w:t>他要差遣使者，用号筒的大声，将他的选民，从四方，从天这边到天那边，都招聚了来。</w:t>
+      </w:r>
+      <w:r>
+        <w:rPr>
+          <w:rFonts w:ascii="楷体" w:eastAsia="楷体" w:hAnsi="楷体" w:cs="Times New Roman" w:hint="eastAsia"/>
+          <w:color w:val="000000"/>
+          <w:kern w:val="0"/>
+          <w:sz w:val="24"/>
+          <w14:ligatures w14:val="none"/>
+        </w:rPr>
+        <w:t>”</w:t>
+      </w:r>
+    </w:p>
+    <w:p>
+      <w:pPr>
+        <w:widowControl/>
+        <w:tabs>
+          <w:tab w:val="left" w:pos="420"/>
+        </w:tabs>
+        <w:spacing w:after="120" w:line="257" w:lineRule="auto"/>
+        <w:ind w:firstLine="198"/>
+        <w:jc w:val="both"/>
+        <w:rPr>
+          <w:rFonts w:ascii="宋体" w:eastAsia="宋体" w:hAnsi="宋体" w:cs="Times New Roman" w:hint="eastAsia"/>
+          <w:color w:val="000000"/>
+          <w:kern w:val="0"/>
+          <w:sz w:val="24"/>
+          <w14:ligatures w14:val="none"/>
+        </w:rPr>
+      </w:pPr>
+      <w:r>
+        <w:rPr>
+          <w:rFonts w:ascii="宋体" w:eastAsia="宋体" w:hAnsi="宋体" w:cs="Times New Roman"/>
+          <w:color w:val="000000"/>
+          <w:kern w:val="0"/>
+          <w:sz w:val="24"/>
+          <w14:ligatures w14:val="none"/>
+        </w:rPr>
+        <w:t>“</w:t>
+      </w:r>
+      <w:r>
+        <w:rPr>
+          <w:rFonts w:ascii="宋体" w:eastAsia="宋体" w:hAnsi="宋体" w:cs="Times New Roman"/>
+          <w:color w:val="000000"/>
+          <w:kern w:val="0"/>
+          <w:sz w:val="24"/>
+          <w14:ligatures w14:val="none"/>
+        </w:rPr>
+        <w:t>我领你们进入以色列地</w:t>
+      </w:r>
+      <w:r>
+        <w:rPr>
+          <w:rFonts w:ascii="宋体" w:eastAsia="宋体" w:hAnsi="宋体" w:cs="Times New Roman" w:hint="eastAsia"/>
+          <w:color w:val="000000"/>
+          <w:kern w:val="0"/>
+          <w:sz w:val="24"/>
+          <w14:ligatures w14:val="none"/>
+        </w:rPr>
+        <w:t>，</w:t>
+      </w:r>
+      <w:r>
+        <w:rPr>
+          <w:rFonts w:ascii="宋体" w:eastAsia="宋体" w:hAnsi="宋体" w:cs="Times New Roman"/>
+          <w:color w:val="000000"/>
+          <w:kern w:val="0"/>
+          <w:sz w:val="24"/>
+          <w14:ligatures w14:val="none"/>
+        </w:rPr>
+        <w:t>就是我起誓应许赐给你们列祖之地</w:t>
+      </w:r>
+      <w:r>
+        <w:rPr>
+          <w:rFonts w:ascii="宋体" w:eastAsia="宋体" w:hAnsi="宋体" w:cs="Times New Roman" w:hint="eastAsia"/>
+          <w:color w:val="000000"/>
+          <w:kern w:val="0"/>
+          <w:sz w:val="24"/>
+          <w14:ligatures w14:val="none"/>
+        </w:rPr>
+        <w:t>……</w:t>
+      </w:r>
+      <w:r>
+        <w:rPr>
+          <w:rFonts w:ascii="宋体" w:eastAsia="宋体" w:hAnsi="宋体" w:cs="Times New Roman"/>
+          <w:color w:val="000000"/>
+          <w:kern w:val="0"/>
+          <w:sz w:val="24"/>
+          <w14:ligatures w14:val="none"/>
+        </w:rPr>
+        <w:t>”</w:t>
+      </w:r>
+      <w:r>
+        <w:rPr>
+          <w:rFonts w:ascii="宋体" w:eastAsia="宋体" w:hAnsi="宋体" w:cs="Times New Roman" w:hint="eastAsia"/>
+          <w:color w:val="000000"/>
+          <w:kern w:val="0"/>
+          <w:sz w:val="24"/>
+          <w14:ligatures w14:val="none"/>
+        </w:rPr>
+        <w:t>，在「创世纪」12、13、15、17章有相关记载。</w:t>
+      </w:r>
+    </w:p>
+    <w:p>
+      <w:pPr>
+        <w:widowControl/>
+        <w:tabs>
+          <w:tab w:val="left" w:pos="420"/>
+        </w:tabs>
+        <w:spacing w:after="120" w:line="257" w:lineRule="auto"/>
+        <w:ind w:firstLine="198"/>
+        <w:jc w:val="both"/>
+        <w:rPr>
+          <w:rFonts w:ascii="宋体" w:eastAsia="宋体" w:hAnsi="宋体" w:cs="Times New Roman" w:hint="eastAsia"/>
+          <w:color w:val="000000"/>
+          <w:kern w:val="0"/>
+          <w:sz w:val="24"/>
+          <w14:ligatures w14:val="none"/>
+        </w:rPr>
+      </w:pPr>
+      <w:r>
+        <w:rPr>
+          <w:rFonts w:ascii="宋体" w:eastAsia="宋体" w:hAnsi="宋体" w:cs="Times New Roman" w:hint="eastAsia"/>
+          <w:color w:val="000000"/>
+          <w:kern w:val="0"/>
+          <w:sz w:val="24"/>
+          <w14:ligatures w14:val="none"/>
+        </w:rPr>
+        <w:t>“</w:t>
+      </w:r>
+      <w:r>
+        <w:rPr>
+          <w:rFonts w:ascii="宋体" w:eastAsia="宋体" w:hAnsi="宋体" w:cs="Times New Roman"/>
+          <w:color w:val="000000"/>
+          <w:kern w:val="0"/>
+          <w:sz w:val="24"/>
+          <w14:ligatures w14:val="none"/>
+        </w:rPr>
+        <w:t>你们在那里要追念玷污自己的行动作为，又要因所做的一切恶事厌恶自己。</w:t>
+      </w:r>
+      <w:r>
+        <w:rPr>
+          <w:rFonts w:ascii="宋体" w:eastAsia="宋体" w:hAnsi="宋体" w:cs="Times New Roman" w:hint="eastAsia"/>
+          <w:color w:val="000000"/>
+          <w:kern w:val="0"/>
+          <w:sz w:val="24"/>
+          <w14:ligatures w14:val="none"/>
+        </w:rPr>
+        <w:t>”以色列人要悔改要哭泣，这是他们的赎罪日。这个日子还在将来，在最后七年的最后。</w:t>
+      </w:r>
+    </w:p>
+    <w:p>
+      <w:pPr>
+        <w:widowControl/>
+        <w:tabs>
+          <w:tab w:val="left" w:pos="420"/>
+        </w:tabs>
+        <w:spacing w:after="120" w:line="257" w:lineRule="auto"/>
+        <w:ind w:leftChars="100" w:left="220"/>
+        <w:jc w:val="both"/>
+        <w:rPr>
+          <w:rFonts w:ascii="楷体" w:eastAsia="楷体" w:hAnsi="楷体" w:cs="Times New Roman" w:hint="eastAsia"/>
+          <w:color w:val="000000"/>
+          <w:kern w:val="0"/>
+          <w:sz w:val="24"/>
+          <w14:ligatures w14:val="none"/>
+        </w:rPr>
+      </w:pPr>
+      <w:r>
+        <w:rPr>
+          <w:rFonts w:ascii="楷体" w:eastAsia="楷体" w:hAnsi="楷体" w:cs="Times New Roman" w:hint="eastAsia"/>
+          <w:color w:val="000000"/>
+          <w:kern w:val="0"/>
+          <w:sz w:val="24"/>
+          <w14:ligatures w14:val="none"/>
+        </w:rPr>
+        <w:t>「撒迦利亚书12:10-11」：“……</w:t>
+      </w:r>
+      <w:r>
+        <w:rPr>
+          <w:rFonts w:ascii="楷体" w:eastAsia="楷体" w:hAnsi="楷体" w:cs="Times New Roman"/>
+          <w:color w:val="000000"/>
+          <w:kern w:val="0"/>
+          <w:sz w:val="24"/>
+          <w14:ligatures w14:val="none"/>
+        </w:rPr>
+        <w:t>他们必仰望我，就是他们所扎的；必为我悲哀，如丧独生子，又为我愁苦，如丧长子。那日，耶路撒冷必有大大的悲哀，如米吉多平原之哈达临门的悲哀。</w:t>
+      </w:r>
+      <w:r>
+        <w:rPr>
+          <w:rFonts w:ascii="楷体" w:eastAsia="楷体" w:hAnsi="楷体" w:cs="Times New Roman" w:hint="eastAsia"/>
+          <w:color w:val="000000"/>
+          <w:kern w:val="0"/>
+          <w:sz w:val="24"/>
+          <w14:ligatures w14:val="none"/>
+        </w:rPr>
+        <w:t>……”</w:t>
+      </w:r>
+    </w:p>
+    <w:p>
+      <w:pPr>
+        <w:widowControl/>
+        <w:tabs>
+          <w:tab w:val="left" w:pos="420"/>
+        </w:tabs>
+        <w:spacing w:after="120" w:line="257" w:lineRule="auto"/>
+        <w:ind w:firstLine="198"/>
+        <w:jc w:val="both"/>
+        <w:rPr>
+          <w:rFonts w:ascii="宋体" w:eastAsia="宋体" w:hAnsi="宋体" w:cs="Times New Roman" w:hint="eastAsia"/>
+          <w:color w:val="000000"/>
+          <w:kern w:val="0"/>
+          <w:sz w:val="24"/>
+          <w14:ligatures w14:val="none"/>
+        </w:rPr>
+      </w:pPr>
+      <w:r>
+        <w:rPr>
+          <w:rFonts w:ascii="宋体" w:eastAsia="宋体" w:hAnsi="宋体" w:cs="Times New Roman" w:hint="eastAsia"/>
+          <w:color w:val="000000"/>
+          <w:kern w:val="0"/>
+          <w:sz w:val="24"/>
+          <w14:ligatures w14:val="none"/>
+        </w:rPr>
+        <w:t>我们看到以色列人的历史，</w:t>
+      </w:r>
+      <w:r>
+        <w:rPr>
+          <w:rFonts w:ascii="宋体" w:eastAsia="宋体" w:hAnsi="宋体" w:cs="Times New Roman" w:hint="eastAsia"/>
+          <w:color w:val="000000"/>
+          <w:kern w:val="0"/>
+          <w:sz w:val="24"/>
+          <w14:ligatures w14:val="none"/>
+        </w:rPr>
+        <w:t>每个人都要经过神的杖。神的数算不是一家一家，而是每个人都要被数算。</w:t>
+      </w:r>
+    </w:p>
+    <w:p>
+      <w:pPr>
+        <w:widowControl/>
+        <w:tabs>
+          <w:tab w:val="left" w:pos="420"/>
+        </w:tabs>
+        <w:spacing w:after="120" w:line="257" w:lineRule="auto"/>
+        <w:ind w:firstLine="198"/>
+        <w:jc w:val="both"/>
+        <w:rPr>
+          <w:rFonts w:ascii="宋体" w:eastAsia="宋体" w:hAnsi="宋体" w:cs="Times New Roman" w:hint="eastAsia"/>
+          <w:color w:val="000000"/>
+          <w:kern w:val="0"/>
+          <w:sz w:val="24"/>
+          <w14:ligatures w14:val="none"/>
+        </w:rPr>
+      </w:pPr>
+    </w:p>
+    <w:p>
+      <w:pPr>
+        <w:widowControl/>
+        <w:rPr>
+          <w:rFonts w:ascii="宋体" w:eastAsia="宋体" w:hAnsi="宋体" w:cs="Times New Roman" w:hint="eastAsia"/>
+          <w:color w:val="000000"/>
+          <w:kern w:val="0"/>
+          <w:sz w:val="24"/>
+          <w14:ligatures w14:val="none"/>
+        </w:rPr>
+      </w:pPr>
+      <w:r>
+        <w:rPr>
+          <w:rFonts w:ascii="宋体" w:eastAsia="宋体" w:hAnsi="宋体" w:cs="Times New Roman" w:hint="eastAsia"/>
+          <w:color w:val="000000"/>
+          <w:kern w:val="0"/>
+          <w:sz w:val="24"/>
+          <w14:ligatures w14:val="none"/>
+        </w:rPr>
+        <w:br w:type="page"/>
+      </w:r>
+    </w:p>
+    <w:p>
+      <w:pPr>
+        <w:keepNext/>
+        <w:keepLines/>
+        <w:widowControl/>
+        <w:pBdr>
+          <w:bottom w:val="single" w:sz="12" w:space="12" w:color="56152F"/>
+        </w:pBdr>
+        <w:spacing w:before="460" w:after="480" w:line="256" w:lineRule="auto"/>
+        <w:outlineLvl w:val="0"/>
+        <w:rPr>
+          <w:rFonts w:ascii="Calibri" w:eastAsia="宋体" w:hAnsi="Calibri" w:cs="Times New Roman" w:hint="eastAsia"/>
+          <w:color w:val="731C3F"/>
+          <w:kern w:val="0"/>
+          <w:sz w:val="40"/>
+          <w:szCs w:val="32"/>
+          <w14:ligatures w14:val="none"/>
+        </w:rPr>
+      </w:pPr>
+      <w:r>
+        <w:rPr>
+          <w:rFonts w:ascii="Calibri" w:eastAsia="宋体" w:hAnsi="Calibri" w:cs="Times New Roman" w:hint="eastAsia"/>
+          <w:color w:val="731C3F"/>
+          <w:kern w:val="0"/>
+          <w:sz w:val="40"/>
+          <w:szCs w:val="32"/>
+          <w14:ligatures w14:val="none"/>
+        </w:rPr>
+        <w:lastRenderedPageBreak/>
+        <w:t>以西结书</w:t>
+      </w:r>
+      <w:r>
+        <w:rPr>
+          <w:rFonts w:ascii="Calibri" w:eastAsia="宋体" w:hAnsi="Calibri" w:cs="Times New Roman" w:hint="eastAsia"/>
+          <w:color w:val="731C3F"/>
+          <w:kern w:val="0"/>
+          <w:sz w:val="40"/>
+          <w:szCs w:val="32"/>
+          <w14:ligatures w14:val="none"/>
+        </w:rPr>
+        <w:t>（</w:t>
+      </w:r>
+      <w:r>
+        <w:rPr>
+          <w:rFonts w:ascii="Calibri" w:eastAsia="宋体" w:hAnsi="Calibri" w:cs="Times New Roman" w:hint="eastAsia"/>
+          <w:color w:val="731C3F"/>
+          <w:kern w:val="0"/>
+          <w:sz w:val="40"/>
+          <w:szCs w:val="32"/>
+          <w14:ligatures w14:val="none"/>
+        </w:rPr>
+        <w:t>第</w:t>
+      </w:r>
+      <w:r>
+        <w:rPr>
+          <w:rFonts w:ascii="Calibri" w:eastAsia="宋体" w:hAnsi="Calibri" w:cs="Times New Roman" w:hint="eastAsia"/>
+          <w:color w:val="731C3F"/>
+          <w:kern w:val="0"/>
+          <w:sz w:val="40"/>
+          <w:szCs w:val="32"/>
+          <w14:ligatures w14:val="none"/>
+        </w:rPr>
+        <w:t>20</w:t>
+      </w:r>
+      <w:r>
+        <w:rPr>
+          <w:rFonts w:ascii="Calibri" w:eastAsia="宋体" w:hAnsi="Calibri" w:cs="Times New Roman" w:hint="eastAsia"/>
+          <w:color w:val="731C3F"/>
+          <w:kern w:val="0"/>
+          <w:sz w:val="40"/>
+          <w:szCs w:val="32"/>
+          <w14:ligatures w14:val="none"/>
+        </w:rPr>
+        <w:t>~21</w:t>
+      </w:r>
+      <w:r>
+        <w:rPr>
+          <w:rFonts w:ascii="Calibri" w:eastAsia="宋体" w:hAnsi="Calibri" w:cs="Times New Roman" w:hint="eastAsia"/>
+          <w:color w:val="731C3F"/>
+          <w:kern w:val="0"/>
+          <w:sz w:val="40"/>
+          <w:szCs w:val="32"/>
+          <w14:ligatures w14:val="none"/>
+        </w:rPr>
+        <w:t>章</w:t>
+      </w:r>
+      <w:r>
+        <w:rPr>
+          <w:rFonts w:ascii="Calibri" w:eastAsia="宋体" w:hAnsi="Calibri" w:cs="Times New Roman" w:hint="eastAsia"/>
+          <w:color w:val="731C3F"/>
+          <w:kern w:val="0"/>
+          <w:sz w:val="40"/>
+          <w:szCs w:val="32"/>
+          <w14:ligatures w14:val="none"/>
+        </w:rPr>
+        <w:t>）</w:t>
+      </w:r>
+      <w:r>
+        <w:rPr>
+          <w:rFonts w:ascii="Calibri" w:eastAsia="宋体" w:hAnsi="Calibri" w:cs="Times New Roman"/>
+          <w:color w:val="731C3F"/>
+          <w:kern w:val="0"/>
+          <w:sz w:val="40"/>
+          <w:szCs w:val="32"/>
+          <w14:ligatures w14:val="none"/>
+        </w:rPr>
+        <w:t>~</w:t>
+      </w:r>
+      <w:r>
+        <w:rPr>
+          <w:rFonts w:ascii="Calibri" w:eastAsia="宋体" w:hAnsi="Calibri" w:cs="Times New Roman" w:hint="eastAsia"/>
+          <w:color w:val="731C3F"/>
+          <w:kern w:val="0"/>
+          <w:sz w:val="40"/>
+          <w:szCs w:val="32"/>
+          <w14:ligatures w14:val="none"/>
+        </w:rPr>
+        <w:t>耶和华的刀已磨快</w:t>
+      </w:r>
+    </w:p>
+    <w:p>
+      <w:pPr>
+        <w:widowControl/>
+        <w:tabs>
+          <w:tab w:val="left" w:pos="420"/>
+        </w:tabs>
+        <w:spacing w:after="120" w:line="256" w:lineRule="auto"/>
+        <w:ind w:left="432" w:hanging="432"/>
+        <w:jc w:val="both"/>
+        <w:rPr>
+          <w:rFonts w:ascii="宋体" w:eastAsia="宋体" w:hAnsi="宋体" w:cs="Times New Roman" w:hint="eastAsia"/>
+          <w:color w:val="000000"/>
+          <w:kern w:val="0"/>
+          <w:sz w:val="24"/>
+          <w14:ligatures w14:val="none"/>
+        </w:rPr>
+      </w:pPr>
+      <w:r>
+        <w:rPr>
+          <w:rFonts w:ascii="宋体" w:eastAsia="宋体" w:hAnsi="宋体" w:cs="Times New Roman" w:hint="eastAsia"/>
+          <w:color w:val="000000"/>
+          <w:kern w:val="0"/>
+          <w:sz w:val="24"/>
+          <w14:ligatures w14:val="none"/>
+        </w:rPr>
+        <w:t>时间</w:t>
+      </w:r>
+      <w:r>
+        <w:rPr>
+          <w:rFonts w:ascii="宋体" w:eastAsia="宋体" w:hAnsi="宋体" w:cs="Times New Roman" w:hint="eastAsia"/>
+          <w:color w:val="000000"/>
+          <w:kern w:val="0"/>
+          <w:sz w:val="24"/>
+          <w14:ligatures w14:val="none"/>
+        </w:rPr>
+        <w:t>：</w:t>
+      </w:r>
+      <w:r>
+        <w:rPr>
+          <w:rFonts w:ascii="宋体" w:eastAsia="宋体" w:hAnsi="宋体" w:cs="Times New Roman" w:hint="eastAsia"/>
+          <w:color w:val="000000"/>
+          <w:kern w:val="0"/>
+          <w:sz w:val="24"/>
+          <w14:ligatures w14:val="none"/>
+        </w:rPr>
+        <w:t>202</w:t>
+      </w:r>
+      <w:r>
+        <w:rPr>
+          <w:rFonts w:ascii="宋体" w:eastAsia="宋体" w:hAnsi="宋体" w:cs="Times New Roman" w:hint="eastAsia"/>
+          <w:color w:val="000000"/>
+          <w:kern w:val="0"/>
+          <w:sz w:val="24"/>
+          <w14:ligatures w14:val="none"/>
+        </w:rPr>
+        <w:t>6</w:t>
+      </w:r>
+      <w:r>
+        <w:rPr>
+          <w:rFonts w:ascii="宋体" w:eastAsia="宋体" w:hAnsi="宋体" w:cs="Times New Roman" w:hint="eastAsia"/>
+          <w:color w:val="000000"/>
+          <w:kern w:val="0"/>
+          <w:sz w:val="24"/>
+          <w14:ligatures w14:val="none"/>
+        </w:rPr>
+        <w:t>年</w:t>
+      </w:r>
+      <w:r>
+        <w:rPr>
+          <w:rFonts w:ascii="宋体" w:eastAsia="宋体" w:hAnsi="宋体" w:cs="Times New Roman" w:hint="eastAsia"/>
+          <w:color w:val="000000"/>
+          <w:kern w:val="0"/>
+          <w:sz w:val="24"/>
+          <w14:ligatures w14:val="none"/>
+        </w:rPr>
+        <w:t>5</w:t>
+      </w:r>
+      <w:r>
+        <w:rPr>
+          <w:rFonts w:ascii="宋体" w:eastAsia="宋体" w:hAnsi="宋体" w:cs="Times New Roman" w:hint="eastAsia"/>
+          <w:color w:val="000000"/>
+          <w:kern w:val="0"/>
+          <w:sz w:val="24"/>
+          <w14:ligatures w14:val="none"/>
+        </w:rPr>
+        <w:t>月</w:t>
+      </w:r>
+      <w:r>
+        <w:rPr>
+          <w:rFonts w:ascii="宋体" w:eastAsia="宋体" w:hAnsi="宋体" w:cs="Times New Roman" w:hint="eastAsia"/>
+          <w:color w:val="000000"/>
+          <w:kern w:val="0"/>
+          <w:sz w:val="24"/>
+          <w14:ligatures w14:val="none"/>
+        </w:rPr>
+        <w:t>26</w:t>
+      </w:r>
+      <w:r>
+        <w:rPr>
+          <w:rFonts w:ascii="宋体" w:eastAsia="宋体" w:hAnsi="宋体" w:cs="Times New Roman" w:hint="eastAsia"/>
+          <w:color w:val="000000"/>
+          <w:kern w:val="0"/>
+          <w:sz w:val="24"/>
+          <w14:ligatures w14:val="none"/>
+        </w:rPr>
+        <w:t>日</w:t>
+      </w:r>
+    </w:p>
+    <w:p>
+      <w:pPr>
+        <w:widowControl/>
+        <w:tabs>
+          <w:tab w:val="left" w:pos="420"/>
+        </w:tabs>
+        <w:spacing w:after="120" w:line="256" w:lineRule="auto"/>
+        <w:ind w:left="432" w:hanging="432"/>
+        <w:jc w:val="both"/>
+        <w:rPr>
+          <w:rFonts w:ascii="宋体" w:eastAsia="宋体" w:hAnsi="宋体" w:cs="Times New Roman" w:hint="eastAsia"/>
+          <w:color w:val="000000"/>
+          <w:kern w:val="0"/>
+          <w:sz w:val="24"/>
+          <w14:ligatures w14:val="none"/>
+        </w:rPr>
+      </w:pPr>
+      <w:r>
+        <w:rPr>
+          <w:rFonts w:ascii="宋体" w:eastAsia="宋体" w:hAnsi="宋体" w:cs="Times New Roman" w:hint="eastAsia"/>
+          <w:color w:val="000000"/>
+          <w:kern w:val="0"/>
+          <w:sz w:val="24"/>
+          <w14:ligatures w14:val="none"/>
+        </w:rPr>
+        <w:t>相关经文：以西结书</w:t>
+      </w:r>
+      <w:r>
+        <w:rPr>
+          <w:rFonts w:ascii="宋体" w:eastAsia="宋体" w:hAnsi="宋体" w:cs="Times New Roman" w:hint="eastAsia"/>
+          <w:color w:val="000000"/>
+          <w:kern w:val="0"/>
+          <w:sz w:val="24"/>
+          <w14:ligatures w14:val="none"/>
+        </w:rPr>
+        <w:t>2</w:t>
+      </w:r>
+      <w:r>
+        <w:rPr>
+          <w:rFonts w:ascii="宋体" w:eastAsia="宋体" w:hAnsi="宋体" w:cs="Times New Roman" w:hint="eastAsia"/>
+          <w:color w:val="000000"/>
+          <w:kern w:val="0"/>
+          <w:sz w:val="24"/>
+          <w14:ligatures w14:val="none"/>
+        </w:rPr>
+        <w:t>0:45-21:32</w:t>
+      </w:r>
+    </w:p>
+    <w:p>
+      <w:pPr>
+        <w:widowControl/>
+        <w:tabs>
+          <w:tab w:val="left" w:pos="420"/>
+        </w:tabs>
+        <w:spacing w:after="120" w:line="257" w:lineRule="auto"/>
+        <w:jc w:val="both"/>
+        <w:rPr>
+          <w:rFonts w:ascii="宋体" w:eastAsia="宋体" w:hAnsi="宋体" w:cs="Times New Roman"/>
+          <w:color w:val="000000"/>
+          <w:kern w:val="0"/>
+          <w:sz w:val="24"/>
+          <w14:ligatures w14:val="none"/>
+        </w:rPr>
+      </w:pPr>
+    </w:p>
+    <w:p>
+      <w:pPr>
+        <w:widowControl/>
+        <w:tabs>
+          <w:tab w:val="left" w:pos="420"/>
+        </w:tabs>
+        <w:spacing w:after="120" w:line="257" w:lineRule="auto"/>
+        <w:jc w:val="both"/>
         <w:rPr>
           <w:rFonts w:ascii="宋体" w:eastAsia="宋体" w:hAnsi="宋体" w:cs="Times New Roman"/>
           <w:b/>
@@ -41109,8 +42919,7 @@
           <w:sz w:val="24"/>
           <w14:ligatures w14:val="none"/>
         </w:rPr>
-        <w:t>v</w:t>
-      </w:r>
+      </w:pPr>
       <w:r>
         <w:rPr>
           <w:rFonts w:ascii="宋体" w:eastAsia="宋体" w:hAnsi="宋体" w:cs="Times New Roman" w:hint="eastAsia"/>
@@ -41121,9 +42930,845 @@
           <w:sz w:val="24"/>
           <w14:ligatures w14:val="none"/>
         </w:rPr>
-        <w:t>18-26</w:t>
-      </w:r>
-      <w:r>
+        <w:t>一、</w:t>
+      </w:r>
+      <w:r>
+        <w:rPr>
+          <w:rFonts w:ascii="宋体" w:eastAsia="宋体" w:hAnsi="宋体" w:cs="Times New Roman" w:hint="eastAsia"/>
+          <w:b/>
+          <w:bCs/>
+          <w:color w:val="000000"/>
+          <w:kern w:val="0"/>
+          <w:sz w:val="24"/>
+          <w14:ligatures w14:val="none"/>
+        </w:rPr>
+        <w:t>vv20:45-49  神审判的对象已经确定</w:t>
+      </w:r>
+    </w:p>
+    <w:p>
+      <w:pPr>
+        <w:widowControl/>
+        <w:tabs>
+          <w:tab w:val="left" w:pos="420"/>
+        </w:tabs>
+        <w:spacing w:after="120" w:line="257" w:lineRule="auto"/>
+        <w:jc w:val="both"/>
+        <w:rPr>
+          <w:rFonts w:ascii="宋体" w:eastAsia="宋体" w:hAnsi="宋体" w:cs="Times New Roman"/>
+          <w:color w:val="000000"/>
+          <w:kern w:val="0"/>
+          <w:sz w:val="24"/>
+          <w14:ligatures w14:val="none"/>
+        </w:rPr>
+      </w:pPr>
+      <w:r>
+        <w:rPr>
+          <w:rFonts w:ascii="宋体" w:eastAsia="宋体" w:hAnsi="宋体" w:cs="Times New Roman" w:hint="eastAsia"/>
+          <w:color w:val="000000"/>
+          <w:kern w:val="0"/>
+          <w:sz w:val="24"/>
+          <w14:ligatures w14:val="none"/>
+        </w:rPr>
+        <w:t>v45-4</w:t>
+      </w:r>
+      <w:r>
+        <w:rPr>
+          <w:rFonts w:ascii="宋体" w:eastAsia="宋体" w:hAnsi="宋体" w:cs="Times New Roman" w:hint="eastAsia"/>
+          <w:color w:val="000000"/>
+          <w:kern w:val="0"/>
+          <w:sz w:val="24"/>
+          <w14:ligatures w14:val="none"/>
+        </w:rPr>
+        <w:t>7</w:t>
+      </w:r>
+      <w:r>
+        <w:rPr>
+          <w:rFonts w:ascii="宋体" w:eastAsia="宋体" w:hAnsi="宋体" w:cs="Times New Roman" w:hint="eastAsia"/>
+          <w:color w:val="000000"/>
+          <w:kern w:val="0"/>
+          <w:sz w:val="24"/>
+          <w14:ligatures w14:val="none"/>
+        </w:rPr>
+        <w:t>：“面向”，</w:t>
+      </w:r>
+      <w:r>
+        <w:rPr>
+          <w:rFonts w:ascii="宋体" w:eastAsia="宋体" w:hAnsi="宋体" w:cs="Times New Roman" w:hint="eastAsia"/>
+          <w:color w:val="000000"/>
+          <w:kern w:val="0"/>
+          <w:sz w:val="24"/>
+          <w14:ligatures w14:val="none"/>
+        </w:rPr>
+        <w:t>在「以西结书」中出现很多次，</w:t>
+      </w:r>
+      <w:r>
+        <w:rPr>
+          <w:rFonts w:ascii="宋体" w:eastAsia="宋体" w:hAnsi="宋体" w:cs="Times New Roman" w:hint="eastAsia"/>
+          <w:color w:val="000000"/>
+          <w:kern w:val="0"/>
+          <w:sz w:val="24"/>
+          <w14:ligatures w14:val="none"/>
+        </w:rPr>
+        <w:t>指向神审判的目标。</w:t>
+      </w:r>
+      <w:r>
+        <w:rPr>
+          <w:rFonts w:ascii="宋体" w:eastAsia="宋体" w:hAnsi="宋体" w:cs="Times New Roman" w:hint="eastAsia"/>
+          <w:color w:val="000000"/>
+          <w:kern w:val="0"/>
+          <w:sz w:val="24"/>
+          <w14:ligatures w14:val="none"/>
+        </w:rPr>
+        <w:t>这里是第一次出现。</w:t>
+      </w:r>
+    </w:p>
+    <w:p>
+      <w:pPr>
+        <w:widowControl/>
+        <w:tabs>
+          <w:tab w:val="left" w:pos="420"/>
+        </w:tabs>
+        <w:spacing w:after="120" w:line="257" w:lineRule="auto"/>
+        <w:ind w:leftChars="100" w:left="220"/>
+        <w:jc w:val="both"/>
+        <w:rPr>
+          <w:rFonts w:ascii="楷体" w:eastAsia="楷体" w:hAnsi="楷体" w:cs="Times New Roman"/>
+          <w:color w:val="000000"/>
+          <w:kern w:val="0"/>
+          <w:sz w:val="24"/>
+          <w14:ligatures w14:val="none"/>
+        </w:rPr>
+      </w:pPr>
+      <w:r>
+        <w:rPr>
+          <w:rFonts w:ascii="楷体" w:eastAsia="楷体" w:hAnsi="楷体" w:cs="Times New Roman" w:hint="eastAsia"/>
+          <w:color w:val="000000"/>
+          <w:kern w:val="0"/>
+          <w:sz w:val="24"/>
+          <w14:ligatures w14:val="none"/>
+        </w:rPr>
+        <w:t>「以西结书13:17」：“</w:t>
+      </w:r>
+      <w:r>
+        <w:rPr>
+          <w:rFonts w:ascii="楷体" w:eastAsia="楷体" w:hAnsi="楷体" w:cs="Times New Roman"/>
+          <w:color w:val="000000"/>
+          <w:kern w:val="0"/>
+          <w:sz w:val="24"/>
+          <w14:ligatures w14:val="none"/>
+        </w:rPr>
+        <w:t>人子啊，你要面向本民中、从己心发预言的女子说预言，</w:t>
+      </w:r>
+      <w:r>
+        <w:rPr>
+          <w:rFonts w:ascii="楷体" w:eastAsia="楷体" w:hAnsi="楷体" w:cs="Times New Roman" w:hint="eastAsia"/>
+          <w:color w:val="000000"/>
+          <w:kern w:val="0"/>
+          <w:sz w:val="24"/>
+          <w14:ligatures w14:val="none"/>
+        </w:rPr>
+        <w:t>……”</w:t>
+      </w:r>
+    </w:p>
+    <w:p>
+      <w:pPr>
+        <w:widowControl/>
+        <w:tabs>
+          <w:tab w:val="left" w:pos="420"/>
+        </w:tabs>
+        <w:spacing w:after="120" w:line="257" w:lineRule="auto"/>
+        <w:ind w:leftChars="100" w:left="220"/>
+        <w:jc w:val="both"/>
+        <w:rPr>
+          <w:rFonts w:ascii="楷体" w:eastAsia="楷体" w:hAnsi="楷体" w:cs="Times New Roman"/>
+          <w:color w:val="000000"/>
+          <w:kern w:val="0"/>
+          <w:sz w:val="24"/>
+          <w14:ligatures w14:val="none"/>
+        </w:rPr>
+      </w:pPr>
+      <w:r>
+        <w:rPr>
+          <w:rFonts w:ascii="楷体" w:eastAsia="楷体" w:hAnsi="楷体" w:cs="Times New Roman" w:hint="eastAsia"/>
+          <w:color w:val="000000"/>
+          <w:kern w:val="0"/>
+          <w:sz w:val="24"/>
+          <w14:ligatures w14:val="none"/>
+        </w:rPr>
+        <w:t>「以西结书21:2」：“</w:t>
+      </w:r>
+      <w:r>
+        <w:rPr>
+          <w:rFonts w:ascii="楷体" w:eastAsia="楷体" w:hAnsi="楷体" w:cs="Times New Roman"/>
+          <w:color w:val="000000"/>
+          <w:kern w:val="0"/>
+          <w:sz w:val="24"/>
+          <w14:ligatures w14:val="none"/>
+        </w:rPr>
+        <w:t>人子啊，你要面向耶路撒冷和圣所滴下预言，攻击以色列地。</w:t>
+      </w:r>
+      <w:r>
+        <w:rPr>
+          <w:rFonts w:ascii="楷体" w:eastAsia="楷体" w:hAnsi="楷体" w:cs="Times New Roman" w:hint="eastAsia"/>
+          <w:color w:val="000000"/>
+          <w:kern w:val="0"/>
+          <w:sz w:val="24"/>
+          <w14:ligatures w14:val="none"/>
+        </w:rPr>
+        <w:t>”</w:t>
+      </w:r>
+    </w:p>
+    <w:p>
+      <w:pPr>
+        <w:widowControl/>
+        <w:tabs>
+          <w:tab w:val="left" w:pos="420"/>
+        </w:tabs>
+        <w:spacing w:after="120" w:line="257" w:lineRule="auto"/>
+        <w:ind w:leftChars="100" w:left="220"/>
+        <w:jc w:val="both"/>
+        <w:rPr>
+          <w:rFonts w:ascii="楷体" w:eastAsia="楷体" w:hAnsi="楷体" w:cs="Times New Roman"/>
+          <w:color w:val="000000"/>
+          <w:kern w:val="0"/>
+          <w:sz w:val="24"/>
+          <w14:ligatures w14:val="none"/>
+        </w:rPr>
+      </w:pPr>
+      <w:r>
+        <w:rPr>
+          <w:rFonts w:ascii="楷体" w:eastAsia="楷体" w:hAnsi="楷体" w:cs="Times New Roman" w:hint="eastAsia"/>
+          <w:color w:val="000000"/>
+          <w:kern w:val="0"/>
+          <w:sz w:val="24"/>
+          <w14:ligatures w14:val="none"/>
+        </w:rPr>
+        <w:t>「以西结书25:2」：“</w:t>
+      </w:r>
+      <w:r>
+        <w:rPr>
+          <w:rFonts w:ascii="楷体" w:eastAsia="楷体" w:hAnsi="楷体" w:cs="Times New Roman"/>
+          <w:color w:val="000000"/>
+          <w:kern w:val="0"/>
+          <w:sz w:val="24"/>
+          <w14:ligatures w14:val="none"/>
+        </w:rPr>
+        <w:t>人子啊，你要面向亚扪人说预言，攻击他们，</w:t>
+      </w:r>
+      <w:r>
+        <w:rPr>
+          <w:rFonts w:ascii="楷体" w:eastAsia="楷体" w:hAnsi="楷体" w:cs="Times New Roman" w:hint="eastAsia"/>
+          <w:color w:val="000000"/>
+          <w:kern w:val="0"/>
+          <w:sz w:val="24"/>
+          <w14:ligatures w14:val="none"/>
+        </w:rPr>
+        <w:t>”</w:t>
+      </w:r>
+    </w:p>
+    <w:p>
+      <w:pPr>
+        <w:widowControl/>
+        <w:tabs>
+          <w:tab w:val="left" w:pos="420"/>
+        </w:tabs>
+        <w:spacing w:after="120" w:line="257" w:lineRule="auto"/>
+        <w:ind w:leftChars="100" w:left="220"/>
+        <w:jc w:val="both"/>
+        <w:rPr>
+          <w:rFonts w:ascii="楷体" w:eastAsia="楷体" w:hAnsi="楷体" w:cs="Times New Roman"/>
+          <w:color w:val="000000"/>
+          <w:kern w:val="0"/>
+          <w:sz w:val="24"/>
+          <w14:ligatures w14:val="none"/>
+        </w:rPr>
+      </w:pPr>
+      <w:r>
+        <w:rPr>
+          <w:rFonts w:ascii="楷体" w:eastAsia="楷体" w:hAnsi="楷体" w:cs="Times New Roman" w:hint="eastAsia"/>
+          <w:color w:val="000000"/>
+          <w:kern w:val="0"/>
+          <w:sz w:val="24"/>
+          <w14:ligatures w14:val="none"/>
+        </w:rPr>
+        <w:t>「以西结书28:21」：“</w:t>
+      </w:r>
+      <w:r>
+        <w:rPr>
+          <w:rFonts w:ascii="楷体" w:eastAsia="楷体" w:hAnsi="楷体" w:cs="Times New Roman"/>
+          <w:color w:val="000000"/>
+          <w:kern w:val="0"/>
+          <w:sz w:val="24"/>
+          <w14:ligatures w14:val="none"/>
+        </w:rPr>
+        <w:t>人子啊，你要向西顿预言攻击她，</w:t>
+      </w:r>
+      <w:r>
+        <w:rPr>
+          <w:rFonts w:ascii="楷体" w:eastAsia="楷体" w:hAnsi="楷体" w:cs="Times New Roman" w:hint="eastAsia"/>
+          <w:color w:val="000000"/>
+          <w:kern w:val="0"/>
+          <w:sz w:val="24"/>
+          <w14:ligatures w14:val="none"/>
+        </w:rPr>
+        <w:t>”</w:t>
+      </w:r>
+    </w:p>
+    <w:p>
+      <w:pPr>
+        <w:widowControl/>
+        <w:tabs>
+          <w:tab w:val="left" w:pos="420"/>
+        </w:tabs>
+        <w:spacing w:after="120" w:line="257" w:lineRule="auto"/>
+        <w:ind w:leftChars="100" w:left="220"/>
+        <w:jc w:val="both"/>
+        <w:rPr>
+          <w:rFonts w:ascii="楷体" w:eastAsia="楷体" w:hAnsi="楷体" w:cs="Times New Roman"/>
+          <w:color w:val="000000"/>
+          <w:kern w:val="0"/>
+          <w:sz w:val="24"/>
+          <w14:ligatures w14:val="none"/>
+        </w:rPr>
+      </w:pPr>
+      <w:r>
+        <w:rPr>
+          <w:rFonts w:ascii="楷体" w:eastAsia="楷体" w:hAnsi="楷体" w:cs="Times New Roman" w:hint="eastAsia"/>
+          <w:color w:val="000000"/>
+          <w:kern w:val="0"/>
+          <w:sz w:val="24"/>
+          <w14:ligatures w14:val="none"/>
+        </w:rPr>
+        <w:t>「以西结书29:2」：“</w:t>
+      </w:r>
+      <w:r>
+        <w:rPr>
+          <w:rFonts w:ascii="楷体" w:eastAsia="楷体" w:hAnsi="楷体" w:cs="Times New Roman"/>
+          <w:color w:val="000000"/>
+          <w:kern w:val="0"/>
+          <w:sz w:val="24"/>
+          <w14:ligatures w14:val="none"/>
+        </w:rPr>
+        <w:t>人子啊，你要向埃及王法老预言攻击他和埃及全地，</w:t>
+      </w:r>
+      <w:r>
+        <w:rPr>
+          <w:rFonts w:ascii="楷体" w:eastAsia="楷体" w:hAnsi="楷体" w:cs="Times New Roman" w:hint="eastAsia"/>
+          <w:color w:val="000000"/>
+          <w:kern w:val="0"/>
+          <w:sz w:val="24"/>
+          <w14:ligatures w14:val="none"/>
+        </w:rPr>
+        <w:t>”</w:t>
+      </w:r>
+    </w:p>
+    <w:p>
+      <w:pPr>
+        <w:widowControl/>
+        <w:tabs>
+          <w:tab w:val="left" w:pos="420"/>
+        </w:tabs>
+        <w:spacing w:after="120" w:line="257" w:lineRule="auto"/>
+        <w:ind w:leftChars="100" w:left="220"/>
+        <w:jc w:val="both"/>
+        <w:rPr>
+          <w:rFonts w:ascii="楷体" w:eastAsia="楷体" w:hAnsi="楷体" w:cs="Times New Roman"/>
+          <w:color w:val="000000"/>
+          <w:kern w:val="0"/>
+          <w:sz w:val="24"/>
+          <w14:ligatures w14:val="none"/>
+        </w:rPr>
+      </w:pPr>
+      <w:r>
+        <w:rPr>
+          <w:rFonts w:ascii="楷体" w:eastAsia="楷体" w:hAnsi="楷体" w:cs="Times New Roman" w:hint="eastAsia"/>
+          <w:color w:val="000000"/>
+          <w:kern w:val="0"/>
+          <w:sz w:val="24"/>
+          <w14:ligatures w14:val="none"/>
+        </w:rPr>
+        <w:t>「以西结书35:2」：“</w:t>
+      </w:r>
+      <w:r>
+        <w:rPr>
+          <w:rFonts w:ascii="楷体" w:eastAsia="楷体" w:hAnsi="楷体" w:cs="Times New Roman"/>
+          <w:color w:val="000000"/>
+          <w:kern w:val="0"/>
+          <w:sz w:val="24"/>
+          <w14:ligatures w14:val="none"/>
+        </w:rPr>
+        <w:t>人子啊，你要面向西珥山发预言，攻击它，</w:t>
+      </w:r>
+      <w:r>
+        <w:rPr>
+          <w:rFonts w:ascii="楷体" w:eastAsia="楷体" w:hAnsi="楷体" w:cs="Times New Roman" w:hint="eastAsia"/>
+          <w:color w:val="000000"/>
+          <w:kern w:val="0"/>
+          <w:sz w:val="24"/>
+          <w14:ligatures w14:val="none"/>
+        </w:rPr>
+        <w:t>”</w:t>
+      </w:r>
+    </w:p>
+    <w:p>
+      <w:pPr>
+        <w:widowControl/>
+        <w:tabs>
+          <w:tab w:val="left" w:pos="420"/>
+        </w:tabs>
+        <w:spacing w:after="120" w:line="257" w:lineRule="auto"/>
+        <w:ind w:leftChars="100" w:left="220"/>
+        <w:jc w:val="both"/>
+        <w:rPr>
+          <w:rFonts w:ascii="楷体" w:eastAsia="楷体" w:hAnsi="楷体" w:cs="Times New Roman" w:hint="eastAsia"/>
+          <w:color w:val="000000"/>
+          <w:kern w:val="0"/>
+          <w:sz w:val="24"/>
+          <w14:ligatures w14:val="none"/>
+        </w:rPr>
+      </w:pPr>
+      <w:r>
+        <w:rPr>
+          <w:rFonts w:ascii="楷体" w:eastAsia="楷体" w:hAnsi="楷体" w:cs="Times New Roman" w:hint="eastAsia"/>
+          <w:color w:val="000000"/>
+          <w:kern w:val="0"/>
+          <w:sz w:val="24"/>
+          <w14:ligatures w14:val="none"/>
+        </w:rPr>
+        <w:t>「</w:t>
+      </w:r>
+      <w:r>
+        <w:rPr>
+          <w:rFonts w:ascii="楷体" w:eastAsia="楷体" w:hAnsi="楷体" w:cs="Times New Roman" w:hint="eastAsia"/>
+          <w:color w:val="000000"/>
+          <w:kern w:val="0"/>
+          <w:sz w:val="24"/>
+          <w14:ligatures w14:val="none"/>
+        </w:rPr>
+        <w:t>以西结书</w:t>
+      </w:r>
+      <w:r>
+        <w:rPr>
+          <w:rFonts w:ascii="楷体" w:eastAsia="楷体" w:hAnsi="楷体" w:cs="Times New Roman" w:hint="eastAsia"/>
+          <w:color w:val="000000"/>
+          <w:kern w:val="0"/>
+          <w:sz w:val="24"/>
+          <w14:ligatures w14:val="none"/>
+        </w:rPr>
+        <w:t>38:2</w:t>
+      </w:r>
+      <w:r>
+        <w:rPr>
+          <w:rFonts w:ascii="楷体" w:eastAsia="楷体" w:hAnsi="楷体" w:cs="Times New Roman" w:hint="eastAsia"/>
+          <w:color w:val="000000"/>
+          <w:kern w:val="0"/>
+          <w:sz w:val="24"/>
+          <w14:ligatures w14:val="none"/>
+        </w:rPr>
+        <w:t>」</w:t>
+      </w:r>
+      <w:r>
+        <w:rPr>
+          <w:rFonts w:ascii="楷体" w:eastAsia="楷体" w:hAnsi="楷体" w:cs="Times New Roman" w:hint="eastAsia"/>
+          <w:color w:val="000000"/>
+          <w:kern w:val="0"/>
+          <w:sz w:val="24"/>
+          <w14:ligatures w14:val="none"/>
+        </w:rPr>
+        <w:t>：“</w:t>
+      </w:r>
+      <w:r>
+        <w:rPr>
+          <w:rFonts w:ascii="楷体" w:eastAsia="楷体" w:hAnsi="楷体" w:cs="Times New Roman"/>
+          <w:color w:val="000000"/>
+          <w:kern w:val="0"/>
+          <w:sz w:val="24"/>
+          <w14:ligatures w14:val="none"/>
+        </w:rPr>
+        <w:t>人子啊，你要面向</w:t>
+      </w:r>
+      <w:r>
+        <w:rPr>
+          <w:rFonts w:ascii="楷体" w:eastAsia="楷体" w:hAnsi="楷体" w:cs="Times New Roman"/>
+          <w:color w:val="000000"/>
+          <w:kern w:val="0"/>
+          <w:sz w:val="24"/>
+          <w:u w:val="single"/>
+          <w14:ligatures w14:val="none"/>
+        </w:rPr>
+        <w:t>玛各</w:t>
+      </w:r>
+      <w:r>
+        <w:rPr>
+          <w:rFonts w:ascii="楷体" w:eastAsia="楷体" w:hAnsi="楷体" w:cs="Times New Roman"/>
+          <w:color w:val="000000"/>
+          <w:kern w:val="0"/>
+          <w:sz w:val="24"/>
+          <w14:ligatures w14:val="none"/>
+        </w:rPr>
+        <w:t>地的</w:t>
+      </w:r>
+      <w:r>
+        <w:rPr>
+          <w:rFonts w:ascii="楷体" w:eastAsia="楷体" w:hAnsi="楷体" w:cs="Times New Roman"/>
+          <w:color w:val="000000"/>
+          <w:kern w:val="0"/>
+          <w:sz w:val="24"/>
+          <w:u w:val="single"/>
+          <w14:ligatures w14:val="none"/>
+        </w:rPr>
+        <w:t>歌革</w:t>
+      </w:r>
+      <w:r>
+        <w:rPr>
+          <w:rFonts w:ascii="楷体" w:eastAsia="楷体" w:hAnsi="楷体" w:cs="Times New Roman"/>
+          <w:color w:val="000000"/>
+          <w:kern w:val="0"/>
+          <w:sz w:val="24"/>
+          <w14:ligatures w14:val="none"/>
+        </w:rPr>
+        <w:t>，就是</w:t>
+      </w:r>
+      <w:r>
+        <w:rPr>
+          <w:rFonts w:ascii="楷体" w:eastAsia="楷体" w:hAnsi="楷体" w:cs="Times New Roman"/>
+          <w:color w:val="000000"/>
+          <w:kern w:val="0"/>
+          <w:sz w:val="24"/>
+          <w:u w:val="single"/>
+          <w14:ligatures w14:val="none"/>
+        </w:rPr>
+        <w:t>罗施</w:t>
+      </w:r>
+      <w:r>
+        <w:rPr>
+          <w:rFonts w:ascii="楷体" w:eastAsia="楷体" w:hAnsi="楷体" w:cs="Times New Roman"/>
+          <w:color w:val="000000"/>
+          <w:kern w:val="0"/>
+          <w:sz w:val="24"/>
+          <w14:ligatures w14:val="none"/>
+        </w:rPr>
+        <w:t>、</w:t>
+      </w:r>
+      <w:r>
+        <w:rPr>
+          <w:rFonts w:ascii="楷体" w:eastAsia="楷体" w:hAnsi="楷体" w:cs="Times New Roman"/>
+          <w:color w:val="000000"/>
+          <w:kern w:val="0"/>
+          <w:sz w:val="24"/>
+          <w:u w:val="single"/>
+          <w14:ligatures w14:val="none"/>
+        </w:rPr>
+        <w:t>米设</w:t>
+      </w:r>
+      <w:r>
+        <w:rPr>
+          <w:rFonts w:ascii="楷体" w:eastAsia="楷体" w:hAnsi="楷体" w:cs="Times New Roman"/>
+          <w:color w:val="000000"/>
+          <w:kern w:val="0"/>
+          <w:sz w:val="24"/>
+          <w14:ligatures w14:val="none"/>
+        </w:rPr>
+        <w:t>、</w:t>
+      </w:r>
+      <w:r>
+        <w:rPr>
+          <w:rFonts w:ascii="楷体" w:eastAsia="楷体" w:hAnsi="楷体" w:cs="Times New Roman"/>
+          <w:color w:val="000000"/>
+          <w:kern w:val="0"/>
+          <w:sz w:val="24"/>
+          <w:u w:val="single"/>
+          <w14:ligatures w14:val="none"/>
+        </w:rPr>
+        <w:t>土巴</w:t>
+      </w:r>
+      <w:r>
+        <w:rPr>
+          <w:rFonts w:ascii="楷体" w:eastAsia="楷体" w:hAnsi="楷体" w:cs="Times New Roman"/>
+          <w:color w:val="000000"/>
+          <w:kern w:val="0"/>
+          <w:sz w:val="24"/>
+          <w14:ligatures w14:val="none"/>
+        </w:rPr>
+        <w:t>的王发预言攻击他，</w:t>
+      </w:r>
+      <w:r>
+        <w:rPr>
+          <w:rFonts w:ascii="楷体" w:eastAsia="楷体" w:hAnsi="楷体" w:cs="Times New Roman" w:hint="eastAsia"/>
+          <w:color w:val="000000"/>
+          <w:kern w:val="0"/>
+          <w:sz w:val="24"/>
+          <w14:ligatures w14:val="none"/>
+        </w:rPr>
+        <w:t>”</w:t>
+      </w:r>
+    </w:p>
+    <w:p>
+      <w:pPr>
+        <w:widowControl/>
+        <w:tabs>
+          <w:tab w:val="left" w:pos="420"/>
+        </w:tabs>
+        <w:spacing w:after="120" w:line="257" w:lineRule="auto"/>
+        <w:jc w:val="both"/>
+        <w:rPr>
+          <w:rFonts w:ascii="宋体" w:eastAsia="宋体" w:hAnsi="宋体" w:cs="Times New Roman"/>
+          <w:color w:val="000000"/>
+          <w:kern w:val="0"/>
+          <w:sz w:val="24"/>
+          <w14:ligatures w14:val="none"/>
+        </w:rPr>
+      </w:pPr>
+      <w:r>
+        <w:rPr>
+          <w:rFonts w:ascii="宋体" w:eastAsia="宋体" w:hAnsi="宋体" w:cs="Times New Roman" w:hint="eastAsia"/>
+          <w:color w:val="000000"/>
+          <w:kern w:val="0"/>
+          <w:sz w:val="24"/>
+          <w14:ligatures w14:val="none"/>
+        </w:rPr>
+        <w:t>“南方”，指犹大国。此时以色列国以被灭，有一部分人被掳到巴比伦，神要警告他们，神的审判要临到犹大国，临到耶路撒冷。</w:t>
+      </w:r>
+    </w:p>
+    <w:p>
+      <w:pPr>
+        <w:widowControl/>
+        <w:tabs>
+          <w:tab w:val="left" w:pos="420"/>
+        </w:tabs>
+        <w:spacing w:after="120" w:line="257" w:lineRule="auto"/>
+        <w:jc w:val="both"/>
+        <w:rPr>
+          <w:rFonts w:ascii="宋体" w:eastAsia="宋体" w:hAnsi="宋体" w:cs="Times New Roman"/>
+          <w:color w:val="000000"/>
+          <w:kern w:val="0"/>
+          <w:sz w:val="24"/>
+          <w14:ligatures w14:val="none"/>
+        </w:rPr>
+      </w:pPr>
+      <w:r>
+        <w:rPr>
+          <w:rFonts w:ascii="宋体" w:eastAsia="宋体" w:hAnsi="宋体" w:cs="Times New Roman" w:hint="eastAsia"/>
+          <w:color w:val="000000"/>
+          <w:kern w:val="0"/>
+          <w:sz w:val="24"/>
+          <w14:ligatures w14:val="none"/>
+        </w:rPr>
+        <w:t>“田野的树林”、</w:t>
+      </w:r>
+      <w:r>
+        <w:rPr>
+          <w:rFonts w:ascii="宋体" w:eastAsia="宋体" w:hAnsi="宋体" w:cs="Times New Roman" w:hint="eastAsia"/>
+          <w:color w:val="000000"/>
+          <w:kern w:val="0"/>
+          <w:sz w:val="24"/>
+          <w14:ligatures w14:val="none"/>
+        </w:rPr>
+        <w:t>“</w:t>
+      </w:r>
+      <w:r>
+        <w:rPr>
+          <w:rFonts w:ascii="宋体" w:eastAsia="宋体" w:hAnsi="宋体" w:cs="Times New Roman"/>
+          <w:color w:val="000000"/>
+          <w:kern w:val="0"/>
+          <w:sz w:val="24"/>
+          <w14:ligatures w14:val="none"/>
+        </w:rPr>
+        <w:t>青树和枯树</w:t>
+      </w:r>
+      <w:r>
+        <w:rPr>
+          <w:rFonts w:ascii="宋体" w:eastAsia="宋体" w:hAnsi="宋体" w:cs="Times New Roman" w:hint="eastAsia"/>
+          <w:color w:val="000000"/>
+          <w:kern w:val="0"/>
+          <w:sz w:val="24"/>
+          <w14:ligatures w14:val="none"/>
+        </w:rPr>
+        <w:t>”</w:t>
+      </w:r>
+      <w:r>
+        <w:rPr>
+          <w:rFonts w:ascii="宋体" w:eastAsia="宋体" w:hAnsi="宋体" w:cs="Times New Roman" w:hint="eastAsia"/>
+          <w:color w:val="000000"/>
+          <w:kern w:val="0"/>
+          <w:sz w:val="24"/>
+          <w14:ligatures w14:val="none"/>
+        </w:rPr>
+        <w:t>，指向人。所以后文说“</w:t>
+      </w:r>
+      <w:r>
+        <w:rPr>
+          <w:rFonts w:ascii="宋体" w:eastAsia="宋体" w:hAnsi="宋体" w:cs="Times New Roman"/>
+          <w:color w:val="000000"/>
+          <w:kern w:val="0"/>
+          <w:sz w:val="24"/>
+          <w14:ligatures w14:val="none"/>
+        </w:rPr>
+        <w:t>人的脸面都被烧焦</w:t>
+      </w:r>
+      <w:r>
+        <w:rPr>
+          <w:rFonts w:ascii="宋体" w:eastAsia="宋体" w:hAnsi="宋体" w:cs="Times New Roman" w:hint="eastAsia"/>
+          <w:color w:val="000000"/>
+          <w:kern w:val="0"/>
+          <w:sz w:val="24"/>
+          <w14:ligatures w14:val="none"/>
+        </w:rPr>
+        <w:t>”</w:t>
+      </w:r>
+      <w:r>
+        <w:rPr>
+          <w:rFonts w:ascii="宋体" w:eastAsia="宋体" w:hAnsi="宋体" w:cs="Times New Roman" w:hint="eastAsia"/>
+          <w:color w:val="000000"/>
+          <w:kern w:val="0"/>
+          <w:sz w:val="24"/>
+          <w14:ligatures w14:val="none"/>
+        </w:rPr>
+        <w:t>、“</w:t>
+      </w:r>
+      <w:r>
+        <w:rPr>
+          <w:rFonts w:ascii="宋体" w:eastAsia="宋体" w:hAnsi="宋体" w:cs="Times New Roman"/>
+          <w:color w:val="000000"/>
+          <w:kern w:val="0"/>
+          <w:sz w:val="24"/>
+          <w14:ligatures w14:val="none"/>
+        </w:rPr>
+        <w:t>凡有血气的都必知道</w:t>
+      </w:r>
+      <w:r>
+        <w:rPr>
+          <w:rFonts w:ascii="宋体" w:eastAsia="宋体" w:hAnsi="宋体" w:cs="Times New Roman" w:hint="eastAsia"/>
+          <w:color w:val="000000"/>
+          <w:kern w:val="0"/>
+          <w:sz w:val="24"/>
+          <w14:ligatures w14:val="none"/>
+        </w:rPr>
+        <w:t>”</w:t>
+      </w:r>
+      <w:r>
+        <w:rPr>
+          <w:rFonts w:ascii="宋体" w:eastAsia="宋体" w:hAnsi="宋体" w:cs="Times New Roman" w:hint="eastAsia"/>
+          <w:color w:val="000000"/>
+          <w:kern w:val="0"/>
+          <w:sz w:val="24"/>
+          <w14:ligatures w14:val="none"/>
+        </w:rPr>
+        <w:t>。</w:t>
+      </w:r>
+    </w:p>
+    <w:p>
+      <w:pPr>
+        <w:widowControl/>
+        <w:tabs>
+          <w:tab w:val="left" w:pos="420"/>
+        </w:tabs>
+        <w:spacing w:after="120" w:line="257" w:lineRule="auto"/>
+        <w:jc w:val="both"/>
+        <w:rPr>
+          <w:rFonts w:ascii="宋体" w:eastAsia="宋体" w:hAnsi="宋体" w:cs="Times New Roman"/>
+          <w:color w:val="000000"/>
+          <w:kern w:val="0"/>
+          <w:sz w:val="24"/>
+          <w14:ligatures w14:val="none"/>
+        </w:rPr>
+      </w:pPr>
+      <w:r>
+        <w:rPr>
+          <w:rFonts w:ascii="宋体" w:eastAsia="宋体" w:hAnsi="宋体" w:cs="Times New Roman" w:hint="eastAsia"/>
+          <w:color w:val="000000"/>
+          <w:kern w:val="0"/>
+          <w:sz w:val="24"/>
+          <w14:ligatures w14:val="none"/>
+        </w:rPr>
+        <w:t>v48-49：</w:t>
+      </w:r>
+      <w:r>
+        <w:rPr>
+          <w:rFonts w:ascii="宋体" w:eastAsia="宋体" w:hAnsi="宋体" w:cs="Times New Roman" w:hint="eastAsia"/>
+          <w:color w:val="000000"/>
+          <w:kern w:val="0"/>
+          <w:sz w:val="24"/>
+          <w14:ligatures w14:val="none"/>
+        </w:rPr>
+        <w:t>耶和华的目的是让人知道这是神的审判，</w:t>
+      </w:r>
+      <w:r>
+        <w:rPr>
+          <w:rFonts w:ascii="宋体" w:eastAsia="宋体" w:hAnsi="宋体" w:cs="Times New Roman" w:hint="eastAsia"/>
+          <w:color w:val="000000"/>
+          <w:kern w:val="0"/>
+          <w:sz w:val="24"/>
+          <w14:ligatures w14:val="none"/>
+        </w:rPr>
+        <w:t>“</w:t>
+      </w:r>
+      <w:r>
+        <w:rPr>
+          <w:rFonts w:ascii="宋体" w:eastAsia="宋体" w:hAnsi="宋体" w:cs="Times New Roman"/>
+          <w:color w:val="000000"/>
+          <w:kern w:val="0"/>
+          <w:sz w:val="24"/>
+          <w14:ligatures w14:val="none"/>
+        </w:rPr>
+        <w:t>凡有血气的都必知道是我－耶和华使火着起</w:t>
+      </w:r>
+      <w:r>
+        <w:rPr>
+          <w:rFonts w:ascii="宋体" w:eastAsia="宋体" w:hAnsi="宋体" w:cs="Times New Roman" w:hint="eastAsia"/>
+          <w:color w:val="000000"/>
+          <w:kern w:val="0"/>
+          <w:sz w:val="24"/>
+          <w14:ligatures w14:val="none"/>
+        </w:rPr>
+        <w:t>”</w:t>
+      </w:r>
+      <w:r>
+        <w:rPr>
+          <w:rFonts w:ascii="宋体" w:eastAsia="宋体" w:hAnsi="宋体" w:cs="Times New Roman" w:hint="eastAsia"/>
+          <w:color w:val="000000"/>
+          <w:kern w:val="0"/>
+          <w:sz w:val="24"/>
+          <w14:ligatures w14:val="none"/>
+        </w:rPr>
+        <w:t>。</w:t>
+      </w:r>
+    </w:p>
+    <w:p>
+      <w:pPr>
+        <w:widowControl/>
+        <w:tabs>
+          <w:tab w:val="left" w:pos="420"/>
+        </w:tabs>
+        <w:spacing w:after="120" w:line="257" w:lineRule="auto"/>
+        <w:jc w:val="both"/>
+        <w:rPr>
+          <w:rFonts w:ascii="宋体" w:eastAsia="宋体" w:hAnsi="宋体" w:cs="Times New Roman" w:hint="eastAsia"/>
+          <w:color w:val="000000"/>
+          <w:kern w:val="0"/>
+          <w:sz w:val="24"/>
+          <w14:ligatures w14:val="none"/>
+        </w:rPr>
+      </w:pPr>
+      <w:r>
+        <w:rPr>
+          <w:rFonts w:ascii="宋体" w:eastAsia="宋体" w:hAnsi="宋体" w:cs="Times New Roman" w:hint="eastAsia"/>
+          <w:color w:val="000000"/>
+          <w:kern w:val="0"/>
+          <w:sz w:val="24"/>
+          <w14:ligatures w14:val="none"/>
+        </w:rPr>
+        <w:t>v49：以西结预见到听到的人的反应，他们不相信，以为以西结在说比喻。</w:t>
+      </w:r>
+    </w:p>
+    <w:p>
+      <w:pPr>
+        <w:widowControl/>
+        <w:tabs>
+          <w:tab w:val="left" w:pos="420"/>
+        </w:tabs>
+        <w:spacing w:after="120" w:line="257" w:lineRule="auto"/>
+        <w:jc w:val="both"/>
         <w:rPr>
           <w:rFonts w:ascii="宋体" w:eastAsia="宋体" w:hAnsi="宋体" w:cs="Times New Roman"/>
           <w:b/>
@@ -41133,8 +43778,7 @@
           <w:sz w:val="24"/>
           <w14:ligatures w14:val="none"/>
         </w:rPr>
-        <w:t>：这些人的儿女</w:t>
-      </w:r>
+      </w:pPr>
       <w:r>
         <w:rPr>
           <w:rFonts w:ascii="宋体" w:eastAsia="宋体" w:hAnsi="宋体" w:cs="Times New Roman" w:hint="eastAsia"/>
@@ -41145,9 +43789,275 @@
           <w:sz w:val="24"/>
           <w14:ligatures w14:val="none"/>
         </w:rPr>
-        <w:t>重复</w:t>
-      </w:r>
-      <w:r>
+        <w:t>二、</w:t>
+      </w:r>
+      <w:r>
+        <w:rPr>
+          <w:rFonts w:ascii="宋体" w:eastAsia="宋体" w:hAnsi="宋体" w:cs="Times New Roman" w:hint="eastAsia"/>
+          <w:b/>
+          <w:bCs/>
+          <w:color w:val="000000"/>
+          <w:kern w:val="0"/>
+          <w:sz w:val="24"/>
+          <w14:ligatures w14:val="none"/>
+        </w:rPr>
+        <w:t>vv21:1-7  耶和华的刀已将出鞘</w:t>
+      </w:r>
+    </w:p>
+    <w:p>
+      <w:pPr>
+        <w:widowControl/>
+        <w:tabs>
+          <w:tab w:val="left" w:pos="420"/>
+        </w:tabs>
+        <w:spacing w:after="120" w:line="257" w:lineRule="auto"/>
+        <w:jc w:val="both"/>
+        <w:rPr>
+          <w:rFonts w:ascii="宋体" w:eastAsia="宋体" w:hAnsi="宋体" w:cs="Times New Roman"/>
+          <w:color w:val="000000"/>
+          <w:kern w:val="0"/>
+          <w:sz w:val="24"/>
+          <w14:ligatures w14:val="none"/>
+        </w:rPr>
+      </w:pPr>
+      <w:r>
+        <w:rPr>
+          <w:rFonts w:ascii="宋体" w:eastAsia="宋体" w:hAnsi="宋体" w:cs="Times New Roman" w:hint="eastAsia"/>
+          <w:color w:val="000000"/>
+          <w:kern w:val="0"/>
+          <w:sz w:val="24"/>
+          <w14:ligatures w14:val="none"/>
+        </w:rPr>
+        <w:t>这一段讲耶和华的刀已经出鞘</w:t>
+      </w:r>
+      <w:r>
+        <w:rPr>
+          <w:rFonts w:ascii="宋体" w:eastAsia="宋体" w:hAnsi="宋体" w:cs="Times New Roman" w:hint="eastAsia"/>
+          <w:color w:val="000000"/>
+          <w:kern w:val="0"/>
+          <w:sz w:val="24"/>
+          <w14:ligatures w14:val="none"/>
+        </w:rPr>
+        <w:t>，祂用巴比伦灭犹大国。</w:t>
+      </w:r>
+    </w:p>
+    <w:p>
+      <w:pPr>
+        <w:widowControl/>
+        <w:tabs>
+          <w:tab w:val="left" w:pos="420"/>
+        </w:tabs>
+        <w:spacing w:after="120" w:line="257" w:lineRule="auto"/>
+        <w:jc w:val="both"/>
+        <w:rPr>
+          <w:rFonts w:ascii="宋体" w:eastAsia="宋体" w:hAnsi="宋体" w:cs="Times New Roman"/>
+          <w:color w:val="000000"/>
+          <w:kern w:val="0"/>
+          <w:sz w:val="24"/>
+          <w14:ligatures w14:val="none"/>
+        </w:rPr>
+      </w:pPr>
+      <w:r>
+        <w:rPr>
+          <w:rFonts w:ascii="宋体" w:eastAsia="宋体" w:hAnsi="宋体" w:cs="Times New Roman" w:hint="eastAsia"/>
+          <w:color w:val="000000"/>
+          <w:kern w:val="0"/>
+          <w:sz w:val="24"/>
+          <w14:ligatures w14:val="none"/>
+        </w:rPr>
+        <w:t>v1-2：具体指出神的审判要“面向耶路撒冷”。</w:t>
+      </w:r>
+    </w:p>
+    <w:p>
+      <w:pPr>
+        <w:widowControl/>
+        <w:tabs>
+          <w:tab w:val="left" w:pos="420"/>
+        </w:tabs>
+        <w:spacing w:after="120" w:line="257" w:lineRule="auto"/>
+        <w:jc w:val="both"/>
+        <w:rPr>
+          <w:rFonts w:ascii="宋体" w:eastAsia="宋体" w:hAnsi="宋体" w:cs="Times New Roman"/>
+          <w:color w:val="000000"/>
+          <w:kern w:val="0"/>
+          <w:sz w:val="24"/>
+          <w14:ligatures w14:val="none"/>
+        </w:rPr>
+      </w:pPr>
+      <w:r>
+        <w:rPr>
+          <w:rFonts w:ascii="宋体" w:eastAsia="宋体" w:hAnsi="宋体" w:cs="Times New Roman" w:hint="eastAsia"/>
+          <w:color w:val="000000"/>
+          <w:kern w:val="0"/>
+          <w:sz w:val="24"/>
+          <w14:ligatures w14:val="none"/>
+        </w:rPr>
+        <w:t>v3：“</w:t>
+      </w:r>
+      <w:r>
+        <w:rPr>
+          <w:rFonts w:ascii="宋体" w:eastAsia="宋体" w:hAnsi="宋体" w:cs="Times New Roman"/>
+          <w:color w:val="000000"/>
+          <w:kern w:val="0"/>
+          <w:sz w:val="24"/>
+          <w14:ligatures w14:val="none"/>
+        </w:rPr>
+        <w:t>义人和恶人</w:t>
+      </w:r>
+      <w:r>
+        <w:rPr>
+          <w:rFonts w:ascii="宋体" w:eastAsia="宋体" w:hAnsi="宋体" w:cs="Times New Roman" w:hint="eastAsia"/>
+          <w:color w:val="000000"/>
+          <w:kern w:val="0"/>
+          <w:sz w:val="24"/>
+          <w14:ligatures w14:val="none"/>
+        </w:rPr>
+        <w:t>”就是前面说的“</w:t>
+      </w:r>
+      <w:r>
+        <w:rPr>
+          <w:rFonts w:ascii="宋体" w:eastAsia="宋体" w:hAnsi="宋体" w:cs="Times New Roman"/>
+          <w:color w:val="000000"/>
+          <w:kern w:val="0"/>
+          <w:sz w:val="24"/>
+          <w14:ligatures w14:val="none"/>
+        </w:rPr>
+        <w:t>青树和枯树</w:t>
+      </w:r>
+      <w:r>
+        <w:rPr>
+          <w:rFonts w:ascii="宋体" w:eastAsia="宋体" w:hAnsi="宋体" w:cs="Times New Roman" w:hint="eastAsia"/>
+          <w:color w:val="000000"/>
+          <w:kern w:val="0"/>
+          <w:sz w:val="24"/>
+          <w14:ligatures w14:val="none"/>
+        </w:rPr>
+        <w:t>”。</w:t>
+      </w:r>
+    </w:p>
+    <w:p>
+      <w:pPr>
+        <w:widowControl/>
+        <w:tabs>
+          <w:tab w:val="left" w:pos="420"/>
+        </w:tabs>
+        <w:spacing w:after="120" w:line="257" w:lineRule="auto"/>
+        <w:jc w:val="both"/>
+        <w:rPr>
+          <w:rFonts w:ascii="宋体" w:eastAsia="宋体" w:hAnsi="宋体" w:cs="Times New Roman"/>
+          <w:color w:val="000000"/>
+          <w:kern w:val="0"/>
+          <w:sz w:val="24"/>
+          <w14:ligatures w14:val="none"/>
+        </w:rPr>
+      </w:pPr>
+      <w:r>
+        <w:rPr>
+          <w:rFonts w:ascii="宋体" w:eastAsia="宋体" w:hAnsi="宋体" w:cs="Times New Roman" w:hint="eastAsia"/>
+          <w:color w:val="000000"/>
+          <w:kern w:val="0"/>
+          <w:sz w:val="24"/>
+          <w14:ligatures w14:val="none"/>
+        </w:rPr>
+        <w:t>v4-5：“</w:t>
+      </w:r>
+      <w:r>
+        <w:rPr>
+          <w:rFonts w:ascii="宋体" w:eastAsia="宋体" w:hAnsi="宋体" w:cs="Times New Roman"/>
+          <w:color w:val="000000"/>
+          <w:kern w:val="0"/>
+          <w:sz w:val="24"/>
+          <w14:ligatures w14:val="none"/>
+        </w:rPr>
+        <w:t>耶和华已经拔刀出鞘</w:t>
+      </w:r>
+      <w:r>
+        <w:rPr>
+          <w:rFonts w:ascii="宋体" w:eastAsia="宋体" w:hAnsi="宋体" w:cs="Times New Roman" w:hint="eastAsia"/>
+          <w:color w:val="000000"/>
+          <w:kern w:val="0"/>
+          <w:sz w:val="24"/>
+          <w14:ligatures w14:val="none"/>
+        </w:rPr>
+        <w:t>”，圣经中经常用“刀”比喻神的审判，“</w:t>
+      </w:r>
+      <w:r>
+        <w:rPr>
+          <w:rFonts w:ascii="宋体" w:eastAsia="宋体" w:hAnsi="宋体" w:cs="Times New Roman"/>
+          <w:color w:val="000000"/>
+          <w:kern w:val="0"/>
+          <w:sz w:val="24"/>
+          <w14:ligatures w14:val="none"/>
+        </w:rPr>
+        <w:t>必不再入鞘</w:t>
+      </w:r>
+      <w:r>
+        <w:rPr>
+          <w:rFonts w:ascii="宋体" w:eastAsia="宋体" w:hAnsi="宋体" w:cs="Times New Roman" w:hint="eastAsia"/>
+          <w:color w:val="000000"/>
+          <w:kern w:val="0"/>
+          <w:sz w:val="24"/>
+          <w14:ligatures w14:val="none"/>
+        </w:rPr>
+        <w:t>”，事态已经非常严峻。</w:t>
+      </w:r>
+    </w:p>
+    <w:p>
+      <w:pPr>
+        <w:widowControl/>
+        <w:tabs>
+          <w:tab w:val="left" w:pos="420"/>
+        </w:tabs>
+        <w:spacing w:after="120" w:line="257" w:lineRule="auto"/>
+        <w:jc w:val="both"/>
+        <w:rPr>
+          <w:rFonts w:ascii="宋体" w:eastAsia="宋体" w:hAnsi="宋体" w:cs="Times New Roman" w:hint="eastAsia"/>
+          <w:color w:val="000000"/>
+          <w:kern w:val="0"/>
+          <w:sz w:val="24"/>
+          <w14:ligatures w14:val="none"/>
+        </w:rPr>
+      </w:pPr>
+      <w:r>
+        <w:rPr>
+          <w:rFonts w:ascii="宋体" w:eastAsia="宋体" w:hAnsi="宋体" w:cs="Times New Roman" w:hint="eastAsia"/>
+          <w:color w:val="000000"/>
+          <w:kern w:val="0"/>
+          <w:sz w:val="24"/>
+          <w14:ligatures w14:val="none"/>
+        </w:rPr>
+        <w:lastRenderedPageBreak/>
+        <w:t>v6-7：神要以西结扮演角色，展现灾难临到时的痛苦，“</w:t>
+      </w:r>
+      <w:r>
+        <w:rPr>
+          <w:rFonts w:ascii="宋体" w:eastAsia="宋体" w:hAnsi="宋体" w:cs="Times New Roman"/>
+          <w:color w:val="000000"/>
+          <w:kern w:val="0"/>
+          <w:sz w:val="24"/>
+          <w14:ligatures w14:val="none"/>
+        </w:rPr>
+        <w:t>弯着腰，苦苦地叹息。</w:t>
+      </w:r>
+      <w:r>
+        <w:rPr>
+          <w:rFonts w:ascii="宋体" w:eastAsia="宋体" w:hAnsi="宋体" w:cs="Times New Roman" w:hint="eastAsia"/>
+          <w:color w:val="000000"/>
+          <w:kern w:val="0"/>
+          <w:sz w:val="24"/>
+          <w14:ligatures w14:val="none"/>
+        </w:rPr>
+        <w:t>”让人能看到即将到来的灾难是非常严重的。</w:t>
+      </w:r>
+    </w:p>
+    <w:p>
+      <w:pPr>
+        <w:widowControl/>
+        <w:tabs>
+          <w:tab w:val="left" w:pos="420"/>
+        </w:tabs>
+        <w:spacing w:after="120" w:line="257" w:lineRule="auto"/>
+        <w:jc w:val="both"/>
         <w:rPr>
           <w:rFonts w:ascii="宋体" w:eastAsia="宋体" w:hAnsi="宋体" w:cs="Times New Roman"/>
           <w:b/>
@@ -41157,8 +44067,7 @@
           <w:sz w:val="24"/>
           <w14:ligatures w14:val="none"/>
         </w:rPr>
-        <w:t>他们父母</w:t>
-      </w:r>
+      </w:pPr>
       <w:r>
         <w:rPr>
           <w:rFonts w:ascii="宋体" w:eastAsia="宋体" w:hAnsi="宋体" w:cs="Times New Roman" w:hint="eastAsia"/>
@@ -41169,9 +44078,524 @@
           <w:sz w:val="24"/>
           <w14:ligatures w14:val="none"/>
         </w:rPr>
-        <w:t>的悖逆</w:t>
-      </w:r>
-      <w:r>
+        <w:t>三、</w:t>
+      </w:r>
+      <w:r>
+        <w:rPr>
+          <w:rFonts w:ascii="宋体" w:eastAsia="宋体" w:hAnsi="宋体" w:cs="Times New Roman" w:hint="eastAsia"/>
+          <w:b/>
+          <w:bCs/>
+          <w:color w:val="000000"/>
+          <w:kern w:val="0"/>
+          <w:sz w:val="24"/>
+          <w14:ligatures w14:val="none"/>
+        </w:rPr>
+        <w:t>vv21:8-17  耶和华的刀将带来的灾难</w:t>
+      </w:r>
+    </w:p>
+    <w:p>
+      <w:pPr>
+        <w:widowControl/>
+        <w:tabs>
+          <w:tab w:val="left" w:pos="420"/>
+        </w:tabs>
+        <w:spacing w:after="120" w:line="257" w:lineRule="auto"/>
+        <w:jc w:val="both"/>
+        <w:rPr>
+          <w:rFonts w:ascii="宋体" w:eastAsia="宋体" w:hAnsi="宋体" w:cs="Times New Roman" w:hint="eastAsia"/>
+          <w:color w:val="000000"/>
+          <w:kern w:val="0"/>
+          <w:sz w:val="24"/>
+          <w14:ligatures w14:val="none"/>
+        </w:rPr>
+      </w:pPr>
+      <w:r>
+        <w:rPr>
+          <w:rFonts w:ascii="宋体" w:eastAsia="宋体" w:hAnsi="宋体" w:cs="Times New Roman" w:hint="eastAsia"/>
+          <w:color w:val="000000"/>
+          <w:kern w:val="0"/>
+          <w:sz w:val="24"/>
+          <w14:ligatures w14:val="none"/>
+        </w:rPr>
+        <w:t>v8-10：“刀”指巴比伦。以西结警告，刀如闪电一样快。“我子”指犹大。“杖”指掌权的，</w:t>
+      </w:r>
+      <w:r>
+        <w:rPr>
+          <w:rFonts w:ascii="宋体" w:eastAsia="宋体" w:hAnsi="宋体" w:cs="Times New Roman" w:hint="eastAsia"/>
+          <w:color w:val="000000"/>
+          <w:kern w:val="0"/>
+          <w:sz w:val="24"/>
+          <w14:ligatures w14:val="none"/>
+        </w:rPr>
+        <w:t>大卫的宝座</w:t>
+      </w:r>
+      <w:r>
+        <w:rPr>
+          <w:rFonts w:ascii="宋体" w:eastAsia="宋体" w:hAnsi="宋体" w:cs="Times New Roman" w:hint="eastAsia"/>
+          <w:color w:val="000000"/>
+          <w:kern w:val="0"/>
+          <w:sz w:val="24"/>
+          <w14:ligatures w14:val="none"/>
+        </w:rPr>
+        <w:t>。“杖”被“</w:t>
+      </w:r>
+      <w:r>
+        <w:rPr>
+          <w:rFonts w:ascii="宋体" w:eastAsia="宋体" w:hAnsi="宋体" w:cs="Times New Roman" w:hint="eastAsia"/>
+          <w:color w:val="000000"/>
+          <w:kern w:val="0"/>
+          <w:sz w:val="24"/>
+          <w14:ligatures w14:val="none"/>
+        </w:rPr>
+        <w:t>刀</w:t>
+      </w:r>
+      <w:r>
+        <w:rPr>
+          <w:rFonts w:ascii="宋体" w:eastAsia="宋体" w:hAnsi="宋体" w:cs="Times New Roman" w:hint="eastAsia"/>
+          <w:color w:val="000000"/>
+          <w:kern w:val="0"/>
+          <w:sz w:val="24"/>
+          <w14:ligatures w14:val="none"/>
+        </w:rPr>
+        <w:t>”“藐视”。</w:t>
+      </w:r>
+      <w:r>
+        <w:rPr>
+          <w:rFonts w:ascii="宋体" w:eastAsia="宋体" w:hAnsi="宋体" w:cs="Times New Roman" w:hint="eastAsia"/>
+          <w:color w:val="000000"/>
+          <w:kern w:val="0"/>
+          <w:sz w:val="24"/>
+          <w14:ligatures w14:val="none"/>
+        </w:rPr>
+        <w:t>神要借着巴比伦惩罚犹大，不仅杀害百姓，连君王也被藐视，以色列人还能快乐吗？不可能。</w:t>
+      </w:r>
+    </w:p>
+    <w:p>
+      <w:pPr>
+        <w:widowControl/>
+        <w:tabs>
+          <w:tab w:val="left" w:pos="420"/>
+        </w:tabs>
+        <w:spacing w:after="120" w:line="257" w:lineRule="auto"/>
+        <w:ind w:leftChars="100" w:left="220"/>
+        <w:jc w:val="both"/>
+        <w:rPr>
+          <w:rFonts w:ascii="楷体" w:eastAsia="楷体" w:hAnsi="楷体" w:cs="Times New Roman" w:hint="eastAsia"/>
+          <w:color w:val="000000"/>
+          <w:kern w:val="0"/>
+          <w:sz w:val="24"/>
+          <w14:ligatures w14:val="none"/>
+        </w:rPr>
+      </w:pPr>
+      <w:r>
+        <w:rPr>
+          <w:rFonts w:ascii="楷体" w:eastAsia="楷体" w:hAnsi="楷体" w:cs="Times New Roman" w:hint="eastAsia"/>
+          <w:color w:val="000000"/>
+          <w:kern w:val="0"/>
+          <w:sz w:val="24"/>
+          <w14:ligatures w14:val="none"/>
+        </w:rPr>
+        <w:t>「创世纪49:9-10」：“犹大是个小狮子；我儿啊，你抓了食便上去。你屈下身去，卧如公狮，蹲如母狮，谁敢惹你？圭必不离犹大，杖必不离他两脚之间，直等细罗来到，万民都必归顺。”</w:t>
+      </w:r>
+    </w:p>
+    <w:p>
+      <w:pPr>
+        <w:widowControl/>
+        <w:tabs>
+          <w:tab w:val="left" w:pos="420"/>
+        </w:tabs>
+        <w:spacing w:after="120" w:line="257" w:lineRule="auto"/>
+        <w:jc w:val="both"/>
+        <w:rPr>
+          <w:rFonts w:ascii="宋体" w:eastAsia="宋体" w:hAnsi="宋体" w:cs="Times New Roman"/>
+          <w:color w:val="000000"/>
+          <w:kern w:val="0"/>
+          <w:sz w:val="24"/>
+          <w14:ligatures w14:val="none"/>
+        </w:rPr>
+      </w:pPr>
+      <w:r>
+        <w:rPr>
+          <w:rFonts w:ascii="宋体" w:eastAsia="宋体" w:hAnsi="宋体" w:cs="Times New Roman" w:hint="eastAsia"/>
+          <w:color w:val="000000"/>
+          <w:kern w:val="0"/>
+          <w:sz w:val="24"/>
+          <w14:ligatures w14:val="none"/>
+        </w:rPr>
+        <w:t>v12：“拍腿叹息”，非常痛苦。</w:t>
+      </w:r>
+    </w:p>
+    <w:p>
+      <w:pPr>
+        <w:widowControl/>
+        <w:tabs>
+          <w:tab w:val="left" w:pos="420"/>
+        </w:tabs>
+        <w:spacing w:after="120" w:line="257" w:lineRule="auto"/>
+        <w:jc w:val="both"/>
+        <w:rPr>
+          <w:rFonts w:ascii="宋体" w:eastAsia="宋体" w:hAnsi="宋体" w:cs="Times New Roman"/>
+          <w:color w:val="000000"/>
+          <w:kern w:val="0"/>
+          <w:sz w:val="24"/>
+          <w14:ligatures w14:val="none"/>
+        </w:rPr>
+      </w:pPr>
+      <w:r>
+        <w:rPr>
+          <w:rFonts w:ascii="宋体" w:eastAsia="宋体" w:hAnsi="宋体" w:cs="Times New Roman" w:hint="eastAsia"/>
+          <w:color w:val="000000"/>
+          <w:kern w:val="0"/>
+          <w:sz w:val="24"/>
+          <w14:ligatures w14:val="none"/>
+        </w:rPr>
+        <w:t>v13：“</w:t>
+      </w:r>
+      <w:r>
+        <w:rPr>
+          <w:rFonts w:ascii="宋体" w:eastAsia="宋体" w:hAnsi="宋体" w:cs="Times New Roman"/>
+          <w:color w:val="000000"/>
+          <w:kern w:val="0"/>
+          <w:sz w:val="24"/>
+          <w14:ligatures w14:val="none"/>
+        </w:rPr>
+        <w:t>有试验的事</w:t>
+      </w:r>
+      <w:r>
+        <w:rPr>
+          <w:rFonts w:ascii="宋体" w:eastAsia="宋体" w:hAnsi="宋体" w:cs="Times New Roman" w:hint="eastAsia"/>
+          <w:color w:val="000000"/>
+          <w:kern w:val="0"/>
+          <w:sz w:val="24"/>
+          <w14:ligatures w14:val="none"/>
+        </w:rPr>
+        <w:t>”，神因犹太人犯罪，而试验他的选民</w:t>
+      </w:r>
+      <w:r>
+        <w:rPr>
+          <w:rFonts w:ascii="宋体" w:eastAsia="宋体" w:hAnsi="宋体" w:cs="Times New Roman" w:hint="eastAsia"/>
+          <w:color w:val="000000"/>
+          <w:kern w:val="0"/>
+          <w:sz w:val="24"/>
+          <w14:ligatures w14:val="none"/>
+        </w:rPr>
+        <w:t>，包括“</w:t>
+      </w:r>
+      <w:r>
+        <w:rPr>
+          <w:rFonts w:ascii="宋体" w:eastAsia="宋体" w:hAnsi="宋体" w:cs="Times New Roman"/>
+          <w:color w:val="000000"/>
+          <w:kern w:val="0"/>
+          <w:sz w:val="24"/>
+          <w14:ligatures w14:val="none"/>
+        </w:rPr>
+        <w:t>百姓和以色列一切的首领</w:t>
+      </w:r>
+      <w:r>
+        <w:rPr>
+          <w:rFonts w:ascii="宋体" w:eastAsia="宋体" w:hAnsi="宋体" w:cs="Times New Roman" w:hint="eastAsia"/>
+          <w:color w:val="000000"/>
+          <w:kern w:val="0"/>
+          <w:sz w:val="24"/>
+          <w14:ligatures w14:val="none"/>
+        </w:rPr>
+        <w:t>”</w:t>
+      </w:r>
+      <w:r>
+        <w:rPr>
+          <w:rFonts w:ascii="宋体" w:eastAsia="宋体" w:hAnsi="宋体" w:cs="Times New Roman" w:hint="eastAsia"/>
+          <w:color w:val="000000"/>
+          <w:kern w:val="0"/>
+          <w:sz w:val="24"/>
+          <w14:ligatures w14:val="none"/>
+        </w:rPr>
+        <w:t>。“</w:t>
+      </w:r>
+      <w:r>
+        <w:rPr>
+          <w:rFonts w:ascii="宋体" w:eastAsia="宋体" w:hAnsi="宋体" w:cs="Times New Roman"/>
+          <w:color w:val="000000"/>
+          <w:kern w:val="0"/>
+          <w:sz w:val="24"/>
+          <w14:ligatures w14:val="none"/>
+        </w:rPr>
+        <w:t>若那藐视的杖归于无有</w:t>
+      </w:r>
+      <w:r>
+        <w:rPr>
+          <w:rFonts w:ascii="宋体" w:eastAsia="宋体" w:hAnsi="宋体" w:cs="Times New Roman" w:hint="eastAsia"/>
+          <w:color w:val="000000"/>
+          <w:kern w:val="0"/>
+          <w:sz w:val="24"/>
+          <w14:ligatures w14:val="none"/>
+        </w:rPr>
+        <w:t>”，另有翻译为“</w:t>
+      </w:r>
+      <w:r>
+        <w:rPr>
+          <w:rFonts w:ascii="宋体" w:eastAsia="宋体" w:hAnsi="宋体" w:cs="Times New Roman"/>
+          <w:color w:val="000000"/>
+          <w:kern w:val="0"/>
+          <w:sz w:val="24"/>
+          <w14:ligatures w14:val="none"/>
+        </w:rPr>
+        <w:t>这刀所鄙视的权杖若不复存在</w:t>
+      </w:r>
+      <w:r>
+        <w:rPr>
+          <w:rFonts w:ascii="宋体" w:eastAsia="宋体" w:hAnsi="宋体" w:cs="Times New Roman" w:hint="eastAsia"/>
+          <w:color w:val="000000"/>
+          <w:kern w:val="0"/>
+          <w:sz w:val="24"/>
+          <w14:ligatures w14:val="none"/>
+        </w:rPr>
+        <w:t>”，如果犹大的大卫王朝都被藐视，归为无有，该怎么办呢？</w:t>
+      </w:r>
+    </w:p>
+    <w:p>
+      <w:pPr>
+        <w:widowControl/>
+        <w:tabs>
+          <w:tab w:val="left" w:pos="420"/>
+        </w:tabs>
+        <w:spacing w:after="120" w:line="257" w:lineRule="auto"/>
+        <w:jc w:val="both"/>
+        <w:rPr>
+          <w:rFonts w:ascii="宋体" w:eastAsia="宋体" w:hAnsi="宋体" w:cs="Times New Roman"/>
+          <w:color w:val="000000"/>
+          <w:kern w:val="0"/>
+          <w:sz w:val="24"/>
+          <w14:ligatures w14:val="none"/>
+        </w:rPr>
+      </w:pPr>
+      <w:r>
+        <w:rPr>
+          <w:rFonts w:ascii="宋体" w:eastAsia="宋体" w:hAnsi="宋体" w:cs="Times New Roman" w:hint="eastAsia"/>
+          <w:color w:val="000000"/>
+          <w:kern w:val="0"/>
+          <w:sz w:val="24"/>
+          <w14:ligatures w14:val="none"/>
+        </w:rPr>
+        <w:t>在这一段中以西结宣告灾难即将到来，</w:t>
+      </w:r>
+      <w:r>
+        <w:rPr>
+          <w:rFonts w:ascii="宋体" w:eastAsia="宋体" w:hAnsi="宋体" w:cs="Times New Roman" w:hint="eastAsia"/>
+          <w:color w:val="000000"/>
+          <w:kern w:val="0"/>
+          <w:sz w:val="24"/>
+          <w14:ligatures w14:val="none"/>
+        </w:rPr>
+        <w:t>连君王都要被惩罚，被掳去。</w:t>
+      </w:r>
+      <w:r>
+        <w:rPr>
+          <w:rFonts w:ascii="宋体" w:eastAsia="宋体" w:hAnsi="宋体" w:cs="Times New Roman" w:hint="eastAsia"/>
+          <w:color w:val="000000"/>
+          <w:kern w:val="0"/>
+          <w:sz w:val="24"/>
+          <w14:ligatures w14:val="none"/>
+        </w:rPr>
+        <w:t>还只是对将来的预言，但之后不久，灾难就临到了。主前586年8月14日，巴比伦尼布甲尼撒再次攻打耶路撒冷。事情发生五个月后（主前585年），消息才传到巴比伦被掳的犹太人当中。</w:t>
+      </w:r>
+    </w:p>
+    <w:p>
+      <w:pPr>
+        <w:widowControl/>
+        <w:tabs>
+          <w:tab w:val="left" w:pos="420"/>
+        </w:tabs>
+        <w:spacing w:after="120" w:line="257" w:lineRule="auto"/>
+        <w:ind w:leftChars="100" w:left="220"/>
+        <w:jc w:val="both"/>
+        <w:rPr>
+          <w:rFonts w:ascii="楷体" w:eastAsia="楷体" w:hAnsi="楷体" w:cs="Times New Roman"/>
+          <w:color w:val="000000"/>
+          <w:kern w:val="0"/>
+          <w:sz w:val="24"/>
+          <w14:ligatures w14:val="none"/>
+        </w:rPr>
+      </w:pPr>
+      <w:r>
+        <w:rPr>
+          <w:rFonts w:ascii="楷体" w:eastAsia="楷体" w:hAnsi="楷体" w:cs="Times New Roman" w:hint="eastAsia"/>
+          <w:color w:val="000000"/>
+          <w:kern w:val="0"/>
+          <w:sz w:val="24"/>
+          <w14:ligatures w14:val="none"/>
+        </w:rPr>
+        <w:t>「以西结书33:21-22」：“</w:t>
+      </w:r>
+      <w:r>
+        <w:rPr>
+          <w:rFonts w:ascii="楷体" w:eastAsia="楷体" w:hAnsi="楷体" w:cs="Times New Roman"/>
+          <w:color w:val="000000"/>
+          <w:kern w:val="0"/>
+          <w:sz w:val="24"/>
+          <w14:ligatures w14:val="none"/>
+        </w:rPr>
+        <w:t>我们被掳之后十二年十月初五日，有人从耶路撒冷逃到我这里，说：「城已攻破。」逃来的人未到前一日的晚上，耶和华的灵降在我身上，开我的口。到第二日早晨，那人来到我这里，我口就开了，不再缄默。</w:t>
+      </w:r>
+      <w:r>
+        <w:rPr>
+          <w:rFonts w:ascii="楷体" w:eastAsia="楷体" w:hAnsi="楷体" w:cs="Times New Roman" w:hint="eastAsia"/>
+          <w:color w:val="000000"/>
+          <w:kern w:val="0"/>
+          <w:sz w:val="24"/>
+          <w14:ligatures w14:val="none"/>
+        </w:rPr>
+        <w:t>”</w:t>
+      </w:r>
+    </w:p>
+    <w:p>
+      <w:pPr>
+        <w:widowControl/>
+        <w:tabs>
+          <w:tab w:val="left" w:pos="420"/>
+        </w:tabs>
+        <w:spacing w:after="120" w:line="257" w:lineRule="auto"/>
+        <w:jc w:val="both"/>
+        <w:rPr>
+          <w:rFonts w:ascii="宋体" w:eastAsia="宋体" w:hAnsi="宋体" w:cs="Times New Roman"/>
+          <w:color w:val="000000"/>
+          <w:kern w:val="0"/>
+          <w:sz w:val="24"/>
+          <w14:ligatures w14:val="none"/>
+        </w:rPr>
+      </w:pPr>
+      <w:r>
+        <w:rPr>
+          <w:rFonts w:ascii="宋体" w:eastAsia="宋体" w:hAnsi="宋体" w:cs="Times New Roman" w:hint="eastAsia"/>
+          <w:color w:val="000000"/>
+          <w:kern w:val="0"/>
+          <w:sz w:val="24"/>
+          <w14:ligatures w14:val="none"/>
+        </w:rPr>
+        <w:t>神不仅用以西结宣告审判，还给世人盼望。「</w:t>
+      </w:r>
+      <w:r>
+        <w:rPr>
+          <w:rFonts w:ascii="宋体" w:eastAsia="宋体" w:hAnsi="宋体" w:cs="Times New Roman" w:hint="eastAsia"/>
+          <w:color w:val="000000"/>
+          <w:kern w:val="0"/>
+          <w:sz w:val="24"/>
+          <w14:ligatures w14:val="none"/>
+        </w:rPr>
+        <w:t>创世纪</w:t>
+      </w:r>
+      <w:r>
+        <w:rPr>
+          <w:rFonts w:ascii="宋体" w:eastAsia="宋体" w:hAnsi="宋体" w:cs="Times New Roman" w:hint="eastAsia"/>
+          <w:color w:val="000000"/>
+          <w:kern w:val="0"/>
+          <w:sz w:val="24"/>
+          <w14:ligatures w14:val="none"/>
+        </w:rPr>
+        <w:t>」雅各的祝福告诉世人，弥赛亚还会回来。</w:t>
+      </w:r>
+    </w:p>
+    <w:p>
+      <w:pPr>
+        <w:widowControl/>
+        <w:tabs>
+          <w:tab w:val="left" w:pos="420"/>
+        </w:tabs>
+        <w:spacing w:after="120" w:line="257" w:lineRule="auto"/>
+        <w:jc w:val="both"/>
+        <w:rPr>
+          <w:rFonts w:ascii="宋体" w:eastAsia="宋体" w:hAnsi="宋体" w:cs="Times New Roman" w:hint="eastAsia"/>
+          <w:color w:val="000000"/>
+          <w:kern w:val="0"/>
+          <w:sz w:val="24"/>
+          <w14:ligatures w14:val="none"/>
+        </w:rPr>
+      </w:pPr>
+      <w:r>
+        <w:rPr>
+          <w:rFonts w:ascii="宋体" w:eastAsia="宋体" w:hAnsi="宋体" w:cs="Times New Roman" w:hint="eastAsia"/>
+          <w:color w:val="000000"/>
+          <w:kern w:val="0"/>
+          <w:sz w:val="24"/>
+          <w14:ligatures w14:val="none"/>
+        </w:rPr>
+        <w:t>v14：“</w:t>
+      </w:r>
+      <w:r>
+        <w:rPr>
+          <w:rFonts w:ascii="宋体" w:eastAsia="宋体" w:hAnsi="宋体" w:cs="Times New Roman"/>
+          <w:color w:val="000000"/>
+          <w:kern w:val="0"/>
+          <w:sz w:val="24"/>
+          <w14:ligatures w14:val="none"/>
+        </w:rPr>
+        <w:t>一连三次</w:t>
+      </w:r>
+      <w:r>
+        <w:rPr>
+          <w:rFonts w:ascii="宋体" w:eastAsia="宋体" w:hAnsi="宋体" w:cs="Times New Roman" w:hint="eastAsia"/>
+          <w:color w:val="000000"/>
+          <w:kern w:val="0"/>
+          <w:sz w:val="24"/>
+          <w14:ligatures w14:val="none"/>
+        </w:rPr>
+        <w:t>”，预言巴比伦要三次进攻耶路撒冷，历史应验了这个预言，分别是主前605、主前597和</w:t>
+      </w:r>
+      <w:r>
+        <w:rPr>
+          <w:rFonts w:ascii="宋体" w:eastAsia="宋体" w:hAnsi="宋体" w:cs="Times New Roman" w:hint="eastAsia"/>
+          <w:color w:val="000000"/>
+          <w:kern w:val="0"/>
+          <w:sz w:val="24"/>
+          <w14:ligatures w14:val="none"/>
+        </w:rPr>
+        <w:t>主前</w:t>
+      </w:r>
+      <w:r>
+        <w:rPr>
+          <w:rFonts w:ascii="宋体" w:eastAsia="宋体" w:hAnsi="宋体" w:cs="Times New Roman" w:hint="eastAsia"/>
+          <w:color w:val="000000"/>
+          <w:kern w:val="0"/>
+          <w:sz w:val="24"/>
+          <w14:ligatures w14:val="none"/>
+        </w:rPr>
+        <w:t>586年。</w:t>
+      </w:r>
+    </w:p>
+    <w:p>
+      <w:pPr>
+        <w:widowControl/>
+        <w:tabs>
+          <w:tab w:val="left" w:pos="420"/>
+        </w:tabs>
+        <w:spacing w:after="120" w:line="257" w:lineRule="auto"/>
+        <w:jc w:val="both"/>
+        <w:rPr>
+          <w:rFonts w:ascii="宋体" w:eastAsia="宋体" w:hAnsi="宋体" w:cs="Times New Roman" w:hint="eastAsia"/>
+          <w:color w:val="000000"/>
+          <w:kern w:val="0"/>
+          <w:sz w:val="24"/>
+          <w14:ligatures w14:val="none"/>
+        </w:rPr>
+      </w:pPr>
+      <w:r>
+        <w:rPr>
+          <w:rFonts w:ascii="宋体" w:eastAsia="宋体" w:hAnsi="宋体" w:cs="Times New Roman" w:hint="eastAsia"/>
+          <w:color w:val="000000"/>
+          <w:kern w:val="0"/>
+          <w:sz w:val="24"/>
+          <w14:ligatures w14:val="none"/>
+        </w:rPr>
+        <w:t>v15-17：具体藐视神怎样将审判降临耶路撒冷。</w:t>
+      </w:r>
+    </w:p>
+    <w:p>
+      <w:pPr>
+        <w:widowControl/>
+        <w:tabs>
+          <w:tab w:val="left" w:pos="420"/>
+        </w:tabs>
+        <w:spacing w:after="120" w:line="257" w:lineRule="auto"/>
+        <w:jc w:val="both"/>
         <w:rPr>
           <w:rFonts w:ascii="宋体" w:eastAsia="宋体" w:hAnsi="宋体" w:cs="Times New Roman"/>
           <w:b/>
@@ -41181,17 +44605,39 @@
           <w:sz w:val="24"/>
           <w14:ligatures w14:val="none"/>
         </w:rPr>
-        <w:t>。</w:t>
-      </w:r>
-    </w:p>
-    <w:p>
-      <w:pPr>
-        <w:widowControl/>
-        <w:tabs>
-          <w:tab w:val="left" w:pos="420"/>
-        </w:tabs>
-        <w:spacing w:after="120" w:line="257" w:lineRule="auto"/>
-        <w:ind w:firstLine="198"/>
+      </w:pPr>
+      <w:r>
+        <w:rPr>
+          <w:rFonts w:ascii="宋体" w:eastAsia="宋体" w:hAnsi="宋体" w:cs="Times New Roman" w:hint="eastAsia"/>
+          <w:b/>
+          <w:bCs/>
+          <w:color w:val="000000"/>
+          <w:kern w:val="0"/>
+          <w:sz w:val="24"/>
+          <w14:ligatures w14:val="none"/>
+        </w:rPr>
+        <w:t>四、</w:t>
+      </w:r>
+      <w:r>
+        <w:rPr>
+          <w:rFonts w:ascii="宋体" w:eastAsia="宋体" w:hAnsi="宋体" w:cs="Times New Roman" w:hint="eastAsia"/>
+          <w:b/>
+          <w:bCs/>
+          <w:color w:val="000000"/>
+          <w:kern w:val="0"/>
+          <w:sz w:val="24"/>
+          <w14:ligatures w14:val="none"/>
+        </w:rPr>
+        <w:t>vv21:18-24  犹大的坚固城耶路撒冷被神审判的原因</w:t>
+      </w:r>
+    </w:p>
+    <w:p>
+      <w:pPr>
+        <w:widowControl/>
+        <w:tabs>
+          <w:tab w:val="left" w:pos="420"/>
+        </w:tabs>
+        <w:spacing w:after="120" w:line="257" w:lineRule="auto"/>
         <w:jc w:val="both"/>
         <w:rPr>
           <w:rFonts w:ascii="宋体" w:eastAsia="宋体" w:hAnsi="宋体" w:cs="Times New Roman"/>
@@ -41209,7 +44655,7 @@
           <w:sz w:val="24"/>
           <w14:ligatures w14:val="none"/>
         </w:rPr>
-        <w:t>“</w:t>
+        <w:t>v18-20：巴比伦南下可以有两条路走，左边一条进攻</w:t>
       </w:r>
       <w:r>
         <w:rPr>
@@ -41219,47 +44665,84 @@
           <w:sz w:val="24"/>
           <w14:ligatures w14:val="none"/>
         </w:rPr>
-        <w:t>我在旷野对他们的儿女说</w:t>
-      </w:r>
-      <w:r>
-        <w:rPr>
-          <w:rFonts w:ascii="宋体" w:eastAsia="宋体" w:hAnsi="宋体" w:cs="Times New Roman" w:hint="eastAsia"/>
-          <w:color w:val="000000"/>
-          <w:kern w:val="0"/>
-          <w:sz w:val="24"/>
-          <w14:ligatures w14:val="none"/>
-        </w:rPr>
-        <w:t>”，神警告</w:t>
-      </w:r>
-      <w:r>
-        <w:rPr>
-          <w:rFonts w:ascii="宋体" w:eastAsia="宋体" w:hAnsi="宋体" w:cs="Times New Roman" w:hint="eastAsia"/>
-          <w:color w:val="000000"/>
-          <w:kern w:val="0"/>
-          <w:sz w:val="24"/>
-          <w14:ligatures w14:val="none"/>
-        </w:rPr>
-        <w:t>下一代</w:t>
-      </w:r>
-      <w:r>
-        <w:rPr>
-          <w:rFonts w:ascii="宋体" w:eastAsia="宋体" w:hAnsi="宋体" w:cs="Times New Roman" w:hint="eastAsia"/>
-          <w:color w:val="000000"/>
-          <w:kern w:val="0"/>
-          <w:sz w:val="24"/>
-          <w14:ligatures w14:val="none"/>
-        </w:rPr>
-        <w:t>，可他们还是效法他们的父亲。</w:t>
-      </w:r>
-    </w:p>
-    <w:p>
-      <w:pPr>
-        <w:widowControl/>
-        <w:tabs>
-          <w:tab w:val="left" w:pos="420"/>
-        </w:tabs>
-        <w:spacing w:after="120" w:line="257" w:lineRule="auto"/>
-        <w:ind w:firstLine="198"/>
+        <w:t>亚扪</w:t>
+      </w:r>
+      <w:r>
+        <w:rPr>
+          <w:rFonts w:ascii="宋体" w:eastAsia="宋体" w:hAnsi="宋体" w:cs="Times New Roman" w:hint="eastAsia"/>
+          <w:color w:val="000000"/>
+          <w:kern w:val="0"/>
+          <w:sz w:val="24"/>
+          <w14:ligatures w14:val="none"/>
+        </w:rPr>
+        <w:t>，后者从右边加利利下来，进攻耶路撒冷。可见巴比伦的攻击背后是神在掌控。以赛亚也预告了这件事。</w:t>
+      </w:r>
+    </w:p>
+    <w:p>
+      <w:pPr>
+        <w:widowControl/>
+        <w:tabs>
+          <w:tab w:val="left" w:pos="420"/>
+        </w:tabs>
+        <w:spacing w:after="120" w:line="257" w:lineRule="auto"/>
+        <w:ind w:leftChars="100" w:left="220"/>
+        <w:jc w:val="both"/>
+        <w:rPr>
+          <w:rFonts w:ascii="楷体" w:eastAsia="楷体" w:hAnsi="楷体" w:cs="Times New Roman" w:hint="eastAsia"/>
+          <w:color w:val="000000"/>
+          <w:kern w:val="0"/>
+          <w:sz w:val="24"/>
+          <w14:ligatures w14:val="none"/>
+        </w:rPr>
+      </w:pPr>
+      <w:r>
+        <w:rPr>
+          <w:rFonts w:ascii="楷体" w:eastAsia="楷体" w:hAnsi="楷体" w:cs="Times New Roman" w:hint="eastAsia"/>
+          <w:color w:val="000000"/>
+          <w:kern w:val="0"/>
+          <w:sz w:val="24"/>
+          <w14:ligatures w14:val="none"/>
+        </w:rPr>
+        <w:t>「以赛亚书9:1」：“</w:t>
+      </w:r>
+      <w:r>
+        <w:rPr>
+          <w:rFonts w:ascii="楷体" w:eastAsia="楷体" w:hAnsi="楷体" w:cs="Times New Roman"/>
+          <w:color w:val="000000"/>
+          <w:kern w:val="0"/>
+          <w:sz w:val="24"/>
+          <w14:ligatures w14:val="none"/>
+        </w:rPr>
+        <w:t>从前　神使西布伦地和拿弗他利地被藐视，末后却使这沿海的路，约旦河外，外邦人的加利利地得着荣耀。</w:t>
+      </w:r>
+      <w:r>
+        <w:rPr>
+          <w:rFonts w:ascii="楷体" w:eastAsia="楷体" w:hAnsi="楷体" w:cs="Times New Roman" w:hint="eastAsia"/>
+          <w:color w:val="000000"/>
+          <w:kern w:val="0"/>
+          <w:sz w:val="24"/>
+          <w14:ligatures w14:val="none"/>
+        </w:rPr>
+        <w:t>在黑暗中行走的百姓看见了大光；住在死荫之地的人有光照耀他们。</w:t>
+      </w:r>
+      <w:r>
+        <w:rPr>
+          <w:rFonts w:ascii="楷体" w:eastAsia="楷体" w:hAnsi="楷体" w:cs="Times New Roman" w:hint="eastAsia"/>
+          <w:color w:val="000000"/>
+          <w:kern w:val="0"/>
+          <w:sz w:val="24"/>
+          <w14:ligatures w14:val="none"/>
+        </w:rPr>
+        <w:t>”</w:t>
+      </w:r>
+    </w:p>
+    <w:p>
+      <w:pPr>
+        <w:widowControl/>
+        <w:tabs>
+          <w:tab w:val="left" w:pos="420"/>
+        </w:tabs>
+        <w:spacing w:after="120" w:line="257" w:lineRule="auto"/>
         <w:jc w:val="both"/>
         <w:rPr>
           <w:rFonts w:ascii="宋体" w:eastAsia="宋体" w:hAnsi="宋体" w:cs="Times New Roman"/>
@@ -41271,52 +44754,51 @@
       </w:pPr>
       <w:r>
         <w:rPr>
-          <w:rFonts w:ascii="宋体" w:eastAsia="宋体" w:hAnsi="宋体" w:cs="Times New Roman" w:hint="eastAsia"/>
-          <w:color w:val="000000"/>
-          <w:kern w:val="0"/>
-          <w:sz w:val="24"/>
-          <w14:ligatures w14:val="none"/>
-        </w:rPr>
-        <w:t>“</w:t>
-      </w:r>
-      <w:r>
-        <w:rPr>
           <w:rFonts w:ascii="宋体" w:eastAsia="宋体" w:hAnsi="宋体" w:cs="Times New Roman"/>
           <w:color w:val="000000"/>
           <w:kern w:val="0"/>
           <w:sz w:val="24"/>
           <w14:ligatures w14:val="none"/>
         </w:rPr>
-        <w:t>并且我在旷野向他们起誓，必将他们分散在列国，四散在列邦；</w:t>
-      </w:r>
-      <w:r>
-        <w:rPr>
-          <w:rFonts w:ascii="宋体" w:eastAsia="宋体" w:hAnsi="宋体" w:cs="Times New Roman" w:hint="eastAsia"/>
-          <w:color w:val="000000"/>
-          <w:kern w:val="0"/>
-          <w:sz w:val="24"/>
-          <w14:ligatures w14:val="none"/>
-        </w:rPr>
-        <w:t>”他们要承担悖逆的后果。只有听神的话，才有力量有盼望。</w:t>
-      </w:r>
-    </w:p>
-    <w:p>
-      <w:pPr>
-        <w:widowControl/>
-        <w:tabs>
-          <w:tab w:val="left" w:pos="420"/>
-        </w:tabs>
-        <w:spacing w:after="120" w:line="257" w:lineRule="auto"/>
-        <w:ind w:firstLine="198"/>
-        <w:jc w:val="both"/>
-        <w:rPr>
-          <w:rFonts w:ascii="宋体" w:eastAsia="宋体" w:hAnsi="宋体" w:cs="Times New Roman" w:hint="eastAsia"/>
-          <w:color w:val="000000"/>
-          <w:kern w:val="0"/>
-          <w:sz w:val="24"/>
-          <w14:ligatures w14:val="none"/>
-        </w:rPr>
-      </w:pPr>
+        <w:t>西布伦地和拿弗他利</w:t>
+      </w:r>
+      <w:r>
+        <w:rPr>
+          <w:rFonts w:ascii="宋体" w:eastAsia="宋体" w:hAnsi="宋体" w:cs="Times New Roman" w:hint="eastAsia"/>
+          <w:color w:val="000000"/>
+          <w:kern w:val="0"/>
+          <w:sz w:val="24"/>
+          <w14:ligatures w14:val="none"/>
+        </w:rPr>
+        <w:t>在加利利北边，战争来时，百姓如在黑暗中行走。但弥赛亚将来也是从这里来到世上，他们看到了大光。</w:t>
+      </w:r>
+    </w:p>
+    <w:p>
+      <w:pPr>
+        <w:widowControl/>
+        <w:tabs>
+          <w:tab w:val="left" w:pos="420"/>
+        </w:tabs>
+        <w:spacing w:after="120" w:line="257" w:lineRule="auto"/>
+        <w:jc w:val="both"/>
+        <w:rPr>
+          <w:rFonts w:ascii="宋体" w:eastAsia="宋体" w:hAnsi="宋体" w:cs="Times New Roman" w:hint="eastAsia"/>
+          <w:color w:val="000000"/>
+          <w:kern w:val="0"/>
+          <w:sz w:val="24"/>
+          <w14:ligatures w14:val="none"/>
+        </w:rPr>
+      </w:pPr>
+      <w:r>
+        <w:rPr>
+          <w:rFonts w:ascii="宋体" w:eastAsia="宋体" w:hAnsi="宋体" w:cs="Times New Roman" w:hint="eastAsia"/>
+          <w:color w:val="000000"/>
+          <w:kern w:val="0"/>
+          <w:sz w:val="24"/>
+          <w14:ligatures w14:val="none"/>
+        </w:rPr>
+        <w:t>v21：“</w:t>
+      </w:r>
       <w:r>
         <w:rPr>
           <w:rFonts w:ascii="宋体" w:eastAsia="宋体" w:hAnsi="宋体" w:cs="Times New Roman"/>
@@ -41325,9 +44807,27 @@
           <w:sz w:val="24"/>
           <w14:ligatures w14:val="none"/>
         </w:rPr>
-        <w:t>“</w:t>
-      </w:r>
-      <w:r>
+        <w:t>他摇签求问神像</w:t>
+      </w:r>
+      <w:r>
+        <w:rPr>
+          <w:rFonts w:ascii="宋体" w:eastAsia="宋体" w:hAnsi="宋体" w:cs="Times New Roman" w:hint="eastAsia"/>
+          <w:color w:val="000000"/>
+          <w:kern w:val="0"/>
+          <w:sz w:val="24"/>
+          <w14:ligatures w14:val="none"/>
+        </w:rPr>
+        <w:t>”，尼布甲尼撒在打仗时要求问他们的神明，但一切都是神所规定的。可见神掌控一切。</w:t>
+      </w:r>
+    </w:p>
+    <w:p>
+      <w:pPr>
+        <w:widowControl/>
+        <w:tabs>
+          <w:tab w:val="left" w:pos="420"/>
+        </w:tabs>
+        <w:spacing w:after="120" w:line="257" w:lineRule="auto"/>
+        <w:jc w:val="both"/>
         <w:rPr>
           <w:rFonts w:ascii="宋体" w:eastAsia="宋体" w:hAnsi="宋体" w:cs="Times New Roman"/>
           <w:color w:val="000000"/>
@@ -41335,9 +44835,37 @@
           <w:sz w:val="24"/>
           <w14:ligatures w14:val="none"/>
         </w:rPr>
-        <w:t>他们将一切头生的经火</w:t>
-      </w:r>
-      <w:r>
+      </w:pPr>
+      <w:r>
+        <w:rPr>
+          <w:rFonts w:ascii="宋体" w:eastAsia="宋体" w:hAnsi="宋体" w:cs="Times New Roman" w:hint="eastAsia"/>
+          <w:color w:val="000000"/>
+          <w:kern w:val="0"/>
+          <w:sz w:val="24"/>
+          <w14:ligatures w14:val="none"/>
+        </w:rPr>
+        <w:lastRenderedPageBreak/>
+        <w:t>v22：</w:t>
+      </w:r>
+      <w:r>
+        <w:rPr>
+          <w:rFonts w:ascii="宋体" w:eastAsia="宋体" w:hAnsi="宋体" w:cs="Times New Roman" w:hint="eastAsia"/>
+          <w:color w:val="000000"/>
+          <w:kern w:val="0"/>
+          <w:sz w:val="24"/>
+          <w14:ligatures w14:val="none"/>
+        </w:rPr>
+        <w:t>求问的结果是先攻打耶路撒冷。</w:t>
+      </w:r>
+    </w:p>
+    <w:p>
+      <w:pPr>
+        <w:widowControl/>
+        <w:tabs>
+          <w:tab w:val="left" w:pos="420"/>
+        </w:tabs>
+        <w:spacing w:after="120" w:line="257" w:lineRule="auto"/>
+        <w:jc w:val="both"/>
         <w:rPr>
           <w:rFonts w:ascii="宋体" w:eastAsia="宋体" w:hAnsi="宋体" w:cs="Times New Roman"/>
           <w:color w:val="000000"/>
@@ -41345,27 +44873,84 @@
           <w:sz w:val="24"/>
           <w14:ligatures w14:val="none"/>
         </w:rPr>
-        <w:t>”，</w:t>
-      </w:r>
-      <w:r>
-        <w:rPr>
-          <w:rFonts w:ascii="宋体" w:eastAsia="宋体" w:hAnsi="宋体" w:cs="Times New Roman" w:hint="eastAsia"/>
-          <w:color w:val="000000"/>
-          <w:kern w:val="0"/>
-          <w:sz w:val="24"/>
-          <w14:ligatures w14:val="none"/>
-        </w:rPr>
-        <w:t>神例举</w:t>
-      </w:r>
-      <w:r>
-        <w:rPr>
-          <w:rFonts w:ascii="宋体" w:eastAsia="宋体" w:hAnsi="宋体" w:cs="Times New Roman"/>
-          <w:color w:val="000000"/>
-          <w:kern w:val="0"/>
-          <w:sz w:val="24"/>
-          <w14:ligatures w14:val="none"/>
-        </w:rPr>
-        <w:t>以色列人所行的可憎的事情。</w:t>
+      </w:pPr>
+      <w:r>
+        <w:rPr>
+          <w:rFonts w:ascii="宋体" w:eastAsia="宋体" w:hAnsi="宋体" w:cs="Times New Roman" w:hint="eastAsia"/>
+          <w:color w:val="000000"/>
+          <w:kern w:val="0"/>
+          <w:sz w:val="24"/>
+          <w14:ligatures w14:val="none"/>
+        </w:rPr>
+        <w:t>v23-24：面对尼布甲尼撒的进攻，宣誓向巴比伦效忠的犹太人要思考：他们到底犯了什么罪，使得巴比伦要来攻打他们？</w:t>
+      </w:r>
+    </w:p>
+    <w:p>
+      <w:pPr>
+        <w:widowControl/>
+        <w:tabs>
+          <w:tab w:val="left" w:pos="420"/>
+        </w:tabs>
+        <w:spacing w:after="120" w:line="257" w:lineRule="auto"/>
+        <w:ind w:leftChars="100" w:left="220"/>
+        <w:jc w:val="both"/>
+        <w:rPr>
+          <w:rFonts w:ascii="楷体" w:eastAsia="楷体" w:hAnsi="楷体" w:cs="Times New Roman" w:hint="eastAsia"/>
+          <w:color w:val="000000"/>
+          <w:kern w:val="0"/>
+          <w:sz w:val="24"/>
+          <w14:ligatures w14:val="none"/>
+        </w:rPr>
+      </w:pPr>
+      <w:r>
+        <w:rPr>
+          <w:rFonts w:ascii="楷体" w:eastAsia="楷体" w:hAnsi="楷体" w:cs="Times New Roman" w:hint="eastAsia"/>
+          <w:color w:val="000000"/>
+          <w:kern w:val="0"/>
+          <w:sz w:val="24"/>
+          <w14:ligatures w14:val="none"/>
+        </w:rPr>
+        <w:t>「列王纪下24:8-</w:t>
+      </w:r>
+      <w:r>
+        <w:rPr>
+          <w:rFonts w:ascii="楷体" w:eastAsia="楷体" w:hAnsi="楷体" w:cs="Times New Roman" w:hint="eastAsia"/>
+          <w:color w:val="000000"/>
+          <w:kern w:val="0"/>
+          <w:sz w:val="24"/>
+          <w14:ligatures w14:val="none"/>
+        </w:rPr>
+        <w:t>25:1</w:t>
+      </w:r>
+      <w:r>
+        <w:rPr>
+          <w:rFonts w:ascii="楷体" w:eastAsia="楷体" w:hAnsi="楷体" w:cs="Times New Roman" w:hint="eastAsia"/>
+          <w:color w:val="000000"/>
+          <w:kern w:val="0"/>
+          <w:sz w:val="24"/>
+          <w14:ligatures w14:val="none"/>
+        </w:rPr>
+        <w:t>」：“……</w:t>
+      </w:r>
+      <w:r>
+        <w:rPr>
+          <w:rFonts w:ascii="楷体" w:eastAsia="楷体" w:hAnsi="楷体" w:cs="Times New Roman"/>
+          <w:color w:val="000000"/>
+          <w:kern w:val="0"/>
+          <w:sz w:val="24"/>
+          <w14:ligatures w14:val="none"/>
+        </w:rPr>
+        <w:t>西底家背叛巴比伦王。</w:t>
+      </w:r>
+      <w:r>
+        <w:rPr>
+          <w:rFonts w:ascii="楷体" w:eastAsia="楷体" w:hAnsi="楷体" w:cs="Times New Roman" w:hint="eastAsia"/>
+          <w:color w:val="000000"/>
+          <w:kern w:val="0"/>
+          <w:sz w:val="24"/>
+          <w14:ligatures w14:val="none"/>
+        </w:rPr>
+        <w:t>”</w:t>
       </w:r>
     </w:p>
     <w:p>
@@ -41396,7 +44981,7 @@
           <w:sz w:val="24"/>
           <w14:ligatures w14:val="none"/>
         </w:rPr>
-        <w:t>四、</w:t>
+        <w:t>五、</w:t>
       </w:r>
       <w:r>
         <w:rPr>
@@ -41408,17 +44993,43 @@
           <w:sz w:val="24"/>
           <w14:ligatures w14:val="none"/>
         </w:rPr>
-        <w:t>v27-32  神将以色列人带进应许之地他们也不愿意改变他们的恶行、悔改归向神</w:t>
-      </w:r>
-    </w:p>
-    <w:p>
-      <w:pPr>
-        <w:widowControl/>
-        <w:tabs>
-          <w:tab w:val="left" w:pos="420"/>
-        </w:tabs>
-        <w:spacing w:after="120" w:line="257" w:lineRule="auto"/>
-        <w:ind w:firstLine="198"/>
+        <w:t>vv21:25-27  大卫王朝将被弥赛亚取代</w:t>
+      </w:r>
+    </w:p>
+    <w:p>
+      <w:pPr>
+        <w:widowControl/>
+        <w:tabs>
+          <w:tab w:val="left" w:pos="420"/>
+        </w:tabs>
+        <w:spacing w:after="120" w:line="257" w:lineRule="auto"/>
+        <w:jc w:val="both"/>
+        <w:rPr>
+          <w:rFonts w:ascii="宋体" w:eastAsia="宋体" w:hAnsi="宋体" w:cs="Times New Roman" w:hint="eastAsia"/>
+          <w:color w:val="000000"/>
+          <w:kern w:val="0"/>
+          <w:sz w:val="24"/>
+          <w14:ligatures w14:val="none"/>
+        </w:rPr>
+      </w:pPr>
+      <w:r>
+        <w:rPr>
+          <w:rFonts w:ascii="宋体" w:eastAsia="宋体" w:hAnsi="宋体" w:cs="Times New Roman" w:hint="eastAsia"/>
+          <w:color w:val="000000"/>
+          <w:kern w:val="0"/>
+          <w:sz w:val="24"/>
+          <w14:ligatures w14:val="none"/>
+        </w:rPr>
+        <w:t>尽管神要审判犹大，审判耶路撒冷，但同时也带来一个好消息。</w:t>
+      </w:r>
+    </w:p>
+    <w:p>
+      <w:pPr>
+        <w:widowControl/>
+        <w:tabs>
+          <w:tab w:val="left" w:pos="420"/>
+        </w:tabs>
+        <w:spacing w:after="120" w:line="257" w:lineRule="auto"/>
         <w:jc w:val="both"/>
         <w:rPr>
           <w:rFonts w:ascii="宋体" w:eastAsia="宋体" w:hAnsi="宋体" w:cs="Times New Roman"/>
@@ -41436,28 +45047,9 @@
           <w:sz w:val="24"/>
           <w14:ligatures w14:val="none"/>
         </w:rPr>
-        <w:t>以色列人</w:t>
-      </w:r>
-      <w:r>
-        <w:rPr>
-          <w:rFonts w:ascii="宋体" w:eastAsia="宋体" w:hAnsi="宋体" w:cs="Times New Roman" w:hint="eastAsia"/>
-          <w:color w:val="000000"/>
-          <w:kern w:val="0"/>
-          <w:sz w:val="24"/>
-          <w14:ligatures w14:val="none"/>
-        </w:rPr>
-        <w:t>进了迦南美地，又模仿祭拜当地人的偶像。现在也是一样，很多基督徒模仿世人。</w:t>
-      </w:r>
-    </w:p>
-    <w:p>
-      <w:pPr>
-        <w:widowControl/>
-        <w:tabs>
-          <w:tab w:val="left" w:pos="420"/>
-        </w:tabs>
-        <w:spacing w:after="120" w:line="257" w:lineRule="auto"/>
-        <w:ind w:firstLine="198"/>
-        <w:jc w:val="both"/>
+        <w:t>v25-27：“</w:t>
+      </w:r>
+      <w:r>
         <w:rPr>
           <w:rFonts w:ascii="宋体" w:eastAsia="宋体" w:hAnsi="宋体" w:cs="Times New Roman"/>
           <w:color w:val="000000"/>
@@ -41465,17 +45057,17 @@
           <w:sz w:val="24"/>
           <w14:ligatures w14:val="none"/>
         </w:rPr>
-      </w:pPr>
-      <w:r>
-        <w:rPr>
-          <w:rFonts w:ascii="宋体" w:eastAsia="宋体" w:hAnsi="宋体" w:cs="Times New Roman" w:hint="eastAsia"/>
-          <w:color w:val="000000"/>
-          <w:kern w:val="0"/>
-          <w:sz w:val="24"/>
-          <w14:ligatures w14:val="none"/>
-        </w:rPr>
-        <w:lastRenderedPageBreak/>
-        <w:t>“</w:t>
+        <w:t>你这受死伤行恶的以色列王啊</w:t>
+      </w:r>
+      <w:r>
+        <w:rPr>
+          <w:rFonts w:ascii="宋体" w:eastAsia="宋体" w:hAnsi="宋体" w:cs="Times New Roman" w:hint="eastAsia"/>
+          <w:color w:val="000000"/>
+          <w:kern w:val="0"/>
+          <w:sz w:val="24"/>
+          <w14:ligatures w14:val="none"/>
+        </w:rPr>
+        <w:t>”，指西底家。“</w:t>
       </w:r>
       <w:r>
         <w:rPr>
@@ -41485,28 +45077,19 @@
           <w:sz w:val="24"/>
           <w14:ligatures w14:val="none"/>
         </w:rPr>
-        <w:t>那高处的名字叫巴麻直到今日。</w:t>
-      </w:r>
-      <w:r>
-        <w:rPr>
-          <w:rFonts w:ascii="宋体" w:eastAsia="宋体" w:hAnsi="宋体" w:cs="Times New Roman" w:hint="eastAsia"/>
-          <w:color w:val="000000"/>
-          <w:kern w:val="0"/>
-          <w:sz w:val="24"/>
-          <w14:ligatures w14:val="none"/>
-        </w:rPr>
-        <w:t>”“巴麻”表面的意思是高的地方，“麻”是“什么”的意思，“巴”是“去”的意思。神用这个名字质问以色列人，你们到哪里去干什么呢？亦即：你们是在做错的事情。</w:t>
-      </w:r>
-    </w:p>
-    <w:p>
-      <w:pPr>
-        <w:widowControl/>
-        <w:tabs>
-          <w:tab w:val="left" w:pos="420"/>
-        </w:tabs>
-        <w:spacing w:after="120" w:line="257" w:lineRule="auto"/>
-        <w:ind w:firstLine="198"/>
-        <w:jc w:val="both"/>
+        <w:t>当除掉冠，摘下冕</w:t>
+      </w:r>
+      <w:r>
+        <w:rPr>
+          <w:rFonts w:ascii="宋体" w:eastAsia="宋体" w:hAnsi="宋体" w:cs="Times New Roman" w:hint="eastAsia"/>
+          <w:color w:val="000000"/>
+          <w:kern w:val="0"/>
+          <w:sz w:val="24"/>
+          <w14:ligatures w14:val="none"/>
+        </w:rPr>
+        <w:t>”，“</w:t>
+      </w:r>
+      <w:r>
         <w:rPr>
           <w:rFonts w:ascii="宋体" w:eastAsia="宋体" w:hAnsi="宋体" w:cs="Times New Roman"/>
           <w:color w:val="000000"/>
@@ -41514,16 +45097,17 @@
           <w:sz w:val="24"/>
           <w14:ligatures w14:val="none"/>
         </w:rPr>
-      </w:pPr>
-      <w:r>
-        <w:rPr>
-          <w:rFonts w:ascii="宋体" w:eastAsia="宋体" w:hAnsi="宋体" w:cs="Times New Roman" w:hint="eastAsia"/>
-          <w:color w:val="000000"/>
-          <w:kern w:val="0"/>
-          <w:sz w:val="24"/>
-          <w14:ligatures w14:val="none"/>
-        </w:rPr>
-        <w:t>“</w:t>
+        <w:t>我要将这国倾覆，倾覆，而又倾覆；这国也必不再有</w:t>
+      </w:r>
+      <w:r>
+        <w:rPr>
+          <w:rFonts w:ascii="宋体" w:eastAsia="宋体" w:hAnsi="宋体" w:cs="Times New Roman" w:hint="eastAsia"/>
+          <w:color w:val="000000"/>
+          <w:kern w:val="0"/>
+          <w:sz w:val="24"/>
+          <w14:ligatures w14:val="none"/>
+        </w:rPr>
+        <w:t>”，大卫的王朝倾覆，将被弥赛亚取代。神给我们盼望，“</w:t>
       </w:r>
       <w:r>
         <w:rPr>
@@ -41533,17 +45117,17 @@
           <w:sz w:val="24"/>
           <w14:ligatures w14:val="none"/>
         </w:rPr>
-        <w:t>我必不被你们求问</w:t>
-      </w:r>
-      <w:r>
-        <w:rPr>
-          <w:rFonts w:ascii="宋体" w:eastAsia="宋体" w:hAnsi="宋体" w:cs="Times New Roman" w:hint="eastAsia"/>
-          <w:color w:val="000000"/>
-          <w:kern w:val="0"/>
-          <w:sz w:val="24"/>
-          <w14:ligatures w14:val="none"/>
-        </w:rPr>
-        <w:t>……</w:t>
+        <w:t>直等到那应得的人来到，我就赐给他</w:t>
+      </w:r>
+      <w:r>
+        <w:rPr>
+          <w:rFonts w:ascii="宋体" w:eastAsia="宋体" w:hAnsi="宋体" w:cs="Times New Roman" w:hint="eastAsia"/>
+          <w:color w:val="000000"/>
+          <w:kern w:val="0"/>
+          <w:sz w:val="24"/>
+          <w14:ligatures w14:val="none"/>
+        </w:rPr>
+        <w:t>”，与「创世纪49:10」“</w:t>
       </w:r>
       <w:r>
         <w:rPr>
@@ -41553,57 +45137,17 @@
           <w:sz w:val="24"/>
           <w14:ligatures w14:val="none"/>
         </w:rPr>
-        <w:t>你们所起的这心意万不能成就。</w:t>
-      </w:r>
-      <w:r>
-        <w:rPr>
-          <w:rFonts w:ascii="宋体" w:eastAsia="宋体" w:hAnsi="宋体" w:cs="Times New Roman" w:hint="eastAsia"/>
-          <w:color w:val="000000"/>
-          <w:kern w:val="0"/>
-          <w:sz w:val="24"/>
-          <w14:ligatures w14:val="none"/>
-        </w:rPr>
-        <w:t>”</w:t>
-      </w:r>
-      <w:r>
-        <w:rPr>
-          <w:rFonts w:ascii="宋体" w:eastAsia="宋体" w:hAnsi="宋体" w:cs="Times New Roman" w:hint="eastAsia"/>
-          <w:color w:val="000000"/>
-          <w:kern w:val="0"/>
-          <w:sz w:val="24"/>
-          <w14:ligatures w14:val="none"/>
-        </w:rPr>
-        <w:t>现在</w:t>
-      </w:r>
-      <w:r>
-        <w:rPr>
-          <w:rFonts w:ascii="宋体" w:eastAsia="宋体" w:hAnsi="宋体" w:cs="Times New Roman" w:hint="eastAsia"/>
-          <w:color w:val="000000"/>
-          <w:kern w:val="0"/>
-          <w:sz w:val="24"/>
-          <w14:ligatures w14:val="none"/>
-        </w:rPr>
-        <w:t>很多人</w:t>
-      </w:r>
-      <w:r>
-        <w:rPr>
-          <w:rFonts w:ascii="宋体" w:eastAsia="宋体" w:hAnsi="宋体" w:cs="Times New Roman" w:hint="eastAsia"/>
-          <w:color w:val="000000"/>
-          <w:kern w:val="0"/>
-          <w:sz w:val="24"/>
-          <w14:ligatures w14:val="none"/>
-        </w:rPr>
-        <w:t>就是这样，</w:t>
-      </w:r>
-      <w:r>
-        <w:rPr>
-          <w:rFonts w:ascii="宋体" w:eastAsia="宋体" w:hAnsi="宋体" w:cs="Times New Roman" w:hint="eastAsia"/>
-          <w:color w:val="000000"/>
-          <w:kern w:val="0"/>
-          <w:sz w:val="24"/>
-          <w14:ligatures w14:val="none"/>
-        </w:rPr>
-        <w:t>平时悖逆，遇事采取教堂求主。这样的人是假冒为善。</w:t>
+        <w:t>直等细罗来到</w:t>
+      </w:r>
+      <w:r>
+        <w:rPr>
+          <w:rFonts w:ascii="宋体" w:eastAsia="宋体" w:hAnsi="宋体" w:cs="Times New Roman" w:hint="eastAsia"/>
+          <w:color w:val="000000"/>
+          <w:kern w:val="0"/>
+          <w:sz w:val="24"/>
+          <w14:ligatures w14:val="none"/>
+        </w:rPr>
+        <w:t>”，是同样的应许。</w:t>
       </w:r>
     </w:p>
     <w:p>
@@ -41631,27 +45175,34 @@
           <w:sz w:val="24"/>
           <w14:ligatures w14:val="none"/>
         </w:rPr>
-        <w:t>「诗篇66:18」：“</w:t>
-      </w:r>
-      <w:r>
-        <w:rPr>
-          <w:rFonts w:ascii="楷体" w:eastAsia="楷体" w:hAnsi="楷体" w:cs="Times New Roman" w:hint="eastAsia"/>
-          <w:color w:val="000000"/>
-          <w:kern w:val="0"/>
-          <w:sz w:val="24"/>
-          <w14:ligatures w14:val="none"/>
-        </w:rPr>
-        <w:t>我若心里注重罪孽，主必不听。</w:t>
-      </w:r>
-      <w:r>
-        <w:rPr>
-          <w:rFonts w:ascii="楷体" w:eastAsia="楷体" w:hAnsi="楷体" w:cs="Times New Roman" w:hint="eastAsia"/>
-          <w:color w:val="000000"/>
-          <w:kern w:val="0"/>
-          <w:sz w:val="24"/>
-          <w14:ligatures w14:val="none"/>
-        </w:rPr>
-        <w:t>”</w:t>
+        <w:t>「以赛亚书9:6-7」：“因有一婴孩为我们而生；有一子赐给我们。政权必担在他的肩头上；他名称为「奇妙策士、全能的　神、永在的父、和平的君」。7他的政权与平安必加增无穷。他必在大卫的宝座上治理他的国，以公平公义使国坚定稳固，从今直到永远。万军之耶和华的热心必成就这事。”</w:t>
+      </w:r>
+    </w:p>
+    <w:p>
+      <w:pPr>
+        <w:widowControl/>
+        <w:tabs>
+          <w:tab w:val="left" w:pos="420"/>
+        </w:tabs>
+        <w:spacing w:after="120" w:line="257" w:lineRule="auto"/>
+        <w:jc w:val="both"/>
+        <w:rPr>
+          <w:rFonts w:ascii="宋体" w:eastAsia="宋体" w:hAnsi="宋体" w:cs="Times New Roman" w:hint="eastAsia"/>
+          <w:color w:val="000000"/>
+          <w:kern w:val="0"/>
+          <w:sz w:val="24"/>
+          <w14:ligatures w14:val="none"/>
+        </w:rPr>
+      </w:pPr>
+      <w:r>
+        <w:rPr>
+          <w:rFonts w:ascii="宋体" w:eastAsia="宋体" w:hAnsi="宋体" w:cs="Times New Roman" w:hint="eastAsia"/>
+          <w:color w:val="000000"/>
+          <w:kern w:val="0"/>
+          <w:sz w:val="24"/>
+          <w14:ligatures w14:val="none"/>
+        </w:rPr>
+        <w:t>约雅斤被咒诅，他的后裔无法再作王。但在神没有难成的事情，玛利亚也是大卫的后裔，大卫——拿单——玛利亚，约瑟也是大卫的后裔，大卫——约雅斤——约瑟，这是作王的一条线。如果耶稣是约瑟的后裔，他就没有资格作王。所以玛利亚因圣灵感孕生耶稣，赋予他大卫的血脉，约瑟领养耶稣，赋予他大卫的王权。耶稣身兼大卫的血脉和大卫的王权，有资格坐在大卫的宝座上。</w:t>
       </w:r>
     </w:p>
     <w:p>
@@ -41682,7 +45233,7 @@
           <w:sz w:val="24"/>
           <w14:ligatures w14:val="none"/>
         </w:rPr>
-        <w:t>五、</w:t>
+        <w:t>六、</w:t>
       </w:r>
       <w:r>
         <w:rPr>
@@ -41694,17 +45245,16 @@
           <w:sz w:val="24"/>
           <w14:ligatures w14:val="none"/>
         </w:rPr>
-        <w:t>v33-39  神最终的审判必临到所有悖逆之子</w:t>
-      </w:r>
-    </w:p>
-    <w:p>
-      <w:pPr>
-        <w:widowControl/>
-        <w:tabs>
-          <w:tab w:val="left" w:pos="420"/>
-        </w:tabs>
-        <w:spacing w:after="120" w:line="257" w:lineRule="auto"/>
-        <w:ind w:firstLine="198"/>
+        <w:t>vv21:28-32  亚扪人要被毁灭</w:t>
+      </w:r>
+    </w:p>
+    <w:p>
+      <w:pPr>
+        <w:widowControl/>
+        <w:tabs>
+          <w:tab w:val="left" w:pos="420"/>
+        </w:tabs>
+        <w:spacing w:after="120" w:line="257" w:lineRule="auto"/>
         <w:jc w:val="both"/>
         <w:rPr>
           <w:rFonts w:ascii="宋体" w:eastAsia="宋体" w:hAnsi="宋体" w:cs="Times New Roman"/>
@@ -41722,7 +45272,7 @@
           <w:sz w:val="24"/>
           <w14:ligatures w14:val="none"/>
         </w:rPr>
-        <w:t>“</w:t>
+        <w:t>以西结这里是对</w:t>
       </w:r>
       <w:r>
         <w:rPr>
@@ -41732,37 +45282,56 @@
           <w:sz w:val="24"/>
           <w14:ligatures w14:val="none"/>
         </w:rPr>
-        <w:t>将你们从万民中领出来，从分散的列国内聚集你们</w:t>
-      </w:r>
-      <w:r>
-        <w:rPr>
-          <w:rFonts w:ascii="宋体" w:eastAsia="宋体" w:hAnsi="宋体" w:cs="Times New Roman" w:hint="eastAsia"/>
-          <w:color w:val="000000"/>
-          <w:kern w:val="0"/>
-          <w:sz w:val="24"/>
-          <w14:ligatures w14:val="none"/>
-        </w:rPr>
-        <w:t>”</w:t>
-      </w:r>
-      <w:r>
-        <w:rPr>
-          <w:rFonts w:ascii="宋体" w:eastAsia="宋体" w:hAnsi="宋体" w:cs="Times New Roman" w:hint="eastAsia"/>
-          <w:color w:val="000000"/>
-          <w:kern w:val="0"/>
-          <w:sz w:val="24"/>
-          <w14:ligatures w14:val="none"/>
-        </w:rPr>
-        <w:t>，神为什么这样做？</w:t>
-      </w:r>
-    </w:p>
-    <w:p>
-      <w:pPr>
-        <w:widowControl/>
-        <w:tabs>
-          <w:tab w:val="left" w:pos="420"/>
-        </w:tabs>
-        <w:spacing w:after="120" w:line="257" w:lineRule="auto"/>
-        <w:ind w:firstLine="198"/>
+        <w:t>亚扪</w:t>
+      </w:r>
+      <w:r>
+        <w:rPr>
+          <w:rFonts w:ascii="宋体" w:eastAsia="宋体" w:hAnsi="宋体" w:cs="Times New Roman" w:hint="eastAsia"/>
+          <w:color w:val="000000"/>
+          <w:kern w:val="0"/>
+          <w:sz w:val="24"/>
+          <w14:ligatures w14:val="none"/>
+        </w:rPr>
+        <w:t>人的预言，</w:t>
+      </w:r>
+      <w:r>
+        <w:rPr>
+          <w:rFonts w:ascii="宋体" w:eastAsia="宋体" w:hAnsi="宋体" w:cs="Times New Roman" w:hint="eastAsia"/>
+          <w:color w:val="000000"/>
+          <w:kern w:val="0"/>
+          <w:sz w:val="24"/>
+          <w14:ligatures w14:val="none"/>
+        </w:rPr>
+        <w:t>在</w:t>
+      </w:r>
+      <w:r>
+        <w:rPr>
+          <w:rFonts w:ascii="宋体" w:eastAsia="宋体" w:hAnsi="宋体" w:cs="Times New Roman" w:hint="eastAsia"/>
+          <w:color w:val="000000"/>
+          <w:kern w:val="0"/>
+          <w:sz w:val="24"/>
+          <w14:ligatures w14:val="none"/>
+        </w:rPr>
+        <w:t>「以西结书25」</w:t>
+      </w:r>
+      <w:r>
+        <w:rPr>
+          <w:rFonts w:ascii="宋体" w:eastAsia="宋体" w:hAnsi="宋体" w:cs="Times New Roman" w:hint="eastAsia"/>
+          <w:color w:val="000000"/>
+          <w:kern w:val="0"/>
+          <w:sz w:val="24"/>
+          <w14:ligatures w14:val="none"/>
+        </w:rPr>
+        <w:t>中得到应验。亚扪人被叫在巴比伦人手中，神最后也要灭掉巴比伦。</w:t>
+      </w:r>
+    </w:p>
+    <w:p>
+      <w:pPr>
+        <w:widowControl/>
+        <w:tabs>
+          <w:tab w:val="left" w:pos="420"/>
+        </w:tabs>
+        <w:spacing w:after="120" w:line="257" w:lineRule="auto"/>
         <w:jc w:val="both"/>
         <w:rPr>
           <w:rFonts w:ascii="宋体" w:eastAsia="宋体" w:hAnsi="宋体" w:cs="Times New Roman"/>
@@ -41780,9 +45349,17 @@
           <w:sz w:val="24"/>
           <w14:ligatures w14:val="none"/>
         </w:rPr>
-        <w:t>“</w:t>
-      </w:r>
-      <w:r>
+        <w:t>现在这个世界正在走向巴比伦，有一天会被有形无形的巴比伦掌控，敌基督会出现，神最终会把他们灭掉。</w:t>
+      </w:r>
+    </w:p>
+    <w:p>
+      <w:pPr>
+        <w:widowControl/>
+        <w:tabs>
+          <w:tab w:val="left" w:pos="420"/>
+        </w:tabs>
+        <w:spacing w:after="120" w:line="257" w:lineRule="auto"/>
+        <w:jc w:val="both"/>
         <w:rPr>
           <w:rFonts w:ascii="宋体" w:eastAsia="宋体" w:hAnsi="宋体" w:cs="Times New Roman"/>
           <w:color w:val="000000"/>
@@ -41790,27 +45367,15 @@
           <w:sz w:val="24"/>
           <w14:ligatures w14:val="none"/>
         </w:rPr>
-        <w:t>我必带你们到外邦人的旷野，</w:t>
-      </w:r>
-      <w:r>
-        <w:rPr>
-          <w:rFonts w:ascii="宋体" w:eastAsia="宋体" w:hAnsi="宋体" w:cs="Times New Roman" w:hint="eastAsia"/>
-          <w:color w:val="000000"/>
-          <w:kern w:val="0"/>
-          <w:sz w:val="24"/>
-          <w14:ligatures w14:val="none"/>
-        </w:rPr>
-        <w:t>……”，如今已经应验。</w:t>
-      </w:r>
-    </w:p>
-    <w:p>
-      <w:pPr>
-        <w:widowControl/>
-        <w:tabs>
-          <w:tab w:val="left" w:pos="420"/>
-        </w:tabs>
-        <w:spacing w:after="120" w:line="257" w:lineRule="auto"/>
-        <w:ind w:firstLine="198"/>
+      </w:pPr>
+    </w:p>
+    <w:p>
+      <w:pPr>
+        <w:widowControl/>
+        <w:tabs>
+          <w:tab w:val="left" w:pos="420"/>
+        </w:tabs>
+        <w:spacing w:after="120" w:line="257" w:lineRule="auto"/>
         <w:jc w:val="both"/>
         <w:rPr>
           <w:rFonts w:ascii="宋体" w:eastAsia="宋体" w:hAnsi="宋体" w:cs="Times New Roman"/>
@@ -41820,1091 +45385,14 @@
           <w14:ligatures w14:val="none"/>
         </w:rPr>
       </w:pPr>
-      <w:r>
-        <w:rPr>
-          <w:rFonts w:ascii="宋体" w:eastAsia="宋体" w:hAnsi="宋体" w:cs="Times New Roman" w:hint="eastAsia"/>
-          <w:color w:val="000000"/>
-          <w:kern w:val="0"/>
-          <w:sz w:val="24"/>
-          <w14:ligatures w14:val="none"/>
-        </w:rPr>
-        <w:t>“</w:t>
-      </w:r>
-      <w:r>
-        <w:rPr>
-          <w:rFonts w:ascii="宋体" w:eastAsia="宋体" w:hAnsi="宋体" w:cs="Times New Roman"/>
-          <w:color w:val="000000"/>
-          <w:kern w:val="0"/>
-          <w:sz w:val="24"/>
-          <w14:ligatures w14:val="none"/>
-        </w:rPr>
-        <w:t>在那里当面刑罚你们。我怎样在埃及地的旷野刑罚你们的列祖，也必照样刑罚你们。</w:t>
-      </w:r>
-      <w:r>
-        <w:rPr>
-          <w:rFonts w:ascii="宋体" w:eastAsia="宋体" w:hAnsi="宋体" w:cs="Times New Roman" w:hint="eastAsia"/>
-          <w:color w:val="000000"/>
-          <w:kern w:val="0"/>
-          <w:sz w:val="24"/>
-          <w14:ligatures w14:val="none"/>
-        </w:rPr>
-        <w:t>”这还要发生在将来。</w:t>
-      </w:r>
-    </w:p>
-    <w:p>
-      <w:pPr>
-        <w:widowControl/>
-        <w:tabs>
-          <w:tab w:val="left" w:pos="420"/>
-        </w:tabs>
-        <w:spacing w:after="120" w:line="257" w:lineRule="auto"/>
-        <w:ind w:firstLine="198"/>
-        <w:jc w:val="both"/>
-        <w:rPr>
-          <w:rFonts w:ascii="宋体" w:eastAsia="宋体" w:hAnsi="宋体" w:cs="Times New Roman"/>
-          <w:color w:val="000000"/>
-          <w:kern w:val="0"/>
-          <w:sz w:val="24"/>
-          <w14:ligatures w14:val="none"/>
-        </w:rPr>
-      </w:pPr>
-      <w:r>
-        <w:rPr>
-          <w:rFonts w:ascii="宋体" w:eastAsia="宋体" w:hAnsi="宋体" w:cs="Times New Roman"/>
-          <w:color w:val="000000"/>
-          <w:kern w:val="0"/>
-          <w:sz w:val="24"/>
-          <w14:ligatures w14:val="none"/>
-        </w:rPr>
-        <w:t>“</w:t>
-      </w:r>
-      <w:r>
-        <w:rPr>
-          <w:rFonts w:ascii="宋体" w:eastAsia="宋体" w:hAnsi="宋体" w:cs="Times New Roman"/>
-          <w:color w:val="000000"/>
-          <w:kern w:val="0"/>
-          <w:sz w:val="24"/>
-          <w14:ligatures w14:val="none"/>
-        </w:rPr>
-        <w:t>我必使你们从杖下经过，</w:t>
-      </w:r>
-      <w:r>
-        <w:rPr>
-          <w:rFonts w:ascii="宋体" w:eastAsia="宋体" w:hAnsi="宋体" w:cs="Times New Roman" w:hint="eastAsia"/>
-          <w:color w:val="000000"/>
-          <w:kern w:val="0"/>
-          <w:sz w:val="24"/>
-          <w14:ligatures w14:val="none"/>
-        </w:rPr>
-        <w:t>……</w:t>
-      </w:r>
-      <w:r>
-        <w:rPr>
-          <w:rFonts w:ascii="宋体" w:eastAsia="宋体" w:hAnsi="宋体" w:cs="Times New Roman"/>
-          <w:color w:val="000000"/>
-          <w:kern w:val="0"/>
-          <w:sz w:val="24"/>
-          <w14:ligatures w14:val="none"/>
-        </w:rPr>
-        <w:t>”</w:t>
-      </w:r>
-      <w:r>
-        <w:rPr>
-          <w:rFonts w:ascii="宋体" w:eastAsia="宋体" w:hAnsi="宋体" w:cs="Times New Roman" w:hint="eastAsia"/>
-          <w:color w:val="000000"/>
-          <w:kern w:val="0"/>
-          <w:sz w:val="24"/>
-          <w14:ligatures w14:val="none"/>
-        </w:rPr>
-        <w:t>“杖”是牧羊人的杖，把受伤的、好斗的与其他羊分开。</w:t>
-      </w:r>
-      <w:r>
-        <w:rPr>
-          <w:rFonts w:ascii="宋体" w:eastAsia="宋体" w:hAnsi="宋体" w:cs="Times New Roman" w:hint="eastAsia"/>
-          <w:color w:val="000000"/>
-          <w:kern w:val="0"/>
-          <w:sz w:val="24"/>
-          <w14:ligatures w14:val="none"/>
-        </w:rPr>
-        <w:t>神要把“</w:t>
-      </w:r>
-      <w:r>
-        <w:rPr>
-          <w:rFonts w:ascii="宋体" w:eastAsia="宋体" w:hAnsi="宋体" w:cs="Times New Roman"/>
-          <w:color w:val="000000"/>
-          <w:kern w:val="0"/>
-          <w:sz w:val="24"/>
-          <w14:ligatures w14:val="none"/>
-        </w:rPr>
-        <w:t>除净叛逆和得罪我的人，将他们从所寄居的地方领出来</w:t>
-      </w:r>
-      <w:r>
-        <w:rPr>
-          <w:rFonts w:ascii="宋体" w:eastAsia="宋体" w:hAnsi="宋体" w:cs="Times New Roman" w:hint="eastAsia"/>
-          <w:color w:val="000000"/>
-          <w:kern w:val="0"/>
-          <w:sz w:val="24"/>
-          <w14:ligatures w14:val="none"/>
-        </w:rPr>
-        <w:t>”</w:t>
-      </w:r>
-      <w:r>
-        <w:rPr>
-          <w:rFonts w:ascii="宋体" w:eastAsia="宋体" w:hAnsi="宋体" w:cs="Times New Roman" w:hint="eastAsia"/>
-          <w:color w:val="000000"/>
-          <w:kern w:val="0"/>
-          <w:sz w:val="24"/>
-          <w14:ligatures w14:val="none"/>
-        </w:rPr>
-        <w:t>，要从杖下经过，</w:t>
-      </w:r>
-      <w:r>
-        <w:rPr>
-          <w:rFonts w:ascii="宋体" w:eastAsia="宋体" w:hAnsi="宋体" w:cs="Times New Roman" w:hint="eastAsia"/>
-          <w:color w:val="000000"/>
-          <w:kern w:val="0"/>
-          <w:sz w:val="24"/>
-          <w14:ligatures w14:val="none"/>
-        </w:rPr>
-        <w:t>与其他人分开，</w:t>
-      </w:r>
-      <w:r>
-        <w:rPr>
-          <w:rFonts w:ascii="宋体" w:eastAsia="宋体" w:hAnsi="宋体" w:cs="Times New Roman" w:hint="eastAsia"/>
-          <w:color w:val="000000"/>
-          <w:kern w:val="0"/>
-          <w:sz w:val="24"/>
-          <w14:ligatures w14:val="none"/>
-        </w:rPr>
-        <w:t>“</w:t>
-      </w:r>
-      <w:r>
-        <w:rPr>
-          <w:rFonts w:ascii="宋体" w:eastAsia="宋体" w:hAnsi="宋体" w:cs="Times New Roman"/>
-          <w:color w:val="000000"/>
-          <w:kern w:val="0"/>
-          <w:sz w:val="24"/>
-          <w14:ligatures w14:val="none"/>
-        </w:rPr>
-        <w:t>使你们被约拘束</w:t>
-      </w:r>
-      <w:r>
-        <w:rPr>
-          <w:rFonts w:ascii="宋体" w:eastAsia="宋体" w:hAnsi="宋体" w:cs="Times New Roman" w:hint="eastAsia"/>
-          <w:color w:val="000000"/>
-          <w:kern w:val="0"/>
-          <w:sz w:val="24"/>
-          <w14:ligatures w14:val="none"/>
-        </w:rPr>
-        <w:t>”，</w:t>
-      </w:r>
-      <w:r>
-        <w:rPr>
-          <w:rFonts w:ascii="宋体" w:eastAsia="宋体" w:hAnsi="宋体" w:cs="Times New Roman" w:hint="eastAsia"/>
-          <w:color w:val="000000"/>
-          <w:kern w:val="0"/>
-          <w:sz w:val="24"/>
-          <w14:ligatures w14:val="none"/>
-        </w:rPr>
-        <w:t>对他们</w:t>
-      </w:r>
-      <w:r>
-        <w:rPr>
-          <w:rFonts w:ascii="宋体" w:eastAsia="宋体" w:hAnsi="宋体" w:cs="Times New Roman" w:hint="eastAsia"/>
-          <w:color w:val="000000"/>
-          <w:kern w:val="0"/>
-          <w:sz w:val="24"/>
-          <w14:ligatures w14:val="none"/>
-        </w:rPr>
-        <w:t>施行审判</w:t>
-      </w:r>
-      <w:r>
-        <w:rPr>
-          <w:rFonts w:ascii="宋体" w:eastAsia="宋体" w:hAnsi="宋体" w:cs="Times New Roman" w:hint="eastAsia"/>
-          <w:color w:val="000000"/>
-          <w:kern w:val="0"/>
-          <w:sz w:val="24"/>
-          <w14:ligatures w14:val="none"/>
-        </w:rPr>
-        <w:t>，</w:t>
-      </w:r>
-      <w:r>
-        <w:rPr>
-          <w:rFonts w:ascii="宋体" w:eastAsia="宋体" w:hAnsi="宋体" w:cs="Times New Roman" w:hint="eastAsia"/>
-          <w:color w:val="000000"/>
-          <w:kern w:val="0"/>
-          <w:sz w:val="24"/>
-          <w14:ligatures w14:val="none"/>
-        </w:rPr>
-        <w:t>“</w:t>
-      </w:r>
-      <w:r>
-        <w:rPr>
-          <w:rFonts w:ascii="宋体" w:eastAsia="宋体" w:hAnsi="宋体" w:cs="Times New Roman"/>
-          <w:color w:val="000000"/>
-          <w:kern w:val="0"/>
-          <w:sz w:val="24"/>
-          <w14:ligatures w14:val="none"/>
-        </w:rPr>
-        <w:t>他们却不得入以色列地。</w:t>
-      </w:r>
-      <w:r>
-        <w:rPr>
-          <w:rFonts w:ascii="宋体" w:eastAsia="宋体" w:hAnsi="宋体" w:cs="Times New Roman" w:hint="eastAsia"/>
-          <w:color w:val="000000"/>
-          <w:kern w:val="0"/>
-          <w:sz w:val="24"/>
-          <w14:ligatures w14:val="none"/>
-        </w:rPr>
-        <w:t>”</w:t>
-      </w:r>
-      <w:r>
-        <w:rPr>
-          <w:rFonts w:ascii="宋体" w:eastAsia="宋体" w:hAnsi="宋体" w:cs="Times New Roman" w:hint="eastAsia"/>
-          <w:color w:val="000000"/>
-          <w:kern w:val="0"/>
-          <w:sz w:val="24"/>
-          <w14:ligatures w14:val="none"/>
-        </w:rPr>
-        <w:t>。</w:t>
-      </w:r>
-      <w:r>
-        <w:rPr>
-          <w:rFonts w:ascii="宋体" w:eastAsia="宋体" w:hAnsi="宋体" w:cs="Times New Roman" w:hint="eastAsia"/>
-          <w:color w:val="000000"/>
-          <w:kern w:val="0"/>
-          <w:sz w:val="24"/>
-          <w14:ligatures w14:val="none"/>
-        </w:rPr>
-        <w:t>神要拯救一部分人</w:t>
-      </w:r>
-      <w:r>
-        <w:rPr>
-          <w:rFonts w:ascii="宋体" w:eastAsia="宋体" w:hAnsi="宋体" w:cs="Times New Roman" w:hint="eastAsia"/>
-          <w:color w:val="000000"/>
-          <w:kern w:val="0"/>
-          <w:sz w:val="24"/>
-          <w14:ligatures w14:val="none"/>
-        </w:rPr>
-        <w:t>，只有三分之一能经过神的杖，剩下的三分之二都被消灭掉了</w:t>
-      </w:r>
-      <w:r>
-        <w:rPr>
-          <w:rFonts w:ascii="宋体" w:eastAsia="宋体" w:hAnsi="宋体" w:cs="Times New Roman" w:hint="eastAsia"/>
-          <w:color w:val="000000"/>
-          <w:kern w:val="0"/>
-          <w:sz w:val="24"/>
-          <w14:ligatures w14:val="none"/>
-        </w:rPr>
-        <w:t>。</w:t>
-      </w:r>
-    </w:p>
-    <w:p>
-      <w:pPr>
-        <w:widowControl/>
-        <w:tabs>
-          <w:tab w:val="left" w:pos="420"/>
-        </w:tabs>
-        <w:spacing w:after="120" w:line="257" w:lineRule="auto"/>
-        <w:ind w:leftChars="100" w:left="220"/>
-        <w:jc w:val="both"/>
-        <w:rPr>
-          <w:rFonts w:ascii="楷体" w:eastAsia="楷体" w:hAnsi="楷体" w:cs="Times New Roman" w:hint="eastAsia"/>
-          <w:color w:val="000000"/>
-          <w:kern w:val="0"/>
-          <w:sz w:val="24"/>
-          <w14:ligatures w14:val="none"/>
-        </w:rPr>
-      </w:pPr>
-      <w:r>
-        <w:rPr>
-          <w:rFonts w:ascii="楷体" w:eastAsia="楷体" w:hAnsi="楷体" w:cs="Times New Roman" w:hint="eastAsia"/>
-          <w:color w:val="000000"/>
-          <w:kern w:val="0"/>
-          <w:sz w:val="24"/>
-          <w14:ligatures w14:val="none"/>
-        </w:rPr>
-        <w:t>「利未记27:32」：“</w:t>
-      </w:r>
-      <w:r>
-        <w:rPr>
-          <w:rFonts w:ascii="楷体" w:eastAsia="楷体" w:hAnsi="楷体" w:cs="Times New Roman"/>
-          <w:color w:val="000000"/>
-          <w:kern w:val="0"/>
-          <w:sz w:val="24"/>
-          <w14:ligatures w14:val="none"/>
-        </w:rPr>
-        <w:t>凡牛群羊群中，一切从杖下经过的，每第十只要归给耶和华为圣。</w:t>
-      </w:r>
-      <w:r>
-        <w:rPr>
-          <w:rFonts w:ascii="楷体" w:eastAsia="楷体" w:hAnsi="楷体" w:cs="Times New Roman" w:hint="eastAsia"/>
-          <w:color w:val="000000"/>
-          <w:kern w:val="0"/>
-          <w:sz w:val="24"/>
-          <w14:ligatures w14:val="none"/>
-        </w:rPr>
-        <w:t>”</w:t>
-      </w:r>
-    </w:p>
-    <w:p>
-      <w:pPr>
-        <w:widowControl/>
-        <w:tabs>
-          <w:tab w:val="left" w:pos="420"/>
-        </w:tabs>
-        <w:spacing w:after="120" w:line="257" w:lineRule="auto"/>
-        <w:ind w:firstLine="198"/>
-        <w:jc w:val="both"/>
-        <w:rPr>
-          <w:rFonts w:ascii="宋体" w:eastAsia="宋体" w:hAnsi="宋体" w:cs="Times New Roman"/>
-          <w:color w:val="000000"/>
-          <w:kern w:val="0"/>
-          <w:sz w:val="24"/>
-          <w14:ligatures w14:val="none"/>
-        </w:rPr>
-      </w:pPr>
-      <w:r>
-        <w:rPr>
-          <w:rFonts w:ascii="宋体" w:eastAsia="宋体" w:hAnsi="宋体" w:cs="Times New Roman" w:hint="eastAsia"/>
-          <w:color w:val="000000"/>
-          <w:kern w:val="0"/>
-          <w:sz w:val="24"/>
-          <w14:ligatures w14:val="none"/>
-        </w:rPr>
-        <w:t>“</w:t>
-      </w:r>
-      <w:r>
-        <w:rPr>
-          <w:rFonts w:ascii="宋体" w:eastAsia="宋体" w:hAnsi="宋体" w:cs="Times New Roman"/>
-          <w:color w:val="000000"/>
-          <w:kern w:val="0"/>
-          <w:sz w:val="24"/>
-          <w14:ligatures w14:val="none"/>
-        </w:rPr>
-        <w:t>以色列家啊，</w:t>
-      </w:r>
-      <w:r>
-        <w:rPr>
-          <w:rFonts w:ascii="宋体" w:eastAsia="宋体" w:hAnsi="宋体" w:cs="Times New Roman"/>
-          <w:color w:val="000000"/>
-          <w:kern w:val="0"/>
-          <w:sz w:val="24"/>
-          <w14:ligatures w14:val="none"/>
-        </w:rPr>
-        <w:t>……</w:t>
-      </w:r>
-      <w:r>
-        <w:rPr>
-          <w:rFonts w:ascii="宋体" w:eastAsia="宋体" w:hAnsi="宋体" w:cs="Times New Roman"/>
-          <w:color w:val="000000"/>
-          <w:kern w:val="0"/>
-          <w:sz w:val="24"/>
-          <w14:ligatures w14:val="none"/>
-        </w:rPr>
-        <w:t>就任凭你们</w:t>
-      </w:r>
-      <w:r>
-        <w:rPr>
-          <w:rFonts w:ascii="宋体" w:eastAsia="宋体" w:hAnsi="宋体" w:cs="Times New Roman"/>
-          <w:color w:val="000000"/>
-          <w:kern w:val="0"/>
-          <w:sz w:val="24"/>
-          <w14:ligatures w14:val="none"/>
-        </w:rPr>
-        <w:t>……</w:t>
-      </w:r>
-      <w:r>
-        <w:rPr>
-          <w:rFonts w:ascii="宋体" w:eastAsia="宋体" w:hAnsi="宋体" w:cs="Times New Roman"/>
-          <w:color w:val="000000"/>
-          <w:kern w:val="0"/>
-          <w:sz w:val="24"/>
-          <w14:ligatures w14:val="none"/>
-        </w:rPr>
-        <w:t>以后若不听从我，</w:t>
-      </w:r>
-      <w:r>
-        <w:rPr>
-          <w:rFonts w:ascii="宋体" w:eastAsia="宋体" w:hAnsi="宋体" w:cs="Times New Roman" w:hint="eastAsia"/>
-          <w:color w:val="000000"/>
-          <w:kern w:val="0"/>
-          <w:sz w:val="24"/>
-          <w14:ligatures w14:val="none"/>
-        </w:rPr>
-        <w:t>”这节经文是转折，神再次警告今天的以色列人。</w:t>
-      </w:r>
-    </w:p>
-    <w:p>
-      <w:pPr>
-        <w:widowControl/>
-        <w:tabs>
-          <w:tab w:val="left" w:pos="420"/>
-        </w:tabs>
-        <w:spacing w:after="120" w:line="257" w:lineRule="auto"/>
-        <w:jc w:val="both"/>
-        <w:rPr>
-          <w:rFonts w:ascii="宋体" w:eastAsia="宋体" w:hAnsi="宋体" w:cs="Times New Roman"/>
-          <w:b/>
-          <w:bCs/>
-          <w:color w:val="000000"/>
-          <w:kern w:val="0"/>
-          <w:sz w:val="24"/>
-          <w14:ligatures w14:val="none"/>
-        </w:rPr>
-      </w:pPr>
-      <w:r>
-        <w:rPr>
-          <w:rFonts w:ascii="宋体" w:eastAsia="宋体" w:hAnsi="宋体" w:cs="Times New Roman" w:hint="eastAsia"/>
-          <w:b/>
-          <w:bCs/>
-          <w:color w:val="000000"/>
-          <w:kern w:val="0"/>
-          <w:sz w:val="24"/>
-          <w14:ligatures w14:val="none"/>
-        </w:rPr>
-        <w:t>六、</w:t>
-      </w:r>
-      <w:r>
-        <w:rPr>
-          <w:rFonts w:ascii="宋体" w:eastAsia="宋体" w:hAnsi="宋体" w:cs="Times New Roman" w:hint="eastAsia"/>
-          <w:b/>
-          <w:bCs/>
-          <w:color w:val="000000"/>
-          <w:kern w:val="0"/>
-          <w:sz w:val="24"/>
-          <w14:ligatures w14:val="none"/>
-        </w:rPr>
-        <w:t>v40-44  神将复兴以色列，因为曾对亚伯拉罕、以撒和雅各的应许</w:t>
-      </w:r>
-    </w:p>
-    <w:p>
-      <w:pPr>
-        <w:widowControl/>
-        <w:tabs>
-          <w:tab w:val="left" w:pos="420"/>
-        </w:tabs>
-        <w:spacing w:after="120" w:line="257" w:lineRule="auto"/>
-        <w:ind w:firstLine="198"/>
-        <w:jc w:val="both"/>
-        <w:rPr>
-          <w:rFonts w:ascii="宋体" w:eastAsia="宋体" w:hAnsi="宋体" w:cs="Times New Roman" w:hint="eastAsia"/>
-          <w:color w:val="000000"/>
-          <w:kern w:val="0"/>
-          <w:sz w:val="24"/>
-          <w14:ligatures w14:val="none"/>
-        </w:rPr>
-      </w:pPr>
-      <w:r>
-        <w:rPr>
-          <w:rFonts w:ascii="宋体" w:eastAsia="宋体" w:hAnsi="宋体" w:cs="Times New Roman" w:hint="eastAsia"/>
-          <w:color w:val="000000"/>
-          <w:kern w:val="0"/>
-          <w:sz w:val="24"/>
-          <w14:ligatures w14:val="none"/>
-        </w:rPr>
-        <w:t>神宣告审判后也给以色列一个盼望</w:t>
-      </w:r>
-      <w:r>
-        <w:rPr>
-          <w:rFonts w:ascii="宋体" w:eastAsia="宋体" w:hAnsi="宋体" w:cs="Times New Roman" w:hint="eastAsia"/>
-          <w:color w:val="000000"/>
-          <w:kern w:val="0"/>
-          <w:sz w:val="24"/>
-          <w14:ligatures w14:val="none"/>
-        </w:rPr>
-        <w:t>，这个预言还要在将来。</w:t>
-      </w:r>
-    </w:p>
-    <w:p>
-      <w:pPr>
-        <w:widowControl/>
-        <w:tabs>
-          <w:tab w:val="left" w:pos="420"/>
-        </w:tabs>
-        <w:spacing w:after="120" w:line="257" w:lineRule="auto"/>
-        <w:ind w:firstLine="198"/>
-        <w:jc w:val="both"/>
-        <w:rPr>
-          <w:rFonts w:ascii="宋体" w:eastAsia="宋体" w:hAnsi="宋体" w:cs="Times New Roman"/>
-          <w:color w:val="000000"/>
-          <w:kern w:val="0"/>
-          <w:sz w:val="24"/>
-          <w14:ligatures w14:val="none"/>
-        </w:rPr>
-      </w:pPr>
-      <w:r>
-        <w:rPr>
-          <w:rFonts w:ascii="宋体" w:eastAsia="宋体" w:hAnsi="宋体" w:cs="Times New Roman" w:hint="eastAsia"/>
-          <w:color w:val="000000"/>
-          <w:kern w:val="0"/>
-          <w:sz w:val="24"/>
-          <w14:ligatures w14:val="none"/>
-        </w:rPr>
-        <w:t>“</w:t>
-      </w:r>
-      <w:r>
-        <w:rPr>
-          <w:rFonts w:ascii="宋体" w:eastAsia="宋体" w:hAnsi="宋体" w:cs="Times New Roman"/>
-          <w:color w:val="000000"/>
-          <w:kern w:val="0"/>
-          <w:sz w:val="24"/>
-          <w14:ligatures w14:val="none"/>
-        </w:rPr>
-        <w:t>在我的圣山，就是以色列高处的山，所有以色列的全家都要事奉我。</w:t>
-      </w:r>
-      <w:r>
-        <w:rPr>
-          <w:rFonts w:ascii="宋体" w:eastAsia="宋体" w:hAnsi="宋体" w:cs="Times New Roman" w:hint="eastAsia"/>
-          <w:color w:val="000000"/>
-          <w:kern w:val="0"/>
-          <w:sz w:val="24"/>
-          <w14:ligatures w14:val="none"/>
-        </w:rPr>
-        <w:t xml:space="preserve">” </w:t>
-      </w:r>
-      <w:r>
-        <w:rPr>
-          <w:rFonts w:ascii="宋体" w:eastAsia="宋体" w:hAnsi="宋体" w:cs="Times New Roman" w:hint="eastAsia"/>
-          <w:color w:val="000000"/>
-          <w:kern w:val="0"/>
-          <w:sz w:val="24"/>
-          <w14:ligatures w14:val="none"/>
-        </w:rPr>
-        <w:t>神应许</w:t>
-      </w:r>
-      <w:r>
-        <w:rPr>
-          <w:rFonts w:ascii="宋体" w:eastAsia="宋体" w:hAnsi="宋体" w:cs="Times New Roman" w:hint="eastAsia"/>
-          <w:color w:val="000000"/>
-          <w:kern w:val="0"/>
-          <w:sz w:val="24"/>
-          <w14:ligatures w14:val="none"/>
-        </w:rPr>
-        <w:t>将要</w:t>
-      </w:r>
-      <w:r>
-        <w:rPr>
-          <w:rFonts w:ascii="宋体" w:eastAsia="宋体" w:hAnsi="宋体" w:cs="Times New Roman" w:hint="eastAsia"/>
-          <w:color w:val="000000"/>
-          <w:kern w:val="0"/>
-          <w:sz w:val="24"/>
-          <w14:ligatures w14:val="none"/>
-        </w:rPr>
-        <w:t>带</w:t>
-      </w:r>
-      <w:r>
-        <w:rPr>
-          <w:rFonts w:ascii="宋体" w:eastAsia="宋体" w:hAnsi="宋体" w:cs="Times New Roman" w:hint="eastAsia"/>
-          <w:color w:val="000000"/>
-          <w:kern w:val="0"/>
-          <w:sz w:val="24"/>
-          <w14:ligatures w14:val="none"/>
-        </w:rPr>
-        <w:t>以色列人再</w:t>
-      </w:r>
-      <w:r>
-        <w:rPr>
-          <w:rFonts w:ascii="宋体" w:eastAsia="宋体" w:hAnsi="宋体" w:cs="Times New Roman" w:hint="eastAsia"/>
-          <w:color w:val="000000"/>
-          <w:kern w:val="0"/>
-          <w:sz w:val="24"/>
-          <w14:ligatures w14:val="none"/>
-        </w:rPr>
-        <w:t>回到以色列地，复兴以色列。</w:t>
-      </w:r>
-      <w:r>
-        <w:rPr>
-          <w:rFonts w:ascii="宋体" w:eastAsia="宋体" w:hAnsi="宋体" w:cs="Times New Roman" w:hint="eastAsia"/>
-          <w:color w:val="000000"/>
-          <w:kern w:val="0"/>
-          <w:sz w:val="24"/>
-          <w14:ligatures w14:val="none"/>
-        </w:rPr>
-        <w:t>以前以色列人在高山上拜偶像献祭，而将来他们都要在以色列的山侍奉耶和华。</w:t>
-      </w:r>
-    </w:p>
-    <w:p>
-      <w:pPr>
-        <w:widowControl/>
-        <w:tabs>
-          <w:tab w:val="left" w:pos="420"/>
-        </w:tabs>
-        <w:spacing w:after="120" w:line="257" w:lineRule="auto"/>
-        <w:ind w:leftChars="100" w:left="220"/>
-        <w:jc w:val="both"/>
-        <w:rPr>
-          <w:rFonts w:ascii="楷体" w:eastAsia="楷体" w:hAnsi="楷体" w:cs="Times New Roman"/>
-          <w:color w:val="000000"/>
-          <w:kern w:val="0"/>
-          <w:sz w:val="24"/>
-          <w14:ligatures w14:val="none"/>
-        </w:rPr>
-      </w:pPr>
-      <w:r>
-        <w:rPr>
-          <w:rFonts w:ascii="楷体" w:eastAsia="楷体" w:hAnsi="楷体" w:cs="Times New Roman" w:hint="eastAsia"/>
-          <w:color w:val="000000"/>
-          <w:kern w:val="0"/>
-          <w:sz w:val="24"/>
-          <w14:ligatures w14:val="none"/>
-        </w:rPr>
-        <w:t>「以赛亚书2:1」：“</w:t>
-      </w:r>
-      <w:r>
-        <w:rPr>
-          <w:rFonts w:ascii="楷体" w:eastAsia="楷体" w:hAnsi="楷体" w:cs="Times New Roman" w:hint="eastAsia"/>
-          <w:color w:val="000000"/>
-          <w:kern w:val="0"/>
-          <w:sz w:val="24"/>
-          <w14:ligatures w14:val="none"/>
-        </w:rPr>
-        <w:t>末后的日子，耶和华殿的山必坚立，超乎诸山，高举过于万岭；万民都要流归这山。必有许多国的民前往，说：来吧，我们登耶和华的山，奔雅各 　神的殿。主必将他的道教训我们；我们也要行他的路。因为训诲必出于锡安；耶和华的言语必出于耶路撒冷。</w:t>
-      </w:r>
-      <w:r>
-        <w:rPr>
-          <w:rFonts w:ascii="楷体" w:eastAsia="楷体" w:hAnsi="楷体" w:cs="Times New Roman" w:hint="eastAsia"/>
-          <w:color w:val="000000"/>
-          <w:kern w:val="0"/>
-          <w:sz w:val="24"/>
-          <w14:ligatures w14:val="none"/>
-        </w:rPr>
-        <w:t>”</w:t>
-      </w:r>
-    </w:p>
-    <w:p>
-      <w:pPr>
-        <w:widowControl/>
-        <w:tabs>
-          <w:tab w:val="left" w:pos="420"/>
-        </w:tabs>
-        <w:spacing w:after="120" w:line="257" w:lineRule="auto"/>
-        <w:ind w:firstLine="198"/>
-        <w:jc w:val="both"/>
-        <w:rPr>
-          <w:rFonts w:ascii="宋体" w:eastAsia="宋体" w:hAnsi="宋体" w:cs="Times New Roman" w:hint="eastAsia"/>
-          <w:color w:val="000000"/>
-          <w:kern w:val="0"/>
-          <w:sz w:val="24"/>
-          <w14:ligatures w14:val="none"/>
-        </w:rPr>
-      </w:pPr>
-      <w:r>
-        <w:rPr>
-          <w:rFonts w:ascii="宋体" w:eastAsia="宋体" w:hAnsi="宋体" w:cs="Times New Roman"/>
-          <w:color w:val="000000"/>
-          <w:kern w:val="0"/>
-          <w:sz w:val="24"/>
-          <w14:ligatures w14:val="none"/>
-        </w:rPr>
-        <w:t>“</w:t>
-      </w:r>
-      <w:r>
-        <w:rPr>
-          <w:rFonts w:ascii="宋体" w:eastAsia="宋体" w:hAnsi="宋体" w:cs="Times New Roman"/>
-          <w:color w:val="000000"/>
-          <w:kern w:val="0"/>
-          <w:sz w:val="24"/>
-          <w14:ligatures w14:val="none"/>
-        </w:rPr>
-        <w:t>我从万民中领你们出来，从分散的列国内聚集你们，</w:t>
-      </w:r>
-      <w:r>
-        <w:rPr>
-          <w:rFonts w:ascii="宋体" w:eastAsia="宋体" w:hAnsi="宋体" w:cs="Times New Roman" w:hint="eastAsia"/>
-          <w:color w:val="000000"/>
-          <w:kern w:val="0"/>
-          <w:sz w:val="24"/>
-          <w14:ligatures w14:val="none"/>
-        </w:rPr>
-        <w:t>……</w:t>
-      </w:r>
-      <w:r>
-        <w:rPr>
-          <w:rFonts w:ascii="宋体" w:eastAsia="宋体" w:hAnsi="宋体" w:cs="Times New Roman"/>
-          <w:color w:val="000000"/>
-          <w:kern w:val="0"/>
-          <w:sz w:val="24"/>
-          <w14:ligatures w14:val="none"/>
-        </w:rPr>
-        <w:t>我领你们进入以色列地</w:t>
-      </w:r>
-      <w:r>
-        <w:rPr>
-          <w:rFonts w:ascii="宋体" w:eastAsia="宋体" w:hAnsi="宋体" w:cs="Times New Roman"/>
-          <w:color w:val="000000"/>
-          <w:kern w:val="0"/>
-          <w:sz w:val="24"/>
-          <w14:ligatures w14:val="none"/>
-        </w:rPr>
-        <w:t>”</w:t>
-      </w:r>
-      <w:r>
-        <w:rPr>
-          <w:rFonts w:ascii="宋体" w:eastAsia="宋体" w:hAnsi="宋体" w:cs="Times New Roman" w:hint="eastAsia"/>
-          <w:color w:val="000000"/>
-          <w:kern w:val="0"/>
-          <w:sz w:val="24"/>
-          <w14:ligatures w14:val="none"/>
-        </w:rPr>
-        <w:t>。新约中也有同样的预言：</w:t>
-      </w:r>
-    </w:p>
-    <w:p>
-      <w:pPr>
-        <w:widowControl/>
-        <w:tabs>
-          <w:tab w:val="left" w:pos="420"/>
-        </w:tabs>
-        <w:spacing w:after="120" w:line="257" w:lineRule="auto"/>
-        <w:ind w:leftChars="100" w:left="220"/>
-        <w:jc w:val="both"/>
-        <w:rPr>
-          <w:rFonts w:ascii="楷体" w:eastAsia="楷体" w:hAnsi="楷体" w:cs="Times New Roman"/>
-          <w:color w:val="000000"/>
-          <w:kern w:val="0"/>
-          <w:sz w:val="24"/>
-          <w14:ligatures w14:val="none"/>
-        </w:rPr>
-      </w:pPr>
-      <w:r>
-        <w:rPr>
-          <w:rFonts w:ascii="楷体" w:eastAsia="楷体" w:hAnsi="楷体" w:cs="Times New Roman" w:hint="eastAsia"/>
-          <w:color w:val="000000"/>
-          <w:kern w:val="0"/>
-          <w:sz w:val="24"/>
-          <w14:ligatures w14:val="none"/>
-        </w:rPr>
-        <w:t>「罗马书11:25-26」</w:t>
-      </w:r>
-      <w:r>
-        <w:rPr>
-          <w:rFonts w:ascii="楷体" w:eastAsia="楷体" w:hAnsi="楷体" w:cs="Times New Roman" w:hint="eastAsia"/>
-          <w:color w:val="000000"/>
-          <w:kern w:val="0"/>
-          <w:sz w:val="24"/>
-          <w14:ligatures w14:val="none"/>
-        </w:rPr>
-        <w:t>：“</w:t>
-      </w:r>
-      <w:r>
-        <w:rPr>
-          <w:rFonts w:ascii="楷体" w:eastAsia="楷体" w:hAnsi="楷体" w:cs="Times New Roman" w:hint="eastAsia"/>
-          <w:color w:val="000000"/>
-          <w:kern w:val="0"/>
-          <w:sz w:val="24"/>
-          <w14:ligatures w14:val="none"/>
-        </w:rPr>
-        <w:t>弟兄们，我不愿意你们不知道这奥秘（恐怕你们自以为聪明），就是以色列人有几分是硬心的，等到外邦人的数目添满了，于是以色列全家都要得救。如经上所记：必有一位救主从锡安出来，要消除雅各家的一切罪恶；</w:t>
-      </w:r>
-      <w:r>
-        <w:rPr>
-          <w:rFonts w:ascii="楷体" w:eastAsia="楷体" w:hAnsi="楷体" w:cs="Times New Roman" w:hint="eastAsia"/>
-          <w:color w:val="000000"/>
-          <w:kern w:val="0"/>
-          <w:sz w:val="24"/>
-          <w14:ligatures w14:val="none"/>
-        </w:rPr>
-        <w:t>”</w:t>
-      </w:r>
-    </w:p>
-    <w:p>
-      <w:pPr>
-        <w:widowControl/>
-        <w:tabs>
-          <w:tab w:val="left" w:pos="420"/>
-        </w:tabs>
-        <w:spacing w:after="120" w:line="257" w:lineRule="auto"/>
-        <w:ind w:leftChars="100" w:left="220"/>
-        <w:jc w:val="both"/>
-        <w:rPr>
-          <w:rFonts w:ascii="楷体" w:eastAsia="楷体" w:hAnsi="楷体" w:cs="Times New Roman" w:hint="eastAsia"/>
-          <w:color w:val="000000"/>
-          <w:kern w:val="0"/>
-          <w:sz w:val="24"/>
-          <w14:ligatures w14:val="none"/>
-        </w:rPr>
-      </w:pPr>
-      <w:r>
-        <w:rPr>
-          <w:rFonts w:ascii="楷体" w:eastAsia="楷体" w:hAnsi="楷体" w:cs="Times New Roman" w:hint="eastAsia"/>
-          <w:color w:val="000000"/>
-          <w:kern w:val="0"/>
-          <w:sz w:val="24"/>
-          <w14:ligatures w14:val="none"/>
-        </w:rPr>
-        <w:lastRenderedPageBreak/>
-        <w:t>「马太福音24:31」：“</w:t>
-      </w:r>
-      <w:r>
-        <w:rPr>
-          <w:rFonts w:ascii="楷体" w:eastAsia="楷体" w:hAnsi="楷体" w:cs="Times New Roman"/>
-          <w:color w:val="000000"/>
-          <w:kern w:val="0"/>
-          <w:sz w:val="24"/>
-          <w14:ligatures w14:val="none"/>
-        </w:rPr>
-        <w:t>他要差遣使者，用号筒的大声，将他的选民，从四方，从天这边到天那边，都招聚了来。</w:t>
-      </w:r>
-      <w:r>
-        <w:rPr>
-          <w:rFonts w:ascii="楷体" w:eastAsia="楷体" w:hAnsi="楷体" w:cs="Times New Roman" w:hint="eastAsia"/>
-          <w:color w:val="000000"/>
-          <w:kern w:val="0"/>
-          <w:sz w:val="24"/>
-          <w14:ligatures w14:val="none"/>
-        </w:rPr>
-        <w:t>”</w:t>
-      </w:r>
-    </w:p>
-    <w:p>
-      <w:pPr>
-        <w:widowControl/>
-        <w:tabs>
-          <w:tab w:val="left" w:pos="420"/>
-        </w:tabs>
-        <w:spacing w:after="120" w:line="257" w:lineRule="auto"/>
-        <w:ind w:firstLine="198"/>
-        <w:jc w:val="both"/>
-        <w:rPr>
-          <w:rFonts w:ascii="宋体" w:eastAsia="宋体" w:hAnsi="宋体" w:cs="Times New Roman"/>
-          <w:color w:val="000000"/>
-          <w:kern w:val="0"/>
-          <w:sz w:val="24"/>
-          <w14:ligatures w14:val="none"/>
-        </w:rPr>
-      </w:pPr>
-      <w:r>
-        <w:rPr>
-          <w:rFonts w:ascii="宋体" w:eastAsia="宋体" w:hAnsi="宋体" w:cs="Times New Roman"/>
-          <w:color w:val="000000"/>
-          <w:kern w:val="0"/>
-          <w:sz w:val="24"/>
-          <w14:ligatures w14:val="none"/>
-        </w:rPr>
-        <w:t>“</w:t>
-      </w:r>
-      <w:r>
-        <w:rPr>
-          <w:rFonts w:ascii="宋体" w:eastAsia="宋体" w:hAnsi="宋体" w:cs="Times New Roman"/>
-          <w:color w:val="000000"/>
-          <w:kern w:val="0"/>
-          <w:sz w:val="24"/>
-          <w14:ligatures w14:val="none"/>
-        </w:rPr>
-        <w:t>我领你们进入以色列地</w:t>
-      </w:r>
-      <w:r>
-        <w:rPr>
-          <w:rFonts w:ascii="宋体" w:eastAsia="宋体" w:hAnsi="宋体" w:cs="Times New Roman" w:hint="eastAsia"/>
-          <w:color w:val="000000"/>
-          <w:kern w:val="0"/>
-          <w:sz w:val="24"/>
-          <w14:ligatures w14:val="none"/>
-        </w:rPr>
-        <w:t>，</w:t>
-      </w:r>
-      <w:r>
-        <w:rPr>
-          <w:rFonts w:ascii="宋体" w:eastAsia="宋体" w:hAnsi="宋体" w:cs="Times New Roman"/>
-          <w:color w:val="000000"/>
-          <w:kern w:val="0"/>
-          <w:sz w:val="24"/>
-          <w14:ligatures w14:val="none"/>
-        </w:rPr>
-        <w:t>就是我起誓应许赐给你们列祖之地</w:t>
-      </w:r>
-      <w:r>
-        <w:rPr>
-          <w:rFonts w:ascii="宋体" w:eastAsia="宋体" w:hAnsi="宋体" w:cs="Times New Roman" w:hint="eastAsia"/>
-          <w:color w:val="000000"/>
-          <w:kern w:val="0"/>
-          <w:sz w:val="24"/>
-          <w14:ligatures w14:val="none"/>
-        </w:rPr>
-        <w:t>……</w:t>
-      </w:r>
-      <w:r>
-        <w:rPr>
-          <w:rFonts w:ascii="宋体" w:eastAsia="宋体" w:hAnsi="宋体" w:cs="Times New Roman"/>
-          <w:color w:val="000000"/>
-          <w:kern w:val="0"/>
-          <w:sz w:val="24"/>
-          <w14:ligatures w14:val="none"/>
-        </w:rPr>
-        <w:t>”</w:t>
-      </w:r>
-      <w:r>
-        <w:rPr>
-          <w:rFonts w:ascii="宋体" w:eastAsia="宋体" w:hAnsi="宋体" w:cs="Times New Roman" w:hint="eastAsia"/>
-          <w:color w:val="000000"/>
-          <w:kern w:val="0"/>
-          <w:sz w:val="24"/>
-          <w14:ligatures w14:val="none"/>
-        </w:rPr>
-        <w:t>，在「创世纪」12、13、15、17章有相关记载。</w:t>
-      </w:r>
-    </w:p>
-    <w:p>
-      <w:pPr>
-        <w:widowControl/>
-        <w:tabs>
-          <w:tab w:val="left" w:pos="420"/>
-        </w:tabs>
-        <w:spacing w:after="120" w:line="257" w:lineRule="auto"/>
-        <w:ind w:firstLine="198"/>
-        <w:jc w:val="both"/>
-        <w:rPr>
-          <w:rFonts w:ascii="宋体" w:eastAsia="宋体" w:hAnsi="宋体" w:cs="Times New Roman"/>
-          <w:color w:val="000000"/>
-          <w:kern w:val="0"/>
-          <w:sz w:val="24"/>
-          <w14:ligatures w14:val="none"/>
-        </w:rPr>
-      </w:pPr>
-      <w:r>
-        <w:rPr>
-          <w:rFonts w:ascii="宋体" w:eastAsia="宋体" w:hAnsi="宋体" w:cs="Times New Roman" w:hint="eastAsia"/>
-          <w:color w:val="000000"/>
-          <w:kern w:val="0"/>
-          <w:sz w:val="24"/>
-          <w14:ligatures w14:val="none"/>
-        </w:rPr>
-        <w:t>“</w:t>
-      </w:r>
-      <w:r>
-        <w:rPr>
-          <w:rFonts w:ascii="宋体" w:eastAsia="宋体" w:hAnsi="宋体" w:cs="Times New Roman"/>
-          <w:color w:val="000000"/>
-          <w:kern w:val="0"/>
-          <w:sz w:val="24"/>
-          <w14:ligatures w14:val="none"/>
-        </w:rPr>
-        <w:t>你们在那里要追念玷污自己的行动作为，又要因所做的一切恶事厌恶自己。</w:t>
-      </w:r>
-      <w:r>
-        <w:rPr>
-          <w:rFonts w:ascii="宋体" w:eastAsia="宋体" w:hAnsi="宋体" w:cs="Times New Roman" w:hint="eastAsia"/>
-          <w:color w:val="000000"/>
-          <w:kern w:val="0"/>
-          <w:sz w:val="24"/>
-          <w14:ligatures w14:val="none"/>
-        </w:rPr>
-        <w:t>”以色列人要悔改要哭泣，这是他们的赎罪日。这个日子还在将来，在最后七年的最后。</w:t>
-      </w:r>
-    </w:p>
-    <w:p>
-      <w:pPr>
-        <w:widowControl/>
-        <w:tabs>
-          <w:tab w:val="left" w:pos="420"/>
-        </w:tabs>
-        <w:spacing w:after="120" w:line="257" w:lineRule="auto"/>
-        <w:ind w:leftChars="100" w:left="220"/>
-        <w:jc w:val="both"/>
-        <w:rPr>
-          <w:rFonts w:ascii="楷体" w:eastAsia="楷体" w:hAnsi="楷体" w:cs="Times New Roman" w:hint="eastAsia"/>
-          <w:color w:val="000000"/>
-          <w:kern w:val="0"/>
-          <w:sz w:val="24"/>
-          <w14:ligatures w14:val="none"/>
-        </w:rPr>
-      </w:pPr>
-      <w:r>
-        <w:rPr>
-          <w:rFonts w:ascii="楷体" w:eastAsia="楷体" w:hAnsi="楷体" w:cs="Times New Roman" w:hint="eastAsia"/>
-          <w:color w:val="000000"/>
-          <w:kern w:val="0"/>
-          <w:sz w:val="24"/>
-          <w14:ligatures w14:val="none"/>
-        </w:rPr>
-        <w:t>「撒迦利亚书12:10-11」：“……</w:t>
-      </w:r>
-      <w:r>
-        <w:rPr>
-          <w:rFonts w:ascii="楷体" w:eastAsia="楷体" w:hAnsi="楷体" w:cs="Times New Roman"/>
-          <w:color w:val="000000"/>
-          <w:kern w:val="0"/>
-          <w:sz w:val="24"/>
-          <w14:ligatures w14:val="none"/>
-        </w:rPr>
-        <w:t>他们必仰望我，就是他们所扎的；必为我悲哀，如丧独生子，又为我愁苦，如丧长子。那日，耶路撒冷必有大大的悲哀，如米吉多平原之哈达临门的悲哀。</w:t>
-      </w:r>
-      <w:r>
-        <w:rPr>
-          <w:rFonts w:ascii="楷体" w:eastAsia="楷体" w:hAnsi="楷体" w:cs="Times New Roman" w:hint="eastAsia"/>
-          <w:color w:val="000000"/>
-          <w:kern w:val="0"/>
-          <w:sz w:val="24"/>
-          <w14:ligatures w14:val="none"/>
-        </w:rPr>
-        <w:t>……”</w:t>
-      </w:r>
-    </w:p>
-    <w:p>
-      <w:pPr>
-        <w:widowControl/>
-        <w:tabs>
-          <w:tab w:val="left" w:pos="420"/>
-        </w:tabs>
-        <w:spacing w:after="120" w:line="257" w:lineRule="auto"/>
-        <w:ind w:firstLine="198"/>
-        <w:jc w:val="both"/>
-        <w:rPr>
-          <w:rFonts w:ascii="宋体" w:eastAsia="宋体" w:hAnsi="宋体" w:cs="Times New Roman" w:hint="eastAsia"/>
-          <w:color w:val="000000"/>
-          <w:kern w:val="0"/>
-          <w:sz w:val="24"/>
-          <w14:ligatures w14:val="none"/>
-        </w:rPr>
-      </w:pPr>
-      <w:r>
-        <w:rPr>
-          <w:rFonts w:ascii="宋体" w:eastAsia="宋体" w:hAnsi="宋体" w:cs="Times New Roman" w:hint="eastAsia"/>
-          <w:color w:val="000000"/>
-          <w:kern w:val="0"/>
-          <w:sz w:val="24"/>
-          <w14:ligatures w14:val="none"/>
-        </w:rPr>
-        <w:t>我们看到以色列人的历史，</w:t>
-      </w:r>
-      <w:r>
-        <w:rPr>
-          <w:rFonts w:ascii="宋体" w:eastAsia="宋体" w:hAnsi="宋体" w:cs="Times New Roman" w:hint="eastAsia"/>
-          <w:color w:val="000000"/>
-          <w:kern w:val="0"/>
-          <w:sz w:val="24"/>
-          <w14:ligatures w14:val="none"/>
-        </w:rPr>
-        <w:t>每个人都要经过神的杖。神的数算不是一家一家，而是每个人都要被数算。</w:t>
-      </w:r>
-    </w:p>
-    <w:p>
-      <w:pPr>
-        <w:widowControl/>
-        <w:tabs>
-          <w:tab w:val="left" w:pos="420"/>
-        </w:tabs>
-        <w:spacing w:after="120" w:line="257" w:lineRule="auto"/>
-        <w:ind w:firstLine="198"/>
-        <w:jc w:val="both"/>
-        <w:rPr>
-          <w:rFonts w:ascii="宋体" w:eastAsia="宋体" w:hAnsi="宋体" w:cs="Times New Roman"/>
-          <w:color w:val="000000"/>
-          <w:kern w:val="0"/>
-          <w:sz w:val="24"/>
-          <w14:ligatures w14:val="none"/>
-        </w:rPr>
-      </w:pPr>
-    </w:p>
-    <w:p>
-      <w:pPr>
-        <w:widowControl/>
-        <w:tabs>
-          <w:tab w:val="left" w:pos="420"/>
-        </w:tabs>
-        <w:spacing w:after="120" w:line="257" w:lineRule="auto"/>
-        <w:ind w:firstLine="198"/>
+    </w:p>
+    <w:p>
+      <w:pPr>
+        <w:widowControl/>
+        <w:tabs>
+          <w:tab w:val="left" w:pos="420"/>
+        </w:tabs>
+        <w:spacing w:after="120" w:line="257" w:lineRule="auto"/>
         <w:jc w:val="both"/>
         <w:rPr>
           <w:rFonts w:ascii="宋体" w:eastAsia="宋体" w:hAnsi="宋体" w:cs="Times New Roman" w:hint="eastAsia"/>

--- a/以西结书2025.docx
+++ b/以西结书2025.docx
@@ -3463,6 +3463,7 @@
         </w:rPr>
         <w:t>耶和华的话又临到我说：“人子啊，我要将你眼目所喜爱的忽然取去，你却不可悲</w:t>
       </w:r>
+      <w:proofErr w:type="gramStart"/>
       <w:r>
         <w:rPr>
           <w:rFonts w:ascii="宋体" w:eastAsia="宋体" w:hAnsi="宋体" w:cs="Times New Roman" w:hint="eastAsia"/>
@@ -3472,7 +3473,18 @@
           <w14:ligatures w14:val="none"/>
         </w:rPr>
         <w:lastRenderedPageBreak/>
-        <w:t>哀哭泣，也不可流泪，</w:t>
+        <w:t>哀</w:t>
+      </w:r>
+      <w:proofErr w:type="gramEnd"/>
+      <w:r>
+        <w:rPr>
+          <w:rFonts w:ascii="宋体" w:eastAsia="宋体" w:hAnsi="宋体" w:cs="Times New Roman" w:hint="eastAsia"/>
+          <w:color w:val="000000"/>
+          <w:kern w:val="0"/>
+          <w:sz w:val="24"/>
+          <w14:ligatures w14:val="none"/>
+        </w:rPr>
+        <w:t>哭泣，也不可流泪，</w:t>
       </w:r>
       <w:r>
         <w:rPr>
@@ -43506,8 +43518,8 @@
           <w14:ligatures w14:val="none"/>
         </w:rPr>
       </w:pPr>
-      <w:bookmarkStart w:id="15" w:name="OLE_LINK85"/>
-      <w:bookmarkStart w:id="16" w:name="_Toc231839768"/>
+      <w:bookmarkStart w:id="15" w:name="_Toc231839768"/>
+      <w:bookmarkStart w:id="16" w:name="OLE_LINK85"/>
       <w:r>
         <w:rPr>
           <w:rFonts w:ascii="Calibri" w:eastAsia="宋体" w:hAnsi="Calibri" w:cs="Times New Roman" w:hint="eastAsia"/>
@@ -43597,7 +43609,7 @@
         </w:rPr>
         <w:t>吃酸葡萄牙必酸倒</w:t>
       </w:r>
-      <w:bookmarkEnd w:id="16"/>
+      <w:bookmarkEnd w:id="15"/>
     </w:p>
     <w:p>
       <w:pPr>
@@ -43757,7 +43769,7 @@
         <w:t>18-19</w:t>
       </w:r>
     </w:p>
-    <w:bookmarkEnd w:id="15"/>
+    <w:bookmarkEnd w:id="16"/>
     <w:p>
       <w:pPr>
         <w:widowControl/>
@@ -54937,53 +54949,2131 @@
     <w:p>
       <w:pPr>
         <w:widowControl/>
-        <w:tabs>
-          <w:tab w:val="left" w:pos="420"/>
-        </w:tabs>
-        <w:spacing w:after="120" w:line="257" w:lineRule="auto"/>
-        <w:jc w:val="both"/>
-        <w:rPr>
-          <w:rFonts w:ascii="宋体" w:eastAsia="宋体" w:hAnsi="宋体" w:cs="Times New Roman" w:hint="eastAsia"/>
-          <w:color w:val="000000"/>
-          <w:kern w:val="0"/>
-          <w:sz w:val="24"/>
-          <w14:ligatures w14:val="none"/>
-        </w:rPr>
-      </w:pPr>
-    </w:p>
-    <w:p>
-      <w:pPr>
-        <w:widowControl/>
-        <w:tabs>
-          <w:tab w:val="left" w:pos="420"/>
-        </w:tabs>
-        <w:spacing w:after="120" w:line="257" w:lineRule="auto"/>
-        <w:jc w:val="both"/>
-        <w:rPr>
-          <w:rFonts w:ascii="宋体" w:eastAsia="宋体" w:hAnsi="宋体" w:cs="Times New Roman" w:hint="eastAsia"/>
-          <w:color w:val="000000"/>
-          <w:kern w:val="0"/>
-          <w:sz w:val="24"/>
-          <w14:ligatures w14:val="none"/>
-        </w:rPr>
-      </w:pPr>
-    </w:p>
-    <w:p>
-      <w:pPr>
-        <w:widowControl/>
-        <w:tabs>
-          <w:tab w:val="left" w:pos="420"/>
-        </w:tabs>
-        <w:spacing w:after="120" w:line="257" w:lineRule="auto"/>
-        <w:jc w:val="both"/>
-        <w:rPr>
-          <w:rFonts w:ascii="宋体" w:eastAsia="宋体" w:hAnsi="宋体" w:cs="Times New Roman" w:hint="eastAsia"/>
-          <w:color w:val="000000"/>
-          <w:kern w:val="0"/>
-          <w:sz w:val="24"/>
-          <w14:ligatures w14:val="none"/>
-        </w:rPr>
-      </w:pPr>
+        <w:rPr>
+          <w:rFonts w:ascii="宋体" w:eastAsia="宋体" w:hAnsi="宋体" w:cs="Times New Roman" w:hint="eastAsia"/>
+          <w:color w:val="000000"/>
+          <w:kern w:val="0"/>
+          <w:sz w:val="24"/>
+          <w14:ligatures w14:val="none"/>
+        </w:rPr>
+      </w:pPr>
+      <w:r>
+        <w:rPr>
+          <w:rFonts w:ascii="宋体" w:eastAsia="宋体" w:hAnsi="宋体" w:cs="Times New Roman" w:hint="eastAsia"/>
+          <w:color w:val="000000"/>
+          <w:kern w:val="0"/>
+          <w:sz w:val="24"/>
+          <w14:ligatures w14:val="none"/>
+        </w:rPr>
+        <w:br w:type="page"/>
+      </w:r>
+    </w:p>
+    <w:p>
+      <w:pPr>
+        <w:keepNext/>
+        <w:keepLines/>
+        <w:widowControl/>
+        <w:pBdr>
+          <w:bottom w:val="single" w:sz="12" w:space="12" w:color="56152F"/>
+        </w:pBdr>
+        <w:spacing w:before="460" w:after="480" w:line="256" w:lineRule="auto"/>
+        <w:outlineLvl w:val="0"/>
+        <w:rPr>
+          <w:rFonts w:ascii="Calibri" w:eastAsia="宋体" w:hAnsi="Calibri" w:cs="Times New Roman" w:hint="eastAsia"/>
+          <w:color w:val="731C3F"/>
+          <w:kern w:val="0"/>
+          <w:sz w:val="40"/>
+          <w:szCs w:val="32"/>
+          <w14:ligatures w14:val="none"/>
+        </w:rPr>
+      </w:pPr>
+      <w:r>
+        <w:rPr>
+          <w:rFonts w:ascii="Calibri" w:eastAsia="宋体" w:hAnsi="Calibri" w:cs="Times New Roman" w:hint="eastAsia"/>
+          <w:color w:val="731C3F"/>
+          <w:kern w:val="0"/>
+          <w:sz w:val="40"/>
+          <w:szCs w:val="32"/>
+          <w14:ligatures w14:val="none"/>
+        </w:rPr>
+        <w:lastRenderedPageBreak/>
+        <w:t>以西结书</w:t>
+      </w:r>
+      <w:r>
+        <w:rPr>
+          <w:rFonts w:ascii="Calibri" w:eastAsia="宋体" w:hAnsi="Calibri" w:cs="Times New Roman" w:hint="eastAsia"/>
+          <w:color w:val="731C3F"/>
+          <w:kern w:val="0"/>
+          <w:sz w:val="40"/>
+          <w:szCs w:val="32"/>
+          <w14:ligatures w14:val="none"/>
+        </w:rPr>
+        <w:t>（</w:t>
+      </w:r>
+      <w:r>
+        <w:rPr>
+          <w:rFonts w:ascii="Calibri" w:eastAsia="宋体" w:hAnsi="Calibri" w:cs="Times New Roman" w:hint="eastAsia"/>
+          <w:color w:val="731C3F"/>
+          <w:kern w:val="0"/>
+          <w:sz w:val="40"/>
+          <w:szCs w:val="32"/>
+          <w14:ligatures w14:val="none"/>
+        </w:rPr>
+        <w:t>第</w:t>
+      </w:r>
+      <w:r>
+        <w:rPr>
+          <w:rFonts w:ascii="Calibri" w:eastAsia="宋体" w:hAnsi="Calibri" w:cs="Times New Roman" w:hint="eastAsia"/>
+          <w:color w:val="731C3F"/>
+          <w:kern w:val="0"/>
+          <w:sz w:val="40"/>
+          <w:szCs w:val="32"/>
+          <w14:ligatures w14:val="none"/>
+        </w:rPr>
+        <w:t>2</w:t>
+      </w:r>
+      <w:r>
+        <w:rPr>
+          <w:rFonts w:ascii="Calibri" w:eastAsia="宋体" w:hAnsi="Calibri" w:cs="Times New Roman" w:hint="eastAsia"/>
+          <w:color w:val="731C3F"/>
+          <w:kern w:val="0"/>
+          <w:sz w:val="40"/>
+          <w:szCs w:val="32"/>
+          <w14:ligatures w14:val="none"/>
+        </w:rPr>
+        <w:t>2</w:t>
+      </w:r>
+      <w:r>
+        <w:rPr>
+          <w:rFonts w:ascii="Calibri" w:eastAsia="宋体" w:hAnsi="Calibri" w:cs="Times New Roman" w:hint="eastAsia"/>
+          <w:color w:val="731C3F"/>
+          <w:kern w:val="0"/>
+          <w:sz w:val="40"/>
+          <w:szCs w:val="32"/>
+          <w14:ligatures w14:val="none"/>
+        </w:rPr>
+        <w:t>章</w:t>
+      </w:r>
+      <w:r>
+        <w:rPr>
+          <w:rFonts w:ascii="Calibri" w:eastAsia="宋体" w:hAnsi="Calibri" w:cs="Times New Roman" w:hint="eastAsia"/>
+          <w:color w:val="731C3F"/>
+          <w:kern w:val="0"/>
+          <w:sz w:val="40"/>
+          <w:szCs w:val="32"/>
+          <w14:ligatures w14:val="none"/>
+        </w:rPr>
+        <w:t>）</w:t>
+      </w:r>
+      <w:r>
+        <w:rPr>
+          <w:rFonts w:ascii="Calibri" w:eastAsia="宋体" w:hAnsi="Calibri" w:cs="Times New Roman"/>
+          <w:color w:val="731C3F"/>
+          <w:kern w:val="0"/>
+          <w:sz w:val="40"/>
+          <w:szCs w:val="32"/>
+          <w14:ligatures w14:val="none"/>
+        </w:rPr>
+        <w:t>~</w:t>
+      </w:r>
+      <w:r>
+        <w:rPr>
+          <w:rFonts w:ascii="Calibri" w:eastAsia="宋体" w:hAnsi="Calibri" w:cs="Times New Roman" w:hint="eastAsia"/>
+          <w:color w:val="731C3F"/>
+          <w:kern w:val="0"/>
+          <w:sz w:val="40"/>
+          <w:szCs w:val="32"/>
+          <w14:ligatures w14:val="none"/>
+        </w:rPr>
+        <w:t>耶路撒冷成为大火炉</w:t>
+      </w:r>
+    </w:p>
+    <w:p>
+      <w:pPr>
+        <w:widowControl/>
+        <w:tabs>
+          <w:tab w:val="left" w:pos="420"/>
+        </w:tabs>
+        <w:spacing w:after="120" w:line="256" w:lineRule="auto"/>
+        <w:ind w:left="432" w:hanging="432"/>
+        <w:jc w:val="both"/>
+        <w:rPr>
+          <w:rFonts w:ascii="宋体" w:eastAsia="宋体" w:hAnsi="宋体" w:cs="Times New Roman" w:hint="eastAsia"/>
+          <w:color w:val="000000"/>
+          <w:kern w:val="0"/>
+          <w:sz w:val="24"/>
+          <w14:ligatures w14:val="none"/>
+        </w:rPr>
+      </w:pPr>
+      <w:r>
+        <w:rPr>
+          <w:rFonts w:ascii="宋体" w:eastAsia="宋体" w:hAnsi="宋体" w:cs="Times New Roman" w:hint="eastAsia"/>
+          <w:color w:val="000000"/>
+          <w:kern w:val="0"/>
+          <w:sz w:val="24"/>
+          <w14:ligatures w14:val="none"/>
+        </w:rPr>
+        <w:t>时间</w:t>
+      </w:r>
+      <w:r>
+        <w:rPr>
+          <w:rFonts w:ascii="宋体" w:eastAsia="宋体" w:hAnsi="宋体" w:cs="Times New Roman" w:hint="eastAsia"/>
+          <w:color w:val="000000"/>
+          <w:kern w:val="0"/>
+          <w:sz w:val="24"/>
+          <w14:ligatures w14:val="none"/>
+        </w:rPr>
+        <w:t>：</w:t>
+      </w:r>
+      <w:r>
+        <w:rPr>
+          <w:rFonts w:ascii="宋体" w:eastAsia="宋体" w:hAnsi="宋体" w:cs="Times New Roman" w:hint="eastAsia"/>
+          <w:color w:val="000000"/>
+          <w:kern w:val="0"/>
+          <w:sz w:val="24"/>
+          <w14:ligatures w14:val="none"/>
+        </w:rPr>
+        <w:t>202</w:t>
+      </w:r>
+      <w:r>
+        <w:rPr>
+          <w:rFonts w:ascii="宋体" w:eastAsia="宋体" w:hAnsi="宋体" w:cs="Times New Roman" w:hint="eastAsia"/>
+          <w:color w:val="000000"/>
+          <w:kern w:val="0"/>
+          <w:sz w:val="24"/>
+          <w14:ligatures w14:val="none"/>
+        </w:rPr>
+        <w:t>6</w:t>
+      </w:r>
+      <w:r>
+        <w:rPr>
+          <w:rFonts w:ascii="宋体" w:eastAsia="宋体" w:hAnsi="宋体" w:cs="Times New Roman" w:hint="eastAsia"/>
+          <w:color w:val="000000"/>
+          <w:kern w:val="0"/>
+          <w:sz w:val="24"/>
+          <w14:ligatures w14:val="none"/>
+        </w:rPr>
+        <w:t>年</w:t>
+      </w:r>
+      <w:r>
+        <w:rPr>
+          <w:rFonts w:ascii="宋体" w:eastAsia="宋体" w:hAnsi="宋体" w:cs="Times New Roman" w:hint="eastAsia"/>
+          <w:color w:val="000000"/>
+          <w:kern w:val="0"/>
+          <w:sz w:val="24"/>
+          <w14:ligatures w14:val="none"/>
+        </w:rPr>
+        <w:t>6</w:t>
+      </w:r>
+      <w:r>
+        <w:rPr>
+          <w:rFonts w:ascii="宋体" w:eastAsia="宋体" w:hAnsi="宋体" w:cs="Times New Roman" w:hint="eastAsia"/>
+          <w:color w:val="000000"/>
+          <w:kern w:val="0"/>
+          <w:sz w:val="24"/>
+          <w14:ligatures w14:val="none"/>
+        </w:rPr>
+        <w:t>月</w:t>
+      </w:r>
+      <w:r>
+        <w:rPr>
+          <w:rFonts w:ascii="宋体" w:eastAsia="宋体" w:hAnsi="宋体" w:cs="Times New Roman" w:hint="eastAsia"/>
+          <w:color w:val="000000"/>
+          <w:kern w:val="0"/>
+          <w:sz w:val="24"/>
+          <w14:ligatures w14:val="none"/>
+        </w:rPr>
+        <w:t>9</w:t>
+      </w:r>
+      <w:r>
+        <w:rPr>
+          <w:rFonts w:ascii="宋体" w:eastAsia="宋体" w:hAnsi="宋体" w:cs="Times New Roman" w:hint="eastAsia"/>
+          <w:color w:val="000000"/>
+          <w:kern w:val="0"/>
+          <w:sz w:val="24"/>
+          <w14:ligatures w14:val="none"/>
+        </w:rPr>
+        <w:t>日</w:t>
+      </w:r>
+    </w:p>
+    <w:p>
+      <w:pPr>
+        <w:widowControl/>
+        <w:tabs>
+          <w:tab w:val="left" w:pos="420"/>
+        </w:tabs>
+        <w:spacing w:after="120" w:line="256" w:lineRule="auto"/>
+        <w:ind w:left="432" w:hanging="432"/>
+        <w:jc w:val="both"/>
+        <w:rPr>
+          <w:rFonts w:ascii="宋体" w:eastAsia="宋体" w:hAnsi="宋体" w:cs="Times New Roman" w:hint="eastAsia"/>
+          <w:color w:val="000000"/>
+          <w:kern w:val="0"/>
+          <w:sz w:val="24"/>
+          <w14:ligatures w14:val="none"/>
+        </w:rPr>
+      </w:pPr>
+      <w:r>
+        <w:rPr>
+          <w:rFonts w:ascii="宋体" w:eastAsia="宋体" w:hAnsi="宋体" w:cs="Times New Roman" w:hint="eastAsia"/>
+          <w:color w:val="000000"/>
+          <w:kern w:val="0"/>
+          <w:sz w:val="24"/>
+          <w14:ligatures w14:val="none"/>
+        </w:rPr>
+        <w:t>相关经文：</w:t>
+      </w:r>
+      <w:proofErr w:type="gramStart"/>
+      <w:r>
+        <w:rPr>
+          <w:rFonts w:ascii="宋体" w:eastAsia="宋体" w:hAnsi="宋体" w:cs="Times New Roman" w:hint="eastAsia"/>
+          <w:color w:val="000000"/>
+          <w:kern w:val="0"/>
+          <w:sz w:val="24"/>
+          <w14:ligatures w14:val="none"/>
+        </w:rPr>
+        <w:t>以西结书</w:t>
+      </w:r>
+      <w:proofErr w:type="gramEnd"/>
+      <w:r>
+        <w:rPr>
+          <w:rFonts w:ascii="宋体" w:eastAsia="宋体" w:hAnsi="宋体" w:cs="Times New Roman" w:hint="eastAsia"/>
+          <w:color w:val="000000"/>
+          <w:kern w:val="0"/>
+          <w:sz w:val="24"/>
+          <w14:ligatures w14:val="none"/>
+        </w:rPr>
+        <w:t>2</w:t>
+      </w:r>
+      <w:r>
+        <w:rPr>
+          <w:rFonts w:ascii="宋体" w:eastAsia="宋体" w:hAnsi="宋体" w:cs="Times New Roman" w:hint="eastAsia"/>
+          <w:color w:val="000000"/>
+          <w:kern w:val="0"/>
+          <w:sz w:val="24"/>
+          <w14:ligatures w14:val="none"/>
+        </w:rPr>
+        <w:t>2</w:t>
+      </w:r>
+    </w:p>
+    <w:p>
+      <w:pPr>
+        <w:widowControl/>
+        <w:tabs>
+          <w:tab w:val="left" w:pos="420"/>
+        </w:tabs>
+        <w:spacing w:after="120" w:line="257" w:lineRule="auto"/>
+        <w:jc w:val="both"/>
+        <w:rPr>
+          <w:rFonts w:ascii="宋体" w:eastAsia="宋体" w:hAnsi="宋体" w:cs="Times New Roman" w:hint="eastAsia"/>
+          <w:color w:val="000000"/>
+          <w:kern w:val="0"/>
+          <w:sz w:val="24"/>
+          <w14:ligatures w14:val="none"/>
+        </w:rPr>
+      </w:pPr>
+      <w:r>
+        <w:rPr>
+          <w:rFonts w:ascii="宋体" w:eastAsia="宋体" w:hAnsi="宋体" w:cs="Times New Roman" w:hint="eastAsia"/>
+          <w:color w:val="000000"/>
+          <w:kern w:val="0"/>
+          <w:sz w:val="24"/>
+          <w14:ligatures w14:val="none"/>
+        </w:rPr>
+        <w:t>耶路撒冷是君王的城，是神所拣选的永恒的城。</w:t>
+      </w:r>
+      <w:proofErr w:type="gramStart"/>
+      <w:r>
+        <w:rPr>
+          <w:rFonts w:ascii="宋体" w:eastAsia="宋体" w:hAnsi="宋体" w:cs="Times New Roman" w:hint="eastAsia"/>
+          <w:color w:val="000000"/>
+          <w:kern w:val="0"/>
+          <w:sz w:val="24"/>
+          <w14:ligatures w14:val="none"/>
+        </w:rPr>
+        <w:t>神借先知以西结说耶路撒冷</w:t>
+      </w:r>
+      <w:proofErr w:type="gramEnd"/>
+      <w:r>
+        <w:rPr>
+          <w:rFonts w:ascii="宋体" w:eastAsia="宋体" w:hAnsi="宋体" w:cs="Times New Roman" w:hint="eastAsia"/>
+          <w:color w:val="000000"/>
+          <w:kern w:val="0"/>
+          <w:sz w:val="24"/>
+          <w14:ligatures w14:val="none"/>
+        </w:rPr>
+        <w:t>将成为大火炉，这是对犹太人非常严肃的警告。这也是当今世界将要面临的危险。</w:t>
+      </w:r>
+    </w:p>
+    <w:p>
+      <w:pPr>
+        <w:widowControl/>
+        <w:tabs>
+          <w:tab w:val="left" w:pos="420"/>
+        </w:tabs>
+        <w:spacing w:after="120" w:line="257" w:lineRule="auto"/>
+        <w:jc w:val="both"/>
+        <w:rPr>
+          <w:rFonts w:ascii="宋体" w:eastAsia="宋体" w:hAnsi="宋体" w:cs="Times New Roman" w:hint="eastAsia"/>
+          <w:color w:val="000000"/>
+          <w:kern w:val="0"/>
+          <w:sz w:val="24"/>
+          <w14:ligatures w14:val="none"/>
+        </w:rPr>
+      </w:pPr>
+    </w:p>
+    <w:p>
+      <w:pPr>
+        <w:widowControl/>
+        <w:tabs>
+          <w:tab w:val="left" w:pos="420"/>
+        </w:tabs>
+        <w:spacing w:after="120" w:line="257" w:lineRule="auto"/>
+        <w:jc w:val="both"/>
+        <w:rPr>
+          <w:rFonts w:ascii="宋体" w:eastAsia="宋体" w:hAnsi="宋体" w:cs="Times New Roman"/>
+          <w:b/>
+          <w:bCs/>
+          <w:color w:val="000000"/>
+          <w:kern w:val="0"/>
+          <w:sz w:val="24"/>
+          <w14:ligatures w14:val="none"/>
+        </w:rPr>
+      </w:pPr>
+      <w:r>
+        <w:rPr>
+          <w:rFonts w:ascii="宋体" w:eastAsia="宋体" w:hAnsi="宋体" w:cs="Times New Roman" w:hint="eastAsia"/>
+          <w:b/>
+          <w:bCs/>
+          <w:color w:val="000000"/>
+          <w:kern w:val="0"/>
+          <w:sz w:val="24"/>
+          <w14:ligatures w14:val="none"/>
+        </w:rPr>
+        <w:t>一、</w:t>
+      </w:r>
+      <w:r>
+        <w:rPr>
+          <w:rFonts w:ascii="宋体" w:eastAsia="宋体" w:hAnsi="宋体" w:cs="Times New Roman" w:hint="eastAsia"/>
+          <w:b/>
+          <w:bCs/>
+          <w:color w:val="000000"/>
+          <w:kern w:val="0"/>
+          <w:sz w:val="24"/>
+          <w14:ligatures w14:val="none"/>
+        </w:rPr>
+        <w:t>vv1-12  神为何要降怒于耶路撒冷？</w:t>
+      </w:r>
+    </w:p>
+    <w:p>
+      <w:pPr>
+        <w:widowControl/>
+        <w:tabs>
+          <w:tab w:val="left" w:pos="420"/>
+        </w:tabs>
+        <w:spacing w:after="120" w:line="257" w:lineRule="auto"/>
+        <w:jc w:val="both"/>
+        <w:rPr>
+          <w:rFonts w:ascii="宋体" w:eastAsia="宋体" w:hAnsi="宋体" w:cs="Times New Roman"/>
+          <w:color w:val="000000"/>
+          <w:kern w:val="0"/>
+          <w:sz w:val="24"/>
+          <w14:ligatures w14:val="none"/>
+        </w:rPr>
+      </w:pPr>
+      <w:r>
+        <w:rPr>
+          <w:rFonts w:ascii="宋体" w:eastAsia="宋体" w:hAnsi="宋体" w:cs="Times New Roman" w:hint="eastAsia"/>
+          <w:color w:val="000000"/>
+          <w:kern w:val="0"/>
+          <w:sz w:val="24"/>
+          <w14:ligatures w14:val="none"/>
+        </w:rPr>
+        <w:t>“</w:t>
+      </w:r>
+      <w:r>
+        <w:rPr>
+          <w:rFonts w:ascii="宋体" w:eastAsia="宋体" w:hAnsi="宋体" w:cs="Times New Roman"/>
+          <w:color w:val="000000"/>
+          <w:kern w:val="0"/>
+          <w:sz w:val="24"/>
+          <w14:ligatures w14:val="none"/>
+        </w:rPr>
+        <w:t>这是主耶和华说的</w:t>
+      </w:r>
+      <w:r>
+        <w:rPr>
+          <w:rFonts w:ascii="宋体" w:eastAsia="宋体" w:hAnsi="宋体" w:cs="Times New Roman" w:hint="eastAsia"/>
+          <w:color w:val="000000"/>
+          <w:kern w:val="0"/>
+          <w:sz w:val="24"/>
+          <w14:ligatures w14:val="none"/>
+        </w:rPr>
+        <w:t>”，这是神给犹太人的警告，不是</w:t>
+      </w:r>
+      <w:proofErr w:type="gramStart"/>
+      <w:r>
+        <w:rPr>
+          <w:rFonts w:ascii="宋体" w:eastAsia="宋体" w:hAnsi="宋体" w:cs="Times New Roman" w:hint="eastAsia"/>
+          <w:color w:val="000000"/>
+          <w:kern w:val="0"/>
+          <w:sz w:val="24"/>
+          <w14:ligatures w14:val="none"/>
+        </w:rPr>
+        <w:t>以西结说的</w:t>
+      </w:r>
+      <w:proofErr w:type="gramEnd"/>
+      <w:r>
+        <w:rPr>
+          <w:rFonts w:ascii="宋体" w:eastAsia="宋体" w:hAnsi="宋体" w:cs="Times New Roman" w:hint="eastAsia"/>
+          <w:color w:val="000000"/>
+          <w:kern w:val="0"/>
+          <w:sz w:val="24"/>
+          <w14:ligatures w14:val="none"/>
+        </w:rPr>
+        <w:t>。</w:t>
+      </w:r>
+    </w:p>
+    <w:p>
+      <w:pPr>
+        <w:widowControl/>
+        <w:tabs>
+          <w:tab w:val="left" w:pos="420"/>
+        </w:tabs>
+        <w:spacing w:after="120" w:line="257" w:lineRule="auto"/>
+        <w:jc w:val="both"/>
+        <w:rPr>
+          <w:rFonts w:ascii="宋体" w:eastAsia="宋体" w:hAnsi="宋体" w:cs="Times New Roman"/>
+          <w:color w:val="000000"/>
+          <w:kern w:val="0"/>
+          <w:sz w:val="24"/>
+          <w14:ligatures w14:val="none"/>
+        </w:rPr>
+      </w:pPr>
+      <w:r>
+        <w:rPr>
+          <w:rFonts w:ascii="宋体" w:eastAsia="宋体" w:hAnsi="宋体" w:cs="Times New Roman" w:hint="eastAsia"/>
+          <w:color w:val="000000"/>
+          <w:kern w:val="0"/>
+          <w:sz w:val="24"/>
+          <w14:ligatures w14:val="none"/>
+        </w:rPr>
+        <w:t>“</w:t>
+      </w:r>
+      <w:r>
+        <w:rPr>
+          <w:rFonts w:ascii="宋体" w:eastAsia="宋体" w:hAnsi="宋体" w:cs="Times New Roman"/>
+          <w:color w:val="000000"/>
+          <w:kern w:val="0"/>
+          <w:sz w:val="24"/>
+          <w14:ligatures w14:val="none"/>
+        </w:rPr>
+        <w:t>流人血</w:t>
+      </w:r>
+      <w:r>
+        <w:rPr>
+          <w:rFonts w:ascii="宋体" w:eastAsia="宋体" w:hAnsi="宋体" w:cs="Times New Roman" w:hint="eastAsia"/>
+          <w:color w:val="000000"/>
+          <w:kern w:val="0"/>
+          <w:sz w:val="24"/>
+          <w14:ligatures w14:val="none"/>
+        </w:rPr>
+        <w:t>”这几个字在这段经文中出现了七次，当今世界也是流人血的世界，特别是大城市，“成为打火炉”也是对当今世界的警告。</w:t>
+      </w:r>
+    </w:p>
+    <w:p>
+      <w:pPr>
+        <w:widowControl/>
+        <w:tabs>
+          <w:tab w:val="left" w:pos="420"/>
+        </w:tabs>
+        <w:spacing w:after="120" w:line="257" w:lineRule="auto"/>
+        <w:jc w:val="both"/>
+        <w:rPr>
+          <w:rFonts w:ascii="宋体" w:eastAsia="宋体" w:hAnsi="宋体" w:cs="Times New Roman"/>
+          <w:color w:val="000000"/>
+          <w:kern w:val="0"/>
+          <w:sz w:val="24"/>
+          <w14:ligatures w14:val="none"/>
+        </w:rPr>
+      </w:pPr>
+      <w:r>
+        <w:rPr>
+          <w:rFonts w:ascii="宋体" w:eastAsia="宋体" w:hAnsi="宋体" w:cs="Times New Roman" w:hint="eastAsia"/>
+          <w:color w:val="000000"/>
+          <w:kern w:val="0"/>
+          <w:sz w:val="24"/>
+          <w14:ligatures w14:val="none"/>
+        </w:rPr>
+        <w:t>耶路撒冷本是神祝福的城市，为何神要降</w:t>
+      </w:r>
+      <w:proofErr w:type="gramStart"/>
+      <w:r>
+        <w:rPr>
+          <w:rFonts w:ascii="宋体" w:eastAsia="宋体" w:hAnsi="宋体" w:cs="Times New Roman" w:hint="eastAsia"/>
+          <w:color w:val="000000"/>
+          <w:kern w:val="0"/>
+          <w:sz w:val="24"/>
+          <w14:ligatures w14:val="none"/>
+        </w:rPr>
+        <w:t>怒</w:t>
+      </w:r>
+      <w:proofErr w:type="gramEnd"/>
+      <w:r>
+        <w:rPr>
+          <w:rFonts w:ascii="宋体" w:eastAsia="宋体" w:hAnsi="宋体" w:cs="Times New Roman" w:hint="eastAsia"/>
+          <w:color w:val="000000"/>
+          <w:kern w:val="0"/>
+          <w:sz w:val="24"/>
+          <w14:ligatures w14:val="none"/>
+        </w:rPr>
+        <w:t>于此？至少有六个原因：</w:t>
+      </w:r>
+    </w:p>
+    <w:p>
+      <w:pPr>
+        <w:widowControl/>
+        <w:tabs>
+          <w:tab w:val="left" w:pos="420"/>
+        </w:tabs>
+        <w:spacing w:after="120" w:line="257" w:lineRule="auto"/>
+        <w:jc w:val="both"/>
+        <w:rPr>
+          <w:rFonts w:ascii="宋体" w:eastAsia="宋体" w:hAnsi="宋体" w:cs="Times New Roman"/>
+          <w:color w:val="000000"/>
+          <w:kern w:val="0"/>
+          <w:sz w:val="24"/>
+          <w14:ligatures w14:val="none"/>
+        </w:rPr>
+      </w:pPr>
+      <w:r>
+        <w:rPr>
+          <w:rFonts w:ascii="宋体" w:eastAsia="宋体" w:hAnsi="宋体" w:cs="Times New Roman" w:hint="eastAsia"/>
+          <w:color w:val="000000"/>
+          <w:kern w:val="0"/>
+          <w:sz w:val="24"/>
+          <w14:ligatures w14:val="none"/>
+        </w:rPr>
+        <w:t>vv1-5：</w:t>
+      </w:r>
+      <w:r>
+        <w:rPr>
+          <w:rFonts w:ascii="宋体" w:eastAsia="宋体" w:hAnsi="宋体" w:cs="Times New Roman" w:hint="eastAsia"/>
+          <w:color w:val="000000"/>
+          <w:kern w:val="0"/>
+          <w:sz w:val="24"/>
+          <w14:ligatures w14:val="none"/>
+        </w:rPr>
+        <w:t>以色列人行可憎的事。</w:t>
+      </w:r>
+      <w:r>
+        <w:rPr>
+          <w:rFonts w:ascii="宋体" w:eastAsia="宋体" w:hAnsi="宋体" w:cs="Times New Roman" w:hint="eastAsia"/>
+          <w:color w:val="000000"/>
+          <w:kern w:val="0"/>
+          <w:sz w:val="24"/>
+          <w14:ligatures w14:val="none"/>
+        </w:rPr>
+        <w:t>“</w:t>
+      </w:r>
+      <w:r>
+        <w:rPr>
+          <w:rFonts w:ascii="宋体" w:eastAsia="宋体" w:hAnsi="宋体" w:cs="Times New Roman"/>
+          <w:color w:val="000000"/>
+          <w:kern w:val="0"/>
+          <w:sz w:val="24"/>
+          <w14:ligatures w14:val="none"/>
+        </w:rPr>
+        <w:t>当使她知道她一切可憎的事</w:t>
+      </w:r>
+      <w:r>
+        <w:rPr>
+          <w:rFonts w:ascii="宋体" w:eastAsia="宋体" w:hAnsi="宋体" w:cs="Times New Roman" w:hint="eastAsia"/>
+          <w:color w:val="000000"/>
+          <w:kern w:val="0"/>
+          <w:sz w:val="24"/>
+          <w14:ligatures w14:val="none"/>
+        </w:rPr>
+        <w:t>”，在神眼中“可憎的事情”有两点：一是拜偶像，二是淫乱。也指向敌基督，圣经用“可憎的”来形容敌基督。“可憎”事物的背后就是敌基督，再深挖下去，背后就是魔鬼。</w:t>
+      </w:r>
+    </w:p>
+    <w:p>
+      <w:pPr>
+        <w:widowControl/>
+        <w:tabs>
+          <w:tab w:val="left" w:pos="420"/>
+        </w:tabs>
+        <w:spacing w:after="120" w:line="257" w:lineRule="auto"/>
+        <w:jc w:val="both"/>
+        <w:rPr>
+          <w:rFonts w:ascii="宋体" w:eastAsia="宋体" w:hAnsi="宋体" w:cs="Times New Roman"/>
+          <w:color w:val="000000"/>
+          <w:kern w:val="0"/>
+          <w:sz w:val="24"/>
+          <w14:ligatures w14:val="none"/>
+        </w:rPr>
+      </w:pPr>
+      <w:r>
+        <w:rPr>
+          <w:rFonts w:ascii="宋体" w:eastAsia="宋体" w:hAnsi="宋体" w:cs="Times New Roman" w:hint="eastAsia"/>
+          <w:color w:val="000000"/>
+          <w:kern w:val="0"/>
+          <w:sz w:val="24"/>
+          <w14:ligatures w14:val="none"/>
+        </w:rPr>
+        <w:t>在以西结之前，在耶路撒冷都发生了什么事？</w:t>
+      </w:r>
+      <w:r>
+        <w:rPr>
+          <w:rFonts w:ascii="宋体" w:eastAsia="宋体" w:hAnsi="宋体" w:cs="Times New Roman" w:hint="eastAsia"/>
+          <w:color w:val="000000"/>
+          <w:kern w:val="0"/>
+          <w:sz w:val="24"/>
+          <w14:ligatures w14:val="none"/>
+        </w:rPr>
+        <w:t>筑邱坛，拜偶像、亵渎神的殿、流人血、行巫术。现在的犹太人跟当初的犹太人一样坏，</w:t>
+      </w:r>
+      <w:proofErr w:type="gramStart"/>
+      <w:r>
+        <w:rPr>
+          <w:rFonts w:ascii="宋体" w:eastAsia="宋体" w:hAnsi="宋体" w:cs="Times New Roman" w:hint="eastAsia"/>
+          <w:color w:val="000000"/>
+          <w:kern w:val="0"/>
+          <w:sz w:val="24"/>
+          <w14:ligatures w14:val="none"/>
+        </w:rPr>
+        <w:t>神因为</w:t>
+      </w:r>
+      <w:proofErr w:type="gramEnd"/>
+      <w:r>
+        <w:rPr>
+          <w:rFonts w:ascii="宋体" w:eastAsia="宋体" w:hAnsi="宋体" w:cs="Times New Roman" w:hint="eastAsia"/>
+          <w:color w:val="000000"/>
+          <w:kern w:val="0"/>
+          <w:sz w:val="24"/>
+          <w14:ligatures w14:val="none"/>
+        </w:rPr>
+        <w:t>与亚伯拉罕、以撒、雅各、大卫所立的约，</w:t>
+      </w:r>
+      <w:r>
+        <w:rPr>
+          <w:rFonts w:ascii="宋体" w:eastAsia="宋体" w:hAnsi="宋体" w:cs="Times New Roman" w:hint="eastAsia"/>
+          <w:color w:val="000000"/>
+          <w:kern w:val="0"/>
+          <w:sz w:val="24"/>
+          <w14:ligatures w14:val="none"/>
+        </w:rPr>
+        <w:t>才</w:t>
+      </w:r>
+      <w:r>
+        <w:rPr>
+          <w:rFonts w:ascii="宋体" w:eastAsia="宋体" w:hAnsi="宋体" w:cs="Times New Roman" w:hint="eastAsia"/>
+          <w:color w:val="000000"/>
+          <w:kern w:val="0"/>
+          <w:sz w:val="24"/>
+          <w14:ligatures w14:val="none"/>
+        </w:rPr>
+        <w:t>允许他们再回到耶路撒冷。</w:t>
+      </w:r>
+    </w:p>
+    <w:p>
+      <w:pPr>
+        <w:widowControl/>
+        <w:tabs>
+          <w:tab w:val="left" w:pos="420"/>
+        </w:tabs>
+        <w:spacing w:after="120" w:line="257" w:lineRule="auto"/>
+        <w:ind w:leftChars="100" w:left="220"/>
+        <w:jc w:val="both"/>
+        <w:rPr>
+          <w:rFonts w:ascii="楷体" w:eastAsia="楷体" w:hAnsi="楷体" w:cs="Times New Roman"/>
+          <w:color w:val="000000"/>
+          <w:kern w:val="0"/>
+          <w:sz w:val="24"/>
+          <w14:ligatures w14:val="none"/>
+        </w:rPr>
+      </w:pPr>
+      <w:r>
+        <w:rPr>
+          <w:rFonts w:ascii="楷体" w:eastAsia="楷体" w:hAnsi="楷体" w:cs="Times New Roman" w:hint="eastAsia"/>
+          <w:color w:val="000000"/>
+          <w:kern w:val="0"/>
+          <w:sz w:val="24"/>
+          <w14:ligatures w14:val="none"/>
+        </w:rPr>
+        <w:t>「历代志下33:1-6」：“</w:t>
+      </w:r>
+      <w:proofErr w:type="gramStart"/>
+      <w:r>
+        <w:rPr>
+          <w:rFonts w:ascii="楷体" w:eastAsia="楷体" w:hAnsi="楷体" w:cs="Times New Roman"/>
+          <w:color w:val="000000"/>
+          <w:kern w:val="0"/>
+          <w:sz w:val="24"/>
+          <w14:ligatures w14:val="none"/>
+        </w:rPr>
+        <w:t>玛</w:t>
+      </w:r>
+      <w:proofErr w:type="gramEnd"/>
+      <w:r>
+        <w:rPr>
+          <w:rFonts w:ascii="楷体" w:eastAsia="楷体" w:hAnsi="楷体" w:cs="Times New Roman"/>
+          <w:color w:val="000000"/>
+          <w:kern w:val="0"/>
+          <w:sz w:val="24"/>
+          <w14:ligatures w14:val="none"/>
+        </w:rPr>
+        <w:t>拿西登基的时候年十二岁，在耶路撒冷作王五十五年。他行耶和华眼中看为恶的事，效法耶和华在以色列人面前赶出的外邦人那可憎的事，重新建筑他父希西家所拆毁的邱坛，又为巴力筑坛，做木偶，且敬拜事奉天上的万象，在耶和华的殿宇中筑坛－耶和华曾指着这殿说：「我的名必永远在耶路撒冷。」他在耶和华殿的两院中为天上的万象筑坛，并在欣嫩子谷使他的儿女经火，又观兆，用法术，行邪术，立交鬼的和行巫术的，多行耶和华眼中看为恶的事，惹动他的怒气，</w:t>
+      </w:r>
+      <w:r>
+        <w:rPr>
+          <w:rFonts w:ascii="楷体" w:eastAsia="楷体" w:hAnsi="楷体" w:cs="Times New Roman" w:hint="eastAsia"/>
+          <w:color w:val="000000"/>
+          <w:kern w:val="0"/>
+          <w:sz w:val="24"/>
+          <w14:ligatures w14:val="none"/>
+        </w:rPr>
+        <w:t>”</w:t>
+      </w:r>
+    </w:p>
+    <w:p>
+      <w:pPr>
+        <w:widowControl/>
+        <w:tabs>
+          <w:tab w:val="left" w:pos="420"/>
+        </w:tabs>
+        <w:spacing w:after="120" w:line="257" w:lineRule="auto"/>
+        <w:ind w:leftChars="100" w:left="220"/>
+        <w:jc w:val="both"/>
+        <w:rPr>
+          <w:rFonts w:ascii="楷体" w:eastAsia="楷体" w:hAnsi="楷体" w:cs="Times New Roman" w:hint="eastAsia"/>
+          <w:color w:val="000000"/>
+          <w:kern w:val="0"/>
+          <w:sz w:val="24"/>
+          <w14:ligatures w14:val="none"/>
+        </w:rPr>
+      </w:pPr>
+      <w:r>
+        <w:rPr>
+          <w:rFonts w:ascii="楷体" w:eastAsia="楷体" w:hAnsi="楷体" w:cs="Times New Roman" w:hint="eastAsia"/>
+          <w:color w:val="000000"/>
+          <w:kern w:val="0"/>
+          <w:sz w:val="24"/>
+          <w14:ligatures w14:val="none"/>
+        </w:rPr>
+        <w:t>「列王纪下21:16」：“</w:t>
+      </w:r>
+      <w:proofErr w:type="gramStart"/>
+      <w:r>
+        <w:rPr>
+          <w:rFonts w:ascii="楷体" w:eastAsia="楷体" w:hAnsi="楷体" w:cs="Times New Roman"/>
+          <w:color w:val="000000"/>
+          <w:kern w:val="0"/>
+          <w:sz w:val="24"/>
+          <w14:ligatures w14:val="none"/>
+        </w:rPr>
+        <w:t>玛</w:t>
+      </w:r>
+      <w:proofErr w:type="gramEnd"/>
+      <w:r>
+        <w:rPr>
+          <w:rFonts w:ascii="楷体" w:eastAsia="楷体" w:hAnsi="楷体" w:cs="Times New Roman"/>
+          <w:color w:val="000000"/>
+          <w:kern w:val="0"/>
+          <w:sz w:val="24"/>
+          <w14:ligatures w14:val="none"/>
+        </w:rPr>
+        <w:t>拿西行耶和华眼中看为恶的事，使犹大人陷在罪里，又流许多无辜人的血，充满了耶路撒冷，从这边直到那边。</w:t>
+      </w:r>
+      <w:r>
+        <w:rPr>
+          <w:rFonts w:ascii="楷体" w:eastAsia="楷体" w:hAnsi="楷体" w:cs="Times New Roman" w:hint="eastAsia"/>
+          <w:color w:val="000000"/>
+          <w:kern w:val="0"/>
+          <w:sz w:val="24"/>
+          <w14:ligatures w14:val="none"/>
+        </w:rPr>
+        <w:t>”</w:t>
+      </w:r>
+    </w:p>
+    <w:p>
+      <w:pPr>
+        <w:widowControl/>
+        <w:tabs>
+          <w:tab w:val="left" w:pos="420"/>
+        </w:tabs>
+        <w:spacing w:after="120" w:line="257" w:lineRule="auto"/>
+        <w:jc w:val="both"/>
+        <w:rPr>
+          <w:rFonts w:ascii="宋体" w:eastAsia="宋体" w:hAnsi="宋体" w:cs="Times New Roman"/>
+          <w:color w:val="000000"/>
+          <w:kern w:val="0"/>
+          <w:sz w:val="24"/>
+          <w14:ligatures w14:val="none"/>
+        </w:rPr>
+      </w:pPr>
+      <w:r>
+        <w:rPr>
+          <w:rFonts w:ascii="宋体" w:eastAsia="宋体" w:hAnsi="宋体" w:cs="Times New Roman" w:hint="eastAsia"/>
+          <w:color w:val="000000"/>
+          <w:kern w:val="0"/>
+          <w:sz w:val="24"/>
+          <w14:ligatures w14:val="none"/>
+        </w:rPr>
+        <w:t>几年后，主前597年，犹大王约雅斤和以西结基督被掳到巴比伦，主前592年，</w:t>
+      </w:r>
+      <w:proofErr w:type="gramStart"/>
+      <w:r>
+        <w:rPr>
+          <w:rFonts w:ascii="宋体" w:eastAsia="宋体" w:hAnsi="宋体" w:cs="Times New Roman" w:hint="eastAsia"/>
+          <w:color w:val="000000"/>
+          <w:kern w:val="0"/>
+          <w:sz w:val="24"/>
+          <w14:ligatures w14:val="none"/>
+        </w:rPr>
+        <w:t>以西结被神</w:t>
+      </w:r>
+      <w:proofErr w:type="gramEnd"/>
+      <w:r>
+        <w:rPr>
+          <w:rFonts w:ascii="宋体" w:eastAsia="宋体" w:hAnsi="宋体" w:cs="Times New Roman" w:hint="eastAsia"/>
+          <w:color w:val="000000"/>
+          <w:kern w:val="0"/>
+          <w:sz w:val="24"/>
+          <w14:ligatures w14:val="none"/>
+        </w:rPr>
+        <w:t>呼召，又过了五年——主前586年，神借着巴比伦人的手毁灭了所罗门第</w:t>
+      </w:r>
+      <w:proofErr w:type="gramStart"/>
+      <w:r>
+        <w:rPr>
+          <w:rFonts w:ascii="宋体" w:eastAsia="宋体" w:hAnsi="宋体" w:cs="Times New Roman" w:hint="eastAsia"/>
+          <w:color w:val="000000"/>
+          <w:kern w:val="0"/>
+          <w:sz w:val="24"/>
+          <w14:ligatures w14:val="none"/>
+        </w:rPr>
+        <w:t>一</w:t>
+      </w:r>
+      <w:proofErr w:type="gramEnd"/>
+      <w:r>
+        <w:rPr>
+          <w:rFonts w:ascii="宋体" w:eastAsia="宋体" w:hAnsi="宋体" w:cs="Times New Roman" w:hint="eastAsia"/>
+          <w:color w:val="000000"/>
+          <w:kern w:val="0"/>
+          <w:sz w:val="24"/>
+          <w14:ligatures w14:val="none"/>
+        </w:rPr>
+        <w:t>圣殿。</w:t>
+      </w:r>
+    </w:p>
+    <w:p>
+      <w:pPr>
+        <w:widowControl/>
+        <w:tabs>
+          <w:tab w:val="left" w:pos="420"/>
+        </w:tabs>
+        <w:spacing w:after="120" w:line="257" w:lineRule="auto"/>
+        <w:jc w:val="both"/>
+        <w:rPr>
+          <w:rFonts w:ascii="宋体" w:eastAsia="宋体" w:hAnsi="宋体" w:cs="Times New Roman"/>
+          <w:color w:val="000000"/>
+          <w:kern w:val="0"/>
+          <w:sz w:val="24"/>
+          <w14:ligatures w14:val="none"/>
+        </w:rPr>
+      </w:pPr>
+      <w:r>
+        <w:rPr>
+          <w:rFonts w:ascii="宋体" w:eastAsia="宋体" w:hAnsi="宋体" w:cs="Times New Roman" w:hint="eastAsia"/>
+          <w:color w:val="000000"/>
+          <w:kern w:val="0"/>
+          <w:sz w:val="24"/>
+          <w14:ligatures w14:val="none"/>
+        </w:rPr>
+        <w:t>v6：以色列的领袖流人之血——战争、堕胎、凶杀。</w:t>
+      </w:r>
+      <w:r>
+        <w:rPr>
+          <w:rFonts w:ascii="宋体" w:eastAsia="宋体" w:hAnsi="宋体" w:cs="Times New Roman" w:hint="eastAsia"/>
+          <w:color w:val="000000"/>
+          <w:kern w:val="0"/>
+          <w:sz w:val="24"/>
+          <w14:ligatures w14:val="none"/>
+        </w:rPr>
+        <w:t>这里也可以对照到当今世界和教会的领袖。</w:t>
+      </w:r>
+    </w:p>
+    <w:p>
+      <w:pPr>
+        <w:widowControl/>
+        <w:tabs>
+          <w:tab w:val="left" w:pos="420"/>
+        </w:tabs>
+        <w:spacing w:after="120" w:line="257" w:lineRule="auto"/>
+        <w:jc w:val="both"/>
+        <w:rPr>
+          <w:rFonts w:ascii="宋体" w:eastAsia="宋体" w:hAnsi="宋体" w:cs="Times New Roman"/>
+          <w:color w:val="000000"/>
+          <w:kern w:val="0"/>
+          <w:sz w:val="24"/>
+          <w14:ligatures w14:val="none"/>
+        </w:rPr>
+      </w:pPr>
+      <w:r>
+        <w:rPr>
+          <w:rFonts w:ascii="宋体" w:eastAsia="宋体" w:hAnsi="宋体" w:cs="Times New Roman" w:hint="eastAsia"/>
+          <w:color w:val="000000"/>
+          <w:kern w:val="0"/>
+          <w:sz w:val="24"/>
+          <w14:ligatures w14:val="none"/>
+        </w:rPr>
+        <w:t>v7：</w:t>
+      </w:r>
+      <w:proofErr w:type="gramStart"/>
+      <w:r>
+        <w:rPr>
+          <w:rFonts w:ascii="宋体" w:eastAsia="宋体" w:hAnsi="宋体" w:cs="Times New Roman" w:hint="eastAsia"/>
+          <w:color w:val="000000"/>
+          <w:kern w:val="0"/>
+          <w:sz w:val="24"/>
+          <w14:ligatures w14:val="none"/>
+        </w:rPr>
+        <w:t>神命令</w:t>
+      </w:r>
+      <w:proofErr w:type="gramEnd"/>
+      <w:r>
+        <w:rPr>
+          <w:rFonts w:ascii="宋体" w:eastAsia="宋体" w:hAnsi="宋体" w:cs="Times New Roman" w:hint="eastAsia"/>
+          <w:color w:val="000000"/>
+          <w:kern w:val="0"/>
+          <w:sz w:val="24"/>
+          <w14:ligatures w14:val="none"/>
+        </w:rPr>
+        <w:t>人要孝顺父母，照顾孤儿寡妇，但他们却</w:t>
+      </w:r>
+      <w:r>
+        <w:rPr>
+          <w:rFonts w:ascii="宋体" w:eastAsia="宋体" w:hAnsi="宋体" w:cs="Times New Roman" w:hint="eastAsia"/>
+          <w:color w:val="000000"/>
+          <w:kern w:val="0"/>
+          <w:sz w:val="24"/>
+          <w14:ligatures w14:val="none"/>
+        </w:rPr>
+        <w:t>欺负这些弱小。</w:t>
+      </w:r>
+    </w:p>
+    <w:p>
+      <w:pPr>
+        <w:widowControl/>
+        <w:tabs>
+          <w:tab w:val="left" w:pos="420"/>
+        </w:tabs>
+        <w:spacing w:after="120" w:line="257" w:lineRule="auto"/>
+        <w:jc w:val="both"/>
+        <w:rPr>
+          <w:rFonts w:ascii="宋体" w:eastAsia="宋体" w:hAnsi="宋体" w:cs="Times New Roman"/>
+          <w:color w:val="000000"/>
+          <w:kern w:val="0"/>
+          <w:sz w:val="24"/>
+          <w14:ligatures w14:val="none"/>
+        </w:rPr>
+      </w:pPr>
+      <w:r>
+        <w:rPr>
+          <w:rFonts w:ascii="宋体" w:eastAsia="宋体" w:hAnsi="宋体" w:cs="Times New Roman" w:hint="eastAsia"/>
+          <w:color w:val="000000"/>
+          <w:kern w:val="0"/>
+          <w:sz w:val="24"/>
+          <w14:ligatures w14:val="none"/>
+        </w:rPr>
+        <w:t>v8：藐视神。</w:t>
+      </w:r>
+    </w:p>
+    <w:p>
+      <w:pPr>
+        <w:widowControl/>
+        <w:tabs>
+          <w:tab w:val="left" w:pos="420"/>
+        </w:tabs>
+        <w:spacing w:after="120" w:line="257" w:lineRule="auto"/>
+        <w:jc w:val="both"/>
+        <w:rPr>
+          <w:rFonts w:ascii="宋体" w:eastAsia="宋体" w:hAnsi="宋体" w:cs="Times New Roman"/>
+          <w:color w:val="000000"/>
+          <w:kern w:val="0"/>
+          <w:sz w:val="24"/>
+          <w14:ligatures w14:val="none"/>
+        </w:rPr>
+      </w:pPr>
+      <w:r>
+        <w:rPr>
+          <w:rFonts w:ascii="宋体" w:eastAsia="宋体" w:hAnsi="宋体" w:cs="Times New Roman" w:hint="eastAsia"/>
+          <w:color w:val="000000"/>
+          <w:kern w:val="0"/>
+          <w:sz w:val="24"/>
+          <w14:ligatures w14:val="none"/>
+        </w:rPr>
+        <w:lastRenderedPageBreak/>
+        <w:t>v9-11：拜偶像、行淫乱。到如今也是如此。如今的时代也要面临神的忿怒，神的审判。</w:t>
+      </w:r>
+    </w:p>
+    <w:p>
+      <w:pPr>
+        <w:widowControl/>
+        <w:tabs>
+          <w:tab w:val="left" w:pos="420"/>
+        </w:tabs>
+        <w:spacing w:after="120" w:line="257" w:lineRule="auto"/>
+        <w:jc w:val="both"/>
+        <w:rPr>
+          <w:rFonts w:ascii="宋体" w:eastAsia="宋体" w:hAnsi="宋体" w:cs="Times New Roman" w:hint="eastAsia"/>
+          <w:color w:val="000000"/>
+          <w:kern w:val="0"/>
+          <w:sz w:val="24"/>
+          <w14:ligatures w14:val="none"/>
+        </w:rPr>
+      </w:pPr>
+      <w:r>
+        <w:rPr>
+          <w:rFonts w:ascii="宋体" w:eastAsia="宋体" w:hAnsi="宋体" w:cs="Times New Roman" w:hint="eastAsia"/>
+          <w:color w:val="000000"/>
+          <w:kern w:val="0"/>
+          <w:sz w:val="24"/>
+          <w14:ligatures w14:val="none"/>
+        </w:rPr>
+        <w:t>v12：贪婪。</w:t>
+      </w:r>
+      <w:proofErr w:type="gramStart"/>
+      <w:r>
+        <w:rPr>
+          <w:rFonts w:ascii="宋体" w:eastAsia="宋体" w:hAnsi="宋体" w:cs="Times New Roman" w:hint="eastAsia"/>
+          <w:color w:val="000000"/>
+          <w:kern w:val="0"/>
+          <w:sz w:val="24"/>
+          <w14:ligatures w14:val="none"/>
+        </w:rPr>
+        <w:t>神要求</w:t>
+      </w:r>
+      <w:proofErr w:type="gramEnd"/>
+      <w:r>
+        <w:rPr>
+          <w:rFonts w:ascii="宋体" w:eastAsia="宋体" w:hAnsi="宋体" w:cs="Times New Roman" w:hint="eastAsia"/>
+          <w:color w:val="000000"/>
+          <w:kern w:val="0"/>
+          <w:sz w:val="24"/>
+          <w14:ligatures w14:val="none"/>
+        </w:rPr>
+        <w:t>以色列不要像弟兄收利息，但以色列人却忘记了神的话。</w:t>
+      </w:r>
+    </w:p>
+    <w:p>
+      <w:pPr>
+        <w:widowControl/>
+        <w:tabs>
+          <w:tab w:val="left" w:pos="420"/>
+        </w:tabs>
+        <w:spacing w:after="120" w:line="257" w:lineRule="auto"/>
+        <w:jc w:val="both"/>
+        <w:rPr>
+          <w:rFonts w:ascii="宋体" w:eastAsia="宋体" w:hAnsi="宋体" w:cs="Times New Roman"/>
+          <w:b/>
+          <w:bCs/>
+          <w:color w:val="000000"/>
+          <w:kern w:val="0"/>
+          <w:sz w:val="24"/>
+          <w14:ligatures w14:val="none"/>
+        </w:rPr>
+      </w:pPr>
+      <w:r>
+        <w:rPr>
+          <w:rFonts w:ascii="宋体" w:eastAsia="宋体" w:hAnsi="宋体" w:cs="Times New Roman" w:hint="eastAsia"/>
+          <w:b/>
+          <w:bCs/>
+          <w:color w:val="000000"/>
+          <w:kern w:val="0"/>
+          <w:sz w:val="24"/>
+          <w14:ligatures w14:val="none"/>
+        </w:rPr>
+        <w:t>二、</w:t>
+      </w:r>
+      <w:r>
+        <w:rPr>
+          <w:rFonts w:ascii="宋体" w:eastAsia="宋体" w:hAnsi="宋体" w:cs="Times New Roman" w:hint="eastAsia"/>
+          <w:b/>
+          <w:bCs/>
+          <w:color w:val="000000"/>
+          <w:kern w:val="0"/>
+          <w:sz w:val="24"/>
+          <w14:ligatures w14:val="none"/>
+        </w:rPr>
+        <w:t>vv13-22  神将降下哪些灾难于耶路撒冷</w:t>
+      </w:r>
+    </w:p>
+    <w:p>
+      <w:pPr>
+        <w:widowControl/>
+        <w:tabs>
+          <w:tab w:val="left" w:pos="420"/>
+        </w:tabs>
+        <w:spacing w:after="120" w:line="257" w:lineRule="auto"/>
+        <w:jc w:val="both"/>
+        <w:rPr>
+          <w:rFonts w:ascii="宋体" w:eastAsia="宋体" w:hAnsi="宋体" w:cs="Times New Roman"/>
+          <w:color w:val="000000"/>
+          <w:kern w:val="0"/>
+          <w:sz w:val="24"/>
+          <w14:ligatures w14:val="none"/>
+        </w:rPr>
+      </w:pPr>
+      <w:r>
+        <w:rPr>
+          <w:rFonts w:ascii="宋体" w:eastAsia="宋体" w:hAnsi="宋体" w:cs="Times New Roman" w:hint="eastAsia"/>
+          <w:color w:val="000000"/>
+          <w:kern w:val="0"/>
+          <w:sz w:val="24"/>
+          <w14:ligatures w14:val="none"/>
+        </w:rPr>
+        <w:t>v13-14：神要击打他们。</w:t>
+      </w:r>
+    </w:p>
+    <w:p>
+      <w:pPr>
+        <w:widowControl/>
+        <w:tabs>
+          <w:tab w:val="left" w:pos="420"/>
+        </w:tabs>
+        <w:spacing w:after="120" w:line="257" w:lineRule="auto"/>
+        <w:jc w:val="both"/>
+        <w:rPr>
+          <w:rFonts w:ascii="宋体" w:eastAsia="宋体" w:hAnsi="宋体" w:cs="Times New Roman"/>
+          <w:color w:val="000000"/>
+          <w:kern w:val="0"/>
+          <w:sz w:val="24"/>
+          <w14:ligatures w14:val="none"/>
+        </w:rPr>
+      </w:pPr>
+      <w:r>
+        <w:rPr>
+          <w:rFonts w:ascii="宋体" w:eastAsia="宋体" w:hAnsi="宋体" w:cs="Times New Roman" w:hint="eastAsia"/>
+          <w:color w:val="000000"/>
+          <w:kern w:val="0"/>
+          <w:sz w:val="24"/>
+          <w14:ligatures w14:val="none"/>
+        </w:rPr>
+        <w:t>v15：神的惩罚是严重的。神不止要把他们掳到巴比伦，还要把他们赶到世界各地。</w:t>
+      </w:r>
+    </w:p>
+    <w:p>
+      <w:pPr>
+        <w:widowControl/>
+        <w:tabs>
+          <w:tab w:val="left" w:pos="420"/>
+        </w:tabs>
+        <w:spacing w:after="120" w:line="257" w:lineRule="auto"/>
+        <w:jc w:val="both"/>
+        <w:rPr>
+          <w:rFonts w:ascii="宋体" w:eastAsia="宋体" w:hAnsi="宋体" w:cs="Times New Roman"/>
+          <w:color w:val="000000"/>
+          <w:kern w:val="0"/>
+          <w:sz w:val="24"/>
+          <w14:ligatures w14:val="none"/>
+        </w:rPr>
+      </w:pPr>
+      <w:r>
+        <w:rPr>
+          <w:rFonts w:ascii="宋体" w:eastAsia="宋体" w:hAnsi="宋体" w:cs="Times New Roman" w:hint="eastAsia"/>
+          <w:color w:val="000000"/>
+          <w:kern w:val="0"/>
+          <w:sz w:val="24"/>
+          <w14:ligatures w14:val="none"/>
+        </w:rPr>
+        <w:t>v16：“</w:t>
+      </w:r>
+      <w:r>
+        <w:rPr>
+          <w:rFonts w:ascii="宋体" w:eastAsia="宋体" w:hAnsi="宋体" w:cs="Times New Roman"/>
+          <w:color w:val="000000"/>
+          <w:kern w:val="0"/>
+          <w:sz w:val="24"/>
+          <w14:ligatures w14:val="none"/>
+        </w:rPr>
+        <w:t>因自己所行的被亵渎</w:t>
+      </w:r>
+      <w:r>
+        <w:rPr>
+          <w:rFonts w:ascii="宋体" w:eastAsia="宋体" w:hAnsi="宋体" w:cs="Times New Roman" w:hint="eastAsia"/>
+          <w:color w:val="000000"/>
+          <w:kern w:val="0"/>
+          <w:sz w:val="24"/>
+          <w14:ligatures w14:val="none"/>
+        </w:rPr>
+        <w:t>”。</w:t>
+      </w:r>
+    </w:p>
+    <w:p>
+      <w:pPr>
+        <w:widowControl/>
+        <w:tabs>
+          <w:tab w:val="left" w:pos="420"/>
+        </w:tabs>
+        <w:spacing w:after="120" w:line="257" w:lineRule="auto"/>
+        <w:jc w:val="both"/>
+        <w:rPr>
+          <w:rFonts w:ascii="宋体" w:eastAsia="宋体" w:hAnsi="宋体" w:cs="Times New Roman"/>
+          <w:color w:val="000000"/>
+          <w:kern w:val="0"/>
+          <w:sz w:val="24"/>
+          <w14:ligatures w14:val="none"/>
+        </w:rPr>
+      </w:pPr>
+      <w:r>
+        <w:rPr>
+          <w:rFonts w:ascii="宋体" w:eastAsia="宋体" w:hAnsi="宋体" w:cs="Times New Roman" w:hint="eastAsia"/>
+          <w:color w:val="000000"/>
+          <w:kern w:val="0"/>
+          <w:sz w:val="24"/>
+          <w14:ligatures w14:val="none"/>
+        </w:rPr>
+        <w:t>v17-18：“</w:t>
+      </w:r>
+      <w:r>
+        <w:rPr>
+          <w:rFonts w:ascii="宋体" w:eastAsia="宋体" w:hAnsi="宋体" w:cs="Times New Roman"/>
+          <w:color w:val="000000"/>
+          <w:kern w:val="0"/>
+          <w:sz w:val="24"/>
+          <w14:ligatures w14:val="none"/>
+        </w:rPr>
+        <w:t>人子啊，以色列家在我看为渣滓。</w:t>
+      </w:r>
+      <w:r>
+        <w:rPr>
+          <w:rFonts w:ascii="宋体" w:eastAsia="宋体" w:hAnsi="宋体" w:cs="Times New Roman" w:hint="eastAsia"/>
+          <w:color w:val="000000"/>
+          <w:kern w:val="0"/>
+          <w:sz w:val="24"/>
+          <w14:ligatures w14:val="none"/>
+        </w:rPr>
+        <w:t>”这是神对以色列人最强烈的批判，是毫无用处、毫无价值的渣滓。我们是神的儿女，要自问我们有价值吗？耶稣说我是世界的盐，是光。我们做到了吗？</w:t>
+      </w:r>
+    </w:p>
+    <w:p>
+      <w:pPr>
+        <w:widowControl/>
+        <w:tabs>
+          <w:tab w:val="left" w:pos="420"/>
+        </w:tabs>
+        <w:spacing w:after="120" w:line="257" w:lineRule="auto"/>
+        <w:jc w:val="both"/>
+        <w:rPr>
+          <w:rFonts w:ascii="宋体" w:eastAsia="宋体" w:hAnsi="宋体" w:cs="Times New Roman"/>
+          <w:color w:val="000000"/>
+          <w:kern w:val="0"/>
+          <w:sz w:val="24"/>
+          <w14:ligatures w14:val="none"/>
+        </w:rPr>
+      </w:pPr>
+      <w:r>
+        <w:rPr>
+          <w:rFonts w:ascii="宋体" w:eastAsia="宋体" w:hAnsi="宋体" w:cs="Times New Roman" w:hint="eastAsia"/>
+          <w:color w:val="000000"/>
+          <w:kern w:val="0"/>
+          <w:sz w:val="24"/>
+          <w14:ligatures w14:val="none"/>
+        </w:rPr>
+        <w:t>v19-22：神要把他们放到耶路撒冷中，“熔化”他们。这就是几年后尼布甲尼</w:t>
+      </w:r>
+      <w:proofErr w:type="gramStart"/>
+      <w:r>
+        <w:rPr>
+          <w:rFonts w:ascii="宋体" w:eastAsia="宋体" w:hAnsi="宋体" w:cs="Times New Roman" w:hint="eastAsia"/>
+          <w:color w:val="000000"/>
+          <w:kern w:val="0"/>
+          <w:sz w:val="24"/>
+          <w14:ligatures w14:val="none"/>
+        </w:rPr>
+        <w:t>撒进攻</w:t>
+      </w:r>
+      <w:proofErr w:type="gramEnd"/>
+      <w:r>
+        <w:rPr>
+          <w:rFonts w:ascii="宋体" w:eastAsia="宋体" w:hAnsi="宋体" w:cs="Times New Roman" w:hint="eastAsia"/>
+          <w:color w:val="000000"/>
+          <w:kern w:val="0"/>
+          <w:sz w:val="24"/>
+          <w14:ligatures w14:val="none"/>
+        </w:rPr>
+        <w:t>耶路撒冷，烧毁圣殿，成千上万的犹太人身死。</w:t>
+      </w:r>
+    </w:p>
+    <w:p>
+      <w:pPr>
+        <w:widowControl/>
+        <w:tabs>
+          <w:tab w:val="left" w:pos="420"/>
+        </w:tabs>
+        <w:spacing w:after="120" w:line="257" w:lineRule="auto"/>
+        <w:jc w:val="both"/>
+        <w:rPr>
+          <w:rFonts w:ascii="宋体" w:eastAsia="宋体" w:hAnsi="宋体" w:cs="Times New Roman" w:hint="eastAsia"/>
+          <w:color w:val="000000"/>
+          <w:kern w:val="0"/>
+          <w:sz w:val="24"/>
+          <w14:ligatures w14:val="none"/>
+        </w:rPr>
+      </w:pPr>
+      <w:r>
+        <w:rPr>
+          <w:rFonts w:ascii="宋体" w:eastAsia="宋体" w:hAnsi="宋体" w:cs="Times New Roman" w:hint="eastAsia"/>
+          <w:color w:val="000000"/>
+          <w:kern w:val="0"/>
+          <w:sz w:val="24"/>
+          <w14:ligatures w14:val="none"/>
+        </w:rPr>
+        <w:t>v21-22：一千多年后，六百多万犹太人真的被纳粹送进火炉中。</w:t>
+      </w:r>
+      <w:r>
+        <w:rPr>
+          <w:rFonts w:ascii="宋体" w:eastAsia="宋体" w:hAnsi="宋体" w:cs="Times New Roman" w:hint="eastAsia"/>
+          <w:color w:val="000000"/>
+          <w:kern w:val="0"/>
+          <w:sz w:val="24"/>
+          <w14:ligatures w14:val="none"/>
+        </w:rPr>
+        <w:t>还有将来犹太人的“七十个七”，这个世界的最后七年。</w:t>
+      </w:r>
+    </w:p>
+    <w:p>
+      <w:pPr>
+        <w:widowControl/>
+        <w:tabs>
+          <w:tab w:val="left" w:pos="420"/>
+        </w:tabs>
+        <w:spacing w:after="120" w:line="257" w:lineRule="auto"/>
+        <w:jc w:val="both"/>
+        <w:rPr>
+          <w:rFonts w:ascii="宋体" w:eastAsia="宋体" w:hAnsi="宋体" w:cs="Times New Roman"/>
+          <w:b/>
+          <w:bCs/>
+          <w:color w:val="000000"/>
+          <w:kern w:val="0"/>
+          <w:sz w:val="24"/>
+          <w14:ligatures w14:val="none"/>
+        </w:rPr>
+      </w:pPr>
+      <w:r>
+        <w:rPr>
+          <w:rFonts w:ascii="宋体" w:eastAsia="宋体" w:hAnsi="宋体" w:cs="Times New Roman" w:hint="eastAsia"/>
+          <w:b/>
+          <w:bCs/>
+          <w:color w:val="000000"/>
+          <w:kern w:val="0"/>
+          <w:sz w:val="24"/>
+          <w14:ligatures w14:val="none"/>
+        </w:rPr>
+        <w:t>三、</w:t>
+      </w:r>
+      <w:r>
+        <w:rPr>
+          <w:rFonts w:ascii="宋体" w:eastAsia="宋体" w:hAnsi="宋体" w:cs="Times New Roman" w:hint="eastAsia"/>
+          <w:b/>
+          <w:bCs/>
+          <w:color w:val="000000"/>
+          <w:kern w:val="0"/>
+          <w:sz w:val="24"/>
+          <w14:ligatures w14:val="none"/>
+        </w:rPr>
+        <w:t>vv23-31  耶路撒冷领袖的欺骗行为招致了神的愤怒</w:t>
+      </w:r>
+    </w:p>
+    <w:p>
+      <w:pPr>
+        <w:widowControl/>
+        <w:tabs>
+          <w:tab w:val="left" w:pos="420"/>
+        </w:tabs>
+        <w:spacing w:after="120" w:line="257" w:lineRule="auto"/>
+        <w:jc w:val="both"/>
+        <w:rPr>
+          <w:rFonts w:ascii="宋体" w:eastAsia="宋体" w:hAnsi="宋体" w:cs="Times New Roman"/>
+          <w:color w:val="000000"/>
+          <w:kern w:val="0"/>
+          <w:sz w:val="24"/>
+          <w14:ligatures w14:val="none"/>
+        </w:rPr>
+      </w:pPr>
+      <w:r>
+        <w:rPr>
+          <w:rFonts w:ascii="宋体" w:eastAsia="宋体" w:hAnsi="宋体" w:cs="Times New Roman" w:hint="eastAsia"/>
+          <w:color w:val="000000"/>
+          <w:kern w:val="0"/>
+          <w:sz w:val="24"/>
+          <w14:ligatures w14:val="none"/>
+        </w:rPr>
+        <w:t>这里指出耶路撒冷领袖的问题——欺骗，欺骗百姓，招致神的忿怒。</w:t>
+      </w:r>
+      <w:r>
+        <w:rPr>
+          <w:rFonts w:ascii="宋体" w:eastAsia="宋体" w:hAnsi="宋体" w:cs="Times New Roman" w:hint="eastAsia"/>
+          <w:color w:val="000000"/>
+          <w:kern w:val="0"/>
+          <w:sz w:val="24"/>
+          <w14:ligatures w14:val="none"/>
+        </w:rPr>
+        <w:t>所有的现象如今也是一样。</w:t>
+      </w:r>
+    </w:p>
+    <w:p>
+      <w:pPr>
+        <w:widowControl/>
+        <w:tabs>
+          <w:tab w:val="left" w:pos="420"/>
+        </w:tabs>
+        <w:spacing w:after="120" w:line="257" w:lineRule="auto"/>
+        <w:jc w:val="both"/>
+        <w:rPr>
+          <w:rFonts w:ascii="宋体" w:eastAsia="宋体" w:hAnsi="宋体" w:cs="Times New Roman"/>
+          <w:color w:val="000000"/>
+          <w:kern w:val="0"/>
+          <w:sz w:val="24"/>
+          <w14:ligatures w14:val="none"/>
+        </w:rPr>
+      </w:pPr>
+      <w:r>
+        <w:rPr>
+          <w:rFonts w:ascii="宋体" w:eastAsia="宋体" w:hAnsi="宋体" w:cs="Times New Roman" w:hint="eastAsia"/>
+          <w:color w:val="000000"/>
+          <w:kern w:val="0"/>
+          <w:sz w:val="24"/>
+          <w14:ligatures w14:val="none"/>
+        </w:rPr>
+        <w:t>v23-24：神降雨是洁净大地，是有目的的，</w:t>
+      </w:r>
+      <w:proofErr w:type="gramStart"/>
+      <w:r>
+        <w:rPr>
+          <w:rFonts w:ascii="宋体" w:eastAsia="宋体" w:hAnsi="宋体" w:cs="Times New Roman" w:hint="eastAsia"/>
+          <w:color w:val="000000"/>
+          <w:kern w:val="0"/>
+          <w:sz w:val="24"/>
+          <w14:ligatures w14:val="none"/>
+        </w:rPr>
+        <w:t>不</w:t>
+      </w:r>
+      <w:proofErr w:type="gramEnd"/>
+      <w:r>
+        <w:rPr>
+          <w:rFonts w:ascii="宋体" w:eastAsia="宋体" w:hAnsi="宋体" w:cs="Times New Roman" w:hint="eastAsia"/>
+          <w:color w:val="000000"/>
+          <w:kern w:val="0"/>
+          <w:sz w:val="24"/>
+          <w14:ligatures w14:val="none"/>
+        </w:rPr>
+        <w:t>降雨就是神的惩罚。以利亚时代，神有三年多没有降雨，因为亚哈作恶。</w:t>
+      </w:r>
+    </w:p>
+    <w:p>
+      <w:pPr>
+        <w:widowControl/>
+        <w:tabs>
+          <w:tab w:val="left" w:pos="420"/>
+        </w:tabs>
+        <w:spacing w:after="120" w:line="257" w:lineRule="auto"/>
+        <w:ind w:leftChars="100" w:left="220"/>
+        <w:jc w:val="both"/>
+        <w:rPr>
+          <w:rFonts w:ascii="楷体" w:eastAsia="楷体" w:hAnsi="楷体" w:cs="Times New Roman"/>
+          <w:color w:val="000000"/>
+          <w:kern w:val="0"/>
+          <w:sz w:val="24"/>
+          <w14:ligatures w14:val="none"/>
+        </w:rPr>
+      </w:pPr>
+      <w:r>
+        <w:rPr>
+          <w:rFonts w:ascii="楷体" w:eastAsia="楷体" w:hAnsi="楷体" w:cs="Times New Roman" w:hint="eastAsia"/>
+          <w:color w:val="000000"/>
+          <w:kern w:val="0"/>
+          <w:sz w:val="24"/>
+          <w14:ligatures w14:val="none"/>
+        </w:rPr>
+        <w:t>「诗篇148:7-8」：“</w:t>
+      </w:r>
+      <w:r>
+        <w:rPr>
+          <w:rFonts w:ascii="楷体" w:eastAsia="楷体" w:hAnsi="楷体" w:cs="Times New Roman" w:hint="eastAsia"/>
+          <w:color w:val="000000"/>
+          <w:kern w:val="0"/>
+          <w:sz w:val="24"/>
+          <w14:ligatures w14:val="none"/>
+        </w:rPr>
+        <w:t>所有在地上的，大鱼和一切深洋，火与冰雹，雪和雾气，成就他命的狂风</w:t>
+      </w:r>
+      <w:r>
+        <w:rPr>
+          <w:rFonts w:ascii="楷体" w:eastAsia="楷体" w:hAnsi="楷体" w:cs="Times New Roman" w:hint="eastAsia"/>
+          <w:color w:val="000000"/>
+          <w:kern w:val="0"/>
+          <w:sz w:val="24"/>
+          <w14:ligatures w14:val="none"/>
+        </w:rPr>
+        <w:t>……”</w:t>
+      </w:r>
+    </w:p>
+    <w:p>
+      <w:pPr>
+        <w:widowControl/>
+        <w:tabs>
+          <w:tab w:val="left" w:pos="420"/>
+        </w:tabs>
+        <w:spacing w:after="120" w:line="257" w:lineRule="auto"/>
+        <w:jc w:val="both"/>
+        <w:rPr>
+          <w:rFonts w:ascii="宋体" w:eastAsia="宋体" w:hAnsi="宋体" w:cs="Times New Roman"/>
+          <w:color w:val="000000"/>
+          <w:kern w:val="0"/>
+          <w:sz w:val="24"/>
+          <w14:ligatures w14:val="none"/>
+        </w:rPr>
+      </w:pPr>
+      <w:r>
+        <w:rPr>
+          <w:rFonts w:ascii="宋体" w:eastAsia="宋体" w:hAnsi="宋体" w:cs="Times New Roman" w:hint="eastAsia"/>
+          <w:color w:val="000000"/>
+          <w:kern w:val="0"/>
+          <w:sz w:val="24"/>
+          <w14:ligatures w14:val="none"/>
+        </w:rPr>
+        <w:t>v25</w:t>
+      </w:r>
+      <w:r>
+        <w:rPr>
+          <w:rFonts w:ascii="宋体" w:eastAsia="宋体" w:hAnsi="宋体" w:cs="Times New Roman" w:hint="eastAsia"/>
+          <w:color w:val="000000"/>
+          <w:kern w:val="0"/>
+          <w:sz w:val="24"/>
+          <w14:ligatures w14:val="none"/>
+        </w:rPr>
+        <w:t>：先知说骗人的预言，为了满足私欲，侵占他人的财富。</w:t>
+      </w:r>
+    </w:p>
+    <w:p>
+      <w:pPr>
+        <w:widowControl/>
+        <w:tabs>
+          <w:tab w:val="left" w:pos="420"/>
+        </w:tabs>
+        <w:spacing w:after="120" w:line="257" w:lineRule="auto"/>
+        <w:jc w:val="both"/>
+        <w:rPr>
+          <w:rFonts w:ascii="宋体" w:eastAsia="宋体" w:hAnsi="宋体" w:cs="Times New Roman"/>
+          <w:color w:val="000000"/>
+          <w:kern w:val="0"/>
+          <w:sz w:val="24"/>
+          <w14:ligatures w14:val="none"/>
+        </w:rPr>
+      </w:pPr>
+      <w:r>
+        <w:rPr>
+          <w:rFonts w:ascii="宋体" w:eastAsia="宋体" w:hAnsi="宋体" w:cs="Times New Roman" w:hint="eastAsia"/>
+          <w:color w:val="000000"/>
+          <w:kern w:val="0"/>
+          <w:sz w:val="24"/>
+          <w14:ligatures w14:val="none"/>
+        </w:rPr>
+        <w:t>v26：祭司亵慢神</w:t>
+      </w:r>
+    </w:p>
+    <w:p>
+      <w:pPr>
+        <w:widowControl/>
+        <w:tabs>
+          <w:tab w:val="left" w:pos="420"/>
+        </w:tabs>
+        <w:spacing w:after="120" w:line="257" w:lineRule="auto"/>
+        <w:jc w:val="both"/>
+        <w:rPr>
+          <w:rFonts w:ascii="宋体" w:eastAsia="宋体" w:hAnsi="宋体" w:cs="Times New Roman"/>
+          <w:color w:val="000000"/>
+          <w:kern w:val="0"/>
+          <w:sz w:val="24"/>
+          <w14:ligatures w14:val="none"/>
+        </w:rPr>
+      </w:pPr>
+      <w:r>
+        <w:rPr>
+          <w:rFonts w:ascii="宋体" w:eastAsia="宋体" w:hAnsi="宋体" w:cs="Times New Roman" w:hint="eastAsia"/>
+          <w:color w:val="000000"/>
+          <w:kern w:val="0"/>
+          <w:sz w:val="24"/>
+          <w14:ligatures w14:val="none"/>
+        </w:rPr>
+        <w:t>v27：执政掌权的首领伤人害命。</w:t>
+      </w:r>
+    </w:p>
+    <w:p>
+      <w:pPr>
+        <w:widowControl/>
+        <w:tabs>
+          <w:tab w:val="left" w:pos="420"/>
+        </w:tabs>
+        <w:spacing w:after="120" w:line="257" w:lineRule="auto"/>
+        <w:jc w:val="both"/>
+        <w:rPr>
+          <w:rFonts w:ascii="宋体" w:eastAsia="宋体" w:hAnsi="宋体" w:cs="Times New Roman"/>
+          <w:color w:val="000000"/>
+          <w:kern w:val="0"/>
+          <w:sz w:val="24"/>
+          <w14:ligatures w14:val="none"/>
+        </w:rPr>
+      </w:pPr>
+      <w:r>
+        <w:rPr>
+          <w:rFonts w:ascii="宋体" w:eastAsia="宋体" w:hAnsi="宋体" w:cs="Times New Roman" w:hint="eastAsia"/>
+          <w:color w:val="000000"/>
+          <w:kern w:val="0"/>
+          <w:sz w:val="24"/>
+          <w14:ligatures w14:val="none"/>
+        </w:rPr>
+        <w:t>v28：先知说虚假的占卜。</w:t>
+      </w:r>
+    </w:p>
+    <w:p>
+      <w:pPr>
+        <w:widowControl/>
+        <w:tabs>
+          <w:tab w:val="left" w:pos="420"/>
+        </w:tabs>
+        <w:spacing w:after="120" w:line="257" w:lineRule="auto"/>
+        <w:jc w:val="both"/>
+        <w:rPr>
+          <w:rFonts w:ascii="宋体" w:eastAsia="宋体" w:hAnsi="宋体" w:cs="Times New Roman" w:hint="eastAsia"/>
+          <w:color w:val="000000"/>
+          <w:kern w:val="0"/>
+          <w:sz w:val="24"/>
+          <w14:ligatures w14:val="none"/>
+        </w:rPr>
+      </w:pPr>
+      <w:r>
+        <w:rPr>
+          <w:rFonts w:ascii="宋体" w:eastAsia="宋体" w:hAnsi="宋体" w:cs="Times New Roman" w:hint="eastAsia"/>
+          <w:color w:val="000000"/>
+          <w:kern w:val="0"/>
+          <w:sz w:val="24"/>
+          <w14:ligatures w14:val="none"/>
+        </w:rPr>
+        <w:t>v29：民众也欺负弱小穷乏。</w:t>
+      </w:r>
+    </w:p>
+    <w:p>
+      <w:pPr>
+        <w:widowControl/>
+        <w:tabs>
+          <w:tab w:val="left" w:pos="420"/>
+        </w:tabs>
+        <w:spacing w:after="120" w:line="257" w:lineRule="auto"/>
+        <w:jc w:val="both"/>
+        <w:rPr>
+          <w:rFonts w:ascii="宋体" w:eastAsia="宋体" w:hAnsi="宋体" w:cs="Times New Roman"/>
+          <w:color w:val="000000"/>
+          <w:kern w:val="0"/>
+          <w:sz w:val="24"/>
+          <w14:ligatures w14:val="none"/>
+        </w:rPr>
+      </w:pPr>
+      <w:r>
+        <w:rPr>
+          <w:rFonts w:ascii="宋体" w:eastAsia="宋体" w:hAnsi="宋体" w:cs="Times New Roman" w:hint="eastAsia"/>
+          <w:color w:val="000000"/>
+          <w:kern w:val="0"/>
+          <w:sz w:val="24"/>
+          <w14:ligatures w14:val="none"/>
+        </w:rPr>
+        <w:t>v30：每个时代神都在寻找一个义人“重修墙垣”。在摩西、大卫之后，神再也没有找到这样的人。神希望祂的子民成为守望者、吹号者。这也是神给我们的盼望和鼓励。我们要成为</w:t>
+      </w:r>
+      <w:r>
+        <w:rPr>
+          <w:rFonts w:ascii="宋体" w:eastAsia="宋体" w:hAnsi="宋体" w:cs="Times New Roman" w:hint="eastAsia"/>
+          <w:color w:val="000000"/>
+          <w:kern w:val="0"/>
+          <w:sz w:val="24"/>
+          <w14:ligatures w14:val="none"/>
+        </w:rPr>
+        <w:t>堵住破口的人。</w:t>
+      </w:r>
+    </w:p>
+    <w:p>
+      <w:pPr>
+        <w:widowControl/>
+        <w:tabs>
+          <w:tab w:val="left" w:pos="420"/>
+        </w:tabs>
+        <w:spacing w:after="120" w:line="257" w:lineRule="auto"/>
+        <w:jc w:val="both"/>
+        <w:rPr>
+          <w:rFonts w:ascii="宋体" w:eastAsia="宋体" w:hAnsi="宋体" w:cs="Times New Roman" w:hint="eastAsia"/>
+          <w:color w:val="000000"/>
+          <w:kern w:val="0"/>
+          <w:sz w:val="24"/>
+          <w14:ligatures w14:val="none"/>
+        </w:rPr>
+      </w:pPr>
+      <w:r>
+        <w:rPr>
+          <w:rFonts w:ascii="宋体" w:eastAsia="宋体" w:hAnsi="宋体" w:cs="Times New Roman" w:hint="eastAsia"/>
+          <w:color w:val="000000"/>
+          <w:kern w:val="0"/>
+          <w:sz w:val="24"/>
+          <w14:ligatures w14:val="none"/>
+        </w:rPr>
+        <w:t>v31：</w:t>
+      </w:r>
+      <w:r>
+        <w:rPr>
+          <w:rFonts w:ascii="宋体" w:eastAsia="宋体" w:hAnsi="宋体" w:cs="Times New Roman" w:hint="eastAsia"/>
+          <w:color w:val="000000"/>
+          <w:kern w:val="0"/>
+          <w:sz w:val="24"/>
+          <w14:ligatures w14:val="none"/>
+        </w:rPr>
+        <w:t>神的审判即将降临。这将在几个层面上应验，</w:t>
+      </w:r>
+      <w:proofErr w:type="gramStart"/>
+      <w:r>
+        <w:rPr>
+          <w:rFonts w:ascii="宋体" w:eastAsia="宋体" w:hAnsi="宋体" w:cs="Times New Roman" w:hint="eastAsia"/>
+          <w:color w:val="000000"/>
+          <w:kern w:val="0"/>
+          <w:sz w:val="24"/>
+          <w14:ligatures w14:val="none"/>
+        </w:rPr>
+        <w:t>如但以</w:t>
+      </w:r>
+      <w:proofErr w:type="gramEnd"/>
+      <w:r>
+        <w:rPr>
+          <w:rFonts w:ascii="宋体" w:eastAsia="宋体" w:hAnsi="宋体" w:cs="Times New Roman" w:hint="eastAsia"/>
+          <w:color w:val="000000"/>
+          <w:kern w:val="0"/>
+          <w:sz w:val="24"/>
+          <w14:ligatures w14:val="none"/>
+        </w:rPr>
+        <w:t>理预言所说：</w:t>
+      </w:r>
+    </w:p>
+    <w:p>
+      <w:pPr>
+        <w:widowControl/>
+        <w:tabs>
+          <w:tab w:val="left" w:pos="420"/>
+        </w:tabs>
+        <w:spacing w:after="120" w:line="257" w:lineRule="auto"/>
+        <w:ind w:leftChars="100" w:left="220"/>
+        <w:jc w:val="both"/>
+        <w:rPr>
+          <w:rFonts w:ascii="楷体" w:eastAsia="楷体" w:hAnsi="楷体" w:cs="Times New Roman" w:hint="eastAsia"/>
+          <w:color w:val="000000"/>
+          <w:kern w:val="0"/>
+          <w:sz w:val="24"/>
+          <w14:ligatures w14:val="none"/>
+        </w:rPr>
+      </w:pPr>
+      <w:r>
+        <w:rPr>
+          <w:rFonts w:ascii="楷体" w:eastAsia="楷体" w:hAnsi="楷体" w:cs="Times New Roman" w:hint="eastAsia"/>
+          <w:color w:val="000000"/>
+          <w:kern w:val="0"/>
+          <w:sz w:val="24"/>
+          <w14:ligatures w14:val="none"/>
+        </w:rPr>
+        <w:t>「但以理书9:24」：“</w:t>
+      </w:r>
+      <w:r>
+        <w:rPr>
+          <w:rFonts w:ascii="楷体" w:eastAsia="楷体" w:hAnsi="楷体" w:cs="Times New Roman"/>
+          <w:color w:val="000000"/>
+          <w:kern w:val="0"/>
+          <w:sz w:val="24"/>
+          <w14:ligatures w14:val="none"/>
+        </w:rPr>
+        <w:t>为你本国之民和你圣城，已经定了七十个七。要</w:t>
+      </w:r>
+      <w:r>
+        <w:rPr>
+          <w:rFonts w:ascii="楷体" w:eastAsia="楷体" w:hAnsi="楷体" w:cs="Times New Roman"/>
+          <w:b/>
+          <w:bCs/>
+          <w:color w:val="000000"/>
+          <w:kern w:val="0"/>
+          <w:sz w:val="24"/>
+          <w14:ligatures w14:val="none"/>
+        </w:rPr>
+        <w:t>止住罪过，除净罪恶，赎尽罪孽，引进永义，封住异象和预言，并膏至圣者</w:t>
+      </w:r>
+      <w:r>
+        <w:rPr>
+          <w:rFonts w:ascii="楷体" w:eastAsia="楷体" w:hAnsi="楷体" w:cs="Times New Roman"/>
+          <w:color w:val="000000"/>
+          <w:kern w:val="0"/>
+          <w:sz w:val="24"/>
+          <w14:ligatures w14:val="none"/>
+        </w:rPr>
+        <w:t>。</w:t>
+      </w:r>
+      <w:r>
+        <w:rPr>
+          <w:rFonts w:ascii="楷体" w:eastAsia="楷体" w:hAnsi="楷体" w:cs="Times New Roman" w:hint="eastAsia"/>
+          <w:color w:val="000000"/>
+          <w:kern w:val="0"/>
+          <w:sz w:val="24"/>
+          <w14:ligatures w14:val="none"/>
+        </w:rPr>
+        <w:t>”</w:t>
+      </w:r>
+    </w:p>
+    <w:p>
+      <w:pPr>
+        <w:widowControl/>
+        <w:tabs>
+          <w:tab w:val="left" w:pos="420"/>
+        </w:tabs>
+        <w:spacing w:after="120" w:line="257" w:lineRule="auto"/>
+        <w:jc w:val="both"/>
+        <w:rPr>
+          <w:rFonts w:ascii="宋体" w:eastAsia="宋体" w:hAnsi="宋体" w:cs="Times New Roman"/>
+          <w:color w:val="000000"/>
+          <w:kern w:val="0"/>
+          <w:sz w:val="24"/>
+          <w14:ligatures w14:val="none"/>
+        </w:rPr>
+      </w:pPr>
+      <w:proofErr w:type="gramStart"/>
+      <w:r>
+        <w:rPr>
+          <w:rFonts w:ascii="宋体" w:eastAsia="宋体" w:hAnsi="宋体" w:cs="Times New Roman" w:hint="eastAsia"/>
+          <w:color w:val="000000"/>
+          <w:kern w:val="0"/>
+          <w:sz w:val="24"/>
+          <w14:ligatures w14:val="none"/>
+        </w:rPr>
+        <w:lastRenderedPageBreak/>
+        <w:t>神后来</w:t>
+      </w:r>
+      <w:proofErr w:type="gramEnd"/>
+      <w:r>
+        <w:rPr>
+          <w:rFonts w:ascii="宋体" w:eastAsia="宋体" w:hAnsi="宋体" w:cs="Times New Roman" w:hint="eastAsia"/>
+          <w:color w:val="000000"/>
+          <w:kern w:val="0"/>
+          <w:sz w:val="24"/>
+          <w14:ligatures w14:val="none"/>
+        </w:rPr>
+        <w:t>借波斯人使犹太人回到耶路撒冷重建城墙，后来又派来弥赛亚，可惜犹太人再一次拒绝了拯救他们的耶稣基督，直到犹大最终被罗马帝国所灭。</w:t>
+      </w:r>
+      <w:r>
+        <w:rPr>
+          <w:rFonts w:ascii="宋体" w:eastAsia="宋体" w:hAnsi="宋体" w:cs="Times New Roman" w:hint="eastAsia"/>
+          <w:color w:val="000000"/>
+          <w:kern w:val="0"/>
+          <w:sz w:val="24"/>
+          <w14:ligatures w14:val="none"/>
+        </w:rPr>
+        <w:t>第一圣殿和第二圣殿是在不同年份的同一天被毁的。耶稣撒</w:t>
+      </w:r>
+      <w:proofErr w:type="gramStart"/>
+      <w:r>
+        <w:rPr>
+          <w:rFonts w:ascii="宋体" w:eastAsia="宋体" w:hAnsi="宋体" w:cs="Times New Roman" w:hint="eastAsia"/>
+          <w:color w:val="000000"/>
+          <w:kern w:val="0"/>
+          <w:sz w:val="24"/>
+          <w14:ligatures w14:val="none"/>
+        </w:rPr>
+        <w:t>冷成为</w:t>
+      </w:r>
+      <w:proofErr w:type="gramEnd"/>
+      <w:r>
+        <w:rPr>
+          <w:rFonts w:ascii="宋体" w:eastAsia="宋体" w:hAnsi="宋体" w:cs="Times New Roman" w:hint="eastAsia"/>
+          <w:color w:val="000000"/>
+          <w:kern w:val="0"/>
+          <w:sz w:val="24"/>
+          <w14:ligatures w14:val="none"/>
+        </w:rPr>
+        <w:t>火炉。</w:t>
+      </w:r>
+      <w:r>
+        <w:rPr>
+          <w:rFonts w:ascii="宋体" w:eastAsia="宋体" w:hAnsi="宋体" w:cs="Times New Roman" w:hint="eastAsia"/>
+          <w:color w:val="000000"/>
+          <w:kern w:val="0"/>
+          <w:sz w:val="24"/>
+          <w14:ligatures w14:val="none"/>
+        </w:rPr>
+        <w:t>到最后七年时，</w:t>
+      </w:r>
+    </w:p>
+    <w:p>
+      <w:pPr>
+        <w:widowControl/>
+        <w:tabs>
+          <w:tab w:val="left" w:pos="420"/>
+        </w:tabs>
+        <w:spacing w:after="120" w:line="257" w:lineRule="auto"/>
+        <w:ind w:leftChars="100" w:left="220"/>
+        <w:jc w:val="both"/>
+        <w:rPr>
+          <w:rFonts w:ascii="楷体" w:eastAsia="楷体" w:hAnsi="楷体" w:cs="Times New Roman"/>
+          <w:color w:val="000000"/>
+          <w:kern w:val="0"/>
+          <w:sz w:val="24"/>
+          <w14:ligatures w14:val="none"/>
+        </w:rPr>
+      </w:pPr>
+      <w:r>
+        <w:rPr>
+          <w:rFonts w:ascii="楷体" w:eastAsia="楷体" w:hAnsi="楷体" w:cs="Times New Roman" w:hint="eastAsia"/>
+          <w:color w:val="000000"/>
+          <w:kern w:val="0"/>
+          <w:sz w:val="24"/>
+          <w14:ligatures w14:val="none"/>
+        </w:rPr>
+        <w:t>「撒</w:t>
+      </w:r>
+      <w:proofErr w:type="gramStart"/>
+      <w:r>
+        <w:rPr>
+          <w:rFonts w:ascii="楷体" w:eastAsia="楷体" w:hAnsi="楷体" w:cs="Times New Roman" w:hint="eastAsia"/>
+          <w:color w:val="000000"/>
+          <w:kern w:val="0"/>
+          <w:sz w:val="24"/>
+          <w14:ligatures w14:val="none"/>
+        </w:rPr>
+        <w:t>迦</w:t>
+      </w:r>
+      <w:proofErr w:type="gramEnd"/>
+      <w:r>
+        <w:rPr>
+          <w:rFonts w:ascii="楷体" w:eastAsia="楷体" w:hAnsi="楷体" w:cs="Times New Roman" w:hint="eastAsia"/>
+          <w:color w:val="000000"/>
+          <w:kern w:val="0"/>
+          <w:sz w:val="24"/>
+          <w14:ligatures w14:val="none"/>
+        </w:rPr>
+        <w:t>利亚书13:8-9」：“</w:t>
+      </w:r>
+      <w:r>
+        <w:rPr>
+          <w:rFonts w:ascii="楷体" w:eastAsia="楷体" w:hAnsi="楷体" w:cs="Times New Roman" w:hint="eastAsia"/>
+          <w:color w:val="000000"/>
+          <w:kern w:val="0"/>
+          <w:sz w:val="24"/>
+          <w14:ligatures w14:val="none"/>
+        </w:rPr>
+        <w:t>耶和华说：这全地的人，三分之二必剪除而死，三分之一仍必存留。我要使这三分之一经火，熬炼他们，如熬炼银子；试炼他们，如试炼金子。他们必求告我的名，我必应允他们。我要说：这是我的子民。他们也要说：耶和华是我们的　神。</w:t>
+      </w:r>
+      <w:r>
+        <w:rPr>
+          <w:rFonts w:ascii="楷体" w:eastAsia="楷体" w:hAnsi="楷体" w:cs="Times New Roman" w:hint="eastAsia"/>
+          <w:color w:val="000000"/>
+          <w:kern w:val="0"/>
+          <w:sz w:val="24"/>
+          <w14:ligatures w14:val="none"/>
+        </w:rPr>
+        <w:t>”</w:t>
+      </w:r>
+    </w:p>
+    <w:p>
+      <w:pPr>
+        <w:widowControl/>
+        <w:tabs>
+          <w:tab w:val="left" w:pos="420"/>
+        </w:tabs>
+        <w:spacing w:after="120" w:line="257" w:lineRule="auto"/>
+        <w:jc w:val="both"/>
+        <w:rPr>
+          <w:rFonts w:ascii="宋体" w:eastAsia="宋体" w:hAnsi="宋体" w:cs="Times New Roman" w:hint="eastAsia"/>
+          <w:color w:val="000000"/>
+          <w:kern w:val="0"/>
+          <w:sz w:val="24"/>
+          <w14:ligatures w14:val="none"/>
+        </w:rPr>
+      </w:pPr>
+      <w:r>
+        <w:rPr>
+          <w:rFonts w:ascii="宋体" w:eastAsia="宋体" w:hAnsi="宋体" w:cs="Times New Roman" w:hint="eastAsia"/>
+          <w:color w:val="000000"/>
+          <w:kern w:val="0"/>
+          <w:sz w:val="24"/>
+          <w14:ligatures w14:val="none"/>
+        </w:rPr>
+        <w:t>神为世人预备</w:t>
+      </w:r>
+      <w:r>
+        <w:rPr>
+          <w:rFonts w:ascii="宋体" w:eastAsia="宋体" w:hAnsi="宋体" w:cs="Times New Roman" w:hint="eastAsia"/>
+          <w:color w:val="000000"/>
+          <w:kern w:val="0"/>
+          <w:sz w:val="24"/>
+          <w14:ligatures w14:val="none"/>
+        </w:rPr>
+        <w:t>弥赛亚</w:t>
+      </w:r>
+      <w:r>
+        <w:rPr>
+          <w:rFonts w:ascii="宋体" w:eastAsia="宋体" w:hAnsi="宋体" w:cs="Times New Roman" w:hint="eastAsia"/>
+          <w:color w:val="000000"/>
+          <w:kern w:val="0"/>
+          <w:sz w:val="24"/>
+          <w14:ligatures w14:val="none"/>
+        </w:rPr>
+        <w:t>，两千年前弥赛亚来了，他离世后教会开始。1948年犹太人复国，弥赛</w:t>
+      </w:r>
+      <w:proofErr w:type="gramStart"/>
+      <w:r>
+        <w:rPr>
+          <w:rFonts w:ascii="宋体" w:eastAsia="宋体" w:hAnsi="宋体" w:cs="Times New Roman" w:hint="eastAsia"/>
+          <w:color w:val="000000"/>
+          <w:kern w:val="0"/>
+          <w:sz w:val="24"/>
+          <w14:ligatures w14:val="none"/>
+        </w:rPr>
+        <w:t>亚还要</w:t>
+      </w:r>
+      <w:proofErr w:type="gramEnd"/>
+      <w:r>
+        <w:rPr>
+          <w:rFonts w:ascii="宋体" w:eastAsia="宋体" w:hAnsi="宋体" w:cs="Times New Roman" w:hint="eastAsia"/>
+          <w:color w:val="000000"/>
+          <w:kern w:val="0"/>
+          <w:sz w:val="24"/>
+          <w14:ligatures w14:val="none"/>
+        </w:rPr>
+        <w:t>来到世上</w:t>
+      </w:r>
+      <w:proofErr w:type="gramStart"/>
+      <w:r>
+        <w:rPr>
+          <w:rFonts w:ascii="宋体" w:eastAsia="宋体" w:hAnsi="宋体" w:cs="Times New Roman" w:hint="eastAsia"/>
+          <w:color w:val="000000"/>
+          <w:kern w:val="0"/>
+          <w:sz w:val="24"/>
+          <w14:ligatures w14:val="none"/>
+        </w:rPr>
+        <w:t>救最后</w:t>
+      </w:r>
+      <w:proofErr w:type="gramEnd"/>
+      <w:r>
+        <w:rPr>
+          <w:rFonts w:ascii="宋体" w:eastAsia="宋体" w:hAnsi="宋体" w:cs="Times New Roman" w:hint="eastAsia"/>
+          <w:color w:val="000000"/>
+          <w:kern w:val="0"/>
+          <w:sz w:val="24"/>
+          <w14:ligatures w14:val="none"/>
+        </w:rPr>
+        <w:t>三分之一的犹太人。</w:t>
+      </w:r>
     </w:p>
     <w:sectPr>
       <w:pgSz w:w="11906" w:h="16838"/>
@@ -55902,7 +57992,6 @@
   <w:style w:type="character" w:default="1" w:styleId="a0">
     <w:name w:val="Default Paragraph Font"/>
     <w:uiPriority w:val="1"/>
-    <w:semiHidden/>
     <w:unhideWhenUsed/>
   </w:style>
   <w:style w:type="table" w:default="1" w:styleId="a1">
